--- a/competition/paper/EraSeMap_scientific_paper_RU.docx
+++ b/competition/paper/EraSeMap_scientific_paper_RU.docx
@@ -93,6 +93,9 @@
         <w:gridCol w:w="6577"/>
       </w:tblGrid>
       <w:tr>
+        <w:trPr>
+          <w:tblHeader w:val="true"/>
+        </w:trPr>
         <w:tc>
           <w:tcPr>
             <w:tcW w:type="dxa" w:w="2450"/>
@@ -300,7 +303,7 @@
           <w:b w:val="0"/>
           <w:i w:val="0"/>
         </w:rPr>
-        <w:t>Удаление биометрической записи из основной базы не гарантирует удаления производного шаблона, поискового индекса, кэша, резервной копии, аудиторской реплики или влияния записи на обученную модель. В работе представлен EraSeMap — аудит удаления на уровне одного субъекта, который описывает эти объекты типизированным операционным графом и не объявляет удаление завершённым, пока остаётся активный остаточный путь, проваленная проверка, неизвестный обязательный канал или неуспешное повторное исполнение действий. Метод выдаёт один из трёх вердиктов — COMPLETE, INCOMPLETE или UNVERIFIED, — кратчайший остаточный контрпример и минимальный по стоимости корректирующий план удаления (CDC). Математическое ядро намеренно компактно: остаточные пути задают, что ещё может быть использовано; типизированные каналы задают обязательные доказательства; конечная оптимизационная задача выбирает самый дешёвый разрешённый набор действий, закрывающий известные остатки. В Lean 4 машинно проверены условная корректность повторного COMPLETE и оптимальность конечного CDC. Производственный branch-and-bound селектор совпал с полным перебором в 3072 из 3072 систематических запусков. В авторском стресс-тесте механизма EraSeMap дал 0/75 ложных COMPLETE, тогда как аудит только состояний типизированных узлов дал 75/75. На source-locked наборе из пяти официальных внешних структур EraSeMap дал 0/100 ложных COMPLETE и 25/25 корректных COMPLETE, но разделил первое место с сильнейшим typed-baseline. В пререгистрированном локальном multi-service эксперименте с реальными процессами PostgreSQL, Redis и Qdrant, зашифрованной резервной копией и ridge-моделью целевой CDC достиг проверенного COMPLETE в 20/20 парных испытаний, сохранил всех остальных субъектов, сократил записанные байты на 94,62% и ускорил выполнение в среднем в 17,64 раза относительно rebuild-all (парный bootstrap 95% ДИ: 16,39–18,98). Ограниченный адаптивный эксперимент по удалению влияния лица прошёл неизменённые пороги качества, приватности и скорости, но не является независимым подтверждением. Результаты подтверждают реализуемость и внутреннюю корректность доказательного аудита, сохраняя полноту топологии, независимый hidden challenge и production-внедрение как открытые обязательства.</w:t>
+        <w:t>Удаление биометрической записи из основной базы не гарантирует удаления производного шаблона, поискового индекса, кэша, резервной копии, аудиторской реплики или влияния записи на обученную модель. В работе представлен EraSeMap — аудит удаления на уровне одного субъекта, построенный вокруг Proof-Carrying Unlearning Graph (PCUG; графа удаления с проверяемым доказательством). Он не объявляет удаление завершённым, пока остаётся активный остаточный путь, проваленная проверка, неизвестный обязательный канал или неуспешный повторный аудит после действий. Метод выдаёт один из трёх вердиктов — COMPLETE, INCOMPLETE или UNVERIFIED, — кратчайший остаточный контрпример и минимальный по стоимости Counterfactual Deletion Cut (CDC; контрфактический разрез удаления). Остаточные пути задают, что ещё может быть использовано; типизированные каналы — обязательные доказательства; конечная оптимизационная задача выбирает самый дешёвый разрешённый набор действий, чьё смоделированное состояние проходит тот же зафиксированный аудит. В Lean 4 машинно проверены условная корректность повторного COMPLETE и оптимальность конечного CDC. Производственный алгоритм ветвей и границ совпал с полным перебором в 3072 из 3072 систематических запусков. В авторском стресс-тесте механизма EraSeMap дал 0/75 ложных COMPLETE, тогда как аудит только состояний типизированных узлов дал 75/75. На зафиксированном по источникам наборе из пяти официальных внешних структур EraSeMap дал 0/100 ложных COMPLETE и 25/25 корректных COMPLETE, но разделил первое место с сильнейшим типизированным базовым методом. В пререгистрированном локальном многосервисном эксперименте с реальными процессами PostgreSQL, Redis и Qdrant, зашифрованной резервной копией и ridge-моделью целевой CDC достиг проверенного COMPLETE в 20/20 парных испытаний, сохранил все 249 неудаляемых записей в каждом испытании, воспроизвёл веса ridge-модели полной пересборки с отклонением не более 2,22 × 10⁻¹⁵, сократил записанные байты на 94,62% и ускорил выполнение в среднем в 17,64 раза (парный бутстрэп, 95% ДИ: 16,39–18,98). Ограниченный адаптивный эксперимент по удалению влияния лица прошёл зафиксированные пороги качества, приватности и скорости, но не является независимым подтверждением. Результаты подтверждают реализуемость и внутреннюю корректность доказательного аудита, сохраняя полноту топологии, независимое скрытое испытание и внедрение в рабочей инфраструктуре как открытые обязательства.</w:t>
       </w:r>
     </w:p>
     <w:p>
@@ -368,7 +371,39 @@
           <w:b w:val="0"/>
           <w:i w:val="0"/>
         </w:rPr>
-        <w:t>Machine unlearning изучает устранение влияния обучающих данных из модели. Data provenance описывает связи между исходными и производными объектами. Proof-of-deletion исследует проверяемые утверждения. Методы оптимизации позволяют выбирать дешёвые наборы действий. Каждая область решает часть задачи. EraSeMap проверяет более узкую системную гипотезу: можно ли объединить эти части в один subject-scoped fail-closed контракт, который возвращает воспроизводимый вердикт и конкретное исправление вместо неподтверждённого обещания?</w:t>
+        <w:t xml:space="preserve">Machine unlearning изучает устранение влияния обучающих данных из модели. Происхождение данных описывает связи между исходными и производными объектами. Исследования доказуемого удаления рассматривают проверяемые утверждения. Методы оптимизации позволяют выбирать дешёвые наборы действий. Каждая область решает часть задачи. EraSeMap проверяет более узкую системную гипотезу: можно ли объединить эти части в один относящийся к конкретному субъекту, закрывающийся только при доказанном успехе контракт, который возвращает воспроизводимый вердикт и конкретное исправление вместо неподтверждённого обещания? Основное представление — </w:t>
+      </w:r>
+      <w:r>
+        <w:rPr>
+          <w:rFonts w:ascii="Calibri" w:hAnsi="Calibri" w:eastAsia="Calibri"/>
+          <w:b/>
+          <w:i w:val="0"/>
+        </w:rPr>
+        <w:t>Proof-Carrying Unlearning Graph (PCUG; граф удаления с проверяемым доказательством)</w:t>
+      </w:r>
+      <w:r>
+        <w:rPr>
+          <w:rFonts w:ascii="Calibri" w:hAnsi="Calibri" w:eastAsia="Calibri"/>
+          <w:b w:val="0"/>
+          <w:i w:val="0"/>
+        </w:rPr>
+        <w:t xml:space="preserve">; объект исправления — </w:t>
+      </w:r>
+      <w:r>
+        <w:rPr>
+          <w:rFonts w:ascii="Calibri" w:hAnsi="Calibri" w:eastAsia="Calibri"/>
+          <w:b/>
+          <w:i w:val="0"/>
+        </w:rPr>
+        <w:t>Counterfactual Deletion Cut (CDC; контрфактический разрез удаления)</w:t>
+      </w:r>
+      <w:r>
+        <w:rPr>
+          <w:rFonts w:ascii="Calibri" w:hAnsi="Calibri" w:eastAsia="Calibri"/>
+          <w:b w:val="0"/>
+          <w:i w:val="0"/>
+        </w:rPr>
+        <w:t>.</w:t>
       </w:r>
     </w:p>
     <w:p>
@@ -530,8 +565,14 @@
     </w:p>
     <w:p>
       <w:pPr>
-        <w:pStyle w:val="ListNumber"/>
-      </w:pPr>
+        <w:pStyle w:val="NumberedItem"/>
+      </w:pPr>
+      <w:r>
+        <w:rPr>
+          <w:rFonts w:ascii="Calibri" w:hAnsi="Calibri" w:eastAsia="Calibri"/>
+        </w:rPr>
+        <w:t xml:space="preserve">1. </w:t>
+      </w:r>
       <w:r>
         <w:rPr>
           <w:rFonts w:ascii="Calibri" w:hAnsi="Calibri" w:eastAsia="Calibri"/>
@@ -543,8 +584,14 @@
     </w:p>
     <w:p>
       <w:pPr>
-        <w:pStyle w:val="ListNumber"/>
-      </w:pPr>
+        <w:pStyle w:val="NumberedItem"/>
+      </w:pPr>
+      <w:r>
+        <w:rPr>
+          <w:rFonts w:ascii="Calibri" w:hAnsi="Calibri" w:eastAsia="Calibri"/>
+        </w:rPr>
+        <w:t xml:space="preserve">2. </w:t>
+      </w:r>
       <w:r>
         <w:rPr>
           <w:rFonts w:ascii="Calibri" w:hAnsi="Calibri" w:eastAsia="Calibri"/>
@@ -556,8 +603,14 @@
     </w:p>
     <w:p>
       <w:pPr>
-        <w:pStyle w:val="ListNumber"/>
-      </w:pPr>
+        <w:pStyle w:val="NumberedItem"/>
+      </w:pPr>
+      <w:r>
+        <w:rPr>
+          <w:rFonts w:ascii="Calibri" w:hAnsi="Calibri" w:eastAsia="Calibri"/>
+        </w:rPr>
+        <w:t xml:space="preserve">3. </w:t>
+      </w:r>
       <w:r>
         <w:rPr>
           <w:rFonts w:ascii="Calibri" w:hAnsi="Calibri" w:eastAsia="Calibri"/>
@@ -569,8 +622,14 @@
     </w:p>
     <w:p>
       <w:pPr>
-        <w:pStyle w:val="ListNumber"/>
-      </w:pPr>
+        <w:pStyle w:val="NumberedItem"/>
+      </w:pPr>
+      <w:r>
+        <w:rPr>
+          <w:rFonts w:ascii="Calibri" w:hAnsi="Calibri" w:eastAsia="Calibri"/>
+        </w:rPr>
+        <w:t xml:space="preserve">4. </w:t>
+      </w:r>
       <w:r>
         <w:rPr>
           <w:rFonts w:ascii="Calibri" w:hAnsi="Calibri" w:eastAsia="Calibri"/>
@@ -597,7 +656,7 @@
         <w:drawing>
           <wp:inline xmlns:a="http://schemas.openxmlformats.org/drawingml/2006/main" xmlns:pic="http://schemas.openxmlformats.org/drawingml/2006/picture">
             <wp:extent cx="5577840" cy="2726944"/>
-            <wp:docPr id="1" name="Picture 1"/>
+            <wp:docPr id="1" name="Picture 1" descr="Схема: запрос удаления проходит через граф остаточных путей, проверяющие каналы, выбор CDC, исполнение действий и повторный аудит до COMPLETE." title="Рисунок 1"/>
             <wp:cNvGraphicFramePr>
               <a:graphicFrameLocks noChangeAspect="1"/>
             </wp:cNvGraphicFramePr>
@@ -634,7 +693,7 @@
         <w:keepNext w:val="0"/>
       </w:pPr>
       <w:r>
-        <w:t>Рисунок 1. От запроса субъекта к проверенному завершению через остаточные пути, CDC и replay.</w:t>
+        <w:t>Рисунок 1. От запроса субъекта к проверенному завершению через остаточные пути, CDC и повторный аудит. Составлено автором по протоколу EraSeMap.</w:t>
       </w:r>
     </w:p>
     <w:p>
@@ -1250,7 +1309,7 @@
         <w:pStyle w:val="Heading1"/>
       </w:pPr>
       <w:r>
-        <w:t>4. Минимальный по стоимости корректирующий план</w:t>
+        <w:t>4. Минимальный по стоимости контрфактический разрез удаления</w:t>
       </w:r>
     </w:p>
     <w:p>
@@ -1263,7 +1322,7 @@
           <w:b w:val="0"/>
           <w:i w:val="0"/>
         </w:rPr>
-        <w:t xml:space="preserve">Если результат не COMPLETE, система строит множество </w:t>
+        <w:t xml:space="preserve">Если результат не COMPLETE, система строит конечный каталог </w:t>
       </w:r>
       <w:r>
         <w:rPr>
@@ -1279,7 +1338,7 @@
           <w:b w:val="0"/>
           <w:i w:val="0"/>
         </w:rPr>
-        <w:t xml:space="preserve"> разрешённых действий. Действие может удалить запись, инвалидировать кэш, уничтожить backup key, перестроить индекс, переобучить или очистить модель либо включить processing block. У каждого действия </w:t>
+        <w:t xml:space="preserve"> действий-кандидатов. Действие может удалить запись, инвалидировать кэш, уничтожить ключ резервной копии, перестроить индекс, переобучить или очистить модель либо включить запрет обработки. У каждого действия </w:t>
       </w:r>
       <w:r>
         <w:rPr>
@@ -1311,130 +1370,7 @@
           <w:b w:val="0"/>
           <w:i w:val="0"/>
         </w:rPr>
-        <w:t xml:space="preserve"> и множество закрываемых обязательств </w:t>
-      </w:r>
-      <w:r>
-        <w:rPr>
-          <w:rFonts w:ascii="Calibri" w:hAnsi="Calibri" w:eastAsia="Calibri"/>
-          <w:b/>
-          <w:i w:val="0"/>
-        </w:rPr>
-        <w:t>K(a)</w:t>
-      </w:r>
-      <w:r>
-        <w:rPr>
-          <w:rFonts w:ascii="Calibri" w:hAnsi="Calibri" w:eastAsia="Calibri"/>
-          <w:b w:val="0"/>
-          <w:i w:val="0"/>
-        </w:rPr>
-        <w:t>.</w:t>
-      </w:r>
-    </w:p>
-    <w:p>
-      <w:pPr>
-        <w:widowControl/>
-      </w:pPr>
-      <w:r>
-        <w:rPr>
-          <w:rFonts w:ascii="Calibri" w:hAnsi="Calibri" w:eastAsia="Calibri"/>
-          <w:b w:val="0"/>
-          <w:i w:val="0"/>
-        </w:rPr>
-        <w:t xml:space="preserve">Введём двоичную переменную </w:t>
-      </w:r>
-      <w:r>
-        <w:rPr>
-          <w:rFonts w:ascii="Calibri" w:hAnsi="Calibri" w:eastAsia="Calibri"/>
-          <w:b/>
-          <w:i w:val="0"/>
-        </w:rPr>
-        <w:t>xₐ ∈ {0,1}</w:t>
-      </w:r>
-      <w:r>
-        <w:rPr>
-          <w:rFonts w:ascii="Calibri" w:hAnsi="Calibri" w:eastAsia="Calibri"/>
-          <w:b w:val="0"/>
-          <w:i w:val="0"/>
-        </w:rPr>
-        <w:t xml:space="preserve">. Для известных остаточных обязательств </w:t>
-      </w:r>
-      <w:r>
-        <w:rPr>
-          <w:rFonts w:ascii="Calibri" w:hAnsi="Calibri" w:eastAsia="Calibri"/>
-          <w:b/>
-          <w:i w:val="0"/>
-        </w:rPr>
-        <w:t>Oᵤ</w:t>
-      </w:r>
-      <w:r>
-        <w:rPr>
-          <w:rFonts w:ascii="Calibri" w:hAnsi="Calibri" w:eastAsia="Calibri"/>
-          <w:b w:val="0"/>
-          <w:i w:val="0"/>
-        </w:rPr>
-        <w:t xml:space="preserve"> точная CDC-задача:</w:t>
-      </w:r>
-    </w:p>
-    <w:p>
-      <w:pPr>
-        <w:pStyle w:val="Formula"/>
-      </w:pPr>
-      <w:r>
-        <w:rPr>
-          <w:rFonts w:ascii="Cambria Math" w:hAnsi="Cambria Math" w:eastAsia="Cambria Math"/>
-          <w:sz w:val="23"/>
-        </w:rPr>
-        <w:t>минимизировать  Σₐ∈A c(a)xₐ</w:t>
-      </w:r>
-    </w:p>
-    <w:p>
-      <w:pPr>
-        <w:widowControl/>
-      </w:pPr>
-      <w:r>
-        <w:rPr>
-          <w:rFonts w:ascii="Calibri" w:hAnsi="Calibri" w:eastAsia="Calibri"/>
-          <w:b w:val="0"/>
-          <w:i w:val="0"/>
-        </w:rPr>
-        <w:t>при ограничениях</w:t>
-      </w:r>
-    </w:p>
-    <w:p>
-      <w:pPr>
-        <w:pStyle w:val="Formula"/>
-      </w:pPr>
-      <w:r>
-        <w:rPr>
-          <w:rFonts w:ascii="Cambria Math" w:hAnsi="Cambria Math" w:eastAsia="Cambria Math"/>
-          <w:sz w:val="23"/>
-        </w:rPr>
-        <w:t>Σₐ:o∈K(a) xₐ ≥ 1 для каждого o ∈ Oᵤ,</w:t>
-      </w:r>
-    </w:p>
-    <w:p>
-      <w:pPr>
-        <w:pStyle w:val="Formula"/>
-      </w:pPr>
-      <w:r>
-        <w:rPr>
-          <w:rFonts w:ascii="Cambria Math" w:hAnsi="Cambria Math" w:eastAsia="Cambria Math"/>
-          <w:sz w:val="23"/>
-        </w:rPr>
-        <w:t>xₐ ≤ p(a) для каждого a ∈ A,</w:t>
-      </w:r>
-    </w:p>
-    <w:p>
-      <w:pPr>
-        <w:widowControl/>
-      </w:pPr>
-      <w:r>
-        <w:rPr>
-          <w:rFonts w:ascii="Calibri" w:hAnsi="Calibri" w:eastAsia="Calibri"/>
-          <w:b w:val="0"/>
-          <w:i w:val="0"/>
-        </w:rPr>
-        <w:t xml:space="preserve">где </w:t>
+        <w:t xml:space="preserve"> и признак разрешения </w:t>
       </w:r>
       <w:r>
         <w:rPr>
@@ -1450,7 +1386,7 @@
           <w:b w:val="0"/>
           <w:i w:val="0"/>
         </w:rPr>
-        <w:t xml:space="preserve"> показывает разрешение политикой. Первое ограничение закрывает каждый известный остаток; второе запрещает несанкционированные операции.</w:t>
+        <w:t>.</w:t>
       </w:r>
     </w:p>
     <w:p>
@@ -1463,7 +1399,118 @@
           <w:b w:val="0"/>
           <w:i w:val="0"/>
         </w:rPr>
-        <w:t>При числе разрешённых действий до 30 EraSeMap использует детерминированный точный branch-and-bound. Для больших каталогов применяется детерминированный greedy fallback с явной меткой отсутствия гарантии оптимальности. Стоимости считаются условными, если эксперимент не выполнил измеренную калибровку. Главное: план не принимается только потому, что оптимизатор предсказал покрытие. Действия исполняются в disposable или авторизованной среде, топология и evidence собираются заново, аудит повторяется. Принимается только replayed COMPLETE.</w:t>
+        <w:t xml:space="preserve">Для набора действий </w:t>
+      </w:r>
+      <w:r>
+        <w:rPr>
+          <w:rFonts w:ascii="Calibri" w:hAnsi="Calibri" w:eastAsia="Calibri"/>
+          <w:b/>
+          <w:i w:val="0"/>
+        </w:rPr>
+        <w:t>B ⊆ A</w:t>
+      </w:r>
+      <w:r>
+        <w:rPr>
+          <w:rFonts w:ascii="Calibri" w:hAnsi="Calibri" w:eastAsia="Calibri"/>
+          <w:b w:val="0"/>
+          <w:i w:val="0"/>
+        </w:rPr>
+        <w:t xml:space="preserve"> обозначим через </w:t>
+      </w:r>
+      <w:r>
+        <w:rPr>
+          <w:rFonts w:ascii="Calibri" w:hAnsi="Calibri" w:eastAsia="Calibri"/>
+          <w:b/>
+          <w:i w:val="0"/>
+        </w:rPr>
+        <w:t>Apply(G,B)</w:t>
+      </w:r>
+      <w:r>
+        <w:rPr>
+          <w:rFonts w:ascii="Calibri" w:hAnsi="Calibri" w:eastAsia="Calibri"/>
+          <w:b w:val="0"/>
+          <w:i w:val="0"/>
+        </w:rPr>
+        <w:t xml:space="preserve"> детерминированно смоделированные граф и доказательства после действий. Пусть </w:t>
+      </w:r>
+      <w:r>
+        <w:rPr>
+          <w:rFonts w:ascii="Calibri" w:hAnsi="Calibri" w:eastAsia="Calibri"/>
+          <w:b/>
+          <w:i w:val="0"/>
+        </w:rPr>
+        <w:t>F</w:t>
+      </w:r>
+      <w:r>
+        <w:rPr>
+          <w:rFonts w:ascii="Calibri" w:hAnsi="Calibri" w:eastAsia="Calibri"/>
+          <w:b w:val="0"/>
+          <w:i w:val="0"/>
+        </w:rPr>
+        <w:t xml:space="preserve"> — тот же зафиксированный трёхзначный вычислитель, которым проверялся исходный запрос. Допустимость определяется повторным аудитом, а не заявленным покрытием действий:</w:t>
+      </w:r>
+    </w:p>
+    <w:p>
+      <w:pPr>
+        <w:pStyle w:val="Formula"/>
+      </w:pPr>
+      <w:r>
+        <w:rPr>
+          <w:rFonts w:ascii="Cambria Math" w:hAnsi="Cambria Math" w:eastAsia="Cambria Math"/>
+          <w:sz w:val="23"/>
+        </w:rPr>
+        <w:t>Feasible(B) ⇔ (∀a ∈ B, p(a)=1) ∧ F(Apply(G,B)) = COMPLETE.</w:t>
+      </w:r>
+    </w:p>
+    <w:p>
+      <w:pPr>
+        <w:widowControl/>
+      </w:pPr>
+      <w:r>
+        <w:rPr>
+          <w:rFonts w:ascii="Calibri" w:hAnsi="Calibri" w:eastAsia="Calibri"/>
+          <w:b w:val="0"/>
+          <w:i w:val="0"/>
+        </w:rPr>
+        <w:t>Точный CDC равен</w:t>
+      </w:r>
+    </w:p>
+    <w:p>
+      <w:pPr>
+        <w:pStyle w:val="Formula"/>
+      </w:pPr>
+      <w:r>
+        <w:rPr>
+          <w:rFonts w:ascii="Cambria Math" w:hAnsi="Cambria Math" w:eastAsia="Cambria Math"/>
+          <w:sz w:val="23"/>
+        </w:rPr>
+        <w:t>B* ∈ arg min₍B⊆A : Feasible(B)₎ Σₐ∈B c(a).</w:t>
+      </w:r>
+    </w:p>
+    <w:p>
+      <w:pPr>
+        <w:widowControl/>
+      </w:pPr>
+      <w:r>
+        <w:rPr>
+          <w:rFonts w:ascii="Calibri" w:hAnsi="Calibri" w:eastAsia="Calibri"/>
+          <w:b w:val="0"/>
+          <w:i w:val="0"/>
+        </w:rPr>
+        <w:t>Абстракции покрытия остатков помогают объяснять действия-кандидаты, однако одно покрытие множеств не считается доказательством: зависимости каналов и взаимодействия действий способны сделать номинальное покрытие недостаточным. Авторитетным предикатом допустимости остаётся зафиксированный вычислитель.</w:t>
+      </w:r>
+    </w:p>
+    <w:p>
+      <w:pPr>
+        <w:widowControl/>
+      </w:pPr>
+      <w:r>
+        <w:rPr>
+          <w:rFonts w:ascii="Calibri" w:hAnsi="Calibri" w:eastAsia="Calibri"/>
+          <w:b w:val="0"/>
+          <w:i w:val="0"/>
+        </w:rPr>
+        <w:t>При числе разрешённых действий до 30 EraSeMap использует детерминированный точный алгоритм ветвей и границ с проверкой допустимости повторным аудитом. Для больших каталогов применяется детерминированная жадная эвристика с явной меткой отсутствия гарантии оптимальности. Стоимости считаются условными, если эксперимент не выполнил измеренную калибровку. План остаётся контрфактической рекомендацией до выполнения действий в изолированной или авторизованной среде, повторного сбора топологии и доказательств и нового запуска того же аудита. Завершённым исправлением признаётся только наблюдаемый повторный COMPLETE.</w:t>
       </w:r>
     </w:p>
     <w:p>
@@ -1529,8 +1576,14 @@
     </w:p>
     <w:p>
       <w:pPr>
-        <w:pStyle w:val="ListNumber"/>
-      </w:pPr>
+        <w:pStyle w:val="NumberedItem"/>
+      </w:pPr>
+      <w:r>
+        <w:rPr>
+          <w:rFonts w:ascii="Calibri" w:hAnsi="Calibri" w:eastAsia="Calibri"/>
+        </w:rPr>
+        <w:t xml:space="preserve">1. </w:t>
+      </w:r>
       <w:r>
         <w:rPr>
           <w:rFonts w:ascii="Calibri" w:hAnsi="Calibri" w:eastAsia="Calibri"/>
@@ -1550,8 +1603,14 @@
     </w:p>
     <w:p>
       <w:pPr>
-        <w:pStyle w:val="ListNumber"/>
-      </w:pPr>
+        <w:pStyle w:val="NumberedItem"/>
+      </w:pPr>
+      <w:r>
+        <w:rPr>
+          <w:rFonts w:ascii="Calibri" w:hAnsi="Calibri" w:eastAsia="Calibri"/>
+        </w:rPr>
+        <w:t xml:space="preserve">2. </w:t>
+      </w:r>
       <w:r>
         <w:rPr>
           <w:rFonts w:ascii="Calibri" w:hAnsi="Calibri" w:eastAsia="Calibri"/>
@@ -1571,8 +1630,14 @@
     </w:p>
     <w:p>
       <w:pPr>
-        <w:pStyle w:val="ListNumber"/>
-      </w:pPr>
+        <w:pStyle w:val="NumberedItem"/>
+      </w:pPr>
+      <w:r>
+        <w:rPr>
+          <w:rFonts w:ascii="Calibri" w:hAnsi="Calibri" w:eastAsia="Calibri"/>
+        </w:rPr>
+        <w:t xml:space="preserve">3. </w:t>
+      </w:r>
       <w:r>
         <w:rPr>
           <w:rFonts w:ascii="Calibri" w:hAnsi="Calibri" w:eastAsia="Calibri"/>
@@ -1592,8 +1657,14 @@
     </w:p>
     <w:p>
       <w:pPr>
-        <w:pStyle w:val="ListNumber"/>
-      </w:pPr>
+        <w:pStyle w:val="NumberedItem"/>
+      </w:pPr>
+      <w:r>
+        <w:rPr>
+          <w:rFonts w:ascii="Calibri" w:hAnsi="Calibri" w:eastAsia="Calibri"/>
+        </w:rPr>
+        <w:t xml:space="preserve">4. </w:t>
+      </w:r>
       <w:r>
         <w:rPr>
           <w:rFonts w:ascii="Calibri" w:hAnsi="Calibri" w:eastAsia="Calibri"/>
@@ -2003,7 +2074,7 @@
           <w:b w:val="0"/>
           <w:i w:val="0"/>
         </w:rPr>
-        <w:t>Face-эксперимент использует обучаемый локальный embedding encoder на внешнем датасете лиц и сравнивает stale, exact retraining, простые approximate baselines и deletion-matched restart. Забытая личность исключена из каждого шага оптимизации кандидата. Адаптивный MUFAC v3.2 использует 120 эпох кандидата против 200 эпох exact retraining и проверяет 100 запросов удаления: 500 method-trials на зафиксированном подмножестве из 572 изображений и 60 личностей.</w:t>
+        <w:t>Эксперимент с лицами использует обучаемый локальный кодировщик признаков на внешнем наборе изображений и сравнивает неизменённую модель, точное переобучение, простые приближённые базовые методы и повторный запуск без удаляемой личности. Удаляемая личность исключена из каждого шага оптимизации кандидата. Адаптивный MUFAC v3.2 использует 120 эпох кандидата против 200 эпох точного переобучения и проверяет 100 запросов удаления: 500 испытаний методов на зафиксированном подмножестве из 572 изображений и 60 личностей. Шесть парных показателей приватности используют уверенность, отрицательную энтропию, отступ, энергию, отношение правдоподобия удаления личности и ближайшие векторы признаков. Теневые модели не используются, поэтому это ограниченная панель атак, а не полный адаптивный аудит приватности с теневыми моделями.</w:t>
       </w:r>
     </w:p>
     <w:p>
@@ -2885,7 +2956,7 @@
         <w:drawing>
           <wp:inline xmlns:a="http://schemas.openxmlformats.org/drawingml/2006/main" xmlns:pic="http://schemas.openxmlformats.org/drawingml/2006/picture">
             <wp:extent cx="5577840" cy="3036824"/>
-            <wp:docPr id="2" name="Picture 2"/>
+            <wp:docPr id="2" name="Picture 2" descr="Диаграмма: PCUG даёт 0 из 75 ложных COMPLETE против 75 из 75 у typed-node; многосервисный CDC достигает 17,64-кратного ускорения и сокращает записанные байты на 94,62 процента." title="Рисунок 2"/>
             <wp:cNvGraphicFramePr>
               <a:graphicFrameLocks noChangeAspect="1"/>
             </wp:cNvGraphicFramePr>
@@ -2922,7 +2993,7 @@
         <w:keepNext w:val="0"/>
       </w:pPr>
       <w:r>
-        <w:t>Рисунок 2. Результат stress test механизма и эффективность measured multi-service holdout.</w:t>
+        <w:t>Рисунок 2. Результат стресс-теста механизма и эффективность измеренного многосервисного испытания. Составлено автором по зафиксированным результатам.</w:t>
       </w:r>
     </w:p>
     <w:p>
@@ -3103,7 +3174,7 @@
           <w:b w:val="0"/>
           <w:i w:val="0"/>
         </w:rPr>
-        <w:t xml:space="preserve"> Адаптивный face-result получен после раскрытых предыдущих запусков. Deep models, последовательные удаления, retained-user privacy и population shift требуют отдельных пререгистрированных экспериментов.</w:t>
+        <w:t xml:space="preserve"> Адаптивный результат для лиц получен после раскрытых предыдущих запусков. Шесть показателей приватности не используют теневые модели. Глубокие модели, адаптивные атаки с теневыми моделями, последовательные удаления, приватность сохраняемых пользователей и сдвиг распределения требуют отдельных пререгистрированных экспериментов.</w:t>
       </w:r>
     </w:p>
     <w:p>
@@ -3200,7 +3271,7 @@
           <w:b w:val="0"/>
           <w:i w:val="0"/>
         </w:rPr>
-        <w:t>Публичный репозиторий содержит код, frozen protocols, raw records, manifests, отчёты, Lean proofs и CI. Основные команды:</w:t>
+        <w:t>Публичный репозиторий содержит код, зафиксированные протоколы, исходные записи, манифесты, отчёты, доказательства Lean и настройки непрерывной интеграции. Доказательная база, оцениваемая в работе, сохранена в публичной истории версии 0.3.1; манифесты протоколов и исходных записей содержат криптографические хэши. Основные команды:</w:t>
       </w:r>
     </w:p>
     <w:p>
@@ -3245,7 +3316,7 @@
           <w:b w:val="0"/>
           <w:i w:val="0"/>
         </w:rPr>
-        <w:t>Для повторения multi-service эксперимента дополнительно нужны зафиксированные зависимости PostgreSQL, Redis, Qdrant и контейнерная среда. Reproduction проверяет опубликованное вычисление, но не создаёт независимое авторство.</w:t>
+        <w:t>Для повторения многосервисного эксперимента дополнительно нужны зафиксированные зависимости PostgreSQL, Redis, Qdrant и контейнерная среда. Воспроизведение проверяет опубликованное вычисление, но не создаёт независимое авторство. Персональные биометрические данные многосервисного эксперимента не публикуются, потому что в нём использованы детерминированные синтетические личности; внешние изображения лиц регулируются исходными условиями соответствующего набора данных.</w:t>
       </w:r>
     </w:p>
     <w:p>
@@ -3352,7 +3423,7 @@
           <w:b w:val="0"/>
           <w:i w:val="0"/>
         </w:rPr>
-        <w:t>[5] Eisenhofer T. et al. Verifiable and Provably Secure Machine Unlearning. arXiv:2210.09126, 2022.</w:t>
+        <w:t>[5] Eisenhofer T., Riepel D., Chandrasekaran V., Ghosh E., Ohrimenko O., Papernot N. Verifiable and Provably Secure Machine Unlearning. IEEE Conference on Secure and Trustworthy Machine Learning (SaTML), 2025; arXiv:2210.09126v3.</w:t>
       </w:r>
     </w:p>
     <w:p>
@@ -3417,7 +3488,7 @@
           <w:b w:val="0"/>
           <w:i w:val="0"/>
         </w:rPr>
-        <w:t>[10] U.S. Patent Application US20220414070A1. Data deletion using data lineage, 2022.</w:t>
+        <w:t>[10] U.S. Patent Application US20220414070A1. Tracking Data Lineage and Applying Data Removal to Enforce Data Removal Policies, 2022.</w:t>
       </w:r>
     </w:p>
     <w:p>
@@ -3430,7 +3501,7 @@
           <w:b w:val="0"/>
           <w:i w:val="0"/>
         </w:rPr>
-        <w:t>[11] U.S. Patent US11120156B2. Auditable privacy-preserving data deletion, 2021.</w:t>
+        <w:t>[11] U.S. Patent US11120156B2. Privacy Preserving Data Deletion, 2021.</w:t>
       </w:r>
     </w:p>
     <w:p>
@@ -3443,7 +3514,7 @@
           <w:b w:val="0"/>
           <w:i w:val="0"/>
         </w:rPr>
-        <w:t>[12] U.S. Patent US12456052B2 / Application US20250190784A1. Staged machine unlearning and verification, 2025.</w:t>
+        <w:t>[12] U.S. Patent US12456052B2. Systems and Methods for Facilitating Verifiability of Machine Learning Model Unlearning, 2025.</w:t>
       </w:r>
     </w:p>
     <w:p>
@@ -3456,7 +3527,7 @@
           <w:b w:val="0"/>
           <w:i w:val="0"/>
         </w:rPr>
-        <w:t>[13] National Institute of Standards and Technology. Digital Identity Guidelines: Enrollment and Identity Proofing Requirements. NIST SP 800-63A; версия, зафиксированная source-locked протоколом.</w:t>
+        <w:t>[13] Temoshok D. et al. Digital Identity Guidelines: Identity Proofing and Enrollment. NIST SP 800-63A-4, июль 2025. DOI: 10.6028/NIST.SP.800-63a-4.</w:t>
       </w:r>
     </w:p>
     <w:p>
@@ -3469,7 +3540,7 @@
           <w:b w:val="0"/>
           <w:i w:val="0"/>
         </w:rPr>
-        <w:t>[14] Репозиторий EraSeMap: frozen protocols, raw evidence, formal proofs and reports, 2026.</w:t>
+        <w:t>[14] EraSeMap. Публичный репозиторий и архив доказательств, версия 0.3.1, 2026: https://github.com/nazkari86-lab/erasemap.</w:t>
       </w:r>
     </w:p>
     <w:p>
@@ -3957,7 +4028,7 @@
                 <w:i w:val="0"/>
                 <w:sz w:val="18"/>
               </w:rPr>
-              <w:t>Разрешённые кандидаты действий</w:t>
+              <w:t>Конечный каталог действий-кандидатов</w:t>
             </w:r>
           </w:p>
         </w:tc>
@@ -4057,7 +4128,7 @@
                 <w:i w:val="0"/>
                 <w:sz w:val="18"/>
               </w:rPr>
-              <w:t>K(a)</w:t>
+              <w:t>B</w:t>
             </w:r>
           </w:p>
         </w:tc>
@@ -4089,7 +4160,7 @@
                 <w:i w:val="0"/>
                 <w:sz w:val="18"/>
               </w:rPr>
-              <w:t>Остаточные обязательства, закрываемые действием a</w:t>
+              <w:t>Выбранный набор действий, B ⊆ A</w:t>
             </w:r>
           </w:p>
         </w:tc>
@@ -4123,7 +4194,7 @@
                 <w:i w:val="0"/>
                 <w:sz w:val="18"/>
               </w:rPr>
-              <w:t>xₐ</w:t>
+              <w:t>Apply(G,B)</w:t>
             </w:r>
           </w:p>
         </w:tc>
@@ -4155,7 +4226,139 @@
                 <w:i w:val="0"/>
                 <w:sz w:val="18"/>
               </w:rPr>
-              <w:t>Двоичное решение о выборе действия a</w:t>
+              <w:t>Детерминированные граф и доказательства после действий</w:t>
+            </w:r>
+          </w:p>
+        </w:tc>
+      </w:tr>
+      <w:tr>
+        <w:tc>
+          <w:tcPr>
+            <w:tcW w:type="dxa" w:w="3000"/>
+            <w:tcMar>
+              <w:top w:w="80" w:type="dxa"/>
+              <w:start w:w="120" w:type="dxa"/>
+              <w:bottom w:w="80" w:type="dxa"/>
+              <w:end w:w="120" w:type="dxa"/>
+            </w:tcMar>
+            <w:vAlign w:val="center"/>
+          </w:tcPr>
+          <w:p>
+            <w:pPr>
+              <w:spacing w:before="0" w:after="60" w:line="259" w:lineRule="auto"/>
+            </w:pPr>
+            <w:r>
+              <w:rPr>
+                <w:rFonts w:ascii="Calibri" w:hAnsi="Calibri" w:eastAsia="Calibri"/>
+                <w:sz w:val="18"/>
+              </w:rPr>
+            </w:r>
+            <w:r>
+              <w:rPr>
+                <w:rFonts w:ascii="Calibri" w:hAnsi="Calibri" w:eastAsia="Calibri"/>
+                <w:b w:val="0"/>
+                <w:i w:val="0"/>
+                <w:sz w:val="18"/>
+              </w:rPr>
+              <w:t>F</w:t>
+            </w:r>
+          </w:p>
+        </w:tc>
+        <w:tc>
+          <w:tcPr>
+            <w:tcW w:type="dxa" w:w="6027"/>
+            <w:tcMar>
+              <w:top w:w="80" w:type="dxa"/>
+              <w:start w:w="120" w:type="dxa"/>
+              <w:bottom w:w="80" w:type="dxa"/>
+              <w:end w:w="120" w:type="dxa"/>
+            </w:tcMar>
+            <w:vAlign w:val="center"/>
+          </w:tcPr>
+          <w:p>
+            <w:pPr>
+              <w:spacing w:before="0" w:after="60" w:line="259" w:lineRule="auto"/>
+            </w:pPr>
+            <w:r>
+              <w:rPr>
+                <w:rFonts w:ascii="Calibri" w:hAnsi="Calibri" w:eastAsia="Calibri"/>
+                <w:sz w:val="18"/>
+              </w:rPr>
+            </w:r>
+            <w:r>
+              <w:rPr>
+                <w:rFonts w:ascii="Calibri" w:hAnsi="Calibri" w:eastAsia="Calibri"/>
+                <w:b w:val="0"/>
+                <w:i w:val="0"/>
+                <w:sz w:val="18"/>
+              </w:rPr>
+              <w:t>Зафиксированный трёхзначный вычислитель</w:t>
+            </w:r>
+          </w:p>
+        </w:tc>
+      </w:tr>
+      <w:tr>
+        <w:tc>
+          <w:tcPr>
+            <w:tcW w:type="dxa" w:w="3000"/>
+            <w:tcMar>
+              <w:top w:w="80" w:type="dxa"/>
+              <w:start w:w="120" w:type="dxa"/>
+              <w:bottom w:w="80" w:type="dxa"/>
+              <w:end w:w="120" w:type="dxa"/>
+            </w:tcMar>
+            <w:vAlign w:val="center"/>
+          </w:tcPr>
+          <w:p>
+            <w:pPr>
+              <w:spacing w:before="0" w:after="60" w:line="259" w:lineRule="auto"/>
+            </w:pPr>
+            <w:r>
+              <w:rPr>
+                <w:rFonts w:ascii="Calibri" w:hAnsi="Calibri" w:eastAsia="Calibri"/>
+                <w:sz w:val="18"/>
+              </w:rPr>
+            </w:r>
+            <w:r>
+              <w:rPr>
+                <w:rFonts w:ascii="Calibri" w:hAnsi="Calibri" w:eastAsia="Calibri"/>
+                <w:b w:val="0"/>
+                <w:i w:val="0"/>
+                <w:sz w:val="18"/>
+              </w:rPr>
+              <w:t>Feasible(B)</w:t>
+            </w:r>
+          </w:p>
+        </w:tc>
+        <w:tc>
+          <w:tcPr>
+            <w:tcW w:type="dxa" w:w="6027"/>
+            <w:tcMar>
+              <w:top w:w="80" w:type="dxa"/>
+              <w:start w:w="120" w:type="dxa"/>
+              <w:bottom w:w="80" w:type="dxa"/>
+              <w:end w:w="120" w:type="dxa"/>
+            </w:tcMar>
+            <w:vAlign w:val="center"/>
+          </w:tcPr>
+          <w:p>
+            <w:pPr>
+              <w:spacing w:before="0" w:after="60" w:line="259" w:lineRule="auto"/>
+            </w:pPr>
+            <w:r>
+              <w:rPr>
+                <w:rFonts w:ascii="Calibri" w:hAnsi="Calibri" w:eastAsia="Calibri"/>
+                <w:sz w:val="18"/>
+              </w:rPr>
+            </w:r>
+            <w:r>
+              <w:rPr>
+                <w:rFonts w:ascii="Calibri" w:hAnsi="Calibri" w:eastAsia="Calibri"/>
+                <w:b w:val="0"/>
+                <w:i w:val="0"/>
+                <w:sz w:val="18"/>
+              </w:rPr>
+              <w:t>Все выбранные действия разрешены, повторный аудит даёт COMPLETE</w:t>
             </w:r>
           </w:p>
         </w:tc>
@@ -17224,6 +17427,17 @@
       <w:sz w:val="17"/>
     </w:rPr>
   </w:style>
+  <w:style w:type="paragraph" w:customStyle="1" w:styleId="NumberedItem">
+    <w:name w:val="Numbered Item"/>
+    <w:pPr>
+      <w:spacing w:after="80" w:line="290" w:lineRule="auto"/>
+      <w:ind w:left="540" w:hanging="279"/>
+    </w:pPr>
+    <w:rPr>
+      <w:rFonts w:ascii="Calibri" w:hAnsi="Calibri"/>
+      <w:sz w:val="22"/>
+    </w:rPr>
+  </w:style>
 </w:styles>
 </file>
 

--- a/competition/paper/EraSeMap_scientific_paper_RU.docx
+++ b/competition/paper/EraSeMap_scientific_paper_RU.docx
@@ -313,6 +313,19 @@
       <w:r>
         <w:rPr>
           <w:rFonts w:ascii="Calibri" w:hAnsi="Calibri" w:eastAsia="Calibri"/>
+          <w:b w:val="0"/>
+          <w:i w:val="0"/>
+        </w:rPr>
+        <w:t>Отдельное preregistered first-run исследование последовательных релизов прошло все шесть зафиксированных gates на 25 переходах; наибольшая верхняя граница 95% ДИ дополнительного membership advantage сохраняемых пользователей относительно exact retraining составила 0,00624 при лимите 0,05. Этот ограниченный результат не является независимым подтверждением или сертифицированной гарантией приватности.</w:t>
+      </w:r>
+    </w:p>
+    <w:p>
+      <w:pPr>
+        <w:widowControl/>
+      </w:pPr>
+      <w:r>
+        <w:rPr>
+          <w:rFonts w:ascii="Calibri" w:hAnsi="Calibri" w:eastAsia="Calibri"/>
           <w:b/>
           <w:i w:val="0"/>
         </w:rPr>
@@ -1868,7 +1881,7 @@
           <w:b w:val="0"/>
           <w:i w:val="0"/>
         </w:rPr>
-        <w:t>Репозиторий содержит 233 теста с покрытием 90,30% по полной CI-equivalent команде, locked protocols, raw records, manifests, preregistrations, отчёты об отрицательных результатах, Lean-проект, CLI-демонстрации и CI gates. Инженерная проверка повышает воспроизводимость, но не считается независимой научной валидацией.</w:t>
+        <w:t>Репозиторий содержит 240 тестов с покрытием 90,30% по полной CI-equivalent команде, locked protocols, raw records, manifests, preregistrations, отчёты об отрицательных результатах, Lean-проект, CLI-демонстрации и CI gates. Инженерная проверка повышает воспроизводимость, но не считается независимой научной валидацией.</w:t>
       </w:r>
     </w:p>
     <w:p>
@@ -2088,6 +2101,40 @@
           <w:i w:val="0"/>
         </w:rPr>
         <w:t>Неизменённые gates: разница retained verification AUC не ниже −0,01; среднее ускорение не ниже 1,5×; верхняя доверительная граница максимального paired privacy advantage не выше 0,10; ограниченные отношения embedding error. Бюджет 120 эпох выбран после просмотра более ранних результатов MUFAC, поэтому v3.2 — улучшение метода, но не untouched confirmation. Exact retraining остаётся обязательным fallback при провале любого dataset-specific gate.</w:t>
+      </w:r>
+    </w:p>
+    <w:p>
+      <w:pPr>
+        <w:pStyle w:val="Heading2"/>
+      </w:pPr>
+      <w:r>
+        <w:t>7.6 Уровень E: preregistered sequential-release privacy</w:t>
+      </w:r>
+    </w:p>
+    <w:p>
+      <w:pPr>
+        <w:widowControl/>
+      </w:pPr>
+      <w:r>
+        <w:rPr>
+          <w:rFonts w:ascii="Calibri" w:hAnsi="Calibri" w:eastAsia="Calibri"/>
+          <w:b w:val="0"/>
+          <w:i w:val="0"/>
+        </w:rPr>
+        <w:t>До первого confirmatory run репозиторий зафиксировал пять seeded-порядков по пять последовательных удалений личностей на Olivetti Faces. На каждом переходе exact retraining использует 100 эпох, а deletion-matched кандидат заново запускается от зарегистрированного seed на 60 эпохах только с сохранёнными личностями. Наблюдатель сравнивает два последовательных релиза и атакует membership сохранённых пользователей по абсолютным изменениям confidence, energy, margin и negative entropy. Разница advantage кандидат минус exact парно оценивается на всех 25 переходах с детерминированными bootstrap 95% интервалами.</w:t>
+      </w:r>
+    </w:p>
+    <w:p>
+      <w:pPr>
+        <w:widowControl/>
+      </w:pPr>
+      <w:r>
+        <w:rPr>
+          <w:rFonts w:ascii="Calibri" w:hAnsi="Calibri" w:eastAsia="Calibri"/>
+          <w:b w:val="0"/>
+          <w:i w:val="0"/>
+        </w:rPr>
+        <w:t>До выполнения зафиксированы шесть gates: отсутствие удалённых классов; epoch-budget ratio не ниже 1,5×; разница retained accuracy не ниже −0,02 на каждом переходе; retained embedding MSE к exact не выше 0,001; разрыв forgotten-verification AUC не выше 0,05; наибольшая верхняя доверительная граница дополнительного privacy advantage не выше 0,05. Запуск запрещён на dirty worktree и сохраняет pre-result commit, raw transitions и хэши артефактов.</w:t>
       </w:r>
     </w:p>
     <w:p>
@@ -2941,6 +2988,120 @@
     </w:p>
     <w:p>
       <w:pPr>
+        <w:pStyle w:val="Heading2"/>
+      </w:pPr>
+      <w:r>
+        <w:t>8.5 Sequential-release privacy</w:t>
+      </w:r>
+    </w:p>
+    <w:p>
+      <w:pPr>
+        <w:widowControl/>
+      </w:pPr>
+      <w:r>
+        <w:rPr>
+          <w:rFonts w:ascii="Calibri" w:hAnsi="Calibri" w:eastAsia="Calibri"/>
+          <w:b w:val="0"/>
+          <w:i w:val="0"/>
+        </w:rPr>
+        <w:t xml:space="preserve">Первый confirmatory run на preregistration commit прошёл все шесть gates. На 25 переходах каждый удалённый класс отсутствовал в classifier. Худшая разница retained accuracy равна </w:t>
+      </w:r>
+      <w:r>
+        <w:rPr>
+          <w:rFonts w:ascii="Calibri" w:hAnsi="Calibri" w:eastAsia="Calibri"/>
+          <w:b/>
+          <w:i w:val="0"/>
+        </w:rPr>
+        <w:t>−0,00952</w:t>
+      </w:r>
+      <w:r>
+        <w:rPr>
+          <w:rFonts w:ascii="Calibri" w:hAnsi="Calibri" w:eastAsia="Calibri"/>
+          <w:b w:val="0"/>
+          <w:i w:val="0"/>
+        </w:rPr>
+        <w:t xml:space="preserve">, retained embedding MSE к exact не превысила </w:t>
+      </w:r>
+      <w:r>
+        <w:rPr>
+          <w:rFonts w:ascii="Calibri" w:hAnsi="Calibri" w:eastAsia="Calibri"/>
+          <w:b/>
+          <w:i w:val="0"/>
+        </w:rPr>
+        <w:t>0,00000823</w:t>
+      </w:r>
+      <w:r>
+        <w:rPr>
+          <w:rFonts w:ascii="Calibri" w:hAnsi="Calibri" w:eastAsia="Calibri"/>
+          <w:b w:val="0"/>
+          <w:i w:val="0"/>
+        </w:rPr>
+        <w:t xml:space="preserve">, а разрыв forgotten-verification AUC — </w:t>
+      </w:r>
+      <w:r>
+        <w:rPr>
+          <w:rFonts w:ascii="Calibri" w:hAnsi="Calibri" w:eastAsia="Calibri"/>
+          <w:b/>
+          <w:i w:val="0"/>
+        </w:rPr>
+        <w:t>0,00395</w:t>
+      </w:r>
+      <w:r>
+        <w:rPr>
+          <w:rFonts w:ascii="Calibri" w:hAnsi="Calibri" w:eastAsia="Calibri"/>
+          <w:b w:val="0"/>
+          <w:i w:val="0"/>
+        </w:rPr>
+        <w:t xml:space="preserve">. Отношение бюджетов 60/100 эпох равно </w:t>
+      </w:r>
+      <w:r>
+        <w:rPr>
+          <w:rFonts w:ascii="Calibri" w:hAnsi="Calibri" w:eastAsia="Calibri"/>
+          <w:b/>
+          <w:i w:val="0"/>
+        </w:rPr>
+        <w:t>1,667×</w:t>
+      </w:r>
+      <w:r>
+        <w:rPr>
+          <w:rFonts w:ascii="Calibri" w:hAnsi="Calibri" w:eastAsia="Calibri"/>
+          <w:b w:val="0"/>
+          <w:i w:val="0"/>
+        </w:rPr>
+        <w:t>.</w:t>
+      </w:r>
+    </w:p>
+    <w:p>
+      <w:pPr>
+        <w:widowControl/>
+      </w:pPr>
+      <w:r>
+        <w:rPr>
+          <w:rFonts w:ascii="Calibri" w:hAnsi="Calibri" w:eastAsia="Calibri"/>
+          <w:b w:val="0"/>
+          <w:i w:val="0"/>
+        </w:rPr>
+        <w:t xml:space="preserve">Наибольшая верхняя граница paired privacy 95% CI равна </w:t>
+      </w:r>
+      <w:r>
+        <w:rPr>
+          <w:rFonts w:ascii="Calibri" w:hAnsi="Calibri" w:eastAsia="Calibri"/>
+          <w:b/>
+          <w:i w:val="0"/>
+        </w:rPr>
+        <w:t>0,00624</w:t>
+      </w:r>
+      <w:r>
+        <w:rPr>
+          <w:rFonts w:ascii="Calibri" w:hAnsi="Calibri" w:eastAsia="Calibri"/>
+          <w:b w:val="0"/>
+          <w:i w:val="0"/>
+        </w:rPr>
+        <w:t>, что ниже зафиксированного лимита 0,05. Средние разницы advantage кандидат минус exact и интервалы: confidence −0,08370 [−0,11263; −0,05977], energy −0,00144 [−0,00781; 0,00624], margin −0,07687 [−0,10252; −0,05515], negative entropy −0,08512 [−0,11802; −0,05614]. Абсолютный membership advantage нескольких атак остаётся большим. Поэтому результат ограничивает дополнительную экспозицию относительно exact retraining только в зарегистрированной панели, но не доказывает приватность обоих релизов.</w:t>
+      </w:r>
+    </w:p>
+    <w:p>
+      <w:pPr>
         <w:pStyle w:val="Heading1"/>
       </w:pPr>
       <w:r>
@@ -3174,7 +3335,7 @@
           <w:b w:val="0"/>
           <w:i w:val="0"/>
         </w:rPr>
-        <w:t xml:space="preserve"> Адаптивный результат для лиц получен после раскрытых предыдущих запусков. Шесть показателей приватности не используют теневые модели. Глубокие модели, адаптивные атаки с теневыми моделями, последовательные удаления, приватность сохраняемых пользователей и сдвиг распределения требуют отдельных пререгистрированных экспериментов.</w:t>
+        <w:t xml:space="preserve"> Адаптивный MUFAC-результат следует за уже раскрытыми запусками. Sequential Olivetti-результат preregistered и first-run, но использует неглубокий classifier над frozen embeddings и четыре release-difference атаки без shadow models. End-to-end deep models, adaptive shadow-model attacks, reconstruction, более длинные последовательности, population shift и production threat models остаются непроверенными.</w:t>
       </w:r>
     </w:p>
     <w:p>
@@ -3304,6 +3465,14 @@
       </w:pPr>
       <w:r>
         <w:t>python scripts/verify_measured_multiservice_v1.py</w:t>
+      </w:r>
+    </w:p>
+    <w:p>
+      <w:pPr>
+        <w:pStyle w:val="CodeBlock"/>
+      </w:pPr>
+      <w:r>
+        <w:t>python scripts/verify_sequential_deletion_privacy_v1.py</w:t>
       </w:r>
     </w:p>
     <w:p>
@@ -5250,6 +5419,104 @@
           </w:p>
         </w:tc>
       </w:tr>
+      <w:tr>
+        <w:tc>
+          <w:tcPr>
+            <w:tcW w:type="dxa" w:w="2300"/>
+            <w:tcMar>
+              <w:top w:w="80" w:type="dxa"/>
+              <w:start w:w="120" w:type="dxa"/>
+              <w:bottom w:w="80" w:type="dxa"/>
+              <w:end w:w="120" w:type="dxa"/>
+            </w:tcMar>
+            <w:vAlign w:val="center"/>
+          </w:tcPr>
+          <w:p>
+            <w:pPr>
+              <w:spacing w:before="0" w:after="60" w:line="259" w:lineRule="auto"/>
+            </w:pPr>
+            <w:r>
+              <w:rPr>
+                <w:rFonts w:ascii="Calibri" w:hAnsi="Calibri" w:eastAsia="Calibri"/>
+                <w:sz w:val="18"/>
+              </w:rPr>
+            </w:r>
+            <w:r>
+              <w:rPr>
+                <w:rFonts w:ascii="Calibri" w:hAnsi="Calibri" w:eastAsia="Calibri"/>
+                <w:b w:val="0"/>
+                <w:i w:val="0"/>
+                <w:sz w:val="18"/>
+              </w:rPr>
+              <w:t>Sequential deletion candidate проходит шесть frozen gates</w:t>
+            </w:r>
+          </w:p>
+        </w:tc>
+        <w:tc>
+          <w:tcPr>
+            <w:tcW w:type="dxa" w:w="2450"/>
+            <w:tcMar>
+              <w:top w:w="80" w:type="dxa"/>
+              <w:start w:w="120" w:type="dxa"/>
+              <w:bottom w:w="80" w:type="dxa"/>
+              <w:end w:w="120" w:type="dxa"/>
+            </w:tcMar>
+            <w:vAlign w:val="center"/>
+          </w:tcPr>
+          <w:p>
+            <w:pPr>
+              <w:spacing w:before="0" w:after="60" w:line="259" w:lineRule="auto"/>
+            </w:pPr>
+            <w:r>
+              <w:rPr>
+                <w:rFonts w:ascii="Calibri" w:hAnsi="Calibri" w:eastAsia="Calibri"/>
+                <w:sz w:val="18"/>
+              </w:rPr>
+            </w:r>
+            <w:r>
+              <w:rPr>
+                <w:rFonts w:ascii="Calibri" w:hAnsi="Calibri" w:eastAsia="Calibri"/>
+                <w:b w:val="0"/>
+                <w:i w:val="0"/>
+                <w:sz w:val="18"/>
+              </w:rPr>
+              <w:t>25 переходов; худшая retained accuracy −0,00952; privacy upper CI 0,00624</w:t>
+            </w:r>
+          </w:p>
+        </w:tc>
+        <w:tc>
+          <w:tcPr>
+            <w:tcW w:type="dxa" w:w="4277"/>
+            <w:tcMar>
+              <w:top w:w="80" w:type="dxa"/>
+              <w:start w:w="120" w:type="dxa"/>
+              <w:bottom w:w="80" w:type="dxa"/>
+              <w:end w:w="120" w:type="dxa"/>
+            </w:tcMar>
+            <w:vAlign w:val="center"/>
+          </w:tcPr>
+          <w:p>
+            <w:pPr>
+              <w:spacing w:before="0" w:after="60" w:line="259" w:lineRule="auto"/>
+            </w:pPr>
+            <w:r>
+              <w:rPr>
+                <w:rFonts w:ascii="Calibri" w:hAnsi="Calibri" w:eastAsia="Calibri"/>
+                <w:sz w:val="18"/>
+              </w:rPr>
+            </w:r>
+            <w:r>
+              <w:rPr>
+                <w:rFonts w:ascii="Calibri" w:hAnsi="Calibri" w:eastAsia="Calibri"/>
+                <w:b w:val="0"/>
+                <w:i w:val="0"/>
+                <w:sz w:val="18"/>
+              </w:rPr>
+              <w:t>First-run preregistered, но project-authored и без shadow models</w:t>
+            </w:r>
+          </w:p>
+        </w:tc>
+      </w:tr>
     </w:tbl>
     <w:p>
       <w:pPr>

--- a/competition/paper/EraSeMap_scientific_paper_RU.docx
+++ b/competition/paper/EraSeMap_scientific_paper_RU.docx
@@ -54,7 +54,7 @@
           <w:color w:val="173B57"/>
           <w:sz w:val="54"/>
         </w:rPr>
-        <w:t>EraSeMap: доказательный аудит остаточных путей и минимальная по стоимости ремедиация при удалении биометрических данных</w:t>
+        <w:t>EraSeMap: доказательный аудит удаления и повторного появления биометрических данных</w:t>
       </w:r>
     </w:p>
     <w:p>
@@ -326,6 +326,19 @@
       <w:r>
         <w:rPr>
           <w:rFonts w:ascii="Calibri" w:hAnsi="Calibri" w:eastAsia="Calibri"/>
+          <w:b w:val="0"/>
+          <w:i w:val="0"/>
+        </w:rPr>
+        <w:t>Расширение Regeneration-Safe Erasure (RSE) проверяет другой отказ: отсутствующие сейчас данные могут вернуться после восстановления backup, legacy import, replay очереди или повторного развёртывания checkpoint. Multi-path протокол v2 был публично зафиксирован до реализации. Первый запуск обнаружил 30/30 зарегистрированных временных рисков, подтвердил 10/10 безопасных guarded случаев, fail-closed обработал 10/10 дефектов coverage и дал 0/30 физических повторных появлений после точного Minimal Stabilization Cut (MSC). Это prospective, но project-authored evidence, а не независимый или production-результат.</w:t>
+      </w:r>
+    </w:p>
+    <w:p>
+      <w:pPr>
+        <w:widowControl/>
+      </w:pPr>
+      <w:r>
+        <w:rPr>
+          <w:rFonts w:ascii="Calibri" w:hAnsi="Calibri" w:eastAsia="Calibri"/>
           <w:b/>
           <w:i w:val="0"/>
         </w:rPr>
@@ -337,7 +350,7 @@
           <w:b w:val="0"/>
           <w:i w:val="0"/>
         </w:rPr>
-        <w:t xml:space="preserve"> удаление биометрии; machine unlearning; происхождение данных; проверяемое удаление; остаточный путь; минимальная ремедиация; fail-closed аудит.</w:t>
+        <w:t xml:space="preserve"> удаление биометрии; machine unlearning; происхождение данных; временное удаление; regeneration witness; проверяемое удаление; остаточный путь; минимальная ремедиация; fail-closed аудит.</w:t>
       </w:r>
     </w:p>
     <w:p>
@@ -557,23 +570,44 @@
       <w:r>
         <w:rPr>
           <w:rFonts w:ascii="Calibri" w:hAnsi="Calibri" w:eastAsia="Calibri"/>
-          <w:b w:val="0"/>
+          <w:b/>
           <w:i w:val="0"/>
         </w:rPr>
-        <w:t>Задачи работы: формализовать завершённость удаления; реализовать evaluator и optimizer; машинно проверить ограниченные гарантии; сравнить фиксированные baselines; измерить систему с реальными процессами; явно определить границу внешней валидности.</w:t>
-      </w:r>
-    </w:p>
-    <w:p>
-      <w:pPr>
-        <w:widowControl/>
-      </w:pPr>
+        <w:t>Гипотеза H3.</w:t>
+      </w:r>
       <w:r>
         <w:rPr>
           <w:rFonts w:ascii="Calibri" w:hAnsi="Calibri" w:eastAsia="Calibri"/>
           <w:b w:val="0"/>
           <w:i w:val="0"/>
         </w:rPr>
-        <w:t>Ограниченный вклад работы состоит из четырёх частей:</w:t>
+        <w:t xml:space="preserve"> В зарегистрированной временной топологии RSE отличает latent carriers, способные вернуть остаток, от carriers с корректными guards, тогда как snapshot-only и blanket-carrier baselines ошибаются на разных сторонах этого различия. Нулевая гипотеза: RSE не улучшает одновременно обнаружение риска и specificity безопасных случаев.</w:t>
+      </w:r>
+    </w:p>
+    <w:p>
+      <w:pPr>
+        <w:widowControl/>
+      </w:pPr>
+      <w:r>
+        <w:rPr>
+          <w:rFonts w:ascii="Calibri" w:hAnsi="Calibri" w:eastAsia="Calibri"/>
+          <w:b w:val="0"/>
+          <w:i w:val="0"/>
+        </w:rPr>
+        <w:t>Задачи работы: формализовать завершённость удаления; реализовать evaluator и optimizer; машинно проверить ограниченные гарантии; сравнить фиксированные baselines; измерить систему с реальными процессами; явно определить границу внешней валидности.</w:t>
+      </w:r>
+    </w:p>
+    <w:p>
+      <w:pPr>
+        <w:widowControl/>
+      </w:pPr>
+      <w:r>
+        <w:rPr>
+          <w:rFonts w:ascii="Calibri" w:hAnsi="Calibri" w:eastAsia="Calibri"/>
+          <w:b w:val="0"/>
+          <w:i w:val="0"/>
+        </w:rPr>
+        <w:t>Ограниченный вклад работы состоит из пяти частей:</w:t>
       </w:r>
     </w:p>
     <w:p>
@@ -650,6 +684,25 @@
           <w:i w:val="0"/>
         </w:rPr>
         <w:t>Многоуровневая оценка на контролируемых ошибках, официальных внешних структурах, реальных локальных сервисах и ограниченном канале face unlearning с сохранением отрицательных результатов и границ независимости.</w:t>
+      </w:r>
+    </w:p>
+    <w:p>
+      <w:pPr>
+        <w:pStyle w:val="NumberedItem"/>
+      </w:pPr>
+      <w:r>
+        <w:rPr>
+          <w:rFonts w:ascii="Calibri" w:hAnsi="Calibri" w:eastAsia="Calibri"/>
+        </w:rPr>
+        <w:t xml:space="preserve">5. </w:t>
+      </w:r>
+      <w:r>
+        <w:rPr>
+          <w:rFonts w:ascii="Calibri" w:hAnsi="Calibri" w:eastAsia="Calibri"/>
+          <w:b w:val="0"/>
+          <w:i w:val="0"/>
+        </w:rPr>
+        <w:t>Временной слой RSE, вычисляющий registered reachable closure, кратчайший regeneration witness, fail-closed transition coverage и точный минимальный стабилизирующий разрез.</w:t>
       </w:r>
     </w:p>
     <w:p>
@@ -1839,6 +1892,152 @@
     </w:p>
     <w:p>
       <w:pPr>
+        <w:pStyle w:val="Heading2"/>
+      </w:pPr>
+      <w:r>
+        <w:t>5.3 Временная композиция</w:t>
+      </w:r>
+    </w:p>
+    <w:p>
+      <w:pPr>
+        <w:widowControl/>
+      </w:pPr>
+      <w:r>
+        <w:rPr>
+          <w:rFonts w:ascii="Calibri" w:hAnsi="Calibri" w:eastAsia="Calibri"/>
+          <w:b w:val="0"/>
+          <w:i w:val="0"/>
+        </w:rPr>
+        <w:t xml:space="preserve">Пусть </w:t>
+      </w:r>
+      <w:r>
+        <w:rPr>
+          <w:rFonts w:ascii="Calibri" w:hAnsi="Calibri" w:eastAsia="Calibri"/>
+          <w:b/>
+          <w:i w:val="0"/>
+        </w:rPr>
+        <w:t>Q</w:t>
+      </w:r>
+      <w:r>
+        <w:rPr>
+          <w:rFonts w:ascii="Calibri" w:hAnsi="Calibri" w:eastAsia="Calibri"/>
+          <w:b w:val="0"/>
+          <w:i w:val="0"/>
+        </w:rPr>
+        <w:t xml:space="preserve"> — конечное пространство состояний, </w:t>
+      </w:r>
+      <w:r>
+        <w:rPr>
+          <w:rFonts w:ascii="Calibri" w:hAnsi="Calibri" w:eastAsia="Calibri"/>
+          <w:b/>
+          <w:i w:val="0"/>
+        </w:rPr>
+        <w:t>δᵣ</w:t>
+      </w:r>
+      <w:r>
+        <w:rPr>
+          <w:rFonts w:ascii="Calibri" w:hAnsi="Calibri" w:eastAsia="Calibri"/>
+          <w:b w:val="0"/>
+          <w:i w:val="0"/>
+        </w:rPr>
+        <w:t xml:space="preserve"> — зарегистрированное отношение переходов, </w:t>
+      </w:r>
+      <w:r>
+        <w:rPr>
+          <w:rFonts w:ascii="Calibri" w:hAnsi="Calibri" w:eastAsia="Calibri"/>
+          <w:b/>
+          <w:i w:val="0"/>
+        </w:rPr>
+        <w:t>δₜ</w:t>
+      </w:r>
+      <w:r>
+        <w:rPr>
+          <w:rFonts w:ascii="Calibri" w:hAnsi="Calibri" w:eastAsia="Calibri"/>
+          <w:b w:val="0"/>
+          <w:i w:val="0"/>
+        </w:rPr>
+        <w:t xml:space="preserve"> — реальные data-bearing переходы, а </w:t>
+      </w:r>
+      <w:r>
+        <w:rPr>
+          <w:rFonts w:ascii="Calibri" w:hAnsi="Calibri" w:eastAsia="Calibri"/>
+          <w:b/>
+          <w:i w:val="0"/>
+        </w:rPr>
+        <w:t>Residualᵤ(q)</w:t>
+      </w:r>
+      <w:r>
+        <w:rPr>
+          <w:rFonts w:ascii="Calibri" w:hAnsi="Calibri" w:eastAsia="Calibri"/>
+          <w:b w:val="0"/>
+          <w:i w:val="0"/>
+        </w:rPr>
+        <w:t xml:space="preserve"> — предикат остатка субъекта. Предположим, что post-deletion состояние </w:t>
+      </w:r>
+      <w:r>
+        <w:rPr>
+          <w:rFonts w:ascii="Calibri" w:hAnsi="Calibri" w:eastAsia="Calibri"/>
+          <w:b/>
+          <w:i w:val="0"/>
+        </w:rPr>
+        <w:t>q₀</w:t>
+      </w:r>
+      <w:r>
+        <w:rPr>
+          <w:rFonts w:ascii="Calibri" w:hAnsi="Calibri" w:eastAsia="Calibri"/>
+          <w:b w:val="0"/>
+          <w:i w:val="0"/>
+        </w:rPr>
+        <w:t xml:space="preserve"> не содержит остатка, каждый реальный переход покрыт зарегистрированным и каждый зарегистрированный переход сохраняет отсутствие остатка. Тогда любое состояние, достижимое из </w:t>
+      </w:r>
+      <w:r>
+        <w:rPr>
+          <w:rFonts w:ascii="Calibri" w:hAnsi="Calibri" w:eastAsia="Calibri"/>
+          <w:b/>
+          <w:i w:val="0"/>
+        </w:rPr>
+        <w:t>q₀</w:t>
+      </w:r>
+      <w:r>
+        <w:rPr>
+          <w:rFonts w:ascii="Calibri" w:hAnsi="Calibri" w:eastAsia="Calibri"/>
+          <w:b w:val="0"/>
+          <w:i w:val="0"/>
+        </w:rPr>
+        <w:t xml:space="preserve"> по </w:t>
+      </w:r>
+      <w:r>
+        <w:rPr>
+          <w:rFonts w:ascii="Calibri" w:hAnsi="Calibri" w:eastAsia="Calibri"/>
+          <w:b/>
+          <w:i w:val="0"/>
+        </w:rPr>
+        <w:t>δₜ</w:t>
+      </w:r>
+      <w:r>
+        <w:rPr>
+          <w:rFonts w:ascii="Calibri" w:hAnsi="Calibri" w:eastAsia="Calibri"/>
+          <w:b w:val="0"/>
+          <w:i w:val="0"/>
+        </w:rPr>
+        <w:t>, также не содержит остатка.</w:t>
+      </w:r>
+    </w:p>
+    <w:p>
+      <w:pPr>
+        <w:widowControl/>
+      </w:pPr>
+      <w:r>
+        <w:rPr>
+          <w:rFonts w:ascii="Calibri" w:hAnsi="Calibri" w:eastAsia="Calibri"/>
+          <w:b w:val="0"/>
+          <w:i w:val="0"/>
+        </w:rPr>
+        <w:t>Lean проверяет это индукцией по reflexive-transitive reachability. Отдельный проверенный контрпример создаёт скрытый реальный переход, возвращающий остаток при удалении coverage premise. Поэтому coverage переходов является явным deployment obligation, а не автоматической гарантией.</w:t>
+      </w:r>
+    </w:p>
+    <w:p>
+      <w:pPr>
         <w:pStyle w:val="Heading1"/>
       </w:pPr>
       <w:r>
@@ -1881,7 +2080,7 @@
           <w:b w:val="0"/>
           <w:i w:val="0"/>
         </w:rPr>
-        <w:t>Репозиторий содержит 240 тестов с покрытием 90,30% по полной CI-equivalent команде, locked protocols, raw records, manifests, preregistrations, отчёты об отрицательных результатах, Lean-проект, CLI-демонстрации и CI gates. Инженерная проверка повышает воспроизводимость, но не считается независимой научной валидацией.</w:t>
+        <w:t>Репозиторий содержит 263 теста с покрытием не ниже 90% по полной CI-equivalent команде, locked protocols, raw records, manifests, preregistrations, отчёты об отрицательных результатах, Lean-проект, CLI-демонстрации и CI gates. Инженерная проверка повышает воспроизводимость, но не считается независимой научной валидацией.</w:t>
       </w:r>
     </w:p>
     <w:p>
@@ -2135,6 +2334,56 @@
           <w:i w:val="0"/>
         </w:rPr>
         <w:t>До выполнения зафиксированы шесть gates: отсутствие удалённых классов; epoch-budget ratio не ниже 1,5×; разница retained accuracy не ниже −0,02 на каждом переходе; retained embedding MSE к exact не выше 0,001; разрыв forgotten-verification AUC не выше 0,05; наибольшая верхняя доверительная граница дополнительного privacy advantage не выше 0,05. Запуск запрещён на dirty worktree и сохраняет pre-result commit, raw transitions и хэши артефактов.</w:t>
+      </w:r>
+    </w:p>
+    <w:p>
+      <w:pPr>
+        <w:pStyle w:val="Heading2"/>
+      </w:pPr>
+      <w:r>
+        <w:t>7.7 Уровень F: preregistered multi-path temporal erasure</w:t>
+      </w:r>
+    </w:p>
+    <w:p>
+      <w:pPr>
+        <w:widowControl/>
+      </w:pPr>
+      <w:r>
+        <w:rPr>
+          <w:rFonts w:ascii="Calibri" w:hAnsi="Calibri" w:eastAsia="Calibri"/>
+          <w:b w:val="0"/>
+          <w:i w:val="0"/>
+        </w:rPr>
+        <w:t xml:space="preserve">RSE v2 зафиксирован коммитом </w:t>
+      </w:r>
+      <w:r>
+        <w:rPr>
+          <w:rFonts w:ascii="Menlo" w:hAnsi="Menlo" w:eastAsia="Menlo"/>
+          <w:color w:val="173B57"/>
+          <w:sz w:val="19"/>
+        </w:rPr>
+        <w:t>110bb63</w:t>
+      </w:r>
+      <w:r>
+        <w:rPr>
+          <w:rFonts w:ascii="Calibri" w:hAnsi="Calibri" w:eastAsia="Calibri"/>
+          <w:b w:val="0"/>
+          <w:i w:val="0"/>
+        </w:rPr>
+        <w:t xml:space="preserve"> до реализации новых adapters и первого выполнения. Тридцать risk cases охватывают AES-GCM backup restore, legacy export import, retry-queue replay, redeploy старого checkpoint и mixed carriers. Десять safe cases сохраняют carriers, но устанавливают persistent subject tombstone. Десять coverage-fault cases делают недействительной обязательную transition attestation.</w:t>
+      </w:r>
+    </w:p>
+    <w:p>
+      <w:pPr>
+        <w:widowControl/>
+      </w:pPr>
+      <w:r>
+        <w:rPr>
+          <w:rFonts w:ascii="Calibri" w:hAnsi="Calibri" w:eastAsia="Calibri"/>
+          <w:b w:val="0"/>
+          <w:i w:val="0"/>
+        </w:rPr>
+        <w:t>Snapshot PCUG baseline закрывает все текущие online residuals и проходит обязательный absence channel, но не имеет семантики будущих переходов. Blanket-carrier baseline отклоняет любой latent carrier независимо от guards. Primary gates требуют 30/30 RSE risk detections, 10/10 safe specificity, 10/10 coverage fail-closed, ноль физических повторных появлений после MSC, ноль exact/oracle mismatches и стоимость выбранного контроля не выше 7.</w:t>
       </w:r>
     </w:p>
     <w:p>
@@ -3102,22 +3351,184 @@
     </w:p>
     <w:p>
       <w:pPr>
-        <w:pStyle w:val="Heading1"/>
-      </w:pPr>
-      <w:r>
-        <w:t>9. Обсуждение</w:t>
+        <w:pStyle w:val="Heading2"/>
+      </w:pPr>
+      <w:r>
+        <w:t>8.6 Regeneration-Safe Erasure</w:t>
       </w:r>
     </w:p>
     <w:p>
       <w:pPr>
+        <w:widowControl/>
+      </w:pPr>
+      <w:r>
+        <w:rPr>
+          <w:rFonts w:ascii="Calibri" w:hAnsi="Calibri" w:eastAsia="Calibri"/>
+          <w:b w:val="0"/>
+          <w:i w:val="0"/>
+        </w:rPr>
+        <w:t xml:space="preserve">Первый prospective v2 run прошёл все frozen gates. RSE обнаружил </w:t>
+      </w:r>
+      <w:r>
+        <w:rPr>
+          <w:rFonts w:ascii="Calibri" w:hAnsi="Calibri" w:eastAsia="Calibri"/>
+          <w:b/>
+          <w:i w:val="0"/>
+        </w:rPr>
+        <w:t>30/30</w:t>
+      </w:r>
+      <w:r>
+        <w:rPr>
+          <w:rFonts w:ascii="Calibri" w:hAnsi="Calibri" w:eastAsia="Calibri"/>
+          <w:b w:val="0"/>
+          <w:i w:val="0"/>
+        </w:rPr>
+        <w:t xml:space="preserve"> temporal risk cases, подтвердил </w:t>
+      </w:r>
+      <w:r>
+        <w:rPr>
+          <w:rFonts w:ascii="Calibri" w:hAnsi="Calibri" w:eastAsia="Calibri"/>
+          <w:b/>
+          <w:i w:val="0"/>
+        </w:rPr>
+        <w:t>10/10</w:t>
+      </w:r>
+      <w:r>
+        <w:rPr>
+          <w:rFonts w:ascii="Calibri" w:hAnsi="Calibri" w:eastAsia="Calibri"/>
+          <w:b w:val="0"/>
+          <w:i w:val="0"/>
+        </w:rPr>
+        <w:t xml:space="preserve"> guarded safe cases и вернул incomplete coverage для </w:t>
+      </w:r>
+      <w:r>
+        <w:rPr>
+          <w:rFonts w:ascii="Calibri" w:hAnsi="Calibri" w:eastAsia="Calibri"/>
+          <w:b/>
+          <w:i w:val="0"/>
+        </w:rPr>
+        <w:t>10/10</w:t>
+      </w:r>
+      <w:r>
+        <w:rPr>
+          <w:rFonts w:ascii="Calibri" w:hAnsi="Calibri" w:eastAsia="Calibri"/>
+          <w:b w:val="0"/>
+          <w:i w:val="0"/>
+        </w:rPr>
+        <w:t xml:space="preserve"> дефектов attestation. Snapshot PCUG вернул current-state COMPLETE перед всеми </w:t>
+      </w:r>
+      <w:r>
+        <w:rPr>
+          <w:rFonts w:ascii="Calibri" w:hAnsi="Calibri" w:eastAsia="Calibri"/>
+          <w:b/>
+          <w:i w:val="0"/>
+        </w:rPr>
+        <w:t>30/30</w:t>
+      </w:r>
+      <w:r>
+        <w:rPr>
+          <w:rFonts w:ascii="Calibri" w:hAnsi="Calibri" w:eastAsia="Calibri"/>
+          <w:b w:val="0"/>
+          <w:i w:val="0"/>
+        </w:rPr>
+        <w:t xml:space="preserve"> последующими физическими регенерациями. Blanket-carrier baseline отклонил все </w:t>
+      </w:r>
+      <w:r>
+        <w:rPr>
+          <w:rFonts w:ascii="Calibri" w:hAnsi="Calibri" w:eastAsia="Calibri"/>
+          <w:b/>
+          <w:i w:val="0"/>
+        </w:rPr>
+        <w:t>10/10</w:t>
+      </w:r>
+      <w:r>
+        <w:rPr>
+          <w:rFonts w:ascii="Calibri" w:hAnsi="Calibri" w:eastAsia="Calibri"/>
+          <w:b w:val="0"/>
+          <w:i w:val="0"/>
+        </w:rPr>
+        <w:t xml:space="preserve"> безопасных guarded случаев.</w:t>
+      </w:r>
+    </w:p>
+    <w:p>
+      <w:pPr>
+        <w:widowControl/>
+      </w:pPr>
+      <w:r>
+        <w:rPr>
+          <w:rFonts w:ascii="Calibri" w:hAnsi="Calibri" w:eastAsia="Calibri"/>
+          <w:b w:val="0"/>
+          <w:i w:val="0"/>
+        </w:rPr>
+        <w:t xml:space="preserve">Single-carrier cases выбрали локальные controls стоимостью 2–5. Mixed cases выбрали общий persistent tombstone стоимостью </w:t>
+      </w:r>
+      <w:r>
+        <w:rPr>
+          <w:rFonts w:ascii="Calibri" w:hAnsi="Calibri" w:eastAsia="Calibri"/>
+          <w:b/>
+          <w:i w:val="0"/>
+        </w:rPr>
+        <w:t>7</w:t>
+      </w:r>
+      <w:r>
+        <w:rPr>
+          <w:rFonts w:ascii="Calibri" w:hAnsi="Calibri" w:eastAsia="Calibri"/>
+          <w:b w:val="0"/>
+          <w:i w:val="0"/>
+        </w:rPr>
+        <w:t xml:space="preserve">, тогда как четыре раздельных фильтра стоили 14, а destroy-all — 60. Physical replay после MSC дал </w:t>
+      </w:r>
+      <w:r>
+        <w:rPr>
+          <w:rFonts w:ascii="Calibri" w:hAnsi="Calibri" w:eastAsia="Calibri"/>
+          <w:b/>
+          <w:i w:val="0"/>
+        </w:rPr>
+        <w:t>0/30</w:t>
+      </w:r>
+      <w:r>
+        <w:rPr>
+          <w:rFonts w:ascii="Calibri" w:hAnsi="Calibri" w:eastAsia="Calibri"/>
+          <w:b w:val="0"/>
+          <w:i w:val="0"/>
+        </w:rPr>
+        <w:t xml:space="preserve"> повторных появлений. Branch-and-bound MSC совпал с отдельным exhaustive oracle в </w:t>
+      </w:r>
+      <w:r>
+        <w:rPr>
+          <w:rFonts w:ascii="Calibri" w:hAnsi="Calibri" w:eastAsia="Calibri"/>
+          <w:b/>
+          <w:i w:val="0"/>
+        </w:rPr>
+        <w:t>30/30</w:t>
+      </w:r>
+      <w:r>
+        <w:rPr>
+          <w:rFonts w:ascii="Calibri" w:hAnsi="Calibri" w:eastAsia="Calibri"/>
+          <w:b w:val="0"/>
+          <w:i w:val="0"/>
+        </w:rPr>
+        <w:t xml:space="preserve"> prospective cases и в property tests с изменением всех стоимостей и permissions.</w:t>
+      </w:r>
+    </w:p>
+    <w:p>
+      <w:pPr>
+        <w:pStyle w:val="Heading1"/>
+      </w:pPr>
+      <w:r>
+        <w:t>9. Обсуждение</w:t>
+      </w:r>
+    </w:p>
+    <w:p>
+      <w:pPr>
         <w:keepLines/>
         <w:jc w:val="center"/>
       </w:pPr>
       <w:r>
         <w:drawing>
           <wp:inline xmlns:a="http://schemas.openxmlformats.org/drawingml/2006/main" xmlns:pic="http://schemas.openxmlformats.org/drawingml/2006/picture">
-            <wp:extent cx="5577840" cy="3036824"/>
-            <wp:docPr id="2" name="Picture 2" descr="Диаграмма: PCUG даёт 0 из 75 ложных COMPLETE против 75 из 75 у typed-node; многосервисный CDC достигает 17,64-кратного ускорения и сокращает записанные байты на 94,62 процента." title="Рисунок 2"/>
+            <wp:extent cx="5577840" cy="3935476"/>
+            <wp:docPr id="2" name="Picture 2" descr="Диаграмма: PCUG даёт 0 из 75 ложных COMPLETE против 75 из 75 у typed-node; CDC достигает 17,64-кратного ускорения и сокращает записанные байты на 94,62 процента; RSE обнаруживает 30 из 30 рисков без повторов после MSC." title="Рисунок 2"/>
             <wp:cNvGraphicFramePr>
               <a:graphicFrameLocks noChangeAspect="1"/>
             </wp:cNvGraphicFramePr>
@@ -3137,7 +3548,7 @@
                   <pic:spPr>
                     <a:xfrm>
                       <a:off x="0" y="0"/>
-                      <a:ext cx="5577840" cy="3036824"/>
+                      <a:ext cx="5577840" cy="3935476"/>
                     </a:xfrm>
                     <a:prstGeom prst="rect"/>
                   </pic:spPr>
@@ -3154,7 +3565,7 @@
         <w:keepNext w:val="0"/>
       </w:pPr>
       <w:r>
-        <w:t>Рисунок 2. Результат стресс-теста механизма и эффективность измеренного многосервисного испытания. Составлено автором по зафиксированным результатам.</w:t>
+        <w:t>Рисунок 2. Stress test механизма, измеренное многосервисное испытание и preregistered RSE v2. Составлено автором по зафиксированным результатам.</w:t>
       </w:r>
     </w:p>
     <w:p>
@@ -3222,6 +3633,19 @@
           <w:b w:val="0"/>
           <w:i w:val="0"/>
         </w:rPr>
+        <w:t>RSE добавляет временное измерение к тому же принципу. Recoverable carrier не обязательно является текущим residual, а текущее отсутствие не обязательно стабильно. Кратчайший regeneration witness объясняет, как обычная будущая операция возвращает субъекта; MSC отделяет безопасное guarded retention от разрушения carrier.</w:t>
+      </w:r>
+    </w:p>
+    <w:p>
+      <w:pPr>
+        <w:widowControl/>
+      </w:pPr>
+      <w:r>
+        <w:rPr>
+          <w:rFonts w:ascii="Calibri" w:hAnsi="Calibri" w:eastAsia="Calibri"/>
+          <w:b w:val="0"/>
+          <w:i w:val="0"/>
+        </w:rPr>
         <w:t>Сильнейшее текущее доказательство дополнительной ценности композиции остаётся внутренним: stress set специально создан для mandatory channels и replay. На внешних структурах сильнейший typed audit не проиграл. Поэтому решающий следующий эксперимент — не новая функция и не увеличенный авторский simulator, а independently authored hidden challenge с взаимодействиями edge, channel, replay и hidden artifact, однократно запущенный против frozen evaluator.</w:t>
       </w:r>
     </w:p>
@@ -3369,6 +3793,27 @@
           <w:b/>
           <w:i w:val="0"/>
         </w:rPr>
+        <w:t>Временная область.</w:t>
+      </w:r>
+      <w:r>
+        <w:rPr>
+          <w:rFonts w:ascii="Calibri" w:hAnsi="Calibri" w:eastAsia="Calibri"/>
+          <w:b w:val="0"/>
+          <w:i w:val="0"/>
+        </w:rPr>
+        <w:t xml:space="preserve"> RSE v2 использует четыре project-authored family carriers, детерминированные синтетические vectors, заявленные стоимости и локальные adapters. Он не доказывает наблюдение неизвестных будущих операций или organization-wide transition coverage. Snapshot PCUG и RSE отвечают на разные claims; v2 comparison нельзя представлять как общий провал PCUG.</w:t>
+      </w:r>
+    </w:p>
+    <w:p>
+      <w:pPr>
+        <w:widowControl/>
+      </w:pPr>
+      <w:r>
+        <w:rPr>
+          <w:rFonts w:ascii="Calibri" w:hAnsi="Calibri" w:eastAsia="Calibri"/>
+          <w:b/>
+          <w:i w:val="0"/>
+        </w:rPr>
         <w:t>Поиск новизны.</w:t>
       </w:r>
       <w:r>
@@ -3432,7 +3877,7 @@
           <w:b w:val="0"/>
           <w:i w:val="0"/>
         </w:rPr>
-        <w:t>Публичный репозиторий содержит код, зафиксированные протоколы, исходные записи, манифесты, отчёты, доказательства Lean и настройки непрерывной интеграции. Доказательная база, оцениваемая в работе, сохранена в публичной истории версии 0.3.1; манифесты протоколов и исходных записей содержат криптографические хэши. Основные команды:</w:t>
+        <w:t>Публичный репозиторий содержит код, зафиксированные протоколы, исходные записи, манифесты, отчёты, доказательства Lean и настройки непрерывной интеграции. Доказательная база, оцениваемая в работе, сохранена в публичной истории версии 0.5.0; манифесты протоколов и исходных записей содержат криптографические хэши. Основные команды:</w:t>
       </w:r>
     </w:p>
     <w:p>
@@ -3473,6 +3918,14 @@
       </w:pPr>
       <w:r>
         <w:t>python scripts/verify_sequential_deletion_privacy_v1.py</w:t>
+      </w:r>
+    </w:p>
+    <w:p>
+      <w:pPr>
+        <w:pStyle w:val="CodeBlock"/>
+      </w:pPr>
+      <w:r>
+        <w:t>python scripts/verify_regeneration_safe_erasure_v2.py</w:t>
       </w:r>
     </w:p>
     <w:p>
@@ -3506,7 +3959,7 @@
           <w:b w:val="0"/>
           <w:i w:val="0"/>
         </w:rPr>
-        <w:t>EraSeMap показывает практический и математически явный подход к аудиту удаления биометрии в неоднородной инфраструктуре. Запрос превращается в задачу остаточных путей; COMPLETE — в совместное условие закрытия путей и положительного обязательного evidence; исправление — в минимальную по стоимости задачу действий, результат которой должен пройти replay. Абстрактные гарантии машинно проверены, оптимизатор совпадает с exhaustive oracle, реальные локальные сервисы показывают значительное снижение работы, а влияние на модель оценивается ограниченным количественным gate с exact fallback.</w:t>
+        <w:t>EraSeMap показывает практический и математически явный подход к аудиту удаления биометрии в неоднородной инфраструктуре и будущих зарегистрированных операциях. Запрос превращается в задачу остаточных путей и temporal reachability; COMPLETE — в совместное условие закрытия путей, положительного обязательного evidence и стабильности зарегистрированных переходов; исправление — в минимальную по стоимости задачу действий, результат которой должен пройти replay. Абстрактные гарантии машинно проверены, оптимизаторы совпадают с exhaustive oracles, реальные локальные сервисы показывают значительное снижение работы, а влияние на модель оценивается ограниченным количественным gate с exact fallback.</w:t>
       </w:r>
     </w:p>
     <w:p>
@@ -3709,7 +4162,33 @@
           <w:b w:val="0"/>
           <w:i w:val="0"/>
         </w:rPr>
-        <w:t>[14] EraSeMap. Публичный репозиторий и архив доказательств, версия 0.3.1, 2026: https://github.com/nazkari86-lab/erasemap.</w:t>
+        <w:t>[14] EraSeMap. Публичный репозиторий и архив доказательств, версия 0.5.0, 2026: https://github.com/nazkari86-lab/erasemap.</w:t>
+      </w:r>
+    </w:p>
+    <w:p>
+      <w:pPr>
+        <w:widowControl/>
+      </w:pPr>
+      <w:r>
+        <w:rPr>
+          <w:rFonts w:ascii="Calibri" w:hAnsi="Calibri" w:eastAsia="Calibri"/>
+          <w:b w:val="0"/>
+          <w:i w:val="0"/>
+        </w:rPr>
+        <w:t>[15] European Data Protection Board. EDPB identifies challenges hindering the full implementation of the right to erasure. 18 февраля 2026.</w:t>
+      </w:r>
+    </w:p>
+    <w:p>
+      <w:pPr>
+        <w:widowControl/>
+      </w:pPr>
+      <w:r>
+        <w:rPr>
+          <w:rFonts w:ascii="Calibri" w:hAnsi="Calibri" w:eastAsia="Calibri"/>
+          <w:b w:val="0"/>
+          <w:i w:val="0"/>
+        </w:rPr>
+        <w:t>[16] UK Patent Application GB2562767A. Right to erasure compliant back-up, 2018.</w:t>
       </w:r>
     </w:p>
     <w:p>
@@ -4594,6 +5073,138 @@
                 <w:sz w:val="18"/>
               </w:rPr>
               <w:t>Доля ложных COMPLETE</w:t>
+            </w:r>
+          </w:p>
+        </w:tc>
+      </w:tr>
+      <w:tr>
+        <w:tc>
+          <w:tcPr>
+            <w:tcW w:type="dxa" w:w="3000"/>
+            <w:tcMar>
+              <w:top w:w="80" w:type="dxa"/>
+              <w:start w:w="120" w:type="dxa"/>
+              <w:bottom w:w="80" w:type="dxa"/>
+              <w:end w:w="120" w:type="dxa"/>
+            </w:tcMar>
+            <w:vAlign w:val="center"/>
+          </w:tcPr>
+          <w:p>
+            <w:pPr>
+              <w:spacing w:before="0" w:after="60" w:line="259" w:lineRule="auto"/>
+            </w:pPr>
+            <w:r>
+              <w:rPr>
+                <w:rFonts w:ascii="Calibri" w:hAnsi="Calibri" w:eastAsia="Calibri"/>
+                <w:sz w:val="18"/>
+              </w:rPr>
+            </w:r>
+            <w:r>
+              <w:rPr>
+                <w:rFonts w:ascii="Calibri" w:hAnsi="Calibri" w:eastAsia="Calibri"/>
+                <w:b w:val="0"/>
+                <w:i w:val="0"/>
+                <w:sz w:val="18"/>
+              </w:rPr>
+              <w:t>Reach(q₀,δ)</w:t>
+            </w:r>
+          </w:p>
+        </w:tc>
+        <w:tc>
+          <w:tcPr>
+            <w:tcW w:type="dxa" w:w="6027"/>
+            <w:tcMar>
+              <w:top w:w="80" w:type="dxa"/>
+              <w:start w:w="120" w:type="dxa"/>
+              <w:bottom w:w="80" w:type="dxa"/>
+              <w:end w:w="120" w:type="dxa"/>
+            </w:tcMar>
+            <w:vAlign w:val="center"/>
+          </w:tcPr>
+          <w:p>
+            <w:pPr>
+              <w:spacing w:before="0" w:after="60" w:line="259" w:lineRule="auto"/>
+            </w:pPr>
+            <w:r>
+              <w:rPr>
+                <w:rFonts w:ascii="Calibri" w:hAnsi="Calibri" w:eastAsia="Calibri"/>
+                <w:sz w:val="18"/>
+              </w:rPr>
+            </w:r>
+            <w:r>
+              <w:rPr>
+                <w:rFonts w:ascii="Calibri" w:hAnsi="Calibri" w:eastAsia="Calibri"/>
+                <w:b w:val="0"/>
+                <w:i w:val="0"/>
+                <w:sz w:val="18"/>
+              </w:rPr>
+              <w:t>Состояния, достижимые после удаления по зарегистрированным переходам</w:t>
+            </w:r>
+          </w:p>
+        </w:tc>
+      </w:tr>
+      <w:tr>
+        <w:tc>
+          <w:tcPr>
+            <w:tcW w:type="dxa" w:w="3000"/>
+            <w:tcMar>
+              <w:top w:w="80" w:type="dxa"/>
+              <w:start w:w="120" w:type="dxa"/>
+              <w:bottom w:w="80" w:type="dxa"/>
+              <w:end w:w="120" w:type="dxa"/>
+            </w:tcMar>
+            <w:vAlign w:val="center"/>
+          </w:tcPr>
+          <w:p>
+            <w:pPr>
+              <w:spacing w:before="0" w:after="60" w:line="259" w:lineRule="auto"/>
+            </w:pPr>
+            <w:r>
+              <w:rPr>
+                <w:rFonts w:ascii="Calibri" w:hAnsi="Calibri" w:eastAsia="Calibri"/>
+                <w:sz w:val="18"/>
+              </w:rPr>
+            </w:r>
+            <w:r>
+              <w:rPr>
+                <w:rFonts w:ascii="Calibri" w:hAnsi="Calibri" w:eastAsia="Calibri"/>
+                <w:b w:val="0"/>
+                <w:i w:val="0"/>
+                <w:sz w:val="18"/>
+              </w:rPr>
+              <w:t>MSC</w:t>
+            </w:r>
+          </w:p>
+        </w:tc>
+        <w:tc>
+          <w:tcPr>
+            <w:tcW w:type="dxa" w:w="6027"/>
+            <w:tcMar>
+              <w:top w:w="80" w:type="dxa"/>
+              <w:start w:w="120" w:type="dxa"/>
+              <w:bottom w:w="80" w:type="dxa"/>
+              <w:end w:w="120" w:type="dxa"/>
+            </w:tcMar>
+            <w:vAlign w:val="center"/>
+          </w:tcPr>
+          <w:p>
+            <w:pPr>
+              <w:spacing w:before="0" w:after="60" w:line="259" w:lineRule="auto"/>
+            </w:pPr>
+            <w:r>
+              <w:rPr>
+                <w:rFonts w:ascii="Calibri" w:hAnsi="Calibri" w:eastAsia="Calibri"/>
+                <w:sz w:val="18"/>
+              </w:rPr>
+            </w:r>
+            <w:r>
+              <w:rPr>
+                <w:rFonts w:ascii="Calibri" w:hAnsi="Calibri" w:eastAsia="Calibri"/>
+                <w:b w:val="0"/>
+                <w:i w:val="0"/>
+                <w:sz w:val="18"/>
+              </w:rPr>
+              <w:t>Минимальный стабилизирующий разрез, блокирующий все зарегистрированные regeneration witnesses</w:t>
             </w:r>
           </w:p>
         </w:tc>
@@ -5517,6 +6128,104 @@
           </w:p>
         </w:tc>
       </w:tr>
+      <w:tr>
+        <w:tc>
+          <w:tcPr>
+            <w:tcW w:type="dxa" w:w="2300"/>
+            <w:tcMar>
+              <w:top w:w="80" w:type="dxa"/>
+              <w:start w:w="120" w:type="dxa"/>
+              <w:bottom w:w="80" w:type="dxa"/>
+              <w:end w:w="120" w:type="dxa"/>
+            </w:tcMar>
+            <w:vAlign w:val="center"/>
+          </w:tcPr>
+          <w:p>
+            <w:pPr>
+              <w:spacing w:before="0" w:after="60" w:line="259" w:lineRule="auto"/>
+            </w:pPr>
+            <w:r>
+              <w:rPr>
+                <w:rFonts w:ascii="Calibri" w:hAnsi="Calibri" w:eastAsia="Calibri"/>
+                <w:sz w:val="18"/>
+              </w:rPr>
+            </w:r>
+            <w:r>
+              <w:rPr>
+                <w:rFonts w:ascii="Calibri" w:hAnsi="Calibri" w:eastAsia="Calibri"/>
+                <w:b w:val="0"/>
+                <w:i w:val="0"/>
+                <w:sz w:val="18"/>
+              </w:rPr>
+              <w:t>RSE отличает будущий риск от guarded latent carriers</w:t>
+            </w:r>
+          </w:p>
+        </w:tc>
+        <w:tc>
+          <w:tcPr>
+            <w:tcW w:type="dxa" w:w="2450"/>
+            <w:tcMar>
+              <w:top w:w="80" w:type="dxa"/>
+              <w:start w:w="120" w:type="dxa"/>
+              <w:bottom w:w="80" w:type="dxa"/>
+              <w:end w:w="120" w:type="dxa"/>
+            </w:tcMar>
+            <w:vAlign w:val="center"/>
+          </w:tcPr>
+          <w:p>
+            <w:pPr>
+              <w:spacing w:before="0" w:after="60" w:line="259" w:lineRule="auto"/>
+            </w:pPr>
+            <w:r>
+              <w:rPr>
+                <w:rFonts w:ascii="Calibri" w:hAnsi="Calibri" w:eastAsia="Calibri"/>
+                <w:sz w:val="18"/>
+              </w:rPr>
+            </w:r>
+            <w:r>
+              <w:rPr>
+                <w:rFonts w:ascii="Calibri" w:hAnsi="Calibri" w:eastAsia="Calibri"/>
+                <w:b w:val="0"/>
+                <w:i w:val="0"/>
+                <w:sz w:val="18"/>
+              </w:rPr>
+              <w:t>30/30 risks; 10/10 safe; 10/10 coverage faults; 0/30 post-MSC повторов</w:t>
+            </w:r>
+          </w:p>
+        </w:tc>
+        <w:tc>
+          <w:tcPr>
+            <w:tcW w:type="dxa" w:w="4277"/>
+            <w:tcMar>
+              <w:top w:w="80" w:type="dxa"/>
+              <w:start w:w="120" w:type="dxa"/>
+              <w:bottom w:w="80" w:type="dxa"/>
+              <w:end w:w="120" w:type="dxa"/>
+            </w:tcMar>
+            <w:vAlign w:val="center"/>
+          </w:tcPr>
+          <w:p>
+            <w:pPr>
+              <w:spacing w:before="0" w:after="60" w:line="259" w:lineRule="auto"/>
+            </w:pPr>
+            <w:r>
+              <w:rPr>
+                <w:rFonts w:ascii="Calibri" w:hAnsi="Calibri" w:eastAsia="Calibri"/>
+                <w:sz w:val="18"/>
+              </w:rPr>
+            </w:r>
+            <w:r>
+              <w:rPr>
+                <w:rFonts w:ascii="Calibri" w:hAnsi="Calibri" w:eastAsia="Calibri"/>
+                <w:b w:val="0"/>
+                <w:i w:val="0"/>
+                <w:sz w:val="18"/>
+              </w:rPr>
+              <w:t>Prospective, но project-authored local multi-path lab</w:t>
+            </w:r>
+          </w:p>
+        </w:tc>
+      </w:tr>
     </w:tbl>
     <w:p>
       <w:pPr>

--- a/competition/paper/EraSeMap_scientific_paper_RU.docx
+++ b/competition/paper/EraSeMap_scientific_paper_RU.docx
@@ -329,7 +329,7 @@
           <w:b w:val="0"/>
           <w:i w:val="0"/>
         </w:rPr>
-        <w:t>Расширение Regeneration-Safe Erasure (RSE) проверяет другой отказ: отсутствующие сейчас данные могут вернуться после восстановления backup, legacy import, replay очереди или повторного развёртывания checkpoint. Multi-path протокол v2 был публично зафиксирован до реализации. Первый запуск обнаружил 30/30 зарегистрированных временных рисков, подтвердил 10/10 безопасных guarded случаев, fail-closed обработал 10/10 дефектов coverage и дал 0/30 физических повторных появлений после точного Minimal Stabilization Cut (MSC). Это prospective, но project-authored evidence, а не независимый или production-результат.</w:t>
+        <w:t>Расширение Regeneration-Safe Erasure (RSE) проверяет другой отказ: отсутствующие сейчас данные могут вернуться после восстановления backup, legacy import, replay очереди или повторного развёртывания checkpoint. Multi-path протокол v2 был публично зафиксирован до реализации. Первый запуск обнаружил 30/30 зарегистрированных временных рисков, подтвердил 10/10 безопасных guarded случаев, fail-closed обработал 10/10 дефектов coverage и дал 0/30 физических повторных появлений после точного Minimal Stabilization Cut (MSC). Lean проверяет условную безопасность и минимальную стоимость MSC, а production branch-and-bound совпал с отдельным exhaustive oracle в 16 384/16 384 конфигурациях конечной области. Это project-authored prospective и verification evidence, а не независимый или production-результат.</w:t>
       </w:r>
     </w:p>
     <w:p>
@@ -1855,7 +1855,7 @@
           <w:b w:val="0"/>
           <w:i w:val="0"/>
         </w:rPr>
-        <w:t xml:space="preserve">Lean 4.33.1 проверяет оба результата без </w:t>
+        <w:t xml:space="preserve">Lean 4.33.1 проверяет результаты без </w:t>
       </w:r>
       <w:r>
         <w:rPr>
@@ -1887,7 +1887,23 @@
           <w:b w:val="0"/>
           <w:i w:val="0"/>
         </w:rPr>
-        <w:t>. Теоремы относятся к абстрактному ядру, но не доказывают семантику Python, корректность драйверов или обнаружение реальной топологии. Поэтому производственный Python-селектор отдельно сравнивается с полным oracle.</w:t>
+        <w:t xml:space="preserve">. Для MSC теорема </w:t>
+      </w:r>
+      <w:r>
+        <w:rPr>
+          <w:rFonts w:ascii="Menlo" w:hAnsi="Menlo" w:eastAsia="Menlo"/>
+          <w:color w:val="173B57"/>
+          <w:sz w:val="19"/>
+        </w:rPr>
+        <w:t>selected_msc_safe_and_minimum</w:t>
+      </w:r>
+      <w:r>
+        <w:rPr>
+          <w:rFonts w:ascii="Calibri" w:hAnsi="Calibri" w:eastAsia="Calibri"/>
+          <w:b w:val="0"/>
+          <w:i w:val="0"/>
+        </w:rPr>
+        <w:t xml:space="preserve"> доказывает: если replay feasibility корректно влечёт temporal safety, выбранный зарегистрированный набор controls безопасен и не дороже любого другого feasible набора; отдельная no-plan theorem сохраняет fail-closed поведение. Теоремы относятся к абстрактному ядру, но не доказывают семантику Python, корректность драйверов или обнаружение реальной топологии. Поэтому производственные Python-селекторы отдельно сравниваются с полными oracles.</w:t>
       </w:r>
     </w:p>
     <w:p>
@@ -2080,7 +2096,7 @@
           <w:b w:val="0"/>
           <w:i w:val="0"/>
         </w:rPr>
-        <w:t>Репозиторий содержит 263 теста с покрытием не ниже 90% по полной CI-equivalent команде, locked protocols, raw records, manifests, preregistrations, отчёты об отрицательных результатах, Lean-проект, CLI-демонстрации и CI gates. Инженерная проверка повышает воспроизводимость, но не считается независимой научной валидацией.</w:t>
+        <w:t>Репозиторий содержит 265 тестов с покрытием не ниже 90% по полной CI-equivalent команде, pinned build backend, exact runtime/test constraints, SHA-pinned workflow actions, locked protocols, raw records, manifests, preregistrations, отчёты об отрицательных результатах, Lean-проект, CLI-демонстрации и CI gates. Инженерная проверка повышает воспроизводимость, но не считается независимой научной валидацией.</w:t>
       </w:r>
     </w:p>
     <w:p>
@@ -3492,7 +3508,7 @@
           <w:b w:val="0"/>
           <w:i w:val="0"/>
         </w:rPr>
-        <w:t xml:space="preserve"> повторных появлений. Branch-and-bound MSC совпал с отдельным exhaustive oracle в </w:t>
+        <w:t xml:space="preserve"> повторных появлений. Помимо 30 prospective cases, branch-and-bound MSC совпал с отдельно реализованным exhaustive oracle в </w:t>
       </w:r>
       <w:r>
         <w:rPr>
@@ -3500,7 +3516,7 @@
           <w:b/>
           <w:i w:val="0"/>
         </w:rPr>
-        <w:t>30/30</w:t>
+        <w:t>16 384/16 384</w:t>
       </w:r>
       <w:r>
         <w:rPr>
@@ -3508,7 +3524,7 @@
           <w:b w:val="0"/>
           <w:i w:val="0"/>
         </w:rPr>
-        <w:t xml:space="preserve"> prospective cases и в property tests с изменением всех стоимостей и permissions.</w:t>
+        <w:t xml:space="preserve"> детерминированных конфигурациях: все 16 carrier subsets, все 64 permission masks, восемь adversarial cost catalogues и оба input order.</w:t>
       </w:r>
     </w:p>
     <w:p>
@@ -3909,7 +3925,7 @@
         <w:pStyle w:val="CodeBlock"/>
       </w:pPr>
       <w:r>
-        <w:t>python scripts/verify_measured_multiservice_v1.py</w:t>
+        <w:t>python scripts/verify_rse_conformance.py --expected formal/rse-msc-conformance-v1.json --output /tmp/rse-msc-conformance.json</w:t>
       </w:r>
     </w:p>
     <w:p>
@@ -3917,7 +3933,7 @@
         <w:pStyle w:val="CodeBlock"/>
       </w:pPr>
       <w:r>
-        <w:t>python scripts/verify_sequential_deletion_privacy_v1.py</w:t>
+        <w:t>python scripts/verify_measured_multiservice_v1.py</w:t>
       </w:r>
     </w:p>
     <w:p>
@@ -3925,7 +3941,23 @@
         <w:pStyle w:val="CodeBlock"/>
       </w:pPr>
       <w:r>
+        <w:t>python scripts/verify_sequential_deletion_privacy_v1.py</w:t>
+      </w:r>
+    </w:p>
+    <w:p>
+      <w:pPr>
+        <w:pStyle w:val="CodeBlock"/>
+      </w:pPr>
+      <w:r>
         <w:t>python scripts/verify_regeneration_safe_erasure_v2.py</w:t>
+      </w:r>
+    </w:p>
+    <w:p>
+      <w:pPr>
+        <w:pStyle w:val="CodeBlock"/>
+      </w:pPr>
+      <w:r>
+        <w:t>scripts/reproduce_release.sh core</w:t>
       </w:r>
     </w:p>
     <w:p>
@@ -5569,6 +5601,104 @@
                 <w:i w:val="0"/>
                 <w:sz w:val="18"/>
               </w:rPr>
+              <w:t>Exact MSC безопасен и минимален в registered temporal semantics</w:t>
+            </w:r>
+          </w:p>
+        </w:tc>
+        <w:tc>
+          <w:tcPr>
+            <w:tcW w:type="dxa" w:w="2450"/>
+            <w:tcMar>
+              <w:top w:w="80" w:type="dxa"/>
+              <w:start w:w="120" w:type="dxa"/>
+              <w:bottom w:w="80" w:type="dxa"/>
+              <w:end w:w="120" w:type="dxa"/>
+            </w:tcMar>
+            <w:vAlign w:val="center"/>
+          </w:tcPr>
+          <w:p>
+            <w:pPr>
+              <w:spacing w:before="0" w:after="60" w:line="259" w:lineRule="auto"/>
+            </w:pPr>
+            <w:r>
+              <w:rPr>
+                <w:rFonts w:ascii="Calibri" w:hAnsi="Calibri" w:eastAsia="Calibri"/>
+                <w:sz w:val="18"/>
+              </w:rPr>
+            </w:r>
+            <w:r>
+              <w:rPr>
+                <w:rFonts w:ascii="Calibri" w:hAnsi="Calibri" w:eastAsia="Calibri"/>
+                <w:b w:val="0"/>
+                <w:i w:val="0"/>
+                <w:sz w:val="18"/>
+              </w:rPr>
+              <w:t>Lean conditional theorem; 16 384/16 384 Python/oracle конфигураций</w:t>
+            </w:r>
+          </w:p>
+        </w:tc>
+        <w:tc>
+          <w:tcPr>
+            <w:tcW w:type="dxa" w:w="4277"/>
+            <w:tcMar>
+              <w:top w:w="80" w:type="dxa"/>
+              <w:start w:w="120" w:type="dxa"/>
+              <w:bottom w:w="80" w:type="dxa"/>
+              <w:end w:w="120" w:type="dxa"/>
+            </w:tcMar>
+            <w:vAlign w:val="center"/>
+          </w:tcPr>
+          <w:p>
+            <w:pPr>
+              <w:spacing w:before="0" w:after="60" w:line="259" w:lineRule="auto"/>
+            </w:pPr>
+            <w:r>
+              <w:rPr>
+                <w:rFonts w:ascii="Calibri" w:hAnsi="Calibri" w:eastAsia="Calibri"/>
+                <w:sz w:val="18"/>
+              </w:rPr>
+            </w:r>
+            <w:r>
+              <w:rPr>
+                <w:rFonts w:ascii="Calibri" w:hAnsi="Calibri" w:eastAsia="Calibri"/>
+                <w:b w:val="0"/>
+                <w:i w:val="0"/>
+                <w:sz w:val="18"/>
+              </w:rPr>
+              <w:t>Зависит от transition coverage и feasibility soundness</w:t>
+            </w:r>
+          </w:p>
+        </w:tc>
+      </w:tr>
+      <w:tr>
+        <w:tc>
+          <w:tcPr>
+            <w:tcW w:type="dxa" w:w="2300"/>
+            <w:tcMar>
+              <w:top w:w="80" w:type="dxa"/>
+              <w:start w:w="120" w:type="dxa"/>
+              <w:bottom w:w="80" w:type="dxa"/>
+              <w:end w:w="120" w:type="dxa"/>
+            </w:tcMar>
+            <w:vAlign w:val="center"/>
+          </w:tcPr>
+          <w:p>
+            <w:pPr>
+              <w:spacing w:before="0" w:after="60" w:line="259" w:lineRule="auto"/>
+            </w:pPr>
+            <w:r>
+              <w:rPr>
+                <w:rFonts w:ascii="Calibri" w:hAnsi="Calibri" w:eastAsia="Calibri"/>
+                <w:sz w:val="18"/>
+              </w:rPr>
+            </w:r>
+            <w:r>
+              <w:rPr>
+                <w:rFonts w:ascii="Calibri" w:hAnsi="Calibri" w:eastAsia="Calibri"/>
+                <w:b w:val="0"/>
+                <w:i w:val="0"/>
+                <w:sz w:val="18"/>
+              </w:rPr>
               <w:t>Python exact CDC реализует контракт</w:t>
             </w:r>
           </w:p>

--- a/competition/paper/EraSeMap_scientific_paper_RU.docx
+++ b/competition/paper/EraSeMap_scientific_paper_RU.docx
@@ -339,6 +339,19 @@
       <w:r>
         <w:rPr>
           <w:rFonts w:ascii="Calibri" w:hAnsi="Calibri" w:eastAsia="Calibri"/>
+          <w:b w:val="0"/>
+          <w:i w:val="0"/>
+        </w:rPr>
+        <w:t>Topology-Robust Erasure (TRE) усиливает MSC с одной карты до конечного заявленного uncertainty envelope. Его протокол также зафиксирован до реализации. В первом запуске nominal MSC допустил регенерацию в 35/35 topology shifts, тогда как единый exact TRE-план дал 0/35 возвратов, стоил 7 против 60 у blanket destruction и совпал с exhaustive oracle. Production TRE дополнительно совпал с oracle в 4096/4096 систематических конфигураций. Гарантия условна: реальная топология должна входить в заявленный envelope.</w:t>
+      </w:r>
+    </w:p>
+    <w:p>
+      <w:pPr>
+        <w:widowControl/>
+      </w:pPr>
+      <w:r>
+        <w:rPr>
+          <w:rFonts w:ascii="Calibri" w:hAnsi="Calibri" w:eastAsia="Calibri"/>
           <w:b/>
           <w:i w:val="0"/>
         </w:rPr>
@@ -591,61 +604,44 @@
       <w:r>
         <w:rPr>
           <w:rFonts w:ascii="Calibri" w:hAnsi="Calibri" w:eastAsia="Calibri"/>
-          <w:b w:val="0"/>
+          <w:b/>
           <w:i w:val="0"/>
         </w:rPr>
-        <w:t>Задачи работы: формализовать завершённость удаления; реализовать evaluator и optimizer; машинно проверить ограниченные гарантии; сравнить фиксированные baselines; измерить систему с реальными процессами; явно определить границу внешней валидности.</w:t>
-      </w:r>
-    </w:p>
-    <w:p>
-      <w:pPr>
-        <w:widowControl/>
-      </w:pPr>
+        <w:t>Гипотеза H4.</w:t>
+      </w:r>
       <w:r>
         <w:rPr>
           <w:rFonts w:ascii="Calibri" w:hAnsi="Calibri" w:eastAsia="Calibri"/>
           <w:b w:val="0"/>
           <w:i w:val="0"/>
         </w:rPr>
-        <w:t>Ограниченный вклад работы состоит из пяти частей:</w:t>
+        <w:t xml:space="preserve"> В конечном заявленном topology envelope единый exact TRE-план предотвращает каждый зарегистрированный путь регенерации с меньшей заявленной стоимостью, чем blanket destruction, тогда как nominal MSC может провалиться после topology shift. Нулевая гипотеза: robust replay не даёт преимущества по безопасности и стоимости.</w:t>
       </w:r>
     </w:p>
     <w:p>
       <w:pPr>
-        <w:pStyle w:val="NumberedItem"/>
-      </w:pPr>
-      <w:r>
-        <w:rPr>
-          <w:rFonts w:ascii="Calibri" w:hAnsi="Calibri" w:eastAsia="Calibri"/>
-        </w:rPr>
-        <w:t xml:space="preserve">1. </w:t>
-      </w:r>
+        <w:widowControl/>
+      </w:pPr>
       <w:r>
         <w:rPr>
           <w:rFonts w:ascii="Calibri" w:hAnsi="Calibri" w:eastAsia="Calibri"/>
           <w:b w:val="0"/>
           <w:i w:val="0"/>
         </w:rPr>
-        <w:t>Типизированная модель остаточных путей, в которой физические объекты, влияние на модель, неизвестное доказательство и блокировка политикой имеют разные смыслы.</w:t>
+        <w:t>Задачи работы: формализовать завершённость удаления; реализовать evaluator и optimizer; машинно проверить ограниченные гарантии; сравнить фиксированные baselines; измерить систему с реальными процессами; явно определить границу внешней валидности.</w:t>
       </w:r>
     </w:p>
     <w:p>
       <w:pPr>
-        <w:pStyle w:val="NumberedItem"/>
-      </w:pPr>
-      <w:r>
-        <w:rPr>
-          <w:rFonts w:ascii="Calibri" w:hAnsi="Calibri" w:eastAsia="Calibri"/>
-        </w:rPr>
-        <w:t xml:space="preserve">2. </w:t>
-      </w:r>
+        <w:widowControl/>
+      </w:pPr>
       <w:r>
         <w:rPr>
           <w:rFonts w:ascii="Calibri" w:hAnsi="Calibri" w:eastAsia="Calibri"/>
           <w:b w:val="0"/>
           <w:i w:val="0"/>
         </w:rPr>
-        <w:t>Трёхзначное правило завершения, работающее fail-closed, возвращающее кратчайший контрпример и требующее успешного replay после исправления.</w:t>
+        <w:t>Ограниченный вклад работы состоит из шести частей:</w:t>
       </w:r>
     </w:p>
     <w:p>
@@ -656,7 +652,7 @@
         <w:rPr>
           <w:rFonts w:ascii="Calibri" w:hAnsi="Calibri" w:eastAsia="Calibri"/>
         </w:rPr>
-        <w:t xml:space="preserve">3. </w:t>
+        <w:t xml:space="preserve">1. </w:t>
       </w:r>
       <w:r>
         <w:rPr>
@@ -664,7 +660,7 @@
           <w:b w:val="0"/>
           <w:i w:val="0"/>
         </w:rPr>
-        <w:t>Конечная задача минимального CDC с машинно проверенной теоремой оптимальности и сопоставлением исполняемого алгоритма с полным перебором.</w:t>
+        <w:t>Типизированная модель остаточных путей, в которой физические объекты, влияние на модель, неизвестное доказательство и блокировка политикой имеют разные смыслы.</w:t>
       </w:r>
     </w:p>
     <w:p>
@@ -675,7 +671,7 @@
         <w:rPr>
           <w:rFonts w:ascii="Calibri" w:hAnsi="Calibri" w:eastAsia="Calibri"/>
         </w:rPr>
-        <w:t xml:space="preserve">4. </w:t>
+        <w:t xml:space="preserve">2. </w:t>
       </w:r>
       <w:r>
         <w:rPr>
@@ -683,7 +679,7 @@
           <w:b w:val="0"/>
           <w:i w:val="0"/>
         </w:rPr>
-        <w:t>Многоуровневая оценка на контролируемых ошибках, официальных внешних структурах, реальных локальных сервисах и ограниченном канале face unlearning с сохранением отрицательных результатов и границ независимости.</w:t>
+        <w:t>Трёхзначное правило завершения, работающее fail-closed, возвращающее кратчайший контрпример и требующее успешного replay после исправления.</w:t>
       </w:r>
     </w:p>
     <w:p>
@@ -694,7 +690,7 @@
         <w:rPr>
           <w:rFonts w:ascii="Calibri" w:hAnsi="Calibri" w:eastAsia="Calibri"/>
         </w:rPr>
-        <w:t xml:space="preserve">5. </w:t>
+        <w:t xml:space="preserve">3. </w:t>
       </w:r>
       <w:r>
         <w:rPr>
@@ -702,7 +698,64 @@
           <w:b w:val="0"/>
           <w:i w:val="0"/>
         </w:rPr>
+        <w:t>Конечная задача минимального CDC с машинно проверенной теоремой оптимальности и сопоставлением исполняемого алгоритма с полным перебором.</w:t>
+      </w:r>
+    </w:p>
+    <w:p>
+      <w:pPr>
+        <w:pStyle w:val="NumberedItem"/>
+      </w:pPr>
+      <w:r>
+        <w:rPr>
+          <w:rFonts w:ascii="Calibri" w:hAnsi="Calibri" w:eastAsia="Calibri"/>
+        </w:rPr>
+        <w:t xml:space="preserve">4. </w:t>
+      </w:r>
+      <w:r>
+        <w:rPr>
+          <w:rFonts w:ascii="Calibri" w:hAnsi="Calibri" w:eastAsia="Calibri"/>
+          <w:b w:val="0"/>
+          <w:i w:val="0"/>
+        </w:rPr>
+        <w:t>Многоуровневая оценка на контролируемых ошибках, официальных внешних структурах, реальных локальных сервисах и ограниченном канале face unlearning с сохранением отрицательных результатов и границ независимости.</w:t>
+      </w:r>
+    </w:p>
+    <w:p>
+      <w:pPr>
+        <w:pStyle w:val="NumberedItem"/>
+      </w:pPr>
+      <w:r>
+        <w:rPr>
+          <w:rFonts w:ascii="Calibri" w:hAnsi="Calibri" w:eastAsia="Calibri"/>
+        </w:rPr>
+        <w:t xml:space="preserve">5. </w:t>
+      </w:r>
+      <w:r>
+        <w:rPr>
+          <w:rFonts w:ascii="Calibri" w:hAnsi="Calibri" w:eastAsia="Calibri"/>
+          <w:b w:val="0"/>
+          <w:i w:val="0"/>
+        </w:rPr>
         <w:t>Временной слой RSE, вычисляющий registered reachable closure, кратчайший regeneration witness, fail-closed transition coverage и точный минимальный стабилизирующий разрез.</w:t>
+      </w:r>
+    </w:p>
+    <w:p>
+      <w:pPr>
+        <w:pStyle w:val="NumberedItem"/>
+      </w:pPr>
+      <w:r>
+        <w:rPr>
+          <w:rFonts w:ascii="Calibri" w:hAnsi="Calibri" w:eastAsia="Calibri"/>
+        </w:rPr>
+        <w:t xml:space="preserve">6. </w:t>
+      </w:r>
+      <w:r>
+        <w:rPr>
+          <w:rFonts w:ascii="Calibri" w:hAnsi="Calibri" w:eastAsia="Calibri"/>
+          <w:b w:val="0"/>
+          <w:i w:val="0"/>
+        </w:rPr>
+        <w:t>Topology-robust слой TRE, выбирающий единый минимальный план по конечному uncertainty envelope и возвращающий кратчайший adversarial witness и robustness premium относительно nominal MSC.</w:t>
       </w:r>
     </w:p>
     <w:p>
@@ -814,12 +867,12 @@
           <w:b w:val="0"/>
           <w:i w:val="0"/>
         </w:rPr>
-        <w:t>Рабочая граница новизны — проверяемая композиция:</w:t>
+        <w:t>Robust и probabilistic set covering уже решают задачи покрытия при неопределённости [17]. Synthetic test subjects и проверки уникальных deletion tokens также присутствуют в патентных claims [18]. Поэтому TRE не заявляет изобретение robust optimization или deletion canaries; рабочий вклад — их ограниченная композиция с temporal subject erasure, fail-closed scenario evidence, exact all-scenario replay и adversarial regeneration witness.</w:t>
       </w:r>
     </w:p>
     <w:p>
       <w:pPr>
-        <w:pStyle w:val="Callout"/>
+        <w:widowControl/>
       </w:pPr>
       <w:r>
         <w:rPr>
@@ -827,12 +880,12 @@
           <w:b w:val="0"/>
           <w:i w:val="0"/>
         </w:rPr>
-        <w:t>Subject-scoped fail-closed контракт объединяет зарегистрированные физические объекты, request-scoped влияние на модель, обязательные количественные каналы проверки, повторно исполняемые действия и независимо пересчитываемое evidence в единый трёхзначный вердикт, кратчайший остаточный контрпример и минимальный по стоимости план ремедиации.</w:t>
+        <w:t>Рабочая граница новизны — проверяемая композиция:</w:t>
       </w:r>
     </w:p>
     <w:p>
       <w:pPr>
-        <w:widowControl/>
+        <w:pStyle w:val="Callout"/>
       </w:pPr>
       <w:r>
         <w:rPr>
@@ -840,23 +893,7 @@
           <w:b w:val="0"/>
           <w:i w:val="0"/>
         </w:rPr>
-        <w:t>Это исследовательская гипотеза, а не утверждение «первый в мире». Более сильное заявление требует независимо созданного hidden benchmark и расширенного профессионального патентного поиска.</w:t>
-      </w:r>
-    </w:p>
-    <w:p>
-      <w:pPr>
-        <w:pStyle w:val="Heading1"/>
-      </w:pPr>
-      <w:r>
-        <w:t>3. Модель системы и угроз</w:t>
-      </w:r>
-    </w:p>
-    <w:p>
-      <w:pPr>
-        <w:pStyle w:val="Heading2"/>
-      </w:pPr>
-      <w:r>
-        <w:t>3.1 Область действия</w:t>
+        <w:t>Subject-scoped fail-closed контракт объединяет зарегистрированные физические объекты, request-scoped влияние на модель, обязательные количественные каналы проверки, повторно исполняемые действия и независимо пересчитываемое evidence в единый трёхзначный вердикт, кратчайший остаточный контрпример и минимальный по стоимости план ремедиации.</w:t>
       </w:r>
     </w:p>
     <w:p>
@@ -869,15 +906,23 @@
           <w:b w:val="0"/>
           <w:i w:val="0"/>
         </w:rPr>
-        <w:t>Единица аудита — один запрос на удаление одного субъекта. Доверенная граница включает зарегистрированную топологию, локальные проверки для разных типов объектов, зафиксированную политику аудита и вычислитель, который пересчитывает результат по каноническому evidence. Оператор может ошибаться, пропускать действия или предоставлять неполные доказательства. Модель не гарантирует обнаружение незарегистрированного сервиса, скрытого тем же злонамеренным провайдером. Полнота топологии и корректность локальных проверок являются явными предпосылками.</w:t>
+        <w:t>Это исследовательская гипотеза, а не утверждение «первый в мире». Более сильное заявление требует независимо созданного hidden benchmark и расширенного профессионального патентного поиска.</w:t>
       </w:r>
     </w:p>
     <w:p>
       <w:pPr>
+        <w:pStyle w:val="Heading1"/>
+      </w:pPr>
+      <w:r>
+        <w:t>3. Модель системы и угроз</w:t>
+      </w:r>
+    </w:p>
+    <w:p>
+      <w:pPr>
         <w:pStyle w:val="Heading2"/>
       </w:pPr>
       <w:r>
-        <w:t>3.2 Типизированный операционный граф</w:t>
+        <w:t>3.1 Область действия</w:t>
       </w:r>
     </w:p>
     <w:p>
@@ -890,19 +935,15 @@
           <w:b w:val="0"/>
           <w:i w:val="0"/>
         </w:rPr>
-        <w:t>Пусть зарегистрированная топология удаления — конечный ориентированный граф</w:t>
+        <w:t>Единица аудита — один запрос на удаление одного субъекта. Доверенная граница включает зарегистрированную топологию, локальные проверки для разных типов объектов, зафиксированную политику аудита и вычислитель, который пересчитывает результат по каноническому evidence. Оператор может ошибаться, пропускать действия или предоставлять неполные доказательства. Модель не гарантирует обнаружение незарегистрированного сервиса, скрытого тем же злонамеренным провайдером. Полнота топологии и корректность локальных проверок являются явными предпосылками.</w:t>
       </w:r>
     </w:p>
     <w:p>
       <w:pPr>
-        <w:pStyle w:val="Formula"/>
-      </w:pPr>
-      <w:r>
-        <w:rPr>
-          <w:rFonts w:ascii="Cambria Math" w:hAnsi="Cambria Math" w:eastAsia="Cambria Math"/>
-          <w:sz w:val="23"/>
-        </w:rPr>
-        <w:t>G = (V, E, τ, s),</w:t>
+        <w:pStyle w:val="Heading2"/>
+      </w:pPr>
+      <w:r>
+        <w:t>3.2 Типизированный операционный граф</w:t>
       </w:r>
     </w:p>
     <w:p>
@@ -915,6 +956,31 @@
           <w:b w:val="0"/>
           <w:i w:val="0"/>
         </w:rPr>
+        <w:t>Пусть зарегистрированная топология удаления — конечный ориентированный граф</w:t>
+      </w:r>
+    </w:p>
+    <w:p>
+      <w:pPr>
+        <w:pStyle w:val="Formula"/>
+      </w:pPr>
+      <w:r>
+        <w:rPr>
+          <w:rFonts w:ascii="Cambria Math" w:hAnsi="Cambria Math" w:eastAsia="Cambria Math"/>
+          <w:sz w:val="23"/>
+        </w:rPr>
+        <w:t>G = (V, E, τ, s),</w:t>
+      </w:r>
+    </w:p>
+    <w:p>
+      <w:pPr>
+        <w:widowControl/>
+      </w:pPr>
+      <w:r>
+        <w:rPr>
+          <w:rFonts w:ascii="Calibri" w:hAnsi="Calibri" w:eastAsia="Calibri"/>
+          <w:b w:val="0"/>
+          <w:i w:val="0"/>
+        </w:rPr>
         <w:t xml:space="preserve">где </w:t>
       </w:r>
       <w:r>
@@ -1903,27 +1969,43 @@
           <w:b w:val="0"/>
           <w:i w:val="0"/>
         </w:rPr>
-        <w:t xml:space="preserve"> доказывает: если replay feasibility корректно влечёт temporal safety, выбранный зарегистрированный набор controls безопасен и не дороже любого другого feasible набора; отдельная no-plan theorem сохраняет fail-closed поведение. Теоремы относятся к абстрактному ядру, но не доказывают семантику Python, корректность драйверов или обнаружение реальной топологии. Поэтому производственные Python-селекторы отдельно сравниваются с полными oracles.</w:t>
-      </w:r>
-    </w:p>
-    <w:p>
-      <w:pPr>
-        <w:pStyle w:val="Heading2"/>
-      </w:pPr>
-      <w:r>
-        <w:t>5.3 Временная композиция</w:t>
-      </w:r>
-    </w:p>
-    <w:p>
-      <w:pPr>
-        <w:widowControl/>
-      </w:pPr>
+        <w:t xml:space="preserve"> доказывает: если replay feasibility корректно влечёт temporal safety, выбранный зарегистрированный набор controls безопасен и не дороже любого другого feasible набора; отдельная no-plan theorem сохраняет fail-closed поведение. Для TRE теорема </w:t>
+      </w:r>
+      <w:r>
+        <w:rPr>
+          <w:rFonts w:ascii="Menlo" w:hAnsi="Menlo" w:eastAsia="Menlo"/>
+          <w:color w:val="173B57"/>
+          <w:sz w:val="19"/>
+        </w:rPr>
+        <w:t>selected_tre_safe_for_every_scenario_and_minimum</w:t>
+      </w:r>
       <w:r>
         <w:rPr>
           <w:rFonts w:ascii="Calibri" w:hAnsi="Calibri" w:eastAsia="Calibri"/>
           <w:b w:val="0"/>
           <w:i w:val="0"/>
         </w:rPr>
+        <w:t xml:space="preserve"> доказывает безопасность в каждом listed scenario и минимальность среди robust-feasible candidates при соответствующей soundness obligation. Теоремы относятся к абстрактному ядру, но не доказывают семантику Python, корректность драйверов, обнаружение реальной топологии или принадлежность реальной топологии uncertainty envelope. Поэтому производственные Python-селекторы отдельно сравниваются с полными oracles.</w:t>
+      </w:r>
+    </w:p>
+    <w:p>
+      <w:pPr>
+        <w:pStyle w:val="Heading2"/>
+      </w:pPr>
+      <w:r>
+        <w:t>5.3 Временная композиция</w:t>
+      </w:r>
+    </w:p>
+    <w:p>
+      <w:pPr>
+        <w:widowControl/>
+      </w:pPr>
+      <w:r>
+        <w:rPr>
+          <w:rFonts w:ascii="Calibri" w:hAnsi="Calibri" w:eastAsia="Calibri"/>
+          <w:b w:val="0"/>
+          <w:i w:val="0"/>
+        </w:rPr>
         <w:t xml:space="preserve">Пусть </w:t>
       </w:r>
       <w:r>
@@ -2400,6 +2482,43 @@
           <w:i w:val="0"/>
         </w:rPr>
         <w:t>Snapshot PCUG baseline закрывает все текущие online residuals и проходит обязательный absence channel, но не имеет семантики будущих переходов. Blanket-carrier baseline отклоняет любой latent carrier независимо от guards. Primary gates требуют 30/30 RSE risk detections, 10/10 safe specificity, 10/10 coverage fail-closed, ноль физических повторных появлений после MSC, ноль exact/oracle mismatches и стоимость выбранного контроля не выше 7.</w:t>
+      </w:r>
+    </w:p>
+    <w:p>
+      <w:pPr>
+        <w:pStyle w:val="Heading2"/>
+      </w:pPr>
+      <w:r>
+        <w:t>7.8 Уровень G: preregistered topology-robust erasure</w:t>
+      </w:r>
+    </w:p>
+    <w:p>
+      <w:pPr>
+        <w:widowControl/>
+      </w:pPr>
+      <w:r>
+        <w:rPr>
+          <w:rFonts w:ascii="Calibri" w:hAnsi="Calibri" w:eastAsia="Calibri"/>
+          <w:b w:val="0"/>
+          <w:i w:val="0"/>
+        </w:rPr>
+        <w:t xml:space="preserve">TRE v1 зафиксирован коммитом </w:t>
+      </w:r>
+      <w:r>
+        <w:rPr>
+          <w:rFonts w:ascii="Menlo" w:hAnsi="Menlo" w:eastAsia="Menlo"/>
+          <w:color w:val="173B57"/>
+          <w:sz w:val="19"/>
+        </w:rPr>
+        <w:t>320e437</w:t>
+      </w:r>
+      <w:r>
+        <w:rPr>
+          <w:rFonts w:ascii="Calibri" w:hAnsi="Calibri" w:eastAsia="Calibri"/>
+          <w:b w:val="0"/>
+          <w:i w:val="0"/>
+        </w:rPr>
+        <w:t xml:space="preserve"> до реализации solver, runner, verifier или первого результата. Nominal scenario содержит backup restore. Семь shifted scenarios добавляют каждое непустое подмножество checkpoint redeployment, legacy import и retry replay; пять frozen seeds дают 35 физических cases. Nominal exact MSC, exact all-scenario TRE и blanket carrier destruction сравниваются с одинаковыми заявленными стоимостями. Gates требуют 35/35 возвратов после nominal-плана, ноль после TRE, ноль oracle mismatches, стоимость 3 для nominal MSC, 7 для TRE, 60 для blanket и shift-specific witness в каждом случае.</w:t>
       </w:r>
     </w:p>
     <w:p>
@@ -3529,6 +3648,136 @@
     </w:p>
     <w:p>
       <w:pPr>
+        <w:pStyle w:val="Heading2"/>
+      </w:pPr>
+      <w:r>
+        <w:t>8.7 Topology-Robust Erasure</w:t>
+      </w:r>
+    </w:p>
+    <w:p>
+      <w:pPr>
+        <w:widowControl/>
+      </w:pPr>
+      <w:r>
+        <w:rPr>
+          <w:rFonts w:ascii="Calibri" w:hAnsi="Calibri" w:eastAsia="Calibri"/>
+          <w:b w:val="0"/>
+          <w:i w:val="0"/>
+        </w:rPr>
+        <w:t xml:space="preserve">Первый prospective TRE run прошёл все frozen gates. Backup-only nominal MSC выбрал path filter стоимостью </w:t>
+      </w:r>
+      <w:r>
+        <w:rPr>
+          <w:rFonts w:ascii="Calibri" w:hAnsi="Calibri" w:eastAsia="Calibri"/>
+          <w:b/>
+          <w:i w:val="0"/>
+        </w:rPr>
+        <w:t>3</w:t>
+      </w:r>
+      <w:r>
+        <w:rPr>
+          <w:rFonts w:ascii="Calibri" w:hAnsi="Calibri" w:eastAsia="Calibri"/>
+          <w:b w:val="0"/>
+          <w:i w:val="0"/>
+        </w:rPr>
+        <w:t xml:space="preserve">. После каждого из 35 frozen topology shifts минимум один добавленный carrier обошёл этот фильтр и физически восстановил данные субъекта: </w:t>
+      </w:r>
+      <w:r>
+        <w:rPr>
+          <w:rFonts w:ascii="Calibri" w:hAnsi="Calibri" w:eastAsia="Calibri"/>
+          <w:b/>
+          <w:i w:val="0"/>
+        </w:rPr>
+        <w:t>35/35</w:t>
+      </w:r>
+      <w:r>
+        <w:rPr>
+          <w:rFonts w:ascii="Calibri" w:hAnsi="Calibri" w:eastAsia="Calibri"/>
+          <w:b w:val="0"/>
+          <w:i w:val="0"/>
+        </w:rPr>
+        <w:t xml:space="preserve"> возвратов. TRE выбрал единый persistent subject tombstone стоимостью </w:t>
+      </w:r>
+      <w:r>
+        <w:rPr>
+          <w:rFonts w:ascii="Calibri" w:hAnsi="Calibri" w:eastAsia="Calibri"/>
+          <w:b/>
+          <w:i w:val="0"/>
+        </w:rPr>
+        <w:t>7</w:t>
+      </w:r>
+      <w:r>
+        <w:rPr>
+          <w:rFonts w:ascii="Calibri" w:hAnsi="Calibri" w:eastAsia="Calibri"/>
+          <w:b w:val="0"/>
+          <w:i w:val="0"/>
+        </w:rPr>
+        <w:t xml:space="preserve">, вернул shift-specific adversarial witness в </w:t>
+      </w:r>
+      <w:r>
+        <w:rPr>
+          <w:rFonts w:ascii="Calibri" w:hAnsi="Calibri" w:eastAsia="Calibri"/>
+          <w:b/>
+          <w:i w:val="0"/>
+        </w:rPr>
+        <w:t>35/35</w:t>
+      </w:r>
+      <w:r>
+        <w:rPr>
+          <w:rFonts w:ascii="Calibri" w:hAnsi="Calibri" w:eastAsia="Calibri"/>
+          <w:b w:val="0"/>
+          <w:i w:val="0"/>
+        </w:rPr>
+        <w:t xml:space="preserve"> случаях и дал </w:t>
+      </w:r>
+      <w:r>
+        <w:rPr>
+          <w:rFonts w:ascii="Calibri" w:hAnsi="Calibri" w:eastAsia="Calibri"/>
+          <w:b/>
+          <w:i w:val="0"/>
+        </w:rPr>
+        <w:t>0/35</w:t>
+      </w:r>
+      <w:r>
+        <w:rPr>
+          <w:rFonts w:ascii="Calibri" w:hAnsi="Calibri" w:eastAsia="Calibri"/>
+          <w:b w:val="0"/>
+          <w:i w:val="0"/>
+        </w:rPr>
+        <w:t xml:space="preserve"> повторных появлений после контроля. Blanket destruction стоил 60, поэтому заявленный robustness premium относительно nominal MSC равен 4, а экономия относительно blanket action — 53.</w:t>
+      </w:r>
+    </w:p>
+    <w:p>
+      <w:pPr>
+        <w:widowControl/>
+      </w:pPr>
+      <w:r>
+        <w:rPr>
+          <w:rFonts w:ascii="Calibri" w:hAnsi="Calibri" w:eastAsia="Calibri"/>
+          <w:b w:val="0"/>
+          <w:i w:val="0"/>
+        </w:rPr>
+        <w:t xml:space="preserve">Production TRE совпал с отдельно реализованным exhaustive oracle в prospective run и в </w:t>
+      </w:r>
+      <w:r>
+        <w:rPr>
+          <w:rFonts w:ascii="Calibri" w:hAnsi="Calibri" w:eastAsia="Calibri"/>
+          <w:b/>
+          <w:i w:val="0"/>
+        </w:rPr>
+        <w:t>4096/4096</w:t>
+      </w:r>
+      <w:r>
+        <w:rPr>
+          <w:rFonts w:ascii="Calibri" w:hAnsi="Calibri" w:eastAsia="Calibri"/>
+          <w:b w:val="0"/>
+          <w:i w:val="0"/>
+        </w:rPr>
+        <w:t xml:space="preserve"> детерминированных конфигураций: восемь uncertainty envelopes, все 64 permission masks, четыре adversarial cost catalogues и оба input order.</w:t>
+      </w:r>
+    </w:p>
+    <w:p>
+      <w:pPr>
         <w:pStyle w:val="Heading1"/>
       </w:pPr>
       <w:r>
@@ -3662,6 +3911,19 @@
           <w:b w:val="0"/>
           <w:i w:val="0"/>
         </w:rPr>
+        <w:t>TRE закрывает другую границу: план, оптимальный для одной nominal-карты, может оказаться хрупким при развитии системы. Один план по явному scenario envelope делает эту неопределённость проверяемой и измеряет её стоимость, но не превращает конечные сценарии в знание произвольной скрытой инфраструктуры.</w:t>
+      </w:r>
+    </w:p>
+    <w:p>
+      <w:pPr>
+        <w:widowControl/>
+      </w:pPr>
+      <w:r>
+        <w:rPr>
+          <w:rFonts w:ascii="Calibri" w:hAnsi="Calibri" w:eastAsia="Calibri"/>
+          <w:b w:val="0"/>
+          <w:i w:val="0"/>
+        </w:rPr>
         <w:t>Сильнейшее текущее доказательство дополнительной ценности композиции остаётся внутренним: stress set специально создан для mandatory channels и replay. На внешних структурах сильнейший typed audit не проиграл. Поэтому решающий следующий эксперимент — не новая функция и не увеличенный авторский simulator, а independently authored hidden challenge с взаимодействиями edge, channel, replay и hidden artifact, однократно запущенный против frozen evaluator.</w:t>
       </w:r>
     </w:p>
@@ -3830,7 +4092,7 @@
           <w:b/>
           <w:i w:val="0"/>
         </w:rPr>
-        <w:t>Поиск новизны.</w:t>
+        <w:t>Область topology uncertainty.</w:t>
       </w:r>
       <w:r>
         <w:rPr>
@@ -3838,28 +4100,36 @@
           <w:b w:val="0"/>
           <w:i w:val="0"/>
         </w:rPr>
-        <w:t xml:space="preserve"> Обзор структурирован, но не является полным systematic review или юридическим freedom-to-operate заключением. Новые работы и патенты могут сузить claim.</w:t>
+        <w:t xml:space="preserve"> TRE использует восемь project-authored scenarios, каталог из трёх optional transitions и заявленные стоимости. Solver видит полный конечный envelope до выбора. Ноль возвратов внутри envelope не доказывает безопасность вне него или вероятность соответствия ему реальной организации.</w:t>
       </w:r>
     </w:p>
     <w:p>
       <w:pPr>
-        <w:pStyle w:val="Heading1"/>
-      </w:pPr>
-      <w:r>
-        <w:t>11. Этика и ответственное применение</w:t>
-      </w:r>
-    </w:p>
-    <w:p>
-      <w:pPr>
         <w:widowControl/>
       </w:pPr>
+      <w:r>
+        <w:rPr>
+          <w:rFonts w:ascii="Calibri" w:hAnsi="Calibri" w:eastAsia="Calibri"/>
+          <w:b/>
+          <w:i w:val="0"/>
+        </w:rPr>
+        <w:t>Поиск новизны.</w:t>
+      </w:r>
       <w:r>
         <w:rPr>
           <w:rFonts w:ascii="Calibri" w:hAnsi="Calibri" w:eastAsia="Calibri"/>
           <w:b w:val="0"/>
           <w:i w:val="0"/>
         </w:rPr>
-        <w:t>Биометрические данные чувствительны и трудно заменяемы после утечки. Аудит удаления не должен создавать дополнительную экспозицию. EraSeMap исключает из receipts биометрию и идентификаторы субъекта, использует синтетические личности там, где это возможно, применяет датасеты лиц только для ограниченного model evaluation и требует авторизации для production access. Инструмент нельзя представлять как юридическую сертификацию; это исследовательский и инженерный механизм для аудируемого evidence и явной неопределённости.</w:t>
+        <w:t xml:space="preserve"> Обзор структурирован, но не является полным systematic review или юридическим freedom-to-operate заключением. Новые работы и патенты могут сузить claim.</w:t>
+      </w:r>
+    </w:p>
+    <w:p>
+      <w:pPr>
+        <w:pStyle w:val="Heading1"/>
+      </w:pPr>
+      <w:r>
+        <w:t>11. Этика и ответственное применение</w:t>
       </w:r>
     </w:p>
     <w:p>
@@ -3872,15 +4142,7 @@
           <w:b w:val="0"/>
           <w:i w:val="0"/>
         </w:rPr>
-        <w:t>Production deployment должен разделять роли topology registrar, evidence producer и evaluator; применять least privilege; ротировать signing keys; сохранять версии verifier; защищать proof bundles; определять backup expiry и получать институциональное разрешение на работу с человеческой биометрией.</w:t>
-      </w:r>
-    </w:p>
-    <w:p>
-      <w:pPr>
-        <w:pStyle w:val="Heading1"/>
-      </w:pPr>
-      <w:r>
-        <w:t>12. Воспроизводимость</w:t>
+        <w:t>Биометрические данные чувствительны и трудно заменяемы после утечки. Аудит удаления не должен создавать дополнительную экспозицию. EraSeMap исключает из receipts биометрию и идентификаторы субъекта, использует синтетические личности там, где это возможно, применяет датасеты лиц только для ограниченного model evaluation и требует авторизации для production access. Инструмент нельзя представлять как юридическую сертификацию; это исследовательский и инженерный механизм для аудируемого evidence и явной неопределённости.</w:t>
       </w:r>
     </w:p>
     <w:p>
@@ -3893,71 +4155,15 @@
           <w:b w:val="0"/>
           <w:i w:val="0"/>
         </w:rPr>
-        <w:t>Публичный репозиторий содержит код, зафиксированные протоколы, исходные записи, манифесты, отчёты, доказательства Lean и настройки непрерывной интеграции. Доказательная база, оцениваемая в работе, сохранена в публичной истории версии 0.5.0; манифесты протоколов и исходных записей содержат криптографические хэши. Основные команды:</w:t>
+        <w:t>Production deployment должен разделять роли topology registrar, evidence producer и evaluator; применять least privilege; ротировать signing keys; сохранять версии verifier; защищать proof bundles; определять backup expiry и получать институциональное разрешение на работу с человеческой биометрией.</w:t>
       </w:r>
     </w:p>
     <w:p>
       <w:pPr>
-        <w:pStyle w:val="CodeBlock"/>
-      </w:pPr>
-      <w:r>
-        <w:t>python -m pytest</w:t>
-      </w:r>
-    </w:p>
-    <w:p>
-      <w:pPr>
-        <w:pStyle w:val="CodeBlock"/>
-      </w:pPr>
-      <w:r>
-        <w:t>lake build</w:t>
-      </w:r>
-    </w:p>
-    <w:p>
-      <w:pPr>
-        <w:pStyle w:val="CodeBlock"/>
-      </w:pPr>
-      <w:r>
-        <w:t>python scripts/verify_formal_conformance.py --expected formal/conformance-v1.json --output /tmp/formal-conformance.json</w:t>
-      </w:r>
-    </w:p>
-    <w:p>
-      <w:pPr>
-        <w:pStyle w:val="CodeBlock"/>
-      </w:pPr>
-      <w:r>
-        <w:t>python scripts/verify_rse_conformance.py --expected formal/rse-msc-conformance-v1.json --output /tmp/rse-msc-conformance.json</w:t>
-      </w:r>
-    </w:p>
-    <w:p>
-      <w:pPr>
-        <w:pStyle w:val="CodeBlock"/>
-      </w:pPr>
-      <w:r>
-        <w:t>python scripts/verify_measured_multiservice_v1.py</w:t>
-      </w:r>
-    </w:p>
-    <w:p>
-      <w:pPr>
-        <w:pStyle w:val="CodeBlock"/>
-      </w:pPr>
-      <w:r>
-        <w:t>python scripts/verify_sequential_deletion_privacy_v1.py</w:t>
-      </w:r>
-    </w:p>
-    <w:p>
-      <w:pPr>
-        <w:pStyle w:val="CodeBlock"/>
-      </w:pPr>
-      <w:r>
-        <w:t>python scripts/verify_regeneration_safe_erasure_v2.py</w:t>
-      </w:r>
-    </w:p>
-    <w:p>
-      <w:pPr>
-        <w:pStyle w:val="CodeBlock"/>
-      </w:pPr>
-      <w:r>
-        <w:t>scripts/reproduce_release.sh core</w:t>
+        <w:pStyle w:val="Heading1"/>
+      </w:pPr>
+      <w:r>
+        <w:t>12. Воспроизводимость</w:t>
       </w:r>
     </w:p>
     <w:p>
@@ -3970,15 +4176,87 @@
           <w:b w:val="0"/>
           <w:i w:val="0"/>
         </w:rPr>
-        <w:t>Для повторения многосервисного эксперимента дополнительно нужны зафиксированные зависимости PostgreSQL, Redis, Qdrant и контейнерная среда. Воспроизведение проверяет опубликованное вычисление, но не создаёт независимое авторство. Персональные биометрические данные многосервисного эксперимента не публикуются, потому что в нём использованы детерминированные синтетические личности; внешние изображения лиц регулируются исходными условиями соответствующего набора данных.</w:t>
+        <w:t>Публичный репозиторий содержит код, зафиксированные протоколы, исходные записи, манифесты, отчёты, доказательства Lean и настройки непрерывной интеграции. Доказательная база, оцениваемая в работе, сохранена в публичной истории версии 0.5.0; манифесты протоколов и исходных записей содержат криптографические хэши. Основные команды:</w:t>
       </w:r>
     </w:p>
     <w:p>
       <w:pPr>
-        <w:pStyle w:val="Heading1"/>
-      </w:pPr>
-      <w:r>
-        <w:t>13. Заключение</w:t>
+        <w:pStyle w:val="CodeBlock"/>
+      </w:pPr>
+      <w:r>
+        <w:t>python -m pytest</w:t>
+      </w:r>
+    </w:p>
+    <w:p>
+      <w:pPr>
+        <w:pStyle w:val="CodeBlock"/>
+      </w:pPr>
+      <w:r>
+        <w:t>lake build</w:t>
+      </w:r>
+    </w:p>
+    <w:p>
+      <w:pPr>
+        <w:pStyle w:val="CodeBlock"/>
+      </w:pPr>
+      <w:r>
+        <w:t>python scripts/verify_formal_conformance.py --expected formal/conformance-v1.json --output /tmp/formal-conformance.json</w:t>
+      </w:r>
+    </w:p>
+    <w:p>
+      <w:pPr>
+        <w:pStyle w:val="CodeBlock"/>
+      </w:pPr>
+      <w:r>
+        <w:t>python scripts/verify_rse_conformance.py --expected formal/rse-msc-conformance-v1.json --output /tmp/rse-msc-conformance.json</w:t>
+      </w:r>
+    </w:p>
+    <w:p>
+      <w:pPr>
+        <w:pStyle w:val="CodeBlock"/>
+      </w:pPr>
+      <w:r>
+        <w:t>python scripts/verify_topology_robust_erasure_v1.py</w:t>
+      </w:r>
+    </w:p>
+    <w:p>
+      <w:pPr>
+        <w:pStyle w:val="CodeBlock"/>
+      </w:pPr>
+      <w:r>
+        <w:t>python scripts/verify_tre_conformance.py --expected formal/tre-conformance-v1.json</w:t>
+      </w:r>
+    </w:p>
+    <w:p>
+      <w:pPr>
+        <w:pStyle w:val="CodeBlock"/>
+      </w:pPr>
+      <w:r>
+        <w:t>python scripts/verify_measured_multiservice_v1.py</w:t>
+      </w:r>
+    </w:p>
+    <w:p>
+      <w:pPr>
+        <w:pStyle w:val="CodeBlock"/>
+      </w:pPr>
+      <w:r>
+        <w:t>python scripts/verify_sequential_deletion_privacy_v1.py</w:t>
+      </w:r>
+    </w:p>
+    <w:p>
+      <w:pPr>
+        <w:pStyle w:val="CodeBlock"/>
+      </w:pPr>
+      <w:r>
+        <w:t>python scripts/verify_regeneration_safe_erasure_v2.py</w:t>
+      </w:r>
+    </w:p>
+    <w:p>
+      <w:pPr>
+        <w:pStyle w:val="CodeBlock"/>
+      </w:pPr>
+      <w:r>
+        <w:t>scripts/reproduce_release.sh core</w:t>
       </w:r>
     </w:p>
     <w:p>
@@ -3991,7 +4269,15 @@
           <w:b w:val="0"/>
           <w:i w:val="0"/>
         </w:rPr>
-        <w:t>EraSeMap показывает практический и математически явный подход к аудиту удаления биометрии в неоднородной инфраструктуре и будущих зарегистрированных операциях. Запрос превращается в задачу остаточных путей и temporal reachability; COMPLETE — в совместное условие закрытия путей, положительного обязательного evidence и стабильности зарегистрированных переходов; исправление — в минимальную по стоимости задачу действий, результат которой должен пройти replay. Абстрактные гарантии машинно проверены, оптимизаторы совпадают с exhaustive oracles, реальные локальные сервисы показывают значительное снижение работы, а влияние на модель оценивается ограниченным количественным gate с exact fallback.</w:t>
+        <w:t>Для повторения многосервисного эксперимента дополнительно нужны зафиксированные зависимости PostgreSQL, Redis, Qdrant и контейнерная среда. Воспроизведение проверяет опубликованное вычисление, но не создаёт независимое авторство. Персональные биометрические данные многосервисного эксперимента не публикуются, потому что в нём использованы детерминированные синтетические личности; внешние изображения лиц регулируются исходными условиями соответствующего набора данных.</w:t>
+      </w:r>
+    </w:p>
+    <w:p>
+      <w:pPr>
+        <w:pStyle w:val="Heading1"/>
+      </w:pPr>
+      <w:r>
+        <w:t>13. Заключение</w:t>
       </w:r>
     </w:p>
     <w:p>
@@ -4004,15 +4290,7 @@
           <w:b w:val="0"/>
           <w:i w:val="0"/>
         </w:rPr>
-        <w:t>Доказательства поддерживают воспроизводимость, внутреннюю корректность и реализуемость. Они ещё не устанавливают независимое превосходство или production-wide удаление. Сильнейший следующий результат — independently authored frozen hidden challenge, затем авторизованный pilot организации. Сохранение этой границы делает текущий claim научно защищаемым.</w:t>
-      </w:r>
-    </w:p>
-    <w:p>
-      <w:pPr>
-        <w:pStyle w:val="Heading1"/>
-      </w:pPr>
-      <w:r>
-        <w:t>Список литературы</w:t>
+        <w:t>EraSeMap показывает практический и математически явный подход к аудиту удаления биометрии в неоднородной инфраструктуре, будущих зарегистрированных операциях и ограниченном множестве правдоподобных topology shifts. Запрос превращается в задачу остаточных путей и temporal reachability; COMPLETE — в совместное условие закрытия путей, положительного обязательного evidence и стабильности зарегистрированных переходов; исправление — в минимальную по стоимости задачу действий, результат которой должен пройти replay. TRE дополнительно требует, чтобы один набор действий прошёл каждый заявленный topology scenario. Абстрактные гарантии машинно проверены, оптимизаторы совпадают с exhaustive oracles, реальные локальные сервисы показывают значительное снижение работы, а влияние на модель оценивается ограниченным количественным gate с exact fallback.</w:t>
       </w:r>
     </w:p>
     <w:p>
@@ -4025,7 +4303,15 @@
           <w:b w:val="0"/>
           <w:i w:val="0"/>
         </w:rPr>
-        <w:t>[1] Cao Y., Yang J. Towards Making Systems Forget with Machine Unlearning. 2015 IEEE Symposium on Security and Privacy. P. 463–480. DOI: 10.1109/SP.2015.35.</w:t>
+        <w:t>Доказательства поддерживают воспроизводимость, внутреннюю корректность и реализуемость. Они ещё не устанавливают независимое превосходство или production-wide удаление. Сильнейший следующий результат — independently authored frozen hidden challenge, затем авторизованный pilot организации. Сохранение этой границы делает текущий claim научно защищаемым.</w:t>
+      </w:r>
+    </w:p>
+    <w:p>
+      <w:pPr>
+        <w:pStyle w:val="Heading1"/>
+      </w:pPr>
+      <w:r>
+        <w:t>Список литературы</w:t>
       </w:r>
     </w:p>
     <w:p>
@@ -4038,7 +4324,7 @@
           <w:b w:val="0"/>
           <w:i w:val="0"/>
         </w:rPr>
-        <w:t>[2] Bourtoule L. et al. Machine Unlearning. 2021 IEEE Symposium on Security and Privacy. arXiv:1912.03817.</w:t>
+        <w:t>[1] Cao Y., Yang J. Towards Making Systems Forget with Machine Unlearning. 2015 IEEE Symposium on Security and Privacy. P. 463–480. DOI: 10.1109/SP.2015.35.</w:t>
       </w:r>
     </w:p>
     <w:p>
@@ -4051,7 +4337,7 @@
           <w:b w:val="0"/>
           <w:i w:val="0"/>
         </w:rPr>
-        <w:t>[3] Sommer D. M., Song L., Wagh S., Mittal P. Towards Probabilistic Verification of Machine Unlearning. arXiv:2003.04247, 2020.</w:t>
+        <w:t>[2] Bourtoule L. et al. Machine Unlearning. 2021 IEEE Symposium on Security and Privacy. arXiv:1912.03817.</w:t>
       </w:r>
     </w:p>
     <w:p>
@@ -4064,7 +4350,7 @@
           <w:b w:val="0"/>
           <w:i w:val="0"/>
         </w:rPr>
-        <w:t>[4] Weng J., Yao S., Du Y., Huang J., Weng J., Wang C. Proof of Unlearning: Definitions and Instantiation. arXiv:2210.11334, 2022.</w:t>
+        <w:t>[3] Sommer D. M., Song L., Wagh S., Mittal P. Towards Probabilistic Verification of Machine Unlearning. arXiv:2003.04247, 2020.</w:t>
       </w:r>
     </w:p>
     <w:p>
@@ -4077,7 +4363,7 @@
           <w:b w:val="0"/>
           <w:i w:val="0"/>
         </w:rPr>
-        <w:t>[5] Eisenhofer T., Riepel D., Chandrasekaran V., Ghosh E., Ohrimenko O., Papernot N. Verifiable and Provably Secure Machine Unlearning. IEEE Conference on Secure and Trustworthy Machine Learning (SaTML), 2025; arXiv:2210.09126v3.</w:t>
+        <w:t>[4] Weng J., Yao S., Du Y., Huang J., Weng J., Wang C. Proof of Unlearning: Definitions and Instantiation. arXiv:2210.11334, 2022.</w:t>
       </w:r>
     </w:p>
     <w:p>
@@ -4090,7 +4376,7 @@
           <w:b w:val="0"/>
           <w:i w:val="0"/>
         </w:rPr>
-        <w:t>[6] Chourasia R., Shah N. Forget Unlearning: Towards True Data-Deletion in Machine Learning. Proceedings of the 40th International Conference on Machine Learning. PMLR 202:6028–6073, 2023.</w:t>
+        <w:t>[5] Eisenhofer T., Riepel D., Chandrasekaran V., Ghosh E., Ohrimenko O., Papernot N. Verifiable and Provably Secure Machine Unlearning. IEEE Conference on Secure and Trustworthy Machine Learning (SaTML), 2025; arXiv:2210.09126v3.</w:t>
       </w:r>
     </w:p>
     <w:p>
@@ -4103,7 +4389,7 @@
           <w:b w:val="0"/>
           <w:i w:val="0"/>
         </w:rPr>
-        <w:t>[7] Zhang B., Chen Z., Shen C., Li J. Verification of Machine Unlearning is Fragile. Proceedings of the 41st International Conference on Machine Learning. PMLR 235:58717–58738, 2024.</w:t>
+        <w:t>[6] Chourasia R., Shah N. Forget Unlearning: Towards True Data-Deletion in Machine Learning. Proceedings of the 40th International Conference on Machine Learning. PMLR 202:6028–6073, 2023.</w:t>
       </w:r>
     </w:p>
     <w:p>
@@ -4116,7 +4402,7 @@
           <w:b w:val="0"/>
           <w:i w:val="0"/>
         </w:rPr>
-        <w:t>[8] Koloskova A., Allouah Y., Jha A., Guerraoui R., Koyejo S. Certified Unlearning for Neural Networks. Proceedings of the 42nd International Conference on Machine Learning. PMLR 267:31275–31298, 2025.</w:t>
+        <w:t>[7] Zhang B., Chen Z., Shen C., Li J. Verification of Machine Unlearning is Fragile. Proceedings of the 41st International Conference on Machine Learning. PMLR 235:58717–58738, 2024.</w:t>
       </w:r>
     </w:p>
     <w:p>
@@ -4129,7 +4415,7 @@
           <w:b w:val="0"/>
           <w:i w:val="0"/>
         </w:rPr>
-        <w:t>[9] Lebo T., Sahoo S., McGuinness D., editors. PROV-O: The PROV Ontology. W3C Recommendation, 30 April 2013.</w:t>
+        <w:t>[8] Koloskova A., Allouah Y., Jha A., Guerraoui R., Koyejo S. Certified Unlearning for Neural Networks. Proceedings of the 42nd International Conference on Machine Learning. PMLR 267:31275–31298, 2025.</w:t>
       </w:r>
     </w:p>
     <w:p>
@@ -4142,7 +4428,7 @@
           <w:b w:val="0"/>
           <w:i w:val="0"/>
         </w:rPr>
-        <w:t>[10] U.S. Patent Application US20220414070A1. Tracking Data Lineage and Applying Data Removal to Enforce Data Removal Policies, 2022.</w:t>
+        <w:t>[9] Lebo T., Sahoo S., McGuinness D., editors. PROV-O: The PROV Ontology. W3C Recommendation, 30 April 2013.</w:t>
       </w:r>
     </w:p>
     <w:p>
@@ -4155,7 +4441,7 @@
           <w:b w:val="0"/>
           <w:i w:val="0"/>
         </w:rPr>
-        <w:t>[11] U.S. Patent US11120156B2. Privacy Preserving Data Deletion, 2021.</w:t>
+        <w:t>[10] U.S. Patent Application US20220414070A1. Tracking Data Lineage and Applying Data Removal to Enforce Data Removal Policies, 2022.</w:t>
       </w:r>
     </w:p>
     <w:p>
@@ -4168,7 +4454,7 @@
           <w:b w:val="0"/>
           <w:i w:val="0"/>
         </w:rPr>
-        <w:t>[12] U.S. Patent US12456052B2. Systems and Methods for Facilitating Verifiability of Machine Learning Model Unlearning, 2025.</w:t>
+        <w:t>[11] U.S. Patent US11120156B2. Privacy Preserving Data Deletion, 2021.</w:t>
       </w:r>
     </w:p>
     <w:p>
@@ -4181,7 +4467,7 @@
           <w:b w:val="0"/>
           <w:i w:val="0"/>
         </w:rPr>
-        <w:t>[13] Temoshok D. et al. Digital Identity Guidelines: Identity Proofing and Enrollment. NIST SP 800-63A-4, июль 2025. DOI: 10.6028/NIST.SP.800-63a-4.</w:t>
+        <w:t>[12] U.S. Patent US12456052B2. Systems and Methods for Facilitating Verifiability of Machine Learning Model Unlearning, 2025.</w:t>
       </w:r>
     </w:p>
     <w:p>
@@ -4194,7 +4480,7 @@
           <w:b w:val="0"/>
           <w:i w:val="0"/>
         </w:rPr>
-        <w:t>[14] EraSeMap. Публичный репозиторий и архив доказательств, версия 0.5.0, 2026: https://github.com/nazkari86-lab/erasemap.</w:t>
+        <w:t>[13] Temoshok D. et al. Digital Identity Guidelines: Identity Proofing and Enrollment. NIST SP 800-63A-4, июль 2025. DOI: 10.6028/NIST.SP.800-63a-4.</w:t>
       </w:r>
     </w:p>
     <w:p>
@@ -4207,7 +4493,7 @@
           <w:b w:val="0"/>
           <w:i w:val="0"/>
         </w:rPr>
-        <w:t>[15] European Data Protection Board. EDPB identifies challenges hindering the full implementation of the right to erasure. 18 февраля 2026.</w:t>
+        <w:t>[14] EraSeMap. Публичный репозиторий и архив доказательств, версия 0.5.0, 2026: https://github.com/nazkari86-lab/erasemap.</w:t>
       </w:r>
     </w:p>
     <w:p>
@@ -4220,7 +4506,46 @@
           <w:b w:val="0"/>
           <w:i w:val="0"/>
         </w:rPr>
+        <w:t>[15] European Data Protection Board. EDPB identifies challenges hindering the full implementation of the right to erasure. 18 февраля 2026.</w:t>
+      </w:r>
+    </w:p>
+    <w:p>
+      <w:pPr>
+        <w:widowControl/>
+      </w:pPr>
+      <w:r>
+        <w:rPr>
+          <w:rFonts w:ascii="Calibri" w:hAnsi="Calibri" w:eastAsia="Calibri"/>
+          <w:b w:val="0"/>
+          <w:i w:val="0"/>
+        </w:rPr>
         <w:t>[16] UK Patent Application GB2562767A. Right to erasure compliant back-up, 2018.</w:t>
+      </w:r>
+    </w:p>
+    <w:p>
+      <w:pPr>
+        <w:widowControl/>
+      </w:pPr>
+      <w:r>
+        <w:rPr>
+          <w:rFonts w:ascii="Calibri" w:hAnsi="Calibri" w:eastAsia="Calibri"/>
+          <w:b w:val="0"/>
+          <w:i w:val="0"/>
+        </w:rPr>
+        <w:t>[17] Degel D., Lutter P. A Robust Formulation of the Uncertain Set Covering Problem. Optimization Online, 2013.</w:t>
+      </w:r>
+    </w:p>
+    <w:p>
+      <w:pPr>
+        <w:widowControl/>
+      </w:pPr>
+      <w:r>
+        <w:rPr>
+          <w:rFonts w:ascii="Calibri" w:hAnsi="Calibri" w:eastAsia="Calibri"/>
+          <w:b w:val="0"/>
+          <w:i w:val="0"/>
+        </w:rPr>
+        <w:t>[18] U.S. Patent Application US20210406398A1. Data Processing Systems for Data Testing to Confirm Data Deletion and Related Methods, 2021.</w:t>
       </w:r>
     </w:p>
     <w:p>
@@ -5241,6 +5566,72 @@
           </w:p>
         </w:tc>
       </w:tr>
+      <w:tr>
+        <w:tc>
+          <w:tcPr>
+            <w:tcW w:type="dxa" w:w="3000"/>
+            <w:tcMar>
+              <w:top w:w="80" w:type="dxa"/>
+              <w:start w:w="120" w:type="dxa"/>
+              <w:bottom w:w="80" w:type="dxa"/>
+              <w:end w:w="120" w:type="dxa"/>
+            </w:tcMar>
+            <w:vAlign w:val="center"/>
+          </w:tcPr>
+          <w:p>
+            <w:pPr>
+              <w:spacing w:before="0" w:after="60" w:line="259" w:lineRule="auto"/>
+            </w:pPr>
+            <w:r>
+              <w:rPr>
+                <w:rFonts w:ascii="Calibri" w:hAnsi="Calibri" w:eastAsia="Calibri"/>
+                <w:sz w:val="18"/>
+              </w:rPr>
+            </w:r>
+            <w:r>
+              <w:rPr>
+                <w:rFonts w:ascii="Calibri" w:hAnsi="Calibri" w:eastAsia="Calibri"/>
+                <w:b w:val="0"/>
+                <w:i w:val="0"/>
+                <w:sz w:val="18"/>
+              </w:rPr>
+              <w:t>TRE</w:t>
+            </w:r>
+          </w:p>
+        </w:tc>
+        <w:tc>
+          <w:tcPr>
+            <w:tcW w:type="dxa" w:w="6027"/>
+            <w:tcMar>
+              <w:top w:w="80" w:type="dxa"/>
+              <w:start w:w="120" w:type="dxa"/>
+              <w:bottom w:w="80" w:type="dxa"/>
+              <w:end w:w="120" w:type="dxa"/>
+            </w:tcMar>
+            <w:vAlign w:val="center"/>
+          </w:tcPr>
+          <w:p>
+            <w:pPr>
+              <w:spacing w:before="0" w:after="60" w:line="259" w:lineRule="auto"/>
+            </w:pPr>
+            <w:r>
+              <w:rPr>
+                <w:rFonts w:ascii="Calibri" w:hAnsi="Calibri" w:eastAsia="Calibri"/>
+                <w:sz w:val="18"/>
+              </w:rPr>
+            </w:r>
+            <w:r>
+              <w:rPr>
+                <w:rFonts w:ascii="Calibri" w:hAnsi="Calibri" w:eastAsia="Calibri"/>
+                <w:b w:val="0"/>
+                <w:i w:val="0"/>
+                <w:sz w:val="18"/>
+              </w:rPr>
+              <w:t>Topology-Robust Erasure: единый exact-план для каждой топологии заявленного uncertainty envelope</w:t>
+            </w:r>
+          </w:p>
+        </w:tc>
+      </w:tr>
     </w:tbl>
     <w:p>
       <w:pPr>
@@ -5666,6 +6057,104 @@
                 <w:sz w:val="18"/>
               </w:rPr>
               <w:t>Зависит от transition coverage и feasibility soundness</w:t>
+            </w:r>
+          </w:p>
+        </w:tc>
+      </w:tr>
+      <w:tr>
+        <w:tc>
+          <w:tcPr>
+            <w:tcW w:type="dxa" w:w="2300"/>
+            <w:tcMar>
+              <w:top w:w="80" w:type="dxa"/>
+              <w:start w:w="120" w:type="dxa"/>
+              <w:bottom w:w="80" w:type="dxa"/>
+              <w:end w:w="120" w:type="dxa"/>
+            </w:tcMar>
+            <w:vAlign w:val="center"/>
+          </w:tcPr>
+          <w:p>
+            <w:pPr>
+              <w:spacing w:before="0" w:after="60" w:line="259" w:lineRule="auto"/>
+            </w:pPr>
+            <w:r>
+              <w:rPr>
+                <w:rFonts w:ascii="Calibri" w:hAnsi="Calibri" w:eastAsia="Calibri"/>
+                <w:sz w:val="18"/>
+              </w:rPr>
+            </w:r>
+            <w:r>
+              <w:rPr>
+                <w:rFonts w:ascii="Calibri" w:hAnsi="Calibri" w:eastAsia="Calibri"/>
+                <w:b w:val="0"/>
+                <w:i w:val="0"/>
+                <w:sz w:val="18"/>
+              </w:rPr>
+              <w:t>Exact TRE безопасен и минимален по заявленному envelope</w:t>
+            </w:r>
+          </w:p>
+        </w:tc>
+        <w:tc>
+          <w:tcPr>
+            <w:tcW w:type="dxa" w:w="2450"/>
+            <w:tcMar>
+              <w:top w:w="80" w:type="dxa"/>
+              <w:start w:w="120" w:type="dxa"/>
+              <w:bottom w:w="80" w:type="dxa"/>
+              <w:end w:w="120" w:type="dxa"/>
+            </w:tcMar>
+            <w:vAlign w:val="center"/>
+          </w:tcPr>
+          <w:p>
+            <w:pPr>
+              <w:spacing w:before="0" w:after="60" w:line="259" w:lineRule="auto"/>
+            </w:pPr>
+            <w:r>
+              <w:rPr>
+                <w:rFonts w:ascii="Calibri" w:hAnsi="Calibri" w:eastAsia="Calibri"/>
+                <w:sz w:val="18"/>
+              </w:rPr>
+            </w:r>
+            <w:r>
+              <w:rPr>
+                <w:rFonts w:ascii="Calibri" w:hAnsi="Calibri" w:eastAsia="Calibri"/>
+                <w:b w:val="0"/>
+                <w:i w:val="0"/>
+                <w:sz w:val="18"/>
+              </w:rPr>
+              <w:t>Lean conditional theorem; 4096/4096 Python/oracle конфигураций</w:t>
+            </w:r>
+          </w:p>
+        </w:tc>
+        <w:tc>
+          <w:tcPr>
+            <w:tcW w:type="dxa" w:w="4277"/>
+            <w:tcMar>
+              <w:top w:w="80" w:type="dxa"/>
+              <w:start w:w="120" w:type="dxa"/>
+              <w:bottom w:w="80" w:type="dxa"/>
+              <w:end w:w="120" w:type="dxa"/>
+            </w:tcMar>
+            <w:vAlign w:val="center"/>
+          </w:tcPr>
+          <w:p>
+            <w:pPr>
+              <w:spacing w:before="0" w:after="60" w:line="259" w:lineRule="auto"/>
+            </w:pPr>
+            <w:r>
+              <w:rPr>
+                <w:rFonts w:ascii="Calibri" w:hAnsi="Calibri" w:eastAsia="Calibri"/>
+                <w:sz w:val="18"/>
+              </w:rPr>
+            </w:r>
+            <w:r>
+              <w:rPr>
+                <w:rFonts w:ascii="Calibri" w:hAnsi="Calibri" w:eastAsia="Calibri"/>
+                <w:b w:val="0"/>
+                <w:i w:val="0"/>
+                <w:sz w:val="18"/>
+              </w:rPr>
+              <w:t>Зависит от all-scenario feasibility soundness и envelope membership</w:t>
             </w:r>
           </w:p>
         </w:tc>
@@ -6356,6 +6845,104 @@
           </w:p>
         </w:tc>
       </w:tr>
+      <w:tr>
+        <w:tc>
+          <w:tcPr>
+            <w:tcW w:type="dxa" w:w="2300"/>
+            <w:tcMar>
+              <w:top w:w="80" w:type="dxa"/>
+              <w:start w:w="120" w:type="dxa"/>
+              <w:bottom w:w="80" w:type="dxa"/>
+              <w:end w:w="120" w:type="dxa"/>
+            </w:tcMar>
+            <w:vAlign w:val="center"/>
+          </w:tcPr>
+          <w:p>
+            <w:pPr>
+              <w:spacing w:before="0" w:after="60" w:line="259" w:lineRule="auto"/>
+            </w:pPr>
+            <w:r>
+              <w:rPr>
+                <w:rFonts w:ascii="Calibri" w:hAnsi="Calibri" w:eastAsia="Calibri"/>
+                <w:sz w:val="18"/>
+              </w:rPr>
+            </w:r>
+            <w:r>
+              <w:rPr>
+                <w:rFonts w:ascii="Calibri" w:hAnsi="Calibri" w:eastAsia="Calibri"/>
+                <w:b w:val="0"/>
+                <w:i w:val="0"/>
+                <w:sz w:val="18"/>
+              </w:rPr>
+              <w:t>TRE переживает frozen topology shifts</w:t>
+            </w:r>
+          </w:p>
+        </w:tc>
+        <w:tc>
+          <w:tcPr>
+            <w:tcW w:type="dxa" w:w="2450"/>
+            <w:tcMar>
+              <w:top w:w="80" w:type="dxa"/>
+              <w:start w:w="120" w:type="dxa"/>
+              <w:bottom w:w="80" w:type="dxa"/>
+              <w:end w:w="120" w:type="dxa"/>
+            </w:tcMar>
+            <w:vAlign w:val="center"/>
+          </w:tcPr>
+          <w:p>
+            <w:pPr>
+              <w:spacing w:before="0" w:after="60" w:line="259" w:lineRule="auto"/>
+            </w:pPr>
+            <w:r>
+              <w:rPr>
+                <w:rFonts w:ascii="Calibri" w:hAnsi="Calibri" w:eastAsia="Calibri"/>
+                <w:sz w:val="18"/>
+              </w:rPr>
+            </w:r>
+            <w:r>
+              <w:rPr>
+                <w:rFonts w:ascii="Calibri" w:hAnsi="Calibri" w:eastAsia="Calibri"/>
+                <w:b w:val="0"/>
+                <w:i w:val="0"/>
+                <w:sz w:val="18"/>
+              </w:rPr>
+              <w:t>Nominal 35/35 возвратов; TRE 0/35; стоимость 7 против blanket 60</w:t>
+            </w:r>
+          </w:p>
+        </w:tc>
+        <w:tc>
+          <w:tcPr>
+            <w:tcW w:type="dxa" w:w="4277"/>
+            <w:tcMar>
+              <w:top w:w="80" w:type="dxa"/>
+              <w:start w:w="120" w:type="dxa"/>
+              <w:bottom w:w="80" w:type="dxa"/>
+              <w:end w:w="120" w:type="dxa"/>
+            </w:tcMar>
+            <w:vAlign w:val="center"/>
+          </w:tcPr>
+          <w:p>
+            <w:pPr>
+              <w:spacing w:before="0" w:after="60" w:line="259" w:lineRule="auto"/>
+            </w:pPr>
+            <w:r>
+              <w:rPr>
+                <w:rFonts w:ascii="Calibri" w:hAnsi="Calibri" w:eastAsia="Calibri"/>
+                <w:sz w:val="18"/>
+              </w:rPr>
+            </w:r>
+            <w:r>
+              <w:rPr>
+                <w:rFonts w:ascii="Calibri" w:hAnsi="Calibri" w:eastAsia="Calibri"/>
+                <w:b w:val="0"/>
+                <w:i w:val="0"/>
+                <w:sz w:val="18"/>
+              </w:rPr>
+              <w:t>Prospective, но finite visible project-authored envelope</w:t>
+            </w:r>
+          </w:p>
+        </w:tc>
+      </w:tr>
     </w:tbl>
     <w:p>
       <w:pPr>

--- a/competition/paper/EraSeMap_scientific_paper_RU.docx
+++ b/competition/paper/EraSeMap_scientific_paper_RU.docx
@@ -352,6 +352,19 @@
       <w:r>
         <w:rPr>
           <w:rFonts w:ascii="Calibri" w:hAnsi="Calibri" w:eastAsia="Calibri"/>
+          <w:b w:val="0"/>
+          <w:i w:val="0"/>
+        </w:rPr>
+        <w:t>Дополнительное пререгистрированное исследование переноса выполнило один frozen-контракт в 60 случаях на digest-pinned stock Keycloak, MLflow и Qdrant. EraSeMap дал 0 ложных COMPLETE, fail-closed обработал 15/15 coverage faults, совпал с отдельным exhaustive control oracle в 60/60 случаях и не допустил retained loss или recurrence после controls. Native-success дал 45 ложных COMPLETE, typed-node snapshot audit — 5. Qdrant использовал заранее выбранные публичные Olivetti face vectors; identities, commitments, mappings, faults и запуск остались авторскими, поэтому это live stock-service transfer, а не независимая или production validation.</w:t>
+      </w:r>
+    </w:p>
+    <w:p>
+      <w:pPr>
+        <w:widowControl/>
+      </w:pPr>
+      <w:r>
+        <w:rPr>
+          <w:rFonts w:ascii="Calibri" w:hAnsi="Calibri" w:eastAsia="Calibri"/>
           <w:b/>
           <w:i w:val="0"/>
         </w:rPr>
@@ -2519,6 +2532,40 @@
           <w:i w:val="0"/>
         </w:rPr>
         <w:t xml:space="preserve"> до реализации solver, runner, verifier или первого результата. Nominal scenario содержит backup restore. Семь shifted scenarios добавляют каждое непустое подмножество checkpoint redeployment, legacy import и retry replay; пять frozen seeds дают 35 физических cases. Nominal exact MSC, exact all-scenario TRE и blanket carrier destruction сравниваются с одинаковыми заявленными стоимостями. Gates требуют 35/35 возвратов после nominal-плана, ноль после TRE, ноль oracle mismatches, стоимость 3 для nominal MSC, 7 для TRE, 60 для blanket и shift-specific witness в каждом случае.</w:t>
+      </w:r>
+    </w:p>
+    <w:p>
+      <w:pPr>
+        <w:pStyle w:val="Heading2"/>
+      </w:pPr>
+      <w:r>
+        <w:t>7.9 Уровень H: перенос на открытые stock-сервисы</w:t>
+      </w:r>
+    </w:p>
+    <w:p>
+      <w:pPr>
+        <w:widowControl/>
+      </w:pPr>
+      <w:r>
+        <w:rPr>
+          <w:rFonts w:ascii="Calibri" w:hAnsi="Calibri" w:eastAsia="Calibri"/>
+          <w:b w:val="0"/>
+          <w:i w:val="0"/>
+        </w:rPr>
+        <w:t>До реализации и первого полного запуска v1 зафиксировал три immutable container images, пять seeds, четыре fault states, выбор публичного входа, equal-budget правила comparators, exact-control gates и хэш исходного core. Проверяются lifecycle identities в Keycloak, lineage run/artifact в MLflow и поиск biometric vectors в Qdrant. Матрица из 60 клеток содержит safe native deletion, surviving derivative, recovery regeneration и отсутствие mandatory coverage в каждой семье.</w:t>
+      </w:r>
+    </w:p>
+    <w:p>
+      <w:pPr>
+        <w:widowControl/>
+      </w:pPr>
+      <w:r>
+        <w:rPr>
+          <w:rFonts w:ascii="Calibri" w:hAnsi="Calibri" w:eastAsia="Calibri"/>
+          <w:b w:val="0"/>
+          <w:i w:val="0"/>
+        </w:rPr>
+        <w:t>Confirmatory split Qdrant использует пять заранее выбранных субъектов публичного Olivetti Faces: нормализованные изображения 64×64 сохраняются как необученные 4096-мерные векторы. Keycloak names и MLflow subject commitments детерминированно синтетические. Каждое HTTP-наблюдение редактируется до append-only записи; provenance manifest хэширует public asset, evidence ledgers, trials и result. Offline verifier заново разбирает сериализованные trials, пересчитывает gates и отклоняет missing, extra, changed или core-drifted artifacts.</w:t>
       </w:r>
     </w:p>
     <w:p>
@@ -3083,6 +3130,136 @@
           </w:p>
         </w:tc>
       </w:tr>
+      <w:tr>
+        <w:tc>
+          <w:tcPr>
+            <w:tcW w:type="dxa" w:w="1900"/>
+            <w:tcMar>
+              <w:top w:w="80" w:type="dxa"/>
+              <w:start w:w="120" w:type="dxa"/>
+              <w:bottom w:w="80" w:type="dxa"/>
+              <w:end w:w="120" w:type="dxa"/>
+            </w:tcMar>
+            <w:vAlign w:val="center"/>
+          </w:tcPr>
+          <w:p>
+            <w:pPr>
+              <w:spacing w:before="0" w:after="60" w:line="259" w:lineRule="auto"/>
+            </w:pPr>
+            <w:r>
+              <w:rPr>
+                <w:rFonts w:ascii="Calibri" w:hAnsi="Calibri" w:eastAsia="Calibri"/>
+                <w:sz w:val="18"/>
+              </w:rPr>
+            </w:r>
+            <w:r>
+              <w:rPr>
+                <w:rFonts w:ascii="Calibri" w:hAnsi="Calibri" w:eastAsia="Calibri"/>
+                <w:b w:val="0"/>
+                <w:i w:val="0"/>
+                <w:sz w:val="18"/>
+              </w:rPr>
+              <w:t>Open stock services, 60 случаев</w:t>
+            </w:r>
+          </w:p>
+        </w:tc>
+        <w:tc>
+          <w:tcPr>
+            <w:tcW w:type="dxa" w:w="1750"/>
+            <w:tcMar>
+              <w:top w:w="80" w:type="dxa"/>
+              <w:start w:w="120" w:type="dxa"/>
+              <w:bottom w:w="80" w:type="dxa"/>
+              <w:end w:w="120" w:type="dxa"/>
+            </w:tcMar>
+            <w:vAlign w:val="center"/>
+          </w:tcPr>
+          <w:p>
+            <w:pPr>
+              <w:spacing w:before="0" w:after="60" w:line="259" w:lineRule="auto"/>
+            </w:pPr>
+            <w:r>
+              <w:rPr>
+                <w:rFonts w:ascii="Calibri" w:hAnsi="Calibri" w:eastAsia="Calibri"/>
+                <w:sz w:val="18"/>
+              </w:rPr>
+            </w:r>
+            <w:r>
+              <w:rPr>
+                <w:rFonts w:ascii="Calibri" w:hAnsi="Calibri" w:eastAsia="Calibri"/>
+                <w:b w:val="0"/>
+                <w:i w:val="0"/>
+                <w:sz w:val="18"/>
+              </w:rPr>
+              <w:t>0 ложных COMPLETE; 15/15 coverage faults fail-closed; 0 retained loss/recurrence</w:t>
+            </w:r>
+          </w:p>
+        </w:tc>
+        <w:tc>
+          <w:tcPr>
+            <w:tcW w:type="dxa" w:w="1750"/>
+            <w:tcMar>
+              <w:top w:w="80" w:type="dxa"/>
+              <w:start w:w="120" w:type="dxa"/>
+              <w:bottom w:w="80" w:type="dxa"/>
+              <w:end w:w="120" w:type="dxa"/>
+            </w:tcMar>
+            <w:vAlign w:val="center"/>
+          </w:tcPr>
+          <w:p>
+            <w:pPr>
+              <w:spacing w:before="0" w:after="60" w:line="259" w:lineRule="auto"/>
+            </w:pPr>
+            <w:r>
+              <w:rPr>
+                <w:rFonts w:ascii="Calibri" w:hAnsi="Calibri" w:eastAsia="Calibri"/>
+                <w:sz w:val="18"/>
+              </w:rPr>
+            </w:r>
+            <w:r>
+              <w:rPr>
+                <w:rFonts w:ascii="Calibri" w:hAnsi="Calibri" w:eastAsia="Calibri"/>
+                <w:b w:val="0"/>
+                <w:i w:val="0"/>
+                <w:sz w:val="18"/>
+              </w:rPr>
+              <w:t>Native-success: 45 ложных COMPLETE; typed-node audit: 5</w:t>
+            </w:r>
+          </w:p>
+        </w:tc>
+        <w:tc>
+          <w:tcPr>
+            <w:tcW w:type="dxa" w:w="3627"/>
+            <w:tcMar>
+              <w:top w:w="80" w:type="dxa"/>
+              <w:start w:w="120" w:type="dxa"/>
+              <w:bottom w:w="80" w:type="dxa"/>
+              <w:end w:w="120" w:type="dxa"/>
+            </w:tcMar>
+            <w:vAlign w:val="center"/>
+          </w:tcPr>
+          <w:p>
+            <w:pPr>
+              <w:spacing w:before="0" w:after="60" w:line="259" w:lineRule="auto"/>
+            </w:pPr>
+            <w:r>
+              <w:rPr>
+                <w:rFonts w:ascii="Calibri" w:hAnsi="Calibri" w:eastAsia="Calibri"/>
+                <w:sz w:val="18"/>
+              </w:rPr>
+            </w:r>
+            <w:r>
+              <w:rPr>
+                <w:rFonts w:ascii="Calibri" w:hAnsi="Calibri" w:eastAsia="Calibri"/>
+                <w:b w:val="0"/>
+                <w:i w:val="0"/>
+                <w:sz w:val="18"/>
+              </w:rPr>
+              <w:t>Один frozen-контракт перенесён на три live stock-семьи; mappings и faults остаются авторскими</w:t>
+            </w:r>
+          </w:p>
+        </w:tc>
+      </w:tr>
     </w:tbl>
     <w:p>
       <w:pPr>
@@ -4017,6 +4194,58 @@
           <w:i w:val="0"/>
         </w:rPr>
         <w:t xml:space="preserve"> Apple Face ID, Kazakhstan eGov, банковская, школьная, пограничная или государственная production-инфраструктура не использовалась. Real-process тесты используют синтетические идентичности.</w:t>
+      </w:r>
+    </w:p>
+    <w:p>
+      <w:pPr>
+        <w:widowControl/>
+      </w:pPr>
+      <w:r>
+        <w:rPr>
+          <w:rFonts w:ascii="Calibri" w:hAnsi="Calibri" w:eastAsia="Calibri"/>
+          <w:b w:val="0"/>
+          <w:i w:val="0"/>
+        </w:rPr>
+        <w:t>Open-transfer исследование использует реальные stock-процессы Keycloak, MLflow и Qdrant и</w:t>
+      </w:r>
+    </w:p>
+    <w:p>
+      <w:pPr>
+        <w:widowControl/>
+      </w:pPr>
+      <w:r>
+        <w:rPr>
+          <w:rFonts w:ascii="Calibri" w:hAnsi="Calibri" w:eastAsia="Calibri"/>
+          <w:b w:val="0"/>
+          <w:i w:val="0"/>
+        </w:rPr>
+        <w:t>публичные Olivetti vectors, но не production records или независимо созданные faults. Поэтому оно</w:t>
+      </w:r>
+    </w:p>
+    <w:p>
+      <w:pPr>
+        <w:widowControl/>
+      </w:pPr>
+      <w:r>
+        <w:rPr>
+          <w:rFonts w:ascii="Calibri" w:hAnsi="Calibri" w:eastAsia="Calibri"/>
+          <w:b w:val="0"/>
+          <w:i w:val="0"/>
+        </w:rPr>
+        <w:t>усиливает переносимость между service families, не доказывая operational deployment или внешнюю</w:t>
+      </w:r>
+    </w:p>
+    <w:p>
+      <w:pPr>
+        <w:widowControl/>
+      </w:pPr>
+      <w:r>
+        <w:rPr>
+          <w:rFonts w:ascii="Calibri" w:hAnsi="Calibri" w:eastAsia="Calibri"/>
+          <w:b w:val="0"/>
+          <w:i w:val="0"/>
+        </w:rPr>
+        <w:t>независимость.</w:t>
       </w:r>
     </w:p>
     <w:p>

--- a/competition/paper/EraSeMap_scientific_paper_RU.docx
+++ b/competition/paper/EraSeMap_scientific_paper_RU.docx
@@ -343,6 +343,51 @@
           <w:i w:val="0"/>
         </w:rPr>
         <w:t>Topology-Robust Erasure (TRE) усиливает MSC с одной карты до конечного заявленного uncertainty envelope. Его протокол также зафиксирован до реализации. В первом запуске nominal MSC допустил регенерацию в 35/35 topology shifts, тогда как единый exact TRE-план дал 0/35 возвратов, стоил 7 против 60 у blanket destruction и совпал с exhaustive oracle. Production TRE дополнительно совпал с oracle в 4096/4096 систематических конфигураций. Гарантия условна: реальная топология должна входить в заявленный envelope.</w:t>
+      </w:r>
+    </w:p>
+    <w:p>
+      <w:pPr>
+        <w:widowControl/>
+      </w:pPr>
+      <w:r>
+        <w:rPr>
+          <w:rFonts w:ascii="Calibri" w:hAnsi="Calibri" w:eastAsia="Calibri"/>
+          <w:b w:val="0"/>
+          <w:i w:val="0"/>
+        </w:rPr>
+        <w:t xml:space="preserve">Erasure Tomography (ET) добавляет bounded topology-acquisition layer. Три coded workflow синтетических субъектов различают empty support и четыре single recurrence mechanisms. Первый frozen run восстановил 8/8 valid supports, отклонил 4/4 нарушения предпосылок и дал ноль false localization, oracle mismatch, post-control recurrence и retained-subject loss. Отдельный preregistered digest-pinned Redis run локализовал 4/4 механизма и safe case. Lean проверяет zero-error separation и ограничивает ET-to-TRE safety перечисленными локализованными механизмами. Результаты требуют catalogue closure, </w:t>
+      </w:r>
+      <w:r>
+        <w:rPr>
+          <w:rFonts w:ascii="Menlo" w:hAnsi="Menlo" w:eastAsia="Menlo"/>
+          <w:color w:val="173B57"/>
+          <w:sz w:val="19"/>
+        </w:rPr>
+        <w:t>k=1</w:t>
+      </w:r>
+      <w:r>
+        <w:rPr>
+          <w:rFonts w:ascii="Calibri" w:hAnsi="Calibri" w:eastAsia="Calibri"/>
+          <w:b w:val="0"/>
+          <w:i w:val="0"/>
+        </w:rPr>
+        <w:t xml:space="preserve">, </w:t>
+      </w:r>
+      <w:r>
+        <w:rPr>
+          <w:rFonts w:ascii="Menlo" w:hAnsi="Menlo" w:eastAsia="Menlo"/>
+          <w:color w:val="173B57"/>
+          <w:sz w:val="19"/>
+        </w:rPr>
+        <w:t>e=0</w:t>
+      </w:r>
+      <w:r>
+        <w:rPr>
+          <w:rFonts w:ascii="Calibri" w:hAnsi="Calibri" w:eastAsia="Calibri"/>
+          <w:b w:val="0"/>
+          <w:i w:val="0"/>
+        </w:rPr>
+        <w:t>, complete workflows, isolated synthetic subjects, stable behavior и observable recurrence.</w:t>
       </w:r>
     </w:p>
     <w:p>
@@ -3955,6 +4000,328 @@
     </w:p>
     <w:p>
       <w:pPr>
+        <w:pStyle w:val="Heading2"/>
+      </w:pPr>
+      <w:r>
+        <w:t>8.8 Erasure Tomography</w:t>
+      </w:r>
+    </w:p>
+    <w:p>
+      <w:pPr>
+        <w:widowControl/>
+      </w:pPr>
+      <w:r>
+        <w:rPr>
+          <w:rFonts w:ascii="Calibri" w:hAnsi="Calibri" w:eastAsia="Calibri"/>
+          <w:b/>
+          <w:i w:val="0"/>
+        </w:rPr>
+        <w:t>Гипотеза H5.</w:t>
+      </w:r>
+      <w:r>
+        <w:rPr>
+          <w:rFonts w:ascii="Calibri" w:hAnsi="Calibri" w:eastAsia="Calibri"/>
+          <w:b w:val="0"/>
+          <w:i w:val="0"/>
+        </w:rPr>
+        <w:t xml:space="preserve"> В frozen candidate catalogue coded deletion/recovery workflows локализуют один</w:t>
+      </w:r>
+    </w:p>
+    <w:p>
+      <w:pPr>
+        <w:widowControl/>
+      </w:pPr>
+      <w:r>
+        <w:rPr>
+          <w:rFonts w:ascii="Calibri" w:hAnsi="Calibri" w:eastAsia="Calibri"/>
+          <w:b w:val="0"/>
+          <w:i w:val="0"/>
+        </w:rPr>
+        <w:t>active recurrence mechanism меньшим числом раундов, чем individual testing, и возвращают UNVERIFIED</w:t>
+      </w:r>
+    </w:p>
+    <w:p>
+      <w:pPr>
+        <w:widowControl/>
+      </w:pPr>
+      <w:r>
+        <w:rPr>
+          <w:rFonts w:ascii="Calibri" w:hAnsi="Calibri" w:eastAsia="Calibri"/>
+          <w:b w:val="0"/>
+          <w:i w:val="0"/>
+        </w:rPr>
+        <w:t>при нарушении catalogue, sparsity, execution или isolation assumptions.</w:t>
+      </w:r>
+    </w:p>
+    <w:p>
+      <w:pPr>
+        <w:widowControl/>
+      </w:pPr>
+      <w:r>
+        <w:rPr>
+          <w:rFonts w:ascii="Calibri" w:hAnsi="Calibri" w:eastAsia="Calibri"/>
+          <w:b w:val="0"/>
+          <w:i w:val="0"/>
+        </w:rPr>
+        <w:t xml:space="preserve">Prospective bounded run восстановил </w:t>
+      </w:r>
+      <w:r>
+        <w:rPr>
+          <w:rFonts w:ascii="Calibri" w:hAnsi="Calibri" w:eastAsia="Calibri"/>
+          <w:b/>
+          <w:i w:val="0"/>
+        </w:rPr>
+        <w:t>8/8</w:t>
+      </w:r>
+      <w:r>
+        <w:rPr>
+          <w:rFonts w:ascii="Calibri" w:hAnsi="Calibri" w:eastAsia="Calibri"/>
+          <w:b w:val="0"/>
+          <w:i w:val="0"/>
+        </w:rPr>
+        <w:t xml:space="preserve"> valid supports тремя coded workflows вместо четырёх</w:t>
+      </w:r>
+    </w:p>
+    <w:p>
+      <w:pPr>
+        <w:widowControl/>
+      </w:pPr>
+      <w:r>
+        <w:rPr>
+          <w:rFonts w:ascii="Calibri" w:hAnsi="Calibri" w:eastAsia="Calibri"/>
+          <w:b w:val="0"/>
+          <w:i w:val="0"/>
+        </w:rPr>
+        <w:t xml:space="preserve">individual checks, вернул NO_OBSERVED_RECURRENCE в </w:t>
+      </w:r>
+      <w:r>
+        <w:rPr>
+          <w:rFonts w:ascii="Calibri" w:hAnsi="Calibri" w:eastAsia="Calibri"/>
+          <w:b/>
+          <w:i w:val="0"/>
+        </w:rPr>
+        <w:t>2/2</w:t>
+      </w:r>
+      <w:r>
+        <w:rPr>
+          <w:rFonts w:ascii="Calibri" w:hAnsi="Calibri" w:eastAsia="Calibri"/>
+          <w:b w:val="0"/>
+          <w:i w:val="0"/>
+        </w:rPr>
+        <w:t xml:space="preserve"> safe cases и UNVERIFIED для </w:t>
+      </w:r>
+      <w:r>
+        <w:rPr>
+          <w:rFonts w:ascii="Calibri" w:hAnsi="Calibri" w:eastAsia="Calibri"/>
+          <w:b/>
+          <w:i w:val="0"/>
+        </w:rPr>
+        <w:t>4/4</w:t>
+      </w:r>
+    </w:p>
+    <w:p>
+      <w:pPr>
+        <w:widowControl/>
+      </w:pPr>
+      <w:r>
+        <w:rPr>
+          <w:rFonts w:ascii="Calibri" w:hAnsi="Calibri" w:eastAsia="Calibri"/>
+          <w:b w:val="0"/>
+          <w:i w:val="0"/>
+        </w:rPr>
+        <w:t>нарушений предпосылок. False localization, production/oracle mismatch, post-control recurrence и</w:t>
+      </w:r>
+    </w:p>
+    <w:p>
+      <w:pPr>
+        <w:widowControl/>
+      </w:pPr>
+      <w:r>
+        <w:rPr>
+          <w:rFonts w:ascii="Calibri" w:hAnsi="Calibri" w:eastAsia="Calibri"/>
+          <w:b w:val="0"/>
+          <w:i w:val="0"/>
+        </w:rPr>
+        <w:t>retained-subject loss равны нулю. Production decoder совпал с independently implemented bitmask</w:t>
+      </w:r>
+    </w:p>
+    <w:p>
+      <w:pPr>
+        <w:widowControl/>
+      </w:pPr>
+      <w:r>
+        <w:rPr>
+          <w:rFonts w:ascii="Calibri" w:hAnsi="Calibri" w:eastAsia="Calibri"/>
+          <w:b w:val="0"/>
+          <w:i w:val="0"/>
+        </w:rPr>
+        <w:t xml:space="preserve">oracle в </w:t>
+      </w:r>
+      <w:r>
+        <w:rPr>
+          <w:rFonts w:ascii="Calibri" w:hAnsi="Calibri" w:eastAsia="Calibri"/>
+          <w:b/>
+          <w:i w:val="0"/>
+        </w:rPr>
+        <w:t>3584/3584</w:t>
+      </w:r>
+      <w:r>
+        <w:rPr>
+          <w:rFonts w:ascii="Calibri" w:hAnsi="Calibri" w:eastAsia="Calibri"/>
+          <w:b w:val="0"/>
+          <w:i w:val="0"/>
+        </w:rPr>
+        <w:t xml:space="preserve"> конфигураций.</w:t>
+      </w:r>
+    </w:p>
+    <w:p>
+      <w:pPr>
+        <w:widowControl/>
+      </w:pPr>
+      <w:r>
+        <w:rPr>
+          <w:rFonts w:ascii="Calibri" w:hAnsi="Calibri" w:eastAsia="Calibri"/>
+          <w:b w:val="0"/>
+          <w:i w:val="0"/>
+        </w:rPr>
+        <w:t>Отдельный preregistered live transfer использовал digest-pinned Redis image и четыре</w:t>
+      </w:r>
+    </w:p>
+    <w:p>
+      <w:pPr>
+        <w:widowControl/>
+      </w:pPr>
+      <w:r>
+        <w:rPr>
+          <w:rFonts w:ascii="Calibri" w:hAnsi="Calibri" w:eastAsia="Calibri"/>
+          <w:b w:val="0"/>
+          <w:i w:val="0"/>
+        </w:rPr>
+        <w:t xml:space="preserve">project-authored native recovery workflows. Он локализовал </w:t>
+      </w:r>
+      <w:r>
+        <w:rPr>
+          <w:rFonts w:ascii="Calibri" w:hAnsi="Calibri" w:eastAsia="Calibri"/>
+          <w:b/>
+          <w:i w:val="0"/>
+        </w:rPr>
+        <w:t>4/4</w:t>
+      </w:r>
+      <w:r>
+        <w:rPr>
+          <w:rFonts w:ascii="Calibri" w:hAnsi="Calibri" w:eastAsia="Calibri"/>
+          <w:b w:val="0"/>
+          <w:i w:val="0"/>
+        </w:rPr>
+        <w:t xml:space="preserve"> механизма и safe case без false</w:t>
+      </w:r>
+    </w:p>
+    <w:p>
+      <w:pPr>
+        <w:widowControl/>
+      </w:pPr>
+      <w:r>
+        <w:rPr>
+          <w:rFonts w:ascii="Calibri" w:hAnsi="Calibri" w:eastAsia="Calibri"/>
+          <w:b w:val="0"/>
+          <w:i w:val="0"/>
+        </w:rPr>
+        <w:t>localization, recurrence или retained loss. Random и greedy three-row coded baselines также</w:t>
+      </w:r>
+    </w:p>
+    <w:p>
+      <w:pPr>
+        <w:widowControl/>
+      </w:pPr>
+      <w:r>
+        <w:rPr>
+          <w:rFonts w:ascii="Calibri" w:hAnsi="Calibri" w:eastAsia="Calibri"/>
+          <w:b w:val="0"/>
+          <w:i w:val="0"/>
+        </w:rPr>
+        <w:t>восстановили каждый singleton в этом малом domain. Поэтому поддерживаемая новизна — fail-closed</w:t>
+      </w:r>
+    </w:p>
+    <w:p>
+      <w:pPr>
+        <w:widowControl/>
+      </w:pPr>
+      <w:r>
+        <w:rPr>
+          <w:rFonts w:ascii="Calibri" w:hAnsi="Calibri" w:eastAsia="Calibri"/>
+          <w:b w:val="0"/>
+          <w:i w:val="0"/>
+        </w:rPr>
+        <w:t>erasure-specific acquisition-to-PCUG/TRE-repair composition, а не новый или лучший общий</w:t>
+      </w:r>
+    </w:p>
+    <w:p>
+      <w:pPr>
+        <w:widowControl/>
+      </w:pPr>
+      <w:r>
+        <w:rPr>
+          <w:rFonts w:ascii="Calibri" w:hAnsi="Calibri" w:eastAsia="Calibri"/>
+          <w:b w:val="0"/>
+          <w:i w:val="0"/>
+        </w:rPr>
+        <w:t>group-testing code.</w:t>
+      </w:r>
+    </w:p>
+    <w:p>
+      <w:pPr>
+        <w:widowControl/>
+      </w:pPr>
+      <w:r>
+        <w:rPr>
+          <w:rFonts w:ascii="Calibri" w:hAnsi="Calibri" w:eastAsia="Calibri"/>
+          <w:b w:val="0"/>
+          <w:i w:val="0"/>
+        </w:rPr>
+        <w:t>Boolean network tomography и nonadaptive group testing уже локализуют defective components по coded</w:t>
+      </w:r>
+    </w:p>
+    <w:p>
+      <w:pPr>
+        <w:widowControl/>
+      </w:pPr>
+      <w:r>
+        <w:rPr>
+          <w:rFonts w:ascii="Calibri" w:hAnsi="Calibri" w:eastAsia="Calibri"/>
+          <w:b w:val="0"/>
+          <w:i w:val="0"/>
+        </w:rPr>
+        <w:t>Boolean outcomes [19,20], а dependency-aware P2E2 вычисляет meaningful additional erasure при</w:t>
+      </w:r>
+    </w:p>
+    <w:p>
+      <w:pPr>
+        <w:widowControl/>
+      </w:pPr>
+      <w:r>
+        <w:rPr>
+          <w:rFonts w:ascii="Calibri" w:hAnsi="Calibri" w:eastAsia="Calibri"/>
+          <w:b w:val="0"/>
+          <w:i w:val="0"/>
+        </w:rPr>
+        <w:t>заданных semantic rules [21]. Targeted review не нашёл идентичного end-to-end ET contract, но это не</w:t>
+      </w:r>
+    </w:p>
+    <w:p>
+      <w:pPr>
+        <w:widowControl/>
+      </w:pPr>
+      <w:r>
+        <w:rPr>
+          <w:rFonts w:ascii="Calibri" w:hAnsi="Calibri" w:eastAsia="Calibri"/>
+          <w:b w:val="0"/>
+          <w:i w:val="0"/>
+        </w:rPr>
+        <w:t>world-priority или patentability claim.</w:t>
+      </w:r>
+    </w:p>
+    <w:p>
+      <w:pPr>
         <w:pStyle w:val="Heading1"/>
       </w:pPr>
       <w:r>
@@ -4775,6 +5142,45 @@
           <w:i w:val="0"/>
         </w:rPr>
         <w:t>[18] U.S. Patent Application US20210406398A1. Data Processing Systems for Data Testing to Confirm Data Deletion and Related Methods, 2021.</w:t>
+      </w:r>
+    </w:p>
+    <w:p>
+      <w:pPr>
+        <w:widowControl/>
+      </w:pPr>
+      <w:r>
+        <w:rPr>
+          <w:rFonts w:ascii="Calibri" w:hAnsi="Calibri" w:eastAsia="Calibri"/>
+          <w:b w:val="0"/>
+          <w:i w:val="0"/>
+        </w:rPr>
+        <w:t>[19] Galesi N., Ranjbar F. Counting and Localizing Defective Nodes by Boolean Network Tomography. arXiv:2101.04403, 2021.</w:t>
+      </w:r>
+    </w:p>
+    <w:p>
+      <w:pPr>
+        <w:widowControl/>
+      </w:pPr>
+      <w:r>
+        <w:rPr>
+          <w:rFonts w:ascii="Calibri" w:hAnsi="Calibri" w:eastAsia="Calibri"/>
+          <w:b w:val="0"/>
+          <w:i w:val="0"/>
+        </w:rPr>
+        <w:t>[20] D'yachkov A., Macula A., Rykov V. Error-Correcting Nonadaptive Group Testing with Disjunct Matrices. Discrete Applied Mathematics 80:217–222, 1997. DOI: 10.1016/S0166-218X(97)80002-9.</w:t>
+      </w:r>
+    </w:p>
+    <w:p>
+      <w:pPr>
+        <w:widowControl/>
+      </w:pPr>
+      <w:r>
+        <w:rPr>
+          <w:rFonts w:ascii="Calibri" w:hAnsi="Calibri" w:eastAsia="Calibri"/>
+          <w:b w:val="0"/>
+          <w:i w:val="0"/>
+        </w:rPr>
+        <w:t>[21] Chakraborty V. et al. Meaningful Data Erasure in the Presence of Dependencies. Proceedings of the VLDB Endowment 18(10):3435–3448, 2025. DOI: 10.14778/3748191.3748206.</w:t>
       </w:r>
     </w:p>
     <w:p>
@@ -5857,6 +6263,72 @@
                 <w:sz w:val="18"/>
               </w:rPr>
               <w:t>Topology-Robust Erasure: единый exact-план для каждой топологии заявленного uncertainty envelope</w:t>
+            </w:r>
+          </w:p>
+        </w:tc>
+      </w:tr>
+      <w:tr>
+        <w:tc>
+          <w:tcPr>
+            <w:tcW w:type="dxa" w:w="3000"/>
+            <w:tcMar>
+              <w:top w:w="80" w:type="dxa"/>
+              <w:start w:w="120" w:type="dxa"/>
+              <w:bottom w:w="80" w:type="dxa"/>
+              <w:end w:w="120" w:type="dxa"/>
+            </w:tcMar>
+            <w:vAlign w:val="center"/>
+          </w:tcPr>
+          <w:p>
+            <w:pPr>
+              <w:spacing w:before="0" w:after="60" w:line="259" w:lineRule="auto"/>
+            </w:pPr>
+            <w:r>
+              <w:rPr>
+                <w:rFonts w:ascii="Calibri" w:hAnsi="Calibri" w:eastAsia="Calibri"/>
+                <w:sz w:val="18"/>
+              </w:rPr>
+            </w:r>
+            <w:r>
+              <w:rPr>
+                <w:rFonts w:ascii="Calibri" w:hAnsi="Calibri" w:eastAsia="Calibri"/>
+                <w:b w:val="0"/>
+                <w:i w:val="0"/>
+                <w:sz w:val="18"/>
+              </w:rPr>
+              <w:t>ET</w:t>
+            </w:r>
+          </w:p>
+        </w:tc>
+        <w:tc>
+          <w:tcPr>
+            <w:tcW w:type="dxa" w:w="6027"/>
+            <w:tcMar>
+              <w:top w:w="80" w:type="dxa"/>
+              <w:start w:w="120" w:type="dxa"/>
+              <w:bottom w:w="80" w:type="dxa"/>
+              <w:end w:w="120" w:type="dxa"/>
+            </w:tcMar>
+            <w:vAlign w:val="center"/>
+          </w:tcPr>
+          <w:p>
+            <w:pPr>
+              <w:spacing w:before="0" w:after="60" w:line="259" w:lineRule="auto"/>
+            </w:pPr>
+            <w:r>
+              <w:rPr>
+                <w:rFonts w:ascii="Calibri" w:hAnsi="Calibri" w:eastAsia="Calibri"/>
+                <w:sz w:val="18"/>
+              </w:rPr>
+            </w:r>
+            <w:r>
+              <w:rPr>
+                <w:rFonts w:ascii="Calibri" w:hAnsi="Calibri" w:eastAsia="Calibri"/>
+                <w:b w:val="0"/>
+                <w:i w:val="0"/>
+                <w:sz w:val="18"/>
+              </w:rPr>
+              <w:t>Erasure Tomography: bounded coded deletion probes для localization recurrence-механизма</w:t>
             </w:r>
           </w:p>
         </w:tc>
@@ -7172,6 +7644,129 @@
           </w:p>
         </w:tc>
       </w:tr>
+      <w:tr>
+        <w:tc>
+          <w:tcPr>
+            <w:tcW w:type="dxa" w:w="2300"/>
+            <w:tcMar>
+              <w:top w:w="80" w:type="dxa"/>
+              <w:start w:w="120" w:type="dxa"/>
+              <w:bottom w:w="80" w:type="dxa"/>
+              <w:end w:w="120" w:type="dxa"/>
+            </w:tcMar>
+            <w:vAlign w:val="center"/>
+          </w:tcPr>
+          <w:p>
+            <w:pPr>
+              <w:spacing w:before="0" w:after="60" w:line="259" w:lineRule="auto"/>
+            </w:pPr>
+            <w:r>
+              <w:rPr>
+                <w:rFonts w:ascii="Calibri" w:hAnsi="Calibri" w:eastAsia="Calibri"/>
+                <w:sz w:val="18"/>
+              </w:rPr>
+            </w:r>
+            <w:r>
+              <w:rPr>
+                <w:rFonts w:ascii="Calibri" w:hAnsi="Calibri" w:eastAsia="Calibri"/>
+                <w:b w:val="0"/>
+                <w:i w:val="0"/>
+                <w:sz w:val="18"/>
+              </w:rPr>
+              <w:t>ET локализует bounded recurrence mechanisms</w:t>
+            </w:r>
+          </w:p>
+        </w:tc>
+        <w:tc>
+          <w:tcPr>
+            <w:tcW w:type="dxa" w:w="2450"/>
+            <w:tcMar>
+              <w:top w:w="80" w:type="dxa"/>
+              <w:start w:w="120" w:type="dxa"/>
+              <w:bottom w:w="80" w:type="dxa"/>
+              <w:end w:w="120" w:type="dxa"/>
+            </w:tcMar>
+            <w:vAlign w:val="center"/>
+          </w:tcPr>
+          <w:p>
+            <w:pPr>
+              <w:spacing w:before="0" w:after="60" w:line="259" w:lineRule="auto"/>
+            </w:pPr>
+            <w:r>
+              <w:rPr>
+                <w:rFonts w:ascii="Calibri" w:hAnsi="Calibri" w:eastAsia="Calibri"/>
+                <w:sz w:val="18"/>
+              </w:rPr>
+            </w:r>
+            <w:r>
+              <w:rPr>
+                <w:rFonts w:ascii="Calibri" w:hAnsi="Calibri" w:eastAsia="Calibri"/>
+                <w:b w:val="0"/>
+                <w:i w:val="0"/>
+                <w:sz w:val="18"/>
+              </w:rPr>
+              <w:t>8/8 supports; 4/4 negative fail-closed; 3584/3584 oracle; Redis 4/4</w:t>
+            </w:r>
+          </w:p>
+        </w:tc>
+        <w:tc>
+          <w:tcPr>
+            <w:tcW w:type="dxa" w:w="4277"/>
+            <w:tcMar>
+              <w:top w:w="80" w:type="dxa"/>
+              <w:start w:w="120" w:type="dxa"/>
+              <w:bottom w:w="80" w:type="dxa"/>
+              <w:end w:w="120" w:type="dxa"/>
+            </w:tcMar>
+            <w:vAlign w:val="center"/>
+          </w:tcPr>
+          <w:p>
+            <w:pPr>
+              <w:spacing w:before="0" w:after="60" w:line="259" w:lineRule="auto"/>
+            </w:pPr>
+            <w:r>
+              <w:rPr>
+                <w:rFonts w:ascii="Calibri" w:hAnsi="Calibri" w:eastAsia="Calibri"/>
+                <w:sz w:val="18"/>
+              </w:rPr>
+            </w:r>
+            <w:r>
+              <w:rPr>
+                <w:rFonts w:ascii="Calibri" w:hAnsi="Calibri" w:eastAsia="Calibri"/>
+                <w:color w:val="173B57"/>
+                <w:sz w:val="18"/>
+              </w:rPr>
+              <w:t>k=1</w:t>
+            </w:r>
+            <w:r>
+              <w:rPr>
+                <w:rFonts w:ascii="Calibri" w:hAnsi="Calibri" w:eastAsia="Calibri"/>
+                <w:b w:val="0"/>
+                <w:i w:val="0"/>
+                <w:sz w:val="18"/>
+              </w:rPr>
+              <w:t xml:space="preserve">, </w:t>
+            </w:r>
+            <w:r>
+              <w:rPr>
+                <w:rFonts w:ascii="Calibri" w:hAnsi="Calibri" w:eastAsia="Calibri"/>
+                <w:color w:val="173B57"/>
+                <w:sz w:val="18"/>
+              </w:rPr>
+              <w:t>e=0</w:t>
+            </w:r>
+            <w:r>
+              <w:rPr>
+                <w:rFonts w:ascii="Calibri" w:hAnsi="Calibri" w:eastAsia="Calibri"/>
+                <w:b w:val="0"/>
+                <w:i w:val="0"/>
+                <w:sz w:val="18"/>
+              </w:rPr>
+              <w:t>, project-authored catalogue/workflows; не arbitrary discovery</w:t>
+            </w:r>
+          </w:p>
+        </w:tc>
+      </w:tr>
     </w:tbl>
     <w:p>
       <w:pPr>

--- a/competition/paper/EraSeMap_scientific_paper_RU.docx
+++ b/competition/paper/EraSeMap_scientific_paper_RU.docx
@@ -410,39 +410,55 @@
       <w:r>
         <w:rPr>
           <w:rFonts w:ascii="Calibri" w:hAnsi="Calibri" w:eastAsia="Calibri"/>
-          <w:b/>
-          <w:i w:val="0"/>
-        </w:rPr>
-        <w:t>Ключевые слова:</w:t>
-      </w:r>
-      <w:r>
-        <w:rPr>
-          <w:rFonts w:ascii="Calibri" w:hAnsi="Calibri" w:eastAsia="Calibri"/>
           <w:b w:val="0"/>
           <w:i w:val="0"/>
         </w:rPr>
-        <w:t xml:space="preserve"> удаление биометрии; machine unlearning; происхождение данных; временное удаление; regeneration witness; проверяемое удаление; остаточный путь; минимальная ремедиация; fail-closed аудит.</w:t>
+        <w:t xml:space="preserve">GhostGraph добавляет активное обнаружение топологии, когда сама зарегистрированная карта повторного появления неизвестна. Он поддерживает конечное пространство графов-кандидатов и выбирает следующее синтетическое вмешательство точным minimax-разбиением. В frozen v2 сравнении active minimax использовал 7 probes, дал 3 точных восстановления графа и 2 восстановления класса путей, обнаружил outside-catalogue случай, fail-closed обработал недостающие evidence и не дал false-confident output, oracle mismatch, recurrence после control или потери retained subject. Frozen random потребовал 13 probes, exhaustive nonadaptive — 49; passive declared lineage и flat tomography дали по одному false-confident результату. Отдельный запуск на digest-pinned Redis, Keycloak, MLflow и Qdrant использовал 5 probes в 5 случаях с теми же safety endpoints. Это авторские bounded и local результаты. Независимо подписываемый blind challenge v2 исполним, но имеет статус </w:t>
+      </w:r>
+      <w:r>
+        <w:rPr>
+          <w:rFonts w:ascii="Menlo" w:hAnsi="Menlo" w:eastAsia="Menlo"/>
+          <w:color w:val="173B57"/>
+          <w:sz w:val="19"/>
+        </w:rPr>
+        <w:t>NOT_COLLECTED</w:t>
+      </w:r>
+      <w:r>
+        <w:rPr>
+          <w:rFonts w:ascii="Calibri" w:hAnsi="Calibri" w:eastAsia="Calibri"/>
+          <w:b w:val="0"/>
+          <w:i w:val="0"/>
+        </w:rPr>
+        <w:t>, пока внешний evaluator сам не создаст и не запустит случаи.</w:t>
       </w:r>
     </w:p>
     <w:p>
       <w:pPr>
-        <w:pStyle w:val="Heading1"/>
-      </w:pPr>
-      <w:r>
-        <w:t>1. Введение</w:t>
+        <w:widowControl/>
+      </w:pPr>
+      <w:r>
+        <w:rPr>
+          <w:rFonts w:ascii="Calibri" w:hAnsi="Calibri" w:eastAsia="Calibri"/>
+          <w:b/>
+          <w:i w:val="0"/>
+        </w:rPr>
+        <w:t>Ключевые слова:</w:t>
+      </w:r>
+      <w:r>
+        <w:rPr>
+          <w:rFonts w:ascii="Calibri" w:hAnsi="Calibri" w:eastAsia="Calibri"/>
+          <w:b w:val="0"/>
+          <w:i w:val="0"/>
+        </w:rPr>
+        <w:t xml:space="preserve"> удаление биометрии; machine unlearning; происхождение данных; временное удаление; regeneration witness; проверяемое удаление; остаточный путь; минимальная ремедиация; fail-closed аудит.</w:t>
       </w:r>
     </w:p>
     <w:p>
       <w:pPr>
-        <w:widowControl/>
-      </w:pPr>
-      <w:r>
-        <w:rPr>
-          <w:rFonts w:ascii="Calibri" w:hAnsi="Calibri" w:eastAsia="Calibri"/>
-          <w:b w:val="0"/>
-          <w:i w:val="0"/>
-        </w:rPr>
-        <w:t>Биометрическая система редко хранит данные человека в одном месте. Исходное изображение может породить шаблон лица; шаблон индексируется в векторной базе и кэшируется; обучающая запись влияет на модель; резервная копия сохраняет старое состояние; аудиторский сервис хранит метаданные. Поэтому удаление только исходной строки создаёт опасный ложный результат: интерфейс сообщает «удалено», хотя пригодный для восстановления, сопоставления или вывода производный объект остаётся.</w:t>
+        <w:pStyle w:val="Heading1"/>
+      </w:pPr>
+      <w:r>
+        <w:t>1. Введение</w:t>
       </w:r>
     </w:p>
     <w:p>
@@ -455,7 +471,7 @@
           <w:b w:val="0"/>
           <w:i w:val="0"/>
         </w:rPr>
-        <w:t>Проблема не ограничена одной программой. Удалённая идентификация, пограничный контроль, банковский KYC, школьный доступ и распознавание лица используют разные инфраструктуры, но общий вопрос один: какие достижимые объекты после запроса на удаление всё ещё позволяют сопоставить, восстановить, обработать или статистически раскрыть данные субъекта? Одна подписанная квитанция этого не доказывает. Корректная подпись подтверждает автора и целостность сообщения, но не успех всех внутренних операций.</w:t>
+        <w:t>Биометрическая система редко хранит данные человека в одном месте. Исходное изображение может породить шаблон лица; шаблон индексируется в векторной базе и кэшируется; обучающая запись влияет на модель; резервная копия сохраняет старое состояние; аудиторский сервис хранит метаданные. Поэтому удаление только исходной строки создаёт опасный ложный результат: интерфейс сообщает «удалено», хотя пригодный для восстановления, сопоставления или вывода производный объект остаётся.</w:t>
       </w:r>
     </w:p>
     <w:p>
@@ -468,39 +484,7 @@
           <w:b w:val="0"/>
           <w:i w:val="0"/>
         </w:rPr>
-        <w:t xml:space="preserve">Machine unlearning изучает устранение влияния обучающих данных из модели. Происхождение данных описывает связи между исходными и производными объектами. Исследования доказуемого удаления рассматривают проверяемые утверждения. Методы оптимизации позволяют выбирать дешёвые наборы действий. Каждая область решает часть задачи. EraSeMap проверяет более узкую системную гипотезу: можно ли объединить эти части в один относящийся к конкретному субъекту, закрывающийся только при доказанном успехе контракт, который возвращает воспроизводимый вердикт и конкретное исправление вместо неподтверждённого обещания? Основное представление — </w:t>
-      </w:r>
-      <w:r>
-        <w:rPr>
-          <w:rFonts w:ascii="Calibri" w:hAnsi="Calibri" w:eastAsia="Calibri"/>
-          <w:b/>
-          <w:i w:val="0"/>
-        </w:rPr>
-        <w:t>Proof-Carrying Unlearning Graph (PCUG; граф удаления с проверяемым доказательством)</w:t>
-      </w:r>
-      <w:r>
-        <w:rPr>
-          <w:rFonts w:ascii="Calibri" w:hAnsi="Calibri" w:eastAsia="Calibri"/>
-          <w:b w:val="0"/>
-          <w:i w:val="0"/>
-        </w:rPr>
-        <w:t xml:space="preserve">; объект исправления — </w:t>
-      </w:r>
-      <w:r>
-        <w:rPr>
-          <w:rFonts w:ascii="Calibri" w:hAnsi="Calibri" w:eastAsia="Calibri"/>
-          <w:b/>
-          <w:i w:val="0"/>
-        </w:rPr>
-        <w:t>Counterfactual Deletion Cut (CDC; контрфактический разрез удаления)</w:t>
-      </w:r>
-      <w:r>
-        <w:rPr>
-          <w:rFonts w:ascii="Calibri" w:hAnsi="Calibri" w:eastAsia="Calibri"/>
-          <w:b w:val="0"/>
-          <w:i w:val="0"/>
-        </w:rPr>
-        <w:t>.</w:t>
+        <w:t>Проблема не ограничена одной программой. Удалённая идентификация, пограничный контроль, банковский KYC, школьный доступ и распознавание лица используют разные инфраструктуры, но общий вопрос один: какие достижимые объекты после запроса на удаление всё ещё позволяют сопоставить, восстановить, обработать или статистически раскрыть данные субъекта? Одна подписанная квитанция этого не доказывает. Корректная подпись подтверждает автора и целостность сообщения, но не успех всех внутренних операций.</w:t>
       </w:r>
     </w:p>
     <w:p>
@@ -513,12 +497,44 @@
           <w:b w:val="0"/>
           <w:i w:val="0"/>
         </w:rPr>
-        <w:t>Исследовательский вопрос:</w:t>
+        <w:t xml:space="preserve">Machine unlearning изучает устранение влияния обучающих данных из модели. Происхождение данных описывает связи между исходными и производными объектами. Исследования доказуемого удаления рассматривают проверяемые утверждения. Методы оптимизации позволяют выбирать дешёвые наборы действий. Каждая область решает часть задачи. EraSeMap проверяет более узкую системную гипотезу: можно ли объединить эти части в один относящийся к конкретному субъекту, закрывающийся только при доказанном успехе контракт, который возвращает воспроизводимый вердикт и конкретное исправление вместо неподтверждённого обещания? Основное представление — </w:t>
+      </w:r>
+      <w:r>
+        <w:rPr>
+          <w:rFonts w:ascii="Calibri" w:hAnsi="Calibri" w:eastAsia="Calibri"/>
+          <w:b/>
+          <w:i w:val="0"/>
+        </w:rPr>
+        <w:t>Proof-Carrying Unlearning Graph (PCUG; граф удаления с проверяемым доказательством)</w:t>
+      </w:r>
+      <w:r>
+        <w:rPr>
+          <w:rFonts w:ascii="Calibri" w:hAnsi="Calibri" w:eastAsia="Calibri"/>
+          <w:b w:val="0"/>
+          <w:i w:val="0"/>
+        </w:rPr>
+        <w:t xml:space="preserve">; объект исправления — </w:t>
+      </w:r>
+      <w:r>
+        <w:rPr>
+          <w:rFonts w:ascii="Calibri" w:hAnsi="Calibri" w:eastAsia="Calibri"/>
+          <w:b/>
+          <w:i w:val="0"/>
+        </w:rPr>
+        <w:t>Counterfactual Deletion Cut (CDC; контрфактический разрез удаления)</w:t>
+      </w:r>
+      <w:r>
+        <w:rPr>
+          <w:rFonts w:ascii="Calibri" w:hAnsi="Calibri" w:eastAsia="Calibri"/>
+          <w:b w:val="0"/>
+          <w:i w:val="0"/>
+        </w:rPr>
+        <w:t>.</w:t>
       </w:r>
     </w:p>
     <w:p>
       <w:pPr>
-        <w:pStyle w:val="Callout"/>
+        <w:widowControl/>
       </w:pPr>
       <w:r>
         <w:rPr>
@@ -526,28 +542,20 @@
           <w:b w:val="0"/>
           <w:i w:val="0"/>
         </w:rPr>
-        <w:t>Может ли доказательный аудит остаточных путей предотвращать ложные заявления о полном удалении биометрических данных и выбирать проверяемый минимальный по стоимости план ремедиации в неоднородной инфраструктуре хранения и моделей?</w:t>
+        <w:t>Исследовательский вопрос:</w:t>
       </w:r>
     </w:p>
     <w:p>
       <w:pPr>
-        <w:widowControl/>
-      </w:pPr>
-      <w:r>
-        <w:rPr>
-          <w:rFonts w:ascii="Calibri" w:hAnsi="Calibri" w:eastAsia="Calibri"/>
-          <w:b/>
-          <w:i w:val="0"/>
-        </w:rPr>
-        <w:t>Цель.</w:t>
-      </w:r>
+        <w:pStyle w:val="Callout"/>
+      </w:pPr>
       <w:r>
         <w:rPr>
           <w:rFonts w:ascii="Calibri" w:hAnsi="Calibri" w:eastAsia="Calibri"/>
           <w:b w:val="0"/>
           <w:i w:val="0"/>
         </w:rPr>
-        <w:t xml:space="preserve"> Разработать и проверить воспроизводимый метод, который обнаруживает незакрытые обязательства удаления одного субъекта, объясняет кратчайший известный путь ошибки и выбирает разрешённое недорогое исправление, обязательно проходящее повторный аудит.</w:t>
+        <w:t>Может ли доказательный аудит остаточных путей предотвращать ложные заявления о полном удалении биометрических данных и выбирать проверяемый минимальный по стоимости план ремедиации в неоднородной инфраструктуре хранения и моделей?</w:t>
       </w:r>
     </w:p>
     <w:p>
@@ -560,7 +568,7 @@
           <w:b/>
           <w:i w:val="0"/>
         </w:rPr>
-        <w:t>Объект исследования.</w:t>
+        <w:t>Цель.</w:t>
       </w:r>
       <w:r>
         <w:rPr>
@@ -568,7 +576,7 @@
           <w:b w:val="0"/>
           <w:i w:val="0"/>
         </w:rPr>
-        <w:t xml:space="preserve"> Операционные процессы удаления данных в неоднородных биометрических информационных системах.</w:t>
+        <w:t xml:space="preserve"> Разработать и проверить воспроизводимый метод, который обнаруживает незакрытые обязательства удаления одного субъекта, объясняет кратчайший известный путь ошибки и выбирает разрешённое недорогое исправление, обязательно проходящее повторный аудит.</w:t>
       </w:r>
     </w:p>
     <w:p>
@@ -581,7 +589,7 @@
           <w:b/>
           <w:i w:val="0"/>
         </w:rPr>
-        <w:t>Предмет исследования.</w:t>
+        <w:t>Объект исследования.</w:t>
       </w:r>
       <w:r>
         <w:rPr>
@@ -589,7 +597,7 @@
           <w:b w:val="0"/>
           <w:i w:val="0"/>
         </w:rPr>
-        <w:t xml:space="preserve"> Связь типизированного lineage, обязательного количественного evidence, повторного исполнения действий, ложных COMPLETE и стоимости ремедиации.</w:t>
+        <w:t xml:space="preserve"> Операционные процессы удаления данных в неоднородных биометрических информационных системах.</w:t>
       </w:r>
     </w:p>
     <w:p>
@@ -602,7 +610,7 @@
           <w:b/>
           <w:i w:val="0"/>
         </w:rPr>
-        <w:t>Гипотеза H1.</w:t>
+        <w:t>Предмет исследования.</w:t>
       </w:r>
       <w:r>
         <w:rPr>
@@ -610,7 +618,7 @@
           <w:b w:val="0"/>
           <w:i w:val="0"/>
         </w:rPr>
-        <w:t xml:space="preserve"> В случаях, где состояния физических узлов выглядят закрытыми, но обязательный evidence- или replay-канал не выполнен, PCUG даёт меньшую долю ложных COMPLETE, чем аудит только типизированных состояний узлов. Нулевая гипотеза: PCUG не снижает эту долю.</w:t>
+        <w:t xml:space="preserve"> Связь типизированного lineage, обязательного количественного evidence, повторного исполнения действий, ложных COMPLETE и стоимости ремедиации.</w:t>
       </w:r>
     </w:p>
     <w:p>
@@ -623,7 +631,7 @@
           <w:b/>
           <w:i w:val="0"/>
         </w:rPr>
-        <w:t>Гипотеза H2.</w:t>
+        <w:t>Гипотеза H1.</w:t>
       </w:r>
       <w:r>
         <w:rPr>
@@ -631,7 +639,7 @@
           <w:b w:val="0"/>
           <w:i w:val="0"/>
         </w:rPr>
-        <w:t xml:space="preserve"> В зарегистрированной multi-service топологии exact CDC требует меньше измеренного времени и записанных байтов, чем rebuild-all, сохраняя тот же replayed COMPLETE и те же неудаляемые идентичности. Нулевая гипотеза: при одинаковом criterion завершения целевая CDC не имеет преимущества.</w:t>
+        <w:t xml:space="preserve"> В случаях, где состояния физических узлов выглядят закрытыми, но обязательный evidence- или replay-канал не выполнен, PCUG даёт меньшую долю ложных COMPLETE, чем аудит только типизированных состояний узлов. Нулевая гипотеза: PCUG не снижает эту долю.</w:t>
       </w:r>
     </w:p>
     <w:p>
@@ -644,7 +652,7 @@
           <w:b/>
           <w:i w:val="0"/>
         </w:rPr>
-        <w:t>Гипотеза H3.</w:t>
+        <w:t>Гипотеза H2.</w:t>
       </w:r>
       <w:r>
         <w:rPr>
@@ -652,7 +660,7 @@
           <w:b w:val="0"/>
           <w:i w:val="0"/>
         </w:rPr>
-        <w:t xml:space="preserve"> В зарегистрированной временной топологии RSE отличает latent carriers, способные вернуть остаток, от carriers с корректными guards, тогда как snapshot-only и blanket-carrier baselines ошибаются на разных сторонах этого различия. Нулевая гипотеза: RSE не улучшает одновременно обнаружение риска и specificity безопасных случаев.</w:t>
+        <w:t xml:space="preserve"> В зарегистрированной multi-service топологии exact CDC требует меньше измеренного времени и записанных байтов, чем rebuild-all, сохраняя тот же replayed COMPLETE и те же неудаляемые идентичности. Нулевая гипотеза: при одинаковом criterion завершения целевая CDC не имеет преимущества.</w:t>
       </w:r>
     </w:p>
     <w:p>
@@ -665,7 +673,7 @@
           <w:b/>
           <w:i w:val="0"/>
         </w:rPr>
-        <w:t>Гипотеза H4.</w:t>
+        <w:t>Гипотеза H3.</w:t>
       </w:r>
       <w:r>
         <w:rPr>
@@ -673,7 +681,7 @@
           <w:b w:val="0"/>
           <w:i w:val="0"/>
         </w:rPr>
-        <w:t xml:space="preserve"> В конечном заявленном topology envelope единый exact TRE-план предотвращает каждый зарегистрированный путь регенерации с меньшей заявленной стоимостью, чем blanket destruction, тогда как nominal MSC может провалиться после topology shift. Нулевая гипотеза: robust replay не даёт преимущества по безопасности и стоимости.</w:t>
+        <w:t xml:space="preserve"> В зарегистрированной временной топологии RSE отличает latent carriers, способные вернуть остаток, от carriers с корректными guards, тогда как snapshot-only и blanket-carrier baselines ошибаются на разных сторонах этого различия. Нулевая гипотеза: RSE не улучшает одновременно обнаружение риска и specificity безопасных случаев.</w:t>
       </w:r>
     </w:p>
     <w:p>
@@ -683,10 +691,18 @@
       <w:r>
         <w:rPr>
           <w:rFonts w:ascii="Calibri" w:hAnsi="Calibri" w:eastAsia="Calibri"/>
+          <w:b/>
+          <w:i w:val="0"/>
+        </w:rPr>
+        <w:t>Гипотеза H4.</w:t>
+      </w:r>
+      <w:r>
+        <w:rPr>
+          <w:rFonts w:ascii="Calibri" w:hAnsi="Calibri" w:eastAsia="Calibri"/>
           <w:b w:val="0"/>
           <w:i w:val="0"/>
         </w:rPr>
-        <w:t>Задачи работы: формализовать завершённость удаления; реализовать evaluator и optimizer; машинно проверить ограниченные гарантии; сравнить фиксированные baselines; измерить систему с реальными процессами; явно определить границу внешней валидности.</w:t>
+        <w:t xml:space="preserve"> В конечном заявленном topology envelope единый exact TRE-план предотвращает каждый зарегистрированный путь регенерации с меньшей заявленной стоимостью, чем blanket destruction, тогда как nominal MSC может провалиться после topology shift. Нулевая гипотеза: robust replay не даёт преимущества по безопасности и стоимости.</w:t>
       </w:r>
     </w:p>
     <w:p>
@@ -696,48 +712,44 @@
       <w:r>
         <w:rPr>
           <w:rFonts w:ascii="Calibri" w:hAnsi="Calibri" w:eastAsia="Calibri"/>
+          <w:b/>
+          <w:i w:val="0"/>
+        </w:rPr>
+        <w:t>Гипотеза H6.</w:t>
+      </w:r>
+      <w:r>
+        <w:rPr>
+          <w:rFonts w:ascii="Calibri" w:hAnsi="Calibri" w:eastAsia="Calibri"/>
           <w:b w:val="0"/>
           <w:i w:val="0"/>
         </w:rPr>
-        <w:t>Ограниченный вклад работы состоит из шести частей:</w:t>
+        <w:t xml:space="preserve"> В зафиксированном конечном каталоге adaptive minimax interventions восстанавливают точный граф или значимый для удаления класс путей меньшим числом probes, чем frozen random или exhaustive testing, одновременно fail-closed обрабатывая недостающие evidence и outside-catalogue поведение. Нулевая гипотеза: active selection не даёт преимущества по probes или безопасности при одинаковом каталоге и evidence contract.</w:t>
       </w:r>
     </w:p>
     <w:p>
       <w:pPr>
-        <w:pStyle w:val="NumberedItem"/>
-      </w:pPr>
-      <w:r>
-        <w:rPr>
-          <w:rFonts w:ascii="Calibri" w:hAnsi="Calibri" w:eastAsia="Calibri"/>
-        </w:rPr>
-        <w:t xml:space="preserve">1. </w:t>
-      </w:r>
+        <w:widowControl/>
+      </w:pPr>
       <w:r>
         <w:rPr>
           <w:rFonts w:ascii="Calibri" w:hAnsi="Calibri" w:eastAsia="Calibri"/>
           <w:b w:val="0"/>
           <w:i w:val="0"/>
         </w:rPr>
-        <w:t>Типизированная модель остаточных путей, в которой физические объекты, влияние на модель, неизвестное доказательство и блокировка политикой имеют разные смыслы.</w:t>
+        <w:t>Задачи работы: формализовать завершённость удаления; реализовать evaluator и optimizer; машинно проверить ограниченные гарантии; сравнить фиксированные baselines; измерить систему с реальными процессами; явно определить границу внешней валидности.</w:t>
       </w:r>
     </w:p>
     <w:p>
       <w:pPr>
-        <w:pStyle w:val="NumberedItem"/>
-      </w:pPr>
-      <w:r>
-        <w:rPr>
-          <w:rFonts w:ascii="Calibri" w:hAnsi="Calibri" w:eastAsia="Calibri"/>
-        </w:rPr>
-        <w:t xml:space="preserve">2. </w:t>
-      </w:r>
+        <w:widowControl/>
+      </w:pPr>
       <w:r>
         <w:rPr>
           <w:rFonts w:ascii="Calibri" w:hAnsi="Calibri" w:eastAsia="Calibri"/>
           <w:b w:val="0"/>
           <w:i w:val="0"/>
         </w:rPr>
-        <w:t>Трёхзначное правило завершения, работающее fail-closed, возвращающее кратчайший контрпример и требующее успешного replay после исправления.</w:t>
+        <w:t>Ограниченный вклад работы состоит из семи частей:</w:t>
       </w:r>
     </w:p>
     <w:p>
@@ -748,7 +760,7 @@
         <w:rPr>
           <w:rFonts w:ascii="Calibri" w:hAnsi="Calibri" w:eastAsia="Calibri"/>
         </w:rPr>
-        <w:t xml:space="preserve">3. </w:t>
+        <w:t xml:space="preserve">1. </w:t>
       </w:r>
       <w:r>
         <w:rPr>
@@ -756,7 +768,7 @@
           <w:b w:val="0"/>
           <w:i w:val="0"/>
         </w:rPr>
-        <w:t>Конечная задача минимального CDC с машинно проверенной теоремой оптимальности и сопоставлением исполняемого алгоритма с полным перебором.</w:t>
+        <w:t>Типизированная модель остаточных путей, в которой физические объекты, влияние на модель, неизвестное доказательство и блокировка политикой имеют разные смыслы.</w:t>
       </w:r>
     </w:p>
     <w:p>
@@ -767,7 +779,7 @@
         <w:rPr>
           <w:rFonts w:ascii="Calibri" w:hAnsi="Calibri" w:eastAsia="Calibri"/>
         </w:rPr>
-        <w:t xml:space="preserve">4. </w:t>
+        <w:t xml:space="preserve">2. </w:t>
       </w:r>
       <w:r>
         <w:rPr>
@@ -775,7 +787,7 @@
           <w:b w:val="0"/>
           <w:i w:val="0"/>
         </w:rPr>
-        <w:t>Многоуровневая оценка на контролируемых ошибках, официальных внешних структурах, реальных локальных сервисах и ограниченном канале face unlearning с сохранением отрицательных результатов и границ независимости.</w:t>
+        <w:t>Трёхзначное правило завершения, работающее fail-closed, возвращающее кратчайший контрпример и требующее успешного replay после исправления.</w:t>
       </w:r>
     </w:p>
     <w:p>
@@ -786,7 +798,7 @@
         <w:rPr>
           <w:rFonts w:ascii="Calibri" w:hAnsi="Calibri" w:eastAsia="Calibri"/>
         </w:rPr>
-        <w:t xml:space="preserve">5. </w:t>
+        <w:t xml:space="preserve">3. </w:t>
       </w:r>
       <w:r>
         <w:rPr>
@@ -794,7 +806,7 @@
           <w:b w:val="0"/>
           <w:i w:val="0"/>
         </w:rPr>
-        <w:t>Временной слой RSE, вычисляющий registered reachable closure, кратчайший regeneration witness, fail-closed transition coverage и точный минимальный стабилизирующий разрез.</w:t>
+        <w:t>Конечная задача минимального CDC с машинно проверенной теоремой оптимальности и сопоставлением исполняемого алгоритма с полным перебором.</w:t>
       </w:r>
     </w:p>
     <w:p>
@@ -805,6 +817,44 @@
         <w:rPr>
           <w:rFonts w:ascii="Calibri" w:hAnsi="Calibri" w:eastAsia="Calibri"/>
         </w:rPr>
+        <w:t xml:space="preserve">4. </w:t>
+      </w:r>
+      <w:r>
+        <w:rPr>
+          <w:rFonts w:ascii="Calibri" w:hAnsi="Calibri" w:eastAsia="Calibri"/>
+          <w:b w:val="0"/>
+          <w:i w:val="0"/>
+        </w:rPr>
+        <w:t>Многоуровневая оценка на контролируемых ошибках, официальных внешних структурах, реальных локальных сервисах и ограниченном канале face unlearning с сохранением отрицательных результатов и границ независимости.</w:t>
+      </w:r>
+    </w:p>
+    <w:p>
+      <w:pPr>
+        <w:pStyle w:val="NumberedItem"/>
+      </w:pPr>
+      <w:r>
+        <w:rPr>
+          <w:rFonts w:ascii="Calibri" w:hAnsi="Calibri" w:eastAsia="Calibri"/>
+        </w:rPr>
+        <w:t xml:space="preserve">5. </w:t>
+      </w:r>
+      <w:r>
+        <w:rPr>
+          <w:rFonts w:ascii="Calibri" w:hAnsi="Calibri" w:eastAsia="Calibri"/>
+          <w:b w:val="0"/>
+          <w:i w:val="0"/>
+        </w:rPr>
+        <w:t>Временной слой RSE, вычисляющий registered reachable closure, кратчайший regeneration witness, fail-closed transition coverage и точный минимальный стабилизирующий разрез.</w:t>
+      </w:r>
+    </w:p>
+    <w:p>
+      <w:pPr>
+        <w:pStyle w:val="NumberedItem"/>
+      </w:pPr>
+      <w:r>
+        <w:rPr>
+          <w:rFonts w:ascii="Calibri" w:hAnsi="Calibri" w:eastAsia="Calibri"/>
+        </w:rPr>
         <w:t xml:space="preserve">6. </w:t>
       </w:r>
       <w:r>
@@ -814,6 +864,25 @@
           <w:i w:val="0"/>
         </w:rPr>
         <w:t>Topology-robust слой TRE, выбирающий единый минимальный план по конечному uncertainty envelope и возвращающий кратчайший adversarial witness и robustness premium относительно nominal MSC.</w:t>
+      </w:r>
+    </w:p>
+    <w:p>
+      <w:pPr>
+        <w:pStyle w:val="NumberedItem"/>
+      </w:pPr>
+      <w:r>
+        <w:rPr>
+          <w:rFonts w:ascii="Calibri" w:hAnsi="Calibri" w:eastAsia="Calibri"/>
+        </w:rPr>
+        <w:t xml:space="preserve">7. </w:t>
+      </w:r>
+      <w:r>
+        <w:rPr>
+          <w:rFonts w:ascii="Calibri" w:hAnsi="Calibri" w:eastAsia="Calibri"/>
+          <w:b w:val="0"/>
+          <w:i w:val="0"/>
+        </w:rPr>
+        <w:t>Слой GhostGraph, активно сужающий конечное пространство топологий, независимо проверяющий каждый minimax-выбор отдельным oracle и предоставляющий blind signed protocol для будущей внешней оценки.</w:t>
       </w:r>
     </w:p>
     <w:p>
@@ -2611,6 +2680,40 @@
           <w:i w:val="0"/>
         </w:rPr>
         <w:t>Confirmatory split Qdrant использует пять заранее выбранных субъектов публичного Olivetti Faces: нормализованные изображения 64×64 сохраняются как необученные 4096-мерные векторы. Keycloak names и MLflow subject commitments детерминированно синтетические. Каждое HTTP-наблюдение редактируется до append-only записи; provenance manifest хэширует public asset, evidence ledgers, trials и result. Offline verifier заново разбирает сериализованные trials, пересчитывает gates и отклоняет missing, extra, changed или core-drifted artifacts.</w:t>
+      </w:r>
+    </w:p>
+    <w:p>
+      <w:pPr>
+        <w:pStyle w:val="Heading2"/>
+      </w:pPr>
+      <w:r>
+        <w:t>7.10 Уровень I: активное обнаружение топологии GhostGraph</w:t>
+      </w:r>
+    </w:p>
+    <w:p>
+      <w:pPr>
+        <w:widowControl/>
+      </w:pPr>
+      <w:r>
+        <w:rPr>
+          <w:rFonts w:ascii="Calibri" w:hAnsi="Calibri" w:eastAsia="Calibri"/>
+          <w:b w:val="0"/>
+          <w:i w:val="0"/>
+        </w:rPr>
+        <w:t>Протокол v2 до reveal фиксирует пять гипотез графа, шесть допустимых экспериментов, семь скрытых случаев, точную trace-модель, evidence contract и шесть стратегий. На каждом шаге active minimax разбивает пространство версий по ожидаемому trace и последовательно минимизирует крупнейшую оставшуюся группу, сумму квадратов размеров групп, заявленную стоимость и ID эксперимента. Отдельно реализованный bitmask oracle пересчитывает каждый выбор. Runner останавливается с точным графом, значимым для удаления классом путей, OUT_OF_HYPOTHESIS или UNVERIFIED; неполные evidence никогда не превращаются в уверенность.</w:t>
+      </w:r>
+    </w:p>
+    <w:p>
+      <w:pPr>
+        <w:widowControl/>
+      </w:pPr>
+      <w:r>
+        <w:rPr>
+          <w:rFonts w:ascii="Calibri" w:hAnsi="Calibri" w:eastAsia="Calibri"/>
+          <w:b w:val="0"/>
+          <w:i w:val="0"/>
+        </w:rPr>
+        <w:t>Live transfer фиксирует четыре digest-pinned stock-сервиса — Redis, Keycloak, MLflow и Qdrant — и выполняет native API observations над изолированными синтетическими commitments. Пять случаев покрывают direct recurrence, multi-hop recurrence, outside-catalogue граф, path-equivalent граф и safe граф. Внешний протокол v2 исключает заранее раскрытые traces: проект получает ID случаев и evidence flags, отправляет один адаптивно выбранный experiment в adapter под контролем evaluator и получает только его trace. После reveal verifier пересчитывает каждый trace, пространство версий, planner/oracle choice, source hash, commitment и Ed25519 signature. Внешняя submission пока не заявляется.</w:t>
       </w:r>
     </w:p>
     <w:p>
@@ -4322,22 +4425,200 @@
     </w:p>
     <w:p>
       <w:pPr>
-        <w:pStyle w:val="Heading1"/>
-      </w:pPr>
-      <w:r>
-        <w:t>9. Обсуждение</w:t>
+        <w:pStyle w:val="Heading2"/>
+      </w:pPr>
+      <w:r>
+        <w:t>8.9 Активное обнаружение GhostGraph</w:t>
       </w:r>
     </w:p>
     <w:p>
       <w:pPr>
+        <w:widowControl/>
+      </w:pPr>
+      <w:r>
+        <w:rPr>
+          <w:rFonts w:ascii="Calibri" w:hAnsi="Calibri" w:eastAsia="Calibri"/>
+          <w:b w:val="0"/>
+          <w:i w:val="0"/>
+        </w:rPr>
+        <w:t xml:space="preserve">Frozen v2 run прошёл все gates. Active minimax использовал </w:t>
+      </w:r>
+      <w:r>
+        <w:rPr>
+          <w:rFonts w:ascii="Calibri" w:hAnsi="Calibri" w:eastAsia="Calibri"/>
+          <w:b/>
+          <w:i w:val="0"/>
+        </w:rPr>
+        <w:t>7</w:t>
+      </w:r>
+      <w:r>
+        <w:rPr>
+          <w:rFonts w:ascii="Calibri" w:hAnsi="Calibri" w:eastAsia="Calibri"/>
+          <w:b w:val="0"/>
+          <w:i w:val="0"/>
+        </w:rPr>
+        <w:t xml:space="preserve"> probes в семи случаях, дал </w:t>
+      </w:r>
+      <w:r>
+        <w:rPr>
+          <w:rFonts w:ascii="Calibri" w:hAnsi="Calibri" w:eastAsia="Calibri"/>
+          <w:b/>
+          <w:i w:val="0"/>
+        </w:rPr>
+        <w:t>3</w:t>
+      </w:r>
+      <w:r>
+        <w:rPr>
+          <w:rFonts w:ascii="Calibri" w:hAnsi="Calibri" w:eastAsia="Calibri"/>
+          <w:b w:val="0"/>
+          <w:i w:val="0"/>
+        </w:rPr>
+        <w:t xml:space="preserve"> точных восстановления графа и </w:t>
+      </w:r>
+      <w:r>
+        <w:rPr>
+          <w:rFonts w:ascii="Calibri" w:hAnsi="Calibri" w:eastAsia="Calibri"/>
+          <w:b/>
+          <w:i w:val="0"/>
+        </w:rPr>
+        <w:t>2</w:t>
+      </w:r>
+      <w:r>
+        <w:rPr>
+          <w:rFonts w:ascii="Calibri" w:hAnsi="Calibri" w:eastAsia="Calibri"/>
+          <w:b w:val="0"/>
+          <w:i w:val="0"/>
+        </w:rPr>
+        <w:t xml:space="preserve"> восстановления класса путей, обнаружил </w:t>
+      </w:r>
+      <w:r>
+        <w:rPr>
+          <w:rFonts w:ascii="Calibri" w:hAnsi="Calibri" w:eastAsia="Calibri"/>
+          <w:b/>
+          <w:i w:val="0"/>
+        </w:rPr>
+        <w:t>1/1</w:t>
+      </w:r>
+      <w:r>
+        <w:rPr>
+          <w:rFonts w:ascii="Calibri" w:hAnsi="Calibri" w:eastAsia="Calibri"/>
+          <w:b w:val="0"/>
+          <w:i w:val="0"/>
+        </w:rPr>
+        <w:t xml:space="preserve"> outside-catalogue случай, вернул UNVERIFIED при недостающих evidence и не допустил false confidence, planner/oracle mismatch, post-control recurrence или retained-subject loss. Frozen random потребовал </w:t>
+      </w:r>
+      <w:r>
+        <w:rPr>
+          <w:rFonts w:ascii="Calibri" w:hAnsi="Calibri" w:eastAsia="Calibri"/>
+          <w:b/>
+          <w:i w:val="0"/>
+        </w:rPr>
+        <w:t>13</w:t>
+      </w:r>
+      <w:r>
+        <w:rPr>
+          <w:rFonts w:ascii="Calibri" w:hAnsi="Calibri" w:eastAsia="Calibri"/>
+          <w:b w:val="0"/>
+          <w:i w:val="0"/>
+        </w:rPr>
+        <w:t xml:space="preserve"> probes для тех же endpoints; nonadaptive exhaustive testing — </w:t>
+      </w:r>
+      <w:r>
+        <w:rPr>
+          <w:rFonts w:ascii="Calibri" w:hAnsi="Calibri" w:eastAsia="Calibri"/>
+          <w:b/>
+          <w:i w:val="0"/>
+        </w:rPr>
+        <w:t>49</w:t>
+      </w:r>
+      <w:r>
+        <w:rPr>
+          <w:rFonts w:ascii="Calibri" w:hAnsi="Calibri" w:eastAsia="Calibri"/>
+          <w:b w:val="0"/>
+          <w:i w:val="0"/>
+        </w:rPr>
+        <w:t xml:space="preserve">. Greedy separated-pairs сравнялся с active minimax на 7 probes в этом малом каталоге, поэтому глобальная query optimality не заявляется. Passive declared lineage и flat tomography дали по </w:t>
+      </w:r>
+      <w:r>
+        <w:rPr>
+          <w:rFonts w:ascii="Calibri" w:hAnsi="Calibri" w:eastAsia="Calibri"/>
+          <w:b/>
+          <w:i w:val="0"/>
+        </w:rPr>
+        <w:t>1</w:t>
+      </w:r>
+      <w:r>
+        <w:rPr>
+          <w:rFonts w:ascii="Calibri" w:hAnsi="Calibri" w:eastAsia="Calibri"/>
+          <w:b w:val="0"/>
+          <w:i w:val="0"/>
+        </w:rPr>
+        <w:t xml:space="preserve"> false-confident результату; flat tomography также не обнаружил outside-catalogue случай.</w:t>
+      </w:r>
+    </w:p>
+    <w:p>
+      <w:pPr>
+        <w:widowControl/>
+      </w:pPr>
+      <w:r>
+        <w:rPr>
+          <w:rFonts w:ascii="Calibri" w:hAnsi="Calibri" w:eastAsia="Calibri"/>
+          <w:b w:val="0"/>
+          <w:i w:val="0"/>
+        </w:rPr>
+        <w:t xml:space="preserve">Digest-pinned four-service run использовал </w:t>
+      </w:r>
+      <w:r>
+        <w:rPr>
+          <w:rFonts w:ascii="Calibri" w:hAnsi="Calibri" w:eastAsia="Calibri"/>
+          <w:b/>
+          <w:i w:val="0"/>
+        </w:rPr>
+        <w:t>5</w:t>
+      </w:r>
+      <w:r>
+        <w:rPr>
+          <w:rFonts w:ascii="Calibri" w:hAnsi="Calibri" w:eastAsia="Calibri"/>
+          <w:b w:val="0"/>
+          <w:i w:val="0"/>
+        </w:rPr>
+        <w:t xml:space="preserve"> probes в пяти случаях, восстановил три exact-or-path-class случая, обнаружил outside-catalogue случай, распознал safe случай и дал ноль false confidence, mismatch, recurrence, retained loss и cleanup failure. Это сильнее in-memory simulator как доказательство переноса, но остаётся project-operated local test. Внешний blind protocol технически завершён и adversarially протестирован, однако его evidence status остаётся </w:t>
+      </w:r>
+      <w:r>
+        <w:rPr>
+          <w:rFonts w:ascii="Calibri" w:hAnsi="Calibri" w:eastAsia="Calibri"/>
+          <w:b/>
+          <w:i w:val="0"/>
+        </w:rPr>
+        <w:t>NOT_COLLECTED</w:t>
+      </w:r>
+      <w:r>
+        <w:rPr>
+          <w:rFonts w:ascii="Calibri" w:hAnsi="Calibri" w:eastAsia="Calibri"/>
+          <w:b w:val="0"/>
+          <w:i w:val="0"/>
+        </w:rPr>
+        <w:t>.</w:t>
+      </w:r>
+    </w:p>
+    <w:p>
+      <w:pPr>
+        <w:pStyle w:val="Heading1"/>
+      </w:pPr>
+      <w:r>
+        <w:t>9. Обсуждение</w:t>
+      </w:r>
+    </w:p>
+    <w:p>
+      <w:pPr>
         <w:keepLines/>
         <w:jc w:val="center"/>
       </w:pPr>
       <w:r>
         <w:drawing>
           <wp:inline xmlns:a="http://schemas.openxmlformats.org/drawingml/2006/main" xmlns:pic="http://schemas.openxmlformats.org/drawingml/2006/picture">
-            <wp:extent cx="5577840" cy="3935476"/>
-            <wp:docPr id="2" name="Picture 2" descr="Диаграмма: PCUG даёт 0 из 75 ложных COMPLETE против 75 из 75 у typed-node; CDC достигает 17,64-кратного ускорения и сокращает записанные байты на 94,62 процента; RSE обнаруживает 30 из 30 рисков без повторов после MSC." title="Рисунок 2"/>
+            <wp:extent cx="5577840" cy="4679188"/>
+            <wp:docPr id="2" name="Picture 2" descr="Диаграмма: PCUG даёт 0 из 75 ложных COMPLETE против 75 из 75 у typed-node; CDC достигает 17,64-кратного ускорения и сокращает записанные байты на 94,62 процента; RSE обнаруживает 30 из 30 рисков без повторов после MSC; GhostGraph использует 7 probes против 13 у frozen random и 49 у exhaustive." title="Рисунок 2"/>
             <wp:cNvGraphicFramePr>
               <a:graphicFrameLocks noChangeAspect="1"/>
             </wp:cNvGraphicFramePr>
@@ -4357,7 +4638,7 @@
                   <pic:spPr>
                     <a:xfrm>
                       <a:off x="0" y="0"/>
-                      <a:ext cx="5577840" cy="3935476"/>
+                      <a:ext cx="5577840" cy="4679188"/>
                     </a:xfrm>
                     <a:prstGeom prst="rect"/>
                   </pic:spPr>
@@ -4468,36 +4749,28 @@
           <w:b w:val="0"/>
           <w:i w:val="0"/>
         </w:rPr>
-        <w:t>Сильнейшее текущее доказательство дополнительной ценности композиции остаётся внутренним: stress set специально создан для mandatory channels и replay. На внешних структурах сильнейший typed audit не проиграл. Поэтому решающий следующий эксперимент — не новая функция и не увеличенный авторский simulator, а independently authored hidden challenge с взаимодействиями edge, channel, replay и hidden artifact, однократно запущенный против frozen evaluator.</w:t>
+        <w:t>GhostGraph отвечает на вопрос, как уменьшить заявленную неопределённость топологии до ремонта. Его ценность не в обещании найти произвольную скрытую инфраструктуру, а в проверяемости каждого intervention, сокращения version space, stopping decision и outside-catalogue failure. Ничья с greedy показывает, что текущий каталог слишком мал для универсального преимущества adaptive selection, а false-confident ошибки показывают, почему passive declarations и closed-catalogue localization требуют явного fail-closed контроля.</w:t>
       </w:r>
     </w:p>
     <w:p>
       <w:pPr>
-        <w:pStyle w:val="Heading1"/>
-      </w:pPr>
-      <w:r>
-        <w:t>10. Ограничения и угрозы валидности</w:t>
+        <w:widowControl/>
+      </w:pPr>
+      <w:r>
+        <w:rPr>
+          <w:rFonts w:ascii="Calibri" w:hAnsi="Calibri" w:eastAsia="Calibri"/>
+          <w:b w:val="0"/>
+          <w:i w:val="0"/>
+        </w:rPr>
+        <w:t>Сильнейшее текущее доказательство дополнительной ценности композиции остаётся внутренним: stress set специально создан для mandatory channels и replay. На внешних структурах сильнейший typed audit не проиграл. Поэтому решающий следующий эксперимент — не новая функция и не увеличенный авторский simulator, а independently authored hidden challenge с взаимодействиями edge, channel, replay и hidden artifact, однократно запущенный против frozen evaluator.</w:t>
       </w:r>
     </w:p>
     <w:p>
       <w:pPr>
-        <w:widowControl/>
-      </w:pPr>
-      <w:r>
-        <w:rPr>
-          <w:rFonts w:ascii="Calibri" w:hAnsi="Calibri" w:eastAsia="Calibri"/>
-          <w:b/>
-          <w:i w:val="0"/>
-        </w:rPr>
-        <w:t>Полнота топологии.</w:t>
-      </w:r>
-      <w:r>
-        <w:rPr>
-          <w:rFonts w:ascii="Calibri" w:hAnsi="Calibri" w:eastAsia="Calibri"/>
-          <w:b w:val="0"/>
-          <w:i w:val="0"/>
-        </w:rPr>
-        <w:t xml:space="preserve"> EraSeMap не доказывает удаление объекта, отсутствующего в доверенной instrumentation. Провайдер, контролирующий топологию, evidence, signer и evaluator, способен скрыть остаток.</w:t>
+        <w:pStyle w:val="Heading1"/>
+      </w:pPr>
+      <w:r>
+        <w:t>10. Ограничения и угрозы валидности</w:t>
       </w:r>
     </w:p>
     <w:p>
@@ -4510,7 +4783,7 @@
           <w:b/>
           <w:i w:val="0"/>
         </w:rPr>
-        <w:t>Независимость.</w:t>
+        <w:t>Полнота топологии.</w:t>
       </w:r>
       <w:r>
         <w:rPr>
@@ -4518,7 +4791,7 @@
           <w:b w:val="0"/>
           <w:i w:val="0"/>
         </w:rPr>
-        <w:t xml:space="preserve"> Официальные структуры внешние, но mappings и labels авторские. Independently authored hidden challenge ещё не проведён.</w:t>
+        <w:t xml:space="preserve"> EraSeMap не доказывает удаление объекта, отсутствующего в доверенной instrumentation. Провайдер, контролирующий топологию, evidence, signer и evaluator, способен скрыть остаток.</w:t>
       </w:r>
     </w:p>
     <w:p>
@@ -4531,7 +4804,7 @@
           <w:b/>
           <w:i w:val="0"/>
         </w:rPr>
-        <w:t>Baseline.</w:t>
+        <w:t>Независимость.</w:t>
       </w:r>
       <w:r>
         <w:rPr>
@@ -4539,7 +4812,7 @@
           <w:b w:val="0"/>
           <w:i w:val="0"/>
         </w:rPr>
-        <w:t xml:space="preserve"> PCUG не превзошёл strongest typed-node audit на primary endpoint source-locked набора. Заявление общего превосходства не поддержано.</w:t>
+        <w:t xml:space="preserve"> Официальные структуры внешние, но mappings и labels авторские. Independently authored hidden challenge ещё не проведён.</w:t>
       </w:r>
     </w:p>
     <w:p>
@@ -4552,7 +4825,7 @@
           <w:b/>
           <w:i w:val="0"/>
         </w:rPr>
-        <w:t>Production transfer.</w:t>
+        <w:t>Baseline.</w:t>
       </w:r>
       <w:r>
         <w:rPr>
@@ -4560,7 +4833,7 @@
           <w:b w:val="0"/>
           <w:i w:val="0"/>
         </w:rPr>
-        <w:t xml:space="preserve"> Apple Face ID, Kazakhstan eGov, банковская, школьная, пограничная или государственная production-инфраструктура не использовалась. Real-process тесты используют синтетические идентичности.</w:t>
+        <w:t xml:space="preserve"> PCUG не превзошёл strongest typed-node audit на primary endpoint source-locked набора. Заявление общего превосходства не поддержано.</w:t>
       </w:r>
     </w:p>
     <w:p>
@@ -4570,10 +4843,18 @@
       <w:r>
         <w:rPr>
           <w:rFonts w:ascii="Calibri" w:hAnsi="Calibri" w:eastAsia="Calibri"/>
+          <w:b/>
+          <w:i w:val="0"/>
+        </w:rPr>
+        <w:t>Production transfer.</w:t>
+      </w:r>
+      <w:r>
+        <w:rPr>
+          <w:rFonts w:ascii="Calibri" w:hAnsi="Calibri" w:eastAsia="Calibri"/>
           <w:b w:val="0"/>
           <w:i w:val="0"/>
         </w:rPr>
-        <w:t>Open-transfer исследование использует реальные stock-процессы Keycloak, MLflow и Qdrant и</w:t>
+        <w:t xml:space="preserve"> Apple Face ID, Kazakhstan eGov, банковская, школьная, пограничная или государственная production-инфраструктура не использовалась. Real-process тесты используют синтетические идентичности.</w:t>
       </w:r>
     </w:p>
     <w:p>
@@ -4586,7 +4867,7 @@
           <w:b w:val="0"/>
           <w:i w:val="0"/>
         </w:rPr>
-        <w:t>публичные Olivetti vectors, но не production records или независимо созданные faults. Поэтому оно</w:t>
+        <w:t>Open-transfer исследование использует реальные stock-процессы Keycloak, MLflow и Qdrant и</w:t>
       </w:r>
     </w:p>
     <w:p>
@@ -4599,7 +4880,7 @@
           <w:b w:val="0"/>
           <w:i w:val="0"/>
         </w:rPr>
-        <w:t>усиливает переносимость между service families, не доказывая operational deployment или внешнюю</w:t>
+        <w:t>публичные Olivetti vectors, но не production records или независимо созданные faults. Поэтому оно</w:t>
       </w:r>
     </w:p>
     <w:p>
@@ -4612,7 +4893,7 @@
           <w:b w:val="0"/>
           <w:i w:val="0"/>
         </w:rPr>
-        <w:t>независимость.</w:t>
+        <w:t>усиливает переносимость между service families, не доказывая operational deployment или внешнюю</w:t>
       </w:r>
     </w:p>
     <w:p>
@@ -4622,18 +4903,10 @@
       <w:r>
         <w:rPr>
           <w:rFonts w:ascii="Calibri" w:hAnsi="Calibri" w:eastAsia="Calibri"/>
-          <w:b/>
-          <w:i w:val="0"/>
-        </w:rPr>
-        <w:t>Модель.</w:t>
-      </w:r>
-      <w:r>
-        <w:rPr>
-          <w:rFonts w:ascii="Calibri" w:hAnsi="Calibri" w:eastAsia="Calibri"/>
           <w:b w:val="0"/>
           <w:i w:val="0"/>
         </w:rPr>
-        <w:t xml:space="preserve"> Адаптивный MUFAC-результат следует за уже раскрытыми запусками. Sequential Olivetti-результат preregistered и first-run, но использует неглубокий classifier над frozen embeddings и четыре release-difference атаки без shadow models. End-to-end deep models, adaptive shadow-model attacks, reconstruction, более длинные последовательности, population shift и production threat models остаются непроверенными.</w:t>
+        <w:t>независимость.</w:t>
       </w:r>
     </w:p>
     <w:p>
@@ -4646,7 +4919,7 @@
           <w:b/>
           <w:i w:val="0"/>
         </w:rPr>
-        <w:t>Производительность.</w:t>
+        <w:t>Модель.</w:t>
       </w:r>
       <w:r>
         <w:rPr>
@@ -4654,7 +4927,7 @@
           <w:b w:val="0"/>
           <w:i w:val="0"/>
         </w:rPr>
-        <w:t xml:space="preserve"> Ускорение 17,64× измерено локально на одном Apple M4. Число байтов относится к application payload и заменённым файлам, а не ко всему I/O.</w:t>
+        <w:t xml:space="preserve"> Адаптивный MUFAC-результат следует за уже раскрытыми запусками. Sequential Olivetti-результат preregistered и first-run, но использует неглубокий classifier над frozen embeddings и четыре release-difference атаки без shadow models. End-to-end deep models, adaptive shadow-model attacks, reconstruction, более длинные последовательности, population shift и production threat models остаются непроверенными.</w:t>
       </w:r>
     </w:p>
     <w:p>
@@ -4667,7 +4940,7 @@
           <w:b/>
           <w:i w:val="0"/>
         </w:rPr>
-        <w:t>Временная область.</w:t>
+        <w:t>Производительность.</w:t>
       </w:r>
       <w:r>
         <w:rPr>
@@ -4675,7 +4948,7 @@
           <w:b w:val="0"/>
           <w:i w:val="0"/>
         </w:rPr>
-        <w:t xml:space="preserve"> RSE v2 использует четыре project-authored family carriers, детерминированные синтетические vectors, заявленные стоимости и локальные adapters. Он не доказывает наблюдение неизвестных будущих операций или organization-wide transition coverage. Snapshot PCUG и RSE отвечают на разные claims; v2 comparison нельзя представлять как общий провал PCUG.</w:t>
+        <w:t xml:space="preserve"> Ускорение 17,64× измерено локально на одном Apple M4. Число байтов относится к application payload и заменённым файлам, а не ко всему I/O.</w:t>
       </w:r>
     </w:p>
     <w:p>
@@ -4688,7 +4961,7 @@
           <w:b/>
           <w:i w:val="0"/>
         </w:rPr>
-        <w:t>Область topology uncertainty.</w:t>
+        <w:t>Временная область.</w:t>
       </w:r>
       <w:r>
         <w:rPr>
@@ -4696,7 +4969,7 @@
           <w:b w:val="0"/>
           <w:i w:val="0"/>
         </w:rPr>
-        <w:t xml:space="preserve"> TRE использует восемь project-authored scenarios, каталог из трёх optional transitions и заявленные стоимости. Solver видит полный конечный envelope до выбора. Ноль возвратов внутри envelope не доказывает безопасность вне него или вероятность соответствия ему реальной организации.</w:t>
+        <w:t xml:space="preserve"> RSE v2 использует четыре project-authored family carriers, детерминированные синтетические vectors, заявленные стоимости и локальные adapters. Он не доказывает наблюдение неизвестных будущих операций или organization-wide transition coverage. Snapshot PCUG и RSE отвечают на разные claims; v2 comparison нельзя представлять как общий провал PCUG.</w:t>
       </w:r>
     </w:p>
     <w:p>
@@ -4709,7 +4982,7 @@
           <w:b/>
           <w:i w:val="0"/>
         </w:rPr>
-        <w:t>Поиск новизны.</w:t>
+        <w:t>Область topology uncertainty.</w:t>
       </w:r>
       <w:r>
         <w:rPr>
@@ -4717,15 +4990,28 @@
           <w:b w:val="0"/>
           <w:i w:val="0"/>
         </w:rPr>
-        <w:t xml:space="preserve"> Обзор структурирован, но не является полным systematic review или юридическим freedom-to-operate заключением. Новые работы и патенты могут сузить claim.</w:t>
+        <w:t xml:space="preserve"> TRE использует восемь project-authored scenarios, каталог из трёх optional transitions и заявленные стоимости. Solver видит полный конечный envelope до выбора. Ноль возвратов внутри envelope не доказывает безопасность вне него или вероятность соответствия ему реальной организации.</w:t>
       </w:r>
     </w:p>
     <w:p>
       <w:pPr>
-        <w:pStyle w:val="Heading1"/>
-      </w:pPr>
-      <w:r>
-        <w:t>11. Этика и ответственное применение</w:t>
+        <w:widowControl/>
+      </w:pPr>
+      <w:r>
+        <w:rPr>
+          <w:rFonts w:ascii="Calibri" w:hAnsi="Calibri" w:eastAsia="Calibri"/>
+          <w:b/>
+          <w:i w:val="0"/>
+        </w:rPr>
+        <w:t>Область active discovery.</w:t>
+      </w:r>
+      <w:r>
+        <w:rPr>
+          <w:rFonts w:ascii="Calibri" w:hAnsi="Calibri" w:eastAsia="Calibri"/>
+          <w:b w:val="0"/>
+          <w:i w:val="0"/>
+        </w:rPr>
+        <w:t xml:space="preserve"> GhostGraph использует конечный авторский каталог, детерминированные traces и заявленные experiment costs. Live-сервисы являются реальными процессами, но hidden graphs и orchestration созданы внутри проекта. Active minimax сравнялся с одним greedy baseline и не имеет глобальной теоремы optimal decision tree. External blind challenge protocol-ready, но ещё не независимо создан и исполнен.</w:t>
       </w:r>
     </w:p>
     <w:p>
@@ -4735,31 +5021,39 @@
       <w:r>
         <w:rPr>
           <w:rFonts w:ascii="Calibri" w:hAnsi="Calibri" w:eastAsia="Calibri"/>
+          <w:b/>
+          <w:i w:val="0"/>
+        </w:rPr>
+        <w:t>Поиск новизны.</w:t>
+      </w:r>
+      <w:r>
+        <w:rPr>
+          <w:rFonts w:ascii="Calibri" w:hAnsi="Calibri" w:eastAsia="Calibri"/>
           <w:b w:val="0"/>
           <w:i w:val="0"/>
         </w:rPr>
-        <w:t>Биометрические данные чувствительны и трудно заменяемы после утечки. Аудит удаления не должен создавать дополнительную экспозицию. EraSeMap исключает из receipts биометрию и идентификаторы субъекта, использует синтетические личности там, где это возможно, применяет датасеты лиц только для ограниченного model evaluation и требует авторизации для production access. Инструмент нельзя представлять как юридическую сертификацию; это исследовательский и инженерный механизм для аудируемого evidence и явной неопределённости.</w:t>
+        <w:t xml:space="preserve"> Обзор структурирован, но не является полным systematic review или юридическим freedom-to-operate заключением. Новые работы и патенты могут сузить claim.</w:t>
       </w:r>
     </w:p>
     <w:p>
       <w:pPr>
-        <w:widowControl/>
-      </w:pPr>
-      <w:r>
-        <w:rPr>
-          <w:rFonts w:ascii="Calibri" w:hAnsi="Calibri" w:eastAsia="Calibri"/>
-          <w:b w:val="0"/>
-          <w:i w:val="0"/>
-        </w:rPr>
-        <w:t>Production deployment должен разделять роли topology registrar, evidence producer и evaluator; применять least privilege; ротировать signing keys; сохранять версии verifier; защищать proof bundles; определять backup expiry и получать институциональное разрешение на работу с человеческой биометрией.</w:t>
+        <w:pStyle w:val="Heading1"/>
+      </w:pPr>
+      <w:r>
+        <w:t>11. Этика и ответственное применение</w:t>
       </w:r>
     </w:p>
     <w:p>
       <w:pPr>
-        <w:pStyle w:val="Heading1"/>
-      </w:pPr>
-      <w:r>
-        <w:t>12. Воспроизводимость</w:t>
+        <w:widowControl/>
+      </w:pPr>
+      <w:r>
+        <w:rPr>
+          <w:rFonts w:ascii="Calibri" w:hAnsi="Calibri" w:eastAsia="Calibri"/>
+          <w:b w:val="0"/>
+          <w:i w:val="0"/>
+        </w:rPr>
+        <w:t>Биометрические данные чувствительны и трудно заменяемы после утечки. Аудит удаления не должен создавать дополнительную экспозицию. EraSeMap исключает из receipts биометрию и идентификаторы субъекта, использует синтетические личности там, где это возможно, применяет датасеты лиц только для ограниченного model evaluation и требует авторизации для production access. Инструмент нельзя представлять как юридическую сертификацию; это исследовательский и инженерный механизм для аудируемого evidence и явной неопределённости.</w:t>
       </w:r>
     </w:p>
     <w:p>
@@ -4772,23 +5066,28 @@
           <w:b w:val="0"/>
           <w:i w:val="0"/>
         </w:rPr>
-        <w:t>Публичный репозиторий содержит код, зафиксированные протоколы, исходные записи, манифесты, отчёты, доказательства Lean и настройки непрерывной интеграции. Доказательная база, оцениваемая в работе, сохранена в публичной истории версии 0.5.0; манифесты протоколов и исходных записей содержат криптографические хэши. Основные команды:</w:t>
+        <w:t>Production deployment должен разделять роли topology registrar, evidence producer и evaluator; применять least privilege; ротировать signing keys; сохранять версии verifier; защищать proof bundles; определять backup expiry и получать институциональное разрешение на работу с человеческой биометрией.</w:t>
       </w:r>
     </w:p>
     <w:p>
       <w:pPr>
-        <w:pStyle w:val="CodeBlock"/>
-      </w:pPr>
-      <w:r>
-        <w:t>python -m pytest</w:t>
+        <w:pStyle w:val="Heading1"/>
+      </w:pPr>
+      <w:r>
+        <w:t>12. Воспроизводимость</w:t>
       </w:r>
     </w:p>
     <w:p>
       <w:pPr>
-        <w:pStyle w:val="CodeBlock"/>
-      </w:pPr>
-      <w:r>
-        <w:t>lake build</w:t>
+        <w:widowControl/>
+      </w:pPr>
+      <w:r>
+        <w:rPr>
+          <w:rFonts w:ascii="Calibri" w:hAnsi="Calibri" w:eastAsia="Calibri"/>
+          <w:b w:val="0"/>
+          <w:i w:val="0"/>
+        </w:rPr>
+        <w:t>Публичный репозиторий содержит код, зафиксированные протоколы, исходные записи, манифесты, отчёты, доказательства Lean и настройки непрерывной интеграции. Доказательная база, оцениваемая в работе, сохранена в публичной истории версии 0.5.0; манифесты протоколов и исходных записей содержат криптографические хэши. Основные команды:</w:t>
       </w:r>
     </w:p>
     <w:p>
@@ -4796,7 +5095,7 @@
         <w:pStyle w:val="CodeBlock"/>
       </w:pPr>
       <w:r>
-        <w:t>python scripts/verify_formal_conformance.py --expected formal/conformance-v1.json --output /tmp/formal-conformance.json</w:t>
+        <w:t>python -m pytest</w:t>
       </w:r>
     </w:p>
     <w:p>
@@ -4804,7 +5103,7 @@
         <w:pStyle w:val="CodeBlock"/>
       </w:pPr>
       <w:r>
-        <w:t>python scripts/verify_rse_conformance.py --expected formal/rse-msc-conformance-v1.json --output /tmp/rse-msc-conformance.json</w:t>
+        <w:t>lake build</w:t>
       </w:r>
     </w:p>
     <w:p>
@@ -4812,7 +5111,7 @@
         <w:pStyle w:val="CodeBlock"/>
       </w:pPr>
       <w:r>
-        <w:t>python scripts/verify_topology_robust_erasure_v1.py</w:t>
+        <w:t>python scripts/verify_formal_conformance.py --expected formal/conformance-v1.json --output /tmp/formal-conformance.json</w:t>
       </w:r>
     </w:p>
     <w:p>
@@ -4820,7 +5119,7 @@
         <w:pStyle w:val="CodeBlock"/>
       </w:pPr>
       <w:r>
-        <w:t>python scripts/verify_tre_conformance.py --expected formal/tre-conformance-v1.json</w:t>
+        <w:t>python scripts/verify_rse_conformance.py --expected formal/rse-msc-conformance-v1.json --output /tmp/rse-msc-conformance.json</w:t>
       </w:r>
     </w:p>
     <w:p>
@@ -4828,7 +5127,7 @@
         <w:pStyle w:val="CodeBlock"/>
       </w:pPr>
       <w:r>
-        <w:t>python scripts/verify_measured_multiservice_v1.py</w:t>
+        <w:t>python scripts/verify_topology_robust_erasure_v1.py</w:t>
       </w:r>
     </w:p>
     <w:p>
@@ -4836,7 +5135,7 @@
         <w:pStyle w:val="CodeBlock"/>
       </w:pPr>
       <w:r>
-        <w:t>python scripts/verify_sequential_deletion_privacy_v1.py</w:t>
+        <w:t>python scripts/verify_tre_conformance.py --expected formal/tre-conformance-v1.json</w:t>
       </w:r>
     </w:p>
     <w:p>
@@ -4844,7 +5143,47 @@
         <w:pStyle w:val="CodeBlock"/>
       </w:pPr>
       <w:r>
+        <w:t>python scripts/verify_measured_multiservice_v1.py</w:t>
+      </w:r>
+    </w:p>
+    <w:p>
+      <w:pPr>
+        <w:pStyle w:val="CodeBlock"/>
+      </w:pPr>
+      <w:r>
+        <w:t>python scripts/verify_sequential_deletion_privacy_v1.py</w:t>
+      </w:r>
+    </w:p>
+    <w:p>
+      <w:pPr>
+        <w:pStyle w:val="CodeBlock"/>
+      </w:pPr>
+      <w:r>
         <w:t>python scripts/verify_regeneration_safe_erasure_v2.py</w:t>
+      </w:r>
+    </w:p>
+    <w:p>
+      <w:pPr>
+        <w:pStyle w:val="CodeBlock"/>
+      </w:pPr>
+      <w:r>
+        <w:t>python scripts/verify_ghostgraph_v2.py</w:t>
+      </w:r>
+    </w:p>
+    <w:p>
+      <w:pPr>
+        <w:pStyle w:val="CodeBlock"/>
+      </w:pPr>
+      <w:r>
+        <w:t>python scripts/verify_ghostgraph_live_v2.py</w:t>
+      </w:r>
+    </w:p>
+    <w:p>
+      <w:pPr>
+        <w:pStyle w:val="CodeBlock"/>
+      </w:pPr>
+      <w:r>
+        <w:t>python -m external_ghostgraph_challenge.verify_v2</w:t>
       </w:r>
     </w:p>
     <w:p>
@@ -6329,6 +6668,72 @@
                 <w:sz w:val="18"/>
               </w:rPr>
               <w:t>Erasure Tomography: bounded coded deletion probes для localization recurrence-механизма</w:t>
+            </w:r>
+          </w:p>
+        </w:tc>
+      </w:tr>
+      <w:tr>
+        <w:tc>
+          <w:tcPr>
+            <w:tcW w:type="dxa" w:w="3000"/>
+            <w:tcMar>
+              <w:top w:w="80" w:type="dxa"/>
+              <w:start w:w="120" w:type="dxa"/>
+              <w:bottom w:w="80" w:type="dxa"/>
+              <w:end w:w="120" w:type="dxa"/>
+            </w:tcMar>
+            <w:vAlign w:val="center"/>
+          </w:tcPr>
+          <w:p>
+            <w:pPr>
+              <w:spacing w:before="0" w:after="60" w:line="259" w:lineRule="auto"/>
+            </w:pPr>
+            <w:r>
+              <w:rPr>
+                <w:rFonts w:ascii="Calibri" w:hAnsi="Calibri" w:eastAsia="Calibri"/>
+                <w:sz w:val="18"/>
+              </w:rPr>
+            </w:r>
+            <w:r>
+              <w:rPr>
+                <w:rFonts w:ascii="Calibri" w:hAnsi="Calibri" w:eastAsia="Calibri"/>
+                <w:b w:val="0"/>
+                <w:i w:val="0"/>
+                <w:sz w:val="18"/>
+              </w:rPr>
+              <w:t>GhostGraph</w:t>
+            </w:r>
+          </w:p>
+        </w:tc>
+        <w:tc>
+          <w:tcPr>
+            <w:tcW w:type="dxa" w:w="6027"/>
+            <w:tcMar>
+              <w:top w:w="80" w:type="dxa"/>
+              <w:start w:w="120" w:type="dxa"/>
+              <w:bottom w:w="80" w:type="dxa"/>
+              <w:end w:w="120" w:type="dxa"/>
+            </w:tcMar>
+            <w:vAlign w:val="center"/>
+          </w:tcPr>
+          <w:p>
+            <w:pPr>
+              <w:spacing w:before="0" w:after="60" w:line="259" w:lineRule="auto"/>
+            </w:pPr>
+            <w:r>
+              <w:rPr>
+                <w:rFonts w:ascii="Calibri" w:hAnsi="Calibri" w:eastAsia="Calibri"/>
+                <w:sz w:val="18"/>
+              </w:rPr>
+            </w:r>
+            <w:r>
+              <w:rPr>
+                <w:rFonts w:ascii="Calibri" w:hAnsi="Calibri" w:eastAsia="Calibri"/>
+                <w:b w:val="0"/>
+                <w:i w:val="0"/>
+                <w:sz w:val="18"/>
+              </w:rPr>
+              <w:t>Активное обнаружение deletion-regeneration topology в конечном пространстве версий</w:t>
             </w:r>
           </w:p>
         </w:tc>
@@ -7767,6 +8172,112 @@
           </w:p>
         </w:tc>
       </w:tr>
+      <w:tr>
+        <w:tc>
+          <w:tcPr>
+            <w:tcW w:type="dxa" w:w="2300"/>
+            <w:tcMar>
+              <w:top w:w="80" w:type="dxa"/>
+              <w:start w:w="120" w:type="dxa"/>
+              <w:bottom w:w="80" w:type="dxa"/>
+              <w:end w:w="120" w:type="dxa"/>
+            </w:tcMar>
+            <w:vAlign w:val="center"/>
+          </w:tcPr>
+          <w:p>
+            <w:pPr>
+              <w:spacing w:before="0" w:after="60" w:line="259" w:lineRule="auto"/>
+            </w:pPr>
+            <w:r>
+              <w:rPr>
+                <w:rFonts w:ascii="Calibri" w:hAnsi="Calibri" w:eastAsia="Calibri"/>
+                <w:sz w:val="18"/>
+              </w:rPr>
+            </w:r>
+            <w:r>
+              <w:rPr>
+                <w:rFonts w:ascii="Calibri" w:hAnsi="Calibri" w:eastAsia="Calibri"/>
+                <w:b w:val="0"/>
+                <w:i w:val="0"/>
+                <w:sz w:val="18"/>
+              </w:rPr>
+              <w:t>GhostGraph активно уменьшает неопределённость топологии</w:t>
+            </w:r>
+          </w:p>
+        </w:tc>
+        <w:tc>
+          <w:tcPr>
+            <w:tcW w:type="dxa" w:w="2450"/>
+            <w:tcMar>
+              <w:top w:w="80" w:type="dxa"/>
+              <w:start w:w="120" w:type="dxa"/>
+              <w:bottom w:w="80" w:type="dxa"/>
+              <w:end w:w="120" w:type="dxa"/>
+            </w:tcMar>
+            <w:vAlign w:val="center"/>
+          </w:tcPr>
+          <w:p>
+            <w:pPr>
+              <w:spacing w:before="0" w:after="60" w:line="259" w:lineRule="auto"/>
+            </w:pPr>
+            <w:r>
+              <w:rPr>
+                <w:rFonts w:ascii="Calibri" w:hAnsi="Calibri" w:eastAsia="Calibri"/>
+                <w:sz w:val="18"/>
+              </w:rPr>
+            </w:r>
+            <w:r>
+              <w:rPr>
+                <w:rFonts w:ascii="Calibri" w:hAnsi="Calibri" w:eastAsia="Calibri"/>
+                <w:b w:val="0"/>
+                <w:i w:val="0"/>
+                <w:sz w:val="18"/>
+              </w:rPr>
+              <w:t>7 probes; 3 exact + 2 path-class; OUT и UNVERIFIED обнаружены; live 5/5 с нулём false confidence</w:t>
+            </w:r>
+          </w:p>
+        </w:tc>
+        <w:tc>
+          <w:tcPr>
+            <w:tcW w:type="dxa" w:w="4277"/>
+            <w:tcMar>
+              <w:top w:w="80" w:type="dxa"/>
+              <w:start w:w="120" w:type="dxa"/>
+              <w:bottom w:w="80" w:type="dxa"/>
+              <w:end w:w="120" w:type="dxa"/>
+            </w:tcMar>
+            <w:vAlign w:val="center"/>
+          </w:tcPr>
+          <w:p>
+            <w:pPr>
+              <w:spacing w:before="0" w:after="60" w:line="259" w:lineRule="auto"/>
+            </w:pPr>
+            <w:r>
+              <w:rPr>
+                <w:rFonts w:ascii="Calibri" w:hAnsi="Calibri" w:eastAsia="Calibri"/>
+                <w:sz w:val="18"/>
+              </w:rPr>
+            </w:r>
+            <w:r>
+              <w:rPr>
+                <w:rFonts w:ascii="Calibri" w:hAnsi="Calibri" w:eastAsia="Calibri"/>
+                <w:b w:val="0"/>
+                <w:i w:val="0"/>
+                <w:sz w:val="18"/>
+              </w:rPr>
+              <w:t xml:space="preserve">Конечный авторский каталог; greedy дал ничью; внешний blind run — </w:t>
+            </w:r>
+            <w:r>
+              <w:rPr>
+                <w:rFonts w:ascii="Calibri" w:hAnsi="Calibri" w:eastAsia="Calibri"/>
+                <w:color w:val="173B57"/>
+                <w:sz w:val="18"/>
+              </w:rPr>
+              <w:t>NOT_COLLECTED</w:t>
+            </w:r>
+          </w:p>
+        </w:tc>
+      </w:tr>
     </w:tbl>
     <w:p>
       <w:pPr>

--- a/competition/paper/EraSeMap_scientific_paper_RU.docx
+++ b/competition/paper/EraSeMap_scientific_paper_RU.docx
@@ -2305,7 +2305,7 @@
           <w:b w:val="0"/>
           <w:i w:val="0"/>
         </w:rPr>
-        <w:t>Репозиторий содержит 265 тестов с покрытием не ниже 90% по полной CI-equivalent команде, pinned build backend, exact runtime/test constraints, SHA-pinned workflow actions, locked protocols, raw records, manifests, preregistrations, отчёты об отрицательных результатах, Lean-проект, CLI-демонстрации и CI gates. Инженерная проверка повышает воспроизводимость, но не считается независимой научной валидацией.</w:t>
+        <w:t>Репозиторий содержит 445 собранных тестов с покрытием не ниже 90% по полной CI-equivalent команде, pinned build backend, exact runtime/test constraints, SHA-pinned workflow actions, locked protocols, raw records, manifests, preregistrations, отчёты об отрицательных результатах, Lean-проект, CLI-демонстрации и CI gates. Инженерная проверка повышает воспроизводимость, но не считается независимой научной валидацией.</w:t>
       </w:r>
     </w:p>
     <w:p>

--- a/competition/paper/EraSeMap_scientific_paper_RU.docx
+++ b/competition/paper/EraSeMap_scientific_paper_RU.docx
@@ -439,6 +439,19 @@
       <w:r>
         <w:rPr>
           <w:rFonts w:ascii="Calibri" w:hAnsi="Calibri" w:eastAsia="Calibri"/>
+          <w:b w:val="0"/>
+          <w:i w:val="0"/>
+        </w:rPr>
+        <w:t>GhostGraph-T меняет цель с точной идентичности графа на полный набор минимальных erasure-operation cuts. Отдельно frozen benchmark из 300 случаев дал 300/300 корректных action-or-OOD решений, 50/50 обнаружений held-out family, ноль false-confident outputs и в среднем 1,28 probes против 8,0 exhaustive. Exact graph recovery оставил 170 action-safe twins с нерелевантной топологией неразрешёнными. Lean проверяет soundness остановки на action-homogeneous version space и невозможность определить разные действия для query-indistinguishable графов. Global optimization совпал с отдельным recursive oracle, но разделил результат с one-step minimax и greedy, поэтому превосходство над adaptive baselines не заявляется.</w:t>
+      </w:r>
+    </w:p>
+    <w:p>
+      <w:pPr>
+        <w:widowControl/>
+      </w:pPr>
+      <w:r>
+        <w:rPr>
+          <w:rFonts w:ascii="Calibri" w:hAnsi="Calibri" w:eastAsia="Calibri"/>
           <w:b/>
           <w:i w:val="0"/>
         </w:rPr>
@@ -2263,6 +2276,75 @@
     </w:p>
     <w:p>
       <w:pPr>
+        <w:pStyle w:val="Heading2"/>
+      </w:pPr>
+      <w:r>
+        <w:t>5.4 Идентифицируемость действия удаления</w:t>
+      </w:r>
+    </w:p>
+    <w:p>
+      <w:pPr>
+        <w:widowControl/>
+      </w:pPr>
+      <w:r>
+        <w:rPr>
+          <w:rFonts w:ascii="Calibri" w:hAnsi="Calibri" w:eastAsia="Calibri"/>
+          <w:b w:val="0"/>
+          <w:i w:val="0"/>
+        </w:rPr>
+        <w:t xml:space="preserve">Пусть </w:t>
+      </w:r>
+      <w:r>
+        <w:rPr>
+          <w:rFonts w:ascii="Calibri" w:hAnsi="Calibri" w:eastAsia="Calibri"/>
+          <w:b/>
+          <w:i w:val="0"/>
+        </w:rPr>
+        <w:t>A(G)</w:t>
+      </w:r>
+      <w:r>
+        <w:rPr>
+          <w:rFonts w:ascii="Calibri" w:hAnsi="Calibri" w:eastAsia="Calibri"/>
+          <w:b w:val="0"/>
+          <w:i w:val="0"/>
+        </w:rPr>
+        <w:t xml:space="preserve"> — полный набор минимальных по мощности operation cuts, пересекающих каждый представленный recovery path графа </w:t>
+      </w:r>
+      <w:r>
+        <w:rPr>
+          <w:rFonts w:ascii="Calibri" w:hAnsi="Calibri" w:eastAsia="Calibri"/>
+          <w:b/>
+          <w:i w:val="0"/>
+        </w:rPr>
+        <w:t>G</w:t>
+      </w:r>
+      <w:r>
+        <w:rPr>
+          <w:rFonts w:ascii="Calibri" w:hAnsi="Calibri" w:eastAsia="Calibri"/>
+          <w:b w:val="0"/>
+          <w:i w:val="0"/>
+        </w:rPr>
+        <w:t xml:space="preserve">. Точная идентичность графа не нужна, если все surviving graphs имеют одинаковое </w:t>
+      </w:r>
+      <w:r>
+        <w:rPr>
+          <w:rFonts w:ascii="Calibri" w:hAnsi="Calibri" w:eastAsia="Calibri"/>
+          <w:b/>
+          <w:i w:val="0"/>
+        </w:rPr>
+        <w:t>A(G)</w:t>
+      </w:r>
+      <w:r>
+        <w:rPr>
+          <w:rFonts w:ascii="Calibri" w:hAnsi="Calibri" w:eastAsia="Calibri"/>
+          <w:b w:val="0"/>
+          <w:i w:val="0"/>
+        </w:rPr>
+        <w:t>. Lean доказывает, что при catalogue closure и sound observations любой элемент action-homogeneous survivor set задаёт действие реального listed graph. Также доказана граница невозможности: если два listed graphs требуют разных действий, но дают одинаковую trace для каждого допустимого query, никакая policy над этими queries не может установить action-identifiability.</w:t>
+      </w:r>
+    </w:p>
+    <w:p>
+      <w:pPr>
         <w:pStyle w:val="Heading1"/>
       </w:pPr>
       <w:r>
@@ -2714,6 +2796,43 @@
           <w:i w:val="0"/>
         </w:rPr>
         <w:t>Live transfer фиксирует четыре digest-pinned stock-сервиса — Redis, Keycloak, MLflow и Qdrant — и выполняет native API observations над изолированными синтетическими commitments. Пять случаев покрывают direct recurrence, multi-hop recurrence, outside-catalogue граф, path-equivalent граф и safe граф. Внешний протокол v2 исключает заранее раскрытые traces: проект получает ID случаев и evidence flags, отправляет один адаптивно выбранный experiment в adapter под контролем evaluator и получает только его trace. После reveal verifier пересчитывает каждый trace, пространство версий, planner/oracle choice, source hash, commitment и Ed25519 signature. Внешняя submission пока не заявляется.</w:t>
+      </w:r>
+    </w:p>
+    <w:p>
+      <w:pPr>
+        <w:pStyle w:val="Heading2"/>
+      </w:pPr>
+      <w:r>
+        <w:t>7.11 Уровень J: GhostGraph-T action identification</w:t>
+      </w:r>
+    </w:p>
+    <w:p>
+      <w:pPr>
+        <w:widowControl/>
+      </w:pPr>
+      <w:r>
+        <w:rPr>
+          <w:rFonts w:ascii="Calibri" w:hAnsi="Calibri" w:eastAsia="Calibri"/>
+          <w:b w:val="0"/>
+          <w:i w:val="0"/>
+        </w:rPr>
+        <w:t xml:space="preserve">Протокол и core v1 были закоммичены до первого результата. Зафиксированы 120 instance-held-out, 80 composition-held-out, 50 family-held-out и 50 temporal-shift случаев; восемь стратегий; hashes кода и case manifest; Wilson intervals; семь gates. Held-out family оценивается только по </w:t>
+      </w:r>
+      <w:r>
+        <w:rPr>
+          <w:rFonts w:ascii="Menlo" w:hAnsi="Menlo" w:eastAsia="Menlo"/>
+          <w:color w:val="173B57"/>
+          <w:sz w:val="19"/>
+        </w:rPr>
+        <w:t>OUT_OF_HYPOTHESIS</w:t>
+      </w:r>
+      <w:r>
+        <w:rPr>
+          <w:rFonts w:ascii="Calibri" w:hAnsi="Calibri" w:eastAsia="Calibri"/>
+          <w:b w:val="0"/>
+          <w:i w:val="0"/>
+        </w:rPr>
+        <w:t>, а не по невозможной post-hoc localization. Exact global policy минимизирует worst-case declared cost полного конечного decision tree и проверяется отдельно структурированным recursive oracle.</w:t>
       </w:r>
     </w:p>
     <w:p>
@@ -4603,6 +4722,72 @@
     </w:p>
     <w:p>
       <w:pPr>
+        <w:pStyle w:val="Heading2"/>
+      </w:pPr>
+      <w:r>
+        <w:t>8.10 GhostGraph-T action identification</w:t>
+      </w:r>
+    </w:p>
+    <w:p>
+      <w:pPr>
+        <w:widowControl/>
+      </w:pPr>
+      <w:r>
+        <w:rPr>
+          <w:rFonts w:ascii="Calibri" w:hAnsi="Calibri" w:eastAsia="Calibri"/>
+          <w:b w:val="0"/>
+          <w:i w:val="0"/>
+        </w:rPr>
+        <w:t xml:space="preserve">Первый locked run прошёл все gates: </w:t>
+      </w:r>
+      <w:r>
+        <w:rPr>
+          <w:rFonts w:ascii="Calibri" w:hAnsi="Calibri" w:eastAsia="Calibri"/>
+          <w:b/>
+          <w:i w:val="0"/>
+        </w:rPr>
+        <w:t>300/300</w:t>
+      </w:r>
+      <w:r>
+        <w:rPr>
+          <w:rFonts w:ascii="Calibri" w:hAnsi="Calibri" w:eastAsia="Calibri"/>
+          <w:b w:val="0"/>
+          <w:i w:val="0"/>
+        </w:rPr>
+        <w:t xml:space="preserve"> корректных action-or-OOD решений, </w:t>
+      </w:r>
+      <w:r>
+        <w:rPr>
+          <w:rFonts w:ascii="Calibri" w:hAnsi="Calibri" w:eastAsia="Calibri"/>
+          <w:b/>
+          <w:i w:val="0"/>
+        </w:rPr>
+        <w:t>50/50</w:t>
+      </w:r>
+      <w:r>
+        <w:rPr>
+          <w:rFonts w:ascii="Calibri" w:hAnsi="Calibri" w:eastAsia="Calibri"/>
+          <w:b w:val="0"/>
+          <w:i w:val="0"/>
+        </w:rPr>
+        <w:t xml:space="preserve"> held-out-family detections, ноль false-confident outputs (верхняя Wilson 95% граница 0,01265) и ноль global-policy/oracle mismatches. Global policy использовал в среднем 1,28 probes стоимостью 8,84 против 8,0 probes и стоимости 28,0 у exhaustive. Exact-graph minimax разрешил только 130/300 и вернул UNVERIFIED для 170 irrelevant-topology twins; sink-only observation оставил 41 temporal case неразрешённым; passive lineage дал 265 false-confident actions.</w:t>
+      </w:r>
+    </w:p>
+    <w:p>
+      <w:pPr>
+        <w:widowControl/>
+      </w:pPr>
+      <w:r>
+        <w:rPr>
+          <w:rFonts w:ascii="Calibri" w:hAnsi="Calibri" w:eastAsia="Calibri"/>
+          <w:b w:val="0"/>
+          <w:i w:val="0"/>
+        </w:rPr>
+        <w:t>Global, one-step minimax и greedy получили одинаковые correctness, число probes и cost. Это отрицательный результат против claim о превосходстве: эксперимент поддерживает action-equivalence stopping и bounded OOD rejection, но не empirical dominance над сильнейшим adaptive baseline.</w:t>
+      </w:r>
+    </w:p>
+    <w:p>
+      <w:pPr>
         <w:pStyle w:val="Heading1"/>
       </w:pPr>
       <w:r>
@@ -5011,7 +5196,7 @@
           <w:b w:val="0"/>
           <w:i w:val="0"/>
         </w:rPr>
-        <w:t xml:space="preserve"> GhostGraph использует конечный авторский каталог, детерминированные traces и заявленные experiment costs. Live-сервисы являются реальными процессами, но hidden graphs и orchestration созданы внутри проекта. Active minimax сравнялся с одним greedy baseline и не имеет глобальной теоремы optimal decision tree. External blind challenge protocol-ready, но ещё не независимо создан и исполнен.</w:t>
+        <w:t xml:space="preserve"> GhostGraph использует конечные авторские каталоги, детерминированные traces и заявленные experiment costs. GhostGraph-T добавляет exact global finite policy и action-identifiability theorem, но первые 300 случаев всё равно дали ничью с one-step minimax и greedy. Live-сервисы являются реальными процессами, однако hidden graphs и orchestration внутренние. External blind challenge protocol-ready, но ещё не независимо создан и исполнен.</w:t>
       </w:r>
     </w:p>
     <w:p>
@@ -5176,6 +5361,14 @@
       </w:pPr>
       <w:r>
         <w:t>python scripts/verify_ghostgraph_live_v2.py</w:t>
+      </w:r>
+    </w:p>
+    <w:p>
+      <w:pPr>
+        <w:pStyle w:val="CodeBlock"/>
+      </w:pPr>
+      <w:r>
+        <w:t>python scripts/verify_ghostgraph_t_v1.py</w:t>
       </w:r>
     </w:p>
     <w:p>
@@ -6734,6 +6927,72 @@
                 <w:sz w:val="18"/>
               </w:rPr>
               <w:t>Активное обнаружение deletion-regeneration topology в конечном пространстве версий</w:t>
+            </w:r>
+          </w:p>
+        </w:tc>
+      </w:tr>
+      <w:tr>
+        <w:tc>
+          <w:tcPr>
+            <w:tcW w:type="dxa" w:w="3000"/>
+            <w:tcMar>
+              <w:top w:w="80" w:type="dxa"/>
+              <w:start w:w="120" w:type="dxa"/>
+              <w:bottom w:w="80" w:type="dxa"/>
+              <w:end w:w="120" w:type="dxa"/>
+            </w:tcMar>
+            <w:vAlign w:val="center"/>
+          </w:tcPr>
+          <w:p>
+            <w:pPr>
+              <w:spacing w:before="0" w:after="60" w:line="259" w:lineRule="auto"/>
+            </w:pPr>
+            <w:r>
+              <w:rPr>
+                <w:rFonts w:ascii="Calibri" w:hAnsi="Calibri" w:eastAsia="Calibri"/>
+                <w:sz w:val="18"/>
+              </w:rPr>
+            </w:r>
+            <w:r>
+              <w:rPr>
+                <w:rFonts w:ascii="Calibri" w:hAnsi="Calibri" w:eastAsia="Calibri"/>
+                <w:b w:val="0"/>
+                <w:i w:val="0"/>
+                <w:sz w:val="18"/>
+              </w:rPr>
+              <w:t>GhostGraph-T</w:t>
+            </w:r>
+          </w:p>
+        </w:tc>
+        <w:tc>
+          <w:tcPr>
+            <w:tcW w:type="dxa" w:w="6027"/>
+            <w:tcMar>
+              <w:top w:w="80" w:type="dxa"/>
+              <w:start w:w="120" w:type="dxa"/>
+              <w:bottom w:w="80" w:type="dxa"/>
+              <w:end w:w="120" w:type="dxa"/>
+            </w:tcMar>
+            <w:vAlign w:val="center"/>
+          </w:tcPr>
+          <w:p>
+            <w:pPr>
+              <w:spacing w:before="0" w:after="60" w:line="259" w:lineRule="auto"/>
+            </w:pPr>
+            <w:r>
+              <w:rPr>
+                <w:rFonts w:ascii="Calibri" w:hAnsi="Calibri" w:eastAsia="Calibri"/>
+                <w:sz w:val="18"/>
+              </w:rPr>
+            </w:r>
+            <w:r>
+              <w:rPr>
+                <w:rFonts w:ascii="Calibri" w:hAnsi="Calibri" w:eastAsia="Calibri"/>
+                <w:b w:val="0"/>
+                <w:i w:val="0"/>
+                <w:sz w:val="18"/>
+              </w:rPr>
+              <w:t>Активная идентификация erasure-action equivalence class с bounded OOD rejection</w:t>
             </w:r>
           </w:p>
         </w:tc>
@@ -8278,6 +8537,104 @@
           </w:p>
         </w:tc>
       </w:tr>
+      <w:tr>
+        <w:tc>
+          <w:tcPr>
+            <w:tcW w:type="dxa" w:w="2300"/>
+            <w:tcMar>
+              <w:top w:w="80" w:type="dxa"/>
+              <w:start w:w="120" w:type="dxa"/>
+              <w:bottom w:w="80" w:type="dxa"/>
+              <w:end w:w="120" w:type="dxa"/>
+            </w:tcMar>
+            <w:vAlign w:val="center"/>
+          </w:tcPr>
+          <w:p>
+            <w:pPr>
+              <w:spacing w:before="0" w:after="60" w:line="259" w:lineRule="auto"/>
+            </w:pPr>
+            <w:r>
+              <w:rPr>
+                <w:rFonts w:ascii="Calibri" w:hAnsi="Calibri" w:eastAsia="Calibri"/>
+                <w:sz w:val="18"/>
+              </w:rPr>
+            </w:r>
+            <w:r>
+              <w:rPr>
+                <w:rFonts w:ascii="Calibri" w:hAnsi="Calibri" w:eastAsia="Calibri"/>
+                <w:b w:val="0"/>
+                <w:i w:val="0"/>
+                <w:sz w:val="18"/>
+              </w:rPr>
+              <w:t>GhostGraph-T определяет достаточное действие удаления</w:t>
+            </w:r>
+          </w:p>
+        </w:tc>
+        <w:tc>
+          <w:tcPr>
+            <w:tcW w:type="dxa" w:w="2450"/>
+            <w:tcMar>
+              <w:top w:w="80" w:type="dxa"/>
+              <w:start w:w="120" w:type="dxa"/>
+              <w:bottom w:w="80" w:type="dxa"/>
+              <w:end w:w="120" w:type="dxa"/>
+            </w:tcMar>
+            <w:vAlign w:val="center"/>
+          </w:tcPr>
+          <w:p>
+            <w:pPr>
+              <w:spacing w:before="0" w:after="60" w:line="259" w:lineRule="auto"/>
+            </w:pPr>
+            <w:r>
+              <w:rPr>
+                <w:rFonts w:ascii="Calibri" w:hAnsi="Calibri" w:eastAsia="Calibri"/>
+                <w:sz w:val="18"/>
+              </w:rPr>
+            </w:r>
+            <w:r>
+              <w:rPr>
+                <w:rFonts w:ascii="Calibri" w:hAnsi="Calibri" w:eastAsia="Calibri"/>
+                <w:b w:val="0"/>
+                <w:i w:val="0"/>
+                <w:sz w:val="18"/>
+              </w:rPr>
+              <w:t>300/300 action-or-OOD; 50/50 family OOD; 0 false confidence; exact policy совпала с oracle</w:t>
+            </w:r>
+          </w:p>
+        </w:tc>
+        <w:tc>
+          <w:tcPr>
+            <w:tcW w:type="dxa" w:w="4277"/>
+            <w:tcMar>
+              <w:top w:w="80" w:type="dxa"/>
+              <w:start w:w="120" w:type="dxa"/>
+              <w:bottom w:w="80" w:type="dxa"/>
+              <w:end w:w="120" w:type="dxa"/>
+            </w:tcMar>
+            <w:vAlign w:val="center"/>
+          </w:tcPr>
+          <w:p>
+            <w:pPr>
+              <w:spacing w:before="0" w:after="60" w:line="259" w:lineRule="auto"/>
+            </w:pPr>
+            <w:r>
+              <w:rPr>
+                <w:rFonts w:ascii="Calibri" w:hAnsi="Calibri" w:eastAsia="Calibri"/>
+                <w:sz w:val="18"/>
+              </w:rPr>
+            </w:r>
+            <w:r>
+              <w:rPr>
+                <w:rFonts w:ascii="Calibri" w:hAnsi="Calibri" w:eastAsia="Calibri"/>
+                <w:b w:val="0"/>
+                <w:i w:val="0"/>
+                <w:sz w:val="18"/>
+              </w:rPr>
+              <w:t>Авторская deterministic grammar; adaptive baselines дали ничью; нет open-world или independent claim</w:t>
+            </w:r>
+          </w:p>
+        </w:tc>
+      </w:tr>
     </w:tbl>
     <w:p>
       <w:pPr>

--- a/competition/paper/EraSeMap_scientific_paper_RU.docx
+++ b/competition/paper/EraSeMap_scientific_paper_RU.docx
@@ -452,6 +452,19 @@
       <w:r>
         <w:rPr>
           <w:rFonts w:ascii="Calibri" w:hAnsi="Calibri" w:eastAsia="Calibri"/>
+          <w:b w:val="0"/>
+          <w:i w:val="0"/>
+        </w:rPr>
+        <w:t>Preregistered three-seed NF4 QLoRA исследование Qwen2.5-1.5B и TOFU дало сохранённый отрицательный результат. Paired-gradient candidate прошёл семь из девяти gates, но не достиг all-seed forgetting minimum и провалил world-fact utility, тогда как exact adapter retraining прошёл свой forgetting gate. Поэтому EraSeMap оставил model channel незавершённым. Это project-operated evidence на реальной модели, а не успешное approximate unlearning или независимая validation.</w:t>
+      </w:r>
+    </w:p>
+    <w:p>
+      <w:pPr>
+        <w:widowControl/>
+      </w:pPr>
+      <w:r>
+        <w:rPr>
+          <w:rFonts w:ascii="Calibri" w:hAnsi="Calibri" w:eastAsia="Calibri"/>
           <w:b/>
           <w:i w:val="0"/>
         </w:rPr>
@@ -2833,6 +2846,43 @@
           <w:i w:val="0"/>
         </w:rPr>
         <w:t>, а не по невозможной post-hoc localization. Exact global policy минимизирует worst-case declared cost полного конечного decision tree и проверяется отдельно структурированным recursive oracle.</w:t>
+      </w:r>
+    </w:p>
+    <w:p>
+      <w:pPr>
+        <w:pStyle w:val="Heading2"/>
+      </w:pPr>
+      <w:r>
+        <w:t>7.12 Уровень K: model channel на реальных Qwen–TOFU</w:t>
+      </w:r>
+    </w:p>
+    <w:p>
+      <w:pPr>
+        <w:widowControl/>
+      </w:pPr>
+      <w:r>
+        <w:rPr>
+          <w:rFonts w:ascii="Calibri" w:hAnsi="Calibri" w:eastAsia="Calibri"/>
+          <w:b w:val="0"/>
+          <w:i w:val="0"/>
+        </w:rPr>
+        <w:t xml:space="preserve">До первого валидного GPU run протокол зафиксировал Qwen2.5-1.5B base, TOFU revision, три seeds, NF4 QLoRA configuration, target/exact/candidate procedures, шесть evaluation sets, девять conjunctive gates и hashes artifacts. Exact reference переобучает adapter на </w:t>
+      </w:r>
+      <w:r>
+        <w:rPr>
+          <w:rFonts w:ascii="Menlo" w:hAnsi="Menlo" w:eastAsia="Menlo"/>
+          <w:color w:val="173B57"/>
+          <w:sz w:val="19"/>
+        </w:rPr>
+        <w:t>retain99</w:t>
+      </w:r>
+      <w:r>
+        <w:rPr>
+          <w:rFonts w:ascii="Calibri" w:hAnsi="Calibri" w:eastAsia="Calibri"/>
+          <w:b w:val="0"/>
+          <w:i w:val="0"/>
+        </w:rPr>
+        <w:t>, но не изменяет Qwen pretraining. Offline verifier пересчитывает per-example losses, membership AUC, reload recurrence, все gates и решение из скачанных arrays.</w:t>
       </w:r>
     </w:p>
     <w:p>
@@ -4784,6 +4834,88 @@
           <w:i w:val="0"/>
         </w:rPr>
         <w:t>Global, one-step minimax и greedy получили одинаковые correctness, число probes и cost. Это отрицательный результат против claim о превосходстве: эксперимент поддерживает action-equivalence stopping и bounded OOD rejection, но не empirical dominance над сильнейшим adaptive baseline.</w:t>
+      </w:r>
+    </w:p>
+    <w:p>
+      <w:pPr>
+        <w:pStyle w:val="Heading2"/>
+      </w:pPr>
+      <w:r>
+        <w:t>8.11 Результат model channel Qwen–TOFU</w:t>
+      </w:r>
+    </w:p>
+    <w:p>
+      <w:pPr>
+        <w:widowControl/>
+      </w:pPr>
+      <w:r>
+        <w:rPr>
+          <w:rFonts w:ascii="Calibri" w:hAnsi="Calibri" w:eastAsia="Calibri"/>
+          <w:b w:val="0"/>
+          <w:i w:val="0"/>
+        </w:rPr>
+        <w:t xml:space="preserve">Первый валидный run на Tesla P100 завершил все три frozen seeds и вернул </w:t>
+      </w:r>
+      <w:r>
+        <w:rPr>
+          <w:rFonts w:ascii="Calibri" w:hAnsi="Calibri" w:eastAsia="Calibri"/>
+          <w:b/>
+          <w:i w:val="0"/>
+        </w:rPr>
+        <w:t>FAIL</w:t>
+      </w:r>
+      <w:r>
+        <w:rPr>
+          <w:rFonts w:ascii="Calibri" w:hAnsi="Calibri" w:eastAsia="Calibri"/>
+          <w:b w:val="0"/>
+          <w:i w:val="0"/>
+        </w:rPr>
+        <w:t>. Пройдено семь из девяти gates. Минимальный target memorization gain равен 0,59827, а minimum exact forgetting lift — 0,14026. Candidate близок к exact retraining по forget NLL (максимальный gap 0,09454), retained NLL (0,00920) и membership AUC (0,05750); save/reload recurrence равен нулю.</w:t>
+      </w:r>
+    </w:p>
+    <w:p>
+      <w:pPr>
+        <w:widowControl/>
+      </w:pPr>
+      <w:r>
+        <w:rPr>
+          <w:rFonts w:ascii="Calibri" w:hAnsi="Calibri" w:eastAsia="Calibri"/>
+          <w:b w:val="0"/>
+          <w:i w:val="0"/>
+        </w:rPr>
+        <w:t xml:space="preserve">Однако minimum candidate forgetting lift равен </w:t>
+      </w:r>
+      <w:r>
+        <w:rPr>
+          <w:rFonts w:ascii="Calibri" w:hAnsi="Calibri" w:eastAsia="Calibri"/>
+          <w:b/>
+          <w:i w:val="0"/>
+        </w:rPr>
+        <w:t>0,04837</w:t>
+      </w:r>
+      <w:r>
+        <w:rPr>
+          <w:rFonts w:ascii="Calibri" w:hAnsi="Calibri" w:eastAsia="Calibri"/>
+          <w:b w:val="0"/>
+          <w:i w:val="0"/>
+        </w:rPr>
+        <w:t xml:space="preserve">, ниже frozen gate 0,05, а maximum world-fact NLL degradation равен </w:t>
+      </w:r>
+      <w:r>
+        <w:rPr>
+          <w:rFonts w:ascii="Calibri" w:hAnsi="Calibri" w:eastAsia="Calibri"/>
+          <w:b/>
+          <w:i w:val="0"/>
+        </w:rPr>
+        <w:t>0,45300</w:t>
+      </w:r>
+      <w:r>
+        <w:rPr>
+          <w:rFonts w:ascii="Calibri" w:hAnsi="Calibri" w:eastAsia="Calibri"/>
+          <w:b w:val="0"/>
+          <w:i w:val="0"/>
+        </w:rPr>
+        <w:t>, выше gate 0,20; два из трёх seeds провалили utility endpoint. Результат опровергает conjunctive success claim кандидата v1 и показывает, что EraSeMap не превращает частичное совпадение метрик в завершение.</w:t>
       </w:r>
     </w:p>
     <w:p>

--- a/competition/paper/EraSeMap_scientific_paper_RU.docx
+++ b/competition/paper/EraSeMap_scientific_paper_RU.docx
@@ -455,7 +455,7 @@
           <w:b w:val="0"/>
           <w:i w:val="0"/>
         </w:rPr>
-        <w:t>Preregistered three-seed NF4 QLoRA исследование Qwen2.5-1.5B и TOFU дало сохранённый отрицательный результат. Paired-gradient candidate прошёл семь из девяти gates, но не достиг all-seed forgetting minimum и провалил world-fact utility, тогда как exact adapter retraining прошёл свой forgetting gate. Поэтому EraSeMap оставил model channel незавершённым. Это project-operated evidence на реальной модели, а не успешное approximate unlearning или независимая validation.</w:t>
+        <w:t>Preregistered three-seed NF4 QLoRA исследование Qwen2.5-1.5B и TOFU дало сохранённый отрицательный результат. После семантического аудита корректный итог — шесть валидных passes, два failures и один unevaluable perturbed-answer gate. Paired-gradient candidate не достиг all-seed forgetting minimum, восстановил только 33,8–39,1% эффекта exact reference и провалил world-fact utility. Поэтому EraSeMap оставил model channel незавершённым. Это project-operated evidence на реальной модели, а не успешное approximate unlearning или независимая validation.</w:t>
       </w:r>
     </w:p>
     <w:p>
@@ -2883,6 +2883,91 @@
           <w:i w:val="0"/>
         </w:rPr>
         <w:t>, но не изменяет Qwen pretraining. Offline verifier пересчитывает per-example losses, membership AUC, reload recurrence, все gates и решение из скачанных arrays.</w:t>
+      </w:r>
+    </w:p>
+    <w:p>
+      <w:pPr>
+        <w:pStyle w:val="Heading2"/>
+      </w:pPr>
+      <w:r>
+        <w:t>7.13 Prospective-коррекция Qwen–TOFU v2</w:t>
+      </w:r>
+    </w:p>
+    <w:p>
+      <w:pPr>
+        <w:widowControl/>
+      </w:pPr>
+      <w:r>
+        <w:rPr>
+          <w:rFonts w:ascii="Calibri" w:hAnsi="Calibri" w:eastAsia="Calibri"/>
+          <w:b w:val="0"/>
+          <w:i w:val="0"/>
+        </w:rPr>
+        <w:t xml:space="preserve">После результата v1 семантический аудит установил, что perturbed split читался через обычное поле </w:t>
+      </w:r>
+      <w:r>
+        <w:rPr>
+          <w:rFonts w:ascii="Menlo" w:hAnsi="Menlo" w:eastAsia="Menlo"/>
+          <w:color w:val="173B57"/>
+          <w:sz w:val="19"/>
+        </w:rPr>
+        <w:t>answer</w:t>
+      </w:r>
+      <w:r>
+        <w:rPr>
+          <w:rFonts w:ascii="Calibri" w:hAnsi="Calibri" w:eastAsia="Calibri"/>
+          <w:b w:val="0"/>
+          <w:i w:val="0"/>
+        </w:rPr>
+        <w:t xml:space="preserve">. Поэтому adaptive protocol v2 отделён от v1 и корректно оценивает paraphrased answer и пять ложных answers. Шесть заранее объявленных UCSGP-конфигураций выбираются только на строках </w:t>
+      </w:r>
+      <w:r>
+        <w:rPr>
+          <w:rFonts w:ascii="Menlo" w:hAnsi="Menlo" w:eastAsia="Menlo"/>
+          <w:color w:val="173B57"/>
+          <w:sz w:val="19"/>
+        </w:rPr>
+        <w:t>forget05</w:t>
+      </w:r>
+      <w:r>
+        <w:rPr>
+          <w:rFonts w:ascii="Calibri" w:hAnsi="Calibri" w:eastAsia="Calibri"/>
+          <w:b w:val="0"/>
+          <w:i w:val="0"/>
+        </w:rPr>
+        <w:t xml:space="preserve">, не входящих в </w:t>
+      </w:r>
+      <w:r>
+        <w:rPr>
+          <w:rFonts w:ascii="Menlo" w:hAnsi="Menlo" w:eastAsia="Menlo"/>
+          <w:color w:val="173B57"/>
+          <w:sz w:val="19"/>
+        </w:rPr>
+        <w:t>forget01</w:t>
+      </w:r>
+      <w:r>
+        <w:rPr>
+          <w:rFonts w:ascii="Calibri" w:hAnsi="Calibri" w:eastAsia="Calibri"/>
+          <w:b w:val="0"/>
+          <w:i w:val="0"/>
+        </w:rPr>
+        <w:t xml:space="preserve">, utility-наборе </w:t>
+      </w:r>
+      <w:r>
+        <w:rPr>
+          <w:rFonts w:ascii="Menlo" w:hAnsi="Menlo" w:eastAsia="Menlo"/>
+          <w:color w:val="173B57"/>
+          <w:sz w:val="19"/>
+        </w:rPr>
+        <w:t>retain95</w:t>
+      </w:r>
+      <w:r>
+        <w:rPr>
+          <w:rFonts w:ascii="Calibri" w:hAnsi="Calibri" w:eastAsia="Calibri"/>
+          <w:b w:val="0"/>
+          <w:i w:val="0"/>
+        </w:rPr>
+        <w:t>, исключающем всех reserved authors, и двух development seeds. Выбранная конфигурация затем фиксируется для пяти untouched confirmation seeds. Primary endpoint — normalized recovery относительно exact retraining с обязательным per-seed интервалом 0,8–1,25, дополненным retained, real-author, world-fact, truth-margin, membership-proxy, speed и reload gates. До получения GPU evidence это prospective method.</w:t>
       </w:r>
     </w:p>
     <w:p>
@@ -4870,7 +4955,23 @@
           <w:b w:val="0"/>
           <w:i w:val="0"/>
         </w:rPr>
-        <w:t>. Пройдено семь из девяти gates. Минимальный target memorization gain равен 0,59827, а minimum exact forgetting lift — 0,14026. Candidate близок к exact retraining по forget NLL (максимальный gap 0,09454), retained NLL (0,00920) и membership AUC (0,05750); save/reload recurrence равен нулю.</w:t>
+        <w:t xml:space="preserve">. Исходный verifier сообщил семь passes из девяти, однако последующий семантический аудит установил, что perturbed split оценивался через обычное поле </w:t>
+      </w:r>
+      <w:r>
+        <w:rPr>
+          <w:rFonts w:ascii="Menlo" w:hAnsi="Menlo" w:eastAsia="Menlo"/>
+          <w:color w:val="173B57"/>
+          <w:sz w:val="19"/>
+        </w:rPr>
+        <w:t>answer</w:t>
+      </w:r>
+      <w:r>
+        <w:rPr>
+          <w:rFonts w:ascii="Calibri" w:hAnsi="Calibri" w:eastAsia="Calibri"/>
+          <w:b w:val="0"/>
+          <w:i w:val="0"/>
+        </w:rPr>
+        <w:t>. Корректный итог — шесть валидных passes, два failures и один unevaluable gate. Минимальный target memorization gain равен 0,59827, а minimum exact forgetting lift — 0,14026. Candidate восстановил 33,8–39,1% эффекта exact reference, сохранил близость по retained NLL (0,00920) и membership AUC (0,05750); save/reload recurrence равен нулю.</w:t>
       </w:r>
     </w:p>
     <w:p>

--- a/competition/paper/EraSeMap_scientific_paper_RU.docx
+++ b/competition/paper/EraSeMap_scientific_paper_RU.docx
@@ -465,6 +465,19 @@
       <w:r>
         <w:rPr>
           <w:rFonts w:ascii="Calibri" w:hAnsi="Calibri" w:eastAsia="Calibri"/>
+          <w:b w:val="0"/>
+          <w:i w:val="0"/>
+        </w:rPr>
+        <w:t>Отдельно frozen v2 исправил evaluator и выбирал UCSGP только на author-disjoint development deletions. Выбранная конфигурация прошла development, но overscrubbed все пять confirmation seeds: normalized exact recovery равен 4,957–8,632 при требуемом интервале 0,8–1,25. Пройдены 8/12 gates, включая минимум 30,48x speedup и нулевой reload recurrence, но провалены recovery, paraphrase, retain и membership matching. Это усиливает falsifiable methodology, сохраняя отрицательный итог метода.</w:t>
+      </w:r>
+    </w:p>
+    <w:p>
+      <w:pPr>
+        <w:widowControl/>
+      </w:pPr>
+      <w:r>
+        <w:rPr>
+          <w:rFonts w:ascii="Calibri" w:hAnsi="Calibri" w:eastAsia="Calibri"/>
           <w:b/>
           <w:i w:val="0"/>
         </w:rPr>
@@ -2890,7 +2903,7 @@
         <w:pStyle w:val="Heading2"/>
       </w:pPr>
       <w:r>
-        <w:t>7.13 Prospective-коррекция Qwen–TOFU v2</w:t>
+        <w:t>7.13 Коррекция Qwen–TOFU v2 и author-disjoint confirmation</w:t>
       </w:r>
     </w:p>
     <w:p>
@@ -2919,7 +2932,7 @@
           <w:b w:val="0"/>
           <w:i w:val="0"/>
         </w:rPr>
-        <w:t xml:space="preserve">. Поэтому adaptive protocol v2 отделён от v1 и корректно оценивает paraphrased answer и пять ложных answers. Шесть заранее объявленных UCSGP-конфигураций выбираются только на строках </w:t>
+        <w:t xml:space="preserve">. Отдельный protocol v2 корректно оценивает paraphrased answer и пять ложных answers. Шесть заранее объявленных UCSGP-конфигураций выбирались только на строках </w:t>
       </w:r>
       <w:r>
         <w:rPr>
@@ -2967,7 +2980,7 @@
           <w:b w:val="0"/>
           <w:i w:val="0"/>
         </w:rPr>
-        <w:t>, исключающем всех reserved authors, и двух development seeds. Выбранная конфигурация затем фиксируется для пяти untouched confirmation seeds. Primary endpoint — normalized recovery относительно exact retraining с обязательным per-seed интервалом 0,8–1,25, дополненным retained, real-author, world-fact, truth-margin, membership-proxy, speed и reload gates. До получения GPU evidence это prospective method.</w:t>
+        <w:t>, исключающем всех reserved authors, и двух development seeds. Выбранная конфигурация затем была зафиксирована для пяти untouched confirmation seeds. Primary endpoint — normalized recovery относительно exact retraining с обязательным per-seed интервалом 0,8–1,25, дополненным retained, real-author, world-fact, truth-margin, membership-proxy, speed и reload gates. Offline verifier связывает source commit, protocol digest, raw arrays, adapter hashes, development selection, seed lists, пересчитанные aggregates и решение.</w:t>
       </w:r>
     </w:p>
     <w:p>
@@ -5021,6 +5034,67 @@
     </w:p>
     <w:p>
       <w:pPr>
+        <w:widowControl/>
+      </w:pPr>
+      <w:r>
+        <w:rPr>
+          <w:rFonts w:ascii="Calibri" w:hAnsi="Calibri" w:eastAsia="Calibri"/>
+          <w:b w:val="0"/>
+          <w:i w:val="0"/>
+        </w:rPr>
+        <w:t xml:space="preserve">Первый научно валидный v2 run также вернул </w:t>
+      </w:r>
+      <w:r>
+        <w:rPr>
+          <w:rFonts w:ascii="Calibri" w:hAnsi="Calibri" w:eastAsia="Calibri"/>
+          <w:b/>
+          <w:i w:val="0"/>
+        </w:rPr>
+        <w:t>FAIL</w:t>
+      </w:r>
+      <w:r>
+        <w:rPr>
+          <w:rFonts w:ascii="Calibri" w:hAnsi="Calibri" w:eastAsia="Calibri"/>
+          <w:b w:val="0"/>
+          <w:i w:val="0"/>
+        </w:rPr>
+        <w:t xml:space="preserve">. На development выбран </w:t>
+      </w:r>
+      <w:r>
+        <w:rPr>
+          <w:rFonts w:ascii="Menlo" w:hAnsi="Menlo" w:eastAsia="Menlo"/>
+          <w:color w:val="173B57"/>
+          <w:sz w:val="19"/>
+        </w:rPr>
+        <w:t>ucsgp-f035-a025</w:t>
+      </w:r>
+      <w:r>
+        <w:rPr>
+          <w:rFonts w:ascii="Calibri" w:hAnsi="Calibri" w:eastAsia="Calibri"/>
+          <w:b w:val="0"/>
+          <w:i w:val="0"/>
+        </w:rPr>
+        <w:t xml:space="preserve">, прошедший все gates на двух seeds с normalized recovery 0,806–1,089. Без дополнительной настройки пять author-disjoint confirmation seeds дали recovery </w:t>
+      </w:r>
+      <w:r>
+        <w:rPr>
+          <w:rFonts w:ascii="Calibri" w:hAnsi="Calibri" w:eastAsia="Calibri"/>
+          <w:b/>
+          <w:i w:val="0"/>
+        </w:rPr>
+        <w:t>4,957–8,632</w:t>
+      </w:r>
+      <w:r>
+        <w:rPr>
+          <w:rFonts w:ascii="Calibri" w:hAnsi="Calibri" w:eastAsia="Calibri"/>
+          <w:b w:val="0"/>
+          <w:i w:val="0"/>
+        </w:rPr>
+        <w:t>, превысив frozen upper bound 1,25 на каждом seed. Максимальные candidate/exact gaps равны 0,85111 для paraphrase NLL, 0,18609 для retain NLL и 0,41250 для membership AUC при limits 0,20, 0,15 и 0,10. Truth-margin, world-fact, real-author, speed и reload gates пройдены; минимальный speedup — 30,48x, recurrence — ноль. Всего пройдены 8/12 gates. Same-environment baseline v1 недоудалял, достигнув 28,4–36,9% normalized recovery. Следовательно, v2 выявляет реальный transfer trade-off — under-forgetting baseline против overscrubbing UCSGP, — а не успешный approximate-unlearning method.</w:t>
+      </w:r>
+    </w:p>
+    <w:p>
+      <w:pPr>
         <w:pStyle w:val="Heading1"/>
       </w:pPr>
       <w:r>
@@ -5610,6 +5684,14 @@
       </w:pPr>
       <w:r>
         <w:t>python -m external_ghostgraph_challenge.verify_v2</w:t>
+      </w:r>
+    </w:p>
+    <w:p>
+      <w:pPr>
+        <w:pStyle w:val="CodeBlock"/>
+      </w:pPr>
+      <w:r>
+        <w:t>PYTHONPATH=src:. python scripts/verify_qwen_tofu_kaggle_v2.py</w:t>
       </w:r>
     </w:p>
     <w:p>

--- a/competition/paper/EraSeMap_scientific_paper_RU.docx
+++ b/competition/paper/EraSeMap_scientific_paper_RU.docx
@@ -316,6 +316,74 @@
           <w:b w:val="0"/>
           <w:i w:val="0"/>
         </w:rPr>
+        <w:t xml:space="preserve">Во всей работе </w:t>
+      </w:r>
+      <w:r>
+        <w:rPr>
+          <w:rFonts w:ascii="Calibri" w:hAnsi="Calibri" w:eastAsia="Calibri"/>
+          <w:b/>
+          <w:i w:val="0"/>
+        </w:rPr>
+        <w:t>EraSeMap является одним алгоритмом с пятью публичными этапами</w:t>
+      </w:r>
+      <w:r>
+        <w:rPr>
+          <w:rFonts w:ascii="Calibri" w:hAnsi="Calibri" w:eastAsia="Calibri"/>
+          <w:b w:val="0"/>
+          <w:i w:val="0"/>
+        </w:rPr>
+        <w:t>: карта,</w:t>
+      </w:r>
+    </w:p>
+    <w:p>
+      <w:pPr>
+        <w:widowControl/>
+      </w:pPr>
+      <w:r>
+        <w:rPr>
+          <w:rFonts w:ascii="Calibri" w:hAnsi="Calibri" w:eastAsia="Calibri"/>
+          <w:b w:val="0"/>
+          <w:i w:val="0"/>
+        </w:rPr>
+        <w:t>обнаружение, минимизация, проверка во времени и сертификат. PCUG, GhostGraph, CDC, RSE, MSC и TRE —</w:t>
+      </w:r>
+    </w:p>
+    <w:p>
+      <w:pPr>
+        <w:widowControl/>
+      </w:pPr>
+      <w:r>
+        <w:rPr>
+          <w:rFonts w:ascii="Calibri" w:hAnsi="Calibri" w:eastAsia="Calibri"/>
+          <w:b w:val="0"/>
+          <w:i w:val="0"/>
+        </w:rPr>
+        <w:t>это внутренние представления, решатели и названия экспериментов, сохранённые для воспроизводимости,</w:t>
+      </w:r>
+    </w:p>
+    <w:p>
+      <w:pPr>
+        <w:widowControl/>
+      </w:pPr>
+      <w:r>
+        <w:rPr>
+          <w:rFonts w:ascii="Calibri" w:hAnsi="Calibri" w:eastAsia="Calibri"/>
+          <w:b w:val="0"/>
+          <w:i w:val="0"/>
+        </w:rPr>
+        <w:t>а не отдельные продукты или конкурирующие алгоритмы верхнего уровня.</w:t>
+      </w:r>
+    </w:p>
+    <w:p>
+      <w:pPr>
+        <w:widowControl/>
+      </w:pPr>
+      <w:r>
+        <w:rPr>
+          <w:rFonts w:ascii="Calibri" w:hAnsi="Calibri" w:eastAsia="Calibri"/>
+          <w:b w:val="0"/>
+          <w:i w:val="0"/>
+        </w:rPr>
         <w:t>Отдельное preregistered first-run исследование последовательных релизов прошло все шесть зафиксированных gates на 25 переходах; наибольшая верхняя граница 95% ДИ дополнительного membership advantage сохраняемых пользователей относительно exact retraining составила 0,00624 при лимите 0,05. Этот ограниченный результат не является независимым подтверждением или сертифицированной гарантией приватности.</w:t>
       </w:r>
     </w:p>
@@ -941,7 +1009,7 @@
         <w:drawing>
           <wp:inline xmlns:a="http://schemas.openxmlformats.org/drawingml/2006/main" xmlns:pic="http://schemas.openxmlformats.org/drawingml/2006/picture">
             <wp:extent cx="5577840" cy="2726944"/>
-            <wp:docPr id="1" name="Picture 1" descr="Схема: запрос удаления проходит через граф остаточных путей, проверяющие каналы, выбор CDC, исполнение действий и повторный аудит до COMPLETE." title="Рисунок 1"/>
+            <wp:docPr id="1" name="Picture 1" descr="Схема: один запрос удаления проходит пять обязательных этапов и заканчивается COMPLETE_WITHIN_ENVELOPE, INCOMPLETE или UNVERIFIED." title="Рисунок 1"/>
             <wp:cNvGraphicFramePr>
               <a:graphicFrameLocks noChangeAspect="1"/>
             </wp:cNvGraphicFramePr>
@@ -978,7 +1046,7 @@
         <w:keepNext w:val="0"/>
       </w:pPr>
       <w:r>
-        <w:t>Рисунок 1. От запроса субъекта к проверенному завершению через остаточные пути, CDC и повторный аудит. Составлено автором по протоколу EraSeMap.</w:t>
+        <w:t>Рисунок 1. Один алгоритм EraSeMap: карта, обнаружение, минимизация, проверка во времени и сертификат. Составлено автором по протоколу EraSeMap.</w:t>
       </w:r>
     </w:p>
     <w:p>
@@ -5110,7 +5178,7 @@
         <w:drawing>
           <wp:inline xmlns:a="http://schemas.openxmlformats.org/drawingml/2006/main" xmlns:pic="http://schemas.openxmlformats.org/drawingml/2006/picture">
             <wp:extent cx="5577840" cy="4679188"/>
-            <wp:docPr id="2" name="Picture 2" descr="Диаграмма: PCUG даёт 0 из 75 ложных COMPLETE против 75 из 75 у typed-node; CDC достигает 17,64-кратного ускорения и сокращает записанные байты на 94,62 процента; RSE обнаруживает 30 из 30 рисков без повторов после MSC; GhostGraph использует 7 probes против 13 у frozen random и 49 у exhaustive." title="Рисунок 2"/>
+            <wp:docPr id="2" name="Picture 2" descr="Диаграмма: EraSeMap даёт 0 из 75 ложных COMPLETE против 75 из 75 у typed-node; работает в 17,64 раза быстрее rebuild-all и записывает на 94,62 процента меньше байтов; временной этап обнаруживает 30 из 30 рисков без повторов; активное обнаружение использует 7 probes против 13 random и 49 exhaustive." title="Рисунок 2"/>
             <wp:cNvGraphicFramePr>
               <a:graphicFrameLocks noChangeAspect="1"/>
             </wp:cNvGraphicFramePr>
@@ -5147,7 +5215,7 @@
         <w:keepNext w:val="0"/>
       </w:pPr>
       <w:r>
-        <w:t>Рисунок 2. Stress test механизма, измеренное многосервисное испытание и preregistered RSE v2. Составлено автором по зафиксированным результатам.</w:t>
+        <w:t>Рисунок 2. Четыре измеренных свойства единого алгоритма EraSeMap: безопасность, эффективность, временная проверка и активное обнаружение. Составлено автором по зафиксированным результатам.</w:t>
       </w:r>
     </w:p>
     <w:p>

--- a/competition/paper/EraSeMap_scientific_paper_RU.docx
+++ b/competition/paper/EraSeMap_scientific_paper_RU.docx
@@ -54,7 +54,7 @@
           <w:color w:val="173B57"/>
           <w:sz w:val="54"/>
         </w:rPr>
-        <w:t>EraSeMap: доказательный аудит удаления и повторного появления биометрических данных</w:t>
+        <w:t>EraSeMap: единый fail-closed алгоритм проверяемого удаления данных и влияния в модели</w:t>
       </w:r>
     </w:p>
     <w:p>
@@ -303,7 +303,7 @@
           <w:b w:val="0"/>
           <w:i w:val="0"/>
         </w:rPr>
-        <w:t>Удаление биометрической записи из основной базы не гарантирует удаления производного шаблона, поискового индекса, кэша, резервной копии, аудиторской реплики или влияния записи на обученную модель. В работе представлен EraSeMap — аудит удаления на уровне одного субъекта, построенный вокруг Proof-Carrying Unlearning Graph (PCUG; графа удаления с проверяемым доказательством). Он не объявляет удаление завершённым, пока остаётся активный остаточный путь, проваленная проверка, неизвестный обязательный канал или неуспешный повторный аудит после действий. Метод выдаёт один из трёх вердиктов — COMPLETE, INCOMPLETE или UNVERIFIED, — кратчайший остаточный контрпример и минимальный по стоимости Counterfactual Deletion Cut (CDC; контрфактический разрез удаления). Остаточные пути задают, что ещё может быть использовано; типизированные каналы — обязательные доказательства; конечная оптимизационная задача выбирает самый дешёвый разрешённый набор действий, чьё смоделированное состояние проходит тот же зафиксированный аудит. В Lean 4 машинно проверены условная корректность повторного COMPLETE и оптимальность конечного CDC. Производственный алгоритм ветвей и границ совпал с полным перебором в 3072 из 3072 систематических запусков. В авторском стресс-тесте механизма EraSeMap дал 0/75 ложных COMPLETE, тогда как аудит только состояний типизированных узлов дал 75/75. На зафиксированном по источникам наборе из пяти официальных внешних структур EraSeMap дал 0/100 ложных COMPLETE и 25/25 корректных COMPLETE, но разделил первое место с сильнейшим типизированным базовым методом. В пререгистрированном локальном многосервисном эксперименте с реальными процессами PostgreSQL, Redis и Qdrant, зашифрованной резервной копией и ridge-моделью целевой CDC достиг проверенного COMPLETE в 20/20 парных испытаний, сохранил все 249 неудаляемых записей в каждом испытании, воспроизвёл веса ridge-модели полной пересборки с отклонением не более 2,22 × 10⁻¹⁵, сократил записанные байты на 94,62% и ускорил выполнение в среднем в 17,64 раза (парный бутстрэп, 95% ДИ: 16,39–18,98). Ограниченный адаптивный эксперимент по удалению влияния лица прошёл зафиксированные пороги качества, приватности и скорости, но не является независимым подтверждением. Результаты подтверждают реализуемость и внутреннюю корректность доказательного аудита, сохраняя полноту топологии, независимое скрытое испытание и внедрение в рабочей инфраструктуре как открытые обязательства.</w:t>
+        <w:t>Команда удаления основной записи не гарантирует, что персональные данные перестали использоваться. Копии могут сохраняться в кэше, индексе, реплике, экспорте или backup; производные — в биометрическом шаблоне и векторе; влияние — в обученной модели. Более того, удалённый объект может появиться снова после restore, sync, rebuild или повторного развёртывания модели.</w:t>
       </w:r>
     </w:p>
     <w:p>
@@ -316,7 +316,7 @@
           <w:b w:val="0"/>
           <w:i w:val="0"/>
         </w:rPr>
-        <w:t xml:space="preserve">Во всей работе </w:t>
+        <w:t xml:space="preserve">В работе представлен EraSeMap — один алгоритм из трёх стадий: </w:t>
       </w:r>
       <w:r>
         <w:rPr>
@@ -324,7 +324,7 @@
           <w:b/>
           <w:i w:val="0"/>
         </w:rPr>
-        <w:t>EraSeMap является одним алгоритмом с пятью публичными этапами</w:t>
+        <w:t>FIND</w:t>
       </w:r>
       <w:r>
         <w:rPr>
@@ -332,98 +332,39 @@
           <w:b w:val="0"/>
           <w:i w:val="0"/>
         </w:rPr>
-        <w:t>: карта,</w:t>
+        <w:t xml:space="preserve"> находит зарегистрированные и ограниченно скрытые пути; </w:t>
       </w:r>
-    </w:p>
-    <w:p>
-      <w:pPr>
-        <w:widowControl/>
-      </w:pPr>
+      <w:r>
+        <w:rPr>
+          <w:rFonts w:ascii="Calibri" w:hAnsi="Calibri" w:eastAsia="Calibri"/>
+          <w:b/>
+          <w:i w:val="0"/>
+        </w:rPr>
+        <w:t>ERASE</w:t>
+      </w:r>
       <w:r>
         <w:rPr>
           <w:rFonts w:ascii="Calibri" w:hAnsi="Calibri" w:eastAsia="Calibri"/>
           <w:b w:val="0"/>
           <w:i w:val="0"/>
         </w:rPr>
-        <w:t>обнаружение, минимизация, проверка во времени и сертификат. PCUG, GhostGraph, CDC, RSE, MSC и TRE —</w:t>
+        <w:t xml:space="preserve"> выбирает минимальный достаточный набор физических действий и machine unlearning; </w:t>
       </w:r>
-    </w:p>
-    <w:p>
-      <w:pPr>
-        <w:widowControl/>
-      </w:pPr>
+      <w:r>
+        <w:rPr>
+          <w:rFonts w:ascii="Calibri" w:hAnsi="Calibri" w:eastAsia="Calibri"/>
+          <w:b/>
+          <w:i w:val="0"/>
+        </w:rPr>
+        <w:t>PROVE</w:t>
+      </w:r>
       <w:r>
         <w:rPr>
           <w:rFonts w:ascii="Calibri" w:hAnsi="Calibri" w:eastAsia="Calibri"/>
           <w:b w:val="0"/>
           <w:i w:val="0"/>
         </w:rPr>
-        <w:t>это внутренние представления, решатели и названия экспериментов, сохранённые для воспроизводимости,</w:t>
-      </w:r>
-    </w:p>
-    <w:p>
-      <w:pPr>
-        <w:widowControl/>
-      </w:pPr>
-      <w:r>
-        <w:rPr>
-          <w:rFonts w:ascii="Calibri" w:hAnsi="Calibri" w:eastAsia="Calibri"/>
-          <w:b w:val="0"/>
-          <w:i w:val="0"/>
-        </w:rPr>
-        <w:t>а не отдельные продукты или конкурирующие алгоритмы верхнего уровня.</w:t>
-      </w:r>
-    </w:p>
-    <w:p>
-      <w:pPr>
-        <w:widowControl/>
-      </w:pPr>
-      <w:r>
-        <w:rPr>
-          <w:rFonts w:ascii="Calibri" w:hAnsi="Calibri" w:eastAsia="Calibri"/>
-          <w:b w:val="0"/>
-          <w:i w:val="0"/>
-        </w:rPr>
-        <w:t>Отдельное preregistered first-run исследование последовательных релизов прошло все шесть зафиксированных gates на 25 переходах; наибольшая верхняя граница 95% ДИ дополнительного membership advantage сохраняемых пользователей относительно exact retraining составила 0,00624 при лимите 0,05. Этот ограниченный результат не является независимым подтверждением или сертифицированной гарантией приватности.</w:t>
-      </w:r>
-    </w:p>
-    <w:p>
-      <w:pPr>
-        <w:widowControl/>
-      </w:pPr>
-      <w:r>
-        <w:rPr>
-          <w:rFonts w:ascii="Calibri" w:hAnsi="Calibri" w:eastAsia="Calibri"/>
-          <w:b w:val="0"/>
-          <w:i w:val="0"/>
-        </w:rPr>
-        <w:t>Расширение Regeneration-Safe Erasure (RSE) проверяет другой отказ: отсутствующие сейчас данные могут вернуться после восстановления backup, legacy import, replay очереди или повторного развёртывания checkpoint. Multi-path протокол v2 был публично зафиксирован до реализации. Первый запуск обнаружил 30/30 зарегистрированных временных рисков, подтвердил 10/10 безопасных guarded случаев, fail-closed обработал 10/10 дефектов coverage и дал 0/30 физических повторных появлений после точного Minimal Stabilization Cut (MSC). Lean проверяет условную безопасность и минимальную стоимость MSC, а production branch-and-bound совпал с отдельным exhaustive oracle в 16 384/16 384 конфигурациях конечной области. Это project-authored prospective и verification evidence, а не независимый или production-результат.</w:t>
-      </w:r>
-    </w:p>
-    <w:p>
-      <w:pPr>
-        <w:widowControl/>
-      </w:pPr>
-      <w:r>
-        <w:rPr>
-          <w:rFonts w:ascii="Calibri" w:hAnsi="Calibri" w:eastAsia="Calibri"/>
-          <w:b w:val="0"/>
-          <w:i w:val="0"/>
-        </w:rPr>
-        <w:t>Topology-Robust Erasure (TRE) усиливает MSC с одной карты до конечного заявленного uncertainty envelope. Его протокол также зафиксирован до реализации. В первом запуске nominal MSC допустил регенерацию в 35/35 topology shifts, тогда как единый exact TRE-план дал 0/35 возвратов, стоил 7 против 60 у blanket destruction и совпал с exhaustive oracle. Production TRE дополнительно совпал с oracle в 4096/4096 систематических конфигураций. Гарантия условна: реальная топология должна входить в заявленный envelope.</w:t>
-      </w:r>
-    </w:p>
-    <w:p>
-      <w:pPr>
-        <w:widowControl/>
-      </w:pPr>
-      <w:r>
-        <w:rPr>
-          <w:rFonts w:ascii="Calibri" w:hAnsi="Calibri" w:eastAsia="Calibri"/>
-          <w:b w:val="0"/>
-          <w:i w:val="0"/>
-        </w:rPr>
-        <w:t xml:space="preserve">Erasure Tomography (ET) добавляет bounded topology-acquisition layer. Три coded workflow синтетических субъектов различают empty support и четыре single recurrence mechanisms. Первый frozen run восстановил 8/8 valid supports, отклонил 4/4 нарушения предпосылок и дал ноль false localization, oracle mismatch, post-control recurrence и retained-subject loss. Отдельный preregistered digest-pinned Redis run локализовал 4/4 механизма и safe case. Lean проверяет zero-error separation и ограничивает ET-to-TRE safety перечисленными локализованными механизмами. Результаты требуют catalogue closure, </w:t>
+        <w:t xml:space="preserve"> выполняет temporal replay и разрешает сертификат только после прохождения всех обязательных каналов. Алгоритм возвращает </w:t>
       </w:r>
       <w:r>
         <w:rPr>
@@ -431,7 +372,7 @@
           <w:color w:val="173B57"/>
           <w:sz w:val="19"/>
         </w:rPr>
-        <w:t>k=1</w:t>
+        <w:t>COMPLETE_WITHIN_ENVELOPE</w:t>
       </w:r>
       <w:r>
         <w:rPr>
@@ -447,7 +388,7 @@
           <w:color w:val="173B57"/>
           <w:sz w:val="19"/>
         </w:rPr>
-        <w:t>e=0</w:t>
+        <w:t>INCOMPLETE</w:t>
       </w:r>
       <w:r>
         <w:rPr>
@@ -455,33 +396,7 @@
           <w:b w:val="0"/>
           <w:i w:val="0"/>
         </w:rPr>
-        <w:t>, complete workflows, isolated synthetic subjects, stable behavior и observable recurrence.</w:t>
-      </w:r>
-    </w:p>
-    <w:p>
-      <w:pPr>
-        <w:widowControl/>
-      </w:pPr>
-      <w:r>
-        <w:rPr>
-          <w:rFonts w:ascii="Calibri" w:hAnsi="Calibri" w:eastAsia="Calibri"/>
-          <w:b w:val="0"/>
-          <w:i w:val="0"/>
-        </w:rPr>
-        <w:t>Дополнительное пререгистрированное исследование переноса выполнило один frozen-контракт в 60 случаях на digest-pinned stock Keycloak, MLflow и Qdrant. EraSeMap дал 0 ложных COMPLETE, fail-closed обработал 15/15 coverage faults, совпал с отдельным exhaustive control oracle в 60/60 случаях и не допустил retained loss или recurrence после controls. Native-success дал 45 ложных COMPLETE, typed-node snapshot audit — 5. Qdrant использовал заранее выбранные публичные Olivetti face vectors; identities, commitments, mappings, faults и запуск остались авторскими, поэтому это live stock-service transfer, а не независимая или production validation.</w:t>
-      </w:r>
-    </w:p>
-    <w:p>
-      <w:pPr>
-        <w:widowControl/>
-      </w:pPr>
-      <w:r>
-        <w:rPr>
-          <w:rFonts w:ascii="Calibri" w:hAnsi="Calibri" w:eastAsia="Calibri"/>
-          <w:b w:val="0"/>
-          <w:i w:val="0"/>
-        </w:rPr>
-        <w:t xml:space="preserve">GhostGraph добавляет активное обнаружение топологии, когда сама зарегистрированная карта повторного появления неизвестна. Он поддерживает конечное пространство графов-кандидатов и выбирает следующее синтетическое вмешательство точным minimax-разбиением. В frozen v2 сравнении active minimax использовал 7 probes, дал 3 точных восстановления графа и 2 восстановления класса путей, обнаружил outside-catalogue случай, fail-closed обработал недостающие evidence и не дал false-confident output, oracle mismatch, recurrence после control или потери retained subject. Frozen random потребовал 13 probes, exhaustive nonadaptive — 49; passive declared lineage и flat tomography дали по одному false-confident результату. Отдельный запуск на digest-pinned Redis, Keycloak, MLflow и Qdrant использовал 5 probes в 5 случаях с теми же safety endpoints. Это авторские bounded и local результаты. Независимо подписываемый blind challenge v2 исполним, но имеет статус </w:t>
+        <w:t xml:space="preserve"> или </w:t>
       </w:r>
       <w:r>
         <w:rPr>
@@ -489,7 +404,7 @@
           <w:color w:val="173B57"/>
           <w:sz w:val="19"/>
         </w:rPr>
-        <w:t>NOT_COLLECTED</w:t>
+        <w:t>UNVERIFIED</w:t>
       </w:r>
       <w:r>
         <w:rPr>
@@ -497,7 +412,7 @@
           <w:b w:val="0"/>
           <w:i w:val="0"/>
         </w:rPr>
-        <w:t>, пока внешний evaluator сам не создаст и не запустит случаи.</w:t>
+        <w:t>; отсутствие доказательств никогда не считается успехом.</w:t>
       </w:r>
     </w:p>
     <w:p>
@@ -510,33 +425,23 @@
           <w:b w:val="0"/>
           <w:i w:val="0"/>
         </w:rPr>
-        <w:t>GhostGraph-T меняет цель с точной идентичности графа на полный набор минимальных erasure-operation cuts. Отдельно frozen benchmark из 300 случаев дал 300/300 корректных action-or-OOD решений, 50/50 обнаружений held-out family, ноль false-confident outputs и в среднем 1,28 probes против 8,0 exhaustive. Exact graph recovery оставил 170 action-safe twins с нерелевантной топологией неразрешёнными. Lean проверяет soundness остановки на action-homogeneous version space и невозможность определить разные действия для query-indistinguishable графов. Global optimization совпал с отдельным recursive oracle, но разделил результат с one-step minimax и greedy, поэтому превосходство над adaptive baselines не заявляется.</w:t>
+        <w:t xml:space="preserve">В frozen transfer на 60 случаях EraSeMap дал 0 ложных </w:t>
       </w:r>
-    </w:p>
-    <w:p>
-      <w:pPr>
-        <w:widowControl/>
-      </w:pPr>
+      <w:r>
+        <w:rPr>
+          <w:rFonts w:ascii="Menlo" w:hAnsi="Menlo" w:eastAsia="Menlo"/>
+          <w:color w:val="173B57"/>
+          <w:sz w:val="19"/>
+        </w:rPr>
+        <w:t>COMPLETE</w:t>
+      </w:r>
       <w:r>
         <w:rPr>
           <w:rFonts w:ascii="Calibri" w:hAnsi="Calibri" w:eastAsia="Calibri"/>
           <w:b w:val="0"/>
           <w:i w:val="0"/>
         </w:rPr>
-        <w:t>Preregistered three-seed NF4 QLoRA исследование Qwen2.5-1.5B и TOFU дало сохранённый отрицательный результат. После семантического аудита корректный итог — шесть валидных passes, два failures и один unevaluable perturbed-answer gate. Paired-gradient candidate не достиг all-seed forgetting minimum, восстановил только 33,8–39,1% эффекта exact reference и провалил world-fact utility. Поэтому EraSeMap оставил model channel незавершённым. Это project-operated evidence на реальной модели, а не успешное approximate unlearning или независимая validation.</w:t>
-      </w:r>
-    </w:p>
-    <w:p>
-      <w:pPr>
-        <w:widowControl/>
-      </w:pPr>
-      <w:r>
-        <w:rPr>
-          <w:rFonts w:ascii="Calibri" w:hAnsi="Calibri" w:eastAsia="Calibri"/>
-          <w:b w:val="0"/>
-          <w:i w:val="0"/>
-        </w:rPr>
-        <w:t>Отдельно frozen v2 исправил evaluator и выбирал UCSGP только на author-disjoint development deletions. Выбранная конфигурация прошла development, но overscrubbed все пять confirmation seeds: normalized exact recovery равен 4,957–8,632 при требуемом интервале 0,8–1,25. Пройдены 8/12 gates, включая минимум 30,48x speedup и нулевой reload recurrence, но провалены recovery, paraphrase, retain и membership matching. Это усиливает falsifiable methodology, сохраняя отрицательный итог метода.</w:t>
+        <w:t xml:space="preserve"> против 5 у полного typed-аудита и 45 у native service status. Активный поиск bounded recovery-графа потребовал 7 проб против 13 у frozen random и 49 у exhaustive; greedy получил те же 7. В 20 парных опытах с реальными локальными процессами targeted plan был геометрически в 17,64 раза быстрее rebuild-all и записал на 94,62% меньше байтов. Temporal проверка обнаружила 30/30 латентных рисков и после controls дала 0/30 возвратов. Exact solvers совпали с exhaustive oracles в 3072/3072 и 16 384/16 384 конфигурациях. Быстрые unlearning-кандидаты на Qwen2.5-1.5B не прошли все frozen gates, поэтому exact retraining сохранён как безопасный fallback. Результаты относятся к зарегистрированным topology и transition envelopes; production FaceID/eGov и независимый hidden challenge не заявляются.</w:t>
       </w:r>
     </w:p>
     <w:p>
@@ -557,7 +462,7 @@
           <w:b w:val="0"/>
           <w:i w:val="0"/>
         </w:rPr>
-        <w:t xml:space="preserve"> удаление биометрии; machine unlearning; происхождение данных; временное удаление; regeneration witness; проверяемое удаление; остаточный путь; минимальная ремедиация; fail-closed аудит.</w:t>
+        <w:t xml:space="preserve"> проверяемое удаление, machine unlearning, data lineage, temporal replay, биометрия, fail-closed, сертификат удаления.</w:t>
       </w:r>
     </w:p>
     <w:p>
@@ -578,7 +483,7 @@
           <w:b w:val="0"/>
           <w:i w:val="0"/>
         </w:rPr>
-        <w:t>Биометрическая система редко хранит данные человека в одном месте. Исходное изображение может породить шаблон лица; шаблон индексируется в векторной базе и кэшируется; обучающая запись влияет на модель; резервная копия сохраняет старое состояние; аудиторский сервис хранит метаданные. Поэтому удаление только исходной строки создаёт опасный ложный результат: интерфейс сообщает «удалено», хотя пригодный для восстановления, сопоставления или вывода производный объект остаётся.</w:t>
+        <w:t>Право на удаление и внутренние политики организаций требуют устранить данные одного человека. На практике одно событие порождает цепочку артефактов: исходную запись, нормализованный профиль, биометрический template, поисковый vector, cache, журнал, export, backup и параметры модели. Каждый компонент может вернуть успешную локальную квитанцию, хотя система в целом продолжает использовать человека.</w:t>
       </w:r>
     </w:p>
     <w:p>
@@ -591,7 +496,7 @@
           <w:b w:val="0"/>
           <w:i w:val="0"/>
         </w:rPr>
-        <w:t>Проблема не ограничена одной программой. Удалённая идентификация, пограничный контроль, банковский KYC, школьный доступ и распознавание лица используют разные инфраструктуры, но общий вопрос один: какие достижимые объекты после запроса на удаление всё ещё позволяют сопоставить, восстановить, обработать или статистически раскрыть данные субъекта? Одна подписанная квитанция этого не доказывает. Корректная подпись подтверждает автора и целостность сообщения, но не успех всех внутренних операций.</w:t>
+        <w:t>Существующие направления решают части задачи. Data lineage описывает происхождение данных [9]. Machine unlearning уменьшает влияние обучающих примеров [1, 2], а verification-of-unlearning оценивает доказательность результата [3–8]. Политики удаления и патенты рассматривают lineage, backup и receipts [10–12, 16, 18]. Однако локальное доказательство одной части нельзя автоматически перенести на физические производные, модель и будущую регенерацию одновременно.</w:t>
       </w:r>
     </w:p>
     <w:p>
@@ -604,259 +509,33 @@
           <w:b w:val="0"/>
           <w:i w:val="0"/>
         </w:rPr>
-        <w:t xml:space="preserve">Machine unlearning изучает устранение влияния обучающих данных из модели. Происхождение данных описывает связи между исходными и производными объектами. Исследования доказуемого удаления рассматривают проверяемые утверждения. Методы оптимизации позволяют выбирать дешёвые наборы действий. Каждая область решает часть задачи. EraSeMap проверяет более узкую системную гипотезу: можно ли объединить эти части в один относящийся к конкретному субъекту, закрывающийся только при доказанном успехе контракт, который возвращает воспроизводимый вердикт и конкретное исправление вместо неподтверждённого обещания? Основное представление — </w:t>
+        <w:t>Исследовательский вопрос работы:</w:t>
       </w:r>
-      <w:r>
-        <w:rPr>
-          <w:rFonts w:ascii="Calibri" w:hAnsi="Calibri" w:eastAsia="Calibri"/>
-          <w:b/>
-          <w:i w:val="0"/>
-        </w:rPr>
-        <w:t>Proof-Carrying Unlearning Graph (PCUG; граф удаления с проверяемым доказательством)</w:t>
-      </w:r>
+    </w:p>
+    <w:p>
+      <w:pPr>
+        <w:pStyle w:val="Callout"/>
+      </w:pPr>
       <w:r>
         <w:rPr>
           <w:rFonts w:ascii="Calibri" w:hAnsi="Calibri" w:eastAsia="Calibri"/>
           <w:b w:val="0"/>
           <w:i w:val="0"/>
         </w:rPr>
-        <w:t xml:space="preserve">; объект исправления — </w:t>
+        <w:t>Как выдать один проверяемый subject-level вердикт удаления, который одновременно учитывает физические копии, производные, влияние в модели и зарегистрированные будущие пути восстановления?</w:t>
       </w:r>
-      <w:r>
-        <w:rPr>
-          <w:rFonts w:ascii="Calibri" w:hAnsi="Calibri" w:eastAsia="Calibri"/>
-          <w:b/>
-          <w:i w:val="0"/>
-        </w:rPr>
-        <w:t>Counterfactual Deletion Cut (CDC; контрфактический разрез удаления)</w:t>
-      </w:r>
+    </w:p>
+    <w:p>
+      <w:pPr>
+        <w:widowControl/>
+      </w:pPr>
       <w:r>
         <w:rPr>
           <w:rFonts w:ascii="Calibri" w:hAnsi="Calibri" w:eastAsia="Calibri"/>
           <w:b w:val="0"/>
           <w:i w:val="0"/>
         </w:rPr>
-        <w:t>.</w:t>
-      </w:r>
-    </w:p>
-    <w:p>
-      <w:pPr>
-        <w:widowControl/>
-      </w:pPr>
-      <w:r>
-        <w:rPr>
-          <w:rFonts w:ascii="Calibri" w:hAnsi="Calibri" w:eastAsia="Calibri"/>
-          <w:b w:val="0"/>
-          <w:i w:val="0"/>
-        </w:rPr>
-        <w:t>Исследовательский вопрос:</w:t>
-      </w:r>
-    </w:p>
-    <w:p>
-      <w:pPr>
-        <w:pStyle w:val="Callout"/>
-      </w:pPr>
-      <w:r>
-        <w:rPr>
-          <w:rFonts w:ascii="Calibri" w:hAnsi="Calibri" w:eastAsia="Calibri"/>
-          <w:b w:val="0"/>
-          <w:i w:val="0"/>
-        </w:rPr>
-        <w:t>Может ли доказательный аудит остаточных путей предотвращать ложные заявления о полном удалении биометрических данных и выбирать проверяемый минимальный по стоимости план ремедиации в неоднородной инфраструктуре хранения и моделей?</w:t>
-      </w:r>
-    </w:p>
-    <w:p>
-      <w:pPr>
-        <w:widowControl/>
-      </w:pPr>
-      <w:r>
-        <w:rPr>
-          <w:rFonts w:ascii="Calibri" w:hAnsi="Calibri" w:eastAsia="Calibri"/>
-          <w:b/>
-          <w:i w:val="0"/>
-        </w:rPr>
-        <w:t>Цель.</w:t>
-      </w:r>
-      <w:r>
-        <w:rPr>
-          <w:rFonts w:ascii="Calibri" w:hAnsi="Calibri" w:eastAsia="Calibri"/>
-          <w:b w:val="0"/>
-          <w:i w:val="0"/>
-        </w:rPr>
-        <w:t xml:space="preserve"> Разработать и проверить воспроизводимый метод, который обнаруживает незакрытые обязательства удаления одного субъекта, объясняет кратчайший известный путь ошибки и выбирает разрешённое недорогое исправление, обязательно проходящее повторный аудит.</w:t>
-      </w:r>
-    </w:p>
-    <w:p>
-      <w:pPr>
-        <w:widowControl/>
-      </w:pPr>
-      <w:r>
-        <w:rPr>
-          <w:rFonts w:ascii="Calibri" w:hAnsi="Calibri" w:eastAsia="Calibri"/>
-          <w:b/>
-          <w:i w:val="0"/>
-        </w:rPr>
-        <w:t>Объект исследования.</w:t>
-      </w:r>
-      <w:r>
-        <w:rPr>
-          <w:rFonts w:ascii="Calibri" w:hAnsi="Calibri" w:eastAsia="Calibri"/>
-          <w:b w:val="0"/>
-          <w:i w:val="0"/>
-        </w:rPr>
-        <w:t xml:space="preserve"> Операционные процессы удаления данных в неоднородных биометрических информационных системах.</w:t>
-      </w:r>
-    </w:p>
-    <w:p>
-      <w:pPr>
-        <w:widowControl/>
-      </w:pPr>
-      <w:r>
-        <w:rPr>
-          <w:rFonts w:ascii="Calibri" w:hAnsi="Calibri" w:eastAsia="Calibri"/>
-          <w:b/>
-          <w:i w:val="0"/>
-        </w:rPr>
-        <w:t>Предмет исследования.</w:t>
-      </w:r>
-      <w:r>
-        <w:rPr>
-          <w:rFonts w:ascii="Calibri" w:hAnsi="Calibri" w:eastAsia="Calibri"/>
-          <w:b w:val="0"/>
-          <w:i w:val="0"/>
-        </w:rPr>
-        <w:t xml:space="preserve"> Связь типизированного lineage, обязательного количественного evidence, повторного исполнения действий, ложных COMPLETE и стоимости ремедиации.</w:t>
-      </w:r>
-    </w:p>
-    <w:p>
-      <w:pPr>
-        <w:widowControl/>
-      </w:pPr>
-      <w:r>
-        <w:rPr>
-          <w:rFonts w:ascii="Calibri" w:hAnsi="Calibri" w:eastAsia="Calibri"/>
-          <w:b/>
-          <w:i w:val="0"/>
-        </w:rPr>
-        <w:t>Гипотеза H1.</w:t>
-      </w:r>
-      <w:r>
-        <w:rPr>
-          <w:rFonts w:ascii="Calibri" w:hAnsi="Calibri" w:eastAsia="Calibri"/>
-          <w:b w:val="0"/>
-          <w:i w:val="0"/>
-        </w:rPr>
-        <w:t xml:space="preserve"> В случаях, где состояния физических узлов выглядят закрытыми, но обязательный evidence- или replay-канал не выполнен, PCUG даёт меньшую долю ложных COMPLETE, чем аудит только типизированных состояний узлов. Нулевая гипотеза: PCUG не снижает эту долю.</w:t>
-      </w:r>
-    </w:p>
-    <w:p>
-      <w:pPr>
-        <w:widowControl/>
-      </w:pPr>
-      <w:r>
-        <w:rPr>
-          <w:rFonts w:ascii="Calibri" w:hAnsi="Calibri" w:eastAsia="Calibri"/>
-          <w:b/>
-          <w:i w:val="0"/>
-        </w:rPr>
-        <w:t>Гипотеза H2.</w:t>
-      </w:r>
-      <w:r>
-        <w:rPr>
-          <w:rFonts w:ascii="Calibri" w:hAnsi="Calibri" w:eastAsia="Calibri"/>
-          <w:b w:val="0"/>
-          <w:i w:val="0"/>
-        </w:rPr>
-        <w:t xml:space="preserve"> В зарегистрированной multi-service топологии exact CDC требует меньше измеренного времени и записанных байтов, чем rebuild-all, сохраняя тот же replayed COMPLETE и те же неудаляемые идентичности. Нулевая гипотеза: при одинаковом criterion завершения целевая CDC не имеет преимущества.</w:t>
-      </w:r>
-    </w:p>
-    <w:p>
-      <w:pPr>
-        <w:widowControl/>
-      </w:pPr>
-      <w:r>
-        <w:rPr>
-          <w:rFonts w:ascii="Calibri" w:hAnsi="Calibri" w:eastAsia="Calibri"/>
-          <w:b/>
-          <w:i w:val="0"/>
-        </w:rPr>
-        <w:t>Гипотеза H3.</w:t>
-      </w:r>
-      <w:r>
-        <w:rPr>
-          <w:rFonts w:ascii="Calibri" w:hAnsi="Calibri" w:eastAsia="Calibri"/>
-          <w:b w:val="0"/>
-          <w:i w:val="0"/>
-        </w:rPr>
-        <w:t xml:space="preserve"> В зарегистрированной временной топологии RSE отличает latent carriers, способные вернуть остаток, от carriers с корректными guards, тогда как snapshot-only и blanket-carrier baselines ошибаются на разных сторонах этого различия. Нулевая гипотеза: RSE не улучшает одновременно обнаружение риска и specificity безопасных случаев.</w:t>
-      </w:r>
-    </w:p>
-    <w:p>
-      <w:pPr>
-        <w:widowControl/>
-      </w:pPr>
-      <w:r>
-        <w:rPr>
-          <w:rFonts w:ascii="Calibri" w:hAnsi="Calibri" w:eastAsia="Calibri"/>
-          <w:b/>
-          <w:i w:val="0"/>
-        </w:rPr>
-        <w:t>Гипотеза H4.</w:t>
-      </w:r>
-      <w:r>
-        <w:rPr>
-          <w:rFonts w:ascii="Calibri" w:hAnsi="Calibri" w:eastAsia="Calibri"/>
-          <w:b w:val="0"/>
-          <w:i w:val="0"/>
-        </w:rPr>
-        <w:t xml:space="preserve"> В конечном заявленном topology envelope единый exact TRE-план предотвращает каждый зарегистрированный путь регенерации с меньшей заявленной стоимостью, чем blanket destruction, тогда как nominal MSC может провалиться после topology shift. Нулевая гипотеза: robust replay не даёт преимущества по безопасности и стоимости.</w:t>
-      </w:r>
-    </w:p>
-    <w:p>
-      <w:pPr>
-        <w:widowControl/>
-      </w:pPr>
-      <w:r>
-        <w:rPr>
-          <w:rFonts w:ascii="Calibri" w:hAnsi="Calibri" w:eastAsia="Calibri"/>
-          <w:b/>
-          <w:i w:val="0"/>
-        </w:rPr>
-        <w:t>Гипотеза H6.</w:t>
-      </w:r>
-      <w:r>
-        <w:rPr>
-          <w:rFonts w:ascii="Calibri" w:hAnsi="Calibri" w:eastAsia="Calibri"/>
-          <w:b w:val="0"/>
-          <w:i w:val="0"/>
-        </w:rPr>
-        <w:t xml:space="preserve"> В зафиксированном конечном каталоге adaptive minimax interventions восстанавливают точный граф или значимый для удаления класс путей меньшим числом probes, чем frozen random или exhaustive testing, одновременно fail-closed обрабатывая недостающие evidence и outside-catalogue поведение. Нулевая гипотеза: active selection не даёт преимущества по probes или безопасности при одинаковом каталоге и evidence contract.</w:t>
-      </w:r>
-    </w:p>
-    <w:p>
-      <w:pPr>
-        <w:widowControl/>
-      </w:pPr>
-      <w:r>
-        <w:rPr>
-          <w:rFonts w:ascii="Calibri" w:hAnsi="Calibri" w:eastAsia="Calibri"/>
-          <w:b w:val="0"/>
-          <w:i w:val="0"/>
-        </w:rPr>
-        <w:t>Задачи работы: формализовать завершённость удаления; реализовать evaluator и optimizer; машинно проверить ограниченные гарантии; сравнить фиксированные baselines; измерить систему с реальными процессами; явно определить границу внешней валидности.</w:t>
-      </w:r>
-    </w:p>
-    <w:p>
-      <w:pPr>
-        <w:widowControl/>
-      </w:pPr>
-      <w:r>
-        <w:rPr>
-          <w:rFonts w:ascii="Calibri" w:hAnsi="Calibri" w:eastAsia="Calibri"/>
-          <w:b w:val="0"/>
-          <w:i w:val="0"/>
-        </w:rPr>
-        <w:t>Ограниченный вклад работы состоит из семи частей:</w:t>
+        <w:t>Вклад работы:</w:t>
       </w:r>
     </w:p>
     <w:p>
@@ -875,7 +554,7 @@
           <w:b w:val="0"/>
           <w:i w:val="0"/>
         </w:rPr>
-        <w:t>Типизированная модель остаточных путей, в которой физические объекты, влияние на модель, неизвестное доказательство и блокировка политикой имеют разные смыслы.</w:t>
+        <w:t>единый трёхстадийный fail-closed алгоритм FIND–ERASE–PROVE;</w:t>
       </w:r>
     </w:p>
     <w:p>
@@ -894,7 +573,7 @@
           <w:b w:val="0"/>
           <w:i w:val="0"/>
         </w:rPr>
-        <w:t>Трёхзначное правило завершения, работающее fail-closed, возвращающее кратчайший контрпример и требующее успешного replay после исправления.</w:t>
+        <w:t>формальная типизированная модель физического, производного и model-channel evidence;</w:t>
       </w:r>
     </w:p>
     <w:p>
@@ -913,7 +592,7 @@
           <w:b w:val="0"/>
           <w:i w:val="0"/>
         </w:rPr>
-        <w:t>Конечная задача минимального CDC с машинно проверенной теоремой оптимальности и сопоставлением исполняемого алгоритма с полным перебором.</w:t>
+        <w:t>exact minimum-cost selection с контрпримером при невозможности удаления;</w:t>
       </w:r>
     </w:p>
     <w:p>
@@ -932,7 +611,7 @@
           <w:b w:val="0"/>
           <w:i w:val="0"/>
         </w:rPr>
-        <w:t>Многоуровневая оценка на контролируемых ошибках, официальных внешних структурах, реальных локальных сервисах и ограниченном канале face unlearning с сохранением отрицательных результатов и границ независимости.</w:t>
+        <w:t>temporal replay, запрещающий сертификат при возможной регенерации;</w:t>
       </w:r>
     </w:p>
     <w:p>
@@ -951,7 +630,7 @@
           <w:b w:val="0"/>
           <w:i w:val="0"/>
         </w:rPr>
-        <w:t>Временной слой RSE, вычисляющий registered reachable closure, кратчайший regeneration witness, fail-closed transition coverage и точный минимальный стабилизирующий разрез.</w:t>
+        <w:t>обязательное сравнение machine unlearning с exact retraining и сохранение отрицательных результатов;</w:t>
       </w:r>
     </w:p>
     <w:p>
@@ -970,26 +649,7 @@
           <w:b w:val="0"/>
           <w:i w:val="0"/>
         </w:rPr>
-        <w:t>Topology-robust слой TRE, выбирающий единый минимальный план по конечному uncertainty envelope и возвращающий кратчайший adversarial witness и robustness premium относительно nominal MSC.</w:t>
-      </w:r>
-    </w:p>
-    <w:p>
-      <w:pPr>
-        <w:pStyle w:val="NumberedItem"/>
-      </w:pPr>
-      <w:r>
-        <w:rPr>
-          <w:rFonts w:ascii="Calibri" w:hAnsi="Calibri" w:eastAsia="Calibri"/>
-        </w:rPr>
-        <w:t xml:space="preserve">7. </w:t>
-      </w:r>
-      <w:r>
-        <w:rPr>
-          <w:rFonts w:ascii="Calibri" w:hAnsi="Calibri" w:eastAsia="Calibri"/>
-          <w:b w:val="0"/>
-          <w:i w:val="0"/>
-        </w:rPr>
-        <w:t>Слой GhostGraph, активно сужающий конечное пространство топологий, независимо проверяющий каждый minimax-выбор отдельным oracle и предоставляющий blind signed protocol для будущей внешней оценки.</w:t>
+        <w:t>воспроизводимая многоуровневая оценка на bounded graphs, реальных локальных процессах, stock services, face data и открытой модели Qwen2.5-1.5B.</w:t>
       </w:r>
     </w:p>
     <w:p>
@@ -1009,7 +669,7 @@
         <w:drawing>
           <wp:inline xmlns:a="http://schemas.openxmlformats.org/drawingml/2006/main" xmlns:pic="http://schemas.openxmlformats.org/drawingml/2006/picture">
             <wp:extent cx="5577840" cy="2726944"/>
-            <wp:docPr id="1" name="Picture 1" descr="Схема: один запрос удаления проходит пять обязательных этапов и заканчивается COMPLETE_WITHIN_ENVELOPE, INCOMPLETE или UNVERIFIED." title="Рисунок 1"/>
+            <wp:docPr id="1" name="Picture 1" descr="Схема: один запрос удаления проходит три обязательных шага FIND, ERASE и PROVE и заканчивается COMPLETE_WITHIN_ENVELOPE, INCOMPLETE или UNVERIFIED." title="Рисунок 1"/>
             <wp:cNvGraphicFramePr>
               <a:graphicFrameLocks noChangeAspect="1"/>
             </wp:cNvGraphicFramePr>
@@ -1046,7 +706,7 @@
         <w:keepNext w:val="0"/>
       </w:pPr>
       <w:r>
-        <w:t>Рисунок 1. Один алгоритм EraSeMap: карта, обнаружение, минимизация, проверка во времени и сертификат. Составлено автором по протоколу EraSeMap.</w:t>
+        <w:t>Рисунок 1. Один алгоритм EraSeMap: FIND, ERASE и PROVE. Составлено автором по протоколу EraSeMap.</w:t>
       </w:r>
     </w:p>
     <w:p>
@@ -1059,7 +719,7 @@
           <w:b w:val="0"/>
           <w:i w:val="0"/>
         </w:rPr>
-        <w:t>Cao и Yang сформулировали machine unlearning как удаление данных и их lineage из обучающихся систем [1]. Bourtoule и соавторы предложили SISA для снижения стоимости переобучения путём изоляции состояния обучения [2]. Sommer и соавторы описали проверку unlearning как статистическую проверку гипотез [3]. Weng и соавторы предложили algorithm-level proof of unlearning с аутентифицированным lineage [4], а Eisenhofer и соавторы исследовали криптографически проверяемое unlearning [5]. Chourasia и Shah показали, что сходство с переобучением само по себе не даёт полной гарантии приватности, особенно при последовательных публикациях моделей [6]. Zhang и соавторы продемонстрировали возможность обхода некоторых проверок нечестным провайдером [7]. Koloskova и соавторы разработали certified unlearning нейросетей в отдельной формальной модели гарантий [8]. Стандарт W3C PROV задаёт словарь сущностей, действий, агентов и происхождения [9].</w:t>
+        <w:t>EraSeMap не заявляет изобретение lineage graphs, set cover, active testing, temporal model checking, machine unlearning или цифровой подписи. Новизна формулируется уже и проверяемее: это композиция всех обязательств в одном subject-level decision rule, где ни одна локальная квитанция не может самостоятельно создать положительный verdict.</w:t>
       </w:r>
     </w:p>
     <w:p>
@@ -1072,15 +732,15 @@
           <w:b w:val="0"/>
           <w:i w:val="0"/>
         </w:rPr>
-        <w:t xml:space="preserve">Поэтому EraSeMap </w:t>
+        <w:t xml:space="preserve">В отличие от обычного lineage-аудита, важен не только тип узла, но и пригодный путь от субъекта к активному артефакту. В отличие от model-only unlearning, удаление влияния в модели не закрывает backup, cache или vector index. В отличие от snapshot testing, текущая пустота не доказывает, что restore не вернёт объект. В отличие от универсального обещания, </w:t>
       </w:r>
       <w:r>
         <w:rPr>
-          <w:rFonts w:ascii="Calibri" w:hAnsi="Calibri" w:eastAsia="Calibri"/>
-          <w:b/>
-          <w:i w:val="0"/>
+          <w:rFonts w:ascii="Menlo" w:hAnsi="Menlo" w:eastAsia="Menlo"/>
+          <w:color w:val="173B57"/>
+          <w:sz w:val="19"/>
         </w:rPr>
-        <w:t>не</w:t>
+        <w:t>COMPLETE_WITHIN_ENVELOPE</w:t>
       </w:r>
       <w:r>
         <w:rPr>
@@ -1088,7 +748,23 @@
           <w:b w:val="0"/>
           <w:i w:val="0"/>
         </w:rPr>
-        <w:t xml:space="preserve"> заявляет изобретение provenance-графов, обхода lineage, machine unlearning, exact retraining, доказательств удаления, цифровых подписей, кратчайших путей, set cover или minimum cut. Патентный обзор также выявил более ранние решения для lineage-aware удаления, производных хранилищ, резервных копий и аудируемого подтверждения [10–12].</w:t>
+        <w:t xml:space="preserve"> явно ограничивает гарантию зарегистрированной системой.</w:t>
+      </w:r>
+    </w:p>
+    <w:p>
+      <w:pPr>
+        <w:pStyle w:val="Heading1"/>
+      </w:pPr>
+      <w:r>
+        <w:t>3. Модель системы</w:t>
+      </w:r>
+    </w:p>
+    <w:p>
+      <w:pPr>
+        <w:pStyle w:val="Heading2"/>
+      </w:pPr>
+      <w:r>
+        <w:t>3.1 Типизированный граф</w:t>
       </w:r>
     </w:p>
     <w:p>
@@ -1101,107 +777,14 @@
           <w:b w:val="0"/>
           <w:i w:val="0"/>
         </w:rPr>
-        <w:t>Robust и probabilistic set covering уже решают задачи покрытия при неопределённости [17]. Synthetic test subjects и проверки уникальных deletion tokens также присутствуют в патентных claims [18]. Поэтому TRE не заявляет изобретение robust optimization или deletion canaries; рабочий вклад — их ограниченная композиция с temporal subject erasure, fail-closed scenario evidence, exact all-scenario replay и adversarial regeneration witness.</w:t>
+        <w:t>Пусть система представлена графом</w:t>
       </w:r>
     </w:p>
     <w:p>
       <w:pPr>
-        <w:widowControl/>
+        <w:pStyle w:val="CodeBlock"/>
       </w:pPr>
       <w:r>
-        <w:rPr>
-          <w:rFonts w:ascii="Calibri" w:hAnsi="Calibri" w:eastAsia="Calibri"/>
-          <w:b w:val="0"/>
-          <w:i w:val="0"/>
-        </w:rPr>
-        <w:t>Рабочая граница новизны — проверяемая композиция:</w:t>
-      </w:r>
-    </w:p>
-    <w:p>
-      <w:pPr>
-        <w:pStyle w:val="Callout"/>
-      </w:pPr>
-      <w:r>
-        <w:rPr>
-          <w:rFonts w:ascii="Calibri" w:hAnsi="Calibri" w:eastAsia="Calibri"/>
-          <w:b w:val="0"/>
-          <w:i w:val="0"/>
-        </w:rPr>
-        <w:t>Subject-scoped fail-closed контракт объединяет зарегистрированные физические объекты, request-scoped влияние на модель, обязательные количественные каналы проверки, повторно исполняемые действия и независимо пересчитываемое evidence в единый трёхзначный вердикт, кратчайший остаточный контрпример и минимальный по стоимости план ремедиации.</w:t>
-      </w:r>
-    </w:p>
-    <w:p>
-      <w:pPr>
-        <w:widowControl/>
-      </w:pPr>
-      <w:r>
-        <w:rPr>
-          <w:rFonts w:ascii="Calibri" w:hAnsi="Calibri" w:eastAsia="Calibri"/>
-          <w:b w:val="0"/>
-          <w:i w:val="0"/>
-        </w:rPr>
-        <w:t>Это исследовательская гипотеза, а не утверждение «первый в мире». Более сильное заявление требует независимо созданного hidden benchmark и расширенного профессионального патентного поиска.</w:t>
-      </w:r>
-    </w:p>
-    <w:p>
-      <w:pPr>
-        <w:pStyle w:val="Heading1"/>
-      </w:pPr>
-      <w:r>
-        <w:t>3. Модель системы и угроз</w:t>
-      </w:r>
-    </w:p>
-    <w:p>
-      <w:pPr>
-        <w:pStyle w:val="Heading2"/>
-      </w:pPr>
-      <w:r>
-        <w:t>3.1 Область действия</w:t>
-      </w:r>
-    </w:p>
-    <w:p>
-      <w:pPr>
-        <w:widowControl/>
-      </w:pPr>
-      <w:r>
-        <w:rPr>
-          <w:rFonts w:ascii="Calibri" w:hAnsi="Calibri" w:eastAsia="Calibri"/>
-          <w:b w:val="0"/>
-          <w:i w:val="0"/>
-        </w:rPr>
-        <w:t>Единица аудита — один запрос на удаление одного субъекта. Доверенная граница включает зарегистрированную топологию, локальные проверки для разных типов объектов, зафиксированную политику аудита и вычислитель, который пересчитывает результат по каноническому evidence. Оператор может ошибаться, пропускать действия или предоставлять неполные доказательства. Модель не гарантирует обнаружение незарегистрированного сервиса, скрытого тем же злонамеренным провайдером. Полнота топологии и корректность локальных проверок являются явными предпосылками.</w:t>
-      </w:r>
-    </w:p>
-    <w:p>
-      <w:pPr>
-        <w:pStyle w:val="Heading2"/>
-      </w:pPr>
-      <w:r>
-        <w:t>3.2 Типизированный операционный граф</w:t>
-      </w:r>
-    </w:p>
-    <w:p>
-      <w:pPr>
-        <w:widowControl/>
-      </w:pPr>
-      <w:r>
-        <w:rPr>
-          <w:rFonts w:ascii="Calibri" w:hAnsi="Calibri" w:eastAsia="Calibri"/>
-          <w:b w:val="0"/>
-          <w:i w:val="0"/>
-        </w:rPr>
-        <w:t>Пусть зарегистрированная топология удаления — конечный ориентированный граф</w:t>
-      </w:r>
-    </w:p>
-    <w:p>
-      <w:pPr>
-        <w:pStyle w:val="Formula"/>
-      </w:pPr>
-      <w:r>
-        <w:rPr>
-          <w:rFonts w:ascii="Cambria Math" w:hAnsi="Cambria Math" w:eastAsia="Cambria Math"/>
-          <w:sz w:val="23"/>
-        </w:rPr>
         <w:t>G = (V, E, τ, s),</w:t>
       </w:r>
     </w:p>
@@ -1219,9 +802,9 @@
       </w:r>
       <w:r>
         <w:rPr>
-          <w:rFonts w:ascii="Calibri" w:hAnsi="Calibri" w:eastAsia="Calibri"/>
-          <w:b/>
-          <w:i w:val="0"/>
+          <w:rFonts w:ascii="Menlo" w:hAnsi="Menlo" w:eastAsia="Menlo"/>
+          <w:color w:val="173B57"/>
+          <w:sz w:val="19"/>
         </w:rPr>
         <w:t>V</w:t>
       </w:r>
@@ -1231,13 +814,13 @@
           <w:b w:val="0"/>
           <w:i w:val="0"/>
         </w:rPr>
-        <w:t xml:space="preserve"> — множество объектов, </w:t>
+        <w:t xml:space="preserve"> — артефакты и сервисы, </w:t>
       </w:r>
       <w:r>
         <w:rPr>
-          <w:rFonts w:ascii="Calibri" w:hAnsi="Calibri" w:eastAsia="Calibri"/>
-          <w:b/>
-          <w:i w:val="0"/>
+          <w:rFonts w:ascii="Menlo" w:hAnsi="Menlo" w:eastAsia="Menlo"/>
+          <w:color w:val="173B57"/>
+          <w:sz w:val="19"/>
         </w:rPr>
         <w:t>E</w:t>
       </w:r>
@@ -1247,15 +830,15 @@
           <w:b w:val="0"/>
           <w:i w:val="0"/>
         </w:rPr>
-        <w:t xml:space="preserve"> — рёбра копирования или происхождения, </w:t>
+        <w:t xml:space="preserve"> — операции происхождения или восстановления, </w:t>
       </w:r>
       <w:r>
         <w:rPr>
-          <w:rFonts w:ascii="Calibri" w:hAnsi="Calibri" w:eastAsia="Calibri"/>
-          <w:b/>
-          <w:i w:val="0"/>
+          <w:rFonts w:ascii="Menlo" w:hAnsi="Menlo" w:eastAsia="Menlo"/>
+          <w:color w:val="173B57"/>
+          <w:sz w:val="19"/>
         </w:rPr>
-        <w:t>τ(v)</w:t>
+        <w:t>τ</w:t>
       </w:r>
       <w:r>
         <w:rPr>
@@ -1263,15 +846,15 @@
           <w:b w:val="0"/>
           <w:i w:val="0"/>
         </w:rPr>
-        <w:t xml:space="preserve"> — тип объекта, </w:t>
+        <w:t xml:space="preserve"> — типы узлов и рёбер, </w:t>
       </w:r>
       <w:r>
         <w:rPr>
-          <w:rFonts w:ascii="Calibri" w:hAnsi="Calibri" w:eastAsia="Calibri"/>
-          <w:b/>
-          <w:i w:val="0"/>
+          <w:rFonts w:ascii="Menlo" w:hAnsi="Menlo" w:eastAsia="Menlo"/>
+          <w:color w:val="173B57"/>
+          <w:sz w:val="19"/>
         </w:rPr>
-        <w:t>s(v)</w:t>
+        <w:t>s</w:t>
       </w:r>
       <w:r>
         <w:rPr>
@@ -1279,26 +862,13 @@
           <w:b w:val="0"/>
           <w:i w:val="0"/>
         </w:rPr>
-        <w:t xml:space="preserve"> — наблюдаемое состояние жизненного цикла. Типы: исходная запись, биометрический шаблон, элемент поискового индекса, кэш, резервная копия, влияние на модель и аудиторская квитанция. Рёбра описывают копирование, derivation, indexing, backup, training use или supersession.</w:t>
-      </w:r>
-    </w:p>
-    <w:p>
-      <w:pPr>
-        <w:widowControl/>
-      </w:pPr>
-      <w:r>
-        <w:rPr>
-          <w:rFonts w:ascii="Calibri" w:hAnsi="Calibri" w:eastAsia="Calibri"/>
-          <w:b w:val="0"/>
-          <w:i w:val="0"/>
-        </w:rPr>
-        <w:t xml:space="preserve">Для субъекта </w:t>
+        <w:t xml:space="preserve"> — subject binding. Для субъекта </w:t>
       </w:r>
       <w:r>
         <w:rPr>
-          <w:rFonts w:ascii="Calibri" w:hAnsi="Calibri" w:eastAsia="Calibri"/>
-          <w:b/>
-          <w:i w:val="0"/>
+          <w:rFonts w:ascii="Menlo" w:hAnsi="Menlo" w:eastAsia="Menlo"/>
+          <w:color w:val="173B57"/>
+          <w:sz w:val="19"/>
         </w:rPr>
         <w:t>u</w:t>
       </w:r>
@@ -1308,15 +878,15 @@
           <w:b w:val="0"/>
           <w:i w:val="0"/>
         </w:rPr>
-        <w:t xml:space="preserve"> обозначим </w:t>
+        <w:t xml:space="preserve"> множество пригодных остаточных путей обозначается </w:t>
       </w:r>
       <w:r>
         <w:rPr>
-          <w:rFonts w:ascii="Calibri" w:hAnsi="Calibri" w:eastAsia="Calibri"/>
-          <w:b/>
-          <w:i w:val="0"/>
+          <w:rFonts w:ascii="Menlo" w:hAnsi="Menlo" w:eastAsia="Menlo"/>
+          <w:color w:val="173B57"/>
+          <w:sz w:val="19"/>
         </w:rPr>
-        <w:t>Sᵤ ⊆ V</w:t>
+        <w:t>Rᵤ(G)</w:t>
       </w:r>
       <w:r>
         <w:rPr>
@@ -1324,15 +894,15 @@
           <w:b w:val="0"/>
           <w:i w:val="0"/>
         </w:rPr>
-        <w:t xml:space="preserve"> как его зарегистрированные источники, а </w:t>
+        <w:t xml:space="preserve">. Путь считается активным, если его конечный артефакт может хранить, выдавать, распознавать или восстанавливать информацию о </w:t>
       </w:r>
       <w:r>
         <w:rPr>
-          <w:rFonts w:ascii="Calibri" w:hAnsi="Calibri" w:eastAsia="Calibri"/>
-          <w:b/>
-          <w:i w:val="0"/>
+          <w:rFonts w:ascii="Menlo" w:hAnsi="Menlo" w:eastAsia="Menlo"/>
+          <w:color w:val="173B57"/>
+          <w:sz w:val="19"/>
         </w:rPr>
-        <w:t>Tᵤ ⊆ V</w:t>
+        <w:t>u</w:t>
       </w:r>
       <w:r>
         <w:rPr>
@@ -1340,19 +910,7 @@
           <w:b w:val="0"/>
           <w:i w:val="0"/>
         </w:rPr>
-        <w:t xml:space="preserve"> — как объекты, всё ещё пригодные для сопоставления, восстановления, обработки или раскрытия информации. Путь</w:t>
-      </w:r>
-    </w:p>
-    <w:p>
-      <w:pPr>
-        <w:pStyle w:val="Formula"/>
-      </w:pPr>
-      <w:r>
-        <w:rPr>
-          <w:rFonts w:ascii="Cambria Math" w:hAnsi="Cambria Math" w:eastAsia="Cambria Math"/>
-          <w:sz w:val="23"/>
-        </w:rPr>
-        <w:t>π = (v₀, v₁, …, vₖ)</w:t>
+        <w:t>.</w:t>
       </w:r>
     </w:p>
     <w:p>
@@ -1365,15 +923,191 @@
           <w:b w:val="0"/>
           <w:i w:val="0"/>
         </w:rPr>
-        <w:t xml:space="preserve">является активным остаточным путём, если </w:t>
+        <w:t xml:space="preserve">Обязательные каналы </w:t>
+      </w:r>
+      <w:r>
+        <w:rPr>
+          <w:rFonts w:ascii="Menlo" w:hAnsi="Menlo" w:eastAsia="Menlo"/>
+          <w:color w:val="173B57"/>
+          <w:sz w:val="19"/>
+        </w:rPr>
+        <w:t>Cᵤ</w:t>
       </w:r>
       <w:r>
         <w:rPr>
           <w:rFonts w:ascii="Calibri" w:hAnsi="Calibri" w:eastAsia="Calibri"/>
-          <w:b/>
+          <w:b w:val="0"/>
           <w:i w:val="0"/>
         </w:rPr>
-        <w:t>v₀ ∈ Sᵤ</w:t>
+        <w:t xml:space="preserve"> включают:</w:t>
+      </w:r>
+    </w:p>
+    <w:p>
+      <w:pPr>
+        <w:pStyle w:val="ListBullet"/>
+      </w:pPr>
+      <w:r>
+        <w:rPr>
+          <w:rFonts w:ascii="Menlo" w:hAnsi="Menlo" w:eastAsia="Menlo"/>
+          <w:color w:val="173B57"/>
+          <w:sz w:val="19"/>
+        </w:rPr>
+        <w:t>physical</w:t>
+      </w:r>
+      <w:r>
+        <w:rPr>
+          <w:rFonts w:ascii="Calibri" w:hAnsi="Calibri" w:eastAsia="Calibri"/>
+          <w:b w:val="0"/>
+          <w:i w:val="0"/>
+        </w:rPr>
+        <w:t>: исходные и резервные физические артефакты;</w:t>
+      </w:r>
+    </w:p>
+    <w:p>
+      <w:pPr>
+        <w:pStyle w:val="ListBullet"/>
+      </w:pPr>
+      <w:r>
+        <w:rPr>
+          <w:rFonts w:ascii="Menlo" w:hAnsi="Menlo" w:eastAsia="Menlo"/>
+          <w:color w:val="173B57"/>
+          <w:sz w:val="19"/>
+        </w:rPr>
+        <w:t>derivative</w:t>
+      </w:r>
+      <w:r>
+        <w:rPr>
+          <w:rFonts w:ascii="Calibri" w:hAnsi="Calibri" w:eastAsia="Calibri"/>
+          <w:b w:val="0"/>
+          <w:i w:val="0"/>
+        </w:rPr>
+        <w:t>: templates, embeddings, indexes и exports;</w:t>
+      </w:r>
+    </w:p>
+    <w:p>
+      <w:pPr>
+        <w:pStyle w:val="ListBullet"/>
+      </w:pPr>
+      <w:r>
+        <w:rPr>
+          <w:rFonts w:ascii="Menlo" w:hAnsi="Menlo" w:eastAsia="Menlo"/>
+          <w:color w:val="173B57"/>
+          <w:sz w:val="19"/>
+        </w:rPr>
+        <w:t>model</w:t>
+      </w:r>
+      <w:r>
+        <w:rPr>
+          <w:rFonts w:ascii="Calibri" w:hAnsi="Calibri" w:eastAsia="Calibri"/>
+          <w:b w:val="0"/>
+          <w:i w:val="0"/>
+        </w:rPr>
+        <w:t>: влияние в обученной модели;</w:t>
+      </w:r>
+    </w:p>
+    <w:p>
+      <w:pPr>
+        <w:pStyle w:val="ListBullet"/>
+      </w:pPr>
+      <w:r>
+        <w:rPr>
+          <w:rFonts w:ascii="Menlo" w:hAnsi="Menlo" w:eastAsia="Menlo"/>
+          <w:color w:val="173B57"/>
+          <w:sz w:val="19"/>
+        </w:rPr>
+        <w:t>privacy</w:t>
+      </w:r>
+      <w:r>
+        <w:rPr>
+          <w:rFonts w:ascii="Calibri" w:hAnsi="Calibri" w:eastAsia="Calibri"/>
+          <w:b w:val="0"/>
+          <w:i w:val="0"/>
+        </w:rPr>
+        <w:t>: заранее объявленные privacy-proxy проверки;</w:t>
+      </w:r>
+    </w:p>
+    <w:p>
+      <w:pPr>
+        <w:pStyle w:val="ListBullet"/>
+      </w:pPr>
+      <w:r>
+        <w:rPr>
+          <w:rFonts w:ascii="Menlo" w:hAnsi="Menlo" w:eastAsia="Menlo"/>
+          <w:color w:val="173B57"/>
+          <w:sz w:val="19"/>
+        </w:rPr>
+        <w:t>utility</w:t>
+      </w:r>
+      <w:r>
+        <w:rPr>
+          <w:rFonts w:ascii="Calibri" w:hAnsi="Calibri" w:eastAsia="Calibri"/>
+          <w:b w:val="0"/>
+          <w:i w:val="0"/>
+        </w:rPr>
+        <w:t>: качество для retained subjects/tasks;</w:t>
+      </w:r>
+    </w:p>
+    <w:p>
+      <w:pPr>
+        <w:pStyle w:val="ListBullet"/>
+      </w:pPr>
+      <w:r>
+        <w:rPr>
+          <w:rFonts w:ascii="Menlo" w:hAnsi="Menlo" w:eastAsia="Menlo"/>
+          <w:color w:val="173B57"/>
+          <w:sz w:val="19"/>
+        </w:rPr>
+        <w:t>temporal</w:t>
+      </w:r>
+      <w:r>
+        <w:rPr>
+          <w:rFonts w:ascii="Calibri" w:hAnsi="Calibri" w:eastAsia="Calibri"/>
+          <w:b w:val="0"/>
+          <w:i w:val="0"/>
+        </w:rPr>
+        <w:t>: отсутствие возврата после будущих операций;</w:t>
+      </w:r>
+    </w:p>
+    <w:p>
+      <w:pPr>
+        <w:pStyle w:val="ListBullet"/>
+      </w:pPr>
+      <w:r>
+        <w:rPr>
+          <w:rFonts w:ascii="Menlo" w:hAnsi="Menlo" w:eastAsia="Menlo"/>
+          <w:color w:val="173B57"/>
+          <w:sz w:val="19"/>
+        </w:rPr>
+        <w:t>coverage</w:t>
+      </w:r>
+      <w:r>
+        <w:rPr>
+          <w:rFonts w:ascii="Calibri" w:hAnsi="Calibri" w:eastAsia="Calibri"/>
+          <w:b w:val="0"/>
+          <w:i w:val="0"/>
+        </w:rPr>
+        <w:t>: достаточность зарегистрированной instrumentation.</w:t>
+      </w:r>
+    </w:p>
+    <w:p>
+      <w:pPr>
+        <w:widowControl/>
+      </w:pPr>
+      <w:r>
+        <w:rPr>
+          <w:rFonts w:ascii="Calibri" w:hAnsi="Calibri" w:eastAsia="Calibri"/>
+          <w:b w:val="0"/>
+          <w:i w:val="0"/>
+        </w:rPr>
+        <w:t xml:space="preserve">Каждый verifier возвращает </w:t>
+      </w:r>
+      <w:r>
+        <w:rPr>
+          <w:rFonts w:ascii="Menlo" w:hAnsi="Menlo" w:eastAsia="Menlo"/>
+          <w:color w:val="173B57"/>
+          <w:sz w:val="19"/>
+        </w:rPr>
+        <w:t>PASS</w:t>
       </w:r>
       <w:r>
         <w:rPr>
@@ -1385,11 +1119,11 @@
       </w:r>
       <w:r>
         <w:rPr>
-          <w:rFonts w:ascii="Calibri" w:hAnsi="Calibri" w:eastAsia="Calibri"/>
-          <w:b/>
-          <w:i w:val="0"/>
+          <w:rFonts w:ascii="Menlo" w:hAnsi="Menlo" w:eastAsia="Menlo"/>
+          <w:color w:val="173B57"/>
+          <w:sz w:val="19"/>
         </w:rPr>
-        <w:t>vₖ ∈ Tᵤ</w:t>
+        <w:t>FAIL</w:t>
       </w:r>
       <w:r>
         <w:rPr>
@@ -1397,354 +1131,15 @@
           <w:b w:val="0"/>
           <w:i w:val="0"/>
         </w:rPr>
-        <w:t>, каждое ребро активно по политике, а конечный объект не доказанно удалён, безопасно заблокирован, просрочен либо очищен от влияния. Множество остатков:</w:t>
-      </w:r>
-    </w:p>
-    <w:p>
-      <w:pPr>
-        <w:pStyle w:val="Formula"/>
-      </w:pPr>
-      <w:r>
-        <w:rPr>
-          <w:rFonts w:ascii="Cambria Math" w:hAnsi="Cambria Math" w:eastAsia="Cambria Math"/>
-          <w:sz w:val="23"/>
-        </w:rPr>
-        <w:t>Rᵤ(G) = {π | π — активный остаточный путь субъекта u}.</w:t>
-      </w:r>
-    </w:p>
-    <w:p>
-      <w:pPr>
-        <w:widowControl/>
-      </w:pPr>
-      <w:r>
-        <w:rPr>
-          <w:rFonts w:ascii="Calibri" w:hAnsi="Calibri" w:eastAsia="Calibri"/>
-          <w:b w:val="0"/>
-          <w:i w:val="0"/>
-        </w:rPr>
-        <w:t>Так неопределённая фраза «что-то могло остаться» превращается в конкретный контрпример. EraSeMap возвращает кратчайший остаточный путь</w:t>
-      </w:r>
-    </w:p>
-    <w:p>
-      <w:pPr>
-        <w:pStyle w:val="Formula"/>
-      </w:pPr>
-      <w:r>
-        <w:rPr>
-          <w:rFonts w:ascii="Cambria Math" w:hAnsi="Cambria Math" w:eastAsia="Cambria Math"/>
-          <w:sz w:val="23"/>
-        </w:rPr>
-        <w:t>π* = arg min₍π∈Rᵤ(G)₎ |π|</w:t>
-      </w:r>
-    </w:p>
-    <w:p>
-      <w:pPr>
-        <w:widowControl/>
-      </w:pPr>
-      <w:r>
-        <w:rPr>
-          <w:rFonts w:ascii="Calibri" w:hAnsi="Calibri" w:eastAsia="Calibri"/>
-          <w:b w:val="0"/>
-          <w:i w:val="0"/>
-        </w:rPr>
-        <w:t>с детерминированным разрешением равенств. Кратчайший путь не обязательно самый опасный; он является минимальным понятным объяснением для исправления.</w:t>
-      </w:r>
-    </w:p>
-    <w:p>
-      <w:pPr>
-        <w:pStyle w:val="Heading2"/>
-      </w:pPr>
-      <w:r>
-        <w:t>3.3 Evidence для разных типов объектов</w:t>
-      </w:r>
-    </w:p>
-    <w:p>
-      <w:pPr>
-        <w:widowControl/>
-      </w:pPr>
-      <w:r>
-        <w:rPr>
-          <w:rFonts w:ascii="Calibri" w:hAnsi="Calibri" w:eastAsia="Calibri"/>
-          <w:b w:val="0"/>
-          <w:i w:val="0"/>
-        </w:rPr>
-        <w:t>Универсальной квитанции недостаточно, поскольку доказательство зависит от типа. Для исходной строки, шаблона и индекса нужны совпадающий pre-deletion commitment и наблюдаемое отсутствие. Для кэша — invalidation, истечение propagation deadline и наблюдаемое отсутствие. Для backup — допустимый срок истечения или уничтожение ключа шифрования. Для model-influence — зафиксированный протокол, reference exact retraining и количественные проверки utility/privacy. Для заблокированного объекта — реально применённый processing control. Для receipt — корректный envelope, nonce, commitment корня графа и цепочка.</w:t>
-      </w:r>
-    </w:p>
-    <w:p>
-      <w:pPr>
-        <w:widowControl/>
-      </w:pPr>
-      <w:r>
-        <w:rPr>
-          <w:rFonts w:ascii="Calibri" w:hAnsi="Calibri" w:eastAsia="Calibri"/>
-          <w:b w:val="0"/>
-          <w:i w:val="0"/>
-        </w:rPr>
-        <w:t xml:space="preserve">Пусть </w:t>
+        <w:t xml:space="preserve"> или </w:t>
       </w:r>
       <w:r>
         <w:rPr>
-          <w:rFonts w:ascii="Calibri" w:hAnsi="Calibri" w:eastAsia="Calibri"/>
-          <w:b/>
-          <w:i w:val="0"/>
+          <w:rFonts w:ascii="Menlo" w:hAnsi="Menlo" w:eastAsia="Menlo"/>
+          <w:color w:val="173B57"/>
+          <w:sz w:val="19"/>
         </w:rPr>
-        <w:t>Cᵤ</w:t>
-      </w:r>
-      <w:r>
-        <w:rPr>
-          <w:rFonts w:ascii="Calibri" w:hAnsi="Calibri" w:eastAsia="Calibri"/>
-          <w:b w:val="0"/>
-          <w:i w:val="0"/>
-        </w:rPr>
-        <w:t xml:space="preserve"> — обязательные каналы проверки запроса </w:t>
-      </w:r>
-      <w:r>
-        <w:rPr>
-          <w:rFonts w:ascii="Calibri" w:hAnsi="Calibri" w:eastAsia="Calibri"/>
-          <w:b/>
-          <w:i w:val="0"/>
-        </w:rPr>
-        <w:t>u</w:t>
-      </w:r>
-      <w:r>
-        <w:rPr>
-          <w:rFonts w:ascii="Calibri" w:hAnsi="Calibri" w:eastAsia="Calibri"/>
-          <w:b w:val="0"/>
-          <w:i w:val="0"/>
-        </w:rPr>
-        <w:t>. Каждый канал возвращает</w:t>
-      </w:r>
-    </w:p>
-    <w:p>
-      <w:pPr>
-        <w:pStyle w:val="Formula"/>
-      </w:pPr>
-      <w:r>
-        <w:rPr>
-          <w:rFonts w:ascii="Cambria Math" w:hAnsi="Cambria Math" w:eastAsia="Cambria Math"/>
-          <w:sz w:val="23"/>
-        </w:rPr>
-        <w:t>q(c) ∈ {PASS, FAIL, UNKNOWN}.</w:t>
-      </w:r>
-    </w:p>
-    <w:p>
-      <w:pPr>
-        <w:widowControl/>
-      </w:pPr>
-      <w:r>
-        <w:rPr>
-          <w:rFonts w:ascii="Calibri" w:hAnsi="Calibri" w:eastAsia="Calibri"/>
-          <w:b w:val="0"/>
-          <w:i w:val="0"/>
-        </w:rPr>
-        <w:t>UNKNOWN не превращается в успех. Это отсутствующее, просроченное, недоступное или ещё не созревшее доказательство.</w:t>
-      </w:r>
-    </w:p>
-    <w:p>
-      <w:pPr>
-        <w:pStyle w:val="Heading2"/>
-      </w:pPr>
-      <w:r>
-        <w:t>3.4 Трёхзначный вердикт</w:t>
-      </w:r>
-    </w:p>
-    <w:p>
-      <w:pPr>
-        <w:widowControl/>
-      </w:pPr>
-      <w:r>
-        <w:rPr>
-          <w:rFonts w:ascii="Calibri" w:hAnsi="Calibri" w:eastAsia="Calibri"/>
-          <w:b w:val="0"/>
-          <w:i w:val="0"/>
-        </w:rPr>
-        <w:t>Вердикт равен:</w:t>
-      </w:r>
-    </w:p>
-    <w:p>
-      <w:pPr>
-        <w:widowControl/>
-      </w:pPr>
-      <w:r>
-        <w:rPr>
-          <w:rFonts w:ascii="Calibri" w:hAnsi="Calibri" w:eastAsia="Calibri"/>
-          <w:b/>
-          <w:i w:val="0"/>
-        </w:rPr>
-        <w:t>INCOMPLETE</w:t>
-      </w:r>
-      <w:r>
-        <w:rPr>
-          <w:rFonts w:ascii="Calibri" w:hAnsi="Calibri" w:eastAsia="Calibri"/>
-          <w:b w:val="0"/>
-          <w:i w:val="0"/>
-        </w:rPr>
-        <w:t xml:space="preserve">, если </w:t>
-      </w:r>
-      <w:r>
-        <w:rPr>
-          <w:rFonts w:ascii="Calibri" w:hAnsi="Calibri" w:eastAsia="Calibri"/>
-          <w:b/>
-          <w:i w:val="0"/>
-        </w:rPr>
-        <w:t>Rᵤ(G) ≠ ∅</w:t>
-      </w:r>
-      <w:r>
-        <w:rPr>
-          <w:rFonts w:ascii="Calibri" w:hAnsi="Calibri" w:eastAsia="Calibri"/>
-          <w:b w:val="0"/>
-          <w:i w:val="0"/>
-        </w:rPr>
-        <w:t xml:space="preserve"> или хотя бы один обязательный канал равен FAIL;</w:t>
-      </w:r>
-    </w:p>
-    <w:p>
-      <w:pPr>
-        <w:widowControl/>
-      </w:pPr>
-      <w:r>
-        <w:rPr>
-          <w:rFonts w:ascii="Calibri" w:hAnsi="Calibri" w:eastAsia="Calibri"/>
-          <w:b/>
-          <w:i w:val="0"/>
-        </w:rPr>
-        <w:t>COMPLETE</w:t>
-      </w:r>
-      <w:r>
-        <w:rPr>
-          <w:rFonts w:ascii="Calibri" w:hAnsi="Calibri" w:eastAsia="Calibri"/>
-          <w:b w:val="0"/>
-          <w:i w:val="0"/>
-        </w:rPr>
-        <w:t xml:space="preserve">, если </w:t>
-      </w:r>
-      <w:r>
-        <w:rPr>
-          <w:rFonts w:ascii="Calibri" w:hAnsi="Calibri" w:eastAsia="Calibri"/>
-          <w:b/>
-          <w:i w:val="0"/>
-        </w:rPr>
-        <w:t>Rᵤ(G) = ∅</w:t>
-      </w:r>
-      <w:r>
-        <w:rPr>
-          <w:rFonts w:ascii="Calibri" w:hAnsi="Calibri" w:eastAsia="Calibri"/>
-          <w:b w:val="0"/>
-          <w:i w:val="0"/>
-        </w:rPr>
-        <w:t xml:space="preserve"> и все обязательные каналы равны PASS;</w:t>
-      </w:r>
-    </w:p>
-    <w:p>
-      <w:pPr>
-        <w:widowControl/>
-      </w:pPr>
-      <w:r>
-        <w:rPr>
-          <w:rFonts w:ascii="Calibri" w:hAnsi="Calibri" w:eastAsia="Calibri"/>
-          <w:b/>
-          <w:i w:val="0"/>
-        </w:rPr>
-        <w:t>UNVERIFIED</w:t>
-      </w:r>
-      <w:r>
-        <w:rPr>
-          <w:rFonts w:ascii="Calibri" w:hAnsi="Calibri" w:eastAsia="Calibri"/>
-          <w:b w:val="0"/>
-          <w:i w:val="0"/>
-        </w:rPr>
-        <w:t xml:space="preserve"> во всех остальных случаях: активный остаток не установлен, но минимум один канал равен UNKNOWN.</w:t>
-      </w:r>
-    </w:p>
-    <w:p>
-      <w:pPr>
-        <w:widowControl/>
-      </w:pPr>
-      <w:r>
-        <w:rPr>
-          <w:rFonts w:ascii="Calibri" w:hAnsi="Calibri" w:eastAsia="Calibri"/>
-          <w:b w:val="0"/>
-          <w:i w:val="0"/>
-        </w:rPr>
-        <w:t>Порядок важен. Известный остаток нельзя скрыть отсутствующим доказательством в другом месте. COMPLETE требует одновременно закрытых путей и положительного evidence. В этом состоит fail-closed свойство.</w:t>
-      </w:r>
-    </w:p>
-    <w:p>
-      <w:pPr>
-        <w:pStyle w:val="Heading1"/>
-      </w:pPr>
-      <w:r>
-        <w:t>4. Минимальный по стоимости контрфактический разрез удаления</w:t>
-      </w:r>
-    </w:p>
-    <w:p>
-      <w:pPr>
-        <w:widowControl/>
-      </w:pPr>
-      <w:r>
-        <w:rPr>
-          <w:rFonts w:ascii="Calibri" w:hAnsi="Calibri" w:eastAsia="Calibri"/>
-          <w:b w:val="0"/>
-          <w:i w:val="0"/>
-        </w:rPr>
-        <w:t xml:space="preserve">Если результат не COMPLETE, система строит конечный каталог </w:t>
-      </w:r>
-      <w:r>
-        <w:rPr>
-          <w:rFonts w:ascii="Calibri" w:hAnsi="Calibri" w:eastAsia="Calibri"/>
-          <w:b/>
-          <w:i w:val="0"/>
-        </w:rPr>
-        <w:t>A</w:t>
-      </w:r>
-      <w:r>
-        <w:rPr>
-          <w:rFonts w:ascii="Calibri" w:hAnsi="Calibri" w:eastAsia="Calibri"/>
-          <w:b w:val="0"/>
-          <w:i w:val="0"/>
-        </w:rPr>
-        <w:t xml:space="preserve"> действий-кандидатов. Действие может удалить запись, инвалидировать кэш, уничтожить ключ резервной копии, перестроить индекс, переобучить или очистить модель либо включить запрет обработки. У каждого действия </w:t>
-      </w:r>
-      <w:r>
-        <w:rPr>
-          <w:rFonts w:ascii="Calibri" w:hAnsi="Calibri" w:eastAsia="Calibri"/>
-          <w:b/>
-          <w:i w:val="0"/>
-        </w:rPr>
-        <w:t>a</w:t>
-      </w:r>
-      <w:r>
-        <w:rPr>
-          <w:rFonts w:ascii="Calibri" w:hAnsi="Calibri" w:eastAsia="Calibri"/>
-          <w:b w:val="0"/>
-          <w:i w:val="0"/>
-        </w:rPr>
-        <w:t xml:space="preserve"> есть неотрицательная стоимость </w:t>
-      </w:r>
-      <w:r>
-        <w:rPr>
-          <w:rFonts w:ascii="Calibri" w:hAnsi="Calibri" w:eastAsia="Calibri"/>
-          <w:b/>
-          <w:i w:val="0"/>
-        </w:rPr>
-        <w:t>c(a)</w:t>
-      </w:r>
-      <w:r>
-        <w:rPr>
-          <w:rFonts w:ascii="Calibri" w:hAnsi="Calibri" w:eastAsia="Calibri"/>
-          <w:b w:val="0"/>
-          <w:i w:val="0"/>
-        </w:rPr>
-        <w:t xml:space="preserve"> и признак разрешения </w:t>
-      </w:r>
-      <w:r>
-        <w:rPr>
-          <w:rFonts w:ascii="Calibri" w:hAnsi="Calibri" w:eastAsia="Calibri"/>
-          <w:b/>
-          <w:i w:val="0"/>
-        </w:rPr>
-        <w:t>p(a) ∈ {0,1}</w:t>
+        <w:t>UNKNOWN</w:t>
       </w:r>
       <w:r>
         <w:rPr>
@@ -1757,6 +1152,82 @@
     </w:p>
     <w:p>
       <w:pPr>
+        <w:pStyle w:val="Heading2"/>
+      </w:pPr>
+      <w:r>
+        <w:t>3.2 Три вердикта</w:t>
+      </w:r>
+    </w:p>
+    <w:p>
+      <w:pPr>
+        <w:pStyle w:val="CodeBlock"/>
+      </w:pPr>
+      <w:r>
+        <w:t>COMPLETE_WITHIN_ENVELOPE:</w:t>
+      </w:r>
+    </w:p>
+    <w:p>
+      <w:pPr>
+        <w:pStyle w:val="CodeBlock"/>
+      </w:pPr>
+      <w:r>
+        <w:t xml:space="preserve">    Rᵤ(G) = ∅ и каждый обязательный канал PASS,</w:t>
+      </w:r>
+    </w:p>
+    <w:p>
+      <w:pPr>
+        <w:pStyle w:val="CodeBlock"/>
+      </w:pPr>
+      <w:r>
+        <w:t xml:space="preserve">    discovery evidence валиден, temporal replay безопасен.</w:t>
+      </w:r>
+    </w:p>
+    <w:p>
+      <w:pPr>
+        <w:pStyle w:val="CodeBlock"/>
+      </w:pPr>
+      <w:r/>
+    </w:p>
+    <w:p>
+      <w:pPr>
+        <w:pStyle w:val="CodeBlock"/>
+      </w:pPr>
+      <w:r>
+        <w:t>INCOMPLETE:</w:t>
+      </w:r>
+    </w:p>
+    <w:p>
+      <w:pPr>
+        <w:pStyle w:val="CodeBlock"/>
+      </w:pPr>
+      <w:r>
+        <w:t xml:space="preserve">    существует конкретный активный или регенерируемый путь.</w:t>
+      </w:r>
+    </w:p>
+    <w:p>
+      <w:pPr>
+        <w:pStyle w:val="CodeBlock"/>
+      </w:pPr>
+      <w:r/>
+    </w:p>
+    <w:p>
+      <w:pPr>
+        <w:pStyle w:val="CodeBlock"/>
+      </w:pPr>
+      <w:r>
+        <w:t>UNVERIFIED:</w:t>
+      </w:r>
+    </w:p>
+    <w:p>
+      <w:pPr>
+        <w:pStyle w:val="CodeBlock"/>
+      </w:pPr>
+      <w:r>
+        <w:t xml:space="preserve">    ни остаток, ни полное удаление нельзя доказать доступным evidence.</w:t>
+      </w:r>
+    </w:p>
+    <w:p>
+      <w:pPr>
         <w:widowControl/>
       </w:pPr>
       <w:r>
@@ -1765,1152 +1236,36 @@
           <w:b w:val="0"/>
           <w:i w:val="0"/>
         </w:rPr>
-        <w:t xml:space="preserve">Для набора действий </w:t>
+        <w:t>Трёхзначность не является интерфейсной деталью: она исключает превращение отсутствующего evidence в ложный успех.</w:t>
       </w:r>
+    </w:p>
+    <w:p>
+      <w:pPr>
+        <w:pStyle w:val="Heading1"/>
+      </w:pPr>
       <w:r>
-        <w:rPr>
-          <w:rFonts w:ascii="Calibri" w:hAnsi="Calibri" w:eastAsia="Calibri"/>
-          <w:b/>
-          <w:i w:val="0"/>
-        </w:rPr>
-        <w:t>B ⊆ A</w:t>
+        <w:t>4. Единый алгоритм EraSeMap</w:t>
       </w:r>
+    </w:p>
+    <w:p>
+      <w:pPr>
+        <w:pStyle w:val="Heading2"/>
+      </w:pPr>
+      <w:r>
+        <w:t>4.1 FIND</w:t>
+      </w:r>
+    </w:p>
+    <w:p>
+      <w:pPr>
+        <w:widowControl/>
+      </w:pPr>
       <w:r>
         <w:rPr>
           <w:rFonts w:ascii="Calibri" w:hAnsi="Calibri" w:eastAsia="Calibri"/>
           <w:b w:val="0"/>
           <w:i w:val="0"/>
         </w:rPr>
-        <w:t xml:space="preserve"> обозначим через </w:t>
-      </w:r>
-      <w:r>
-        <w:rPr>
-          <w:rFonts w:ascii="Calibri" w:hAnsi="Calibri" w:eastAsia="Calibri"/>
-          <w:b/>
-          <w:i w:val="0"/>
-        </w:rPr>
-        <w:t>Apply(G,B)</w:t>
-      </w:r>
-      <w:r>
-        <w:rPr>
-          <w:rFonts w:ascii="Calibri" w:hAnsi="Calibri" w:eastAsia="Calibri"/>
-          <w:b w:val="0"/>
-          <w:i w:val="0"/>
-        </w:rPr>
-        <w:t xml:space="preserve"> детерминированно смоделированные граф и доказательства после действий. Пусть </w:t>
-      </w:r>
-      <w:r>
-        <w:rPr>
-          <w:rFonts w:ascii="Calibri" w:hAnsi="Calibri" w:eastAsia="Calibri"/>
-          <w:b/>
-          <w:i w:val="0"/>
-        </w:rPr>
-        <w:t>F</w:t>
-      </w:r>
-      <w:r>
-        <w:rPr>
-          <w:rFonts w:ascii="Calibri" w:hAnsi="Calibri" w:eastAsia="Calibri"/>
-          <w:b w:val="0"/>
-          <w:i w:val="0"/>
-        </w:rPr>
-        <w:t xml:space="preserve"> — тот же зафиксированный трёхзначный вычислитель, которым проверялся исходный запрос. Допустимость определяется повторным аудитом, а не заявленным покрытием действий:</w:t>
-      </w:r>
-    </w:p>
-    <w:p>
-      <w:pPr>
-        <w:pStyle w:val="Formula"/>
-      </w:pPr>
-      <w:r>
-        <w:rPr>
-          <w:rFonts w:ascii="Cambria Math" w:hAnsi="Cambria Math" w:eastAsia="Cambria Math"/>
-          <w:sz w:val="23"/>
-        </w:rPr>
-        <w:t>Feasible(B) ⇔ (∀a ∈ B, p(a)=1) ∧ F(Apply(G,B)) = COMPLETE.</w:t>
-      </w:r>
-    </w:p>
-    <w:p>
-      <w:pPr>
-        <w:widowControl/>
-      </w:pPr>
-      <w:r>
-        <w:rPr>
-          <w:rFonts w:ascii="Calibri" w:hAnsi="Calibri" w:eastAsia="Calibri"/>
-          <w:b w:val="0"/>
-          <w:i w:val="0"/>
-        </w:rPr>
-        <w:t>Точный CDC равен</w:t>
-      </w:r>
-    </w:p>
-    <w:p>
-      <w:pPr>
-        <w:pStyle w:val="Formula"/>
-      </w:pPr>
-      <w:r>
-        <w:rPr>
-          <w:rFonts w:ascii="Cambria Math" w:hAnsi="Cambria Math" w:eastAsia="Cambria Math"/>
-          <w:sz w:val="23"/>
-        </w:rPr>
-        <w:t>B* ∈ arg min₍B⊆A : Feasible(B)₎ Σₐ∈B c(a).</w:t>
-      </w:r>
-    </w:p>
-    <w:p>
-      <w:pPr>
-        <w:widowControl/>
-      </w:pPr>
-      <w:r>
-        <w:rPr>
-          <w:rFonts w:ascii="Calibri" w:hAnsi="Calibri" w:eastAsia="Calibri"/>
-          <w:b w:val="0"/>
-          <w:i w:val="0"/>
-        </w:rPr>
-        <w:t>Абстракции покрытия остатков помогают объяснять действия-кандидаты, однако одно покрытие множеств не считается доказательством: зависимости каналов и взаимодействия действий способны сделать номинальное покрытие недостаточным. Авторитетным предикатом допустимости остаётся зафиксированный вычислитель.</w:t>
-      </w:r>
-    </w:p>
-    <w:p>
-      <w:pPr>
-        <w:widowControl/>
-      </w:pPr>
-      <w:r>
-        <w:rPr>
-          <w:rFonts w:ascii="Calibri" w:hAnsi="Calibri" w:eastAsia="Calibri"/>
-          <w:b w:val="0"/>
-          <w:i w:val="0"/>
-        </w:rPr>
-        <w:t>При числе разрешённых действий до 30 EraSeMap использует детерминированный точный алгоритм ветвей и границ с проверкой допустимости повторным аудитом. Для больших каталогов применяется детерминированная жадная эвристика с явной меткой отсутствия гарантии оптимальности. Стоимости считаются условными, если эксперимент не выполнил измеренную калибровку. План остаётся контрфактической рекомендацией до выполнения действий в изолированной или авторизованной среде, повторного сбора топологии и доказательств и нового запуска того же аудита. Завершённым исправлением признаётся только наблюдаемый повторный COMPLETE.</w:t>
-      </w:r>
-    </w:p>
-    <w:p>
-      <w:pPr>
-        <w:pStyle w:val="Heading1"/>
-      </w:pPr>
-      <w:r>
-        <w:t>5. Формальные гарантии</w:t>
-      </w:r>
-    </w:p>
-    <w:p>
-      <w:pPr>
-        <w:pStyle w:val="Heading2"/>
-      </w:pPr>
-      <w:r>
-        <w:t>5.1 Условная корректность повторного COMPLETE</w:t>
-      </w:r>
-    </w:p>
-    <w:p>
-      <w:pPr>
-        <w:widowControl/>
-      </w:pPr>
-      <w:r>
-        <w:rPr>
-          <w:rFonts w:ascii="Calibri" w:hAnsi="Calibri" w:eastAsia="Calibri"/>
-          <w:b w:val="0"/>
-          <w:i w:val="0"/>
-        </w:rPr>
-        <w:t xml:space="preserve">Пусть </w:t>
-      </w:r>
-      <w:r>
-        <w:rPr>
-          <w:rFonts w:ascii="Calibri" w:hAnsi="Calibri" w:eastAsia="Calibri"/>
-          <w:b/>
-          <w:i w:val="0"/>
-        </w:rPr>
-        <w:t>Rᵣₑₐₗ(u)</w:t>
-      </w:r>
-      <w:r>
-        <w:rPr>
-          <w:rFonts w:ascii="Calibri" w:hAnsi="Calibri" w:eastAsia="Calibri"/>
-          <w:b w:val="0"/>
-          <w:i w:val="0"/>
-        </w:rPr>
-        <w:t xml:space="preserve"> — множество реальных активных остатков, </w:t>
-      </w:r>
-      <w:r>
-        <w:rPr>
-          <w:rFonts w:ascii="Calibri" w:hAnsi="Calibri" w:eastAsia="Calibri"/>
-          <w:b/>
-          <w:i w:val="0"/>
-        </w:rPr>
-        <w:t>Rᵣₑg(u)</w:t>
-      </w:r>
-      <w:r>
-        <w:rPr>
-          <w:rFonts w:ascii="Calibri" w:hAnsi="Calibri" w:eastAsia="Calibri"/>
-          <w:b w:val="0"/>
-          <w:i w:val="0"/>
-        </w:rPr>
-        <w:t xml:space="preserve"> — зарегистрированных. Предположим:</w:t>
-      </w:r>
-    </w:p>
-    <w:p>
-      <w:pPr>
-        <w:pStyle w:val="NumberedItem"/>
-      </w:pPr>
-      <w:r>
-        <w:rPr>
-          <w:rFonts w:ascii="Calibri" w:hAnsi="Calibri" w:eastAsia="Calibri"/>
-        </w:rPr>
-        <w:t xml:space="preserve">1. </w:t>
-      </w:r>
-      <w:r>
-        <w:rPr>
-          <w:rFonts w:ascii="Calibri" w:hAnsi="Calibri" w:eastAsia="Calibri"/>
-          <w:b/>
-          <w:i w:val="0"/>
-        </w:rPr>
-        <w:t>Полнота топологии:</w:t>
-      </w:r>
-      <w:r>
-        <w:rPr>
-          <w:rFonts w:ascii="Calibri" w:hAnsi="Calibri" w:eastAsia="Calibri"/>
-          <w:b w:val="0"/>
-          <w:i w:val="0"/>
-        </w:rPr>
-        <w:t xml:space="preserve"> каждый реальный активный остаток представлен активным зарегистрированным остатком.</w:t>
-      </w:r>
-    </w:p>
-    <w:p>
-      <w:pPr>
-        <w:pStyle w:val="NumberedItem"/>
-      </w:pPr>
-      <w:r>
-        <w:rPr>
-          <w:rFonts w:ascii="Calibri" w:hAnsi="Calibri" w:eastAsia="Calibri"/>
-        </w:rPr>
-        <w:t xml:space="preserve">2. </w:t>
-      </w:r>
-      <w:r>
-        <w:rPr>
-          <w:rFonts w:ascii="Calibri" w:hAnsi="Calibri" w:eastAsia="Calibri"/>
-          <w:b/>
-          <w:i w:val="0"/>
-        </w:rPr>
-        <w:t>Корректность закрытия пути:</w:t>
-      </w:r>
-      <w:r>
-        <w:rPr>
-          <w:rFonts w:ascii="Calibri" w:hAnsi="Calibri" w:eastAsia="Calibri"/>
-          <w:b w:val="0"/>
-          <w:i w:val="0"/>
-        </w:rPr>
-        <w:t xml:space="preserve"> если зарегистрированный остаток объявлен закрытым, соответствующий реальный остаток неактивен.</w:t>
-      </w:r>
-    </w:p>
-    <w:p>
-      <w:pPr>
-        <w:pStyle w:val="NumberedItem"/>
-      </w:pPr>
-      <w:r>
-        <w:rPr>
-          <w:rFonts w:ascii="Calibri" w:hAnsi="Calibri" w:eastAsia="Calibri"/>
-        </w:rPr>
-        <w:t xml:space="preserve">3. </w:t>
-      </w:r>
-      <w:r>
-        <w:rPr>
-          <w:rFonts w:ascii="Calibri" w:hAnsi="Calibri" w:eastAsia="Calibri"/>
-          <w:b/>
-          <w:i w:val="0"/>
-        </w:rPr>
-        <w:t>Корректность канала:</w:t>
-      </w:r>
-      <w:r>
-        <w:rPr>
-          <w:rFonts w:ascii="Calibri" w:hAnsi="Calibri" w:eastAsia="Calibri"/>
-          <w:b w:val="0"/>
-          <w:i w:val="0"/>
-        </w:rPr>
-        <w:t xml:space="preserve"> PASS обязательной проверки означает выполнение реального обязательства.</w:t>
-      </w:r>
-    </w:p>
-    <w:p>
-      <w:pPr>
-        <w:pStyle w:val="NumberedItem"/>
-      </w:pPr>
-      <w:r>
-        <w:rPr>
-          <w:rFonts w:ascii="Calibri" w:hAnsi="Calibri" w:eastAsia="Calibri"/>
-        </w:rPr>
-        <w:t xml:space="preserve">4. </w:t>
-      </w:r>
-      <w:r>
-        <w:rPr>
-          <w:rFonts w:ascii="Calibri" w:hAnsi="Calibri" w:eastAsia="Calibri"/>
-          <w:b w:val="0"/>
-          <w:i w:val="0"/>
-        </w:rPr>
-        <w:t>Повторный расчёт вернул COMPLETE.</w:t>
-      </w:r>
-    </w:p>
-    <w:p>
-      <w:pPr>
-        <w:widowControl/>
-      </w:pPr>
-      <w:r>
-        <w:rPr>
-          <w:rFonts w:ascii="Calibri" w:hAnsi="Calibri" w:eastAsia="Calibri"/>
-          <w:b w:val="0"/>
-          <w:i w:val="0"/>
-        </w:rPr>
-        <w:t xml:space="preserve">Тогда </w:t>
-      </w:r>
-      <w:r>
-        <w:rPr>
-          <w:rFonts w:ascii="Calibri" w:hAnsi="Calibri" w:eastAsia="Calibri"/>
-          <w:b/>
-          <w:i w:val="0"/>
-        </w:rPr>
-        <w:t>Rᵣₑₐₗ(u) = ∅</w:t>
-      </w:r>
-      <w:r>
-        <w:rPr>
-          <w:rFonts w:ascii="Calibri" w:hAnsi="Calibri" w:eastAsia="Calibri"/>
-          <w:b w:val="0"/>
-          <w:i w:val="0"/>
-        </w:rPr>
-        <w:t>, и все обязательные реальные условия выполнены.</w:t>
-      </w:r>
-    </w:p>
-    <w:p>
-      <w:pPr>
-        <w:widowControl/>
-      </w:pPr>
-      <w:r>
-        <w:rPr>
-          <w:rFonts w:ascii="Calibri" w:hAnsi="Calibri" w:eastAsia="Calibri"/>
-          <w:b w:val="0"/>
-          <w:i/>
-        </w:rPr>
-        <w:t>Схема доказательства.</w:t>
-      </w:r>
-      <w:r>
-        <w:rPr>
-          <w:rFonts w:ascii="Calibri" w:hAnsi="Calibri" w:eastAsia="Calibri"/>
-          <w:b w:val="0"/>
-          <w:i w:val="0"/>
-        </w:rPr>
-        <w:t xml:space="preserve"> COMPLETE означает закрытие всех зарегистрированных остатков и PASS всех обязательных каналов. Если бы реальный активный остаток сохранился, полнота топологии сопоставила бы ему активный зарегистрированный остаток, что противоречит закрытию и корректности закрытия пути. Корректность каналов переносит каждый PASS на реальное обязательство. Ч.Т.Д.</w:t>
-      </w:r>
-    </w:p>
-    <w:p>
-      <w:pPr>
-        <w:widowControl/>
-      </w:pPr>
-      <w:r>
-        <w:rPr>
-          <w:rFonts w:ascii="Calibri" w:hAnsi="Calibri" w:eastAsia="Calibri"/>
-          <w:b w:val="0"/>
-          <w:i w:val="0"/>
-        </w:rPr>
-        <w:t>Теорема намеренно условна. Без полноты топологии незарегистрированная резервная копия может сохраниться при закрытых зарегистрированных путях. Без корректности канала проверка может вернуть PASS при ложном реальном условии. В Lean 4 машинно проверены контрпримеры для обеих отсутствующих предпосылок.</w:t>
-      </w:r>
-    </w:p>
-    <w:p>
-      <w:pPr>
-        <w:pStyle w:val="Heading2"/>
-      </w:pPr>
-      <w:r>
-        <w:t>5.2 Оптимальность конечного CDC</w:t>
-      </w:r>
-    </w:p>
-    <w:p>
-      <w:pPr>
-        <w:widowControl/>
-      </w:pPr>
-      <w:r>
-        <w:rPr>
-          <w:rFonts w:ascii="Calibri" w:hAnsi="Calibri" w:eastAsia="Calibri"/>
-          <w:b w:val="0"/>
-          <w:i w:val="0"/>
-        </w:rPr>
-        <w:t>Для конечного списка наборов действий, детерминированного предиката допустимости и неотрицательных стоимостей полный селектор возвращает отсутствие плана тогда и только тогда, когда ни один набор не допустим; иначе он возвращает допустимый набор со стоимостью не больше стоимости любого другого допустимого набора из списка.</w:t>
-      </w:r>
-    </w:p>
-    <w:p>
-      <w:pPr>
-        <w:widowControl/>
-      </w:pPr>
-      <w:r>
-        <w:rPr>
-          <w:rFonts w:ascii="Calibri" w:hAnsi="Calibri" w:eastAsia="Calibri"/>
-          <w:b w:val="0"/>
-          <w:i/>
-        </w:rPr>
-        <w:t>Схема доказательства.</w:t>
-      </w:r>
-      <w:r>
-        <w:rPr>
-          <w:rFonts w:ascii="Calibri" w:hAnsi="Calibri" w:eastAsia="Calibri"/>
-          <w:b w:val="0"/>
-          <w:i w:val="0"/>
-        </w:rPr>
-        <w:t xml:space="preserve"> Селектор проходит конечный список и хранит самый дешёвый допустимый набор среди уже просмотренных. Инвариант верен до первого элемента и сохраняется после каждого сравнения. После окончания сохранённый набор допустим и дешевле либо равен любому допустимому набору списка. Ч.Т.Д.</w:t>
-      </w:r>
-    </w:p>
-    <w:p>
-      <w:pPr>
-        <w:widowControl/>
-      </w:pPr>
-      <w:r>
-        <w:rPr>
-          <w:rFonts w:ascii="Calibri" w:hAnsi="Calibri" w:eastAsia="Calibri"/>
-          <w:b w:val="0"/>
-          <w:i w:val="0"/>
-        </w:rPr>
-        <w:t xml:space="preserve">Lean 4.33.1 проверяет результаты без </w:t>
-      </w:r>
-      <w:r>
-        <w:rPr>
-          <w:rFonts w:ascii="Menlo" w:hAnsi="Menlo" w:eastAsia="Menlo"/>
-          <w:color w:val="173B57"/>
-          <w:sz w:val="19"/>
-        </w:rPr>
-        <w:t>sorry</w:t>
-      </w:r>
-      <w:r>
-        <w:rPr>
-          <w:rFonts w:ascii="Calibri" w:hAnsi="Calibri" w:eastAsia="Calibri"/>
-          <w:b w:val="0"/>
-          <w:i w:val="0"/>
-        </w:rPr>
-        <w:t xml:space="preserve"> и </w:t>
-      </w:r>
-      <w:r>
-        <w:rPr>
-          <w:rFonts w:ascii="Menlo" w:hAnsi="Menlo" w:eastAsia="Menlo"/>
-          <w:color w:val="173B57"/>
-          <w:sz w:val="19"/>
-        </w:rPr>
-        <w:t>admit</w:t>
-      </w:r>
-      <w:r>
-        <w:rPr>
-          <w:rFonts w:ascii="Calibri" w:hAnsi="Calibri" w:eastAsia="Calibri"/>
-          <w:b w:val="0"/>
-          <w:i w:val="0"/>
-        </w:rPr>
-        <w:t xml:space="preserve">. Для MSC теорема </w:t>
-      </w:r>
-      <w:r>
-        <w:rPr>
-          <w:rFonts w:ascii="Menlo" w:hAnsi="Menlo" w:eastAsia="Menlo"/>
-          <w:color w:val="173B57"/>
-          <w:sz w:val="19"/>
-        </w:rPr>
-        <w:t>selected_msc_safe_and_minimum</w:t>
-      </w:r>
-      <w:r>
-        <w:rPr>
-          <w:rFonts w:ascii="Calibri" w:hAnsi="Calibri" w:eastAsia="Calibri"/>
-          <w:b w:val="0"/>
-          <w:i w:val="0"/>
-        </w:rPr>
-        <w:t xml:space="preserve"> доказывает: если replay feasibility корректно влечёт temporal safety, выбранный зарегистрированный набор controls безопасен и не дороже любого другого feasible набора; отдельная no-plan theorem сохраняет fail-closed поведение. Для TRE теорема </w:t>
-      </w:r>
-      <w:r>
-        <w:rPr>
-          <w:rFonts w:ascii="Menlo" w:hAnsi="Menlo" w:eastAsia="Menlo"/>
-          <w:color w:val="173B57"/>
-          <w:sz w:val="19"/>
-        </w:rPr>
-        <w:t>selected_tre_safe_for_every_scenario_and_minimum</w:t>
-      </w:r>
-      <w:r>
-        <w:rPr>
-          <w:rFonts w:ascii="Calibri" w:hAnsi="Calibri" w:eastAsia="Calibri"/>
-          <w:b w:val="0"/>
-          <w:i w:val="0"/>
-        </w:rPr>
-        <w:t xml:space="preserve"> доказывает безопасность в каждом listed scenario и минимальность среди robust-feasible candidates при соответствующей soundness obligation. Теоремы относятся к абстрактному ядру, но не доказывают семантику Python, корректность драйверов, обнаружение реальной топологии или принадлежность реальной топологии uncertainty envelope. Поэтому производственные Python-селекторы отдельно сравниваются с полными oracles.</w:t>
-      </w:r>
-    </w:p>
-    <w:p>
-      <w:pPr>
-        <w:pStyle w:val="Heading2"/>
-      </w:pPr>
-      <w:r>
-        <w:t>5.3 Временная композиция</w:t>
-      </w:r>
-    </w:p>
-    <w:p>
-      <w:pPr>
-        <w:widowControl/>
-      </w:pPr>
-      <w:r>
-        <w:rPr>
-          <w:rFonts w:ascii="Calibri" w:hAnsi="Calibri" w:eastAsia="Calibri"/>
-          <w:b w:val="0"/>
-          <w:i w:val="0"/>
-        </w:rPr>
-        <w:t xml:space="preserve">Пусть </w:t>
-      </w:r>
-      <w:r>
-        <w:rPr>
-          <w:rFonts w:ascii="Calibri" w:hAnsi="Calibri" w:eastAsia="Calibri"/>
-          <w:b/>
-          <w:i w:val="0"/>
-        </w:rPr>
-        <w:t>Q</w:t>
-      </w:r>
-      <w:r>
-        <w:rPr>
-          <w:rFonts w:ascii="Calibri" w:hAnsi="Calibri" w:eastAsia="Calibri"/>
-          <w:b w:val="0"/>
-          <w:i w:val="0"/>
-        </w:rPr>
-        <w:t xml:space="preserve"> — конечное пространство состояний, </w:t>
-      </w:r>
-      <w:r>
-        <w:rPr>
-          <w:rFonts w:ascii="Calibri" w:hAnsi="Calibri" w:eastAsia="Calibri"/>
-          <w:b/>
-          <w:i w:val="0"/>
-        </w:rPr>
-        <w:t>δᵣ</w:t>
-      </w:r>
-      <w:r>
-        <w:rPr>
-          <w:rFonts w:ascii="Calibri" w:hAnsi="Calibri" w:eastAsia="Calibri"/>
-          <w:b w:val="0"/>
-          <w:i w:val="0"/>
-        </w:rPr>
-        <w:t xml:space="preserve"> — зарегистрированное отношение переходов, </w:t>
-      </w:r>
-      <w:r>
-        <w:rPr>
-          <w:rFonts w:ascii="Calibri" w:hAnsi="Calibri" w:eastAsia="Calibri"/>
-          <w:b/>
-          <w:i w:val="0"/>
-        </w:rPr>
-        <w:t>δₜ</w:t>
-      </w:r>
-      <w:r>
-        <w:rPr>
-          <w:rFonts w:ascii="Calibri" w:hAnsi="Calibri" w:eastAsia="Calibri"/>
-          <w:b w:val="0"/>
-          <w:i w:val="0"/>
-        </w:rPr>
-        <w:t xml:space="preserve"> — реальные data-bearing переходы, а </w:t>
-      </w:r>
-      <w:r>
-        <w:rPr>
-          <w:rFonts w:ascii="Calibri" w:hAnsi="Calibri" w:eastAsia="Calibri"/>
-          <w:b/>
-          <w:i w:val="0"/>
-        </w:rPr>
-        <w:t>Residualᵤ(q)</w:t>
-      </w:r>
-      <w:r>
-        <w:rPr>
-          <w:rFonts w:ascii="Calibri" w:hAnsi="Calibri" w:eastAsia="Calibri"/>
-          <w:b w:val="0"/>
-          <w:i w:val="0"/>
-        </w:rPr>
-        <w:t xml:space="preserve"> — предикат остатка субъекта. Предположим, что post-deletion состояние </w:t>
-      </w:r>
-      <w:r>
-        <w:rPr>
-          <w:rFonts w:ascii="Calibri" w:hAnsi="Calibri" w:eastAsia="Calibri"/>
-          <w:b/>
-          <w:i w:val="0"/>
-        </w:rPr>
-        <w:t>q₀</w:t>
-      </w:r>
-      <w:r>
-        <w:rPr>
-          <w:rFonts w:ascii="Calibri" w:hAnsi="Calibri" w:eastAsia="Calibri"/>
-          <w:b w:val="0"/>
-          <w:i w:val="0"/>
-        </w:rPr>
-        <w:t xml:space="preserve"> не содержит остатка, каждый реальный переход покрыт зарегистрированным и каждый зарегистрированный переход сохраняет отсутствие остатка. Тогда любое состояние, достижимое из </w:t>
-      </w:r>
-      <w:r>
-        <w:rPr>
-          <w:rFonts w:ascii="Calibri" w:hAnsi="Calibri" w:eastAsia="Calibri"/>
-          <w:b/>
-          <w:i w:val="0"/>
-        </w:rPr>
-        <w:t>q₀</w:t>
-      </w:r>
-      <w:r>
-        <w:rPr>
-          <w:rFonts w:ascii="Calibri" w:hAnsi="Calibri" w:eastAsia="Calibri"/>
-          <w:b w:val="0"/>
-          <w:i w:val="0"/>
-        </w:rPr>
-        <w:t xml:space="preserve"> по </w:t>
-      </w:r>
-      <w:r>
-        <w:rPr>
-          <w:rFonts w:ascii="Calibri" w:hAnsi="Calibri" w:eastAsia="Calibri"/>
-          <w:b/>
-          <w:i w:val="0"/>
-        </w:rPr>
-        <w:t>δₜ</w:t>
-      </w:r>
-      <w:r>
-        <w:rPr>
-          <w:rFonts w:ascii="Calibri" w:hAnsi="Calibri" w:eastAsia="Calibri"/>
-          <w:b w:val="0"/>
-          <w:i w:val="0"/>
-        </w:rPr>
-        <w:t>, также не содержит остатка.</w:t>
-      </w:r>
-    </w:p>
-    <w:p>
-      <w:pPr>
-        <w:widowControl/>
-      </w:pPr>
-      <w:r>
-        <w:rPr>
-          <w:rFonts w:ascii="Calibri" w:hAnsi="Calibri" w:eastAsia="Calibri"/>
-          <w:b w:val="0"/>
-          <w:i w:val="0"/>
-        </w:rPr>
-        <w:t>Lean проверяет это индукцией по reflexive-transitive reachability. Отдельный проверенный контрпример создаёт скрытый реальный переход, возвращающий остаток при удалении coverage premise. Поэтому coverage переходов является явным deployment obligation, а не автоматической гарантией.</w:t>
-      </w:r>
-    </w:p>
-    <w:p>
-      <w:pPr>
-        <w:pStyle w:val="Heading2"/>
-      </w:pPr>
-      <w:r>
-        <w:t>5.4 Идентифицируемость действия удаления</w:t>
-      </w:r>
-    </w:p>
-    <w:p>
-      <w:pPr>
-        <w:widowControl/>
-      </w:pPr>
-      <w:r>
-        <w:rPr>
-          <w:rFonts w:ascii="Calibri" w:hAnsi="Calibri" w:eastAsia="Calibri"/>
-          <w:b w:val="0"/>
-          <w:i w:val="0"/>
-        </w:rPr>
-        <w:t xml:space="preserve">Пусть </w:t>
-      </w:r>
-      <w:r>
-        <w:rPr>
-          <w:rFonts w:ascii="Calibri" w:hAnsi="Calibri" w:eastAsia="Calibri"/>
-          <w:b/>
-          <w:i w:val="0"/>
-        </w:rPr>
-        <w:t>A(G)</w:t>
-      </w:r>
-      <w:r>
-        <w:rPr>
-          <w:rFonts w:ascii="Calibri" w:hAnsi="Calibri" w:eastAsia="Calibri"/>
-          <w:b w:val="0"/>
-          <w:i w:val="0"/>
-        </w:rPr>
-        <w:t xml:space="preserve"> — полный набор минимальных по мощности operation cuts, пересекающих каждый представленный recovery path графа </w:t>
-      </w:r>
-      <w:r>
-        <w:rPr>
-          <w:rFonts w:ascii="Calibri" w:hAnsi="Calibri" w:eastAsia="Calibri"/>
-          <w:b/>
-          <w:i w:val="0"/>
-        </w:rPr>
-        <w:t>G</w:t>
-      </w:r>
-      <w:r>
-        <w:rPr>
-          <w:rFonts w:ascii="Calibri" w:hAnsi="Calibri" w:eastAsia="Calibri"/>
-          <w:b w:val="0"/>
-          <w:i w:val="0"/>
-        </w:rPr>
-        <w:t xml:space="preserve">. Точная идентичность графа не нужна, если все surviving graphs имеют одинаковое </w:t>
-      </w:r>
-      <w:r>
-        <w:rPr>
-          <w:rFonts w:ascii="Calibri" w:hAnsi="Calibri" w:eastAsia="Calibri"/>
-          <w:b/>
-          <w:i w:val="0"/>
-        </w:rPr>
-        <w:t>A(G)</w:t>
-      </w:r>
-      <w:r>
-        <w:rPr>
-          <w:rFonts w:ascii="Calibri" w:hAnsi="Calibri" w:eastAsia="Calibri"/>
-          <w:b w:val="0"/>
-          <w:i w:val="0"/>
-        </w:rPr>
-        <w:t>. Lean доказывает, что при catalogue closure и sound observations любой элемент action-homogeneous survivor set задаёт действие реального listed graph. Также доказана граница невозможности: если два listed graphs требуют разных действий, но дают одинаковую trace для каждого допустимого query, никакая policy над этими queries не может установить action-identifiability.</w:t>
-      </w:r>
-    </w:p>
-    <w:p>
-      <w:pPr>
-        <w:pStyle w:val="Heading1"/>
-      </w:pPr>
-      <w:r>
-        <w:t>6. Реализация</w:t>
-      </w:r>
-    </w:p>
-    <w:p>
-      <w:pPr>
-        <w:widowControl/>
-      </w:pPr>
-      <w:r>
-        <w:rPr>
-          <w:rFonts w:ascii="Calibri" w:hAnsi="Calibri" w:eastAsia="Calibri"/>
-          <w:b w:val="0"/>
-          <w:i w:val="0"/>
-        </w:rPr>
-        <w:t>EraSeMap реализован как воспроизводимый Python-пакет с каноническими JSON-входами и выходами. Декодирование отклоняет пропущенные и неизвестные поля, повторяющиеся узлы и рёбра, неизвестные endpoints и неявные cross-subject связи. Каноническая сортировка делает корни графа, квитанции и доказательные пакеты детерминированными.</w:t>
-      </w:r>
-    </w:p>
-    <w:p>
-      <w:pPr>
-        <w:widowControl/>
-      </w:pPr>
-      <w:r>
-        <w:rPr>
-          <w:rFonts w:ascii="Calibri" w:hAnsi="Calibri" w:eastAsia="Calibri"/>
-          <w:b w:val="0"/>
-          <w:i w:val="0"/>
-        </w:rPr>
-        <w:t>Proof bundle включает идентификаторы запроса и протокола, commitment зарегистрированного графа, трёхзначный вердикт, кратчайший остаточный путь, решения каналов, выбранные действия и стоимости, replay-result, хэши evidence и цепочку Ed25519 receipts. Подпись покрывает минимальный envelope и намеренно исключает идентификаторы субъекта, биометрию, сырые пути и свободный текст. Вычислитель пересчитывает вердикт и план из evidence, а не доверяет сохранённой метке.</w:t>
-      </w:r>
-    </w:p>
-    <w:p>
-      <w:pPr>
-        <w:widowControl/>
-      </w:pPr>
-      <w:r>
-        <w:rPr>
-          <w:rFonts w:ascii="Calibri" w:hAnsi="Calibri" w:eastAsia="Calibri"/>
-          <w:b w:val="0"/>
-          <w:i w:val="0"/>
-        </w:rPr>
-        <w:t>Репозиторий содержит 445 собранных тестов с покрытием не ниже 90% по полной CI-equivalent команде, pinned build backend, exact runtime/test constraints, SHA-pinned workflow actions, locked protocols, raw records, manifests, preregistrations, отчёты об отрицательных результатах, Lean-проект, CLI-демонстрации и CI gates. Инженерная проверка повышает воспроизводимость, но не считается независимой научной валидацией.</w:t>
-      </w:r>
-    </w:p>
-    <w:p>
-      <w:pPr>
-        <w:pStyle w:val="Heading1"/>
-      </w:pPr>
-      <w:r>
-        <w:t>7. Методика экспериментов</w:t>
-      </w:r>
-    </w:p>
-    <w:p>
-      <w:pPr>
-        <w:pStyle w:val="Heading2"/>
-      </w:pPr>
-      <w:r>
-        <w:t>7.1 Основная метрика</w:t>
-      </w:r>
-    </w:p>
-    <w:p>
-      <w:pPr>
-        <w:widowControl/>
-      </w:pPr>
-      <w:r>
-        <w:rPr>
-          <w:rFonts w:ascii="Calibri" w:hAnsi="Calibri" w:eastAsia="Calibri"/>
-          <w:b w:val="0"/>
-          <w:i w:val="0"/>
-        </w:rPr>
-        <w:t>Главная safety-метрика — доля ложных COMPLETE:</w:t>
-      </w:r>
-    </w:p>
-    <w:p>
-      <w:pPr>
-        <w:pStyle w:val="Formula"/>
-      </w:pPr>
-      <w:r>
-        <w:rPr>
-          <w:rFonts w:ascii="Cambria Math" w:hAnsi="Cambria Math" w:eastAsia="Cambria Math"/>
-          <w:sz w:val="23"/>
-        </w:rPr>
-        <w:t>FCR = N(ложных COMPLETE на незавершённых случаях) / N(незавершённых случаев).</w:t>
-      </w:r>
-    </w:p>
-    <w:p>
-      <w:pPr>
-        <w:widowControl/>
-      </w:pPr>
-      <w:r>
-        <w:rPr>
-          <w:rFonts w:ascii="Calibri" w:hAnsi="Calibri" w:eastAsia="Calibri"/>
-          <w:b w:val="0"/>
-          <w:i w:val="0"/>
-        </w:rPr>
-        <w:t>Чем меньше, тем лучше. Ложный COMPLETE опаснее UNVERIFIED: он может остановить исправление при наличии остатка. Для биномиальных долей используются 95% интервалы Wilson. Для парных отношений времени multi-service эксперимент использует детерминированный paired bootstrap и геометрическое среднее, так как отношения имеют мультипликативную природу.</w:t>
-      </w:r>
-    </w:p>
-    <w:p>
-      <w:pPr>
-        <w:pStyle w:val="Heading2"/>
-      </w:pPr>
-      <w:r>
-        <w:t>7.2 Уровень A: контролируемый stress test механизма</w:t>
-      </w:r>
-    </w:p>
-    <w:p>
-      <w:pPr>
-        <w:widowControl/>
-      </w:pPr>
-      <w:r>
-        <w:rPr>
-          <w:rFonts w:ascii="Calibri" w:hAnsi="Calibri" w:eastAsia="Calibri"/>
-          <w:b w:val="0"/>
-          <w:i w:val="0"/>
-        </w:rPr>
-        <w:t>Авторский набор содержит 100 случаев: 25 полностью завершённых и 75 незавершённых. Во всех незавершённых случаях subject-scoped физические узлы выглядят закрытыми, но обязательный model-evidence, unknown-verifier или action-replay канал блокирует завершение. Это изолирует механизм, который аудит только состояний узлов не выражает. Поскольку случаи и алгоритм созданы внутри проекта, уровень показывает работу механизма, а не внешнюю обобщаемость.</w:t>
-      </w:r>
-    </w:p>
-    <w:p>
-      <w:pPr>
-        <w:pStyle w:val="Heading2"/>
-      </w:pPr>
-      <w:r>
-        <w:t>7.3 Уровень B: source-locked внешние структуры</w:t>
-      </w:r>
-    </w:p>
-    <w:p>
-      <w:pPr>
-        <w:widowControl/>
-      </w:pPr>
-      <w:r>
-        <w:rPr>
-          <w:rFonts w:ascii="Calibri" w:hAnsi="Calibri" w:eastAsia="Calibri"/>
-          <w:b w:val="0"/>
-          <w:i w:val="0"/>
-        </w:rPr>
-        <w:t>Source-locked benchmark содержит 125 уникальных случаев, построенных по официальным структурам NIST SP 800-63A, W3C PROV-O, OpenSearch, MLflow и PostgreSQL. В каждой семье 25 случаев; суммарно 100 INCOMPLETE/UNVERIFIED и 25 COMPLETE. Сохранены выдержки источников, mappings, commitments, labels, raw records и hashes. Документы внешние, но mapping, конструирование случаев, labels и запуск выполнены проектом.</w:t>
-      </w:r>
-    </w:p>
-    <w:p>
-      <w:pPr>
-        <w:widowControl/>
-      </w:pPr>
-      <w:r>
-        <w:rPr>
-          <w:rFonts w:ascii="Calibri" w:hAnsi="Calibri" w:eastAsia="Calibri"/>
-          <w:b w:val="0"/>
-          <w:i w:val="0"/>
-        </w:rPr>
-        <w:t>Сравниваются PCUG, полный typed-node audit, flat checklist, model-only и receipt-only. Пререгистрированный primary gate требует pooled верхнюю границу Wilson не выше 0,05.</w:t>
-      </w:r>
-    </w:p>
-    <w:p>
-      <w:pPr>
-        <w:pStyle w:val="Heading2"/>
-      </w:pPr>
-      <w:r>
-        <w:t>7.4 Уровень C: эксперимент с реальными процессами сервисов</w:t>
-      </w:r>
-    </w:p>
-    <w:p>
-      <w:pPr>
-        <w:widowControl/>
-      </w:pPr>
-      <w:r>
-        <w:rPr>
-          <w:rFonts w:ascii="Calibri" w:hAnsi="Calibri" w:eastAsia="Calibri"/>
-          <w:b w:val="0"/>
-          <w:i w:val="0"/>
-        </w:rPr>
-        <w:t>Пререгистрированный парный эксперимент запускает PostgreSQL 15.18, Redis 8.8 и Qdrant 1.15.4, создаёт AES-GCM backup-файлы и обучает ridge-модель. В каждом испытании 250 детерминированных синтетических субъектов. После удаления одного источника из PostgreSQL на одинаковом retained-state сравниваются:</w:t>
-      </w:r>
-    </w:p>
-    <w:p>
-      <w:pPr>
-        <w:pStyle w:val="ListBullet"/>
-      </w:pPr>
-      <w:r>
-        <w:rPr>
-          <w:rFonts w:ascii="Calibri" w:hAnsi="Calibri" w:eastAsia="Calibri"/>
-          <w:b/>
-          <w:i w:val="0"/>
-        </w:rPr>
-        <w:t>Targeted CDC:</w:t>
-      </w:r>
-      <w:r>
-        <w:rPr>
-          <w:rFonts w:ascii="Calibri" w:hAnsi="Calibri" w:eastAsia="Calibri"/>
-          <w:b w:val="0"/>
-          <w:i w:val="0"/>
-        </w:rPr>
-        <w:t xml:space="preserve"> удаление вектора, invalidation кэша, уничтожение backup key и точное удаление sufficient statistics ridge-модели.</w:t>
-      </w:r>
-    </w:p>
-    <w:p>
-      <w:pPr>
-        <w:pStyle w:val="ListBullet"/>
-      </w:pPr>
-      <w:r>
-        <w:rPr>
-          <w:rFonts w:ascii="Calibri" w:hAnsi="Calibri" w:eastAsia="Calibri"/>
-          <w:b/>
-          <w:i w:val="0"/>
-        </w:rPr>
-        <w:t>Rebuild-all:</w:t>
-      </w:r>
-      <w:r>
-        <w:rPr>
-          <w:rFonts w:ascii="Calibri" w:hAnsi="Calibri" w:eastAsia="Calibri"/>
-          <w:b w:val="0"/>
-          <w:i w:val="0"/>
-        </w:rPr>
-        <w:t xml:space="preserve"> перестроение каждого зарегистрированного компонента из оставшихся исходных данных.</w:t>
-      </w:r>
-    </w:p>
-    <w:p>
-      <w:pPr>
-        <w:widowControl/>
-      </w:pPr>
-      <w:r>
-        <w:rPr>
-          <w:rFonts w:ascii="Calibri" w:hAnsi="Calibri" w:eastAsia="Calibri"/>
-          <w:b w:val="0"/>
-          <w:i w:val="0"/>
-        </w:rPr>
-        <w:t>Пять calibration seeds переводят измеренное время компонентов в целочисленные микросекундные стоимости. Затем один раз выполняются 20 holdout seeds; порядок стратегий чередуется по чётности seed. Зафиксированные gates требуют 20/20 replayed COMPLETE, отсутствие потери retained-идентичностей, совпадение ridge weights с rebuild-all и нижнюю bootstrap-границу ускорения выше 1,25×.</w:t>
-      </w:r>
-    </w:p>
-    <w:p>
-      <w:pPr>
-        <w:pStyle w:val="Heading2"/>
-      </w:pPr>
-      <w:r>
-        <w:t>7.5 Уровень D: ограниченный model-unlearning канал</w:t>
-      </w:r>
-    </w:p>
-    <w:p>
-      <w:pPr>
-        <w:widowControl/>
-      </w:pPr>
-      <w:r>
-        <w:rPr>
-          <w:rFonts w:ascii="Calibri" w:hAnsi="Calibri" w:eastAsia="Calibri"/>
-          <w:b w:val="0"/>
-          <w:i w:val="0"/>
-        </w:rPr>
-        <w:t>Эксперимент с лицами использует обучаемый локальный кодировщик признаков на внешнем наборе изображений и сравнивает неизменённую модель, точное переобучение, простые приближённые базовые методы и повторный запуск без удаляемой личности. Удаляемая личность исключена из каждого шага оптимизации кандидата. Адаптивный MUFAC v3.2 использует 120 эпох кандидата против 200 эпох точного переобучения и проверяет 100 запросов удаления: 500 испытаний методов на зафиксированном подмножестве из 572 изображений и 60 личностей. Шесть парных показателей приватности используют уверенность, отрицательную энтропию, отступ, энергию, отношение правдоподобия удаления личности и ближайшие векторы признаков. Теневые модели не используются, поэтому это ограниченная панель атак, а не полный адаптивный аудит приватности с теневыми моделями.</w:t>
-      </w:r>
-    </w:p>
-    <w:p>
-      <w:pPr>
-        <w:widowControl/>
-      </w:pPr>
-      <w:r>
-        <w:rPr>
-          <w:rFonts w:ascii="Calibri" w:hAnsi="Calibri" w:eastAsia="Calibri"/>
-          <w:b w:val="0"/>
-          <w:i w:val="0"/>
-        </w:rPr>
-        <w:t>Неизменённые gates: разница retained verification AUC не ниже −0,01; среднее ускорение не ниже 1,5×; верхняя доверительная граница максимального paired privacy advantage не выше 0,10; ограниченные отношения embedding error. Бюджет 120 эпох выбран после просмотра более ранних результатов MUFAC, поэтому v3.2 — улучшение метода, но не untouched confirmation. Exact retraining остаётся обязательным fallback при провале любого dataset-specific gate.</w:t>
-      </w:r>
-    </w:p>
-    <w:p>
-      <w:pPr>
-        <w:pStyle w:val="Heading2"/>
-      </w:pPr>
-      <w:r>
-        <w:t>7.6 Уровень E: preregistered sequential-release privacy</w:t>
-      </w:r>
-    </w:p>
-    <w:p>
-      <w:pPr>
-        <w:widowControl/>
-      </w:pPr>
-      <w:r>
-        <w:rPr>
-          <w:rFonts w:ascii="Calibri" w:hAnsi="Calibri" w:eastAsia="Calibri"/>
-          <w:b w:val="0"/>
-          <w:i w:val="0"/>
-        </w:rPr>
-        <w:t>До первого confirmatory run репозиторий зафиксировал пять seeded-порядков по пять последовательных удалений личностей на Olivetti Faces. На каждом переходе exact retraining использует 100 эпох, а deletion-matched кандидат заново запускается от зарегистрированного seed на 60 эпохах только с сохранёнными личностями. Наблюдатель сравнивает два последовательных релиза и атакует membership сохранённых пользователей по абсолютным изменениям confidence, energy, margin и negative entropy. Разница advantage кандидат минус exact парно оценивается на всех 25 переходах с детерминированными bootstrap 95% интервалами.</w:t>
-      </w:r>
-    </w:p>
-    <w:p>
-      <w:pPr>
-        <w:widowControl/>
-      </w:pPr>
-      <w:r>
-        <w:rPr>
-          <w:rFonts w:ascii="Calibri" w:hAnsi="Calibri" w:eastAsia="Calibri"/>
-          <w:b w:val="0"/>
-          <w:i w:val="0"/>
-        </w:rPr>
-        <w:t>До выполнения зафиксированы шесть gates: отсутствие удалённых классов; epoch-budget ratio не ниже 1,5×; разница retained accuracy не ниже −0,02 на каждом переходе; retained embedding MSE к exact не выше 0,001; разрыв forgotten-verification AUC не выше 0,05; наибольшая верхняя доверительная граница дополнительного privacy advantage не выше 0,05. Запуск запрещён на dirty worktree и сохраняет pre-result commit, raw transitions и хэши артефактов.</w:t>
-      </w:r>
-    </w:p>
-    <w:p>
-      <w:pPr>
-        <w:pStyle w:val="Heading2"/>
-      </w:pPr>
-      <w:r>
-        <w:t>7.7 Уровень F: preregistered multi-path temporal erasure</w:t>
-      </w:r>
-    </w:p>
-    <w:p>
-      <w:pPr>
-        <w:widowControl/>
-      </w:pPr>
-      <w:r>
-        <w:rPr>
-          <w:rFonts w:ascii="Calibri" w:hAnsi="Calibri" w:eastAsia="Calibri"/>
-          <w:b w:val="0"/>
-          <w:i w:val="0"/>
-        </w:rPr>
-        <w:t xml:space="preserve">RSE v2 зафиксирован коммитом </w:t>
-      </w:r>
-      <w:r>
-        <w:rPr>
-          <w:rFonts w:ascii="Menlo" w:hAnsi="Menlo" w:eastAsia="Menlo"/>
-          <w:color w:val="173B57"/>
-          <w:sz w:val="19"/>
-        </w:rPr>
-        <w:t>110bb63</w:t>
-      </w:r>
-      <w:r>
-        <w:rPr>
-          <w:rFonts w:ascii="Calibri" w:hAnsi="Calibri" w:eastAsia="Calibri"/>
-          <w:b w:val="0"/>
-          <w:i w:val="0"/>
-        </w:rPr>
-        <w:t xml:space="preserve"> до реализации новых adapters и первого выполнения. Тридцать risk cases охватывают AES-GCM backup restore, legacy export import, retry-queue replay, redeploy старого checkpoint и mixed carriers. Десять safe cases сохраняют carriers, но устанавливают persistent subject tombstone. Десять coverage-fault cases делают недействительной обязательную transition attestation.</w:t>
-      </w:r>
-    </w:p>
-    <w:p>
-      <w:pPr>
-        <w:widowControl/>
-      </w:pPr>
-      <w:r>
-        <w:rPr>
-          <w:rFonts w:ascii="Calibri" w:hAnsi="Calibri" w:eastAsia="Calibri"/>
-          <w:b w:val="0"/>
-          <w:i w:val="0"/>
-        </w:rPr>
-        <w:t>Snapshot PCUG baseline закрывает все текущие online residuals и проходит обязательный absence channel, но не имеет семантики будущих переходов. Blanket-carrier baseline отклоняет любой latent carrier независимо от guards. Primary gates требуют 30/30 RSE risk detections, 10/10 safe specificity, 10/10 coverage fail-closed, ноль физических повторных появлений после MSC, ноль exact/oracle mismatches и стоимость выбранного контроля не выше 7.</w:t>
-      </w:r>
-    </w:p>
-    <w:p>
-      <w:pPr>
-        <w:pStyle w:val="Heading2"/>
-      </w:pPr>
-      <w:r>
-        <w:t>7.8 Уровень G: preregistered topology-robust erasure</w:t>
-      </w:r>
-    </w:p>
-    <w:p>
-      <w:pPr>
-        <w:widowControl/>
-      </w:pPr>
-      <w:r>
-        <w:rPr>
-          <w:rFonts w:ascii="Calibri" w:hAnsi="Calibri" w:eastAsia="Calibri"/>
-          <w:b w:val="0"/>
-          <w:i w:val="0"/>
-        </w:rPr>
-        <w:t xml:space="preserve">TRE v1 зафиксирован коммитом </w:t>
-      </w:r>
-      <w:r>
-        <w:rPr>
-          <w:rFonts w:ascii="Menlo" w:hAnsi="Menlo" w:eastAsia="Menlo"/>
-          <w:color w:val="173B57"/>
-          <w:sz w:val="19"/>
-        </w:rPr>
-        <w:t>320e437</w:t>
-      </w:r>
-      <w:r>
-        <w:rPr>
-          <w:rFonts w:ascii="Calibri" w:hAnsi="Calibri" w:eastAsia="Calibri"/>
-          <w:b w:val="0"/>
-          <w:i w:val="0"/>
-        </w:rPr>
-        <w:t xml:space="preserve"> до реализации solver, runner, verifier или первого результата. Nominal scenario содержит backup restore. Семь shifted scenarios добавляют каждое непустое подмножество checkpoint redeployment, legacy import и retry replay; пять frozen seeds дают 35 физических cases. Nominal exact MSC, exact all-scenario TRE и blanket carrier destruction сравниваются с одинаковыми заявленными стоимостями. Gates требуют 35/35 возвратов после nominal-плана, ноль после TRE, ноль oracle mismatches, стоимость 3 для nominal MSC, 7 для TRE, 60 для blanket и shift-specific witness в каждом случае.</w:t>
-      </w:r>
-    </w:p>
-    <w:p>
-      <w:pPr>
-        <w:pStyle w:val="Heading2"/>
-      </w:pPr>
-      <w:r>
-        <w:t>7.9 Уровень H: перенос на открытые stock-сервисы</w:t>
-      </w:r>
-    </w:p>
-    <w:p>
-      <w:pPr>
-        <w:widowControl/>
-      </w:pPr>
-      <w:r>
-        <w:rPr>
-          <w:rFonts w:ascii="Calibri" w:hAnsi="Calibri" w:eastAsia="Calibri"/>
-          <w:b w:val="0"/>
-          <w:i w:val="0"/>
-        </w:rPr>
-        <w:t>До реализации и первого полного запуска v1 зафиксировал три immutable container images, пять seeds, четыре fault states, выбор публичного входа, equal-budget правила comparators, exact-control gates и хэш исходного core. Проверяются lifecycle identities в Keycloak, lineage run/artifact в MLflow и поиск biometric vectors в Qdrant. Матрица из 60 клеток содержит safe native deletion, surviving derivative, recovery regeneration и отсутствие mandatory coverage в каждой семье.</w:t>
-      </w:r>
-    </w:p>
-    <w:p>
-      <w:pPr>
-        <w:widowControl/>
-      </w:pPr>
-      <w:r>
-        <w:rPr>
-          <w:rFonts w:ascii="Calibri" w:hAnsi="Calibri" w:eastAsia="Calibri"/>
-          <w:b w:val="0"/>
-          <w:i w:val="0"/>
-        </w:rPr>
-        <w:t>Confirmatory split Qdrant использует пять заранее выбранных субъектов публичного Olivetti Faces: нормализованные изображения 64×64 сохраняются как необученные 4096-мерные векторы. Keycloak names и MLflow subject commitments детерминированно синтетические. Каждое HTTP-наблюдение редактируется до append-only записи; provenance manifest хэширует public asset, evidence ledgers, trials и result. Offline verifier заново разбирает сериализованные trials, пересчитывает gates и отклоняет missing, extra, changed или core-drifted artifacts.</w:t>
-      </w:r>
-    </w:p>
-    <w:p>
-      <w:pPr>
-        <w:pStyle w:val="Heading2"/>
-      </w:pPr>
-      <w:r>
-        <w:t>7.10 Уровень I: активное обнаружение топологии GhostGraph</w:t>
-      </w:r>
-    </w:p>
-    <w:p>
-      <w:pPr>
-        <w:widowControl/>
-      </w:pPr>
-      <w:r>
-        <w:rPr>
-          <w:rFonts w:ascii="Calibri" w:hAnsi="Calibri" w:eastAsia="Calibri"/>
-          <w:b w:val="0"/>
-          <w:i w:val="0"/>
-        </w:rPr>
-        <w:t>Протокол v2 до reveal фиксирует пять гипотез графа, шесть допустимых экспериментов, семь скрытых случаев, точную trace-модель, evidence contract и шесть стратегий. На каждом шаге active minimax разбивает пространство версий по ожидаемому trace и последовательно минимизирует крупнейшую оставшуюся группу, сумму квадратов размеров групп, заявленную стоимость и ID эксперимента. Отдельно реализованный bitmask oracle пересчитывает каждый выбор. Runner останавливается с точным графом, значимым для удаления классом путей, OUT_OF_HYPOTHESIS или UNVERIFIED; неполные evidence никогда не превращаются в уверенность.</w:t>
-      </w:r>
-    </w:p>
-    <w:p>
-      <w:pPr>
-        <w:widowControl/>
-      </w:pPr>
-      <w:r>
-        <w:rPr>
-          <w:rFonts w:ascii="Calibri" w:hAnsi="Calibri" w:eastAsia="Calibri"/>
-          <w:b w:val="0"/>
-          <w:i w:val="0"/>
-        </w:rPr>
-        <w:t>Live transfer фиксирует четыре digest-pinned stock-сервиса — Redis, Keycloak, MLflow и Qdrant — и выполняет native API observations над изолированными синтетическими commitments. Пять случаев покрывают direct recurrence, multi-hop recurrence, outside-catalogue граф, path-equivalent граф и safe граф. Внешний протокол v2 исключает заранее раскрытые traces: проект получает ID случаев и evidence flags, отправляет один адаптивно выбранный experiment в adapter под контролем evaluator и получает только его trace. После reveal verifier пересчитывает каждый trace, пространство версий, planner/oracle choice, source hash, commitment и Ed25519 signature. Внешняя submission пока не заявляется.</w:t>
-      </w:r>
-    </w:p>
-    <w:p>
-      <w:pPr>
-        <w:pStyle w:val="Heading2"/>
-      </w:pPr>
-      <w:r>
-        <w:t>7.11 Уровень J: GhostGraph-T action identification</w:t>
-      </w:r>
-    </w:p>
-    <w:p>
-      <w:pPr>
-        <w:widowControl/>
-      </w:pPr>
-      <w:r>
-        <w:rPr>
-          <w:rFonts w:ascii="Calibri" w:hAnsi="Calibri" w:eastAsia="Calibri"/>
-          <w:b w:val="0"/>
-          <w:i w:val="0"/>
-        </w:rPr>
-        <w:t xml:space="preserve">Протокол и core v1 были закоммичены до первого результата. Зафиксированы 120 instance-held-out, 80 composition-held-out, 50 family-held-out и 50 temporal-shift случаев; восемь стратегий; hashes кода и case manifest; Wilson intervals; семь gates. Held-out family оценивается только по </w:t>
+        <w:t xml:space="preserve">FIND сначала replay-проверяет зарегистрированный граф. Если карта может быть неполной, adapter выполняет безопасные синтетические пробы: разрешает определённые recovery-операции и наблюдает, какой тестовый субъект, где и когда появился. После каждой пробы остаются только графы, совместимые с trace. Стадия возвращает единственный граф, полный observable path class, </w:t>
       </w:r>
       <w:r>
         <w:rPr>
@@ -2926,28 +1281,7 @@
           <w:b w:val="0"/>
           <w:i w:val="0"/>
         </w:rPr>
-        <w:t>, а не по невозможной post-hoc localization. Exact global policy минимизирует worst-case declared cost полного конечного decision tree и проверяется отдельно структурированным recursive oracle.</w:t>
-      </w:r>
-    </w:p>
-    <w:p>
-      <w:pPr>
-        <w:pStyle w:val="Heading2"/>
-      </w:pPr>
-      <w:r>
-        <w:t>7.12 Уровень K: model channel на реальных Qwen–TOFU</w:t>
-      </w:r>
-    </w:p>
-    <w:p>
-      <w:pPr>
-        <w:widowControl/>
-      </w:pPr>
-      <w:r>
-        <w:rPr>
-          <w:rFonts w:ascii="Calibri" w:hAnsi="Calibri" w:eastAsia="Calibri"/>
-          <w:b w:val="0"/>
-          <w:i w:val="0"/>
-        </w:rPr>
-        <w:t xml:space="preserve">До первого валидного GPU run протокол зафиксировал Qwen2.5-1.5B base, TOFU revision, три seeds, NF4 QLoRA configuration, target/exact/candidate procedures, шесть evaluation sets, девять conjunctive gates и hashes artifacts. Exact reference переобучает adapter на </w:t>
+        <w:t xml:space="preserve"> или </w:t>
       </w:r>
       <w:r>
         <w:rPr>
@@ -2955,7 +1289,7 @@
           <w:color w:val="173B57"/>
           <w:sz w:val="19"/>
         </w:rPr>
-        <w:t>retain99</w:t>
+        <w:t>UNVERIFIED</w:t>
       </w:r>
       <w:r>
         <w:rPr>
@@ -2963,15 +1297,7 @@
           <w:b w:val="0"/>
           <w:i w:val="0"/>
         </w:rPr>
-        <w:t>, но не изменяет Qwen pretraining. Offline verifier пересчитывает per-example losses, membership AUC, reload recurrence, все gates и решение из скачанных arrays.</w:t>
-      </w:r>
-    </w:p>
-    <w:p>
-      <w:pPr>
-        <w:pStyle w:val="Heading2"/>
-      </w:pPr>
-      <w:r>
-        <w:t>7.13 Коррекция Qwen–TOFU v2 и author-disjoint confirmation</w:t>
+        <w:t>.</w:t>
       </w:r>
     </w:p>
     <w:p>
@@ -2984,7 +1310,7 @@
           <w:b w:val="0"/>
           <w:i w:val="0"/>
         </w:rPr>
-        <w:t xml:space="preserve">После результата v1 семантический аудит установил, что perturbed split читался через обычное поле </w:t>
+        <w:t xml:space="preserve">Пусть </w:t>
       </w:r>
       <w:r>
         <w:rPr>
@@ -2992,7 +1318,7 @@
           <w:color w:val="173B57"/>
           <w:sz w:val="19"/>
         </w:rPr>
-        <w:t>answer</w:t>
+        <w:t>H</w:t>
       </w:r>
       <w:r>
         <w:rPr>
@@ -3000,7 +1326,7 @@
           <w:b w:val="0"/>
           <w:i w:val="0"/>
         </w:rPr>
-        <w:t xml:space="preserve">. Отдельный protocol v2 корректно оценивает paraphrased answer и пять ложных answers. Шесть заранее объявленных UCSGP-конфигураций выбирались только на строках </w:t>
+        <w:t xml:space="preserve"> — конечный version space графов, а </w:t>
       </w:r>
       <w:r>
         <w:rPr>
@@ -3008,7 +1334,7 @@
           <w:color w:val="173B57"/>
           <w:sz w:val="19"/>
         </w:rPr>
-        <w:t>forget05</w:t>
+        <w:t>Obs(q,h)</w:t>
       </w:r>
       <w:r>
         <w:rPr>
@@ -3016,7 +1342,7 @@
           <w:b w:val="0"/>
           <w:i w:val="0"/>
         </w:rPr>
-        <w:t xml:space="preserve">, не входящих в </w:t>
+        <w:t xml:space="preserve"> — trace эксперимента </w:t>
       </w:r>
       <w:r>
         <w:rPr>
@@ -3024,7 +1350,7 @@
           <w:color w:val="173B57"/>
           <w:sz w:val="19"/>
         </w:rPr>
-        <w:t>forget01</w:t>
+        <w:t>q</w:t>
       </w:r>
       <w:r>
         <w:rPr>
@@ -3032,7 +1358,7 @@
           <w:b w:val="0"/>
           <w:i w:val="0"/>
         </w:rPr>
-        <w:t xml:space="preserve">, utility-наборе </w:t>
+        <w:t xml:space="preserve"> на гипотезе </w:t>
       </w:r>
       <w:r>
         <w:rPr>
@@ -3040,7 +1366,7 @@
           <w:color w:val="173B57"/>
           <w:sz w:val="19"/>
         </w:rPr>
-        <w:t>retain95</w:t>
+        <w:t>h</w:t>
       </w:r>
       <w:r>
         <w:rPr>
@@ -3048,23 +1374,782 @@
           <w:b w:val="0"/>
           <w:i w:val="0"/>
         </w:rPr>
-        <w:t>, исключающем всех reserved authors, и двух development seeds. Выбранная конфигурация затем была зафиксирована для пяти untouched confirmation seeds. Primary endpoint — normalized recovery относительно exact retraining с обязательным per-seed интервалом 0,8–1,25, дополненным retained, real-author, world-fact, truth-margin, membership-proxy, speed и reload gates. Offline verifier связывает source commit, protocol digest, raw arrays, adapter hashes, development selection, seed lists, пересчитанные aggregates и решение.</w:t>
+        <w:t xml:space="preserve">. После наблюдения </w:t>
+      </w:r>
+      <w:r>
+        <w:rPr>
+          <w:rFonts w:ascii="Menlo" w:hAnsi="Menlo" w:eastAsia="Menlo"/>
+          <w:color w:val="173B57"/>
+          <w:sz w:val="19"/>
+        </w:rPr>
+        <w:t>o</w:t>
+      </w:r>
+      <w:r>
+        <w:rPr>
+          <w:rFonts w:ascii="Calibri" w:hAnsi="Calibri" w:eastAsia="Calibri"/>
+          <w:b w:val="0"/>
+          <w:i w:val="0"/>
+        </w:rPr>
+        <w:t>:</w:t>
       </w:r>
     </w:p>
     <w:p>
       <w:pPr>
-        <w:pStyle w:val="Heading1"/>
+        <w:pStyle w:val="CodeBlock"/>
       </w:pPr>
       <w:r>
-        <w:t>8. Результаты</w:t>
+        <w:t>H' = {h ∈ H : Obs(q,h) = o}.</w:t>
       </w:r>
     </w:p>
     <w:p>
       <w:pPr>
+        <w:widowControl/>
+      </w:pPr>
+      <w:r>
+        <w:rPr>
+          <w:rFonts w:ascii="Calibri" w:hAnsi="Calibri" w:eastAsia="Calibri"/>
+          <w:b w:val="0"/>
+          <w:i w:val="0"/>
+        </w:rPr>
+        <w:t>Exact one-step minimax выбирает допустимую пробу, минимизирующую размер худшего следующего класса с детерминированным tie-break. Это локальная гарантия, а не оптимальность всего adaptive tree.</w:t>
+      </w:r>
+    </w:p>
+    <w:p>
+      <w:pPr>
         <w:pStyle w:val="Heading2"/>
       </w:pPr>
       <w:r>
-        <w:t>8.1 Механизм и перенос</w:t>
+        <w:t>4.2 ERASE</w:t>
+      </w:r>
+    </w:p>
+    <w:p>
+      <w:pPr>
+        <w:widowControl/>
+      </w:pPr>
+      <w:r>
+        <w:rPr>
+          <w:rFonts w:ascii="Calibri" w:hAnsi="Calibri" w:eastAsia="Calibri"/>
+          <w:b w:val="0"/>
+          <w:i w:val="0"/>
+        </w:rPr>
+        <w:t xml:space="preserve">Пусть </w:t>
+      </w:r>
+      <w:r>
+        <w:rPr>
+          <w:rFonts w:ascii="Menlo" w:hAnsi="Menlo" w:eastAsia="Menlo"/>
+          <w:color w:val="173B57"/>
+          <w:sz w:val="19"/>
+        </w:rPr>
+        <w:t>A</w:t>
+      </w:r>
+      <w:r>
+        <w:rPr>
+          <w:rFonts w:ascii="Calibri" w:hAnsi="Calibri" w:eastAsia="Calibri"/>
+          <w:b w:val="0"/>
+          <w:i w:val="0"/>
+        </w:rPr>
+        <w:t xml:space="preserve"> — конечный каталог разрешённых действий, </w:t>
+      </w:r>
+      <w:r>
+        <w:rPr>
+          <w:rFonts w:ascii="Menlo" w:hAnsi="Menlo" w:eastAsia="Menlo"/>
+          <w:color w:val="173B57"/>
+          <w:sz w:val="19"/>
+        </w:rPr>
+        <w:t>c(a) ≥ 0</w:t>
+      </w:r>
+      <w:r>
+        <w:rPr>
+          <w:rFonts w:ascii="Calibri" w:hAnsi="Calibri" w:eastAsia="Calibri"/>
+          <w:b w:val="0"/>
+          <w:i w:val="0"/>
+        </w:rPr>
+        <w:t xml:space="preserve"> — стоимость, </w:t>
+      </w:r>
+      <w:r>
+        <w:rPr>
+          <w:rFonts w:ascii="Menlo" w:hAnsi="Menlo" w:eastAsia="Menlo"/>
+          <w:color w:val="173B57"/>
+          <w:sz w:val="19"/>
+        </w:rPr>
+        <w:t>Apply(G,B)</w:t>
+      </w:r>
+      <w:r>
+        <w:rPr>
+          <w:rFonts w:ascii="Calibri" w:hAnsi="Calibri" w:eastAsia="Calibri"/>
+          <w:b w:val="0"/>
+          <w:i w:val="0"/>
+        </w:rPr>
+        <w:t xml:space="preserve"> — система после подмножества </w:t>
+      </w:r>
+      <w:r>
+        <w:rPr>
+          <w:rFonts w:ascii="Menlo" w:hAnsi="Menlo" w:eastAsia="Menlo"/>
+          <w:color w:val="173B57"/>
+          <w:sz w:val="19"/>
+        </w:rPr>
+        <w:t>B ⊆ A</w:t>
+      </w:r>
+      <w:r>
+        <w:rPr>
+          <w:rFonts w:ascii="Calibri" w:hAnsi="Calibri" w:eastAsia="Calibri"/>
+          <w:b w:val="0"/>
+          <w:i w:val="0"/>
+        </w:rPr>
+        <w:t>. План допустим, если все действия разрешены и replay закрывает каждый активный path и обязательный channel. Выбирается</w:t>
+      </w:r>
+    </w:p>
+    <w:p>
+      <w:pPr>
+        <w:pStyle w:val="CodeBlock"/>
+      </w:pPr>
+      <w:r>
+        <w:t>B* = arg min  Σ c(a)</w:t>
+      </w:r>
+    </w:p>
+    <w:p>
+      <w:pPr>
+        <w:pStyle w:val="CodeBlock"/>
+      </w:pPr>
+      <w:r>
+        <w:t xml:space="preserve">              a∈B</w:t>
+      </w:r>
+    </w:p>
+    <w:p>
+      <w:pPr>
+        <w:pStyle w:val="CodeBlock"/>
+      </w:pPr>
+      <w:r>
+        <w:t xml:space="preserve">     subject to Feasible(B) = true.</w:t>
+      </w:r>
+    </w:p>
+    <w:p>
+      <w:pPr>
+        <w:widowControl/>
+      </w:pPr>
+      <w:r>
+        <w:rPr>
+          <w:rFonts w:ascii="Calibri" w:hAnsi="Calibri" w:eastAsia="Calibri"/>
+          <w:b w:val="0"/>
+          <w:i w:val="0"/>
+        </w:rPr>
+        <w:t xml:space="preserve">При равенстве используется стабильный lexicographic tie-break. Если полного permitted plan нет, выдаётся </w:t>
+      </w:r>
+      <w:r>
+        <w:rPr>
+          <w:rFonts w:ascii="Menlo" w:hAnsi="Menlo" w:eastAsia="Menlo"/>
+          <w:color w:val="173B57"/>
+          <w:sz w:val="19"/>
+        </w:rPr>
+        <w:t>INCOMPLETE</w:t>
+      </w:r>
+      <w:r>
+        <w:rPr>
+          <w:rFonts w:ascii="Calibri" w:hAnsi="Calibri" w:eastAsia="Calibri"/>
+          <w:b w:val="0"/>
+          <w:i w:val="0"/>
+        </w:rPr>
+        <w:t xml:space="preserve"> или </w:t>
+      </w:r>
+      <w:r>
+        <w:rPr>
+          <w:rFonts w:ascii="Menlo" w:hAnsi="Menlo" w:eastAsia="Menlo"/>
+          <w:color w:val="173B57"/>
+          <w:sz w:val="19"/>
+        </w:rPr>
+        <w:t>UNVERIFIED</w:t>
+      </w:r>
+      <w:r>
+        <w:rPr>
+          <w:rFonts w:ascii="Calibri" w:hAnsi="Calibri" w:eastAsia="Calibri"/>
+          <w:b w:val="0"/>
+          <w:i w:val="0"/>
+        </w:rPr>
+        <w:t>, но не частичная квитанция.</w:t>
+      </w:r>
+    </w:p>
+    <w:p>
+      <w:pPr>
+        <w:widowControl/>
+      </w:pPr>
+      <w:r>
+        <w:rPr>
+          <w:rFonts w:ascii="Calibri" w:hAnsi="Calibri" w:eastAsia="Calibri"/>
+          <w:b w:val="0"/>
+          <w:i w:val="0"/>
+        </w:rPr>
+        <w:t>Model branch находится внутри ERASE. Candidate unlearning сравнивается с exact retraining по forgetting, retained utility, privacy proxy, deletion-matched distance и recurrence after reload. Общий model pass равен конъюнкции frozen gates. Провал одного gate означает fallback к exact retraining либо незавершённый model channel.</w:t>
+      </w:r>
+    </w:p>
+    <w:p>
+      <w:pPr>
+        <w:pStyle w:val="Heading2"/>
+      </w:pPr>
+      <w:r>
+        <w:t>4.3 PROVE</w:t>
+      </w:r>
+    </w:p>
+    <w:p>
+      <w:pPr>
+        <w:widowControl/>
+      </w:pPr>
+      <w:r>
+        <w:rPr>
+          <w:rFonts w:ascii="Calibri" w:hAnsi="Calibri" w:eastAsia="Calibri"/>
+          <w:b w:val="0"/>
+          <w:i w:val="0"/>
+        </w:rPr>
+        <w:t xml:space="preserve">Пусть </w:t>
+      </w:r>
+      <w:r>
+        <w:rPr>
+          <w:rFonts w:ascii="Menlo" w:hAnsi="Menlo" w:eastAsia="Menlo"/>
+          <w:color w:val="173B57"/>
+          <w:sz w:val="19"/>
+        </w:rPr>
+        <w:t>q₀</w:t>
+      </w:r>
+      <w:r>
+        <w:rPr>
+          <w:rFonts w:ascii="Calibri" w:hAnsi="Calibri" w:eastAsia="Calibri"/>
+          <w:b w:val="0"/>
+          <w:i w:val="0"/>
+        </w:rPr>
+        <w:t xml:space="preserve"> — состояние после ERASE, а </w:t>
+      </w:r>
+      <w:r>
+        <w:rPr>
+          <w:rFonts w:ascii="Menlo" w:hAnsi="Menlo" w:eastAsia="Menlo"/>
+          <w:color w:val="173B57"/>
+          <w:sz w:val="19"/>
+        </w:rPr>
+        <w:t>δ</w:t>
+      </w:r>
+      <w:r>
+        <w:rPr>
+          <w:rFonts w:ascii="Calibri" w:hAnsi="Calibri" w:eastAsia="Calibri"/>
+          <w:b w:val="0"/>
+          <w:i w:val="0"/>
+        </w:rPr>
+        <w:t xml:space="preserve"> — зарегистрированные будущие переходы. Требуется, чтобы ни одно достижимое состояние не содержало пригодный residual:</w:t>
+      </w:r>
+    </w:p>
+    <w:p>
+      <w:pPr>
+        <w:pStyle w:val="CodeBlock"/>
+      </w:pPr>
+      <w:r>
+        <w:t>Safe(u) ⇔ ∀q ∈ Reach(q₀, δ): Residual(u,q) = false.</w:t>
+      </w:r>
+    </w:p>
+    <w:p>
+      <w:pPr>
+        <w:widowControl/>
+      </w:pPr>
+      <w:r>
+        <w:rPr>
+          <w:rFonts w:ascii="Calibri" w:hAnsi="Calibri" w:eastAsia="Calibri"/>
+          <w:b w:val="0"/>
+          <w:i w:val="0"/>
+        </w:rPr>
+        <w:t xml:space="preserve">Если replay находит recurrence witness, PROVE возвращает </w:t>
+      </w:r>
+      <w:r>
+        <w:rPr>
+          <w:rFonts w:ascii="Menlo" w:hAnsi="Menlo" w:eastAsia="Menlo"/>
+          <w:color w:val="173B57"/>
+          <w:sz w:val="19"/>
+        </w:rPr>
+        <w:t>INCOMPLETE</w:t>
+      </w:r>
+      <w:r>
+        <w:rPr>
+          <w:rFonts w:ascii="Calibri" w:hAnsi="Calibri" w:eastAsia="Calibri"/>
+          <w:b w:val="0"/>
+          <w:i w:val="0"/>
+        </w:rPr>
+        <w:t xml:space="preserve"> и кратчайший контрпример. Если transition coverage неизвестен, результат </w:t>
+      </w:r>
+      <w:r>
+        <w:rPr>
+          <w:rFonts w:ascii="Menlo" w:hAnsi="Menlo" w:eastAsia="Menlo"/>
+          <w:color w:val="173B57"/>
+          <w:sz w:val="19"/>
+        </w:rPr>
+        <w:t>UNVERIFIED</w:t>
+      </w:r>
+      <w:r>
+        <w:rPr>
+          <w:rFonts w:ascii="Calibri" w:hAnsi="Calibri" w:eastAsia="Calibri"/>
+          <w:b w:val="0"/>
+          <w:i w:val="0"/>
+        </w:rPr>
+        <w:t>. Только безопасный replay разрешает certificate-ready status.</w:t>
+      </w:r>
+    </w:p>
+    <w:p>
+      <w:pPr>
+        <w:pStyle w:val="Heading2"/>
+      </w:pPr>
+      <w:r>
+        <w:t>4.4 Общая формула</w:t>
+      </w:r>
+    </w:p>
+    <w:p>
+      <w:pPr>
+        <w:widowControl/>
+      </w:pPr>
+      <w:r>
+        <w:rPr>
+          <w:rFonts w:ascii="Calibri" w:hAnsi="Calibri" w:eastAsia="Calibri"/>
+          <w:b w:val="0"/>
+          <w:i w:val="0"/>
+        </w:rPr>
+        <w:t xml:space="preserve">Пусть </w:t>
+      </w:r>
+      <w:r>
+        <w:rPr>
+          <w:rFonts w:ascii="Menlo" w:hAnsi="Menlo" w:eastAsia="Menlo"/>
+          <w:color w:val="173B57"/>
+          <w:sz w:val="19"/>
+        </w:rPr>
+        <w:t>P</w:t>
+      </w:r>
+      <w:r>
+        <w:rPr>
+          <w:rFonts w:ascii="Calibri" w:hAnsi="Calibri" w:eastAsia="Calibri"/>
+          <w:b w:val="0"/>
+          <w:i w:val="0"/>
+        </w:rPr>
+        <w:t xml:space="preserve"> — закрытие physical/model paths, </w:t>
+      </w:r>
+      <w:r>
+        <w:rPr>
+          <w:rFonts w:ascii="Menlo" w:hAnsi="Menlo" w:eastAsia="Menlo"/>
+          <w:color w:val="173B57"/>
+          <w:sz w:val="19"/>
+        </w:rPr>
+        <w:t>D</w:t>
+      </w:r>
+      <w:r>
+        <w:rPr>
+          <w:rFonts w:ascii="Calibri" w:hAnsi="Calibri" w:eastAsia="Calibri"/>
+          <w:b w:val="0"/>
+          <w:i w:val="0"/>
+        </w:rPr>
+        <w:t xml:space="preserve"> — валидное discovery evidence, </w:t>
+      </w:r>
+      <w:r>
+        <w:rPr>
+          <w:rFonts w:ascii="Menlo" w:hAnsi="Menlo" w:eastAsia="Menlo"/>
+          <w:color w:val="173B57"/>
+          <w:sz w:val="19"/>
+        </w:rPr>
+        <w:t>T</w:t>
+      </w:r>
+      <w:r>
+        <w:rPr>
+          <w:rFonts w:ascii="Calibri" w:hAnsi="Calibri" w:eastAsia="Calibri"/>
+          <w:b w:val="0"/>
+          <w:i w:val="0"/>
+        </w:rPr>
+        <w:t xml:space="preserve"> — temporal safety:</w:t>
+      </w:r>
+    </w:p>
+    <w:p>
+      <w:pPr>
+        <w:pStyle w:val="CodeBlock"/>
+      </w:pPr>
+      <w:r>
+        <w:t>COMPLETE_WITHIN_ENVELOPE ⇔ P ∧ D ∧ T.</w:t>
+      </w:r>
+    </w:p>
+    <w:p>
+      <w:pPr>
+        <w:pStyle w:val="Heading1"/>
+      </w:pPr>
+      <w:r>
+        <w:t>5. Формальные свойства</w:t>
+      </w:r>
+    </w:p>
+    <w:p>
+      <w:pPr>
+        <w:widowControl/>
+      </w:pPr>
+      <w:r>
+        <w:rPr>
+          <w:rFonts w:ascii="Calibri" w:hAnsi="Calibri" w:eastAsia="Calibri"/>
+          <w:b w:val="0"/>
+          <w:i w:val="0"/>
+        </w:rPr>
+        <w:t xml:space="preserve">Lean-проект проверяет четыре условных свойства без </w:t>
+      </w:r>
+      <w:r>
+        <w:rPr>
+          <w:rFonts w:ascii="Menlo" w:hAnsi="Menlo" w:eastAsia="Menlo"/>
+          <w:color w:val="173B57"/>
+          <w:sz w:val="19"/>
+        </w:rPr>
+        <w:t>sorryAx</w:t>
+      </w:r>
+      <w:r>
+        <w:rPr>
+          <w:rFonts w:ascii="Calibri" w:hAnsi="Calibri" w:eastAsia="Calibri"/>
+          <w:b w:val="0"/>
+          <w:i w:val="0"/>
+        </w:rPr>
+        <w:t>:</w:t>
+      </w:r>
+    </w:p>
+    <w:p>
+      <w:pPr>
+        <w:pStyle w:val="NumberedItem"/>
+      </w:pPr>
+      <w:r>
+        <w:rPr>
+          <w:rFonts w:ascii="Calibri" w:hAnsi="Calibri" w:eastAsia="Calibri"/>
+        </w:rPr>
+        <w:t xml:space="preserve">1. </w:t>
+      </w:r>
+      <w:r>
+        <w:rPr>
+          <w:rFonts w:ascii="Calibri" w:hAnsi="Calibri" w:eastAsia="Calibri"/>
+          <w:b w:val="0"/>
+          <w:i w:val="0"/>
+        </w:rPr>
+        <w:t>replayed completion исключает представленные residual paths при полноте topology и sound local verifiers;</w:t>
+      </w:r>
+    </w:p>
+    <w:p>
+      <w:pPr>
+        <w:pStyle w:val="NumberedItem"/>
+      </w:pPr>
+      <w:r>
+        <w:rPr>
+          <w:rFonts w:ascii="Calibri" w:hAnsi="Calibri" w:eastAsia="Calibri"/>
+        </w:rPr>
+        <w:t xml:space="preserve">2. </w:t>
+      </w:r>
+      <w:r>
+        <w:rPr>
+          <w:rFonts w:ascii="Calibri" w:hAnsi="Calibri" w:eastAsia="Calibri"/>
+          <w:b w:val="0"/>
+          <w:i w:val="0"/>
+        </w:rPr>
+        <w:t>exact finite selector выбирает feasible plan не дороже любого другого listed feasible plan;</w:t>
+      </w:r>
+    </w:p>
+    <w:p>
+      <w:pPr>
+        <w:pStyle w:val="NumberedItem"/>
+      </w:pPr>
+      <w:r>
+        <w:rPr>
+          <w:rFonts w:ascii="Calibri" w:hAnsi="Calibri" w:eastAsia="Calibri"/>
+        </w:rPr>
+        <w:t xml:space="preserve">3. </w:t>
+      </w:r>
+      <w:r>
+        <w:rPr>
+          <w:rFonts w:ascii="Calibri" w:hAnsi="Calibri" w:eastAsia="Calibri"/>
+          <w:b w:val="0"/>
+          <w:i w:val="0"/>
+        </w:rPr>
+        <w:t>observed transition coverage переносит snapshot absence на все reachable registered states;</w:t>
+      </w:r>
+    </w:p>
+    <w:p>
+      <w:pPr>
+        <w:pStyle w:val="NumberedItem"/>
+      </w:pPr>
+      <w:r>
+        <w:rPr>
+          <w:rFonts w:ascii="Calibri" w:hAnsi="Calibri" w:eastAsia="Calibri"/>
+        </w:rPr>
+        <w:t xml:space="preserve">4. </w:t>
+      </w:r>
+      <w:r>
+        <w:rPr>
+          <w:rFonts w:ascii="Calibri" w:hAnsi="Calibri" w:eastAsia="Calibri"/>
+          <w:b w:val="0"/>
+          <w:i w:val="0"/>
+        </w:rPr>
+        <w:t>exact temporal selector безопасен и минимален при явной feasibility-soundness obligation.</w:t>
+      </w:r>
+    </w:p>
+    <w:p>
+      <w:pPr>
+        <w:widowControl/>
+      </w:pPr>
+      <w:r>
+        <w:rPr>
+          <w:rFonts w:ascii="Calibri" w:hAnsi="Calibri" w:eastAsia="Calibri"/>
+          <w:b w:val="0"/>
+          <w:i w:val="0"/>
+        </w:rPr>
+        <w:t>Отдельные checked counterexamples показывают, что скрытый residual возможен без topology coverage и что passed channel бессмыслен без soundness. Python implementation отдельно сравнивается с exhaustive oracles; Lean не доказывает Python semantics, adapters или реальную полноту организации.</w:t>
+      </w:r>
+    </w:p>
+    <w:p>
+      <w:pPr>
+        <w:pStyle w:val="Heading1"/>
+      </w:pPr>
+      <w:r>
+        <w:t>6. Реализация</w:t>
+      </w:r>
+    </w:p>
+    <w:p>
+      <w:pPr>
+        <w:widowControl/>
+      </w:pPr>
+      <w:r>
+        <w:rPr>
+          <w:rFonts w:ascii="Calibri" w:hAnsi="Calibri" w:eastAsia="Calibri"/>
+          <w:b w:val="0"/>
+          <w:i w:val="0"/>
+        </w:rPr>
+        <w:t xml:space="preserve">Публичный Python entry point </w:t>
+      </w:r>
+      <w:r>
+        <w:rPr>
+          <w:rFonts w:ascii="Menlo" w:hAnsi="Menlo" w:eastAsia="Menlo"/>
+          <w:color w:val="173B57"/>
+          <w:sz w:val="19"/>
+        </w:rPr>
+        <w:t>run_erasemap</w:t>
+      </w:r>
+      <w:r>
+        <w:rPr>
+          <w:rFonts w:ascii="Calibri" w:hAnsi="Calibri" w:eastAsia="Calibri"/>
+          <w:b w:val="0"/>
+          <w:i w:val="0"/>
+        </w:rPr>
+        <w:t xml:space="preserve"> возвращает три stage results и общий verdict. Service adapters отделены от pure verifier, поэтому алгоритм не выполняет неразрешённые network или destructive calls. Evidence bundles связываются hashes и, где предусмотрено протоколом, Ed25519 signatures. CLI создаёт offline-verifiable showcase и отчёты.</w:t>
+      </w:r>
+    </w:p>
+    <w:p>
+      <w:pPr>
+        <w:widowControl/>
+      </w:pPr>
+      <w:r>
+        <w:rPr>
+          <w:rFonts w:ascii="Calibri" w:hAnsi="Calibri" w:eastAsia="Calibri"/>
+          <w:b w:val="0"/>
+          <w:i w:val="0"/>
+        </w:rPr>
+        <w:t>Внутренние названия PCUG, GhostGraph, CDC, RSE и MSC используются только для трассировки evidence и formal namespaces. Они не образуют пять конкурирующих пользовательских алгоритмов.</w:t>
+      </w:r>
+    </w:p>
+    <w:p>
+      <w:pPr>
+        <w:pStyle w:val="Heading1"/>
+      </w:pPr>
+      <w:r>
+        <w:t>7. Методика экспериментов</w:t>
+      </w:r>
+    </w:p>
+    <w:p>
+      <w:pPr>
+        <w:pStyle w:val="Heading2"/>
+      </w:pPr>
+      <w:r>
+        <w:t>7.1 Основная метрика</w:t>
+      </w:r>
+    </w:p>
+    <w:p>
+      <w:pPr>
+        <w:widowControl/>
+      </w:pPr>
+      <w:r>
+        <w:rPr>
+          <w:rFonts w:ascii="Calibri" w:hAnsi="Calibri" w:eastAsia="Calibri"/>
+          <w:b w:val="0"/>
+          <w:i w:val="0"/>
+        </w:rPr>
+        <w:t>Критический риск — false-complete rate:</w:t>
+      </w:r>
+    </w:p>
+    <w:p>
+      <w:pPr>
+        <w:pStyle w:val="CodeBlock"/>
+      </w:pPr>
+      <w:r>
+        <w:t>FCR = false COMPLETE / фактически незавершённые случаи.</w:t>
+      </w:r>
+    </w:p>
+    <w:p>
+      <w:pPr>
+        <w:widowControl/>
+      </w:pPr>
+      <w:r>
+        <w:rPr>
+          <w:rFonts w:ascii="Calibri" w:hAnsi="Calibri" w:eastAsia="Calibri"/>
+          <w:b w:val="0"/>
+          <w:i w:val="0"/>
+        </w:rPr>
+        <w:t>Дополнительные метрики: probes, action cost, wall time, bytes written, retained loss, recurrence, oracle mismatches, forgetting, utility и privacy advantage.</w:t>
+      </w:r>
+    </w:p>
+    <w:p>
+      <w:pPr>
+        <w:pStyle w:val="Heading2"/>
+      </w:pPr>
+      <w:r>
+        <w:t>7.2 Evidence layers</w:t>
+      </w:r>
+    </w:p>
+    <w:p>
+      <w:pPr>
+        <w:pStyle w:val="NumberedItem"/>
+      </w:pPr>
+      <w:r>
+        <w:rPr>
+          <w:rFonts w:ascii="Calibri" w:hAnsi="Calibri" w:eastAsia="Calibri"/>
+        </w:rPr>
+        <w:t xml:space="preserve">1. </w:t>
+      </w:r>
+      <w:r>
+        <w:rPr>
+          <w:rFonts w:ascii="Calibri" w:hAnsi="Calibri" w:eastAsia="Calibri"/>
+          <w:b w:val="0"/>
+          <w:i w:val="0"/>
+        </w:rPr>
+        <w:t>Mechanism stress проверяет различие typed-node и channel-aware path semantics.</w:t>
+      </w:r>
+    </w:p>
+    <w:p>
+      <w:pPr>
+        <w:pStyle w:val="NumberedItem"/>
+      </w:pPr>
+      <w:r>
+        <w:rPr>
+          <w:rFonts w:ascii="Calibri" w:hAnsi="Calibri" w:eastAsia="Calibri"/>
+        </w:rPr>
+        <w:t xml:space="preserve">2. </w:t>
+      </w:r>
+      <w:r>
+        <w:rPr>
+          <w:rFonts w:ascii="Calibri" w:hAnsi="Calibri" w:eastAsia="Calibri"/>
+          <w:b w:val="0"/>
+          <w:i w:val="0"/>
+        </w:rPr>
+        <w:t>Stock-service transfer использует digest-pinned Keycloak, MLflow и Qdrant на 60 frozen cases.</w:t>
+      </w:r>
+    </w:p>
+    <w:p>
+      <w:pPr>
+        <w:pStyle w:val="NumberedItem"/>
+      </w:pPr>
+      <w:r>
+        <w:rPr>
+          <w:rFonts w:ascii="Calibri" w:hAnsi="Calibri" w:eastAsia="Calibri"/>
+        </w:rPr>
+        <w:t xml:space="preserve">3. </w:t>
+      </w:r>
+      <w:r>
+        <w:rPr>
+          <w:rFonts w:ascii="Calibri" w:hAnsi="Calibri" w:eastAsia="Calibri"/>
+          <w:b w:val="0"/>
+          <w:i w:val="0"/>
+        </w:rPr>
+        <w:t>Bounded hidden graphs сравнивают active minimax, greedy, random и exhaustive FIND.</w:t>
+      </w:r>
+    </w:p>
+    <w:p>
+      <w:pPr>
+        <w:pStyle w:val="NumberedItem"/>
+      </w:pPr>
+      <w:r>
+        <w:rPr>
+          <w:rFonts w:ascii="Calibri" w:hAnsi="Calibri" w:eastAsia="Calibri"/>
+        </w:rPr>
+        <w:t xml:space="preserve">4. </w:t>
+      </w:r>
+      <w:r>
+        <w:rPr>
+          <w:rFonts w:ascii="Calibri" w:hAnsi="Calibri" w:eastAsia="Calibri"/>
+          <w:b w:val="0"/>
+          <w:i w:val="0"/>
+        </w:rPr>
+        <w:t>Measured multi-service experiment сравнивает targeted ERASE и rebuild-all на real PostgreSQL, Redis, Qdrant, encrypted backup и ridge model.</w:t>
+      </w:r>
+    </w:p>
+    <w:p>
+      <w:pPr>
+        <w:pStyle w:val="NumberedItem"/>
+      </w:pPr>
+      <w:r>
+        <w:rPr>
+          <w:rFonts w:ascii="Calibri" w:hAnsi="Calibri" w:eastAsia="Calibri"/>
+        </w:rPr>
+        <w:t xml:space="preserve">5. </w:t>
+      </w:r>
+      <w:r>
+        <w:rPr>
+          <w:rFonts w:ascii="Calibri" w:hAnsi="Calibri" w:eastAsia="Calibri"/>
+          <w:b w:val="0"/>
+          <w:i w:val="0"/>
+        </w:rPr>
+        <w:t>Temporal lab проверяет delayed restore, sync, cache/index rebuild и coverage faults.</w:t>
+      </w:r>
+    </w:p>
+    <w:p>
+      <w:pPr>
+        <w:pStyle w:val="NumberedItem"/>
+      </w:pPr>
+      <w:r>
+        <w:rPr>
+          <w:rFonts w:ascii="Calibri" w:hAnsi="Calibri" w:eastAsia="Calibri"/>
+        </w:rPr>
+        <w:t xml:space="preserve">6. </w:t>
+      </w:r>
+      <w:r>
+        <w:rPr>
+          <w:rFonts w:ascii="Calibri" w:hAnsi="Calibri" w:eastAsia="Calibri"/>
+          <w:b w:val="0"/>
+          <w:i w:val="0"/>
+        </w:rPr>
+        <w:t>Face experiments проверяют bounded unlearning и retained-user privacy.</w:t>
+      </w:r>
+    </w:p>
+    <w:p>
+      <w:pPr>
+        <w:pStyle w:val="NumberedItem"/>
+      </w:pPr>
+      <w:r>
+        <w:rPr>
+          <w:rFonts w:ascii="Calibri" w:hAnsi="Calibri" w:eastAsia="Calibri"/>
+        </w:rPr>
+        <w:t xml:space="preserve">7. </w:t>
+      </w:r>
+      <w:r>
+        <w:rPr>
+          <w:rFonts w:ascii="Calibri" w:hAnsi="Calibri" w:eastAsia="Calibri"/>
+          <w:b w:val="0"/>
+          <w:i w:val="0"/>
+        </w:rPr>
+        <w:t>Qwen–TOFU проверяет adapter-level learned influence на реальной открытой 1.5B model.</w:t>
+      </w:r>
+    </w:p>
+    <w:p>
+      <w:pPr>
+        <w:widowControl/>
+      </w:pPr>
+      <w:r>
+        <w:rPr>
+          <w:rFonts w:ascii="Calibri" w:hAnsi="Calibri" w:eastAsia="Calibri"/>
+          <w:b w:val="0"/>
+          <w:i w:val="0"/>
+        </w:rPr>
+        <w:t>Протоколы, seeds, gates и source hashes фиксировались до соответствующих confirmation runs. Failed results не удаляются и не переписываются.</w:t>
+      </w:r>
+    </w:p>
+    <w:p>
+      <w:pPr>
+        <w:pStyle w:val="Heading1"/>
+      </w:pPr>
+      <w:r>
+        <w:t>8. Результаты</w:t>
       </w:r>
     </w:p>
     <w:tbl>
@@ -3116,7 +2201,7 @@
                 <w:i w:val="0"/>
                 <w:sz w:val="18"/>
               </w:rPr>
-              <w:t>Оценивание</w:t>
+              <w:t>Проверка</w:t>
             </w:r>
           </w:p>
         </w:tc>
@@ -3150,7 +2235,7 @@
                 <w:i w:val="0"/>
                 <w:sz w:val="18"/>
               </w:rPr>
-              <w:t>EraSeMap / PCUG</w:t>
+              <w:t>EraSeMap</w:t>
             </w:r>
           </w:p>
         </w:tc>
@@ -3184,7 +2269,7 @@
                 <w:i w:val="0"/>
                 <w:sz w:val="18"/>
               </w:rPr>
-              <w:t>Сильнейшее сравнение</w:t>
+              <w:t>Baseline</w:t>
             </w:r>
           </w:p>
         </w:tc>
@@ -3218,7 +2303,7 @@
                 <w:i w:val="0"/>
                 <w:sz w:val="18"/>
               </w:rPr>
-              <w:t>Вывод</w:t>
+              <w:t>Интерпретация</w:t>
             </w:r>
           </w:p>
         </w:tc>
@@ -3252,7 +2337,15 @@
                 <w:i w:val="0"/>
                 <w:sz w:val="18"/>
               </w:rPr>
-              <w:t>Stress test, 75 незавершённых случаев</w:t>
+              <w:t xml:space="preserve">Stock-service false </w:t>
+            </w:r>
+            <w:r>
+              <w:rPr>
+                <w:rFonts w:ascii="Calibri" w:hAnsi="Calibri" w:eastAsia="Calibri"/>
+                <w:color w:val="173B57"/>
+                <w:sz w:val="18"/>
+              </w:rPr>
+              <w:t>COMPLETE</w:t>
             </w:r>
           </w:p>
         </w:tc>
@@ -3284,7 +2377,7 @@
                 <w:i w:val="0"/>
                 <w:sz w:val="18"/>
               </w:rPr>
-              <w:t>0/75 ложных COMPLETE</w:t>
+              <w:t>0/60</w:t>
             </w:r>
           </w:p>
         </w:tc>
@@ -3316,7 +2409,7 @@
                 <w:i w:val="0"/>
                 <w:sz w:val="18"/>
               </w:rPr>
-              <w:t>Typed node state: 75/75</w:t>
+              <w:t>typed 5/60; native 45/60</w:t>
             </w:r>
           </w:p>
         </w:tc>
@@ -3348,7 +2441,7 @@
                 <w:i w:val="0"/>
                 <w:sz w:val="18"/>
               </w:rPr>
-              <w:t>Показывает пользу обязательных каналов и replay на авторских ошибках</w:t>
+              <w:t>FIND/coverage предотвращает локальную квитанцию</w:t>
             </w:r>
           </w:p>
         </w:tc>
@@ -3382,7 +2475,7 @@
                 <w:i w:val="0"/>
                 <w:sz w:val="18"/>
               </w:rPr>
-              <w:t>Source-locked, 100 незавершённых</w:t>
+              <w:t>Hidden-graph probe budget</w:t>
             </w:r>
           </w:p>
         </w:tc>
@@ -3414,7 +2507,7 @@
                 <w:i w:val="0"/>
                 <w:sz w:val="18"/>
               </w:rPr>
-              <w:t>0/100; Wilson 95%: 0,0000–0,0370</w:t>
+              <w:t>7</w:t>
             </w:r>
           </w:p>
         </w:tc>
@@ -3446,7 +2539,7 @@
                 <w:i w:val="0"/>
                 <w:sz w:val="18"/>
               </w:rPr>
-              <w:t>Полный typed audit: 0/100</w:t>
+              <w:t>greedy 7; random 13; exhaustive 49</w:t>
             </w:r>
           </w:p>
         </w:tc>
@@ -3478,7 +2571,7 @@
                 <w:i w:val="0"/>
                 <w:sz w:val="18"/>
               </w:rPr>
-              <w:t>Gate переноса пройден, превосходство над сильнейшим baseline не показано</w:t>
+              <w:t>выигрыш против random/exhaustive, ничья с greedy</w:t>
             </w:r>
           </w:p>
         </w:tc>
@@ -3512,7 +2605,7 @@
                 <w:i w:val="0"/>
                 <w:sz w:val="18"/>
               </w:rPr>
-              <w:t>Source-locked, завершённые</w:t>
+              <w:t>Exact action conformance</w:t>
             </w:r>
           </w:p>
         </w:tc>
@@ -3544,7 +2637,7 @@
                 <w:i w:val="0"/>
                 <w:sz w:val="18"/>
               </w:rPr>
-              <w:t>25/25 корректных COMPLETE</w:t>
+              <w:t>3072/3072</w:t>
             </w:r>
           </w:p>
         </w:tc>
@@ -3576,7 +2669,7 @@
                 <w:i w:val="0"/>
                 <w:sz w:val="18"/>
               </w:rPr>
-              <w:t>Typed audit: 25/25</w:t>
+              <w:t>exhaustive oracle</w:t>
             </w:r>
           </w:p>
         </w:tc>
@@ -3608,7 +2701,7 @@
                 <w:i w:val="0"/>
                 <w:sz w:val="18"/>
               </w:rPr>
-              <w:t>Нет лишнего отказа на корректных случаях</w:t>
+              <w:t>0 mismatches в bounded domain</w:t>
             </w:r>
           </w:p>
         </w:tc>
@@ -3642,7 +2735,7 @@
                 <w:i w:val="0"/>
                 <w:sz w:val="18"/>
               </w:rPr>
-              <w:t>Open stock services, 60 случаев</w:t>
+              <w:t>Targeted execution time</w:t>
             </w:r>
           </w:p>
         </w:tc>
@@ -3674,7 +2767,7 @@
                 <w:i w:val="0"/>
                 <w:sz w:val="18"/>
               </w:rPr>
-              <w:t>0 ложных COMPLETE; 15/15 coverage faults fail-closed; 0 retained loss/recurrence</w:t>
+              <w:t>5,67%</w:t>
             </w:r>
           </w:p>
         </w:tc>
@@ -3706,7 +2799,7 @@
                 <w:i w:val="0"/>
                 <w:sz w:val="18"/>
               </w:rPr>
-              <w:t>Native-success: 45 ложных COMPLETE; typed-node audit: 5</w:t>
+              <w:t>rebuild-all 100%</w:t>
             </w:r>
           </w:p>
         </w:tc>
@@ -3738,7 +2831,527 @@
                 <w:i w:val="0"/>
                 <w:sz w:val="18"/>
               </w:rPr>
-              <w:t>Один frozen-контракт перенесён на три live stock-семьи; mappings и faults остаются авторскими</w:t>
+              <w:t>17,64× geometric speedup</w:t>
+            </w:r>
+          </w:p>
+        </w:tc>
+      </w:tr>
+      <w:tr>
+        <w:tc>
+          <w:tcPr>
+            <w:tcW w:type="dxa" w:w="1900"/>
+            <w:tcMar>
+              <w:top w:w="80" w:type="dxa"/>
+              <w:start w:w="120" w:type="dxa"/>
+              <w:bottom w:w="80" w:type="dxa"/>
+              <w:end w:w="120" w:type="dxa"/>
+            </w:tcMar>
+            <w:vAlign w:val="center"/>
+          </w:tcPr>
+          <w:p>
+            <w:pPr>
+              <w:spacing w:before="0" w:after="60" w:line="259" w:lineRule="auto"/>
+            </w:pPr>
+            <w:r>
+              <w:rPr>
+                <w:rFonts w:ascii="Calibri" w:hAnsi="Calibri" w:eastAsia="Calibri"/>
+                <w:sz w:val="18"/>
+              </w:rPr>
+            </w:r>
+            <w:r>
+              <w:rPr>
+                <w:rFonts w:ascii="Calibri" w:hAnsi="Calibri" w:eastAsia="Calibri"/>
+                <w:b w:val="0"/>
+                <w:i w:val="0"/>
+                <w:sz w:val="18"/>
+              </w:rPr>
+              <w:t>Written bytes</w:t>
+            </w:r>
+          </w:p>
+        </w:tc>
+        <w:tc>
+          <w:tcPr>
+            <w:tcW w:type="dxa" w:w="1750"/>
+            <w:tcMar>
+              <w:top w:w="80" w:type="dxa"/>
+              <w:start w:w="120" w:type="dxa"/>
+              <w:bottom w:w="80" w:type="dxa"/>
+              <w:end w:w="120" w:type="dxa"/>
+            </w:tcMar>
+            <w:vAlign w:val="center"/>
+          </w:tcPr>
+          <w:p>
+            <w:pPr>
+              <w:spacing w:before="0" w:after="60" w:line="259" w:lineRule="auto"/>
+            </w:pPr>
+            <w:r>
+              <w:rPr>
+                <w:rFonts w:ascii="Calibri" w:hAnsi="Calibri" w:eastAsia="Calibri"/>
+                <w:sz w:val="18"/>
+              </w:rPr>
+            </w:r>
+            <w:r>
+              <w:rPr>
+                <w:rFonts w:ascii="Calibri" w:hAnsi="Calibri" w:eastAsia="Calibri"/>
+                <w:b w:val="0"/>
+                <w:i w:val="0"/>
+                <w:sz w:val="18"/>
+              </w:rPr>
+              <w:t>5,38%</w:t>
+            </w:r>
+          </w:p>
+        </w:tc>
+        <w:tc>
+          <w:tcPr>
+            <w:tcW w:type="dxa" w:w="1750"/>
+            <w:tcMar>
+              <w:top w:w="80" w:type="dxa"/>
+              <w:start w:w="120" w:type="dxa"/>
+              <w:bottom w:w="80" w:type="dxa"/>
+              <w:end w:w="120" w:type="dxa"/>
+            </w:tcMar>
+            <w:vAlign w:val="center"/>
+          </w:tcPr>
+          <w:p>
+            <w:pPr>
+              <w:spacing w:before="0" w:after="60" w:line="259" w:lineRule="auto"/>
+            </w:pPr>
+            <w:r>
+              <w:rPr>
+                <w:rFonts w:ascii="Calibri" w:hAnsi="Calibri" w:eastAsia="Calibri"/>
+                <w:sz w:val="18"/>
+              </w:rPr>
+            </w:r>
+            <w:r>
+              <w:rPr>
+                <w:rFonts w:ascii="Calibri" w:hAnsi="Calibri" w:eastAsia="Calibri"/>
+                <w:b w:val="0"/>
+                <w:i w:val="0"/>
+                <w:sz w:val="18"/>
+              </w:rPr>
+              <w:t>rebuild-all 100%</w:t>
+            </w:r>
+          </w:p>
+        </w:tc>
+        <w:tc>
+          <w:tcPr>
+            <w:tcW w:type="dxa" w:w="3627"/>
+            <w:tcMar>
+              <w:top w:w="80" w:type="dxa"/>
+              <w:start w:w="120" w:type="dxa"/>
+              <w:bottom w:w="80" w:type="dxa"/>
+              <w:end w:w="120" w:type="dxa"/>
+            </w:tcMar>
+            <w:vAlign w:val="center"/>
+          </w:tcPr>
+          <w:p>
+            <w:pPr>
+              <w:spacing w:before="0" w:after="60" w:line="259" w:lineRule="auto"/>
+            </w:pPr>
+            <w:r>
+              <w:rPr>
+                <w:rFonts w:ascii="Calibri" w:hAnsi="Calibri" w:eastAsia="Calibri"/>
+                <w:sz w:val="18"/>
+              </w:rPr>
+            </w:r>
+            <w:r>
+              <w:rPr>
+                <w:rFonts w:ascii="Calibri" w:hAnsi="Calibri" w:eastAsia="Calibri"/>
+                <w:b w:val="0"/>
+                <w:i w:val="0"/>
+                <w:sz w:val="18"/>
+              </w:rPr>
+              <w:t>94,62% reduction</w:t>
+            </w:r>
+          </w:p>
+        </w:tc>
+      </w:tr>
+      <w:tr>
+        <w:tc>
+          <w:tcPr>
+            <w:tcW w:type="dxa" w:w="1900"/>
+            <w:tcMar>
+              <w:top w:w="80" w:type="dxa"/>
+              <w:start w:w="120" w:type="dxa"/>
+              <w:bottom w:w="80" w:type="dxa"/>
+              <w:end w:w="120" w:type="dxa"/>
+            </w:tcMar>
+            <w:vAlign w:val="center"/>
+          </w:tcPr>
+          <w:p>
+            <w:pPr>
+              <w:spacing w:before="0" w:after="60" w:line="259" w:lineRule="auto"/>
+            </w:pPr>
+            <w:r>
+              <w:rPr>
+                <w:rFonts w:ascii="Calibri" w:hAnsi="Calibri" w:eastAsia="Calibri"/>
+                <w:sz w:val="18"/>
+              </w:rPr>
+            </w:r>
+            <w:r>
+              <w:rPr>
+                <w:rFonts w:ascii="Calibri" w:hAnsi="Calibri" w:eastAsia="Calibri"/>
+                <w:b w:val="0"/>
+                <w:i w:val="0"/>
+                <w:sz w:val="18"/>
+              </w:rPr>
+              <w:t>Temporal risk detection</w:t>
+            </w:r>
+          </w:p>
+        </w:tc>
+        <w:tc>
+          <w:tcPr>
+            <w:tcW w:type="dxa" w:w="1750"/>
+            <w:tcMar>
+              <w:top w:w="80" w:type="dxa"/>
+              <w:start w:w="120" w:type="dxa"/>
+              <w:bottom w:w="80" w:type="dxa"/>
+              <w:end w:w="120" w:type="dxa"/>
+            </w:tcMar>
+            <w:vAlign w:val="center"/>
+          </w:tcPr>
+          <w:p>
+            <w:pPr>
+              <w:spacing w:before="0" w:after="60" w:line="259" w:lineRule="auto"/>
+            </w:pPr>
+            <w:r>
+              <w:rPr>
+                <w:rFonts w:ascii="Calibri" w:hAnsi="Calibri" w:eastAsia="Calibri"/>
+                <w:sz w:val="18"/>
+              </w:rPr>
+            </w:r>
+            <w:r>
+              <w:rPr>
+                <w:rFonts w:ascii="Calibri" w:hAnsi="Calibri" w:eastAsia="Calibri"/>
+                <w:b w:val="0"/>
+                <w:i w:val="0"/>
+                <w:sz w:val="18"/>
+              </w:rPr>
+              <w:t>30/30</w:t>
+            </w:r>
+          </w:p>
+        </w:tc>
+        <w:tc>
+          <w:tcPr>
+            <w:tcW w:type="dxa" w:w="1750"/>
+            <w:tcMar>
+              <w:top w:w="80" w:type="dxa"/>
+              <w:start w:w="120" w:type="dxa"/>
+              <w:bottom w:w="80" w:type="dxa"/>
+              <w:end w:w="120" w:type="dxa"/>
+            </w:tcMar>
+            <w:vAlign w:val="center"/>
+          </w:tcPr>
+          <w:p>
+            <w:pPr>
+              <w:spacing w:before="0" w:after="60" w:line="259" w:lineRule="auto"/>
+            </w:pPr>
+            <w:r>
+              <w:rPr>
+                <w:rFonts w:ascii="Calibri" w:hAnsi="Calibri" w:eastAsia="Calibri"/>
+                <w:sz w:val="18"/>
+              </w:rPr>
+            </w:r>
+            <w:r>
+              <w:rPr>
+                <w:rFonts w:ascii="Calibri" w:hAnsi="Calibri" w:eastAsia="Calibri"/>
+                <w:b w:val="0"/>
+                <w:i w:val="0"/>
+                <w:sz w:val="18"/>
+              </w:rPr>
+              <w:t>snapshot 0/30</w:t>
+            </w:r>
+          </w:p>
+        </w:tc>
+        <w:tc>
+          <w:tcPr>
+            <w:tcW w:type="dxa" w:w="3627"/>
+            <w:tcMar>
+              <w:top w:w="80" w:type="dxa"/>
+              <w:start w:w="120" w:type="dxa"/>
+              <w:bottom w:w="80" w:type="dxa"/>
+              <w:end w:w="120" w:type="dxa"/>
+            </w:tcMar>
+            <w:vAlign w:val="center"/>
+          </w:tcPr>
+          <w:p>
+            <w:pPr>
+              <w:spacing w:before="0" w:after="60" w:line="259" w:lineRule="auto"/>
+            </w:pPr>
+            <w:r>
+              <w:rPr>
+                <w:rFonts w:ascii="Calibri" w:hAnsi="Calibri" w:eastAsia="Calibri"/>
+                <w:sz w:val="18"/>
+              </w:rPr>
+            </w:r>
+            <w:r>
+              <w:rPr>
+                <w:rFonts w:ascii="Calibri" w:hAnsi="Calibri" w:eastAsia="Calibri"/>
+                <w:b w:val="0"/>
+                <w:i w:val="0"/>
+                <w:sz w:val="18"/>
+              </w:rPr>
+              <w:t>PROVE проверяет более сильный future claim</w:t>
+            </w:r>
+          </w:p>
+        </w:tc>
+      </w:tr>
+      <w:tr>
+        <w:tc>
+          <w:tcPr>
+            <w:tcW w:type="dxa" w:w="1900"/>
+            <w:tcMar>
+              <w:top w:w="80" w:type="dxa"/>
+              <w:start w:w="120" w:type="dxa"/>
+              <w:bottom w:w="80" w:type="dxa"/>
+              <w:end w:w="120" w:type="dxa"/>
+            </w:tcMar>
+            <w:vAlign w:val="center"/>
+          </w:tcPr>
+          <w:p>
+            <w:pPr>
+              <w:spacing w:before="0" w:after="60" w:line="259" w:lineRule="auto"/>
+            </w:pPr>
+            <w:r>
+              <w:rPr>
+                <w:rFonts w:ascii="Calibri" w:hAnsi="Calibri" w:eastAsia="Calibri"/>
+                <w:sz w:val="18"/>
+              </w:rPr>
+            </w:r>
+            <w:r>
+              <w:rPr>
+                <w:rFonts w:ascii="Calibri" w:hAnsi="Calibri" w:eastAsia="Calibri"/>
+                <w:b w:val="0"/>
+                <w:i w:val="0"/>
+                <w:sz w:val="18"/>
+              </w:rPr>
+              <w:t>Post-control recurrence</w:t>
+            </w:r>
+          </w:p>
+        </w:tc>
+        <w:tc>
+          <w:tcPr>
+            <w:tcW w:type="dxa" w:w="1750"/>
+            <w:tcMar>
+              <w:top w:w="80" w:type="dxa"/>
+              <w:start w:w="120" w:type="dxa"/>
+              <w:bottom w:w="80" w:type="dxa"/>
+              <w:end w:w="120" w:type="dxa"/>
+            </w:tcMar>
+            <w:vAlign w:val="center"/>
+          </w:tcPr>
+          <w:p>
+            <w:pPr>
+              <w:spacing w:before="0" w:after="60" w:line="259" w:lineRule="auto"/>
+            </w:pPr>
+            <w:r>
+              <w:rPr>
+                <w:rFonts w:ascii="Calibri" w:hAnsi="Calibri" w:eastAsia="Calibri"/>
+                <w:sz w:val="18"/>
+              </w:rPr>
+            </w:r>
+            <w:r>
+              <w:rPr>
+                <w:rFonts w:ascii="Calibri" w:hAnsi="Calibri" w:eastAsia="Calibri"/>
+                <w:b w:val="0"/>
+                <w:i w:val="0"/>
+                <w:sz w:val="18"/>
+              </w:rPr>
+              <w:t>0/30</w:t>
+            </w:r>
+          </w:p>
+        </w:tc>
+        <w:tc>
+          <w:tcPr>
+            <w:tcW w:type="dxa" w:w="1750"/>
+            <w:tcMar>
+              <w:top w:w="80" w:type="dxa"/>
+              <w:start w:w="120" w:type="dxa"/>
+              <w:bottom w:w="80" w:type="dxa"/>
+              <w:end w:w="120" w:type="dxa"/>
+            </w:tcMar>
+            <w:vAlign w:val="center"/>
+          </w:tcPr>
+          <w:p>
+            <w:pPr>
+              <w:spacing w:before="0" w:after="60" w:line="259" w:lineRule="auto"/>
+            </w:pPr>
+            <w:r>
+              <w:rPr>
+                <w:rFonts w:ascii="Calibri" w:hAnsi="Calibri" w:eastAsia="Calibri"/>
+                <w:sz w:val="18"/>
+              </w:rPr>
+            </w:r>
+            <w:r>
+              <w:rPr>
+                <w:rFonts w:ascii="Calibri" w:hAnsi="Calibri" w:eastAsia="Calibri"/>
+                <w:b w:val="0"/>
+                <w:i w:val="0"/>
+                <w:sz w:val="18"/>
+              </w:rPr>
+              <w:t>no control 30/30</w:t>
+            </w:r>
+          </w:p>
+        </w:tc>
+        <w:tc>
+          <w:tcPr>
+            <w:tcW w:type="dxa" w:w="3627"/>
+            <w:tcMar>
+              <w:top w:w="80" w:type="dxa"/>
+              <w:start w:w="120" w:type="dxa"/>
+              <w:bottom w:w="80" w:type="dxa"/>
+              <w:end w:w="120" w:type="dxa"/>
+            </w:tcMar>
+            <w:vAlign w:val="center"/>
+          </w:tcPr>
+          <w:p>
+            <w:pPr>
+              <w:spacing w:before="0" w:after="60" w:line="259" w:lineRule="auto"/>
+            </w:pPr>
+            <w:r>
+              <w:rPr>
+                <w:rFonts w:ascii="Calibri" w:hAnsi="Calibri" w:eastAsia="Calibri"/>
+                <w:sz w:val="18"/>
+              </w:rPr>
+            </w:r>
+            <w:r>
+              <w:rPr>
+                <w:rFonts w:ascii="Calibri" w:hAnsi="Calibri" w:eastAsia="Calibri"/>
+                <w:b w:val="0"/>
+                <w:i w:val="0"/>
+                <w:sz w:val="18"/>
+              </w:rPr>
+              <w:t>registered controls закрыли frozen risks</w:t>
+            </w:r>
+          </w:p>
+        </w:tc>
+      </w:tr>
+      <w:tr>
+        <w:tc>
+          <w:tcPr>
+            <w:tcW w:type="dxa" w:w="1900"/>
+            <w:tcMar>
+              <w:top w:w="80" w:type="dxa"/>
+              <w:start w:w="120" w:type="dxa"/>
+              <w:bottom w:w="80" w:type="dxa"/>
+              <w:end w:w="120" w:type="dxa"/>
+            </w:tcMar>
+            <w:vAlign w:val="center"/>
+          </w:tcPr>
+          <w:p>
+            <w:pPr>
+              <w:spacing w:before="0" w:after="60" w:line="259" w:lineRule="auto"/>
+            </w:pPr>
+            <w:r>
+              <w:rPr>
+                <w:rFonts w:ascii="Calibri" w:hAnsi="Calibri" w:eastAsia="Calibri"/>
+                <w:sz w:val="18"/>
+              </w:rPr>
+            </w:r>
+            <w:r>
+              <w:rPr>
+                <w:rFonts w:ascii="Calibri" w:hAnsi="Calibri" w:eastAsia="Calibri"/>
+                <w:b w:val="0"/>
+                <w:i w:val="0"/>
+                <w:sz w:val="18"/>
+              </w:rPr>
+              <w:t>Exact temporal conformance</w:t>
+            </w:r>
+          </w:p>
+        </w:tc>
+        <w:tc>
+          <w:tcPr>
+            <w:tcW w:type="dxa" w:w="1750"/>
+            <w:tcMar>
+              <w:top w:w="80" w:type="dxa"/>
+              <w:start w:w="120" w:type="dxa"/>
+              <w:bottom w:w="80" w:type="dxa"/>
+              <w:end w:w="120" w:type="dxa"/>
+            </w:tcMar>
+            <w:vAlign w:val="center"/>
+          </w:tcPr>
+          <w:p>
+            <w:pPr>
+              <w:spacing w:before="0" w:after="60" w:line="259" w:lineRule="auto"/>
+            </w:pPr>
+            <w:r>
+              <w:rPr>
+                <w:rFonts w:ascii="Calibri" w:hAnsi="Calibri" w:eastAsia="Calibri"/>
+                <w:sz w:val="18"/>
+              </w:rPr>
+            </w:r>
+            <w:r>
+              <w:rPr>
+                <w:rFonts w:ascii="Calibri" w:hAnsi="Calibri" w:eastAsia="Calibri"/>
+                <w:b w:val="0"/>
+                <w:i w:val="0"/>
+                <w:sz w:val="18"/>
+              </w:rPr>
+              <w:t>16 384/16 384</w:t>
+            </w:r>
+          </w:p>
+        </w:tc>
+        <w:tc>
+          <w:tcPr>
+            <w:tcW w:type="dxa" w:w="1750"/>
+            <w:tcMar>
+              <w:top w:w="80" w:type="dxa"/>
+              <w:start w:w="120" w:type="dxa"/>
+              <w:bottom w:w="80" w:type="dxa"/>
+              <w:end w:w="120" w:type="dxa"/>
+            </w:tcMar>
+            <w:vAlign w:val="center"/>
+          </w:tcPr>
+          <w:p>
+            <w:pPr>
+              <w:spacing w:before="0" w:after="60" w:line="259" w:lineRule="auto"/>
+            </w:pPr>
+            <w:r>
+              <w:rPr>
+                <w:rFonts w:ascii="Calibri" w:hAnsi="Calibri" w:eastAsia="Calibri"/>
+                <w:sz w:val="18"/>
+              </w:rPr>
+            </w:r>
+            <w:r>
+              <w:rPr>
+                <w:rFonts w:ascii="Calibri" w:hAnsi="Calibri" w:eastAsia="Calibri"/>
+                <w:b w:val="0"/>
+                <w:i w:val="0"/>
+                <w:sz w:val="18"/>
+              </w:rPr>
+              <w:t>exhaustive oracle</w:t>
+            </w:r>
+          </w:p>
+        </w:tc>
+        <w:tc>
+          <w:tcPr>
+            <w:tcW w:type="dxa" w:w="3627"/>
+            <w:tcMar>
+              <w:top w:w="80" w:type="dxa"/>
+              <w:start w:w="120" w:type="dxa"/>
+              <w:bottom w:w="80" w:type="dxa"/>
+              <w:end w:w="120" w:type="dxa"/>
+            </w:tcMar>
+            <w:vAlign w:val="center"/>
+          </w:tcPr>
+          <w:p>
+            <w:pPr>
+              <w:spacing w:before="0" w:after="60" w:line="259" w:lineRule="auto"/>
+            </w:pPr>
+            <w:r>
+              <w:rPr>
+                <w:rFonts w:ascii="Calibri" w:hAnsi="Calibri" w:eastAsia="Calibri"/>
+                <w:sz w:val="18"/>
+              </w:rPr>
+            </w:r>
+            <w:r>
+              <w:rPr>
+                <w:rFonts w:ascii="Calibri" w:hAnsi="Calibri" w:eastAsia="Calibri"/>
+                <w:b w:val="0"/>
+                <w:i w:val="0"/>
+                <w:sz w:val="18"/>
+              </w:rPr>
+              <w:t>0 mismatches в bounded domain</w:t>
             </w:r>
           </w:p>
         </w:tc>
@@ -3759,7 +3372,7 @@
           <w:b w:val="0"/>
           <w:i w:val="0"/>
         </w:rPr>
-        <w:t>Flat checklist, model-only и receipt-only дали по 100/100 ложных COMPLETE на незавершённых source-locked случаях. Значит, узкие component checks недостаточны. Ничья с полным typed audit — важный отрицательный результат: перенос на внешние структуры поддержан, но преимущество композиции PCUG ещё не доказано независимо.</w:t>
+        <w:t>Все 20 paired real-process cases сохранили completion и retained data. Frozen transfer также дал 0 retained loss и 0 post-control recurrence.</w:t>
       </w:r>
     </w:p>
     <w:p>
@@ -3767,7 +3380,7 @@
         <w:pStyle w:val="Heading2"/>
       </w:pPr>
       <w:r>
-        <w:t>8.2 Корректность оптимизатора</w:t>
+        <w:t>8.1 Model channel</w:t>
       </w:r>
     </w:p>
     <w:p>
@@ -3780,1253 +3393,26 @@
           <w:b w:val="0"/>
           <w:i w:val="0"/>
         </w:rPr>
-        <w:t xml:space="preserve">Производственный точный branch-and-bound CDC сравнивался с exhaustive oracle на 512 каталогах стоимости/разрешений и всех шести порядках входа, включая нулевые и равные стоимости, запрещённые действия, допустимые и недопустимые случаи. Совпадение составило </w:t>
+        <w:t>Bounded face experiments дали положительное project-authored evidence, включая preregistered sequential retained-user privacy gates. Однако это не certified privacy.</w:t>
       </w:r>
-      <w:r>
-        <w:rPr>
-          <w:rFonts w:ascii="Calibri" w:hAnsi="Calibri" w:eastAsia="Calibri"/>
-          <w:b/>
-          <w:i w:val="0"/>
-        </w:rPr>
-        <w:t>3072/3072</w:t>
-      </w:r>
+    </w:p>
+    <w:p>
+      <w:pPr>
+        <w:widowControl/>
+      </w:pPr>
       <w:r>
         <w:rPr>
           <w:rFonts w:ascii="Calibri" w:hAnsi="Calibri" w:eastAsia="Calibri"/>
           <w:b w:val="0"/>
           <w:i w:val="0"/>
         </w:rPr>
-        <w:t>, расхождений нет.</w:t>
-      </w:r>
-    </w:p>
-    <w:p>
-      <w:pPr>
-        <w:pStyle w:val="Heading2"/>
-      </w:pPr>
-      <w:r>
-        <w:t>8.3 Производительность multi-service</w:t>
-      </w:r>
-    </w:p>
-    <w:p>
-      <w:pPr>
-        <w:widowControl/>
-      </w:pPr>
-      <w:r>
-        <w:rPr>
-          <w:rFonts w:ascii="Calibri" w:hAnsi="Calibri" w:eastAsia="Calibri"/>
-          <w:b w:val="0"/>
-          <w:i w:val="0"/>
-        </w:rPr>
-        <w:t xml:space="preserve">Targeted CDC достиг replayed COMPLETE в </w:t>
+        <w:t xml:space="preserve">Qwen v1 проверил три seeds и завершился </w:t>
       </w:r>
       <w:r>
         <w:rPr>
-          <w:rFonts w:ascii="Calibri" w:hAnsi="Calibri" w:eastAsia="Calibri"/>
-          <w:b/>
-          <w:i w:val="0"/>
-        </w:rPr>
-        <w:t>20/20</w:t>
-      </w:r>
-      <w:r>
-        <w:rPr>
-          <w:rFonts w:ascii="Calibri" w:hAnsi="Calibri" w:eastAsia="Calibri"/>
-          <w:b w:val="0"/>
-          <w:i w:val="0"/>
-        </w:rPr>
-        <w:t xml:space="preserve"> парных испытаний и сохранил все </w:t>
-      </w:r>
-      <w:r>
-        <w:rPr>
-          <w:rFonts w:ascii="Calibri" w:hAnsi="Calibri" w:eastAsia="Calibri"/>
-          <w:b/>
-          <w:i w:val="0"/>
-        </w:rPr>
-        <w:t>249</w:t>
-      </w:r>
-      <w:r>
-        <w:rPr>
-          <w:rFonts w:ascii="Calibri" w:hAnsi="Calibri" w:eastAsia="Calibri"/>
-          <w:b w:val="0"/>
-          <w:i w:val="0"/>
-        </w:rPr>
-        <w:t xml:space="preserve"> остальных идентичностей в каждом испытании. Ridge weights совпали с rebuild-all с отклонением не более </w:t>
-      </w:r>
-      <w:r>
-        <w:rPr>
-          <w:rFonts w:ascii="Calibri" w:hAnsi="Calibri" w:eastAsia="Calibri"/>
-          <w:b/>
-          <w:i w:val="0"/>
-        </w:rPr>
-        <w:t>2,22 × 10⁻¹⁵</w:t>
-      </w:r>
-      <w:r>
-        <w:rPr>
-          <w:rFonts w:ascii="Calibri" w:hAnsi="Calibri" w:eastAsia="Calibri"/>
-          <w:b w:val="0"/>
-          <w:i w:val="0"/>
-        </w:rPr>
-        <w:t xml:space="preserve">. Геометрическое среднее ускорение — </w:t>
-      </w:r>
-      <w:r>
-        <w:rPr>
-          <w:rFonts w:ascii="Calibri" w:hAnsi="Calibri" w:eastAsia="Calibri"/>
-          <w:b/>
-          <w:i w:val="0"/>
-        </w:rPr>
-        <w:t>17,64×</w:t>
-      </w:r>
-      <w:r>
-        <w:rPr>
-          <w:rFonts w:ascii="Calibri" w:hAnsi="Calibri" w:eastAsia="Calibri"/>
-          <w:b w:val="0"/>
-          <w:i w:val="0"/>
-        </w:rPr>
-        <w:t xml:space="preserve">, парный bootstrap 95% ДИ — </w:t>
-      </w:r>
-      <w:r>
-        <w:rPr>
-          <w:rFonts w:ascii="Calibri" w:hAnsi="Calibri" w:eastAsia="Calibri"/>
-          <w:b/>
-          <w:i w:val="0"/>
-        </w:rPr>
-        <w:t>[16,39×; 18,98×]</w:t>
-      </w:r>
-      <w:r>
-        <w:rPr>
-          <w:rFonts w:ascii="Calibri" w:hAnsi="Calibri" w:eastAsia="Calibri"/>
-          <w:b w:val="0"/>
-          <w:i w:val="0"/>
-        </w:rPr>
-        <w:t xml:space="preserve">. Targeted remediation записал </w:t>
-      </w:r>
-      <w:r>
-        <w:rPr>
-          <w:rFonts w:ascii="Calibri" w:hAnsi="Calibri" w:eastAsia="Calibri"/>
-          <w:b/>
-          <w:i w:val="0"/>
-        </w:rPr>
-        <w:t>691 780 байт</w:t>
-      </w:r>
-      <w:r>
-        <w:rPr>
-          <w:rFonts w:ascii="Calibri" w:hAnsi="Calibri" w:eastAsia="Calibri"/>
-          <w:b w:val="0"/>
-          <w:i w:val="0"/>
-        </w:rPr>
-        <w:t xml:space="preserve">, rebuild-all — </w:t>
-      </w:r>
-      <w:r>
-        <w:rPr>
-          <w:rFonts w:ascii="Calibri" w:hAnsi="Calibri" w:eastAsia="Calibri"/>
-          <w:b/>
-          <w:i w:val="0"/>
-        </w:rPr>
-        <w:t>12 849 080 байт</w:t>
-      </w:r>
-      <w:r>
-        <w:rPr>
-          <w:rFonts w:ascii="Calibri" w:hAnsi="Calibri" w:eastAsia="Calibri"/>
-          <w:b w:val="0"/>
-          <w:i w:val="0"/>
-        </w:rPr>
-        <w:t xml:space="preserve">, сокращение </w:t>
-      </w:r>
-      <w:r>
-        <w:rPr>
-          <w:rFonts w:ascii="Calibri" w:hAnsi="Calibri" w:eastAsia="Calibri"/>
-          <w:b/>
-          <w:i w:val="0"/>
-        </w:rPr>
-        <w:t>94,62%</w:t>
-      </w:r>
-      <w:r>
-        <w:rPr>
-          <w:rFonts w:ascii="Calibri" w:hAnsi="Calibri" w:eastAsia="Calibri"/>
-          <w:b w:val="0"/>
-          <w:i w:val="0"/>
-        </w:rPr>
-        <w:t>.</w:t>
-      </w:r>
-    </w:p>
-    <w:p>
-      <w:pPr>
-        <w:widowControl/>
-      </w:pPr>
-      <w:r>
-        <w:rPr>
-          <w:rFonts w:ascii="Calibri" w:hAnsi="Calibri" w:eastAsia="Calibri"/>
-          <w:b w:val="0"/>
-          <w:i w:val="0"/>
-        </w:rPr>
-        <w:t>Измерения показывают: минимальная целевая ремедиация может сильно сократить работу в зарегистрированной локальной топологии, сохранив тот же replayed criterion завершения. Они не оценивают cloud latency, storage write amplification, сетевой трафик, энергию или простой организации.</w:t>
-      </w:r>
-    </w:p>
-    <w:p>
-      <w:pPr>
-        <w:pStyle w:val="Heading2"/>
-      </w:pPr>
-      <w:r>
-        <w:t>8.4 Канал модели</w:t>
-      </w:r>
-    </w:p>
-    <w:p>
-      <w:pPr>
-        <w:widowControl/>
-      </w:pPr>
-      <w:r>
-        <w:rPr>
-          <w:rFonts w:ascii="Calibri" w:hAnsi="Calibri" w:eastAsia="Calibri"/>
-          <w:b w:val="0"/>
-          <w:i w:val="0"/>
-        </w:rPr>
-        <w:t xml:space="preserve">MUFAC v3.2 прошёл все неизменённые gates. Retained verification AUC кандидата равен 0,91912 против 0,92565 у exact retraining; разница </w:t>
-      </w:r>
-      <w:r>
-        <w:rPr>
-          <w:rFonts w:ascii="Calibri" w:hAnsi="Calibri" w:eastAsia="Calibri"/>
-          <w:b/>
-          <w:i w:val="0"/>
-        </w:rPr>
-        <w:t>−0,00653</w:t>
-      </w:r>
-      <w:r>
-        <w:rPr>
-          <w:rFonts w:ascii="Calibri" w:hAnsi="Calibri" w:eastAsia="Calibri"/>
-          <w:b w:val="0"/>
-          <w:i w:val="0"/>
-        </w:rPr>
-        <w:t xml:space="preserve">. Среднее ускорение — </w:t>
-      </w:r>
-      <w:r>
-        <w:rPr>
-          <w:rFonts w:ascii="Calibri" w:hAnsi="Calibri" w:eastAsia="Calibri"/>
-          <w:b/>
-          <w:i w:val="0"/>
-        </w:rPr>
-        <w:t>1,593×</w:t>
-      </w:r>
-      <w:r>
-        <w:rPr>
-          <w:rFonts w:ascii="Calibri" w:hAnsi="Calibri" w:eastAsia="Calibri"/>
-          <w:b w:val="0"/>
-          <w:i w:val="0"/>
-        </w:rPr>
-        <w:t xml:space="preserve">. Максимальная верхняя доверительная граница paired privacy advantage — </w:t>
-      </w:r>
-      <w:r>
-        <w:rPr>
-          <w:rFonts w:ascii="Calibri" w:hAnsi="Calibri" w:eastAsia="Calibri"/>
-          <w:b/>
-          <w:i w:val="0"/>
-        </w:rPr>
-        <w:t>0,04091</w:t>
-      </w:r>
-      <w:r>
-        <w:rPr>
-          <w:rFonts w:ascii="Calibri" w:hAnsi="Calibri" w:eastAsia="Calibri"/>
-          <w:b w:val="0"/>
-          <w:i w:val="0"/>
-        </w:rPr>
-        <w:t>. Отношения forgotten и retained embedding MSE к stale равны 0,03064 и 0,03348. Результаты поддерживают ограниченную политику на уже раскрытом subset, но не доказывают общую эквивалентность exact retraining или production privacy.</w:t>
-      </w:r>
-    </w:p>
-    <w:p>
-      <w:pPr>
-        <w:pStyle w:val="Heading2"/>
-      </w:pPr>
-      <w:r>
-        <w:t>8.5 Sequential-release privacy</w:t>
-      </w:r>
-    </w:p>
-    <w:p>
-      <w:pPr>
-        <w:widowControl/>
-      </w:pPr>
-      <w:r>
-        <w:rPr>
-          <w:rFonts w:ascii="Calibri" w:hAnsi="Calibri" w:eastAsia="Calibri"/>
-          <w:b w:val="0"/>
-          <w:i w:val="0"/>
-        </w:rPr>
-        <w:t xml:space="preserve">Первый confirmatory run на preregistration commit прошёл все шесть gates. На 25 переходах каждый удалённый класс отсутствовал в classifier. Худшая разница retained accuracy равна </w:t>
-      </w:r>
-      <w:r>
-        <w:rPr>
-          <w:rFonts w:ascii="Calibri" w:hAnsi="Calibri" w:eastAsia="Calibri"/>
-          <w:b/>
-          <w:i w:val="0"/>
-        </w:rPr>
-        <w:t>−0,00952</w:t>
-      </w:r>
-      <w:r>
-        <w:rPr>
-          <w:rFonts w:ascii="Calibri" w:hAnsi="Calibri" w:eastAsia="Calibri"/>
-          <w:b w:val="0"/>
-          <w:i w:val="0"/>
-        </w:rPr>
-        <w:t xml:space="preserve">, retained embedding MSE к exact не превысила </w:t>
-      </w:r>
-      <w:r>
-        <w:rPr>
-          <w:rFonts w:ascii="Calibri" w:hAnsi="Calibri" w:eastAsia="Calibri"/>
-          <w:b/>
-          <w:i w:val="0"/>
-        </w:rPr>
-        <w:t>0,00000823</w:t>
-      </w:r>
-      <w:r>
-        <w:rPr>
-          <w:rFonts w:ascii="Calibri" w:hAnsi="Calibri" w:eastAsia="Calibri"/>
-          <w:b w:val="0"/>
-          <w:i w:val="0"/>
-        </w:rPr>
-        <w:t xml:space="preserve">, а разрыв forgotten-verification AUC — </w:t>
-      </w:r>
-      <w:r>
-        <w:rPr>
-          <w:rFonts w:ascii="Calibri" w:hAnsi="Calibri" w:eastAsia="Calibri"/>
-          <w:b/>
-          <w:i w:val="0"/>
-        </w:rPr>
-        <w:t>0,00395</w:t>
-      </w:r>
-      <w:r>
-        <w:rPr>
-          <w:rFonts w:ascii="Calibri" w:hAnsi="Calibri" w:eastAsia="Calibri"/>
-          <w:b w:val="0"/>
-          <w:i w:val="0"/>
-        </w:rPr>
-        <w:t xml:space="preserve">. Отношение бюджетов 60/100 эпох равно </w:t>
-      </w:r>
-      <w:r>
-        <w:rPr>
-          <w:rFonts w:ascii="Calibri" w:hAnsi="Calibri" w:eastAsia="Calibri"/>
-          <w:b/>
-          <w:i w:val="0"/>
-        </w:rPr>
-        <w:t>1,667×</w:t>
-      </w:r>
-      <w:r>
-        <w:rPr>
-          <w:rFonts w:ascii="Calibri" w:hAnsi="Calibri" w:eastAsia="Calibri"/>
-          <w:b w:val="0"/>
-          <w:i w:val="0"/>
-        </w:rPr>
-        <w:t>.</w:t>
-      </w:r>
-    </w:p>
-    <w:p>
-      <w:pPr>
-        <w:widowControl/>
-      </w:pPr>
-      <w:r>
-        <w:rPr>
-          <w:rFonts w:ascii="Calibri" w:hAnsi="Calibri" w:eastAsia="Calibri"/>
-          <w:b w:val="0"/>
-          <w:i w:val="0"/>
-        </w:rPr>
-        <w:t xml:space="preserve">Наибольшая верхняя граница paired privacy 95% CI равна </w:t>
-      </w:r>
-      <w:r>
-        <w:rPr>
-          <w:rFonts w:ascii="Calibri" w:hAnsi="Calibri" w:eastAsia="Calibri"/>
-          <w:b/>
-          <w:i w:val="0"/>
-        </w:rPr>
-        <w:t>0,00624</w:t>
-      </w:r>
-      <w:r>
-        <w:rPr>
-          <w:rFonts w:ascii="Calibri" w:hAnsi="Calibri" w:eastAsia="Calibri"/>
-          <w:b w:val="0"/>
-          <w:i w:val="0"/>
-        </w:rPr>
-        <w:t>, что ниже зафиксированного лимита 0,05. Средние разницы advantage кандидат минус exact и интервалы: confidence −0,08370 [−0,11263; −0,05977], energy −0,00144 [−0,00781; 0,00624], margin −0,07687 [−0,10252; −0,05515], negative entropy −0,08512 [−0,11802; −0,05614]. Абсолютный membership advantage нескольких атак остаётся большим. Поэтому результат ограничивает дополнительную экспозицию относительно exact retraining только в зарегистрированной панели, но не доказывает приватность обоих релизов.</w:t>
-      </w:r>
-    </w:p>
-    <w:p>
-      <w:pPr>
-        <w:pStyle w:val="Heading2"/>
-      </w:pPr>
-      <w:r>
-        <w:t>8.6 Regeneration-Safe Erasure</w:t>
-      </w:r>
-    </w:p>
-    <w:p>
-      <w:pPr>
-        <w:widowControl/>
-      </w:pPr>
-      <w:r>
-        <w:rPr>
-          <w:rFonts w:ascii="Calibri" w:hAnsi="Calibri" w:eastAsia="Calibri"/>
-          <w:b w:val="0"/>
-          <w:i w:val="0"/>
-        </w:rPr>
-        <w:t xml:space="preserve">Первый prospective v2 run прошёл все frozen gates. RSE обнаружил </w:t>
-      </w:r>
-      <w:r>
-        <w:rPr>
-          <w:rFonts w:ascii="Calibri" w:hAnsi="Calibri" w:eastAsia="Calibri"/>
-          <w:b/>
-          <w:i w:val="0"/>
-        </w:rPr>
-        <w:t>30/30</w:t>
-      </w:r>
-      <w:r>
-        <w:rPr>
-          <w:rFonts w:ascii="Calibri" w:hAnsi="Calibri" w:eastAsia="Calibri"/>
-          <w:b w:val="0"/>
-          <w:i w:val="0"/>
-        </w:rPr>
-        <w:t xml:space="preserve"> temporal risk cases, подтвердил </w:t>
-      </w:r>
-      <w:r>
-        <w:rPr>
-          <w:rFonts w:ascii="Calibri" w:hAnsi="Calibri" w:eastAsia="Calibri"/>
-          <w:b/>
-          <w:i w:val="0"/>
-        </w:rPr>
-        <w:t>10/10</w:t>
-      </w:r>
-      <w:r>
-        <w:rPr>
-          <w:rFonts w:ascii="Calibri" w:hAnsi="Calibri" w:eastAsia="Calibri"/>
-          <w:b w:val="0"/>
-          <w:i w:val="0"/>
-        </w:rPr>
-        <w:t xml:space="preserve"> guarded safe cases и вернул incomplete coverage для </w:t>
-      </w:r>
-      <w:r>
-        <w:rPr>
-          <w:rFonts w:ascii="Calibri" w:hAnsi="Calibri" w:eastAsia="Calibri"/>
-          <w:b/>
-          <w:i w:val="0"/>
-        </w:rPr>
-        <w:t>10/10</w:t>
-      </w:r>
-      <w:r>
-        <w:rPr>
-          <w:rFonts w:ascii="Calibri" w:hAnsi="Calibri" w:eastAsia="Calibri"/>
-          <w:b w:val="0"/>
-          <w:i w:val="0"/>
-        </w:rPr>
-        <w:t xml:space="preserve"> дефектов attestation. Snapshot PCUG вернул current-state COMPLETE перед всеми </w:t>
-      </w:r>
-      <w:r>
-        <w:rPr>
-          <w:rFonts w:ascii="Calibri" w:hAnsi="Calibri" w:eastAsia="Calibri"/>
-          <w:b/>
-          <w:i w:val="0"/>
-        </w:rPr>
-        <w:t>30/30</w:t>
-      </w:r>
-      <w:r>
-        <w:rPr>
-          <w:rFonts w:ascii="Calibri" w:hAnsi="Calibri" w:eastAsia="Calibri"/>
-          <w:b w:val="0"/>
-          <w:i w:val="0"/>
-        </w:rPr>
-        <w:t xml:space="preserve"> последующими физическими регенерациями. Blanket-carrier baseline отклонил все </w:t>
-      </w:r>
-      <w:r>
-        <w:rPr>
-          <w:rFonts w:ascii="Calibri" w:hAnsi="Calibri" w:eastAsia="Calibri"/>
-          <w:b/>
-          <w:i w:val="0"/>
-        </w:rPr>
-        <w:t>10/10</w:t>
-      </w:r>
-      <w:r>
-        <w:rPr>
-          <w:rFonts w:ascii="Calibri" w:hAnsi="Calibri" w:eastAsia="Calibri"/>
-          <w:b w:val="0"/>
-          <w:i w:val="0"/>
-        </w:rPr>
-        <w:t xml:space="preserve"> безопасных guarded случаев.</w:t>
-      </w:r>
-    </w:p>
-    <w:p>
-      <w:pPr>
-        <w:widowControl/>
-      </w:pPr>
-      <w:r>
-        <w:rPr>
-          <w:rFonts w:ascii="Calibri" w:hAnsi="Calibri" w:eastAsia="Calibri"/>
-          <w:b w:val="0"/>
-          <w:i w:val="0"/>
-        </w:rPr>
-        <w:t xml:space="preserve">Single-carrier cases выбрали локальные controls стоимостью 2–5. Mixed cases выбрали общий persistent tombstone стоимостью </w:t>
-      </w:r>
-      <w:r>
-        <w:rPr>
-          <w:rFonts w:ascii="Calibri" w:hAnsi="Calibri" w:eastAsia="Calibri"/>
-          <w:b/>
-          <w:i w:val="0"/>
-        </w:rPr>
-        <w:t>7</w:t>
-      </w:r>
-      <w:r>
-        <w:rPr>
-          <w:rFonts w:ascii="Calibri" w:hAnsi="Calibri" w:eastAsia="Calibri"/>
-          <w:b w:val="0"/>
-          <w:i w:val="0"/>
-        </w:rPr>
-        <w:t xml:space="preserve">, тогда как четыре раздельных фильтра стоили 14, а destroy-all — 60. Physical replay после MSC дал </w:t>
-      </w:r>
-      <w:r>
-        <w:rPr>
-          <w:rFonts w:ascii="Calibri" w:hAnsi="Calibri" w:eastAsia="Calibri"/>
-          <w:b/>
-          <w:i w:val="0"/>
-        </w:rPr>
-        <w:t>0/30</w:t>
-      </w:r>
-      <w:r>
-        <w:rPr>
-          <w:rFonts w:ascii="Calibri" w:hAnsi="Calibri" w:eastAsia="Calibri"/>
-          <w:b w:val="0"/>
-          <w:i w:val="0"/>
-        </w:rPr>
-        <w:t xml:space="preserve"> повторных появлений. Помимо 30 prospective cases, branch-and-bound MSC совпал с отдельно реализованным exhaustive oracle в </w:t>
-      </w:r>
-      <w:r>
-        <w:rPr>
-          <w:rFonts w:ascii="Calibri" w:hAnsi="Calibri" w:eastAsia="Calibri"/>
-          <w:b/>
-          <w:i w:val="0"/>
-        </w:rPr>
-        <w:t>16 384/16 384</w:t>
-      </w:r>
-      <w:r>
-        <w:rPr>
-          <w:rFonts w:ascii="Calibri" w:hAnsi="Calibri" w:eastAsia="Calibri"/>
-          <w:b w:val="0"/>
-          <w:i w:val="0"/>
-        </w:rPr>
-        <w:t xml:space="preserve"> детерминированных конфигурациях: все 16 carrier subsets, все 64 permission masks, восемь adversarial cost catalogues и оба input order.</w:t>
-      </w:r>
-    </w:p>
-    <w:p>
-      <w:pPr>
-        <w:pStyle w:val="Heading2"/>
-      </w:pPr>
-      <w:r>
-        <w:t>8.7 Topology-Robust Erasure</w:t>
-      </w:r>
-    </w:p>
-    <w:p>
-      <w:pPr>
-        <w:widowControl/>
-      </w:pPr>
-      <w:r>
-        <w:rPr>
-          <w:rFonts w:ascii="Calibri" w:hAnsi="Calibri" w:eastAsia="Calibri"/>
-          <w:b w:val="0"/>
-          <w:i w:val="0"/>
-        </w:rPr>
-        <w:t xml:space="preserve">Первый prospective TRE run прошёл все frozen gates. Backup-only nominal MSC выбрал path filter стоимостью </w:t>
-      </w:r>
-      <w:r>
-        <w:rPr>
-          <w:rFonts w:ascii="Calibri" w:hAnsi="Calibri" w:eastAsia="Calibri"/>
-          <w:b/>
-          <w:i w:val="0"/>
-        </w:rPr>
-        <w:t>3</w:t>
-      </w:r>
-      <w:r>
-        <w:rPr>
-          <w:rFonts w:ascii="Calibri" w:hAnsi="Calibri" w:eastAsia="Calibri"/>
-          <w:b w:val="0"/>
-          <w:i w:val="0"/>
-        </w:rPr>
-        <w:t xml:space="preserve">. После каждого из 35 frozen topology shifts минимум один добавленный carrier обошёл этот фильтр и физически восстановил данные субъекта: </w:t>
-      </w:r>
-      <w:r>
-        <w:rPr>
-          <w:rFonts w:ascii="Calibri" w:hAnsi="Calibri" w:eastAsia="Calibri"/>
-          <w:b/>
-          <w:i w:val="0"/>
-        </w:rPr>
-        <w:t>35/35</w:t>
-      </w:r>
-      <w:r>
-        <w:rPr>
-          <w:rFonts w:ascii="Calibri" w:hAnsi="Calibri" w:eastAsia="Calibri"/>
-          <w:b w:val="0"/>
-          <w:i w:val="0"/>
-        </w:rPr>
-        <w:t xml:space="preserve"> возвратов. TRE выбрал единый persistent subject tombstone стоимостью </w:t>
-      </w:r>
-      <w:r>
-        <w:rPr>
-          <w:rFonts w:ascii="Calibri" w:hAnsi="Calibri" w:eastAsia="Calibri"/>
-          <w:b/>
-          <w:i w:val="0"/>
-        </w:rPr>
-        <w:t>7</w:t>
-      </w:r>
-      <w:r>
-        <w:rPr>
-          <w:rFonts w:ascii="Calibri" w:hAnsi="Calibri" w:eastAsia="Calibri"/>
-          <w:b w:val="0"/>
-          <w:i w:val="0"/>
-        </w:rPr>
-        <w:t xml:space="preserve">, вернул shift-specific adversarial witness в </w:t>
-      </w:r>
-      <w:r>
-        <w:rPr>
-          <w:rFonts w:ascii="Calibri" w:hAnsi="Calibri" w:eastAsia="Calibri"/>
-          <w:b/>
-          <w:i w:val="0"/>
-        </w:rPr>
-        <w:t>35/35</w:t>
-      </w:r>
-      <w:r>
-        <w:rPr>
-          <w:rFonts w:ascii="Calibri" w:hAnsi="Calibri" w:eastAsia="Calibri"/>
-          <w:b w:val="0"/>
-          <w:i w:val="0"/>
-        </w:rPr>
-        <w:t xml:space="preserve"> случаях и дал </w:t>
-      </w:r>
-      <w:r>
-        <w:rPr>
-          <w:rFonts w:ascii="Calibri" w:hAnsi="Calibri" w:eastAsia="Calibri"/>
-          <w:b/>
-          <w:i w:val="0"/>
-        </w:rPr>
-        <w:t>0/35</w:t>
-      </w:r>
-      <w:r>
-        <w:rPr>
-          <w:rFonts w:ascii="Calibri" w:hAnsi="Calibri" w:eastAsia="Calibri"/>
-          <w:b w:val="0"/>
-          <w:i w:val="0"/>
-        </w:rPr>
-        <w:t xml:space="preserve"> повторных появлений после контроля. Blanket destruction стоил 60, поэтому заявленный robustness premium относительно nominal MSC равен 4, а экономия относительно blanket action — 53.</w:t>
-      </w:r>
-    </w:p>
-    <w:p>
-      <w:pPr>
-        <w:widowControl/>
-      </w:pPr>
-      <w:r>
-        <w:rPr>
-          <w:rFonts w:ascii="Calibri" w:hAnsi="Calibri" w:eastAsia="Calibri"/>
-          <w:b w:val="0"/>
-          <w:i w:val="0"/>
-        </w:rPr>
-        <w:t xml:space="preserve">Production TRE совпал с отдельно реализованным exhaustive oracle в prospective run и в </w:t>
-      </w:r>
-      <w:r>
-        <w:rPr>
-          <w:rFonts w:ascii="Calibri" w:hAnsi="Calibri" w:eastAsia="Calibri"/>
-          <w:b/>
-          <w:i w:val="0"/>
-        </w:rPr>
-        <w:t>4096/4096</w:t>
-      </w:r>
-      <w:r>
-        <w:rPr>
-          <w:rFonts w:ascii="Calibri" w:hAnsi="Calibri" w:eastAsia="Calibri"/>
-          <w:b w:val="0"/>
-          <w:i w:val="0"/>
-        </w:rPr>
-        <w:t xml:space="preserve"> детерминированных конфигураций: восемь uncertainty envelopes, все 64 permission masks, четыре adversarial cost catalogues и оба input order.</w:t>
-      </w:r>
-    </w:p>
-    <w:p>
-      <w:pPr>
-        <w:pStyle w:val="Heading2"/>
-      </w:pPr>
-      <w:r>
-        <w:t>8.8 Erasure Tomography</w:t>
-      </w:r>
-    </w:p>
-    <w:p>
-      <w:pPr>
-        <w:widowControl/>
-      </w:pPr>
-      <w:r>
-        <w:rPr>
-          <w:rFonts w:ascii="Calibri" w:hAnsi="Calibri" w:eastAsia="Calibri"/>
-          <w:b/>
-          <w:i w:val="0"/>
-        </w:rPr>
-        <w:t>Гипотеза H5.</w:t>
-      </w:r>
-      <w:r>
-        <w:rPr>
-          <w:rFonts w:ascii="Calibri" w:hAnsi="Calibri" w:eastAsia="Calibri"/>
-          <w:b w:val="0"/>
-          <w:i w:val="0"/>
-        </w:rPr>
-        <w:t xml:space="preserve"> В frozen candidate catalogue coded deletion/recovery workflows локализуют один</w:t>
-      </w:r>
-    </w:p>
-    <w:p>
-      <w:pPr>
-        <w:widowControl/>
-      </w:pPr>
-      <w:r>
-        <w:rPr>
-          <w:rFonts w:ascii="Calibri" w:hAnsi="Calibri" w:eastAsia="Calibri"/>
-          <w:b w:val="0"/>
-          <w:i w:val="0"/>
-        </w:rPr>
-        <w:t>active recurrence mechanism меньшим числом раундов, чем individual testing, и возвращают UNVERIFIED</w:t>
-      </w:r>
-    </w:p>
-    <w:p>
-      <w:pPr>
-        <w:widowControl/>
-      </w:pPr>
-      <w:r>
-        <w:rPr>
-          <w:rFonts w:ascii="Calibri" w:hAnsi="Calibri" w:eastAsia="Calibri"/>
-          <w:b w:val="0"/>
-          <w:i w:val="0"/>
-        </w:rPr>
-        <w:t>при нарушении catalogue, sparsity, execution или isolation assumptions.</w:t>
-      </w:r>
-    </w:p>
-    <w:p>
-      <w:pPr>
-        <w:widowControl/>
-      </w:pPr>
-      <w:r>
-        <w:rPr>
-          <w:rFonts w:ascii="Calibri" w:hAnsi="Calibri" w:eastAsia="Calibri"/>
-          <w:b w:val="0"/>
-          <w:i w:val="0"/>
-        </w:rPr>
-        <w:t xml:space="preserve">Prospective bounded run восстановил </w:t>
-      </w:r>
-      <w:r>
-        <w:rPr>
-          <w:rFonts w:ascii="Calibri" w:hAnsi="Calibri" w:eastAsia="Calibri"/>
-          <w:b/>
-          <w:i w:val="0"/>
-        </w:rPr>
-        <w:t>8/8</w:t>
-      </w:r>
-      <w:r>
-        <w:rPr>
-          <w:rFonts w:ascii="Calibri" w:hAnsi="Calibri" w:eastAsia="Calibri"/>
-          <w:b w:val="0"/>
-          <w:i w:val="0"/>
-        </w:rPr>
-        <w:t xml:space="preserve"> valid supports тремя coded workflows вместо четырёх</w:t>
-      </w:r>
-    </w:p>
-    <w:p>
-      <w:pPr>
-        <w:widowControl/>
-      </w:pPr>
-      <w:r>
-        <w:rPr>
-          <w:rFonts w:ascii="Calibri" w:hAnsi="Calibri" w:eastAsia="Calibri"/>
-          <w:b w:val="0"/>
-          <w:i w:val="0"/>
-        </w:rPr>
-        <w:t xml:space="preserve">individual checks, вернул NO_OBSERVED_RECURRENCE в </w:t>
-      </w:r>
-      <w:r>
-        <w:rPr>
-          <w:rFonts w:ascii="Calibri" w:hAnsi="Calibri" w:eastAsia="Calibri"/>
-          <w:b/>
-          <w:i w:val="0"/>
-        </w:rPr>
-        <w:t>2/2</w:t>
-      </w:r>
-      <w:r>
-        <w:rPr>
-          <w:rFonts w:ascii="Calibri" w:hAnsi="Calibri" w:eastAsia="Calibri"/>
-          <w:b w:val="0"/>
-          <w:i w:val="0"/>
-        </w:rPr>
-        <w:t xml:space="preserve"> safe cases и UNVERIFIED для </w:t>
-      </w:r>
-      <w:r>
-        <w:rPr>
-          <w:rFonts w:ascii="Calibri" w:hAnsi="Calibri" w:eastAsia="Calibri"/>
-          <w:b/>
-          <w:i w:val="0"/>
-        </w:rPr>
-        <w:t>4/4</w:t>
-      </w:r>
-    </w:p>
-    <w:p>
-      <w:pPr>
-        <w:widowControl/>
-      </w:pPr>
-      <w:r>
-        <w:rPr>
-          <w:rFonts w:ascii="Calibri" w:hAnsi="Calibri" w:eastAsia="Calibri"/>
-          <w:b w:val="0"/>
-          <w:i w:val="0"/>
-        </w:rPr>
-        <w:t>нарушений предпосылок. False localization, production/oracle mismatch, post-control recurrence и</w:t>
-      </w:r>
-    </w:p>
-    <w:p>
-      <w:pPr>
-        <w:widowControl/>
-      </w:pPr>
-      <w:r>
-        <w:rPr>
-          <w:rFonts w:ascii="Calibri" w:hAnsi="Calibri" w:eastAsia="Calibri"/>
-          <w:b w:val="0"/>
-          <w:i w:val="0"/>
-        </w:rPr>
-        <w:t>retained-subject loss равны нулю. Production decoder совпал с independently implemented bitmask</w:t>
-      </w:r>
-    </w:p>
-    <w:p>
-      <w:pPr>
-        <w:widowControl/>
-      </w:pPr>
-      <w:r>
-        <w:rPr>
-          <w:rFonts w:ascii="Calibri" w:hAnsi="Calibri" w:eastAsia="Calibri"/>
-          <w:b w:val="0"/>
-          <w:i w:val="0"/>
-        </w:rPr>
-        <w:t xml:space="preserve">oracle в </w:t>
-      </w:r>
-      <w:r>
-        <w:rPr>
-          <w:rFonts w:ascii="Calibri" w:hAnsi="Calibri" w:eastAsia="Calibri"/>
-          <w:b/>
-          <w:i w:val="0"/>
-        </w:rPr>
-        <w:t>3584/3584</w:t>
-      </w:r>
-      <w:r>
-        <w:rPr>
-          <w:rFonts w:ascii="Calibri" w:hAnsi="Calibri" w:eastAsia="Calibri"/>
-          <w:b w:val="0"/>
-          <w:i w:val="0"/>
-        </w:rPr>
-        <w:t xml:space="preserve"> конфигураций.</w:t>
-      </w:r>
-    </w:p>
-    <w:p>
-      <w:pPr>
-        <w:widowControl/>
-      </w:pPr>
-      <w:r>
-        <w:rPr>
-          <w:rFonts w:ascii="Calibri" w:hAnsi="Calibri" w:eastAsia="Calibri"/>
-          <w:b w:val="0"/>
-          <w:i w:val="0"/>
-        </w:rPr>
-        <w:t>Отдельный preregistered live transfer использовал digest-pinned Redis image и четыре</w:t>
-      </w:r>
-    </w:p>
-    <w:p>
-      <w:pPr>
-        <w:widowControl/>
-      </w:pPr>
-      <w:r>
-        <w:rPr>
-          <w:rFonts w:ascii="Calibri" w:hAnsi="Calibri" w:eastAsia="Calibri"/>
-          <w:b w:val="0"/>
-          <w:i w:val="0"/>
-        </w:rPr>
-        <w:t xml:space="preserve">project-authored native recovery workflows. Он локализовал </w:t>
-      </w:r>
-      <w:r>
-        <w:rPr>
-          <w:rFonts w:ascii="Calibri" w:hAnsi="Calibri" w:eastAsia="Calibri"/>
-          <w:b/>
-          <w:i w:val="0"/>
-        </w:rPr>
-        <w:t>4/4</w:t>
-      </w:r>
-      <w:r>
-        <w:rPr>
-          <w:rFonts w:ascii="Calibri" w:hAnsi="Calibri" w:eastAsia="Calibri"/>
-          <w:b w:val="0"/>
-          <w:i w:val="0"/>
-        </w:rPr>
-        <w:t xml:space="preserve"> механизма и safe case без false</w:t>
-      </w:r>
-    </w:p>
-    <w:p>
-      <w:pPr>
-        <w:widowControl/>
-      </w:pPr>
-      <w:r>
-        <w:rPr>
-          <w:rFonts w:ascii="Calibri" w:hAnsi="Calibri" w:eastAsia="Calibri"/>
-          <w:b w:val="0"/>
-          <w:i w:val="0"/>
-        </w:rPr>
-        <w:t>localization, recurrence или retained loss. Random и greedy three-row coded baselines также</w:t>
-      </w:r>
-    </w:p>
-    <w:p>
-      <w:pPr>
-        <w:widowControl/>
-      </w:pPr>
-      <w:r>
-        <w:rPr>
-          <w:rFonts w:ascii="Calibri" w:hAnsi="Calibri" w:eastAsia="Calibri"/>
-          <w:b w:val="0"/>
-          <w:i w:val="0"/>
-        </w:rPr>
-        <w:t>восстановили каждый singleton в этом малом domain. Поэтому поддерживаемая новизна — fail-closed</w:t>
-      </w:r>
-    </w:p>
-    <w:p>
-      <w:pPr>
-        <w:widowControl/>
-      </w:pPr>
-      <w:r>
-        <w:rPr>
-          <w:rFonts w:ascii="Calibri" w:hAnsi="Calibri" w:eastAsia="Calibri"/>
-          <w:b w:val="0"/>
-          <w:i w:val="0"/>
-        </w:rPr>
-        <w:t>erasure-specific acquisition-to-PCUG/TRE-repair composition, а не новый или лучший общий</w:t>
-      </w:r>
-    </w:p>
-    <w:p>
-      <w:pPr>
-        <w:widowControl/>
-      </w:pPr>
-      <w:r>
-        <w:rPr>
-          <w:rFonts w:ascii="Calibri" w:hAnsi="Calibri" w:eastAsia="Calibri"/>
-          <w:b w:val="0"/>
-          <w:i w:val="0"/>
-        </w:rPr>
-        <w:t>group-testing code.</w:t>
-      </w:r>
-    </w:p>
-    <w:p>
-      <w:pPr>
-        <w:widowControl/>
-      </w:pPr>
-      <w:r>
-        <w:rPr>
-          <w:rFonts w:ascii="Calibri" w:hAnsi="Calibri" w:eastAsia="Calibri"/>
-          <w:b w:val="0"/>
-          <w:i w:val="0"/>
-        </w:rPr>
-        <w:t>Boolean network tomography и nonadaptive group testing уже локализуют defective components по coded</w:t>
-      </w:r>
-    </w:p>
-    <w:p>
-      <w:pPr>
-        <w:widowControl/>
-      </w:pPr>
-      <w:r>
-        <w:rPr>
-          <w:rFonts w:ascii="Calibri" w:hAnsi="Calibri" w:eastAsia="Calibri"/>
-          <w:b w:val="0"/>
-          <w:i w:val="0"/>
-        </w:rPr>
-        <w:t>Boolean outcomes [19,20], а dependency-aware P2E2 вычисляет meaningful additional erasure при</w:t>
-      </w:r>
-    </w:p>
-    <w:p>
-      <w:pPr>
-        <w:widowControl/>
-      </w:pPr>
-      <w:r>
-        <w:rPr>
-          <w:rFonts w:ascii="Calibri" w:hAnsi="Calibri" w:eastAsia="Calibri"/>
-          <w:b w:val="0"/>
-          <w:i w:val="0"/>
-        </w:rPr>
-        <w:t>заданных semantic rules [21]. Targeted review не нашёл идентичного end-to-end ET contract, но это не</w:t>
-      </w:r>
-    </w:p>
-    <w:p>
-      <w:pPr>
-        <w:widowControl/>
-      </w:pPr>
-      <w:r>
-        <w:rPr>
-          <w:rFonts w:ascii="Calibri" w:hAnsi="Calibri" w:eastAsia="Calibri"/>
-          <w:b w:val="0"/>
-          <w:i w:val="0"/>
-        </w:rPr>
-        <w:t>world-priority или patentability claim.</w:t>
-      </w:r>
-    </w:p>
-    <w:p>
-      <w:pPr>
-        <w:pStyle w:val="Heading2"/>
-      </w:pPr>
-      <w:r>
-        <w:t>8.9 Активное обнаружение GhostGraph</w:t>
-      </w:r>
-    </w:p>
-    <w:p>
-      <w:pPr>
-        <w:widowControl/>
-      </w:pPr>
-      <w:r>
-        <w:rPr>
-          <w:rFonts w:ascii="Calibri" w:hAnsi="Calibri" w:eastAsia="Calibri"/>
-          <w:b w:val="0"/>
-          <w:i w:val="0"/>
-        </w:rPr>
-        <w:t xml:space="preserve">Frozen v2 run прошёл все gates. Active minimax использовал </w:t>
-      </w:r>
-      <w:r>
-        <w:rPr>
-          <w:rFonts w:ascii="Calibri" w:hAnsi="Calibri" w:eastAsia="Calibri"/>
-          <w:b/>
-          <w:i w:val="0"/>
-        </w:rPr>
-        <w:t>7</w:t>
-      </w:r>
-      <w:r>
-        <w:rPr>
-          <w:rFonts w:ascii="Calibri" w:hAnsi="Calibri" w:eastAsia="Calibri"/>
-          <w:b w:val="0"/>
-          <w:i w:val="0"/>
-        </w:rPr>
-        <w:t xml:space="preserve"> probes в семи случаях, дал </w:t>
-      </w:r>
-      <w:r>
-        <w:rPr>
-          <w:rFonts w:ascii="Calibri" w:hAnsi="Calibri" w:eastAsia="Calibri"/>
-          <w:b/>
-          <w:i w:val="0"/>
-        </w:rPr>
-        <w:t>3</w:t>
-      </w:r>
-      <w:r>
-        <w:rPr>
-          <w:rFonts w:ascii="Calibri" w:hAnsi="Calibri" w:eastAsia="Calibri"/>
-          <w:b w:val="0"/>
-          <w:i w:val="0"/>
-        </w:rPr>
-        <w:t xml:space="preserve"> точных восстановления графа и </w:t>
-      </w:r>
-      <w:r>
-        <w:rPr>
-          <w:rFonts w:ascii="Calibri" w:hAnsi="Calibri" w:eastAsia="Calibri"/>
-          <w:b/>
-          <w:i w:val="0"/>
-        </w:rPr>
-        <w:t>2</w:t>
-      </w:r>
-      <w:r>
-        <w:rPr>
-          <w:rFonts w:ascii="Calibri" w:hAnsi="Calibri" w:eastAsia="Calibri"/>
-          <w:b w:val="0"/>
-          <w:i w:val="0"/>
-        </w:rPr>
-        <w:t xml:space="preserve"> восстановления класса путей, обнаружил </w:t>
-      </w:r>
-      <w:r>
-        <w:rPr>
-          <w:rFonts w:ascii="Calibri" w:hAnsi="Calibri" w:eastAsia="Calibri"/>
-          <w:b/>
-          <w:i w:val="0"/>
-        </w:rPr>
-        <w:t>1/1</w:t>
-      </w:r>
-      <w:r>
-        <w:rPr>
-          <w:rFonts w:ascii="Calibri" w:hAnsi="Calibri" w:eastAsia="Calibri"/>
-          <w:b w:val="0"/>
-          <w:i w:val="0"/>
-        </w:rPr>
-        <w:t xml:space="preserve"> outside-catalogue случай, вернул UNVERIFIED при недостающих evidence и не допустил false confidence, planner/oracle mismatch, post-control recurrence или retained-subject loss. Frozen random потребовал </w:t>
-      </w:r>
-      <w:r>
-        <w:rPr>
-          <w:rFonts w:ascii="Calibri" w:hAnsi="Calibri" w:eastAsia="Calibri"/>
-          <w:b/>
-          <w:i w:val="0"/>
-        </w:rPr>
-        <w:t>13</w:t>
-      </w:r>
-      <w:r>
-        <w:rPr>
-          <w:rFonts w:ascii="Calibri" w:hAnsi="Calibri" w:eastAsia="Calibri"/>
-          <w:b w:val="0"/>
-          <w:i w:val="0"/>
-        </w:rPr>
-        <w:t xml:space="preserve"> probes для тех же endpoints; nonadaptive exhaustive testing — </w:t>
-      </w:r>
-      <w:r>
-        <w:rPr>
-          <w:rFonts w:ascii="Calibri" w:hAnsi="Calibri" w:eastAsia="Calibri"/>
-          <w:b/>
-          <w:i w:val="0"/>
-        </w:rPr>
-        <w:t>49</w:t>
-      </w:r>
-      <w:r>
-        <w:rPr>
-          <w:rFonts w:ascii="Calibri" w:hAnsi="Calibri" w:eastAsia="Calibri"/>
-          <w:b w:val="0"/>
-          <w:i w:val="0"/>
-        </w:rPr>
-        <w:t xml:space="preserve">. Greedy separated-pairs сравнялся с active minimax на 7 probes в этом малом каталоге, поэтому глобальная query optimality не заявляется. Passive declared lineage и flat tomography дали по </w:t>
-      </w:r>
-      <w:r>
-        <w:rPr>
-          <w:rFonts w:ascii="Calibri" w:hAnsi="Calibri" w:eastAsia="Calibri"/>
-          <w:b/>
-          <w:i w:val="0"/>
-        </w:rPr>
-        <w:t>1</w:t>
-      </w:r>
-      <w:r>
-        <w:rPr>
-          <w:rFonts w:ascii="Calibri" w:hAnsi="Calibri" w:eastAsia="Calibri"/>
-          <w:b w:val="0"/>
-          <w:i w:val="0"/>
-        </w:rPr>
-        <w:t xml:space="preserve"> false-confident результату; flat tomography также не обнаружил outside-catalogue случай.</w:t>
-      </w:r>
-    </w:p>
-    <w:p>
-      <w:pPr>
-        <w:widowControl/>
-      </w:pPr>
-      <w:r>
-        <w:rPr>
-          <w:rFonts w:ascii="Calibri" w:hAnsi="Calibri" w:eastAsia="Calibri"/>
-          <w:b w:val="0"/>
-          <w:i w:val="0"/>
-        </w:rPr>
-        <w:t xml:space="preserve">Digest-pinned four-service run использовал </w:t>
-      </w:r>
-      <w:r>
-        <w:rPr>
-          <w:rFonts w:ascii="Calibri" w:hAnsi="Calibri" w:eastAsia="Calibri"/>
-          <w:b/>
-          <w:i w:val="0"/>
-        </w:rPr>
-        <w:t>5</w:t>
-      </w:r>
-      <w:r>
-        <w:rPr>
-          <w:rFonts w:ascii="Calibri" w:hAnsi="Calibri" w:eastAsia="Calibri"/>
-          <w:b w:val="0"/>
-          <w:i w:val="0"/>
-        </w:rPr>
-        <w:t xml:space="preserve"> probes в пяти случаях, восстановил три exact-or-path-class случая, обнаружил outside-catalogue случай, распознал safe случай и дал ноль false confidence, mismatch, recurrence, retained loss и cleanup failure. Это сильнее in-memory simulator как доказательство переноса, но остаётся project-operated local test. Внешний blind protocol технически завершён и adversarially протестирован, однако его evidence status остаётся </w:t>
-      </w:r>
-      <w:r>
-        <w:rPr>
-          <w:rFonts w:ascii="Calibri" w:hAnsi="Calibri" w:eastAsia="Calibri"/>
-          <w:b/>
-          <w:i w:val="0"/>
-        </w:rPr>
-        <w:t>NOT_COLLECTED</w:t>
-      </w:r>
-      <w:r>
-        <w:rPr>
-          <w:rFonts w:ascii="Calibri" w:hAnsi="Calibri" w:eastAsia="Calibri"/>
-          <w:b w:val="0"/>
-          <w:i w:val="0"/>
-        </w:rPr>
-        <w:t>.</w:t>
-      </w:r>
-    </w:p>
-    <w:p>
-      <w:pPr>
-        <w:pStyle w:val="Heading2"/>
-      </w:pPr>
-      <w:r>
-        <w:t>8.10 GhostGraph-T action identification</w:t>
-      </w:r>
-    </w:p>
-    <w:p>
-      <w:pPr>
-        <w:widowControl/>
-      </w:pPr>
-      <w:r>
-        <w:rPr>
-          <w:rFonts w:ascii="Calibri" w:hAnsi="Calibri" w:eastAsia="Calibri"/>
-          <w:b w:val="0"/>
-          <w:i w:val="0"/>
-        </w:rPr>
-        <w:t xml:space="preserve">Первый locked run прошёл все gates: </w:t>
-      </w:r>
-      <w:r>
-        <w:rPr>
-          <w:rFonts w:ascii="Calibri" w:hAnsi="Calibri" w:eastAsia="Calibri"/>
-          <w:b/>
-          <w:i w:val="0"/>
-        </w:rPr>
-        <w:t>300/300</w:t>
-      </w:r>
-      <w:r>
-        <w:rPr>
-          <w:rFonts w:ascii="Calibri" w:hAnsi="Calibri" w:eastAsia="Calibri"/>
-          <w:b w:val="0"/>
-          <w:i w:val="0"/>
-        </w:rPr>
-        <w:t xml:space="preserve"> корректных action-or-OOD решений, </w:t>
-      </w:r>
-      <w:r>
-        <w:rPr>
-          <w:rFonts w:ascii="Calibri" w:hAnsi="Calibri" w:eastAsia="Calibri"/>
-          <w:b/>
-          <w:i w:val="0"/>
-        </w:rPr>
-        <w:t>50/50</w:t>
-      </w:r>
-      <w:r>
-        <w:rPr>
-          <w:rFonts w:ascii="Calibri" w:hAnsi="Calibri" w:eastAsia="Calibri"/>
-          <w:b w:val="0"/>
-          <w:i w:val="0"/>
-        </w:rPr>
-        <w:t xml:space="preserve"> held-out-family detections, ноль false-confident outputs (верхняя Wilson 95% граница 0,01265) и ноль global-policy/oracle mismatches. Global policy использовал в среднем 1,28 probes стоимостью 8,84 против 8,0 probes и стоимости 28,0 у exhaustive. Exact-graph minimax разрешил только 130/300 и вернул UNVERIFIED для 170 irrelevant-topology twins; sink-only observation оставил 41 temporal case неразрешённым; passive lineage дал 265 false-confident actions.</w:t>
-      </w:r>
-    </w:p>
-    <w:p>
-      <w:pPr>
-        <w:widowControl/>
-      </w:pPr>
-      <w:r>
-        <w:rPr>
-          <w:rFonts w:ascii="Calibri" w:hAnsi="Calibri" w:eastAsia="Calibri"/>
-          <w:b w:val="0"/>
-          <w:i w:val="0"/>
-        </w:rPr>
-        <w:t>Global, one-step minimax и greedy получили одинаковые correctness, число probes и cost. Это отрицательный результат против claim о превосходстве: эксперимент поддерживает action-equivalence stopping и bounded OOD rejection, но не empirical dominance над сильнейшим adaptive baseline.</w:t>
-      </w:r>
-    </w:p>
-    <w:p>
-      <w:pPr>
-        <w:pStyle w:val="Heading2"/>
-      </w:pPr>
-      <w:r>
-        <w:t>8.11 Результат model channel Qwen–TOFU</w:t>
-      </w:r>
-    </w:p>
-    <w:p>
-      <w:pPr>
-        <w:widowControl/>
-      </w:pPr>
-      <w:r>
-        <w:rPr>
-          <w:rFonts w:ascii="Calibri" w:hAnsi="Calibri" w:eastAsia="Calibri"/>
-          <w:b w:val="0"/>
-          <w:i w:val="0"/>
-        </w:rPr>
-        <w:t xml:space="preserve">Первый валидный run на Tesla P100 завершил все три frozen seeds и вернул </w:t>
-      </w:r>
-      <w:r>
-        <w:rPr>
-          <w:rFonts w:ascii="Calibri" w:hAnsi="Calibri" w:eastAsia="Calibri"/>
-          <w:b/>
-          <w:i w:val="0"/>
+          <w:rFonts w:ascii="Menlo" w:hAnsi="Menlo" w:eastAsia="Menlo"/>
+          <w:color w:val="173B57"/>
+          <w:sz w:val="19"/>
         </w:rPr>
         <w:t>FAIL</w:t>
       </w:r>
@@ -5036,129 +3422,7 @@
           <w:b w:val="0"/>
           <w:i w:val="0"/>
         </w:rPr>
-        <w:t xml:space="preserve">. Исходный verifier сообщил семь passes из девяти, однако последующий семантический аудит установил, что perturbed split оценивался через обычное поле </w:t>
-      </w:r>
-      <w:r>
-        <w:rPr>
-          <w:rFonts w:ascii="Menlo" w:hAnsi="Menlo" w:eastAsia="Menlo"/>
-          <w:color w:val="173B57"/>
-          <w:sz w:val="19"/>
-        </w:rPr>
-        <w:t>answer</w:t>
-      </w:r>
-      <w:r>
-        <w:rPr>
-          <w:rFonts w:ascii="Calibri" w:hAnsi="Calibri" w:eastAsia="Calibri"/>
-          <w:b w:val="0"/>
-          <w:i w:val="0"/>
-        </w:rPr>
-        <w:t>. Корректный итог — шесть валидных passes, два failures и один unevaluable gate. Минимальный target memorization gain равен 0,59827, а minimum exact forgetting lift — 0,14026. Candidate восстановил 33,8–39,1% эффекта exact reference, сохранил близость по retained NLL (0,00920) и membership AUC (0,05750); save/reload recurrence равен нулю.</w:t>
-      </w:r>
-    </w:p>
-    <w:p>
-      <w:pPr>
-        <w:widowControl/>
-      </w:pPr>
-      <w:r>
-        <w:rPr>
-          <w:rFonts w:ascii="Calibri" w:hAnsi="Calibri" w:eastAsia="Calibri"/>
-          <w:b w:val="0"/>
-          <w:i w:val="0"/>
-        </w:rPr>
-        <w:t xml:space="preserve">Однако minimum candidate forgetting lift равен </w:t>
-      </w:r>
-      <w:r>
-        <w:rPr>
-          <w:rFonts w:ascii="Calibri" w:hAnsi="Calibri" w:eastAsia="Calibri"/>
-          <w:b/>
-          <w:i w:val="0"/>
-        </w:rPr>
-        <w:t>0,04837</w:t>
-      </w:r>
-      <w:r>
-        <w:rPr>
-          <w:rFonts w:ascii="Calibri" w:hAnsi="Calibri" w:eastAsia="Calibri"/>
-          <w:b w:val="0"/>
-          <w:i w:val="0"/>
-        </w:rPr>
-        <w:t xml:space="preserve">, ниже frozen gate 0,05, а maximum world-fact NLL degradation равен </w:t>
-      </w:r>
-      <w:r>
-        <w:rPr>
-          <w:rFonts w:ascii="Calibri" w:hAnsi="Calibri" w:eastAsia="Calibri"/>
-          <w:b/>
-          <w:i w:val="0"/>
-        </w:rPr>
-        <w:t>0,45300</w:t>
-      </w:r>
-      <w:r>
-        <w:rPr>
-          <w:rFonts w:ascii="Calibri" w:hAnsi="Calibri" w:eastAsia="Calibri"/>
-          <w:b w:val="0"/>
-          <w:i w:val="0"/>
-        </w:rPr>
-        <w:t>, выше gate 0,20; два из трёх seeds провалили utility endpoint. Результат опровергает conjunctive success claim кандидата v1 и показывает, что EraSeMap не превращает частичное совпадение метрик в завершение.</w:t>
-      </w:r>
-    </w:p>
-    <w:p>
-      <w:pPr>
-        <w:widowControl/>
-      </w:pPr>
-      <w:r>
-        <w:rPr>
-          <w:rFonts w:ascii="Calibri" w:hAnsi="Calibri" w:eastAsia="Calibri"/>
-          <w:b w:val="0"/>
-          <w:i w:val="0"/>
-        </w:rPr>
-        <w:t xml:space="preserve">Первый научно валидный v2 run также вернул </w:t>
-      </w:r>
-      <w:r>
-        <w:rPr>
-          <w:rFonts w:ascii="Calibri" w:hAnsi="Calibri" w:eastAsia="Calibri"/>
-          <w:b/>
-          <w:i w:val="0"/>
-        </w:rPr>
-        <w:t>FAIL</w:t>
-      </w:r>
-      <w:r>
-        <w:rPr>
-          <w:rFonts w:ascii="Calibri" w:hAnsi="Calibri" w:eastAsia="Calibri"/>
-          <w:b w:val="0"/>
-          <w:i w:val="0"/>
-        </w:rPr>
-        <w:t xml:space="preserve">. На development выбран </w:t>
-      </w:r>
-      <w:r>
-        <w:rPr>
-          <w:rFonts w:ascii="Menlo" w:hAnsi="Menlo" w:eastAsia="Menlo"/>
-          <w:color w:val="173B57"/>
-          <w:sz w:val="19"/>
-        </w:rPr>
-        <w:t>ucsgp-f035-a025</w:t>
-      </w:r>
-      <w:r>
-        <w:rPr>
-          <w:rFonts w:ascii="Calibri" w:hAnsi="Calibri" w:eastAsia="Calibri"/>
-          <w:b w:val="0"/>
-          <w:i w:val="0"/>
-        </w:rPr>
-        <w:t xml:space="preserve">, прошедший все gates на двух seeds с normalized recovery 0,806–1,089. Без дополнительной настройки пять author-disjoint confirmation seeds дали recovery </w:t>
-      </w:r>
-      <w:r>
-        <w:rPr>
-          <w:rFonts w:ascii="Calibri" w:hAnsi="Calibri" w:eastAsia="Calibri"/>
-          <w:b/>
-          <w:i w:val="0"/>
-        </w:rPr>
-        <w:t>4,957–8,632</w:t>
-      </w:r>
-      <w:r>
-        <w:rPr>
-          <w:rFonts w:ascii="Calibri" w:hAnsi="Calibri" w:eastAsia="Calibri"/>
-          <w:b w:val="0"/>
-          <w:i w:val="0"/>
-        </w:rPr>
-        <w:t>, превысив frozen upper bound 1,25 на каждом seed. Максимальные candidate/exact gaps равны 0,85111 для paraphrase NLL, 0,18609 для retain NLL и 0,41250 для membership AUC при limits 0,20, 0,15 и 0,10. Truth-margin, world-fact, real-author, speed и reload gates пройдены; минимальный speedup — 30,48x, recurrence — ноль. Всего пройдены 8/12 gates. Same-environment baseline v1 недоудалял, достигнув 28,4–36,9% normalized recovery. Следовательно, v2 выявляет реальный transfer trade-off — under-forgetting baseline против overscrubbing UCSGP, — а не успешный approximate-unlearning method.</w:t>
+        <w:t>: candidate приблизился к exact по части метрик, но не выполнил одновременно forgetting и world-utility требования. Qwen v2 использовал author-disjoint development selection и пять untouched confirmation seeds; candidate был быстрее минимум в 30,48 раза и имел нулевую recurrence after reload, но overscrubbing и несколько exact-matching/utility gates провалились. Итоговый model verdict для fast candidates остаётся incomplete; exact adapter retraining является reference fallback. Это не ухудшает логику EraSeMap, а демонстрирует её отказоустойчивость.</w:t>
       </w:r>
     </w:p>
     <w:p>
@@ -5228,7 +3492,7 @@
           <w:b w:val="0"/>
           <w:i w:val="0"/>
         </w:rPr>
-        <w:t>Практический результат — не только обнаружение ошибки. Полезная система удаления должна в одной воспроизводимой цепочке ответить: что осталось; почему завершение заблокировано; какой самый дешёвый разрешённый набор действий действительно приводит к завершению. Остаточный путь отвечает на первые два вопроса, CDC и replay — на третий.</w:t>
+        <w:t>Главный результат — не универсальное превосходство одного численного метода. EraSeMap связывает разные evidence types так, чтобы слабая локальная метрика не могла закрыть весь deletion request. Например, низкий membership score не доказывает удаление backup, а пустой snapshot не доказывает отсутствие future restore.</w:t>
       </w:r>
     </w:p>
     <w:p>
@@ -5241,12 +3505,20 @@
           <w:b w:val="0"/>
           <w:i w:val="0"/>
         </w:rPr>
-        <w:t>Трёхзначный вердикт отделяет отсутствие evidence от evidence of absence. Бинарная система склонна считать «не увидели» равным «исчезло». UNVERIFIED сохраняет неопределённость и не закрывает запрос. Это важно при отложенном истечении backup, недоступном сервисе, отсутствующем model audit и асинхронном cache invalidation.</w:t>
+        <w:t>Active FIND уменьшает число диагностических проб, но strong greedy baseline получил ничью на frozen catalogue; эта ничья сохраняется. Targeted ERASE показывает большой systems saving против rebuild-all, однако на одной локальной машине. PROVE расширяет утверждение во времени, но только при transition coverage. Таким образом, каждая сильная цифра сопровождается собственной границей.</w:t>
       </w:r>
     </w:p>
     <w:p>
       <w:pPr>
-        <w:widowControl/>
+        <w:pStyle w:val="Heading1"/>
+      </w:pPr>
+      <w:r>
+        <w:t>10. Ограничения и угрозы валидности</w:t>
+      </w:r>
+    </w:p>
+    <w:p>
+      <w:pPr>
+        <w:pStyle w:val="ListBullet"/>
       </w:pPr>
       <w:r>
         <w:rPr>
@@ -5254,15 +3526,180 @@
           <w:b w:val="0"/>
           <w:i w:val="0"/>
         </w:rPr>
-        <w:t xml:space="preserve">Формальная теорема уточняет, но не устраняет операционный риск. Она показывает корректность COMPLETE </w:t>
+        <w:t>Hidden graphs, mappings, faults и execution созданы проектом; accepted external run отсутствует.</w:t>
+      </w:r>
+    </w:p>
+    <w:p>
+      <w:pPr>
+        <w:pStyle w:val="ListBullet"/>
+      </w:pPr>
+      <w:r>
+        <w:rPr>
+          <w:rFonts w:ascii="Calibri" w:hAnsi="Calibri" w:eastAsia="Calibri"/>
+          <w:b w:val="0"/>
+          <w:i w:val="0"/>
+        </w:rPr>
+        <w:t>Stock services реальны, но subjects синтетические или публичные, а не customer records.</w:t>
+      </w:r>
+    </w:p>
+    <w:p>
+      <w:pPr>
+        <w:pStyle w:val="ListBullet"/>
+      </w:pPr>
+      <w:r>
+        <w:rPr>
+          <w:rFonts w:ascii="Calibri" w:hAnsi="Calibri" w:eastAsia="Calibri"/>
+          <w:b w:val="0"/>
+          <w:i w:val="0"/>
+        </w:rPr>
+        <w:t>Bounded catalogue не покрывает произвольную секретную инфраструктуру.</w:t>
+      </w:r>
+    </w:p>
+    <w:p>
+      <w:pPr>
+        <w:pStyle w:val="ListBullet"/>
+      </w:pPr>
+      <w:r>
+        <w:rPr>
+          <w:rFonts w:ascii="Calibri" w:hAnsi="Calibri" w:eastAsia="Calibri"/>
+          <w:b w:val="0"/>
+          <w:i w:val="0"/>
+        </w:rPr>
+        <w:t>Local verifier может быть неверным; signature защищает целостность, но не истинность измерения.</w:t>
+      </w:r>
+    </w:p>
+    <w:p>
+      <w:pPr>
+        <w:pStyle w:val="ListBullet"/>
+      </w:pPr>
+      <w:r>
+        <w:rPr>
+          <w:rFonts w:ascii="Calibri" w:hAnsi="Calibri" w:eastAsia="Calibri"/>
+          <w:b w:val="0"/>
+          <w:i w:val="0"/>
+        </w:rPr>
+        <w:t>Performance измерен на одной локальной конфигурации.</w:t>
+      </w:r>
+    </w:p>
+    <w:p>
+      <w:pPr>
+        <w:pStyle w:val="ListBullet"/>
+      </w:pPr>
+      <w:r>
+        <w:rPr>
+          <w:rFonts w:ascii="Calibri" w:hAnsi="Calibri" w:eastAsia="Calibri"/>
+          <w:b w:val="0"/>
+          <w:i w:val="0"/>
+        </w:rPr>
+        <w:t>Face privacy experiment не является certified privacy.</w:t>
+      </w:r>
+    </w:p>
+    <w:p>
+      <w:pPr>
+        <w:pStyle w:val="ListBullet"/>
+      </w:pPr>
+      <w:r>
+        <w:rPr>
+          <w:rFonts w:ascii="Calibri" w:hAnsi="Calibri" w:eastAsia="Calibri"/>
+          <w:b w:val="0"/>
+          <w:i w:val="0"/>
+        </w:rPr>
+        <w:t>Qwen experiments относятся к adapter influence, а не к удалению из pretraining Qwen.</w:t>
+      </w:r>
+    </w:p>
+    <w:p>
+      <w:pPr>
+        <w:pStyle w:val="ListBullet"/>
+      </w:pPr>
+      <w:r>
+        <w:rPr>
+          <w:rFonts w:ascii="Calibri" w:hAnsi="Calibri" w:eastAsia="Calibri"/>
+          <w:b w:val="0"/>
+          <w:i w:val="0"/>
+        </w:rPr>
+        <w:t>Production FaceID, eGov, KYC, bank или government deployment не проводился.</w:t>
+      </w:r>
+    </w:p>
+    <w:p>
+      <w:pPr>
+        <w:pStyle w:val="Heading1"/>
+      </w:pPr>
+      <w:r>
+        <w:t>11. Этика и ответственное применение</w:t>
+      </w:r>
+    </w:p>
+    <w:p>
+      <w:pPr>
+        <w:widowControl/>
+      </w:pPr>
+      <w:r>
+        <w:rPr>
+          <w:rFonts w:ascii="Calibri" w:hAnsi="Calibri" w:eastAsia="Calibri"/>
+          <w:b w:val="0"/>
+          <w:i w:val="0"/>
+        </w:rPr>
+        <w:t>Публичные демонстрации используют synthetic identities или открытые datasets. Active probes должны быть разрешены владельцем системы, изолированы и не затрагивать retained users. EraSeMap нельзя использовать для ложного compliance: scope сертификата, UNKNOWN channels и instrumentation gaps должны оставаться видимыми.</w:t>
+      </w:r>
+    </w:p>
+    <w:p>
+      <w:pPr>
+        <w:pStyle w:val="Heading1"/>
+      </w:pPr>
+      <w:r>
+        <w:t>12. Воспроизводимость</w:t>
+      </w:r>
+    </w:p>
+    <w:p>
+      <w:pPr>
+        <w:pStyle w:val="CodeBlock"/>
+      </w:pPr>
+      <w:r>
+        <w:t>python -m venv .venv</w:t>
+      </w:r>
+    </w:p>
+    <w:p>
+      <w:pPr>
+        <w:pStyle w:val="CodeBlock"/>
+      </w:pPr>
+      <w:r>
+        <w:t>.venv/bin/pip install -e '.[dev,real]'</w:t>
+      </w:r>
+    </w:p>
+    <w:p>
+      <w:pPr>
+        <w:pStyle w:val="CodeBlock"/>
+      </w:pPr>
+      <w:r>
+        <w:t>./scripts/reproduce_release.sh core</w:t>
+      </w:r>
+    </w:p>
+    <w:p>
+      <w:pPr>
+        <w:pStyle w:val="CodeBlock"/>
+      </w:pPr>
+      <w:r>
+        <w:t>.venv/bin/erasemap showcase --repo-root . --output outputs/jury-showcase-v1</w:t>
+      </w:r>
+    </w:p>
+    <w:p>
+      <w:pPr>
+        <w:widowControl/>
+      </w:pPr>
+      <w:r>
+        <w:rPr>
+          <w:rFonts w:ascii="Calibri" w:hAnsi="Calibri" w:eastAsia="Calibri"/>
+          <w:b w:val="0"/>
+          <w:i w:val="0"/>
+        </w:rPr>
+        <w:t xml:space="preserve">Release gate включает Ruff, strict mypy, pytest с coverage не ниже 90%, build, frozen evidence verifiers, oracle comparisons и Lean. External hidden challenge имеет отдельный blind handoff; текущий результат </w:t>
       </w:r>
       <w:r>
         <w:rPr>
-          <w:rFonts w:ascii="Calibri" w:hAnsi="Calibri" w:eastAsia="Calibri"/>
-          <w:b/>
-          <w:i w:val="0"/>
+          <w:rFonts w:ascii="Menlo" w:hAnsi="Menlo" w:eastAsia="Menlo"/>
+          <w:color w:val="173B57"/>
+          <w:sz w:val="19"/>
         </w:rPr>
-        <w:t>при условии</w:t>
+        <w:t>NOT_COLLECTED</w:t>
       </w:r>
       <w:r>
         <w:rPr>
@@ -5270,7 +3707,15 @@
           <w:b w:val="0"/>
           <w:i w:val="0"/>
         </w:rPr>
-        <w:t>, что топология представляет реальные остатки, а локальные проверки корректны. Эти условия становятся deployment obligations, которые можно назначить ответственным и тестировать. Теорема не делает невидимую инфраструктуру видимой.</w:t>
+        <w:t>.</w:t>
+      </w:r>
+    </w:p>
+    <w:p>
+      <w:pPr>
+        <w:pStyle w:val="Heading1"/>
+      </w:pPr>
+      <w:r>
+        <w:t>13. Заключение</w:t>
       </w:r>
     </w:p>
     <w:p>
@@ -5283,7 +3728,15 @@
           <w:b w:val="0"/>
           <w:i w:val="0"/>
         </w:rPr>
-        <w:t>RSE добавляет временное измерение к тому же принципу. Recoverable carrier не обязательно является текущим residual, а текущее отсутствие не обязательно стабильно. Кратчайший regeneration witness объясняет, как обычная будущая операция возвращает субъекта; MSC отделяет безопасное guarded retention от разрушения carrier.</w:t>
+        <w:t>EraSeMap превращает удаление данных из локальной команды в один проверяемый процесс. FIND находит зарегистрированные и bounded hidden paths; ERASE закрывает физические и model branches минимальным достаточным планом; PROVE проверяет future regeneration и разрешает scoped certificate. Формальные свойства условны и явно ограничены assumptions; реальные отрицательные ML results сохранены. Такой дизайн лучше поддерживает честное решение в FaceID/eGov/KYC-подобных системах, но production и независимость остаются следующими этапами, а не готовыми claims.</w:t>
+      </w:r>
+    </w:p>
+    <w:p>
+      <w:pPr>
+        <w:pStyle w:val="Heading1"/>
+      </w:pPr>
+      <w:r>
+        <w:t>Список литературы</w:t>
       </w:r>
     </w:p>
     <w:p>
@@ -5296,7 +3749,7 @@
           <w:b w:val="0"/>
           <w:i w:val="0"/>
         </w:rPr>
-        <w:t>TRE закрывает другую границу: план, оптимальный для одной nominal-карты, может оказаться хрупким при развитии системы. Один план по явному scenario envelope делает эту неопределённость проверяемой и измеряет её стоимость, но не превращает конечные сценарии в знание произвольной скрытой инфраструктуры.</w:t>
+        <w:t>[1] Cao Y., Yang J. Towards Making Systems Forget with Machine Unlearning. IEEE S&amp;P, 2015. DOI: 10.1109/SP.2015.35.</w:t>
       </w:r>
     </w:p>
     <w:p>
@@ -5309,7 +3762,7 @@
           <w:b w:val="0"/>
           <w:i w:val="0"/>
         </w:rPr>
-        <w:t>GhostGraph отвечает на вопрос, как уменьшить заявленную неопределённость топологии до ремонта. Его ценность не в обещании найти произвольную скрытую инфраструктуру, а в проверяемости каждого intervention, сокращения version space, stopping decision и outside-catalogue failure. Ничья с greedy показывает, что текущий каталог слишком мал для универсального преимущества adaptive selection, а false-confident ошибки показывают, почему passive declarations и closed-catalogue localization требуют явного fail-closed контроля.</w:t>
+        <w:t>[2] Bourtoule L. et al. Machine Unlearning. IEEE S&amp;P, 2021. arXiv:1912.03817.</w:t>
       </w:r>
     </w:p>
     <w:p>
@@ -5322,99 +3775,59 @@
           <w:b w:val="0"/>
           <w:i w:val="0"/>
         </w:rPr>
-        <w:t>Сильнейшее текущее доказательство дополнительной ценности композиции остаётся внутренним: stress set специально создан для mandatory channels и replay. На внешних структурах сильнейший typed audit не проиграл. Поэтому решающий следующий эксперимент — не новая функция и не увеличенный авторский simulator, а independently authored hidden challenge с взаимодействиями edge, channel, replay и hidden artifact, однократно запущенный против frozen evaluator.</w:t>
+        <w:t>[3] Sommer D. M. et al. Towards Probabilistic Verification of Machine Unlearning. arXiv:2003.04247, 2020.</w:t>
       </w:r>
     </w:p>
     <w:p>
       <w:pPr>
-        <w:pStyle w:val="Heading1"/>
-      </w:pPr>
-      <w:r>
-        <w:t>10. Ограничения и угрозы валидности</w:t>
-      </w:r>
-    </w:p>
-    <w:p>
-      <w:pPr>
         <w:widowControl/>
       </w:pPr>
-      <w:r>
-        <w:rPr>
-          <w:rFonts w:ascii="Calibri" w:hAnsi="Calibri" w:eastAsia="Calibri"/>
-          <w:b/>
-          <w:i w:val="0"/>
-        </w:rPr>
-        <w:t>Полнота топологии.</w:t>
-      </w:r>
       <w:r>
         <w:rPr>
           <w:rFonts w:ascii="Calibri" w:hAnsi="Calibri" w:eastAsia="Calibri"/>
           <w:b w:val="0"/>
           <w:i w:val="0"/>
         </w:rPr>
-        <w:t xml:space="preserve"> EraSeMap не доказывает удаление объекта, отсутствующего в доверенной instrumentation. Провайдер, контролирующий топологию, evidence, signer и evaluator, способен скрыть остаток.</w:t>
+        <w:t>[4] Weng J. et al. Proof of Unlearning: Definitions and Instantiation. arXiv:2210.11334, 2022.</w:t>
       </w:r>
     </w:p>
     <w:p>
       <w:pPr>
         <w:widowControl/>
       </w:pPr>
-      <w:r>
-        <w:rPr>
-          <w:rFonts w:ascii="Calibri" w:hAnsi="Calibri" w:eastAsia="Calibri"/>
-          <w:b/>
-          <w:i w:val="0"/>
-        </w:rPr>
-        <w:t>Независимость.</w:t>
-      </w:r>
       <w:r>
         <w:rPr>
           <w:rFonts w:ascii="Calibri" w:hAnsi="Calibri" w:eastAsia="Calibri"/>
           <w:b w:val="0"/>
           <w:i w:val="0"/>
         </w:rPr>
-        <w:t xml:space="preserve"> Официальные структуры внешние, но mappings и labels авторские. Independently authored hidden challenge ещё не проведён.</w:t>
+        <w:t>[5] Eisenhofer T. et al. Verifiable and Provably Secure Machine Unlearning. SaTML, 2025.</w:t>
       </w:r>
     </w:p>
     <w:p>
       <w:pPr>
         <w:widowControl/>
       </w:pPr>
-      <w:r>
-        <w:rPr>
-          <w:rFonts w:ascii="Calibri" w:hAnsi="Calibri" w:eastAsia="Calibri"/>
-          <w:b/>
-          <w:i w:val="0"/>
-        </w:rPr>
-        <w:t>Baseline.</w:t>
-      </w:r>
       <w:r>
         <w:rPr>
           <w:rFonts w:ascii="Calibri" w:hAnsi="Calibri" w:eastAsia="Calibri"/>
           <w:b w:val="0"/>
           <w:i w:val="0"/>
         </w:rPr>
-        <w:t xml:space="preserve"> PCUG не превзошёл strongest typed-node audit на primary endpoint source-locked набора. Заявление общего превосходства не поддержано.</w:t>
+        <w:t>[6] Chourasia R., Shah N. Forget Unlearning: Towards True Data-Deletion in Machine Learning. ICML, 2023.</w:t>
       </w:r>
     </w:p>
     <w:p>
       <w:pPr>
         <w:widowControl/>
       </w:pPr>
-      <w:r>
-        <w:rPr>
-          <w:rFonts w:ascii="Calibri" w:hAnsi="Calibri" w:eastAsia="Calibri"/>
-          <w:b/>
-          <w:i w:val="0"/>
-        </w:rPr>
-        <w:t>Production transfer.</w:t>
-      </w:r>
       <w:r>
         <w:rPr>
           <w:rFonts w:ascii="Calibri" w:hAnsi="Calibri" w:eastAsia="Calibri"/>
           <w:b w:val="0"/>
           <w:i w:val="0"/>
         </w:rPr>
-        <w:t xml:space="preserve"> Apple Face ID, Kazakhstan eGov, банковская, школьная, пограничная или государственная production-инфраструктура не использовалась. Real-process тесты используют синтетические идентичности.</w:t>
+        <w:t>[7] Zhang B. et al. Verification of Machine Unlearning is Fragile. ICML, 2024.</w:t>
       </w:r>
     </w:p>
     <w:p>
@@ -5427,7 +3840,7 @@
           <w:b w:val="0"/>
           <w:i w:val="0"/>
         </w:rPr>
-        <w:t>Open-transfer исследование использует реальные stock-процессы Keycloak, MLflow и Qdrant и</w:t>
+        <w:t>[8] Koloskova A. et al. Certified Unlearning for Neural Networks. ICML, 2025.</w:t>
       </w:r>
     </w:p>
     <w:p>
@@ -5440,7 +3853,7 @@
           <w:b w:val="0"/>
           <w:i w:val="0"/>
         </w:rPr>
-        <w:t>публичные Olivetti vectors, но не production records или независимо созданные faults. Поэтому оно</w:t>
+        <w:t>[9] Lebo T., Sahoo S., McGuinness D., eds. PROV-O: The PROV Ontology. W3C Recommendation, 2013.</w:t>
       </w:r>
     </w:p>
     <w:p>
@@ -5453,7 +3866,7 @@
           <w:b w:val="0"/>
           <w:i w:val="0"/>
         </w:rPr>
-        <w:t>усиливает переносимость между service families, не доказывая operational deployment или внешнюю</w:t>
+        <w:t>[10] US20220414070A1. Tracking Data Lineage and Applying Data Removal to Enforce Data Removal Policies, 2022.</w:t>
       </w:r>
     </w:p>
     <w:p>
@@ -5466,636 +3879,59 @@
           <w:b w:val="0"/>
           <w:i w:val="0"/>
         </w:rPr>
-        <w:t>независимость.</w:t>
+        <w:t>[11] US11120156B2. Privacy Preserving Data Deletion, 2021.</w:t>
       </w:r>
     </w:p>
     <w:p>
       <w:pPr>
         <w:widowControl/>
       </w:pPr>
-      <w:r>
-        <w:rPr>
-          <w:rFonts w:ascii="Calibri" w:hAnsi="Calibri" w:eastAsia="Calibri"/>
-          <w:b/>
-          <w:i w:val="0"/>
-        </w:rPr>
-        <w:t>Модель.</w:t>
-      </w:r>
       <w:r>
         <w:rPr>
           <w:rFonts w:ascii="Calibri" w:hAnsi="Calibri" w:eastAsia="Calibri"/>
           <w:b w:val="0"/>
           <w:i w:val="0"/>
         </w:rPr>
-        <w:t xml:space="preserve"> Адаптивный MUFAC-результат следует за уже раскрытыми запусками. Sequential Olivetti-результат preregistered и first-run, но использует неглубокий classifier над frozen embeddings и четыре release-difference атаки без shadow models. End-to-end deep models, adaptive shadow-model attacks, reconstruction, более длинные последовательности, population shift и production threat models остаются непроверенными.</w:t>
+        <w:t>[12] US12456052B2. Systems and Methods for Facilitating Verifiability of ML Model Unlearning, 2025.</w:t>
       </w:r>
     </w:p>
     <w:p>
       <w:pPr>
         <w:widowControl/>
       </w:pPr>
-      <w:r>
-        <w:rPr>
-          <w:rFonts w:ascii="Calibri" w:hAnsi="Calibri" w:eastAsia="Calibri"/>
-          <w:b/>
-          <w:i w:val="0"/>
-        </w:rPr>
-        <w:t>Производительность.</w:t>
-      </w:r>
       <w:r>
         <w:rPr>
           <w:rFonts w:ascii="Calibri" w:hAnsi="Calibri" w:eastAsia="Calibri"/>
           <w:b w:val="0"/>
           <w:i w:val="0"/>
         </w:rPr>
-        <w:t xml:space="preserve"> Ускорение 17,64× измерено локально на одном Apple M4. Число байтов относится к application payload и заменённым файлам, а не ко всему I/O.</w:t>
+        <w:t>[13] NIST SP 800-63A-4. Digital Identity Guidelines: Identity Proofing and Enrollment, 2025.</w:t>
       </w:r>
     </w:p>
     <w:p>
       <w:pPr>
         <w:widowControl/>
       </w:pPr>
-      <w:r>
-        <w:rPr>
-          <w:rFonts w:ascii="Calibri" w:hAnsi="Calibri" w:eastAsia="Calibri"/>
-          <w:b/>
-          <w:i w:val="0"/>
-        </w:rPr>
-        <w:t>Временная область.</w:t>
-      </w:r>
       <w:r>
         <w:rPr>
           <w:rFonts w:ascii="Calibri" w:hAnsi="Calibri" w:eastAsia="Calibri"/>
           <w:b w:val="0"/>
           <w:i w:val="0"/>
         </w:rPr>
-        <w:t xml:space="preserve"> RSE v2 использует четыре project-authored family carriers, детерминированные синтетические vectors, заявленные стоимости и локальные adapters. Он не доказывает наблюдение неизвестных будущих операций или organization-wide transition coverage. Snapshot PCUG и RSE отвечают на разные claims; v2 comparison нельзя представлять как общий провал PCUG.</w:t>
+        <w:t>[14] EraSeMap. Публичный репозиторий и evidence archive, v0.5.0, 2026: https://github.com/nazkari86-lab/erasemap.</w:t>
       </w:r>
     </w:p>
     <w:p>
       <w:pPr>
         <w:widowControl/>
       </w:pPr>
-      <w:r>
-        <w:rPr>
-          <w:rFonts w:ascii="Calibri" w:hAnsi="Calibri" w:eastAsia="Calibri"/>
-          <w:b/>
-          <w:i w:val="0"/>
-        </w:rPr>
-        <w:t>Область topology uncertainty.</w:t>
-      </w:r>
       <w:r>
         <w:rPr>
           <w:rFonts w:ascii="Calibri" w:hAnsi="Calibri" w:eastAsia="Calibri"/>
           <w:b w:val="0"/>
           <w:i w:val="0"/>
         </w:rPr>
-        <w:t xml:space="preserve"> TRE использует восемь project-authored scenarios, каталог из трёх optional transitions и заявленные стоимости. Solver видит полный конечный envelope до выбора. Ноль возвратов внутри envelope не доказывает безопасность вне него или вероятность соответствия ему реальной организации.</w:t>
-      </w:r>
-    </w:p>
-    <w:p>
-      <w:pPr>
-        <w:widowControl/>
-      </w:pPr>
-      <w:r>
-        <w:rPr>
-          <w:rFonts w:ascii="Calibri" w:hAnsi="Calibri" w:eastAsia="Calibri"/>
-          <w:b/>
-          <w:i w:val="0"/>
-        </w:rPr>
-        <w:t>Область active discovery.</w:t>
-      </w:r>
-      <w:r>
-        <w:rPr>
-          <w:rFonts w:ascii="Calibri" w:hAnsi="Calibri" w:eastAsia="Calibri"/>
-          <w:b w:val="0"/>
-          <w:i w:val="0"/>
-        </w:rPr>
-        <w:t xml:space="preserve"> GhostGraph использует конечные авторские каталоги, детерминированные traces и заявленные experiment costs. GhostGraph-T добавляет exact global finite policy и action-identifiability theorem, но первые 300 случаев всё равно дали ничью с one-step minimax и greedy. Live-сервисы являются реальными процессами, однако hidden graphs и orchestration внутренние. External blind challenge protocol-ready, но ещё не независимо создан и исполнен.</w:t>
-      </w:r>
-    </w:p>
-    <w:p>
-      <w:pPr>
-        <w:widowControl/>
-      </w:pPr>
-      <w:r>
-        <w:rPr>
-          <w:rFonts w:ascii="Calibri" w:hAnsi="Calibri" w:eastAsia="Calibri"/>
-          <w:b/>
-          <w:i w:val="0"/>
-        </w:rPr>
-        <w:t>Поиск новизны.</w:t>
-      </w:r>
-      <w:r>
-        <w:rPr>
-          <w:rFonts w:ascii="Calibri" w:hAnsi="Calibri" w:eastAsia="Calibri"/>
-          <w:b w:val="0"/>
-          <w:i w:val="0"/>
-        </w:rPr>
-        <w:t xml:space="preserve"> Обзор структурирован, но не является полным systematic review или юридическим freedom-to-operate заключением. Новые работы и патенты могут сузить claim.</w:t>
-      </w:r>
-    </w:p>
-    <w:p>
-      <w:pPr>
-        <w:pStyle w:val="Heading1"/>
-      </w:pPr>
-      <w:r>
-        <w:t>11. Этика и ответственное применение</w:t>
-      </w:r>
-    </w:p>
-    <w:p>
-      <w:pPr>
-        <w:widowControl/>
-      </w:pPr>
-      <w:r>
-        <w:rPr>
-          <w:rFonts w:ascii="Calibri" w:hAnsi="Calibri" w:eastAsia="Calibri"/>
-          <w:b w:val="0"/>
-          <w:i w:val="0"/>
-        </w:rPr>
-        <w:t>Биометрические данные чувствительны и трудно заменяемы после утечки. Аудит удаления не должен создавать дополнительную экспозицию. EraSeMap исключает из receipts биометрию и идентификаторы субъекта, использует синтетические личности там, где это возможно, применяет датасеты лиц только для ограниченного model evaluation и требует авторизации для production access. Инструмент нельзя представлять как юридическую сертификацию; это исследовательский и инженерный механизм для аудируемого evidence и явной неопределённости.</w:t>
-      </w:r>
-    </w:p>
-    <w:p>
-      <w:pPr>
-        <w:widowControl/>
-      </w:pPr>
-      <w:r>
-        <w:rPr>
-          <w:rFonts w:ascii="Calibri" w:hAnsi="Calibri" w:eastAsia="Calibri"/>
-          <w:b w:val="0"/>
-          <w:i w:val="0"/>
-        </w:rPr>
-        <w:t>Production deployment должен разделять роли topology registrar, evidence producer и evaluator; применять least privilege; ротировать signing keys; сохранять версии verifier; защищать proof bundles; определять backup expiry и получать институциональное разрешение на работу с человеческой биометрией.</w:t>
-      </w:r>
-    </w:p>
-    <w:p>
-      <w:pPr>
-        <w:pStyle w:val="Heading1"/>
-      </w:pPr>
-      <w:r>
-        <w:t>12. Воспроизводимость</w:t>
-      </w:r>
-    </w:p>
-    <w:p>
-      <w:pPr>
-        <w:widowControl/>
-      </w:pPr>
-      <w:r>
-        <w:rPr>
-          <w:rFonts w:ascii="Calibri" w:hAnsi="Calibri" w:eastAsia="Calibri"/>
-          <w:b w:val="0"/>
-          <w:i w:val="0"/>
-        </w:rPr>
-        <w:t>Публичный репозиторий содержит код, зафиксированные протоколы, исходные записи, манифесты, отчёты, доказательства Lean и настройки непрерывной интеграции. Доказательная база, оцениваемая в работе, сохранена в публичной истории версии 0.5.0; манифесты протоколов и исходных записей содержат криптографические хэши. Основные команды:</w:t>
-      </w:r>
-    </w:p>
-    <w:p>
-      <w:pPr>
-        <w:pStyle w:val="CodeBlock"/>
-      </w:pPr>
-      <w:r>
-        <w:t>python -m pytest</w:t>
-      </w:r>
-    </w:p>
-    <w:p>
-      <w:pPr>
-        <w:pStyle w:val="CodeBlock"/>
-      </w:pPr>
-      <w:r>
-        <w:t>lake build</w:t>
-      </w:r>
-    </w:p>
-    <w:p>
-      <w:pPr>
-        <w:pStyle w:val="CodeBlock"/>
-      </w:pPr>
-      <w:r>
-        <w:t>python scripts/verify_formal_conformance.py --expected formal/conformance-v1.json --output /tmp/formal-conformance.json</w:t>
-      </w:r>
-    </w:p>
-    <w:p>
-      <w:pPr>
-        <w:pStyle w:val="CodeBlock"/>
-      </w:pPr>
-      <w:r>
-        <w:t>python scripts/verify_rse_conformance.py --expected formal/rse-msc-conformance-v1.json --output /tmp/rse-msc-conformance.json</w:t>
-      </w:r>
-    </w:p>
-    <w:p>
-      <w:pPr>
-        <w:pStyle w:val="CodeBlock"/>
-      </w:pPr>
-      <w:r>
-        <w:t>python scripts/verify_topology_robust_erasure_v1.py</w:t>
-      </w:r>
-    </w:p>
-    <w:p>
-      <w:pPr>
-        <w:pStyle w:val="CodeBlock"/>
-      </w:pPr>
-      <w:r>
-        <w:t>python scripts/verify_tre_conformance.py --expected formal/tre-conformance-v1.json</w:t>
-      </w:r>
-    </w:p>
-    <w:p>
-      <w:pPr>
-        <w:pStyle w:val="CodeBlock"/>
-      </w:pPr>
-      <w:r>
-        <w:t>python scripts/verify_measured_multiservice_v1.py</w:t>
-      </w:r>
-    </w:p>
-    <w:p>
-      <w:pPr>
-        <w:pStyle w:val="CodeBlock"/>
-      </w:pPr>
-      <w:r>
-        <w:t>python scripts/verify_sequential_deletion_privacy_v1.py</w:t>
-      </w:r>
-    </w:p>
-    <w:p>
-      <w:pPr>
-        <w:pStyle w:val="CodeBlock"/>
-      </w:pPr>
-      <w:r>
-        <w:t>python scripts/verify_regeneration_safe_erasure_v2.py</w:t>
-      </w:r>
-    </w:p>
-    <w:p>
-      <w:pPr>
-        <w:pStyle w:val="CodeBlock"/>
-      </w:pPr>
-      <w:r>
-        <w:t>python scripts/verify_ghostgraph_v2.py</w:t>
-      </w:r>
-    </w:p>
-    <w:p>
-      <w:pPr>
-        <w:pStyle w:val="CodeBlock"/>
-      </w:pPr>
-      <w:r>
-        <w:t>python scripts/verify_ghostgraph_live_v2.py</w:t>
-      </w:r>
-    </w:p>
-    <w:p>
-      <w:pPr>
-        <w:pStyle w:val="CodeBlock"/>
-      </w:pPr>
-      <w:r>
-        <w:t>python scripts/verify_ghostgraph_t_v1.py</w:t>
-      </w:r>
-    </w:p>
-    <w:p>
-      <w:pPr>
-        <w:pStyle w:val="CodeBlock"/>
-      </w:pPr>
-      <w:r>
-        <w:t>python -m external_ghostgraph_challenge.verify_v2</w:t>
-      </w:r>
-    </w:p>
-    <w:p>
-      <w:pPr>
-        <w:pStyle w:val="CodeBlock"/>
-      </w:pPr>
-      <w:r>
-        <w:t>PYTHONPATH=src:. python scripts/verify_qwen_tofu_kaggle_v2.py</w:t>
-      </w:r>
-    </w:p>
-    <w:p>
-      <w:pPr>
-        <w:pStyle w:val="CodeBlock"/>
-      </w:pPr>
-      <w:r>
-        <w:t>scripts/reproduce_release.sh core</w:t>
-      </w:r>
-    </w:p>
-    <w:p>
-      <w:pPr>
-        <w:widowControl/>
-      </w:pPr>
-      <w:r>
-        <w:rPr>
-          <w:rFonts w:ascii="Calibri" w:hAnsi="Calibri" w:eastAsia="Calibri"/>
-          <w:b w:val="0"/>
-          <w:i w:val="0"/>
-        </w:rPr>
-        <w:t>Для повторения многосервисного эксперимента дополнительно нужны зафиксированные зависимости PostgreSQL, Redis, Qdrant и контейнерная среда. Воспроизведение проверяет опубликованное вычисление, но не создаёт независимое авторство. Персональные биометрические данные многосервисного эксперимента не публикуются, потому что в нём использованы детерминированные синтетические личности; внешние изображения лиц регулируются исходными условиями соответствующего набора данных.</w:t>
-      </w:r>
-    </w:p>
-    <w:p>
-      <w:pPr>
-        <w:pStyle w:val="Heading1"/>
-      </w:pPr>
-      <w:r>
-        <w:t>13. Заключение</w:t>
-      </w:r>
-    </w:p>
-    <w:p>
-      <w:pPr>
-        <w:widowControl/>
-      </w:pPr>
-      <w:r>
-        <w:rPr>
-          <w:rFonts w:ascii="Calibri" w:hAnsi="Calibri" w:eastAsia="Calibri"/>
-          <w:b w:val="0"/>
-          <w:i w:val="0"/>
-        </w:rPr>
-        <w:t>EraSeMap показывает практический и математически явный подход к аудиту удаления биометрии в неоднородной инфраструктуре, будущих зарегистрированных операциях и ограниченном множестве правдоподобных topology shifts. Запрос превращается в задачу остаточных путей и temporal reachability; COMPLETE — в совместное условие закрытия путей, положительного обязательного evidence и стабильности зарегистрированных переходов; исправление — в минимальную по стоимости задачу действий, результат которой должен пройти replay. TRE дополнительно требует, чтобы один набор действий прошёл каждый заявленный topology scenario. Абстрактные гарантии машинно проверены, оптимизаторы совпадают с exhaustive oracles, реальные локальные сервисы показывают значительное снижение работы, а влияние на модель оценивается ограниченным количественным gate с exact fallback.</w:t>
-      </w:r>
-    </w:p>
-    <w:p>
-      <w:pPr>
-        <w:widowControl/>
-      </w:pPr>
-      <w:r>
-        <w:rPr>
-          <w:rFonts w:ascii="Calibri" w:hAnsi="Calibri" w:eastAsia="Calibri"/>
-          <w:b w:val="0"/>
-          <w:i w:val="0"/>
-        </w:rPr>
-        <w:t>Доказательства поддерживают воспроизводимость, внутреннюю корректность и реализуемость. Они ещё не устанавливают независимое превосходство или production-wide удаление. Сильнейший следующий результат — independently authored frozen hidden challenge, затем авторизованный pilot организации. Сохранение этой границы делает текущий claim научно защищаемым.</w:t>
-      </w:r>
-    </w:p>
-    <w:p>
-      <w:pPr>
-        <w:pStyle w:val="Heading1"/>
-      </w:pPr>
-      <w:r>
-        <w:t>Список литературы</w:t>
-      </w:r>
-    </w:p>
-    <w:p>
-      <w:pPr>
-        <w:widowControl/>
-      </w:pPr>
-      <w:r>
-        <w:rPr>
-          <w:rFonts w:ascii="Calibri" w:hAnsi="Calibri" w:eastAsia="Calibri"/>
-          <w:b w:val="0"/>
-          <w:i w:val="0"/>
-        </w:rPr>
-        <w:t>[1] Cao Y., Yang J. Towards Making Systems Forget with Machine Unlearning. 2015 IEEE Symposium on Security and Privacy. P. 463–480. DOI: 10.1109/SP.2015.35.</w:t>
-      </w:r>
-    </w:p>
-    <w:p>
-      <w:pPr>
-        <w:widowControl/>
-      </w:pPr>
-      <w:r>
-        <w:rPr>
-          <w:rFonts w:ascii="Calibri" w:hAnsi="Calibri" w:eastAsia="Calibri"/>
-          <w:b w:val="0"/>
-          <w:i w:val="0"/>
-        </w:rPr>
-        <w:t>[2] Bourtoule L. et al. Machine Unlearning. 2021 IEEE Symposium on Security and Privacy. arXiv:1912.03817.</w:t>
-      </w:r>
-    </w:p>
-    <w:p>
-      <w:pPr>
-        <w:widowControl/>
-      </w:pPr>
-      <w:r>
-        <w:rPr>
-          <w:rFonts w:ascii="Calibri" w:hAnsi="Calibri" w:eastAsia="Calibri"/>
-          <w:b w:val="0"/>
-          <w:i w:val="0"/>
-        </w:rPr>
-        <w:t>[3] Sommer D. M., Song L., Wagh S., Mittal P. Towards Probabilistic Verification of Machine Unlearning. arXiv:2003.04247, 2020.</w:t>
-      </w:r>
-    </w:p>
-    <w:p>
-      <w:pPr>
-        <w:widowControl/>
-      </w:pPr>
-      <w:r>
-        <w:rPr>
-          <w:rFonts w:ascii="Calibri" w:hAnsi="Calibri" w:eastAsia="Calibri"/>
-          <w:b w:val="0"/>
-          <w:i w:val="0"/>
-        </w:rPr>
-        <w:t>[4] Weng J., Yao S., Du Y., Huang J., Weng J., Wang C. Proof of Unlearning: Definitions and Instantiation. arXiv:2210.11334, 2022.</w:t>
-      </w:r>
-    </w:p>
-    <w:p>
-      <w:pPr>
-        <w:widowControl/>
-      </w:pPr>
-      <w:r>
-        <w:rPr>
-          <w:rFonts w:ascii="Calibri" w:hAnsi="Calibri" w:eastAsia="Calibri"/>
-          <w:b w:val="0"/>
-          <w:i w:val="0"/>
-        </w:rPr>
-        <w:t>[5] Eisenhofer T., Riepel D., Chandrasekaran V., Ghosh E., Ohrimenko O., Papernot N. Verifiable and Provably Secure Machine Unlearning. IEEE Conference on Secure and Trustworthy Machine Learning (SaTML), 2025; arXiv:2210.09126v3.</w:t>
-      </w:r>
-    </w:p>
-    <w:p>
-      <w:pPr>
-        <w:widowControl/>
-      </w:pPr>
-      <w:r>
-        <w:rPr>
-          <w:rFonts w:ascii="Calibri" w:hAnsi="Calibri" w:eastAsia="Calibri"/>
-          <w:b w:val="0"/>
-          <w:i w:val="0"/>
-        </w:rPr>
-        <w:t>[6] Chourasia R., Shah N. Forget Unlearning: Towards True Data-Deletion in Machine Learning. Proceedings of the 40th International Conference on Machine Learning. PMLR 202:6028–6073, 2023.</w:t>
-      </w:r>
-    </w:p>
-    <w:p>
-      <w:pPr>
-        <w:widowControl/>
-      </w:pPr>
-      <w:r>
-        <w:rPr>
-          <w:rFonts w:ascii="Calibri" w:hAnsi="Calibri" w:eastAsia="Calibri"/>
-          <w:b w:val="0"/>
-          <w:i w:val="0"/>
-        </w:rPr>
-        <w:t>[7] Zhang B., Chen Z., Shen C., Li J. Verification of Machine Unlearning is Fragile. Proceedings of the 41st International Conference on Machine Learning. PMLR 235:58717–58738, 2024.</w:t>
-      </w:r>
-    </w:p>
-    <w:p>
-      <w:pPr>
-        <w:widowControl/>
-      </w:pPr>
-      <w:r>
-        <w:rPr>
-          <w:rFonts w:ascii="Calibri" w:hAnsi="Calibri" w:eastAsia="Calibri"/>
-          <w:b w:val="0"/>
-          <w:i w:val="0"/>
-        </w:rPr>
-        <w:t>[8] Koloskova A., Allouah Y., Jha A., Guerraoui R., Koyejo S. Certified Unlearning for Neural Networks. Proceedings of the 42nd International Conference on Machine Learning. PMLR 267:31275–31298, 2025.</w:t>
-      </w:r>
-    </w:p>
-    <w:p>
-      <w:pPr>
-        <w:widowControl/>
-      </w:pPr>
-      <w:r>
-        <w:rPr>
-          <w:rFonts w:ascii="Calibri" w:hAnsi="Calibri" w:eastAsia="Calibri"/>
-          <w:b w:val="0"/>
-          <w:i w:val="0"/>
-        </w:rPr>
-        <w:t>[9] Lebo T., Sahoo S., McGuinness D., editors. PROV-O: The PROV Ontology. W3C Recommendation, 30 April 2013.</w:t>
-      </w:r>
-    </w:p>
-    <w:p>
-      <w:pPr>
-        <w:widowControl/>
-      </w:pPr>
-      <w:r>
-        <w:rPr>
-          <w:rFonts w:ascii="Calibri" w:hAnsi="Calibri" w:eastAsia="Calibri"/>
-          <w:b w:val="0"/>
-          <w:i w:val="0"/>
-        </w:rPr>
-        <w:t>[10] U.S. Patent Application US20220414070A1. Tracking Data Lineage and Applying Data Removal to Enforce Data Removal Policies, 2022.</w:t>
-      </w:r>
-    </w:p>
-    <w:p>
-      <w:pPr>
-        <w:widowControl/>
-      </w:pPr>
-      <w:r>
-        <w:rPr>
-          <w:rFonts w:ascii="Calibri" w:hAnsi="Calibri" w:eastAsia="Calibri"/>
-          <w:b w:val="0"/>
-          <w:i w:val="0"/>
-        </w:rPr>
-        <w:t>[11] U.S. Patent US11120156B2. Privacy Preserving Data Deletion, 2021.</w:t>
-      </w:r>
-    </w:p>
-    <w:p>
-      <w:pPr>
-        <w:widowControl/>
-      </w:pPr>
-      <w:r>
-        <w:rPr>
-          <w:rFonts w:ascii="Calibri" w:hAnsi="Calibri" w:eastAsia="Calibri"/>
-          <w:b w:val="0"/>
-          <w:i w:val="0"/>
-        </w:rPr>
-        <w:t>[12] U.S. Patent US12456052B2. Systems and Methods for Facilitating Verifiability of Machine Learning Model Unlearning, 2025.</w:t>
-      </w:r>
-    </w:p>
-    <w:p>
-      <w:pPr>
-        <w:widowControl/>
-      </w:pPr>
-      <w:r>
-        <w:rPr>
-          <w:rFonts w:ascii="Calibri" w:hAnsi="Calibri" w:eastAsia="Calibri"/>
-          <w:b w:val="0"/>
-          <w:i w:val="0"/>
-        </w:rPr>
-        <w:t>[13] Temoshok D. et al. Digital Identity Guidelines: Identity Proofing and Enrollment. NIST SP 800-63A-4, июль 2025. DOI: 10.6028/NIST.SP.800-63a-4.</w:t>
-      </w:r>
-    </w:p>
-    <w:p>
-      <w:pPr>
-        <w:widowControl/>
-      </w:pPr>
-      <w:r>
-        <w:rPr>
-          <w:rFonts w:ascii="Calibri" w:hAnsi="Calibri" w:eastAsia="Calibri"/>
-          <w:b w:val="0"/>
-          <w:i w:val="0"/>
-        </w:rPr>
-        <w:t>[14] EraSeMap. Публичный репозиторий и архив доказательств, версия 0.5.0, 2026: https://github.com/nazkari86-lab/erasemap.</w:t>
-      </w:r>
-    </w:p>
-    <w:p>
-      <w:pPr>
-        <w:widowControl/>
-      </w:pPr>
-      <w:r>
-        <w:rPr>
-          <w:rFonts w:ascii="Calibri" w:hAnsi="Calibri" w:eastAsia="Calibri"/>
-          <w:b w:val="0"/>
-          <w:i w:val="0"/>
-        </w:rPr>
-        <w:t>[15] European Data Protection Board. EDPB identifies challenges hindering the full implementation of the right to erasure. 18 февраля 2026.</w:t>
-      </w:r>
-    </w:p>
-    <w:p>
-      <w:pPr>
-        <w:widowControl/>
-      </w:pPr>
-      <w:r>
-        <w:rPr>
-          <w:rFonts w:ascii="Calibri" w:hAnsi="Calibri" w:eastAsia="Calibri"/>
-          <w:b w:val="0"/>
-          <w:i w:val="0"/>
-        </w:rPr>
-        <w:t>[16] UK Patent Application GB2562767A. Right to erasure compliant back-up, 2018.</w:t>
-      </w:r>
-    </w:p>
-    <w:p>
-      <w:pPr>
-        <w:widowControl/>
-      </w:pPr>
-      <w:r>
-        <w:rPr>
-          <w:rFonts w:ascii="Calibri" w:hAnsi="Calibri" w:eastAsia="Calibri"/>
-          <w:b w:val="0"/>
-          <w:i w:val="0"/>
-        </w:rPr>
-        <w:t>[17] Degel D., Lutter P. A Robust Formulation of the Uncertain Set Covering Problem. Optimization Online, 2013.</w:t>
-      </w:r>
-    </w:p>
-    <w:p>
-      <w:pPr>
-        <w:widowControl/>
-      </w:pPr>
-      <w:r>
-        <w:rPr>
-          <w:rFonts w:ascii="Calibri" w:hAnsi="Calibri" w:eastAsia="Calibri"/>
-          <w:b w:val="0"/>
-          <w:i w:val="0"/>
-        </w:rPr>
-        <w:t>[18] U.S. Patent Application US20210406398A1. Data Processing Systems for Data Testing to Confirm Data Deletion and Related Methods, 2021.</w:t>
-      </w:r>
-    </w:p>
-    <w:p>
-      <w:pPr>
-        <w:widowControl/>
-      </w:pPr>
-      <w:r>
-        <w:rPr>
-          <w:rFonts w:ascii="Calibri" w:hAnsi="Calibri" w:eastAsia="Calibri"/>
-          <w:b w:val="0"/>
-          <w:i w:val="0"/>
-        </w:rPr>
-        <w:t>[19] Galesi N., Ranjbar F. Counting and Localizing Defective Nodes by Boolean Network Tomography. arXiv:2101.04403, 2021.</w:t>
-      </w:r>
-    </w:p>
-    <w:p>
-      <w:pPr>
-        <w:widowControl/>
-      </w:pPr>
-      <w:r>
-        <w:rPr>
-          <w:rFonts w:ascii="Calibri" w:hAnsi="Calibri" w:eastAsia="Calibri"/>
-          <w:b w:val="0"/>
-          <w:i w:val="0"/>
-        </w:rPr>
-        <w:t>[20] D'yachkov A., Macula A., Rykov V. Error-Correcting Nonadaptive Group Testing with Disjunct Matrices. Discrete Applied Mathematics 80:217–222, 1997. DOI: 10.1016/S0166-218X(97)80002-9.</w:t>
-      </w:r>
-    </w:p>
-    <w:p>
-      <w:pPr>
-        <w:widowControl/>
-      </w:pPr>
-      <w:r>
-        <w:rPr>
-          <w:rFonts w:ascii="Calibri" w:hAnsi="Calibri" w:eastAsia="Calibri"/>
-          <w:b w:val="0"/>
-          <w:i w:val="0"/>
-        </w:rPr>
-        <w:t>[21] Chakraborty V. et al. Meaningful Data Erasure in the Presence of Dependencies. Proceedings of the VLDB Endowment 18(10):3435–3448, 2025. DOI: 10.14778/3748191.3748206.</w:t>
+        <w:t>[15] Chakraborty V. et al. Meaningful Data Erasure in the Presence of Dependencies. PVLDB 18(10), 2025.</w:t>
       </w:r>
     </w:p>
     <w:p>
@@ -6217,11 +4053,10 @@
             <w:r>
               <w:rPr>
                 <w:rFonts w:ascii="Calibri" w:hAnsi="Calibri" w:eastAsia="Calibri"/>
-                <w:b w:val="0"/>
-                <w:i w:val="0"/>
+                <w:color w:val="173B57"/>
                 <w:sz w:val="18"/>
               </w:rPr>
-              <w:t>G = (V,E,τ,s)</w:t>
+              <w:t>G=(V,E,τ,s)</w:t>
             </w:r>
           </w:p>
         </w:tc>
@@ -6253,7 +4088,7 @@
                 <w:i w:val="0"/>
                 <w:sz w:val="18"/>
               </w:rPr>
-              <w:t>Зарегистрированный типизированный граф удаления</w:t>
+              <w:t>зарегистрированный typed erasure graph</w:t>
             </w:r>
           </w:p>
         </w:tc>
@@ -6283,8 +4118,7 @@
             <w:r>
               <w:rPr>
                 <w:rFonts w:ascii="Calibri" w:hAnsi="Calibri" w:eastAsia="Calibri"/>
-                <w:b w:val="0"/>
-                <w:i w:val="0"/>
+                <w:color w:val="173B57"/>
                 <w:sz w:val="18"/>
               </w:rPr>
               <w:t>u</w:t>
@@ -6319,7 +4153,7 @@
                 <w:i w:val="0"/>
                 <w:sz w:val="18"/>
               </w:rPr>
-              <w:t>Субъект одного запроса</w:t>
+              <w:t>субъект одного deletion request</w:t>
             </w:r>
           </w:p>
         </w:tc>
@@ -6349,8 +4183,7 @@
             <w:r>
               <w:rPr>
                 <w:rFonts w:ascii="Calibri" w:hAnsi="Calibri" w:eastAsia="Calibri"/>
-                <w:b w:val="0"/>
-                <w:i w:val="0"/>
+                <w:color w:val="173B57"/>
                 <w:sz w:val="18"/>
               </w:rPr>
               <w:t>Rᵤ(G)</w:t>
@@ -6385,7 +4218,7 @@
                 <w:i w:val="0"/>
                 <w:sz w:val="18"/>
               </w:rPr>
-              <w:t>Активные остаточные пути субъекта u</w:t>
+              <w:t>активные остаточные пути субъекта</w:t>
             </w:r>
           </w:p>
         </w:tc>
@@ -6415,8 +4248,7 @@
             <w:r>
               <w:rPr>
                 <w:rFonts w:ascii="Calibri" w:hAnsi="Calibri" w:eastAsia="Calibri"/>
-                <w:b w:val="0"/>
-                <w:i w:val="0"/>
+                <w:color w:val="173B57"/>
                 <w:sz w:val="18"/>
               </w:rPr>
               <w:t>Cᵤ</w:t>
@@ -6451,7 +4283,7 @@
                 <w:i w:val="0"/>
                 <w:sz w:val="18"/>
               </w:rPr>
-              <w:t>Обязательные каналы проверки</w:t>
+              <w:t>обязательные verifier channels</w:t>
             </w:r>
           </w:p>
         </w:tc>
@@ -6481,74 +4313,7 @@
             <w:r>
               <w:rPr>
                 <w:rFonts w:ascii="Calibri" w:hAnsi="Calibri" w:eastAsia="Calibri"/>
-                <w:b w:val="0"/>
-                <w:i w:val="0"/>
-                <w:sz w:val="18"/>
-              </w:rPr>
-              <w:t>q(c)</w:t>
-            </w:r>
-          </w:p>
-        </w:tc>
-        <w:tc>
-          <w:tcPr>
-            <w:tcW w:type="dxa" w:w="6027"/>
-            <w:tcMar>
-              <w:top w:w="80" w:type="dxa"/>
-              <w:start w:w="120" w:type="dxa"/>
-              <w:bottom w:w="80" w:type="dxa"/>
-              <w:end w:w="120" w:type="dxa"/>
-            </w:tcMar>
-            <w:vAlign w:val="center"/>
-          </w:tcPr>
-          <w:p>
-            <w:pPr>
-              <w:spacing w:before="0" w:after="60" w:line="259" w:lineRule="auto"/>
-            </w:pPr>
-            <w:r>
-              <w:rPr>
-                <w:rFonts w:ascii="Calibri" w:hAnsi="Calibri" w:eastAsia="Calibri"/>
-                <w:sz w:val="18"/>
-              </w:rPr>
-            </w:r>
-            <w:r>
-              <w:rPr>
-                <w:rFonts w:ascii="Calibri" w:hAnsi="Calibri" w:eastAsia="Calibri"/>
-                <w:b w:val="0"/>
-                <w:i w:val="0"/>
-                <w:sz w:val="18"/>
-              </w:rPr>
-              <w:t>PASS, FAIL или UNKNOWN для канала c</w:t>
-            </w:r>
-          </w:p>
-        </w:tc>
-      </w:tr>
-      <w:tr>
-        <w:tc>
-          <w:tcPr>
-            <w:tcW w:type="dxa" w:w="3000"/>
-            <w:tcMar>
-              <w:top w:w="80" w:type="dxa"/>
-              <w:start w:w="120" w:type="dxa"/>
-              <w:bottom w:w="80" w:type="dxa"/>
-              <w:end w:w="120" w:type="dxa"/>
-            </w:tcMar>
-            <w:vAlign w:val="center"/>
-          </w:tcPr>
-          <w:p>
-            <w:pPr>
-              <w:spacing w:before="0" w:after="60" w:line="259" w:lineRule="auto"/>
-            </w:pPr>
-            <w:r>
-              <w:rPr>
-                <w:rFonts w:ascii="Calibri" w:hAnsi="Calibri" w:eastAsia="Calibri"/>
-                <w:sz w:val="18"/>
-              </w:rPr>
-            </w:r>
-            <w:r>
-              <w:rPr>
-                <w:rFonts w:ascii="Calibri" w:hAnsi="Calibri" w:eastAsia="Calibri"/>
-                <w:b w:val="0"/>
-                <w:i w:val="0"/>
+                <w:color w:val="173B57"/>
                 <w:sz w:val="18"/>
               </w:rPr>
               <w:t>A</w:t>
@@ -6583,7 +4348,7 @@
                 <w:i w:val="0"/>
                 <w:sz w:val="18"/>
               </w:rPr>
-              <w:t>Конечный каталог действий-кандидатов</w:t>
+              <w:t>конечный каталог candidate actions</w:t>
             </w:r>
           </w:p>
         </w:tc>
@@ -6613,11 +4378,10 @@
             <w:r>
               <w:rPr>
                 <w:rFonts w:ascii="Calibri" w:hAnsi="Calibri" w:eastAsia="Calibri"/>
-                <w:b w:val="0"/>
-                <w:i w:val="0"/>
+                <w:color w:val="173B57"/>
                 <w:sz w:val="18"/>
               </w:rPr>
-              <w:t>c(a)</w:t>
+              <w:t>B*</w:t>
             </w:r>
           </w:p>
         </w:tc>
@@ -6649,7 +4413,7 @@
                 <w:i w:val="0"/>
                 <w:sz w:val="18"/>
               </w:rPr>
-              <w:t>Неотрицательная стоимость действия</w:t>
+              <w:t>минимальный feasible action set</w:t>
             </w:r>
           </w:p>
         </w:tc>
@@ -6679,11 +4443,10 @@
             <w:r>
               <w:rPr>
                 <w:rFonts w:ascii="Calibri" w:hAnsi="Calibri" w:eastAsia="Calibri"/>
-                <w:b w:val="0"/>
-                <w:i w:val="0"/>
+                <w:color w:val="173B57"/>
                 <w:sz w:val="18"/>
               </w:rPr>
-              <w:t>B</w:t>
+              <w:t>H</w:t>
             </w:r>
           </w:p>
         </w:tc>
@@ -6715,7 +4478,7 @@
                 <w:i w:val="0"/>
                 <w:sz w:val="18"/>
               </w:rPr>
-              <w:t>Выбранный набор действий, B ⊆ A</w:t>
+              <w:t>bounded version space recovery graphs</w:t>
             </w:r>
           </w:p>
         </w:tc>
@@ -6745,11 +4508,10 @@
             <w:r>
               <w:rPr>
                 <w:rFonts w:ascii="Calibri" w:hAnsi="Calibri" w:eastAsia="Calibri"/>
-                <w:b w:val="0"/>
-                <w:i w:val="0"/>
+                <w:color w:val="173B57"/>
                 <w:sz w:val="18"/>
               </w:rPr>
-              <w:t>Apply(G,B)</w:t>
+              <w:t>δ</w:t>
             </w:r>
           </w:p>
         </w:tc>
@@ -6781,7 +4543,7 @@
                 <w:i w:val="0"/>
                 <w:sz w:val="18"/>
               </w:rPr>
-              <w:t>Детерминированные граф и доказательства после действий</w:t>
+              <w:t>зарегистрированные будущие переходы</w:t>
             </w:r>
           </w:p>
         </w:tc>
@@ -6811,140 +4573,7 @@
             <w:r>
               <w:rPr>
                 <w:rFonts w:ascii="Calibri" w:hAnsi="Calibri" w:eastAsia="Calibri"/>
-                <w:b w:val="0"/>
-                <w:i w:val="0"/>
-                <w:sz w:val="18"/>
-              </w:rPr>
-              <w:t>F</w:t>
-            </w:r>
-          </w:p>
-        </w:tc>
-        <w:tc>
-          <w:tcPr>
-            <w:tcW w:type="dxa" w:w="6027"/>
-            <w:tcMar>
-              <w:top w:w="80" w:type="dxa"/>
-              <w:start w:w="120" w:type="dxa"/>
-              <w:bottom w:w="80" w:type="dxa"/>
-              <w:end w:w="120" w:type="dxa"/>
-            </w:tcMar>
-            <w:vAlign w:val="center"/>
-          </w:tcPr>
-          <w:p>
-            <w:pPr>
-              <w:spacing w:before="0" w:after="60" w:line="259" w:lineRule="auto"/>
-            </w:pPr>
-            <w:r>
-              <w:rPr>
-                <w:rFonts w:ascii="Calibri" w:hAnsi="Calibri" w:eastAsia="Calibri"/>
-                <w:sz w:val="18"/>
-              </w:rPr>
-            </w:r>
-            <w:r>
-              <w:rPr>
-                <w:rFonts w:ascii="Calibri" w:hAnsi="Calibri" w:eastAsia="Calibri"/>
-                <w:b w:val="0"/>
-                <w:i w:val="0"/>
-                <w:sz w:val="18"/>
-              </w:rPr>
-              <w:t>Зафиксированный трёхзначный вычислитель</w:t>
-            </w:r>
-          </w:p>
-        </w:tc>
-      </w:tr>
-      <w:tr>
-        <w:tc>
-          <w:tcPr>
-            <w:tcW w:type="dxa" w:w="3000"/>
-            <w:tcMar>
-              <w:top w:w="80" w:type="dxa"/>
-              <w:start w:w="120" w:type="dxa"/>
-              <w:bottom w:w="80" w:type="dxa"/>
-              <w:end w:w="120" w:type="dxa"/>
-            </w:tcMar>
-            <w:vAlign w:val="center"/>
-          </w:tcPr>
-          <w:p>
-            <w:pPr>
-              <w:spacing w:before="0" w:after="60" w:line="259" w:lineRule="auto"/>
-            </w:pPr>
-            <w:r>
-              <w:rPr>
-                <w:rFonts w:ascii="Calibri" w:hAnsi="Calibri" w:eastAsia="Calibri"/>
-                <w:sz w:val="18"/>
-              </w:rPr>
-            </w:r>
-            <w:r>
-              <w:rPr>
-                <w:rFonts w:ascii="Calibri" w:hAnsi="Calibri" w:eastAsia="Calibri"/>
-                <w:b w:val="0"/>
-                <w:i w:val="0"/>
-                <w:sz w:val="18"/>
-              </w:rPr>
-              <w:t>Feasible(B)</w:t>
-            </w:r>
-          </w:p>
-        </w:tc>
-        <w:tc>
-          <w:tcPr>
-            <w:tcW w:type="dxa" w:w="6027"/>
-            <w:tcMar>
-              <w:top w:w="80" w:type="dxa"/>
-              <w:start w:w="120" w:type="dxa"/>
-              <w:bottom w:w="80" w:type="dxa"/>
-              <w:end w:w="120" w:type="dxa"/>
-            </w:tcMar>
-            <w:vAlign w:val="center"/>
-          </w:tcPr>
-          <w:p>
-            <w:pPr>
-              <w:spacing w:before="0" w:after="60" w:line="259" w:lineRule="auto"/>
-            </w:pPr>
-            <w:r>
-              <w:rPr>
-                <w:rFonts w:ascii="Calibri" w:hAnsi="Calibri" w:eastAsia="Calibri"/>
-                <w:sz w:val="18"/>
-              </w:rPr>
-            </w:r>
-            <w:r>
-              <w:rPr>
-                <w:rFonts w:ascii="Calibri" w:hAnsi="Calibri" w:eastAsia="Calibri"/>
-                <w:b w:val="0"/>
-                <w:i w:val="0"/>
-                <w:sz w:val="18"/>
-              </w:rPr>
-              <w:t>Все выбранные действия разрешены, повторный аудит даёт COMPLETE</w:t>
-            </w:r>
-          </w:p>
-        </w:tc>
-      </w:tr>
-      <w:tr>
-        <w:tc>
-          <w:tcPr>
-            <w:tcW w:type="dxa" w:w="3000"/>
-            <w:tcMar>
-              <w:top w:w="80" w:type="dxa"/>
-              <w:start w:w="120" w:type="dxa"/>
-              <w:bottom w:w="80" w:type="dxa"/>
-              <w:end w:w="120" w:type="dxa"/>
-            </w:tcMar>
-            <w:vAlign w:val="center"/>
-          </w:tcPr>
-          <w:p>
-            <w:pPr>
-              <w:spacing w:before="0" w:after="60" w:line="259" w:lineRule="auto"/>
-            </w:pPr>
-            <w:r>
-              <w:rPr>
-                <w:rFonts w:ascii="Calibri" w:hAnsi="Calibri" w:eastAsia="Calibri"/>
-                <w:sz w:val="18"/>
-              </w:rPr>
-            </w:r>
-            <w:r>
-              <w:rPr>
-                <w:rFonts w:ascii="Calibri" w:hAnsi="Calibri" w:eastAsia="Calibri"/>
-                <w:b w:val="0"/>
-                <w:i w:val="0"/>
+                <w:color w:val="173B57"/>
                 <w:sz w:val="18"/>
               </w:rPr>
               <w:t>FCR</w:t>
@@ -6979,403 +4608,7 @@
                 <w:i w:val="0"/>
                 <w:sz w:val="18"/>
               </w:rPr>
-              <w:t>Доля ложных COMPLETE</w:t>
-            </w:r>
-          </w:p>
-        </w:tc>
-      </w:tr>
-      <w:tr>
-        <w:tc>
-          <w:tcPr>
-            <w:tcW w:type="dxa" w:w="3000"/>
-            <w:tcMar>
-              <w:top w:w="80" w:type="dxa"/>
-              <w:start w:w="120" w:type="dxa"/>
-              <w:bottom w:w="80" w:type="dxa"/>
-              <w:end w:w="120" w:type="dxa"/>
-            </w:tcMar>
-            <w:vAlign w:val="center"/>
-          </w:tcPr>
-          <w:p>
-            <w:pPr>
-              <w:spacing w:before="0" w:after="60" w:line="259" w:lineRule="auto"/>
-            </w:pPr>
-            <w:r>
-              <w:rPr>
-                <w:rFonts w:ascii="Calibri" w:hAnsi="Calibri" w:eastAsia="Calibri"/>
-                <w:sz w:val="18"/>
-              </w:rPr>
-            </w:r>
-            <w:r>
-              <w:rPr>
-                <w:rFonts w:ascii="Calibri" w:hAnsi="Calibri" w:eastAsia="Calibri"/>
-                <w:b w:val="0"/>
-                <w:i w:val="0"/>
-                <w:sz w:val="18"/>
-              </w:rPr>
-              <w:t>Reach(q₀,δ)</w:t>
-            </w:r>
-          </w:p>
-        </w:tc>
-        <w:tc>
-          <w:tcPr>
-            <w:tcW w:type="dxa" w:w="6027"/>
-            <w:tcMar>
-              <w:top w:w="80" w:type="dxa"/>
-              <w:start w:w="120" w:type="dxa"/>
-              <w:bottom w:w="80" w:type="dxa"/>
-              <w:end w:w="120" w:type="dxa"/>
-            </w:tcMar>
-            <w:vAlign w:val="center"/>
-          </w:tcPr>
-          <w:p>
-            <w:pPr>
-              <w:spacing w:before="0" w:after="60" w:line="259" w:lineRule="auto"/>
-            </w:pPr>
-            <w:r>
-              <w:rPr>
-                <w:rFonts w:ascii="Calibri" w:hAnsi="Calibri" w:eastAsia="Calibri"/>
-                <w:sz w:val="18"/>
-              </w:rPr>
-            </w:r>
-            <w:r>
-              <w:rPr>
-                <w:rFonts w:ascii="Calibri" w:hAnsi="Calibri" w:eastAsia="Calibri"/>
-                <w:b w:val="0"/>
-                <w:i w:val="0"/>
-                <w:sz w:val="18"/>
-              </w:rPr>
-              <w:t>Состояния, достижимые после удаления по зарегистрированным переходам</w:t>
-            </w:r>
-          </w:p>
-        </w:tc>
-      </w:tr>
-      <w:tr>
-        <w:tc>
-          <w:tcPr>
-            <w:tcW w:type="dxa" w:w="3000"/>
-            <w:tcMar>
-              <w:top w:w="80" w:type="dxa"/>
-              <w:start w:w="120" w:type="dxa"/>
-              <w:bottom w:w="80" w:type="dxa"/>
-              <w:end w:w="120" w:type="dxa"/>
-            </w:tcMar>
-            <w:vAlign w:val="center"/>
-          </w:tcPr>
-          <w:p>
-            <w:pPr>
-              <w:spacing w:before="0" w:after="60" w:line="259" w:lineRule="auto"/>
-            </w:pPr>
-            <w:r>
-              <w:rPr>
-                <w:rFonts w:ascii="Calibri" w:hAnsi="Calibri" w:eastAsia="Calibri"/>
-                <w:sz w:val="18"/>
-              </w:rPr>
-            </w:r>
-            <w:r>
-              <w:rPr>
-                <w:rFonts w:ascii="Calibri" w:hAnsi="Calibri" w:eastAsia="Calibri"/>
-                <w:b w:val="0"/>
-                <w:i w:val="0"/>
-                <w:sz w:val="18"/>
-              </w:rPr>
-              <w:t>MSC</w:t>
-            </w:r>
-          </w:p>
-        </w:tc>
-        <w:tc>
-          <w:tcPr>
-            <w:tcW w:type="dxa" w:w="6027"/>
-            <w:tcMar>
-              <w:top w:w="80" w:type="dxa"/>
-              <w:start w:w="120" w:type="dxa"/>
-              <w:bottom w:w="80" w:type="dxa"/>
-              <w:end w:w="120" w:type="dxa"/>
-            </w:tcMar>
-            <w:vAlign w:val="center"/>
-          </w:tcPr>
-          <w:p>
-            <w:pPr>
-              <w:spacing w:before="0" w:after="60" w:line="259" w:lineRule="auto"/>
-            </w:pPr>
-            <w:r>
-              <w:rPr>
-                <w:rFonts w:ascii="Calibri" w:hAnsi="Calibri" w:eastAsia="Calibri"/>
-                <w:sz w:val="18"/>
-              </w:rPr>
-            </w:r>
-            <w:r>
-              <w:rPr>
-                <w:rFonts w:ascii="Calibri" w:hAnsi="Calibri" w:eastAsia="Calibri"/>
-                <w:b w:val="0"/>
-                <w:i w:val="0"/>
-                <w:sz w:val="18"/>
-              </w:rPr>
-              <w:t>Минимальный стабилизирующий разрез, блокирующий все зарегистрированные regeneration witnesses</w:t>
-            </w:r>
-          </w:p>
-        </w:tc>
-      </w:tr>
-      <w:tr>
-        <w:tc>
-          <w:tcPr>
-            <w:tcW w:type="dxa" w:w="3000"/>
-            <w:tcMar>
-              <w:top w:w="80" w:type="dxa"/>
-              <w:start w:w="120" w:type="dxa"/>
-              <w:bottom w:w="80" w:type="dxa"/>
-              <w:end w:w="120" w:type="dxa"/>
-            </w:tcMar>
-            <w:vAlign w:val="center"/>
-          </w:tcPr>
-          <w:p>
-            <w:pPr>
-              <w:spacing w:before="0" w:after="60" w:line="259" w:lineRule="auto"/>
-            </w:pPr>
-            <w:r>
-              <w:rPr>
-                <w:rFonts w:ascii="Calibri" w:hAnsi="Calibri" w:eastAsia="Calibri"/>
-                <w:sz w:val="18"/>
-              </w:rPr>
-            </w:r>
-            <w:r>
-              <w:rPr>
-                <w:rFonts w:ascii="Calibri" w:hAnsi="Calibri" w:eastAsia="Calibri"/>
-                <w:b w:val="0"/>
-                <w:i w:val="0"/>
-                <w:sz w:val="18"/>
-              </w:rPr>
-              <w:t>TRE</w:t>
-            </w:r>
-          </w:p>
-        </w:tc>
-        <w:tc>
-          <w:tcPr>
-            <w:tcW w:type="dxa" w:w="6027"/>
-            <w:tcMar>
-              <w:top w:w="80" w:type="dxa"/>
-              <w:start w:w="120" w:type="dxa"/>
-              <w:bottom w:w="80" w:type="dxa"/>
-              <w:end w:w="120" w:type="dxa"/>
-            </w:tcMar>
-            <w:vAlign w:val="center"/>
-          </w:tcPr>
-          <w:p>
-            <w:pPr>
-              <w:spacing w:before="0" w:after="60" w:line="259" w:lineRule="auto"/>
-            </w:pPr>
-            <w:r>
-              <w:rPr>
-                <w:rFonts w:ascii="Calibri" w:hAnsi="Calibri" w:eastAsia="Calibri"/>
-                <w:sz w:val="18"/>
-              </w:rPr>
-            </w:r>
-            <w:r>
-              <w:rPr>
-                <w:rFonts w:ascii="Calibri" w:hAnsi="Calibri" w:eastAsia="Calibri"/>
-                <w:b w:val="0"/>
-                <w:i w:val="0"/>
-                <w:sz w:val="18"/>
-              </w:rPr>
-              <w:t>Topology-Robust Erasure: единый exact-план для каждой топологии заявленного uncertainty envelope</w:t>
-            </w:r>
-          </w:p>
-        </w:tc>
-      </w:tr>
-      <w:tr>
-        <w:tc>
-          <w:tcPr>
-            <w:tcW w:type="dxa" w:w="3000"/>
-            <w:tcMar>
-              <w:top w:w="80" w:type="dxa"/>
-              <w:start w:w="120" w:type="dxa"/>
-              <w:bottom w:w="80" w:type="dxa"/>
-              <w:end w:w="120" w:type="dxa"/>
-            </w:tcMar>
-            <w:vAlign w:val="center"/>
-          </w:tcPr>
-          <w:p>
-            <w:pPr>
-              <w:spacing w:before="0" w:after="60" w:line="259" w:lineRule="auto"/>
-            </w:pPr>
-            <w:r>
-              <w:rPr>
-                <w:rFonts w:ascii="Calibri" w:hAnsi="Calibri" w:eastAsia="Calibri"/>
-                <w:sz w:val="18"/>
-              </w:rPr>
-            </w:r>
-            <w:r>
-              <w:rPr>
-                <w:rFonts w:ascii="Calibri" w:hAnsi="Calibri" w:eastAsia="Calibri"/>
-                <w:b w:val="0"/>
-                <w:i w:val="0"/>
-                <w:sz w:val="18"/>
-              </w:rPr>
-              <w:t>ET</w:t>
-            </w:r>
-          </w:p>
-        </w:tc>
-        <w:tc>
-          <w:tcPr>
-            <w:tcW w:type="dxa" w:w="6027"/>
-            <w:tcMar>
-              <w:top w:w="80" w:type="dxa"/>
-              <w:start w:w="120" w:type="dxa"/>
-              <w:bottom w:w="80" w:type="dxa"/>
-              <w:end w:w="120" w:type="dxa"/>
-            </w:tcMar>
-            <w:vAlign w:val="center"/>
-          </w:tcPr>
-          <w:p>
-            <w:pPr>
-              <w:spacing w:before="0" w:after="60" w:line="259" w:lineRule="auto"/>
-            </w:pPr>
-            <w:r>
-              <w:rPr>
-                <w:rFonts w:ascii="Calibri" w:hAnsi="Calibri" w:eastAsia="Calibri"/>
-                <w:sz w:val="18"/>
-              </w:rPr>
-            </w:r>
-            <w:r>
-              <w:rPr>
-                <w:rFonts w:ascii="Calibri" w:hAnsi="Calibri" w:eastAsia="Calibri"/>
-                <w:b w:val="0"/>
-                <w:i w:val="0"/>
-                <w:sz w:val="18"/>
-              </w:rPr>
-              <w:t>Erasure Tomography: bounded coded deletion probes для localization recurrence-механизма</w:t>
-            </w:r>
-          </w:p>
-        </w:tc>
-      </w:tr>
-      <w:tr>
-        <w:tc>
-          <w:tcPr>
-            <w:tcW w:type="dxa" w:w="3000"/>
-            <w:tcMar>
-              <w:top w:w="80" w:type="dxa"/>
-              <w:start w:w="120" w:type="dxa"/>
-              <w:bottom w:w="80" w:type="dxa"/>
-              <w:end w:w="120" w:type="dxa"/>
-            </w:tcMar>
-            <w:vAlign w:val="center"/>
-          </w:tcPr>
-          <w:p>
-            <w:pPr>
-              <w:spacing w:before="0" w:after="60" w:line="259" w:lineRule="auto"/>
-            </w:pPr>
-            <w:r>
-              <w:rPr>
-                <w:rFonts w:ascii="Calibri" w:hAnsi="Calibri" w:eastAsia="Calibri"/>
-                <w:sz w:val="18"/>
-              </w:rPr>
-            </w:r>
-            <w:r>
-              <w:rPr>
-                <w:rFonts w:ascii="Calibri" w:hAnsi="Calibri" w:eastAsia="Calibri"/>
-                <w:b w:val="0"/>
-                <w:i w:val="0"/>
-                <w:sz w:val="18"/>
-              </w:rPr>
-              <w:t>GhostGraph</w:t>
-            </w:r>
-          </w:p>
-        </w:tc>
-        <w:tc>
-          <w:tcPr>
-            <w:tcW w:type="dxa" w:w="6027"/>
-            <w:tcMar>
-              <w:top w:w="80" w:type="dxa"/>
-              <w:start w:w="120" w:type="dxa"/>
-              <w:bottom w:w="80" w:type="dxa"/>
-              <w:end w:w="120" w:type="dxa"/>
-            </w:tcMar>
-            <w:vAlign w:val="center"/>
-          </w:tcPr>
-          <w:p>
-            <w:pPr>
-              <w:spacing w:before="0" w:after="60" w:line="259" w:lineRule="auto"/>
-            </w:pPr>
-            <w:r>
-              <w:rPr>
-                <w:rFonts w:ascii="Calibri" w:hAnsi="Calibri" w:eastAsia="Calibri"/>
-                <w:sz w:val="18"/>
-              </w:rPr>
-            </w:r>
-            <w:r>
-              <w:rPr>
-                <w:rFonts w:ascii="Calibri" w:hAnsi="Calibri" w:eastAsia="Calibri"/>
-                <w:b w:val="0"/>
-                <w:i w:val="0"/>
-                <w:sz w:val="18"/>
-              </w:rPr>
-              <w:t>Активное обнаружение deletion-regeneration topology в конечном пространстве версий</w:t>
-            </w:r>
-          </w:p>
-        </w:tc>
-      </w:tr>
-      <w:tr>
-        <w:tc>
-          <w:tcPr>
-            <w:tcW w:type="dxa" w:w="3000"/>
-            <w:tcMar>
-              <w:top w:w="80" w:type="dxa"/>
-              <w:start w:w="120" w:type="dxa"/>
-              <w:bottom w:w="80" w:type="dxa"/>
-              <w:end w:w="120" w:type="dxa"/>
-            </w:tcMar>
-            <w:vAlign w:val="center"/>
-          </w:tcPr>
-          <w:p>
-            <w:pPr>
-              <w:spacing w:before="0" w:after="60" w:line="259" w:lineRule="auto"/>
-            </w:pPr>
-            <w:r>
-              <w:rPr>
-                <w:rFonts w:ascii="Calibri" w:hAnsi="Calibri" w:eastAsia="Calibri"/>
-                <w:sz w:val="18"/>
-              </w:rPr>
-            </w:r>
-            <w:r>
-              <w:rPr>
-                <w:rFonts w:ascii="Calibri" w:hAnsi="Calibri" w:eastAsia="Calibri"/>
-                <w:b w:val="0"/>
-                <w:i w:val="0"/>
-                <w:sz w:val="18"/>
-              </w:rPr>
-              <w:t>GhostGraph-T</w:t>
-            </w:r>
-          </w:p>
-        </w:tc>
-        <w:tc>
-          <w:tcPr>
-            <w:tcW w:type="dxa" w:w="6027"/>
-            <w:tcMar>
-              <w:top w:w="80" w:type="dxa"/>
-              <w:start w:w="120" w:type="dxa"/>
-              <w:bottom w:w="80" w:type="dxa"/>
-              <w:end w:w="120" w:type="dxa"/>
-            </w:tcMar>
-            <w:vAlign w:val="center"/>
-          </w:tcPr>
-          <w:p>
-            <w:pPr>
-              <w:spacing w:before="0" w:after="60" w:line="259" w:lineRule="auto"/>
-            </w:pPr>
-            <w:r>
-              <w:rPr>
-                <w:rFonts w:ascii="Calibri" w:hAnsi="Calibri" w:eastAsia="Calibri"/>
-                <w:sz w:val="18"/>
-              </w:rPr>
-            </w:r>
-            <w:r>
-              <w:rPr>
-                <w:rFonts w:ascii="Calibri" w:hAnsi="Calibri" w:eastAsia="Calibri"/>
-                <w:b w:val="0"/>
-                <w:i w:val="0"/>
-                <w:sz w:val="18"/>
-              </w:rPr>
-              <w:t>Активная идентификация erasure-action equivalence class с bounded OOD rejection</w:t>
+              <w:t>false-complete rate</w:t>
             </w:r>
           </w:p>
         </w:tc>
@@ -7391,7 +4624,7 @@
         <w:pStyle w:val="Heading1"/>
       </w:pPr>
       <w:r>
-        <w:t>Приложение B. Карта claim–evidence</w:t>
+        <w:t>Приложение B. Claim–evidence map</w:t>
       </w:r>
     </w:p>
     <w:tbl>
@@ -7544,7 +4777,7 @@
                 <w:i w:val="0"/>
                 <w:sz w:val="18"/>
               </w:rPr>
-              <w:t>Replayed COMPLETE условно корректен</w:t>
+              <w:t>Replayed completion условно sound</w:t>
             </w:r>
           </w:p>
         </w:tc>
@@ -7576,7 +4809,7 @@
                 <w:i w:val="0"/>
                 <w:sz w:val="18"/>
               </w:rPr>
-              <w:t>Lean theorem с явными assumptions</w:t>
+              <w:t>Lean theorem и counterexamples</w:t>
             </w:r>
           </w:p>
         </w:tc>
@@ -7608,7 +4841,7 @@
                 <w:i w:val="0"/>
                 <w:sz w:val="18"/>
               </w:rPr>
-              <w:t>Не доказывает topology discovery и drivers</w:t>
+              <w:t>зависит от topology/verifier assumptions</w:t>
             </w:r>
           </w:p>
         </w:tc>
@@ -7642,7 +4875,7 @@
                 <w:i w:val="0"/>
                 <w:sz w:val="18"/>
               </w:rPr>
-              <w:t>Exact CDC минимален среди перечисленных кандидатов</w:t>
+              <w:t>Exact ERASE минимален</w:t>
             </w:r>
           </w:p>
         </w:tc>
@@ -7674,7 +4907,7 @@
                 <w:i w:val="0"/>
                 <w:sz w:val="18"/>
               </w:rPr>
-              <w:t>Lean finite optimality theorem</w:t>
+              <w:t>Lean + 3072/3072 oracle matches</w:t>
             </w:r>
           </w:p>
         </w:tc>
@@ -7706,7 +4939,7 @@
                 <w:i w:val="0"/>
                 <w:sz w:val="18"/>
               </w:rPr>
-              <w:t>Только конечный зарегистрированный набор</w:t>
+              <w:t>finite registered catalogue</w:t>
             </w:r>
           </w:p>
         </w:tc>
@@ -7740,7 +4973,7 @@
                 <w:i w:val="0"/>
                 <w:sz w:val="18"/>
               </w:rPr>
-              <w:t>Exact MSC безопасен и минимален в registered temporal semantics</w:t>
+              <w:t>PROVE temporal-safe</w:t>
             </w:r>
           </w:p>
         </w:tc>
@@ -7772,7 +5005,7 @@
                 <w:i w:val="0"/>
                 <w:sz w:val="18"/>
               </w:rPr>
-              <w:t>Lean conditional theorem; 16 384/16 384 Python/oracle конфигураций</w:t>
+              <w:t>Lean + 16 384/16 384 oracle matches</w:t>
             </w:r>
           </w:p>
         </w:tc>
@@ -7804,7 +5037,7 @@
                 <w:i w:val="0"/>
                 <w:sz w:val="18"/>
               </w:rPr>
-              <w:t>Зависит от transition coverage и feasibility soundness</w:t>
+              <w:t>registered transition coverage</w:t>
             </w:r>
           </w:p>
         </w:tc>
@@ -7838,7 +5071,7 @@
                 <w:i w:val="0"/>
                 <w:sz w:val="18"/>
               </w:rPr>
-              <w:t>Exact TRE безопасен и минимален по заявленному envelope</w:t>
+              <w:t>FIND уменьшает probe budget</w:t>
             </w:r>
           </w:p>
         </w:tc>
@@ -7870,7 +5103,7 @@
                 <w:i w:val="0"/>
                 <w:sz w:val="18"/>
               </w:rPr>
-              <w:t>Lean conditional theorem; 4096/4096 Python/oracle конфигураций</w:t>
+              <w:t>7 vs 13 random vs 49 exhaustive</w:t>
             </w:r>
           </w:p>
         </w:tc>
@@ -7902,7 +5135,7 @@
                 <w:i w:val="0"/>
                 <w:sz w:val="18"/>
               </w:rPr>
-              <w:t>Зависит от all-scenario feasibility soundness и envelope membership</w:t>
+              <w:t>finite project-authored catalogue; greedy tie</w:t>
             </w:r>
           </w:p>
         </w:tc>
@@ -7936,7 +5169,7 @@
                 <w:i w:val="0"/>
                 <w:sz w:val="18"/>
               </w:rPr>
-              <w:t>Python exact CDC реализует контракт</w:t>
+              <w:t>Targeted ERASE дешевле rebuild-all</w:t>
             </w:r>
           </w:p>
         </w:tc>
@@ -7968,7 +5201,7 @@
                 <w:i w:val="0"/>
                 <w:sz w:val="18"/>
               </w:rPr>
-              <w:t>3072/3072 совпадений с oracle</w:t>
+              <w:t>17,64× и −94,62% bytes</w:t>
             </w:r>
           </w:p>
         </w:tc>
@@ -8000,7 +5233,7 @@
                 <w:i w:val="0"/>
                 <w:sz w:val="18"/>
               </w:rPr>
-              <w:t>Bounded conformance, не formal Python semantics</w:t>
+              <w:t>одна local system, synthetic identities</w:t>
             </w:r>
           </w:p>
         </w:tc>
@@ -8034,7 +5267,7 @@
                 <w:i w:val="0"/>
                 <w:sz w:val="18"/>
               </w:rPr>
-              <w:t>Mandatory channels закрывают blind spot typed-node</w:t>
+              <w:t>Fast Qwen unlearning успешен</w:t>
             </w:r>
           </w:p>
         </w:tc>
@@ -8066,7 +5299,15 @@
                 <w:i w:val="0"/>
                 <w:sz w:val="18"/>
               </w:rPr>
-              <w:t>0/75 против 75/75</w:t>
+              <w:t xml:space="preserve">не подтверждено: v1/v2 </w:t>
+            </w:r>
+            <w:r>
+              <w:rPr>
+                <w:rFonts w:ascii="Calibri" w:hAnsi="Calibri" w:eastAsia="Calibri"/>
+                <w:color w:val="173B57"/>
+                <w:sz w:val="18"/>
+              </w:rPr>
+              <w:t>FAIL</w:t>
             </w:r>
           </w:p>
         </w:tc>
@@ -8098,7 +5339,7 @@
                 <w:i w:val="0"/>
                 <w:sz w:val="18"/>
               </w:rPr>
-              <w:t>Авторское development evidence</w:t>
+              <w:t>exact retraining остаётся fallback</w:t>
             </w:r>
           </w:p>
         </w:tc>
@@ -8132,7 +5373,7 @@
                 <w:i w:val="0"/>
                 <w:sz w:val="18"/>
               </w:rPr>
-              <w:t>PCUG переносится на официальные структуры</w:t>
+              <w:t>External hidden generalization</w:t>
             </w:r>
           </w:p>
         </w:tc>
@@ -8164,7 +5405,7 @@
                 <w:i w:val="0"/>
                 <w:sz w:val="18"/>
               </w:rPr>
-              <w:t>0/100 ложных COMPLETE; 25/25 COMPLETE</w:t>
+              <w:t>protocol ready</w:t>
             </w:r>
           </w:p>
         </w:tc>
@@ -8188,726 +5429,6 @@
                 <w:rFonts w:ascii="Calibri" w:hAnsi="Calibri" w:eastAsia="Calibri"/>
                 <w:sz w:val="18"/>
               </w:rPr>
-            </w:r>
-            <w:r>
-              <w:rPr>
-                <w:rFonts w:ascii="Calibri" w:hAnsi="Calibri" w:eastAsia="Calibri"/>
-                <w:b w:val="0"/>
-                <w:i w:val="0"/>
-                <w:sz w:val="18"/>
-              </w:rPr>
-              <w:t>Strongest typed baseline разделил результат; mappings внутренние</w:t>
-            </w:r>
-          </w:p>
-        </w:tc>
-      </w:tr>
-      <w:tr>
-        <w:tc>
-          <w:tcPr>
-            <w:tcW w:type="dxa" w:w="2300"/>
-            <w:tcMar>
-              <w:top w:w="80" w:type="dxa"/>
-              <w:start w:w="120" w:type="dxa"/>
-              <w:bottom w:w="80" w:type="dxa"/>
-              <w:end w:w="120" w:type="dxa"/>
-            </w:tcMar>
-            <w:vAlign w:val="center"/>
-          </w:tcPr>
-          <w:p>
-            <w:pPr>
-              <w:spacing w:before="0" w:after="60" w:line="259" w:lineRule="auto"/>
-            </w:pPr>
-            <w:r>
-              <w:rPr>
-                <w:rFonts w:ascii="Calibri" w:hAnsi="Calibri" w:eastAsia="Calibri"/>
-                <w:sz w:val="18"/>
-              </w:rPr>
-            </w:r>
-            <w:r>
-              <w:rPr>
-                <w:rFonts w:ascii="Calibri" w:hAnsi="Calibri" w:eastAsia="Calibri"/>
-                <w:b w:val="0"/>
-                <w:i w:val="0"/>
-                <w:sz w:val="18"/>
-              </w:rPr>
-              <w:t>Targeted remediation дешевле rebuild-all</w:t>
-            </w:r>
-          </w:p>
-        </w:tc>
-        <w:tc>
-          <w:tcPr>
-            <w:tcW w:type="dxa" w:w="2450"/>
-            <w:tcMar>
-              <w:top w:w="80" w:type="dxa"/>
-              <w:start w:w="120" w:type="dxa"/>
-              <w:bottom w:w="80" w:type="dxa"/>
-              <w:end w:w="120" w:type="dxa"/>
-            </w:tcMar>
-            <w:vAlign w:val="center"/>
-          </w:tcPr>
-          <w:p>
-            <w:pPr>
-              <w:spacing w:before="0" w:after="60" w:line="259" w:lineRule="auto"/>
-            </w:pPr>
-            <w:r>
-              <w:rPr>
-                <w:rFonts w:ascii="Calibri" w:hAnsi="Calibri" w:eastAsia="Calibri"/>
-                <w:sz w:val="18"/>
-              </w:rPr>
-            </w:r>
-            <w:r>
-              <w:rPr>
-                <w:rFonts w:ascii="Calibri" w:hAnsi="Calibri" w:eastAsia="Calibri"/>
-                <w:b w:val="0"/>
-                <w:i w:val="0"/>
-                <w:sz w:val="18"/>
-              </w:rPr>
-              <w:t>17,64×; −94,62% bytes; 20/20 COMPLETE</w:t>
-            </w:r>
-          </w:p>
-        </w:tc>
-        <w:tc>
-          <w:tcPr>
-            <w:tcW w:type="dxa" w:w="4277"/>
-            <w:tcMar>
-              <w:top w:w="80" w:type="dxa"/>
-              <w:start w:w="120" w:type="dxa"/>
-              <w:bottom w:w="80" w:type="dxa"/>
-              <w:end w:w="120" w:type="dxa"/>
-            </w:tcMar>
-            <w:vAlign w:val="center"/>
-          </w:tcPr>
-          <w:p>
-            <w:pPr>
-              <w:spacing w:before="0" w:after="60" w:line="259" w:lineRule="auto"/>
-            </w:pPr>
-            <w:r>
-              <w:rPr>
-                <w:rFonts w:ascii="Calibri" w:hAnsi="Calibri" w:eastAsia="Calibri"/>
-                <w:sz w:val="18"/>
-              </w:rPr>
-            </w:r>
-            <w:r>
-              <w:rPr>
-                <w:rFonts w:ascii="Calibri" w:hAnsi="Calibri" w:eastAsia="Calibri"/>
-                <w:b w:val="0"/>
-                <w:i w:val="0"/>
-                <w:sz w:val="18"/>
-              </w:rPr>
-              <w:t>Одна локальная машина, synthetic identities</w:t>
-            </w:r>
-          </w:p>
-        </w:tc>
-      </w:tr>
-      <w:tr>
-        <w:tc>
-          <w:tcPr>
-            <w:tcW w:type="dxa" w:w="2300"/>
-            <w:tcMar>
-              <w:top w:w="80" w:type="dxa"/>
-              <w:start w:w="120" w:type="dxa"/>
-              <w:bottom w:w="80" w:type="dxa"/>
-              <w:end w:w="120" w:type="dxa"/>
-            </w:tcMar>
-            <w:vAlign w:val="center"/>
-          </w:tcPr>
-          <w:p>
-            <w:pPr>
-              <w:spacing w:before="0" w:after="60" w:line="259" w:lineRule="auto"/>
-            </w:pPr>
-            <w:r>
-              <w:rPr>
-                <w:rFonts w:ascii="Calibri" w:hAnsi="Calibri" w:eastAsia="Calibri"/>
-                <w:sz w:val="18"/>
-              </w:rPr>
-            </w:r>
-            <w:r>
-              <w:rPr>
-                <w:rFonts w:ascii="Calibri" w:hAnsi="Calibri" w:eastAsia="Calibri"/>
-                <w:b w:val="0"/>
-                <w:i w:val="0"/>
-                <w:sz w:val="18"/>
-              </w:rPr>
-              <w:t>Adaptive face candidate проходит frozen gates</w:t>
-            </w:r>
-          </w:p>
-        </w:tc>
-        <w:tc>
-          <w:tcPr>
-            <w:tcW w:type="dxa" w:w="2450"/>
-            <w:tcMar>
-              <w:top w:w="80" w:type="dxa"/>
-              <w:start w:w="120" w:type="dxa"/>
-              <w:bottom w:w="80" w:type="dxa"/>
-              <w:end w:w="120" w:type="dxa"/>
-            </w:tcMar>
-            <w:vAlign w:val="center"/>
-          </w:tcPr>
-          <w:p>
-            <w:pPr>
-              <w:spacing w:before="0" w:after="60" w:line="259" w:lineRule="auto"/>
-            </w:pPr>
-            <w:r>
-              <w:rPr>
-                <w:rFonts w:ascii="Calibri" w:hAnsi="Calibri" w:eastAsia="Calibri"/>
-                <w:sz w:val="18"/>
-              </w:rPr>
-            </w:r>
-            <w:r>
-              <w:rPr>
-                <w:rFonts w:ascii="Calibri" w:hAnsi="Calibri" w:eastAsia="Calibri"/>
-                <w:b w:val="0"/>
-                <w:i w:val="0"/>
-                <w:sz w:val="18"/>
-              </w:rPr>
-              <w:t>−0,00653 AUC; 1,593×; privacy upper CI 0,04091</w:t>
-            </w:r>
-          </w:p>
-        </w:tc>
-        <w:tc>
-          <w:tcPr>
-            <w:tcW w:type="dxa" w:w="4277"/>
-            <w:tcMar>
-              <w:top w:w="80" w:type="dxa"/>
-              <w:start w:w="120" w:type="dxa"/>
-              <w:bottom w:w="80" w:type="dxa"/>
-              <w:end w:w="120" w:type="dxa"/>
-            </w:tcMar>
-            <w:vAlign w:val="center"/>
-          </w:tcPr>
-          <w:p>
-            <w:pPr>
-              <w:spacing w:before="0" w:after="60" w:line="259" w:lineRule="auto"/>
-            </w:pPr>
-            <w:r>
-              <w:rPr>
-                <w:rFonts w:ascii="Calibri" w:hAnsi="Calibri" w:eastAsia="Calibri"/>
-                <w:sz w:val="18"/>
-              </w:rPr>
-            </w:r>
-            <w:r>
-              <w:rPr>
-                <w:rFonts w:ascii="Calibri" w:hAnsi="Calibri" w:eastAsia="Calibri"/>
-                <w:b w:val="0"/>
-                <w:i w:val="0"/>
-                <w:sz w:val="18"/>
-              </w:rPr>
-              <w:t>Post-exposure результат; exact fallback обязателен</w:t>
-            </w:r>
-          </w:p>
-        </w:tc>
-      </w:tr>
-      <w:tr>
-        <w:tc>
-          <w:tcPr>
-            <w:tcW w:type="dxa" w:w="2300"/>
-            <w:tcMar>
-              <w:top w:w="80" w:type="dxa"/>
-              <w:start w:w="120" w:type="dxa"/>
-              <w:bottom w:w="80" w:type="dxa"/>
-              <w:end w:w="120" w:type="dxa"/>
-            </w:tcMar>
-            <w:vAlign w:val="center"/>
-          </w:tcPr>
-          <w:p>
-            <w:pPr>
-              <w:spacing w:before="0" w:after="60" w:line="259" w:lineRule="auto"/>
-            </w:pPr>
-            <w:r>
-              <w:rPr>
-                <w:rFonts w:ascii="Calibri" w:hAnsi="Calibri" w:eastAsia="Calibri"/>
-                <w:sz w:val="18"/>
-              </w:rPr>
-            </w:r>
-            <w:r>
-              <w:rPr>
-                <w:rFonts w:ascii="Calibri" w:hAnsi="Calibri" w:eastAsia="Calibri"/>
-                <w:b w:val="0"/>
-                <w:i w:val="0"/>
-                <w:sz w:val="18"/>
-              </w:rPr>
-              <w:t>Sequential deletion candidate проходит шесть frozen gates</w:t>
-            </w:r>
-          </w:p>
-        </w:tc>
-        <w:tc>
-          <w:tcPr>
-            <w:tcW w:type="dxa" w:w="2450"/>
-            <w:tcMar>
-              <w:top w:w="80" w:type="dxa"/>
-              <w:start w:w="120" w:type="dxa"/>
-              <w:bottom w:w="80" w:type="dxa"/>
-              <w:end w:w="120" w:type="dxa"/>
-            </w:tcMar>
-            <w:vAlign w:val="center"/>
-          </w:tcPr>
-          <w:p>
-            <w:pPr>
-              <w:spacing w:before="0" w:after="60" w:line="259" w:lineRule="auto"/>
-            </w:pPr>
-            <w:r>
-              <w:rPr>
-                <w:rFonts w:ascii="Calibri" w:hAnsi="Calibri" w:eastAsia="Calibri"/>
-                <w:sz w:val="18"/>
-              </w:rPr>
-            </w:r>
-            <w:r>
-              <w:rPr>
-                <w:rFonts w:ascii="Calibri" w:hAnsi="Calibri" w:eastAsia="Calibri"/>
-                <w:b w:val="0"/>
-                <w:i w:val="0"/>
-                <w:sz w:val="18"/>
-              </w:rPr>
-              <w:t>25 переходов; худшая retained accuracy −0,00952; privacy upper CI 0,00624</w:t>
-            </w:r>
-          </w:p>
-        </w:tc>
-        <w:tc>
-          <w:tcPr>
-            <w:tcW w:type="dxa" w:w="4277"/>
-            <w:tcMar>
-              <w:top w:w="80" w:type="dxa"/>
-              <w:start w:w="120" w:type="dxa"/>
-              <w:bottom w:w="80" w:type="dxa"/>
-              <w:end w:w="120" w:type="dxa"/>
-            </w:tcMar>
-            <w:vAlign w:val="center"/>
-          </w:tcPr>
-          <w:p>
-            <w:pPr>
-              <w:spacing w:before="0" w:after="60" w:line="259" w:lineRule="auto"/>
-            </w:pPr>
-            <w:r>
-              <w:rPr>
-                <w:rFonts w:ascii="Calibri" w:hAnsi="Calibri" w:eastAsia="Calibri"/>
-                <w:sz w:val="18"/>
-              </w:rPr>
-            </w:r>
-            <w:r>
-              <w:rPr>
-                <w:rFonts w:ascii="Calibri" w:hAnsi="Calibri" w:eastAsia="Calibri"/>
-                <w:b w:val="0"/>
-                <w:i w:val="0"/>
-                <w:sz w:val="18"/>
-              </w:rPr>
-              <w:t>First-run preregistered, но project-authored и без shadow models</w:t>
-            </w:r>
-          </w:p>
-        </w:tc>
-      </w:tr>
-      <w:tr>
-        <w:tc>
-          <w:tcPr>
-            <w:tcW w:type="dxa" w:w="2300"/>
-            <w:tcMar>
-              <w:top w:w="80" w:type="dxa"/>
-              <w:start w:w="120" w:type="dxa"/>
-              <w:bottom w:w="80" w:type="dxa"/>
-              <w:end w:w="120" w:type="dxa"/>
-            </w:tcMar>
-            <w:vAlign w:val="center"/>
-          </w:tcPr>
-          <w:p>
-            <w:pPr>
-              <w:spacing w:before="0" w:after="60" w:line="259" w:lineRule="auto"/>
-            </w:pPr>
-            <w:r>
-              <w:rPr>
-                <w:rFonts w:ascii="Calibri" w:hAnsi="Calibri" w:eastAsia="Calibri"/>
-                <w:sz w:val="18"/>
-              </w:rPr>
-            </w:r>
-            <w:r>
-              <w:rPr>
-                <w:rFonts w:ascii="Calibri" w:hAnsi="Calibri" w:eastAsia="Calibri"/>
-                <w:b w:val="0"/>
-                <w:i w:val="0"/>
-                <w:sz w:val="18"/>
-              </w:rPr>
-              <w:t>RSE отличает будущий риск от guarded latent carriers</w:t>
-            </w:r>
-          </w:p>
-        </w:tc>
-        <w:tc>
-          <w:tcPr>
-            <w:tcW w:type="dxa" w:w="2450"/>
-            <w:tcMar>
-              <w:top w:w="80" w:type="dxa"/>
-              <w:start w:w="120" w:type="dxa"/>
-              <w:bottom w:w="80" w:type="dxa"/>
-              <w:end w:w="120" w:type="dxa"/>
-            </w:tcMar>
-            <w:vAlign w:val="center"/>
-          </w:tcPr>
-          <w:p>
-            <w:pPr>
-              <w:spacing w:before="0" w:after="60" w:line="259" w:lineRule="auto"/>
-            </w:pPr>
-            <w:r>
-              <w:rPr>
-                <w:rFonts w:ascii="Calibri" w:hAnsi="Calibri" w:eastAsia="Calibri"/>
-                <w:sz w:val="18"/>
-              </w:rPr>
-            </w:r>
-            <w:r>
-              <w:rPr>
-                <w:rFonts w:ascii="Calibri" w:hAnsi="Calibri" w:eastAsia="Calibri"/>
-                <w:b w:val="0"/>
-                <w:i w:val="0"/>
-                <w:sz w:val="18"/>
-              </w:rPr>
-              <w:t>30/30 risks; 10/10 safe; 10/10 coverage faults; 0/30 post-MSC повторов</w:t>
-            </w:r>
-          </w:p>
-        </w:tc>
-        <w:tc>
-          <w:tcPr>
-            <w:tcW w:type="dxa" w:w="4277"/>
-            <w:tcMar>
-              <w:top w:w="80" w:type="dxa"/>
-              <w:start w:w="120" w:type="dxa"/>
-              <w:bottom w:w="80" w:type="dxa"/>
-              <w:end w:w="120" w:type="dxa"/>
-            </w:tcMar>
-            <w:vAlign w:val="center"/>
-          </w:tcPr>
-          <w:p>
-            <w:pPr>
-              <w:spacing w:before="0" w:after="60" w:line="259" w:lineRule="auto"/>
-            </w:pPr>
-            <w:r>
-              <w:rPr>
-                <w:rFonts w:ascii="Calibri" w:hAnsi="Calibri" w:eastAsia="Calibri"/>
-                <w:sz w:val="18"/>
-              </w:rPr>
-            </w:r>
-            <w:r>
-              <w:rPr>
-                <w:rFonts w:ascii="Calibri" w:hAnsi="Calibri" w:eastAsia="Calibri"/>
-                <w:b w:val="0"/>
-                <w:i w:val="0"/>
-                <w:sz w:val="18"/>
-              </w:rPr>
-              <w:t>Prospective, но project-authored local multi-path lab</w:t>
-            </w:r>
-          </w:p>
-        </w:tc>
-      </w:tr>
-      <w:tr>
-        <w:tc>
-          <w:tcPr>
-            <w:tcW w:type="dxa" w:w="2300"/>
-            <w:tcMar>
-              <w:top w:w="80" w:type="dxa"/>
-              <w:start w:w="120" w:type="dxa"/>
-              <w:bottom w:w="80" w:type="dxa"/>
-              <w:end w:w="120" w:type="dxa"/>
-            </w:tcMar>
-            <w:vAlign w:val="center"/>
-          </w:tcPr>
-          <w:p>
-            <w:pPr>
-              <w:spacing w:before="0" w:after="60" w:line="259" w:lineRule="auto"/>
-            </w:pPr>
-            <w:r>
-              <w:rPr>
-                <w:rFonts w:ascii="Calibri" w:hAnsi="Calibri" w:eastAsia="Calibri"/>
-                <w:sz w:val="18"/>
-              </w:rPr>
-            </w:r>
-            <w:r>
-              <w:rPr>
-                <w:rFonts w:ascii="Calibri" w:hAnsi="Calibri" w:eastAsia="Calibri"/>
-                <w:b w:val="0"/>
-                <w:i w:val="0"/>
-                <w:sz w:val="18"/>
-              </w:rPr>
-              <w:t>TRE переживает frozen topology shifts</w:t>
-            </w:r>
-          </w:p>
-        </w:tc>
-        <w:tc>
-          <w:tcPr>
-            <w:tcW w:type="dxa" w:w="2450"/>
-            <w:tcMar>
-              <w:top w:w="80" w:type="dxa"/>
-              <w:start w:w="120" w:type="dxa"/>
-              <w:bottom w:w="80" w:type="dxa"/>
-              <w:end w:w="120" w:type="dxa"/>
-            </w:tcMar>
-            <w:vAlign w:val="center"/>
-          </w:tcPr>
-          <w:p>
-            <w:pPr>
-              <w:spacing w:before="0" w:after="60" w:line="259" w:lineRule="auto"/>
-            </w:pPr>
-            <w:r>
-              <w:rPr>
-                <w:rFonts w:ascii="Calibri" w:hAnsi="Calibri" w:eastAsia="Calibri"/>
-                <w:sz w:val="18"/>
-              </w:rPr>
-            </w:r>
-            <w:r>
-              <w:rPr>
-                <w:rFonts w:ascii="Calibri" w:hAnsi="Calibri" w:eastAsia="Calibri"/>
-                <w:b w:val="0"/>
-                <w:i w:val="0"/>
-                <w:sz w:val="18"/>
-              </w:rPr>
-              <w:t>Nominal 35/35 возвратов; TRE 0/35; стоимость 7 против blanket 60</w:t>
-            </w:r>
-          </w:p>
-        </w:tc>
-        <w:tc>
-          <w:tcPr>
-            <w:tcW w:type="dxa" w:w="4277"/>
-            <w:tcMar>
-              <w:top w:w="80" w:type="dxa"/>
-              <w:start w:w="120" w:type="dxa"/>
-              <w:bottom w:w="80" w:type="dxa"/>
-              <w:end w:w="120" w:type="dxa"/>
-            </w:tcMar>
-            <w:vAlign w:val="center"/>
-          </w:tcPr>
-          <w:p>
-            <w:pPr>
-              <w:spacing w:before="0" w:after="60" w:line="259" w:lineRule="auto"/>
-            </w:pPr>
-            <w:r>
-              <w:rPr>
-                <w:rFonts w:ascii="Calibri" w:hAnsi="Calibri" w:eastAsia="Calibri"/>
-                <w:sz w:val="18"/>
-              </w:rPr>
-            </w:r>
-            <w:r>
-              <w:rPr>
-                <w:rFonts w:ascii="Calibri" w:hAnsi="Calibri" w:eastAsia="Calibri"/>
-                <w:b w:val="0"/>
-                <w:i w:val="0"/>
-                <w:sz w:val="18"/>
-              </w:rPr>
-              <w:t>Prospective, но finite visible project-authored envelope</w:t>
-            </w:r>
-          </w:p>
-        </w:tc>
-      </w:tr>
-      <w:tr>
-        <w:tc>
-          <w:tcPr>
-            <w:tcW w:type="dxa" w:w="2300"/>
-            <w:tcMar>
-              <w:top w:w="80" w:type="dxa"/>
-              <w:start w:w="120" w:type="dxa"/>
-              <w:bottom w:w="80" w:type="dxa"/>
-              <w:end w:w="120" w:type="dxa"/>
-            </w:tcMar>
-            <w:vAlign w:val="center"/>
-          </w:tcPr>
-          <w:p>
-            <w:pPr>
-              <w:spacing w:before="0" w:after="60" w:line="259" w:lineRule="auto"/>
-            </w:pPr>
-            <w:r>
-              <w:rPr>
-                <w:rFonts w:ascii="Calibri" w:hAnsi="Calibri" w:eastAsia="Calibri"/>
-                <w:sz w:val="18"/>
-              </w:rPr>
-            </w:r>
-            <w:r>
-              <w:rPr>
-                <w:rFonts w:ascii="Calibri" w:hAnsi="Calibri" w:eastAsia="Calibri"/>
-                <w:b w:val="0"/>
-                <w:i w:val="0"/>
-                <w:sz w:val="18"/>
-              </w:rPr>
-              <w:t>ET локализует bounded recurrence mechanisms</w:t>
-            </w:r>
-          </w:p>
-        </w:tc>
-        <w:tc>
-          <w:tcPr>
-            <w:tcW w:type="dxa" w:w="2450"/>
-            <w:tcMar>
-              <w:top w:w="80" w:type="dxa"/>
-              <w:start w:w="120" w:type="dxa"/>
-              <w:bottom w:w="80" w:type="dxa"/>
-              <w:end w:w="120" w:type="dxa"/>
-            </w:tcMar>
-            <w:vAlign w:val="center"/>
-          </w:tcPr>
-          <w:p>
-            <w:pPr>
-              <w:spacing w:before="0" w:after="60" w:line="259" w:lineRule="auto"/>
-            </w:pPr>
-            <w:r>
-              <w:rPr>
-                <w:rFonts w:ascii="Calibri" w:hAnsi="Calibri" w:eastAsia="Calibri"/>
-                <w:sz w:val="18"/>
-              </w:rPr>
-            </w:r>
-            <w:r>
-              <w:rPr>
-                <w:rFonts w:ascii="Calibri" w:hAnsi="Calibri" w:eastAsia="Calibri"/>
-                <w:b w:val="0"/>
-                <w:i w:val="0"/>
-                <w:sz w:val="18"/>
-              </w:rPr>
-              <w:t>8/8 supports; 4/4 negative fail-closed; 3584/3584 oracle; Redis 4/4</w:t>
-            </w:r>
-          </w:p>
-        </w:tc>
-        <w:tc>
-          <w:tcPr>
-            <w:tcW w:type="dxa" w:w="4277"/>
-            <w:tcMar>
-              <w:top w:w="80" w:type="dxa"/>
-              <w:start w:w="120" w:type="dxa"/>
-              <w:bottom w:w="80" w:type="dxa"/>
-              <w:end w:w="120" w:type="dxa"/>
-            </w:tcMar>
-            <w:vAlign w:val="center"/>
-          </w:tcPr>
-          <w:p>
-            <w:pPr>
-              <w:spacing w:before="0" w:after="60" w:line="259" w:lineRule="auto"/>
-            </w:pPr>
-            <w:r>
-              <w:rPr>
-                <w:rFonts w:ascii="Calibri" w:hAnsi="Calibri" w:eastAsia="Calibri"/>
-                <w:sz w:val="18"/>
-              </w:rPr>
-            </w:r>
-            <w:r>
-              <w:rPr>
-                <w:rFonts w:ascii="Calibri" w:hAnsi="Calibri" w:eastAsia="Calibri"/>
-                <w:color w:val="173B57"/>
-                <w:sz w:val="18"/>
-              </w:rPr>
-              <w:t>k=1</w:t>
-            </w:r>
-            <w:r>
-              <w:rPr>
-                <w:rFonts w:ascii="Calibri" w:hAnsi="Calibri" w:eastAsia="Calibri"/>
-                <w:b w:val="0"/>
-                <w:i w:val="0"/>
-                <w:sz w:val="18"/>
-              </w:rPr>
-              <w:t xml:space="preserve">, </w:t>
-            </w:r>
-            <w:r>
-              <w:rPr>
-                <w:rFonts w:ascii="Calibri" w:hAnsi="Calibri" w:eastAsia="Calibri"/>
-                <w:color w:val="173B57"/>
-                <w:sz w:val="18"/>
-              </w:rPr>
-              <w:t>e=0</w:t>
-            </w:r>
-            <w:r>
-              <w:rPr>
-                <w:rFonts w:ascii="Calibri" w:hAnsi="Calibri" w:eastAsia="Calibri"/>
-                <w:b w:val="0"/>
-                <w:i w:val="0"/>
-                <w:sz w:val="18"/>
-              </w:rPr>
-              <w:t>, project-authored catalogue/workflows; не arbitrary discovery</w:t>
-            </w:r>
-          </w:p>
-        </w:tc>
-      </w:tr>
-      <w:tr>
-        <w:tc>
-          <w:tcPr>
-            <w:tcW w:type="dxa" w:w="2300"/>
-            <w:tcMar>
-              <w:top w:w="80" w:type="dxa"/>
-              <w:start w:w="120" w:type="dxa"/>
-              <w:bottom w:w="80" w:type="dxa"/>
-              <w:end w:w="120" w:type="dxa"/>
-            </w:tcMar>
-            <w:vAlign w:val="center"/>
-          </w:tcPr>
-          <w:p>
-            <w:pPr>
-              <w:spacing w:before="0" w:after="60" w:line="259" w:lineRule="auto"/>
-            </w:pPr>
-            <w:r>
-              <w:rPr>
-                <w:rFonts w:ascii="Calibri" w:hAnsi="Calibri" w:eastAsia="Calibri"/>
-                <w:sz w:val="18"/>
-              </w:rPr>
-            </w:r>
-            <w:r>
-              <w:rPr>
-                <w:rFonts w:ascii="Calibri" w:hAnsi="Calibri" w:eastAsia="Calibri"/>
-                <w:b w:val="0"/>
-                <w:i w:val="0"/>
-                <w:sz w:val="18"/>
-              </w:rPr>
-              <w:t>GhostGraph активно уменьшает неопределённость топологии</w:t>
-            </w:r>
-          </w:p>
-        </w:tc>
-        <w:tc>
-          <w:tcPr>
-            <w:tcW w:type="dxa" w:w="2450"/>
-            <w:tcMar>
-              <w:top w:w="80" w:type="dxa"/>
-              <w:start w:w="120" w:type="dxa"/>
-              <w:bottom w:w="80" w:type="dxa"/>
-              <w:end w:w="120" w:type="dxa"/>
-            </w:tcMar>
-            <w:vAlign w:val="center"/>
-          </w:tcPr>
-          <w:p>
-            <w:pPr>
-              <w:spacing w:before="0" w:after="60" w:line="259" w:lineRule="auto"/>
-            </w:pPr>
-            <w:r>
-              <w:rPr>
-                <w:rFonts w:ascii="Calibri" w:hAnsi="Calibri" w:eastAsia="Calibri"/>
-                <w:sz w:val="18"/>
-              </w:rPr>
-            </w:r>
-            <w:r>
-              <w:rPr>
-                <w:rFonts w:ascii="Calibri" w:hAnsi="Calibri" w:eastAsia="Calibri"/>
-                <w:b w:val="0"/>
-                <w:i w:val="0"/>
-                <w:sz w:val="18"/>
-              </w:rPr>
-              <w:t>7 probes; 3 exact + 2 path-class; OUT и UNVERIFIED обнаружены; live 5/5 с нулём false confidence</w:t>
-            </w:r>
-          </w:p>
-        </w:tc>
-        <w:tc>
-          <w:tcPr>
-            <w:tcW w:type="dxa" w:w="4277"/>
-            <w:tcMar>
-              <w:top w:w="80" w:type="dxa"/>
-              <w:start w:w="120" w:type="dxa"/>
-              <w:bottom w:w="80" w:type="dxa"/>
-              <w:end w:w="120" w:type="dxa"/>
-            </w:tcMar>
-            <w:vAlign w:val="center"/>
-          </w:tcPr>
-          <w:p>
-            <w:pPr>
-              <w:spacing w:before="0" w:after="60" w:line="259" w:lineRule="auto"/>
-            </w:pPr>
-            <w:r>
-              <w:rPr>
-                <w:rFonts w:ascii="Calibri" w:hAnsi="Calibri" w:eastAsia="Calibri"/>
-                <w:sz w:val="18"/>
-              </w:rPr>
-            </w:r>
-            <w:r>
-              <w:rPr>
-                <w:rFonts w:ascii="Calibri" w:hAnsi="Calibri" w:eastAsia="Calibri"/>
-                <w:b w:val="0"/>
-                <w:i w:val="0"/>
-                <w:sz w:val="18"/>
-              </w:rPr>
-              <w:t xml:space="preserve">Конечный авторский каталог; greedy дал ничью; внешний blind run — </w:t>
             </w:r>
             <w:r>
               <w:rPr>
@@ -8949,7 +5470,7 @@
                 <w:i w:val="0"/>
                 <w:sz w:val="18"/>
               </w:rPr>
-              <w:t>GhostGraph-T определяет достаточное действие удаления</w:t>
+              <w:t>Production FaceID/eGov</w:t>
             </w:r>
           </w:p>
         </w:tc>
@@ -8981,7 +5502,7 @@
                 <w:i w:val="0"/>
                 <w:sz w:val="18"/>
               </w:rPr>
-              <w:t>300/300 action-or-OOD; 50/50 family OOD; 0 false confidence; exact policy совпала с oracle</w:t>
+              <w:t>pilot protocol only</w:t>
             </w:r>
           </w:p>
         </w:tc>
@@ -9013,7 +5534,7 @@
                 <w:i w:val="0"/>
                 <w:sz w:val="18"/>
               </w:rPr>
-              <w:t>Авторская deterministic grammar; adaptive baselines дали ничью; нет open-world или independent claim</w:t>
+              <w:t>не установлено</w:t>
             </w:r>
           </w:p>
         </w:tc>

--- a/competition/paper/EraSeMap_scientific_paper_RU.docx
+++ b/competition/paper/EraSeMap_scientific_paper_RU.docx
@@ -34,7 +34,7 @@
       </w:pPr>
       <w:r>
         <w:rPr>
-          <w:rFonts w:ascii="Calibri" w:hAnsi="Calibri" w:eastAsia="Calibri"/>
+          <w:rFonts w:ascii="PT Sans" w:hAnsi="PT Sans" w:eastAsia="PT Sans" w:cs="PT Sans"/>
           <w:b/>
           <w:color w:val="2E6388"/>
           <w:sz w:val="22"/>
@@ -49,7 +49,7 @@
       </w:pPr>
       <w:r>
         <w:rPr>
-          <w:rFonts w:ascii="Calibri" w:hAnsi="Calibri" w:eastAsia="Calibri"/>
+          <w:rFonts w:ascii="PT Sans" w:hAnsi="PT Sans" w:eastAsia="PT Sans" w:cs="PT Sans"/>
           <w:b/>
           <w:color w:val="173B57"/>
           <w:sz w:val="54"/>
@@ -64,9 +64,9 @@
       </w:pPr>
       <w:r>
         <w:rPr>
-          <w:rFonts w:ascii="Calibri" w:hAnsi="Calibri" w:eastAsia="Calibri"/>
+          <w:rFonts w:ascii="PT Sans" w:hAnsi="PT Sans" w:eastAsia="PT Sans" w:cs="PT Sans"/>
           <w:i/>
-          <w:color w:val="5D6D7E"/>
+          <w:color w:val="64748B"/>
           <w:sz w:val="28"/>
         </w:rPr>
         <w:t>Доказательный аудит удаления биометрических данных</w:t>
@@ -114,9 +114,9 @@
             </w:pPr>
             <w:r>
               <w:rPr>
-                <w:rFonts w:ascii="Calibri" w:hAnsi="Calibri" w:eastAsia="Calibri"/>
+                <w:rFonts w:ascii="PT Sans" w:hAnsi="PT Sans" w:eastAsia="PT Sans" w:cs="PT Sans"/>
                 <w:b/>
-                <w:color w:val="5D6D7E"/>
+                <w:color w:val="64748B"/>
                 <w:sz w:val="22"/>
               </w:rPr>
               <w:t>Автор</w:t>
@@ -141,9 +141,9 @@
             </w:pPr>
             <w:r>
               <w:rPr>
-                <w:rFonts w:ascii="Calibri" w:hAnsi="Calibri" w:eastAsia="Calibri"/>
+                <w:rFonts w:ascii="PT Sans" w:hAnsi="PT Sans" w:eastAsia="PT Sans" w:cs="PT Sans"/>
                 <w:b w:val="0"/>
-                <w:color w:val="17202A"/>
+                <w:color w:val="1F2933"/>
                 <w:sz w:val="22"/>
               </w:rPr>
               <w:t>____________________________</w:t>
@@ -170,9 +170,9 @@
             </w:pPr>
             <w:r>
               <w:rPr>
-                <w:rFonts w:ascii="Calibri" w:hAnsi="Calibri" w:eastAsia="Calibri"/>
+                <w:rFonts w:ascii="PT Sans" w:hAnsi="PT Sans" w:eastAsia="PT Sans" w:cs="PT Sans"/>
                 <w:b/>
-                <w:color w:val="5D6D7E"/>
+                <w:color w:val="64748B"/>
                 <w:sz w:val="22"/>
               </w:rPr>
               <w:t>Организация</w:t>
@@ -197,9 +197,9 @@
             </w:pPr>
             <w:r>
               <w:rPr>
-                <w:rFonts w:ascii="Calibri" w:hAnsi="Calibri" w:eastAsia="Calibri"/>
+                <w:rFonts w:ascii="PT Sans" w:hAnsi="PT Sans" w:eastAsia="PT Sans" w:cs="PT Sans"/>
                 <w:b w:val="0"/>
-                <w:color w:val="17202A"/>
+                <w:color w:val="1F2933"/>
                 <w:sz w:val="22"/>
               </w:rPr>
               <w:t>____________________________</w:t>
@@ -226,9 +226,9 @@
             </w:pPr>
             <w:r>
               <w:rPr>
-                <w:rFonts w:ascii="Calibri" w:hAnsi="Calibri" w:eastAsia="Calibri"/>
+                <w:rFonts w:ascii="PT Sans" w:hAnsi="PT Sans" w:eastAsia="PT Sans" w:cs="PT Sans"/>
                 <w:b/>
-                <w:color w:val="5D6D7E"/>
+                <w:color w:val="64748B"/>
                 <w:sz w:val="22"/>
               </w:rPr>
               <w:t>Научный руководитель</w:t>
@@ -253,9 +253,9 @@
             </w:pPr>
             <w:r>
               <w:rPr>
-                <w:rFonts w:ascii="Calibri" w:hAnsi="Calibri" w:eastAsia="Calibri"/>
+                <w:rFonts w:ascii="PT Sans" w:hAnsi="PT Sans" w:eastAsia="PT Sans" w:cs="PT Sans"/>
                 <w:b w:val="0"/>
-                <w:color w:val="17202A"/>
+                <w:color w:val="1F2933"/>
                 <w:sz w:val="22"/>
               </w:rPr>
               <w:t>____________________________</w:t>
@@ -272,9 +272,9 @@
       </w:pPr>
       <w:r>
         <w:rPr>
-          <w:rFonts w:ascii="Calibri" w:hAnsi="Calibri" w:eastAsia="Calibri"/>
+          <w:rFonts w:ascii="PT Sans" w:hAnsi="PT Sans" w:eastAsia="PT Sans" w:cs="PT Sans"/>
           <w:b/>
-          <w:color w:val="5D6D7E"/>
+          <w:color w:val="64748B"/>
           <w:sz w:val="22"/>
         </w:rPr>
         <w:t>2026</w:t>
@@ -299,7 +299,7 @@
       </w:pPr>
       <w:r>
         <w:rPr>
-          <w:rFonts w:ascii="Calibri" w:hAnsi="Calibri" w:eastAsia="Calibri"/>
+          <w:rFonts w:ascii="PT Serif" w:hAnsi="PT Serif" w:eastAsia="PT Serif" w:cs="PT Serif"/>
           <w:b w:val="0"/>
           <w:i w:val="0"/>
         </w:rPr>
@@ -312,7 +312,7 @@
       </w:pPr>
       <w:r>
         <w:rPr>
-          <w:rFonts w:ascii="Calibri" w:hAnsi="Calibri" w:eastAsia="Calibri"/>
+          <w:rFonts w:ascii="PT Serif" w:hAnsi="PT Serif" w:eastAsia="PT Serif" w:cs="PT Serif"/>
           <w:b w:val="0"/>
           <w:i w:val="0"/>
         </w:rPr>
@@ -320,7 +320,7 @@
       </w:r>
       <w:r>
         <w:rPr>
-          <w:rFonts w:ascii="Calibri" w:hAnsi="Calibri" w:eastAsia="Calibri"/>
+          <w:rFonts w:ascii="PT Serif" w:hAnsi="PT Serif" w:eastAsia="PT Serif" w:cs="PT Serif"/>
           <w:b/>
           <w:i w:val="0"/>
         </w:rPr>
@@ -328,7 +328,7 @@
       </w:r>
       <w:r>
         <w:rPr>
-          <w:rFonts w:ascii="Calibri" w:hAnsi="Calibri" w:eastAsia="Calibri"/>
+          <w:rFonts w:ascii="PT Serif" w:hAnsi="PT Serif" w:eastAsia="PT Serif" w:cs="PT Serif"/>
           <w:b w:val="0"/>
           <w:i w:val="0"/>
         </w:rPr>
@@ -336,7 +336,7 @@
       </w:r>
       <w:r>
         <w:rPr>
-          <w:rFonts w:ascii="Calibri" w:hAnsi="Calibri" w:eastAsia="Calibri"/>
+          <w:rFonts w:ascii="PT Serif" w:hAnsi="PT Serif" w:eastAsia="PT Serif" w:cs="PT Serif"/>
           <w:b/>
           <w:i w:val="0"/>
         </w:rPr>
@@ -344,7 +344,7 @@
       </w:r>
       <w:r>
         <w:rPr>
-          <w:rFonts w:ascii="Calibri" w:hAnsi="Calibri" w:eastAsia="Calibri"/>
+          <w:rFonts w:ascii="PT Serif" w:hAnsi="PT Serif" w:eastAsia="PT Serif" w:cs="PT Serif"/>
           <w:b w:val="0"/>
           <w:i w:val="0"/>
         </w:rPr>
@@ -352,7 +352,7 @@
       </w:r>
       <w:r>
         <w:rPr>
-          <w:rFonts w:ascii="Calibri" w:hAnsi="Calibri" w:eastAsia="Calibri"/>
+          <w:rFonts w:ascii="PT Serif" w:hAnsi="PT Serif" w:eastAsia="PT Serif" w:cs="PT Serif"/>
           <w:b/>
           <w:i w:val="0"/>
         </w:rPr>
@@ -360,7 +360,7 @@
       </w:r>
       <w:r>
         <w:rPr>
-          <w:rFonts w:ascii="Calibri" w:hAnsi="Calibri" w:eastAsia="Calibri"/>
+          <w:rFonts w:ascii="PT Serif" w:hAnsi="PT Serif" w:eastAsia="PT Serif" w:cs="PT Serif"/>
           <w:b w:val="0"/>
           <w:i w:val="0"/>
         </w:rPr>
@@ -368,7 +368,7 @@
       </w:r>
       <w:r>
         <w:rPr>
-          <w:rFonts w:ascii="Menlo" w:hAnsi="Menlo" w:eastAsia="Menlo"/>
+          <w:rFonts w:ascii="Menlo" w:hAnsi="Menlo" w:eastAsia="Menlo" w:cs="Menlo"/>
           <w:color w:val="173B57"/>
           <w:sz w:val="19"/>
         </w:rPr>
@@ -376,7 +376,7 @@
       </w:r>
       <w:r>
         <w:rPr>
-          <w:rFonts w:ascii="Calibri" w:hAnsi="Calibri" w:eastAsia="Calibri"/>
+          <w:rFonts w:ascii="PT Serif" w:hAnsi="PT Serif" w:eastAsia="PT Serif" w:cs="PT Serif"/>
           <w:b w:val="0"/>
           <w:i w:val="0"/>
         </w:rPr>
@@ -384,7 +384,7 @@
       </w:r>
       <w:r>
         <w:rPr>
-          <w:rFonts w:ascii="Menlo" w:hAnsi="Menlo" w:eastAsia="Menlo"/>
+          <w:rFonts w:ascii="Menlo" w:hAnsi="Menlo" w:eastAsia="Menlo" w:cs="Menlo"/>
           <w:color w:val="173B57"/>
           <w:sz w:val="19"/>
         </w:rPr>
@@ -392,7 +392,7 @@
       </w:r>
       <w:r>
         <w:rPr>
-          <w:rFonts w:ascii="Calibri" w:hAnsi="Calibri" w:eastAsia="Calibri"/>
+          <w:rFonts w:ascii="PT Serif" w:hAnsi="PT Serif" w:eastAsia="PT Serif" w:cs="PT Serif"/>
           <w:b w:val="0"/>
           <w:i w:val="0"/>
         </w:rPr>
@@ -400,7 +400,7 @@
       </w:r>
       <w:r>
         <w:rPr>
-          <w:rFonts w:ascii="Menlo" w:hAnsi="Menlo" w:eastAsia="Menlo"/>
+          <w:rFonts w:ascii="Menlo" w:hAnsi="Menlo" w:eastAsia="Menlo" w:cs="Menlo"/>
           <w:color w:val="173B57"/>
           <w:sz w:val="19"/>
         </w:rPr>
@@ -408,7 +408,7 @@
       </w:r>
       <w:r>
         <w:rPr>
-          <w:rFonts w:ascii="Calibri" w:hAnsi="Calibri" w:eastAsia="Calibri"/>
+          <w:rFonts w:ascii="PT Serif" w:hAnsi="PT Serif" w:eastAsia="PT Serif" w:cs="PT Serif"/>
           <w:b w:val="0"/>
           <w:i w:val="0"/>
         </w:rPr>
@@ -421,7 +421,7 @@
       </w:pPr>
       <w:r>
         <w:rPr>
-          <w:rFonts w:ascii="Calibri" w:hAnsi="Calibri" w:eastAsia="Calibri"/>
+          <w:rFonts w:ascii="PT Serif" w:hAnsi="PT Serif" w:eastAsia="PT Serif" w:cs="PT Serif"/>
           <w:b w:val="0"/>
           <w:i w:val="0"/>
         </w:rPr>
@@ -429,7 +429,7 @@
       </w:r>
       <w:r>
         <w:rPr>
-          <w:rFonts w:ascii="Menlo" w:hAnsi="Menlo" w:eastAsia="Menlo"/>
+          <w:rFonts w:ascii="Menlo" w:hAnsi="Menlo" w:eastAsia="Menlo" w:cs="Menlo"/>
           <w:color w:val="173B57"/>
           <w:sz w:val="19"/>
         </w:rPr>
@@ -437,7 +437,7 @@
       </w:r>
       <w:r>
         <w:rPr>
-          <w:rFonts w:ascii="Calibri" w:hAnsi="Calibri" w:eastAsia="Calibri"/>
+          <w:rFonts w:ascii="PT Serif" w:hAnsi="PT Serif" w:eastAsia="PT Serif" w:cs="PT Serif"/>
           <w:b w:val="0"/>
           <w:i w:val="0"/>
         </w:rPr>
@@ -450,7 +450,7 @@
       </w:pPr>
       <w:r>
         <w:rPr>
-          <w:rFonts w:ascii="Calibri" w:hAnsi="Calibri" w:eastAsia="Calibri"/>
+          <w:rFonts w:ascii="PT Serif" w:hAnsi="PT Serif" w:eastAsia="PT Serif" w:cs="PT Serif"/>
           <w:b/>
           <w:i w:val="0"/>
         </w:rPr>
@@ -458,7 +458,7 @@
       </w:r>
       <w:r>
         <w:rPr>
-          <w:rFonts w:ascii="Calibri" w:hAnsi="Calibri" w:eastAsia="Calibri"/>
+          <w:rFonts w:ascii="PT Serif" w:hAnsi="PT Serif" w:eastAsia="PT Serif" w:cs="PT Serif"/>
           <w:b w:val="0"/>
           <w:i w:val="0"/>
         </w:rPr>
@@ -479,7 +479,7 @@
       </w:pPr>
       <w:r>
         <w:rPr>
-          <w:rFonts w:ascii="Calibri" w:hAnsi="Calibri" w:eastAsia="Calibri"/>
+          <w:rFonts w:ascii="PT Serif" w:hAnsi="PT Serif" w:eastAsia="PT Serif" w:cs="PT Serif"/>
           <w:b w:val="0"/>
           <w:i w:val="0"/>
         </w:rPr>
@@ -492,7 +492,7 @@
       </w:pPr>
       <w:r>
         <w:rPr>
-          <w:rFonts w:ascii="Calibri" w:hAnsi="Calibri" w:eastAsia="Calibri"/>
+          <w:rFonts w:ascii="PT Serif" w:hAnsi="PT Serif" w:eastAsia="PT Serif" w:cs="PT Serif"/>
           <w:b w:val="0"/>
           <w:i w:val="0"/>
         </w:rPr>
@@ -505,7 +505,7 @@
       </w:pPr>
       <w:r>
         <w:rPr>
-          <w:rFonts w:ascii="Calibri" w:hAnsi="Calibri" w:eastAsia="Calibri"/>
+          <w:rFonts w:ascii="PT Serif" w:hAnsi="PT Serif" w:eastAsia="PT Serif" w:cs="PT Serif"/>
           <w:b w:val="0"/>
           <w:i w:val="0"/>
         </w:rPr>
@@ -518,7 +518,7 @@
       </w:pPr>
       <w:r>
         <w:rPr>
-          <w:rFonts w:ascii="Calibri" w:hAnsi="Calibri" w:eastAsia="Calibri"/>
+          <w:rFonts w:ascii="PT Serif" w:hAnsi="PT Serif" w:eastAsia="PT Serif" w:cs="PT Serif"/>
           <w:b w:val="0"/>
           <w:i w:val="0"/>
         </w:rPr>
@@ -531,7 +531,7 @@
       </w:pPr>
       <w:r>
         <w:rPr>
-          <w:rFonts w:ascii="Calibri" w:hAnsi="Calibri" w:eastAsia="Calibri"/>
+          <w:rFonts w:ascii="PT Serif" w:hAnsi="PT Serif" w:eastAsia="PT Serif" w:cs="PT Serif"/>
           <w:b w:val="0"/>
           <w:i w:val="0"/>
         </w:rPr>
@@ -544,13 +544,13 @@
       </w:pPr>
       <w:r>
         <w:rPr>
-          <w:rFonts w:ascii="Calibri" w:hAnsi="Calibri" w:eastAsia="Calibri"/>
+          <w:rFonts w:ascii="PT Serif" w:hAnsi="PT Serif" w:eastAsia="PT Serif" w:cs="PT Serif"/>
         </w:rPr>
         <w:t xml:space="preserve">1. </w:t>
       </w:r>
       <w:r>
         <w:rPr>
-          <w:rFonts w:ascii="Calibri" w:hAnsi="Calibri" w:eastAsia="Calibri"/>
+          <w:rFonts w:ascii="PT Serif" w:hAnsi="PT Serif" w:eastAsia="PT Serif" w:cs="PT Serif"/>
           <w:b w:val="0"/>
           <w:i w:val="0"/>
         </w:rPr>
@@ -563,13 +563,13 @@
       </w:pPr>
       <w:r>
         <w:rPr>
-          <w:rFonts w:ascii="Calibri" w:hAnsi="Calibri" w:eastAsia="Calibri"/>
+          <w:rFonts w:ascii="PT Serif" w:hAnsi="PT Serif" w:eastAsia="PT Serif" w:cs="PT Serif"/>
         </w:rPr>
         <w:t xml:space="preserve">2. </w:t>
       </w:r>
       <w:r>
         <w:rPr>
-          <w:rFonts w:ascii="Calibri" w:hAnsi="Calibri" w:eastAsia="Calibri"/>
+          <w:rFonts w:ascii="PT Serif" w:hAnsi="PT Serif" w:eastAsia="PT Serif" w:cs="PT Serif"/>
           <w:b w:val="0"/>
           <w:i w:val="0"/>
         </w:rPr>
@@ -582,13 +582,13 @@
       </w:pPr>
       <w:r>
         <w:rPr>
-          <w:rFonts w:ascii="Calibri" w:hAnsi="Calibri" w:eastAsia="Calibri"/>
+          <w:rFonts w:ascii="PT Serif" w:hAnsi="PT Serif" w:eastAsia="PT Serif" w:cs="PT Serif"/>
         </w:rPr>
         <w:t xml:space="preserve">3. </w:t>
       </w:r>
       <w:r>
         <w:rPr>
-          <w:rFonts w:ascii="Calibri" w:hAnsi="Calibri" w:eastAsia="Calibri"/>
+          <w:rFonts w:ascii="PT Serif" w:hAnsi="PT Serif" w:eastAsia="PT Serif" w:cs="PT Serif"/>
           <w:b w:val="0"/>
           <w:i w:val="0"/>
         </w:rPr>
@@ -601,13 +601,13 @@
       </w:pPr>
       <w:r>
         <w:rPr>
-          <w:rFonts w:ascii="Calibri" w:hAnsi="Calibri" w:eastAsia="Calibri"/>
+          <w:rFonts w:ascii="PT Serif" w:hAnsi="PT Serif" w:eastAsia="PT Serif" w:cs="PT Serif"/>
         </w:rPr>
         <w:t xml:space="preserve">4. </w:t>
       </w:r>
       <w:r>
         <w:rPr>
-          <w:rFonts w:ascii="Calibri" w:hAnsi="Calibri" w:eastAsia="Calibri"/>
+          <w:rFonts w:ascii="PT Serif" w:hAnsi="PT Serif" w:eastAsia="PT Serif" w:cs="PT Serif"/>
           <w:b w:val="0"/>
           <w:i w:val="0"/>
         </w:rPr>
@@ -620,13 +620,13 @@
       </w:pPr>
       <w:r>
         <w:rPr>
-          <w:rFonts w:ascii="Calibri" w:hAnsi="Calibri" w:eastAsia="Calibri"/>
+          <w:rFonts w:ascii="PT Serif" w:hAnsi="PT Serif" w:eastAsia="PT Serif" w:cs="PT Serif"/>
         </w:rPr>
         <w:t xml:space="preserve">5. </w:t>
       </w:r>
       <w:r>
         <w:rPr>
-          <w:rFonts w:ascii="Calibri" w:hAnsi="Calibri" w:eastAsia="Calibri"/>
+          <w:rFonts w:ascii="PT Serif" w:hAnsi="PT Serif" w:eastAsia="PT Serif" w:cs="PT Serif"/>
           <w:b w:val="0"/>
           <w:i w:val="0"/>
         </w:rPr>
@@ -639,13 +639,13 @@
       </w:pPr>
       <w:r>
         <w:rPr>
-          <w:rFonts w:ascii="Calibri" w:hAnsi="Calibri" w:eastAsia="Calibri"/>
+          <w:rFonts w:ascii="PT Serif" w:hAnsi="PT Serif" w:eastAsia="PT Serif" w:cs="PT Serif"/>
         </w:rPr>
         <w:t xml:space="preserve">6. </w:t>
       </w:r>
       <w:r>
         <w:rPr>
-          <w:rFonts w:ascii="Calibri" w:hAnsi="Calibri" w:eastAsia="Calibri"/>
+          <w:rFonts w:ascii="PT Serif" w:hAnsi="PT Serif" w:eastAsia="PT Serif" w:cs="PT Serif"/>
           <w:b w:val="0"/>
           <w:i w:val="0"/>
         </w:rPr>
@@ -668,7 +668,7 @@
       <w:r>
         <w:drawing>
           <wp:inline xmlns:a="http://schemas.openxmlformats.org/drawingml/2006/main" xmlns:pic="http://schemas.openxmlformats.org/drawingml/2006/picture">
-            <wp:extent cx="5577840" cy="2726944"/>
+            <wp:extent cx="5577840" cy="2662150"/>
             <wp:docPr id="1" name="Picture 1" descr="Схема: один запрос удаления проходит три обязательных шага FIND, ERASE и PROVE и заканчивается COMPLETE_WITHIN_ENVELOPE, INCOMPLETE или UNVERIFIED." title="Рисунок 1"/>
             <wp:cNvGraphicFramePr>
               <a:graphicFrameLocks noChangeAspect="1"/>
@@ -689,7 +689,7 @@
                   <pic:spPr>
                     <a:xfrm>
                       <a:off x="0" y="0"/>
-                      <a:ext cx="5577840" cy="2726944"/>
+                      <a:ext cx="5577840" cy="2662150"/>
                     </a:xfrm>
                     <a:prstGeom prst="rect"/>
                   </pic:spPr>
@@ -715,7 +715,7 @@
       </w:pPr>
       <w:r>
         <w:rPr>
-          <w:rFonts w:ascii="Calibri" w:hAnsi="Calibri" w:eastAsia="Calibri"/>
+          <w:rFonts w:ascii="PT Serif" w:hAnsi="PT Serif" w:eastAsia="PT Serif" w:cs="PT Serif"/>
           <w:b w:val="0"/>
           <w:i w:val="0"/>
         </w:rPr>
@@ -728,7 +728,7 @@
       </w:pPr>
       <w:r>
         <w:rPr>
-          <w:rFonts w:ascii="Calibri" w:hAnsi="Calibri" w:eastAsia="Calibri"/>
+          <w:rFonts w:ascii="PT Serif" w:hAnsi="PT Serif" w:eastAsia="PT Serif" w:cs="PT Serif"/>
           <w:b w:val="0"/>
           <w:i w:val="0"/>
         </w:rPr>
@@ -736,7 +736,7 @@
       </w:r>
       <w:r>
         <w:rPr>
-          <w:rFonts w:ascii="Menlo" w:hAnsi="Menlo" w:eastAsia="Menlo"/>
+          <w:rFonts w:ascii="Menlo" w:hAnsi="Menlo" w:eastAsia="Menlo" w:cs="Menlo"/>
           <w:color w:val="173B57"/>
           <w:sz w:val="19"/>
         </w:rPr>
@@ -744,7 +744,7 @@
       </w:r>
       <w:r>
         <w:rPr>
-          <w:rFonts w:ascii="Calibri" w:hAnsi="Calibri" w:eastAsia="Calibri"/>
+          <w:rFonts w:ascii="PT Serif" w:hAnsi="PT Serif" w:eastAsia="PT Serif" w:cs="PT Serif"/>
           <w:b w:val="0"/>
           <w:i w:val="0"/>
         </w:rPr>
@@ -773,7 +773,7 @@
       </w:pPr>
       <w:r>
         <w:rPr>
-          <w:rFonts w:ascii="Calibri" w:hAnsi="Calibri" w:eastAsia="Calibri"/>
+          <w:rFonts w:ascii="PT Serif" w:hAnsi="PT Serif" w:eastAsia="PT Serif" w:cs="PT Serif"/>
           <w:b w:val="0"/>
           <w:i w:val="0"/>
         </w:rPr>
@@ -794,7 +794,7 @@
       </w:pPr>
       <w:r>
         <w:rPr>
-          <w:rFonts w:ascii="Calibri" w:hAnsi="Calibri" w:eastAsia="Calibri"/>
+          <w:rFonts w:ascii="PT Serif" w:hAnsi="PT Serif" w:eastAsia="PT Serif" w:cs="PT Serif"/>
           <w:b w:val="0"/>
           <w:i w:val="0"/>
         </w:rPr>
@@ -802,7 +802,7 @@
       </w:r>
       <w:r>
         <w:rPr>
-          <w:rFonts w:ascii="Menlo" w:hAnsi="Menlo" w:eastAsia="Menlo"/>
+          <w:rFonts w:ascii="Menlo" w:hAnsi="Menlo" w:eastAsia="Menlo" w:cs="Menlo"/>
           <w:color w:val="173B57"/>
           <w:sz w:val="19"/>
         </w:rPr>
@@ -810,7 +810,7 @@
       </w:r>
       <w:r>
         <w:rPr>
-          <w:rFonts w:ascii="Calibri" w:hAnsi="Calibri" w:eastAsia="Calibri"/>
+          <w:rFonts w:ascii="PT Serif" w:hAnsi="PT Serif" w:eastAsia="PT Serif" w:cs="PT Serif"/>
           <w:b w:val="0"/>
           <w:i w:val="0"/>
         </w:rPr>
@@ -818,7 +818,7 @@
       </w:r>
       <w:r>
         <w:rPr>
-          <w:rFonts w:ascii="Menlo" w:hAnsi="Menlo" w:eastAsia="Menlo"/>
+          <w:rFonts w:ascii="Menlo" w:hAnsi="Menlo" w:eastAsia="Menlo" w:cs="Menlo"/>
           <w:color w:val="173B57"/>
           <w:sz w:val="19"/>
         </w:rPr>
@@ -826,7 +826,7 @@
       </w:r>
       <w:r>
         <w:rPr>
-          <w:rFonts w:ascii="Calibri" w:hAnsi="Calibri" w:eastAsia="Calibri"/>
+          <w:rFonts w:ascii="PT Serif" w:hAnsi="PT Serif" w:eastAsia="PT Serif" w:cs="PT Serif"/>
           <w:b w:val="0"/>
           <w:i w:val="0"/>
         </w:rPr>
@@ -834,7 +834,7 @@
       </w:r>
       <w:r>
         <w:rPr>
-          <w:rFonts w:ascii="Menlo" w:hAnsi="Menlo" w:eastAsia="Menlo"/>
+          <w:rFonts w:ascii="Menlo" w:hAnsi="Menlo" w:eastAsia="Menlo" w:cs="Menlo"/>
           <w:color w:val="173B57"/>
           <w:sz w:val="19"/>
         </w:rPr>
@@ -842,7 +842,7 @@
       </w:r>
       <w:r>
         <w:rPr>
-          <w:rFonts w:ascii="Calibri" w:hAnsi="Calibri" w:eastAsia="Calibri"/>
+          <w:rFonts w:ascii="PT Serif" w:hAnsi="PT Serif" w:eastAsia="PT Serif" w:cs="PT Serif"/>
           <w:b w:val="0"/>
           <w:i w:val="0"/>
         </w:rPr>
@@ -850,7 +850,7 @@
       </w:r>
       <w:r>
         <w:rPr>
-          <w:rFonts w:ascii="Menlo" w:hAnsi="Menlo" w:eastAsia="Menlo"/>
+          <w:rFonts w:ascii="Menlo" w:hAnsi="Menlo" w:eastAsia="Menlo" w:cs="Menlo"/>
           <w:color w:val="173B57"/>
           <w:sz w:val="19"/>
         </w:rPr>
@@ -858,7 +858,7 @@
       </w:r>
       <w:r>
         <w:rPr>
-          <w:rFonts w:ascii="Calibri" w:hAnsi="Calibri" w:eastAsia="Calibri"/>
+          <w:rFonts w:ascii="PT Serif" w:hAnsi="PT Serif" w:eastAsia="PT Serif" w:cs="PT Serif"/>
           <w:b w:val="0"/>
           <w:i w:val="0"/>
         </w:rPr>
@@ -866,7 +866,7 @@
       </w:r>
       <w:r>
         <w:rPr>
-          <w:rFonts w:ascii="Menlo" w:hAnsi="Menlo" w:eastAsia="Menlo"/>
+          <w:rFonts w:ascii="Menlo" w:hAnsi="Menlo" w:eastAsia="Menlo" w:cs="Menlo"/>
           <w:color w:val="173B57"/>
           <w:sz w:val="19"/>
         </w:rPr>
@@ -874,7 +874,7 @@
       </w:r>
       <w:r>
         <w:rPr>
-          <w:rFonts w:ascii="Calibri" w:hAnsi="Calibri" w:eastAsia="Calibri"/>
+          <w:rFonts w:ascii="PT Serif" w:hAnsi="PT Serif" w:eastAsia="PT Serif" w:cs="PT Serif"/>
           <w:b w:val="0"/>
           <w:i w:val="0"/>
         </w:rPr>
@@ -882,7 +882,7 @@
       </w:r>
       <w:r>
         <w:rPr>
-          <w:rFonts w:ascii="Menlo" w:hAnsi="Menlo" w:eastAsia="Menlo"/>
+          <w:rFonts w:ascii="Menlo" w:hAnsi="Menlo" w:eastAsia="Menlo" w:cs="Menlo"/>
           <w:color w:val="173B57"/>
           <w:sz w:val="19"/>
         </w:rPr>
@@ -890,7 +890,7 @@
       </w:r>
       <w:r>
         <w:rPr>
-          <w:rFonts w:ascii="Calibri" w:hAnsi="Calibri" w:eastAsia="Calibri"/>
+          <w:rFonts w:ascii="PT Serif" w:hAnsi="PT Serif" w:eastAsia="PT Serif" w:cs="PT Serif"/>
           <w:b w:val="0"/>
           <w:i w:val="0"/>
         </w:rPr>
@@ -898,7 +898,7 @@
       </w:r>
       <w:r>
         <w:rPr>
-          <w:rFonts w:ascii="Menlo" w:hAnsi="Menlo" w:eastAsia="Menlo"/>
+          <w:rFonts w:ascii="Menlo" w:hAnsi="Menlo" w:eastAsia="Menlo" w:cs="Menlo"/>
           <w:color w:val="173B57"/>
           <w:sz w:val="19"/>
         </w:rPr>
@@ -906,7 +906,7 @@
       </w:r>
       <w:r>
         <w:rPr>
-          <w:rFonts w:ascii="Calibri" w:hAnsi="Calibri" w:eastAsia="Calibri"/>
+          <w:rFonts w:ascii="PT Serif" w:hAnsi="PT Serif" w:eastAsia="PT Serif" w:cs="PT Serif"/>
           <w:b w:val="0"/>
           <w:i w:val="0"/>
         </w:rPr>
@@ -919,7 +919,7 @@
       </w:pPr>
       <w:r>
         <w:rPr>
-          <w:rFonts w:ascii="Calibri" w:hAnsi="Calibri" w:eastAsia="Calibri"/>
+          <w:rFonts w:ascii="PT Serif" w:hAnsi="PT Serif" w:eastAsia="PT Serif" w:cs="PT Serif"/>
           <w:b w:val="0"/>
           <w:i w:val="0"/>
         </w:rPr>
@@ -927,7 +927,7 @@
       </w:r>
       <w:r>
         <w:rPr>
-          <w:rFonts w:ascii="Menlo" w:hAnsi="Menlo" w:eastAsia="Menlo"/>
+          <w:rFonts w:ascii="Menlo" w:hAnsi="Menlo" w:eastAsia="Menlo" w:cs="Menlo"/>
           <w:color w:val="173B57"/>
           <w:sz w:val="19"/>
         </w:rPr>
@@ -935,7 +935,7 @@
       </w:r>
       <w:r>
         <w:rPr>
-          <w:rFonts w:ascii="Calibri" w:hAnsi="Calibri" w:eastAsia="Calibri"/>
+          <w:rFonts w:ascii="PT Serif" w:hAnsi="PT Serif" w:eastAsia="PT Serif" w:cs="PT Serif"/>
           <w:b w:val="0"/>
           <w:i w:val="0"/>
         </w:rPr>
@@ -948,7 +948,7 @@
       </w:pPr>
       <w:r>
         <w:rPr>
-          <w:rFonts w:ascii="Menlo" w:hAnsi="Menlo" w:eastAsia="Menlo"/>
+          <w:rFonts w:ascii="Menlo" w:hAnsi="Menlo" w:eastAsia="Menlo" w:cs="Menlo"/>
           <w:color w:val="173B57"/>
           <w:sz w:val="19"/>
         </w:rPr>
@@ -956,7 +956,7 @@
       </w:r>
       <w:r>
         <w:rPr>
-          <w:rFonts w:ascii="Calibri" w:hAnsi="Calibri" w:eastAsia="Calibri"/>
+          <w:rFonts w:ascii="PT Serif" w:hAnsi="PT Serif" w:eastAsia="PT Serif" w:cs="PT Serif"/>
           <w:b w:val="0"/>
           <w:i w:val="0"/>
         </w:rPr>
@@ -969,7 +969,7 @@
       </w:pPr>
       <w:r>
         <w:rPr>
-          <w:rFonts w:ascii="Menlo" w:hAnsi="Menlo" w:eastAsia="Menlo"/>
+          <w:rFonts w:ascii="Menlo" w:hAnsi="Menlo" w:eastAsia="Menlo" w:cs="Menlo"/>
           <w:color w:val="173B57"/>
           <w:sz w:val="19"/>
         </w:rPr>
@@ -977,7 +977,7 @@
       </w:r>
       <w:r>
         <w:rPr>
-          <w:rFonts w:ascii="Calibri" w:hAnsi="Calibri" w:eastAsia="Calibri"/>
+          <w:rFonts w:ascii="PT Serif" w:hAnsi="PT Serif" w:eastAsia="PT Serif" w:cs="PT Serif"/>
           <w:b w:val="0"/>
           <w:i w:val="0"/>
         </w:rPr>
@@ -990,7 +990,7 @@
       </w:pPr>
       <w:r>
         <w:rPr>
-          <w:rFonts w:ascii="Menlo" w:hAnsi="Menlo" w:eastAsia="Menlo"/>
+          <w:rFonts w:ascii="Menlo" w:hAnsi="Menlo" w:eastAsia="Menlo" w:cs="Menlo"/>
           <w:color w:val="173B57"/>
           <w:sz w:val="19"/>
         </w:rPr>
@@ -998,7 +998,7 @@
       </w:r>
       <w:r>
         <w:rPr>
-          <w:rFonts w:ascii="Calibri" w:hAnsi="Calibri" w:eastAsia="Calibri"/>
+          <w:rFonts w:ascii="PT Serif" w:hAnsi="PT Serif" w:eastAsia="PT Serif" w:cs="PT Serif"/>
           <w:b w:val="0"/>
           <w:i w:val="0"/>
         </w:rPr>
@@ -1011,7 +1011,7 @@
       </w:pPr>
       <w:r>
         <w:rPr>
-          <w:rFonts w:ascii="Menlo" w:hAnsi="Menlo" w:eastAsia="Menlo"/>
+          <w:rFonts w:ascii="Menlo" w:hAnsi="Menlo" w:eastAsia="Menlo" w:cs="Menlo"/>
           <w:color w:val="173B57"/>
           <w:sz w:val="19"/>
         </w:rPr>
@@ -1019,7 +1019,7 @@
       </w:r>
       <w:r>
         <w:rPr>
-          <w:rFonts w:ascii="Calibri" w:hAnsi="Calibri" w:eastAsia="Calibri"/>
+          <w:rFonts w:ascii="PT Serif" w:hAnsi="PT Serif" w:eastAsia="PT Serif" w:cs="PT Serif"/>
           <w:b w:val="0"/>
           <w:i w:val="0"/>
         </w:rPr>
@@ -1032,7 +1032,7 @@
       </w:pPr>
       <w:r>
         <w:rPr>
-          <w:rFonts w:ascii="Menlo" w:hAnsi="Menlo" w:eastAsia="Menlo"/>
+          <w:rFonts w:ascii="Menlo" w:hAnsi="Menlo" w:eastAsia="Menlo" w:cs="Menlo"/>
           <w:color w:val="173B57"/>
           <w:sz w:val="19"/>
         </w:rPr>
@@ -1040,7 +1040,7 @@
       </w:r>
       <w:r>
         <w:rPr>
-          <w:rFonts w:ascii="Calibri" w:hAnsi="Calibri" w:eastAsia="Calibri"/>
+          <w:rFonts w:ascii="PT Serif" w:hAnsi="PT Serif" w:eastAsia="PT Serif" w:cs="PT Serif"/>
           <w:b w:val="0"/>
           <w:i w:val="0"/>
         </w:rPr>
@@ -1053,7 +1053,7 @@
       </w:pPr>
       <w:r>
         <w:rPr>
-          <w:rFonts w:ascii="Menlo" w:hAnsi="Menlo" w:eastAsia="Menlo"/>
+          <w:rFonts w:ascii="Menlo" w:hAnsi="Menlo" w:eastAsia="Menlo" w:cs="Menlo"/>
           <w:color w:val="173B57"/>
           <w:sz w:val="19"/>
         </w:rPr>
@@ -1061,7 +1061,7 @@
       </w:r>
       <w:r>
         <w:rPr>
-          <w:rFonts w:ascii="Calibri" w:hAnsi="Calibri" w:eastAsia="Calibri"/>
+          <w:rFonts w:ascii="PT Serif" w:hAnsi="PT Serif" w:eastAsia="PT Serif" w:cs="PT Serif"/>
           <w:b w:val="0"/>
           <w:i w:val="0"/>
         </w:rPr>
@@ -1074,7 +1074,7 @@
       </w:pPr>
       <w:r>
         <w:rPr>
-          <w:rFonts w:ascii="Menlo" w:hAnsi="Menlo" w:eastAsia="Menlo"/>
+          <w:rFonts w:ascii="Menlo" w:hAnsi="Menlo" w:eastAsia="Menlo" w:cs="Menlo"/>
           <w:color w:val="173B57"/>
           <w:sz w:val="19"/>
         </w:rPr>
@@ -1082,7 +1082,7 @@
       </w:r>
       <w:r>
         <w:rPr>
-          <w:rFonts w:ascii="Calibri" w:hAnsi="Calibri" w:eastAsia="Calibri"/>
+          <w:rFonts w:ascii="PT Serif" w:hAnsi="PT Serif" w:eastAsia="PT Serif" w:cs="PT Serif"/>
           <w:b w:val="0"/>
           <w:i w:val="0"/>
         </w:rPr>
@@ -1095,7 +1095,7 @@
       </w:pPr>
       <w:r>
         <w:rPr>
-          <w:rFonts w:ascii="Calibri" w:hAnsi="Calibri" w:eastAsia="Calibri"/>
+          <w:rFonts w:ascii="PT Serif" w:hAnsi="PT Serif" w:eastAsia="PT Serif" w:cs="PT Serif"/>
           <w:b w:val="0"/>
           <w:i w:val="0"/>
         </w:rPr>
@@ -1103,7 +1103,7 @@
       </w:r>
       <w:r>
         <w:rPr>
-          <w:rFonts w:ascii="Menlo" w:hAnsi="Menlo" w:eastAsia="Menlo"/>
+          <w:rFonts w:ascii="Menlo" w:hAnsi="Menlo" w:eastAsia="Menlo" w:cs="Menlo"/>
           <w:color w:val="173B57"/>
           <w:sz w:val="19"/>
         </w:rPr>
@@ -1111,7 +1111,7 @@
       </w:r>
       <w:r>
         <w:rPr>
-          <w:rFonts w:ascii="Calibri" w:hAnsi="Calibri" w:eastAsia="Calibri"/>
+          <w:rFonts w:ascii="PT Serif" w:hAnsi="PT Serif" w:eastAsia="PT Serif" w:cs="PT Serif"/>
           <w:b w:val="0"/>
           <w:i w:val="0"/>
         </w:rPr>
@@ -1119,7 +1119,7 @@
       </w:r>
       <w:r>
         <w:rPr>
-          <w:rFonts w:ascii="Menlo" w:hAnsi="Menlo" w:eastAsia="Menlo"/>
+          <w:rFonts w:ascii="Menlo" w:hAnsi="Menlo" w:eastAsia="Menlo" w:cs="Menlo"/>
           <w:color w:val="173B57"/>
           <w:sz w:val="19"/>
         </w:rPr>
@@ -1127,7 +1127,7 @@
       </w:r>
       <w:r>
         <w:rPr>
-          <w:rFonts w:ascii="Calibri" w:hAnsi="Calibri" w:eastAsia="Calibri"/>
+          <w:rFonts w:ascii="PT Serif" w:hAnsi="PT Serif" w:eastAsia="PT Serif" w:cs="PT Serif"/>
           <w:b w:val="0"/>
           <w:i w:val="0"/>
         </w:rPr>
@@ -1135,7 +1135,7 @@
       </w:r>
       <w:r>
         <w:rPr>
-          <w:rFonts w:ascii="Menlo" w:hAnsi="Menlo" w:eastAsia="Menlo"/>
+          <w:rFonts w:ascii="Menlo" w:hAnsi="Menlo" w:eastAsia="Menlo" w:cs="Menlo"/>
           <w:color w:val="173B57"/>
           <w:sz w:val="19"/>
         </w:rPr>
@@ -1143,7 +1143,7 @@
       </w:r>
       <w:r>
         <w:rPr>
-          <w:rFonts w:ascii="Calibri" w:hAnsi="Calibri" w:eastAsia="Calibri"/>
+          <w:rFonts w:ascii="PT Serif" w:hAnsi="PT Serif" w:eastAsia="PT Serif" w:cs="PT Serif"/>
           <w:b w:val="0"/>
           <w:i w:val="0"/>
         </w:rPr>
@@ -1232,7 +1232,7 @@
       </w:pPr>
       <w:r>
         <w:rPr>
-          <w:rFonts w:ascii="Calibri" w:hAnsi="Calibri" w:eastAsia="Calibri"/>
+          <w:rFonts w:ascii="PT Serif" w:hAnsi="PT Serif" w:eastAsia="PT Serif" w:cs="PT Serif"/>
           <w:b w:val="0"/>
           <w:i w:val="0"/>
         </w:rPr>
@@ -1261,7 +1261,7 @@
       </w:pPr>
       <w:r>
         <w:rPr>
-          <w:rFonts w:ascii="Calibri" w:hAnsi="Calibri" w:eastAsia="Calibri"/>
+          <w:rFonts w:ascii="PT Serif" w:hAnsi="PT Serif" w:eastAsia="PT Serif" w:cs="PT Serif"/>
           <w:b w:val="0"/>
           <w:i w:val="0"/>
         </w:rPr>
@@ -1269,7 +1269,7 @@
       </w:r>
       <w:r>
         <w:rPr>
-          <w:rFonts w:ascii="Menlo" w:hAnsi="Menlo" w:eastAsia="Menlo"/>
+          <w:rFonts w:ascii="Menlo" w:hAnsi="Menlo" w:eastAsia="Menlo" w:cs="Menlo"/>
           <w:color w:val="173B57"/>
           <w:sz w:val="19"/>
         </w:rPr>
@@ -1277,7 +1277,7 @@
       </w:r>
       <w:r>
         <w:rPr>
-          <w:rFonts w:ascii="Calibri" w:hAnsi="Calibri" w:eastAsia="Calibri"/>
+          <w:rFonts w:ascii="PT Serif" w:hAnsi="PT Serif" w:eastAsia="PT Serif" w:cs="PT Serif"/>
           <w:b w:val="0"/>
           <w:i w:val="0"/>
         </w:rPr>
@@ -1285,7 +1285,7 @@
       </w:r>
       <w:r>
         <w:rPr>
-          <w:rFonts w:ascii="Menlo" w:hAnsi="Menlo" w:eastAsia="Menlo"/>
+          <w:rFonts w:ascii="Menlo" w:hAnsi="Menlo" w:eastAsia="Menlo" w:cs="Menlo"/>
           <w:color w:val="173B57"/>
           <w:sz w:val="19"/>
         </w:rPr>
@@ -1293,7 +1293,7 @@
       </w:r>
       <w:r>
         <w:rPr>
-          <w:rFonts w:ascii="Calibri" w:hAnsi="Calibri" w:eastAsia="Calibri"/>
+          <w:rFonts w:ascii="PT Serif" w:hAnsi="PT Serif" w:eastAsia="PT Serif" w:cs="PT Serif"/>
           <w:b w:val="0"/>
           <w:i w:val="0"/>
         </w:rPr>
@@ -1306,7 +1306,7 @@
       </w:pPr>
       <w:r>
         <w:rPr>
-          <w:rFonts w:ascii="Calibri" w:hAnsi="Calibri" w:eastAsia="Calibri"/>
+          <w:rFonts w:ascii="PT Serif" w:hAnsi="PT Serif" w:eastAsia="PT Serif" w:cs="PT Serif"/>
           <w:b w:val="0"/>
           <w:i w:val="0"/>
         </w:rPr>
@@ -1314,7 +1314,7 @@
       </w:r>
       <w:r>
         <w:rPr>
-          <w:rFonts w:ascii="Menlo" w:hAnsi="Menlo" w:eastAsia="Menlo"/>
+          <w:rFonts w:ascii="Menlo" w:hAnsi="Menlo" w:eastAsia="Menlo" w:cs="Menlo"/>
           <w:color w:val="173B57"/>
           <w:sz w:val="19"/>
         </w:rPr>
@@ -1322,7 +1322,7 @@
       </w:r>
       <w:r>
         <w:rPr>
-          <w:rFonts w:ascii="Calibri" w:hAnsi="Calibri" w:eastAsia="Calibri"/>
+          <w:rFonts w:ascii="PT Serif" w:hAnsi="PT Serif" w:eastAsia="PT Serif" w:cs="PT Serif"/>
           <w:b w:val="0"/>
           <w:i w:val="0"/>
         </w:rPr>
@@ -1330,7 +1330,7 @@
       </w:r>
       <w:r>
         <w:rPr>
-          <w:rFonts w:ascii="Menlo" w:hAnsi="Menlo" w:eastAsia="Menlo"/>
+          <w:rFonts w:ascii="Menlo" w:hAnsi="Menlo" w:eastAsia="Menlo" w:cs="Menlo"/>
           <w:color w:val="173B57"/>
           <w:sz w:val="19"/>
         </w:rPr>
@@ -1338,7 +1338,7 @@
       </w:r>
       <w:r>
         <w:rPr>
-          <w:rFonts w:ascii="Calibri" w:hAnsi="Calibri" w:eastAsia="Calibri"/>
+          <w:rFonts w:ascii="PT Serif" w:hAnsi="PT Serif" w:eastAsia="PT Serif" w:cs="PT Serif"/>
           <w:b w:val="0"/>
           <w:i w:val="0"/>
         </w:rPr>
@@ -1346,7 +1346,7 @@
       </w:r>
       <w:r>
         <w:rPr>
-          <w:rFonts w:ascii="Menlo" w:hAnsi="Menlo" w:eastAsia="Menlo"/>
+          <w:rFonts w:ascii="Menlo" w:hAnsi="Menlo" w:eastAsia="Menlo" w:cs="Menlo"/>
           <w:color w:val="173B57"/>
           <w:sz w:val="19"/>
         </w:rPr>
@@ -1354,7 +1354,7 @@
       </w:r>
       <w:r>
         <w:rPr>
-          <w:rFonts w:ascii="Calibri" w:hAnsi="Calibri" w:eastAsia="Calibri"/>
+          <w:rFonts w:ascii="PT Serif" w:hAnsi="PT Serif" w:eastAsia="PT Serif" w:cs="PT Serif"/>
           <w:b w:val="0"/>
           <w:i w:val="0"/>
         </w:rPr>
@@ -1362,7 +1362,7 @@
       </w:r>
       <w:r>
         <w:rPr>
-          <w:rFonts w:ascii="Menlo" w:hAnsi="Menlo" w:eastAsia="Menlo"/>
+          <w:rFonts w:ascii="Menlo" w:hAnsi="Menlo" w:eastAsia="Menlo" w:cs="Menlo"/>
           <w:color w:val="173B57"/>
           <w:sz w:val="19"/>
         </w:rPr>
@@ -1370,7 +1370,7 @@
       </w:r>
       <w:r>
         <w:rPr>
-          <w:rFonts w:ascii="Calibri" w:hAnsi="Calibri" w:eastAsia="Calibri"/>
+          <w:rFonts w:ascii="PT Serif" w:hAnsi="PT Serif" w:eastAsia="PT Serif" w:cs="PT Serif"/>
           <w:b w:val="0"/>
           <w:i w:val="0"/>
         </w:rPr>
@@ -1378,7 +1378,7 @@
       </w:r>
       <w:r>
         <w:rPr>
-          <w:rFonts w:ascii="Menlo" w:hAnsi="Menlo" w:eastAsia="Menlo"/>
+          <w:rFonts w:ascii="Menlo" w:hAnsi="Menlo" w:eastAsia="Menlo" w:cs="Menlo"/>
           <w:color w:val="173B57"/>
           <w:sz w:val="19"/>
         </w:rPr>
@@ -1386,7 +1386,7 @@
       </w:r>
       <w:r>
         <w:rPr>
-          <w:rFonts w:ascii="Calibri" w:hAnsi="Calibri" w:eastAsia="Calibri"/>
+          <w:rFonts w:ascii="PT Serif" w:hAnsi="PT Serif" w:eastAsia="PT Serif" w:cs="PT Serif"/>
           <w:b w:val="0"/>
           <w:i w:val="0"/>
         </w:rPr>
@@ -1407,7 +1407,7 @@
       </w:pPr>
       <w:r>
         <w:rPr>
-          <w:rFonts w:ascii="Calibri" w:hAnsi="Calibri" w:eastAsia="Calibri"/>
+          <w:rFonts w:ascii="PT Serif" w:hAnsi="PT Serif" w:eastAsia="PT Serif" w:cs="PT Serif"/>
           <w:b w:val="0"/>
           <w:i w:val="0"/>
         </w:rPr>
@@ -1428,7 +1428,7 @@
       </w:pPr>
       <w:r>
         <w:rPr>
-          <w:rFonts w:ascii="Calibri" w:hAnsi="Calibri" w:eastAsia="Calibri"/>
+          <w:rFonts w:ascii="PT Serif" w:hAnsi="PT Serif" w:eastAsia="PT Serif" w:cs="PT Serif"/>
           <w:b w:val="0"/>
           <w:i w:val="0"/>
         </w:rPr>
@@ -1436,7 +1436,7 @@
       </w:r>
       <w:r>
         <w:rPr>
-          <w:rFonts w:ascii="Menlo" w:hAnsi="Menlo" w:eastAsia="Menlo"/>
+          <w:rFonts w:ascii="Menlo" w:hAnsi="Menlo" w:eastAsia="Menlo" w:cs="Menlo"/>
           <w:color w:val="173B57"/>
           <w:sz w:val="19"/>
         </w:rPr>
@@ -1444,7 +1444,7 @@
       </w:r>
       <w:r>
         <w:rPr>
-          <w:rFonts w:ascii="Calibri" w:hAnsi="Calibri" w:eastAsia="Calibri"/>
+          <w:rFonts w:ascii="PT Serif" w:hAnsi="PT Serif" w:eastAsia="PT Serif" w:cs="PT Serif"/>
           <w:b w:val="0"/>
           <w:i w:val="0"/>
         </w:rPr>
@@ -1452,7 +1452,7 @@
       </w:r>
       <w:r>
         <w:rPr>
-          <w:rFonts w:ascii="Menlo" w:hAnsi="Menlo" w:eastAsia="Menlo"/>
+          <w:rFonts w:ascii="Menlo" w:hAnsi="Menlo" w:eastAsia="Menlo" w:cs="Menlo"/>
           <w:color w:val="173B57"/>
           <w:sz w:val="19"/>
         </w:rPr>
@@ -1460,7 +1460,7 @@
       </w:r>
       <w:r>
         <w:rPr>
-          <w:rFonts w:ascii="Calibri" w:hAnsi="Calibri" w:eastAsia="Calibri"/>
+          <w:rFonts w:ascii="PT Serif" w:hAnsi="PT Serif" w:eastAsia="PT Serif" w:cs="PT Serif"/>
           <w:b w:val="0"/>
           <w:i w:val="0"/>
         </w:rPr>
@@ -1468,7 +1468,7 @@
       </w:r>
       <w:r>
         <w:rPr>
-          <w:rFonts w:ascii="Menlo" w:hAnsi="Menlo" w:eastAsia="Menlo"/>
+          <w:rFonts w:ascii="Menlo" w:hAnsi="Menlo" w:eastAsia="Menlo" w:cs="Menlo"/>
           <w:color w:val="173B57"/>
           <w:sz w:val="19"/>
         </w:rPr>
@@ -1476,7 +1476,7 @@
       </w:r>
       <w:r>
         <w:rPr>
-          <w:rFonts w:ascii="Calibri" w:hAnsi="Calibri" w:eastAsia="Calibri"/>
+          <w:rFonts w:ascii="PT Serif" w:hAnsi="PT Serif" w:eastAsia="PT Serif" w:cs="PT Serif"/>
           <w:b w:val="0"/>
           <w:i w:val="0"/>
         </w:rPr>
@@ -1484,7 +1484,7 @@
       </w:r>
       <w:r>
         <w:rPr>
-          <w:rFonts w:ascii="Menlo" w:hAnsi="Menlo" w:eastAsia="Menlo"/>
+          <w:rFonts w:ascii="Menlo" w:hAnsi="Menlo" w:eastAsia="Menlo" w:cs="Menlo"/>
           <w:color w:val="173B57"/>
           <w:sz w:val="19"/>
         </w:rPr>
@@ -1492,7 +1492,7 @@
       </w:r>
       <w:r>
         <w:rPr>
-          <w:rFonts w:ascii="Calibri" w:hAnsi="Calibri" w:eastAsia="Calibri"/>
+          <w:rFonts w:ascii="PT Serif" w:hAnsi="PT Serif" w:eastAsia="PT Serif" w:cs="PT Serif"/>
           <w:b w:val="0"/>
           <w:i w:val="0"/>
         </w:rPr>
@@ -1529,7 +1529,7 @@
       </w:pPr>
       <w:r>
         <w:rPr>
-          <w:rFonts w:ascii="Calibri" w:hAnsi="Calibri" w:eastAsia="Calibri"/>
+          <w:rFonts w:ascii="PT Serif" w:hAnsi="PT Serif" w:eastAsia="PT Serif" w:cs="PT Serif"/>
           <w:b w:val="0"/>
           <w:i w:val="0"/>
         </w:rPr>
@@ -1537,7 +1537,7 @@
       </w:r>
       <w:r>
         <w:rPr>
-          <w:rFonts w:ascii="Menlo" w:hAnsi="Menlo" w:eastAsia="Menlo"/>
+          <w:rFonts w:ascii="Menlo" w:hAnsi="Menlo" w:eastAsia="Menlo" w:cs="Menlo"/>
           <w:color w:val="173B57"/>
           <w:sz w:val="19"/>
         </w:rPr>
@@ -1545,7 +1545,7 @@
       </w:r>
       <w:r>
         <w:rPr>
-          <w:rFonts w:ascii="Calibri" w:hAnsi="Calibri" w:eastAsia="Calibri"/>
+          <w:rFonts w:ascii="PT Serif" w:hAnsi="PT Serif" w:eastAsia="PT Serif" w:cs="PT Serif"/>
           <w:b w:val="0"/>
           <w:i w:val="0"/>
         </w:rPr>
@@ -1553,7 +1553,7 @@
       </w:r>
       <w:r>
         <w:rPr>
-          <w:rFonts w:ascii="Menlo" w:hAnsi="Menlo" w:eastAsia="Menlo"/>
+          <w:rFonts w:ascii="Menlo" w:hAnsi="Menlo" w:eastAsia="Menlo" w:cs="Menlo"/>
           <w:color w:val="173B57"/>
           <w:sz w:val="19"/>
         </w:rPr>
@@ -1561,7 +1561,7 @@
       </w:r>
       <w:r>
         <w:rPr>
-          <w:rFonts w:ascii="Calibri" w:hAnsi="Calibri" w:eastAsia="Calibri"/>
+          <w:rFonts w:ascii="PT Serif" w:hAnsi="PT Serif" w:eastAsia="PT Serif" w:cs="PT Serif"/>
           <w:b w:val="0"/>
           <w:i w:val="0"/>
         </w:rPr>
@@ -1574,7 +1574,7 @@
       </w:pPr>
       <w:r>
         <w:rPr>
-          <w:rFonts w:ascii="Calibri" w:hAnsi="Calibri" w:eastAsia="Calibri"/>
+          <w:rFonts w:ascii="PT Serif" w:hAnsi="PT Serif" w:eastAsia="PT Serif" w:cs="PT Serif"/>
           <w:b w:val="0"/>
           <w:i w:val="0"/>
         </w:rPr>
@@ -1595,7 +1595,7 @@
       </w:pPr>
       <w:r>
         <w:rPr>
-          <w:rFonts w:ascii="Calibri" w:hAnsi="Calibri" w:eastAsia="Calibri"/>
+          <w:rFonts w:ascii="PT Serif" w:hAnsi="PT Serif" w:eastAsia="PT Serif" w:cs="PT Serif"/>
           <w:b w:val="0"/>
           <w:i w:val="0"/>
         </w:rPr>
@@ -1603,7 +1603,7 @@
       </w:r>
       <w:r>
         <w:rPr>
-          <w:rFonts w:ascii="Menlo" w:hAnsi="Menlo" w:eastAsia="Menlo"/>
+          <w:rFonts w:ascii="Menlo" w:hAnsi="Menlo" w:eastAsia="Menlo" w:cs="Menlo"/>
           <w:color w:val="173B57"/>
           <w:sz w:val="19"/>
         </w:rPr>
@@ -1611,7 +1611,7 @@
       </w:r>
       <w:r>
         <w:rPr>
-          <w:rFonts w:ascii="Calibri" w:hAnsi="Calibri" w:eastAsia="Calibri"/>
+          <w:rFonts w:ascii="PT Serif" w:hAnsi="PT Serif" w:eastAsia="PT Serif" w:cs="PT Serif"/>
           <w:b w:val="0"/>
           <w:i w:val="0"/>
         </w:rPr>
@@ -1619,7 +1619,7 @@
       </w:r>
       <w:r>
         <w:rPr>
-          <w:rFonts w:ascii="Menlo" w:hAnsi="Menlo" w:eastAsia="Menlo"/>
+          <w:rFonts w:ascii="Menlo" w:hAnsi="Menlo" w:eastAsia="Menlo" w:cs="Menlo"/>
           <w:color w:val="173B57"/>
           <w:sz w:val="19"/>
         </w:rPr>
@@ -1627,7 +1627,7 @@
       </w:r>
       <w:r>
         <w:rPr>
-          <w:rFonts w:ascii="Calibri" w:hAnsi="Calibri" w:eastAsia="Calibri"/>
+          <w:rFonts w:ascii="PT Serif" w:hAnsi="PT Serif" w:eastAsia="PT Serif" w:cs="PT Serif"/>
           <w:b w:val="0"/>
           <w:i w:val="0"/>
         </w:rPr>
@@ -1648,7 +1648,7 @@
       </w:pPr>
       <w:r>
         <w:rPr>
-          <w:rFonts w:ascii="Calibri" w:hAnsi="Calibri" w:eastAsia="Calibri"/>
+          <w:rFonts w:ascii="PT Serif" w:hAnsi="PT Serif" w:eastAsia="PT Serif" w:cs="PT Serif"/>
           <w:b w:val="0"/>
           <w:i w:val="0"/>
         </w:rPr>
@@ -1656,7 +1656,7 @@
       </w:r>
       <w:r>
         <w:rPr>
-          <w:rFonts w:ascii="Menlo" w:hAnsi="Menlo" w:eastAsia="Menlo"/>
+          <w:rFonts w:ascii="Menlo" w:hAnsi="Menlo" w:eastAsia="Menlo" w:cs="Menlo"/>
           <w:color w:val="173B57"/>
           <w:sz w:val="19"/>
         </w:rPr>
@@ -1664,7 +1664,7 @@
       </w:r>
       <w:r>
         <w:rPr>
-          <w:rFonts w:ascii="Calibri" w:hAnsi="Calibri" w:eastAsia="Calibri"/>
+          <w:rFonts w:ascii="PT Serif" w:hAnsi="PT Serif" w:eastAsia="PT Serif" w:cs="PT Serif"/>
           <w:b w:val="0"/>
           <w:i w:val="0"/>
         </w:rPr>
@@ -1672,7 +1672,7 @@
       </w:r>
       <w:r>
         <w:rPr>
-          <w:rFonts w:ascii="Menlo" w:hAnsi="Menlo" w:eastAsia="Menlo"/>
+          <w:rFonts w:ascii="Menlo" w:hAnsi="Menlo" w:eastAsia="Menlo" w:cs="Menlo"/>
           <w:color w:val="173B57"/>
           <w:sz w:val="19"/>
         </w:rPr>
@@ -1680,7 +1680,7 @@
       </w:r>
       <w:r>
         <w:rPr>
-          <w:rFonts w:ascii="Calibri" w:hAnsi="Calibri" w:eastAsia="Calibri"/>
+          <w:rFonts w:ascii="PT Serif" w:hAnsi="PT Serif" w:eastAsia="PT Serif" w:cs="PT Serif"/>
           <w:b w:val="0"/>
           <w:i w:val="0"/>
         </w:rPr>
@@ -1701,7 +1701,7 @@
       </w:pPr>
       <w:r>
         <w:rPr>
-          <w:rFonts w:ascii="Calibri" w:hAnsi="Calibri" w:eastAsia="Calibri"/>
+          <w:rFonts w:ascii="PT Serif" w:hAnsi="PT Serif" w:eastAsia="PT Serif" w:cs="PT Serif"/>
           <w:b w:val="0"/>
           <w:i w:val="0"/>
         </w:rPr>
@@ -1709,7 +1709,7 @@
       </w:r>
       <w:r>
         <w:rPr>
-          <w:rFonts w:ascii="Menlo" w:hAnsi="Menlo" w:eastAsia="Menlo"/>
+          <w:rFonts w:ascii="Menlo" w:hAnsi="Menlo" w:eastAsia="Menlo" w:cs="Menlo"/>
           <w:color w:val="173B57"/>
           <w:sz w:val="19"/>
         </w:rPr>
@@ -1717,7 +1717,7 @@
       </w:r>
       <w:r>
         <w:rPr>
-          <w:rFonts w:ascii="Calibri" w:hAnsi="Calibri" w:eastAsia="Calibri"/>
+          <w:rFonts w:ascii="PT Serif" w:hAnsi="PT Serif" w:eastAsia="PT Serif" w:cs="PT Serif"/>
           <w:b w:val="0"/>
           <w:i w:val="0"/>
         </w:rPr>
@@ -1725,7 +1725,7 @@
       </w:r>
       <w:r>
         <w:rPr>
-          <w:rFonts w:ascii="Menlo" w:hAnsi="Menlo" w:eastAsia="Menlo"/>
+          <w:rFonts w:ascii="Menlo" w:hAnsi="Menlo" w:eastAsia="Menlo" w:cs="Menlo"/>
           <w:color w:val="173B57"/>
           <w:sz w:val="19"/>
         </w:rPr>
@@ -1733,7 +1733,7 @@
       </w:r>
       <w:r>
         <w:rPr>
-          <w:rFonts w:ascii="Calibri" w:hAnsi="Calibri" w:eastAsia="Calibri"/>
+          <w:rFonts w:ascii="PT Serif" w:hAnsi="PT Serif" w:eastAsia="PT Serif" w:cs="PT Serif"/>
           <w:b w:val="0"/>
           <w:i w:val="0"/>
         </w:rPr>
@@ -1741,7 +1741,7 @@
       </w:r>
       <w:r>
         <w:rPr>
-          <w:rFonts w:ascii="Menlo" w:hAnsi="Menlo" w:eastAsia="Menlo"/>
+          <w:rFonts w:ascii="Menlo" w:hAnsi="Menlo" w:eastAsia="Menlo" w:cs="Menlo"/>
           <w:color w:val="173B57"/>
           <w:sz w:val="19"/>
         </w:rPr>
@@ -1749,7 +1749,7 @@
       </w:r>
       <w:r>
         <w:rPr>
-          <w:rFonts w:ascii="Calibri" w:hAnsi="Calibri" w:eastAsia="Calibri"/>
+          <w:rFonts w:ascii="PT Serif" w:hAnsi="PT Serif" w:eastAsia="PT Serif" w:cs="PT Serif"/>
           <w:b w:val="0"/>
           <w:i w:val="0"/>
         </w:rPr>
@@ -1778,7 +1778,7 @@
       </w:pPr>
       <w:r>
         <w:rPr>
-          <w:rFonts w:ascii="Calibri" w:hAnsi="Calibri" w:eastAsia="Calibri"/>
+          <w:rFonts w:ascii="PT Serif" w:hAnsi="PT Serif" w:eastAsia="PT Serif" w:cs="PT Serif"/>
           <w:b w:val="0"/>
           <w:i w:val="0"/>
         </w:rPr>
@@ -1786,7 +1786,7 @@
       </w:r>
       <w:r>
         <w:rPr>
-          <w:rFonts w:ascii="Menlo" w:hAnsi="Menlo" w:eastAsia="Menlo"/>
+          <w:rFonts w:ascii="Menlo" w:hAnsi="Menlo" w:eastAsia="Menlo" w:cs="Menlo"/>
           <w:color w:val="173B57"/>
           <w:sz w:val="19"/>
         </w:rPr>
@@ -1794,7 +1794,7 @@
       </w:r>
       <w:r>
         <w:rPr>
-          <w:rFonts w:ascii="Calibri" w:hAnsi="Calibri" w:eastAsia="Calibri"/>
+          <w:rFonts w:ascii="PT Serif" w:hAnsi="PT Serif" w:eastAsia="PT Serif" w:cs="PT Serif"/>
           <w:b w:val="0"/>
           <w:i w:val="0"/>
         </w:rPr>
@@ -1807,13 +1807,13 @@
       </w:pPr>
       <w:r>
         <w:rPr>
-          <w:rFonts w:ascii="Calibri" w:hAnsi="Calibri" w:eastAsia="Calibri"/>
+          <w:rFonts w:ascii="PT Serif" w:hAnsi="PT Serif" w:eastAsia="PT Serif" w:cs="PT Serif"/>
         </w:rPr>
         <w:t xml:space="preserve">1. </w:t>
       </w:r>
       <w:r>
         <w:rPr>
-          <w:rFonts w:ascii="Calibri" w:hAnsi="Calibri" w:eastAsia="Calibri"/>
+          <w:rFonts w:ascii="PT Serif" w:hAnsi="PT Serif" w:eastAsia="PT Serif" w:cs="PT Serif"/>
           <w:b w:val="0"/>
           <w:i w:val="0"/>
         </w:rPr>
@@ -1826,13 +1826,13 @@
       </w:pPr>
       <w:r>
         <w:rPr>
-          <w:rFonts w:ascii="Calibri" w:hAnsi="Calibri" w:eastAsia="Calibri"/>
+          <w:rFonts w:ascii="PT Serif" w:hAnsi="PT Serif" w:eastAsia="PT Serif" w:cs="PT Serif"/>
         </w:rPr>
         <w:t xml:space="preserve">2. </w:t>
       </w:r>
       <w:r>
         <w:rPr>
-          <w:rFonts w:ascii="Calibri" w:hAnsi="Calibri" w:eastAsia="Calibri"/>
+          <w:rFonts w:ascii="PT Serif" w:hAnsi="PT Serif" w:eastAsia="PT Serif" w:cs="PT Serif"/>
           <w:b w:val="0"/>
           <w:i w:val="0"/>
         </w:rPr>
@@ -1845,13 +1845,13 @@
       </w:pPr>
       <w:r>
         <w:rPr>
-          <w:rFonts w:ascii="Calibri" w:hAnsi="Calibri" w:eastAsia="Calibri"/>
+          <w:rFonts w:ascii="PT Serif" w:hAnsi="PT Serif" w:eastAsia="PT Serif" w:cs="PT Serif"/>
         </w:rPr>
         <w:t xml:space="preserve">3. </w:t>
       </w:r>
       <w:r>
         <w:rPr>
-          <w:rFonts w:ascii="Calibri" w:hAnsi="Calibri" w:eastAsia="Calibri"/>
+          <w:rFonts w:ascii="PT Serif" w:hAnsi="PT Serif" w:eastAsia="PT Serif" w:cs="PT Serif"/>
           <w:b w:val="0"/>
           <w:i w:val="0"/>
         </w:rPr>
@@ -1864,13 +1864,13 @@
       </w:pPr>
       <w:r>
         <w:rPr>
-          <w:rFonts w:ascii="Calibri" w:hAnsi="Calibri" w:eastAsia="Calibri"/>
+          <w:rFonts w:ascii="PT Serif" w:hAnsi="PT Serif" w:eastAsia="PT Serif" w:cs="PT Serif"/>
         </w:rPr>
         <w:t xml:space="preserve">4. </w:t>
       </w:r>
       <w:r>
         <w:rPr>
-          <w:rFonts w:ascii="Calibri" w:hAnsi="Calibri" w:eastAsia="Calibri"/>
+          <w:rFonts w:ascii="PT Serif" w:hAnsi="PT Serif" w:eastAsia="PT Serif" w:cs="PT Serif"/>
           <w:b w:val="0"/>
           <w:i w:val="0"/>
         </w:rPr>
@@ -1883,7 +1883,7 @@
       </w:pPr>
       <w:r>
         <w:rPr>
-          <w:rFonts w:ascii="Calibri" w:hAnsi="Calibri" w:eastAsia="Calibri"/>
+          <w:rFonts w:ascii="PT Serif" w:hAnsi="PT Serif" w:eastAsia="PT Serif" w:cs="PT Serif"/>
           <w:b w:val="0"/>
           <w:i w:val="0"/>
         </w:rPr>
@@ -1904,7 +1904,7 @@
       </w:pPr>
       <w:r>
         <w:rPr>
-          <w:rFonts w:ascii="Calibri" w:hAnsi="Calibri" w:eastAsia="Calibri"/>
+          <w:rFonts w:ascii="PT Serif" w:hAnsi="PT Serif" w:eastAsia="PT Serif" w:cs="PT Serif"/>
           <w:b w:val="0"/>
           <w:i w:val="0"/>
         </w:rPr>
@@ -1912,7 +1912,7 @@
       </w:r>
       <w:r>
         <w:rPr>
-          <w:rFonts w:ascii="Menlo" w:hAnsi="Menlo" w:eastAsia="Menlo"/>
+          <w:rFonts w:ascii="Menlo" w:hAnsi="Menlo" w:eastAsia="Menlo" w:cs="Menlo"/>
           <w:color w:val="173B57"/>
           <w:sz w:val="19"/>
         </w:rPr>
@@ -1920,7 +1920,7 @@
       </w:r>
       <w:r>
         <w:rPr>
-          <w:rFonts w:ascii="Calibri" w:hAnsi="Calibri" w:eastAsia="Calibri"/>
+          <w:rFonts w:ascii="PT Serif" w:hAnsi="PT Serif" w:eastAsia="PT Serif" w:cs="PT Serif"/>
           <w:b w:val="0"/>
           <w:i w:val="0"/>
         </w:rPr>
@@ -1933,7 +1933,7 @@
       </w:pPr>
       <w:r>
         <w:rPr>
-          <w:rFonts w:ascii="Calibri" w:hAnsi="Calibri" w:eastAsia="Calibri"/>
+          <w:rFonts w:ascii="PT Serif" w:hAnsi="PT Serif" w:eastAsia="PT Serif" w:cs="PT Serif"/>
           <w:b w:val="0"/>
           <w:i w:val="0"/>
         </w:rPr>
@@ -1962,7 +1962,7 @@
       </w:pPr>
       <w:r>
         <w:rPr>
-          <w:rFonts w:ascii="Calibri" w:hAnsi="Calibri" w:eastAsia="Calibri"/>
+          <w:rFonts w:ascii="PT Serif" w:hAnsi="PT Serif" w:eastAsia="PT Serif" w:cs="PT Serif"/>
           <w:b w:val="0"/>
           <w:i w:val="0"/>
         </w:rPr>
@@ -1983,7 +1983,7 @@
       </w:pPr>
       <w:r>
         <w:rPr>
-          <w:rFonts w:ascii="Calibri" w:hAnsi="Calibri" w:eastAsia="Calibri"/>
+          <w:rFonts w:ascii="PT Serif" w:hAnsi="PT Serif" w:eastAsia="PT Serif" w:cs="PT Serif"/>
           <w:b w:val="0"/>
           <w:i w:val="0"/>
         </w:rPr>
@@ -2004,13 +2004,13 @@
       </w:pPr>
       <w:r>
         <w:rPr>
-          <w:rFonts w:ascii="Calibri" w:hAnsi="Calibri" w:eastAsia="Calibri"/>
+          <w:rFonts w:ascii="PT Serif" w:hAnsi="PT Serif" w:eastAsia="PT Serif" w:cs="PT Serif"/>
         </w:rPr>
         <w:t xml:space="preserve">1. </w:t>
       </w:r>
       <w:r>
         <w:rPr>
-          <w:rFonts w:ascii="Calibri" w:hAnsi="Calibri" w:eastAsia="Calibri"/>
+          <w:rFonts w:ascii="PT Serif" w:hAnsi="PT Serif" w:eastAsia="PT Serif" w:cs="PT Serif"/>
           <w:b w:val="0"/>
           <w:i w:val="0"/>
         </w:rPr>
@@ -2023,13 +2023,13 @@
       </w:pPr>
       <w:r>
         <w:rPr>
-          <w:rFonts w:ascii="Calibri" w:hAnsi="Calibri" w:eastAsia="Calibri"/>
+          <w:rFonts w:ascii="PT Serif" w:hAnsi="PT Serif" w:eastAsia="PT Serif" w:cs="PT Serif"/>
         </w:rPr>
         <w:t xml:space="preserve">2. </w:t>
       </w:r>
       <w:r>
         <w:rPr>
-          <w:rFonts w:ascii="Calibri" w:hAnsi="Calibri" w:eastAsia="Calibri"/>
+          <w:rFonts w:ascii="PT Serif" w:hAnsi="PT Serif" w:eastAsia="PT Serif" w:cs="PT Serif"/>
           <w:b w:val="0"/>
           <w:i w:val="0"/>
         </w:rPr>
@@ -2042,13 +2042,13 @@
       </w:pPr>
       <w:r>
         <w:rPr>
-          <w:rFonts w:ascii="Calibri" w:hAnsi="Calibri" w:eastAsia="Calibri"/>
+          <w:rFonts w:ascii="PT Serif" w:hAnsi="PT Serif" w:eastAsia="PT Serif" w:cs="PT Serif"/>
         </w:rPr>
         <w:t xml:space="preserve">3. </w:t>
       </w:r>
       <w:r>
         <w:rPr>
-          <w:rFonts w:ascii="Calibri" w:hAnsi="Calibri" w:eastAsia="Calibri"/>
+          <w:rFonts w:ascii="PT Serif" w:hAnsi="PT Serif" w:eastAsia="PT Serif" w:cs="PT Serif"/>
           <w:b w:val="0"/>
           <w:i w:val="0"/>
         </w:rPr>
@@ -2061,13 +2061,13 @@
       </w:pPr>
       <w:r>
         <w:rPr>
-          <w:rFonts w:ascii="Calibri" w:hAnsi="Calibri" w:eastAsia="Calibri"/>
+          <w:rFonts w:ascii="PT Serif" w:hAnsi="PT Serif" w:eastAsia="PT Serif" w:cs="PT Serif"/>
         </w:rPr>
         <w:t xml:space="preserve">4. </w:t>
       </w:r>
       <w:r>
         <w:rPr>
-          <w:rFonts w:ascii="Calibri" w:hAnsi="Calibri" w:eastAsia="Calibri"/>
+          <w:rFonts w:ascii="PT Serif" w:hAnsi="PT Serif" w:eastAsia="PT Serif" w:cs="PT Serif"/>
           <w:b w:val="0"/>
           <w:i w:val="0"/>
         </w:rPr>
@@ -2080,13 +2080,13 @@
       </w:pPr>
       <w:r>
         <w:rPr>
-          <w:rFonts w:ascii="Calibri" w:hAnsi="Calibri" w:eastAsia="Calibri"/>
+          <w:rFonts w:ascii="PT Serif" w:hAnsi="PT Serif" w:eastAsia="PT Serif" w:cs="PT Serif"/>
         </w:rPr>
         <w:t xml:space="preserve">5. </w:t>
       </w:r>
       <w:r>
         <w:rPr>
-          <w:rFonts w:ascii="Calibri" w:hAnsi="Calibri" w:eastAsia="Calibri"/>
+          <w:rFonts w:ascii="PT Serif" w:hAnsi="PT Serif" w:eastAsia="PT Serif" w:cs="PT Serif"/>
           <w:b w:val="0"/>
           <w:i w:val="0"/>
         </w:rPr>
@@ -2099,13 +2099,13 @@
       </w:pPr>
       <w:r>
         <w:rPr>
-          <w:rFonts w:ascii="Calibri" w:hAnsi="Calibri" w:eastAsia="Calibri"/>
+          <w:rFonts w:ascii="PT Serif" w:hAnsi="PT Serif" w:eastAsia="PT Serif" w:cs="PT Serif"/>
         </w:rPr>
         <w:t xml:space="preserve">6. </w:t>
       </w:r>
       <w:r>
         <w:rPr>
-          <w:rFonts w:ascii="Calibri" w:hAnsi="Calibri" w:eastAsia="Calibri"/>
+          <w:rFonts w:ascii="PT Serif" w:hAnsi="PT Serif" w:eastAsia="PT Serif" w:cs="PT Serif"/>
           <w:b w:val="0"/>
           <w:i w:val="0"/>
         </w:rPr>
@@ -2118,13 +2118,13 @@
       </w:pPr>
       <w:r>
         <w:rPr>
-          <w:rFonts w:ascii="Calibri" w:hAnsi="Calibri" w:eastAsia="Calibri"/>
+          <w:rFonts w:ascii="PT Serif" w:hAnsi="PT Serif" w:eastAsia="PT Serif" w:cs="PT Serif"/>
         </w:rPr>
         <w:t xml:space="preserve">7. </w:t>
       </w:r>
       <w:r>
         <w:rPr>
-          <w:rFonts w:ascii="Calibri" w:hAnsi="Calibri" w:eastAsia="Calibri"/>
+          <w:rFonts w:ascii="PT Serif" w:hAnsi="PT Serif" w:eastAsia="PT Serif" w:cs="PT Serif"/>
           <w:b w:val="0"/>
           <w:i w:val="0"/>
         </w:rPr>
@@ -2137,7 +2137,7 @@
       </w:pPr>
       <w:r>
         <w:rPr>
-          <w:rFonts w:ascii="Calibri" w:hAnsi="Calibri" w:eastAsia="Calibri"/>
+          <w:rFonts w:ascii="PT Serif" w:hAnsi="PT Serif" w:eastAsia="PT Serif" w:cs="PT Serif"/>
           <w:b w:val="0"/>
           <w:i w:val="0"/>
         </w:rPr>
@@ -2160,6 +2160,14 @@
         <w:tblLayout w:type="fixed"/>
         <w:tblLook w:firstColumn="1" w:firstRow="1" w:lastColumn="0" w:lastRow="0" w:noHBand="0" w:noVBand="1" w:val="04A0"/>
         <w:tblInd w:w="120" w:type="dxa"/>
+        <w:tblBorders>
+          <w:top w:val="single" w:sz="6" w:space="0" w:color="CBD5E1"/>
+          <w:left w:val="single" w:sz="6" w:space="0" w:color="CBD5E1"/>
+          <w:bottom w:val="single" w:sz="6" w:space="0" w:color="CBD5E1"/>
+          <w:right w:val="single" w:sz="6" w:space="0" w:color="CBD5E1"/>
+          <w:insideH w:val="single" w:sz="6" w:space="0" w:color="CBD5E1"/>
+          <w:insideV w:val="single" w:sz="6" w:space="0" w:color="CBD5E1"/>
+        </w:tblBorders>
       </w:tblPr>
       <w:tblGrid>
         <w:gridCol w:w="1900"/>
@@ -2170,6 +2178,7 @@
       <w:tr>
         <w:trPr>
           <w:tblHeader w:val="true"/>
+          <w:cantSplit/>
         </w:trPr>
         <w:tc>
           <w:tcPr>
@@ -2181,22 +2190,23 @@
               <w:end w:w="120" w:type="dxa"/>
             </w:tcMar>
             <w:vAlign w:val="center"/>
-            <w:shd w:fill="EEF4F8"/>
+            <w:shd w:fill="EAF1F7"/>
           </w:tcPr>
           <w:p>
             <w:pPr>
-              <w:spacing w:before="0" w:after="60" w:line="259" w:lineRule="auto"/>
+              <w:spacing w:before="0" w:after="80" w:line="264" w:lineRule="auto"/>
+              <w:jc w:val="left"/>
             </w:pPr>
             <w:r>
               <w:rPr>
-                <w:rFonts w:ascii="Calibri" w:hAnsi="Calibri" w:eastAsia="Calibri"/>
+                <w:rFonts w:ascii="PT Sans" w:hAnsi="PT Sans" w:eastAsia="PT Sans" w:cs="PT Sans"/>
                 <w:b/>
                 <w:sz w:val="18"/>
               </w:rPr>
             </w:r>
             <w:r>
               <w:rPr>
-                <w:rFonts w:ascii="Calibri" w:hAnsi="Calibri" w:eastAsia="Calibri"/>
+                <w:rFonts w:ascii="PT Sans" w:hAnsi="PT Sans" w:eastAsia="PT Sans" w:cs="PT Sans"/>
                 <w:b/>
                 <w:i w:val="0"/>
                 <w:sz w:val="18"/>
@@ -2215,22 +2225,23 @@
               <w:end w:w="120" w:type="dxa"/>
             </w:tcMar>
             <w:vAlign w:val="center"/>
-            <w:shd w:fill="EEF4F8"/>
+            <w:shd w:fill="EAF1F7"/>
           </w:tcPr>
           <w:p>
             <w:pPr>
-              <w:spacing w:before="0" w:after="60" w:line="259" w:lineRule="auto"/>
+              <w:spacing w:before="0" w:after="80" w:line="264" w:lineRule="auto"/>
+              <w:jc w:val="left"/>
             </w:pPr>
             <w:r>
               <w:rPr>
-                <w:rFonts w:ascii="Calibri" w:hAnsi="Calibri" w:eastAsia="Calibri"/>
+                <w:rFonts w:ascii="PT Sans" w:hAnsi="PT Sans" w:eastAsia="PT Sans" w:cs="PT Sans"/>
                 <w:b/>
                 <w:sz w:val="18"/>
               </w:rPr>
             </w:r>
             <w:r>
               <w:rPr>
-                <w:rFonts w:ascii="Calibri" w:hAnsi="Calibri" w:eastAsia="Calibri"/>
+                <w:rFonts w:ascii="PT Sans" w:hAnsi="PT Sans" w:eastAsia="PT Sans" w:cs="PT Sans"/>
                 <w:b/>
                 <w:i w:val="0"/>
                 <w:sz w:val="18"/>
@@ -2249,22 +2260,23 @@
               <w:end w:w="120" w:type="dxa"/>
             </w:tcMar>
             <w:vAlign w:val="center"/>
-            <w:shd w:fill="EEF4F8"/>
+            <w:shd w:fill="EAF1F7"/>
           </w:tcPr>
           <w:p>
             <w:pPr>
-              <w:spacing w:before="0" w:after="60" w:line="259" w:lineRule="auto"/>
+              <w:spacing w:before="0" w:after="80" w:line="264" w:lineRule="auto"/>
+              <w:jc w:val="left"/>
             </w:pPr>
             <w:r>
               <w:rPr>
-                <w:rFonts w:ascii="Calibri" w:hAnsi="Calibri" w:eastAsia="Calibri"/>
+                <w:rFonts w:ascii="PT Sans" w:hAnsi="PT Sans" w:eastAsia="PT Sans" w:cs="PT Sans"/>
                 <w:b/>
                 <w:sz w:val="18"/>
               </w:rPr>
             </w:r>
             <w:r>
               <w:rPr>
-                <w:rFonts w:ascii="Calibri" w:hAnsi="Calibri" w:eastAsia="Calibri"/>
+                <w:rFonts w:ascii="PT Sans" w:hAnsi="PT Sans" w:eastAsia="PT Sans" w:cs="PT Sans"/>
                 <w:b/>
                 <w:i w:val="0"/>
                 <w:sz w:val="18"/>
@@ -2283,22 +2295,23 @@
               <w:end w:w="120" w:type="dxa"/>
             </w:tcMar>
             <w:vAlign w:val="center"/>
-            <w:shd w:fill="EEF4F8"/>
+            <w:shd w:fill="EAF1F7"/>
           </w:tcPr>
           <w:p>
             <w:pPr>
-              <w:spacing w:before="0" w:after="60" w:line="259" w:lineRule="auto"/>
+              <w:spacing w:before="0" w:after="80" w:line="264" w:lineRule="auto"/>
+              <w:jc w:val="left"/>
             </w:pPr>
             <w:r>
               <w:rPr>
-                <w:rFonts w:ascii="Calibri" w:hAnsi="Calibri" w:eastAsia="Calibri"/>
+                <w:rFonts w:ascii="PT Sans" w:hAnsi="PT Sans" w:eastAsia="PT Sans" w:cs="PT Sans"/>
                 <w:b/>
                 <w:sz w:val="18"/>
               </w:rPr>
             </w:r>
             <w:r>
               <w:rPr>
-                <w:rFonts w:ascii="Calibri" w:hAnsi="Calibri" w:eastAsia="Calibri"/>
+                <w:rFonts w:ascii="PT Sans" w:hAnsi="PT Sans" w:eastAsia="PT Sans" w:cs="PT Sans"/>
                 <w:b/>
                 <w:i w:val="0"/>
                 <w:sz w:val="18"/>
@@ -2309,6 +2322,9 @@
         </w:tc>
       </w:tr>
       <w:tr>
+        <w:trPr>
+          <w:cantSplit/>
+        </w:trPr>
         <w:tc>
           <w:tcPr>
             <w:tcW w:type="dxa" w:w="1900"/>
@@ -2322,17 +2338,18 @@
           </w:tcPr>
           <w:p>
             <w:pPr>
-              <w:spacing w:before="0" w:after="60" w:line="259" w:lineRule="auto"/>
+              <w:spacing w:before="0" w:after="80" w:line="264" w:lineRule="auto"/>
+              <w:jc w:val="left"/>
             </w:pPr>
             <w:r>
               <w:rPr>
-                <w:rFonts w:ascii="Calibri" w:hAnsi="Calibri" w:eastAsia="Calibri"/>
+                <w:rFonts w:ascii="PT Sans" w:hAnsi="PT Sans" w:eastAsia="PT Sans" w:cs="PT Sans"/>
                 <w:sz w:val="18"/>
               </w:rPr>
             </w:r>
             <w:r>
               <w:rPr>
-                <w:rFonts w:ascii="Calibri" w:hAnsi="Calibri" w:eastAsia="Calibri"/>
+                <w:rFonts w:ascii="PT Sans" w:hAnsi="PT Sans" w:eastAsia="PT Sans" w:cs="PT Sans"/>
                 <w:b w:val="0"/>
                 <w:i w:val="0"/>
                 <w:sz w:val="18"/>
@@ -2341,7 +2358,7 @@
             </w:r>
             <w:r>
               <w:rPr>
-                <w:rFonts w:ascii="Calibri" w:hAnsi="Calibri" w:eastAsia="Calibri"/>
+                <w:rFonts w:ascii="PT Sans" w:hAnsi="PT Sans" w:eastAsia="PT Sans" w:cs="PT Sans"/>
                 <w:color w:val="173B57"/>
                 <w:sz w:val="18"/>
               </w:rPr>
@@ -2362,17 +2379,18 @@
           </w:tcPr>
           <w:p>
             <w:pPr>
-              <w:spacing w:before="0" w:after="60" w:line="259" w:lineRule="auto"/>
+              <w:spacing w:before="0" w:after="80" w:line="264" w:lineRule="auto"/>
+              <w:jc w:val="left"/>
             </w:pPr>
             <w:r>
               <w:rPr>
-                <w:rFonts w:ascii="Calibri" w:hAnsi="Calibri" w:eastAsia="Calibri"/>
+                <w:rFonts w:ascii="PT Sans" w:hAnsi="PT Sans" w:eastAsia="PT Sans" w:cs="PT Sans"/>
                 <w:sz w:val="18"/>
               </w:rPr>
             </w:r>
             <w:r>
               <w:rPr>
-                <w:rFonts w:ascii="Calibri" w:hAnsi="Calibri" w:eastAsia="Calibri"/>
+                <w:rFonts w:ascii="PT Sans" w:hAnsi="PT Sans" w:eastAsia="PT Sans" w:cs="PT Sans"/>
                 <w:b w:val="0"/>
                 <w:i w:val="0"/>
                 <w:sz w:val="18"/>
@@ -2394,17 +2412,18 @@
           </w:tcPr>
           <w:p>
             <w:pPr>
-              <w:spacing w:before="0" w:after="60" w:line="259" w:lineRule="auto"/>
+              <w:spacing w:before="0" w:after="80" w:line="264" w:lineRule="auto"/>
+              <w:jc w:val="left"/>
             </w:pPr>
             <w:r>
               <w:rPr>
-                <w:rFonts w:ascii="Calibri" w:hAnsi="Calibri" w:eastAsia="Calibri"/>
+                <w:rFonts w:ascii="PT Sans" w:hAnsi="PT Sans" w:eastAsia="PT Sans" w:cs="PT Sans"/>
                 <w:sz w:val="18"/>
               </w:rPr>
             </w:r>
             <w:r>
               <w:rPr>
-                <w:rFonts w:ascii="Calibri" w:hAnsi="Calibri" w:eastAsia="Calibri"/>
+                <w:rFonts w:ascii="PT Sans" w:hAnsi="PT Sans" w:eastAsia="PT Sans" w:cs="PT Sans"/>
                 <w:b w:val="0"/>
                 <w:i w:val="0"/>
                 <w:sz w:val="18"/>
@@ -2426,17 +2445,18 @@
           </w:tcPr>
           <w:p>
             <w:pPr>
-              <w:spacing w:before="0" w:after="60" w:line="259" w:lineRule="auto"/>
+              <w:spacing w:before="0" w:after="80" w:line="264" w:lineRule="auto"/>
+              <w:jc w:val="left"/>
             </w:pPr>
             <w:r>
               <w:rPr>
-                <w:rFonts w:ascii="Calibri" w:hAnsi="Calibri" w:eastAsia="Calibri"/>
+                <w:rFonts w:ascii="PT Sans" w:hAnsi="PT Sans" w:eastAsia="PT Sans" w:cs="PT Sans"/>
                 <w:sz w:val="18"/>
               </w:rPr>
             </w:r>
             <w:r>
               <w:rPr>
-                <w:rFonts w:ascii="Calibri" w:hAnsi="Calibri" w:eastAsia="Calibri"/>
+                <w:rFonts w:ascii="PT Sans" w:hAnsi="PT Sans" w:eastAsia="PT Sans" w:cs="PT Sans"/>
                 <w:b w:val="0"/>
                 <w:i w:val="0"/>
                 <w:sz w:val="18"/>
@@ -2447,6 +2467,9 @@
         </w:tc>
       </w:tr>
       <w:tr>
+        <w:trPr>
+          <w:cantSplit/>
+        </w:trPr>
         <w:tc>
           <w:tcPr>
             <w:tcW w:type="dxa" w:w="1900"/>
@@ -2457,20 +2480,22 @@
               <w:end w:w="120" w:type="dxa"/>
             </w:tcMar>
             <w:vAlign w:val="center"/>
+            <w:shd w:fill="F5F8FB"/>
           </w:tcPr>
           <w:p>
             <w:pPr>
-              <w:spacing w:before="0" w:after="60" w:line="259" w:lineRule="auto"/>
+              <w:spacing w:before="0" w:after="80" w:line="264" w:lineRule="auto"/>
+              <w:jc w:val="left"/>
             </w:pPr>
             <w:r>
               <w:rPr>
-                <w:rFonts w:ascii="Calibri" w:hAnsi="Calibri" w:eastAsia="Calibri"/>
+                <w:rFonts w:ascii="PT Sans" w:hAnsi="PT Sans" w:eastAsia="PT Sans" w:cs="PT Sans"/>
                 <w:sz w:val="18"/>
               </w:rPr>
             </w:r>
             <w:r>
               <w:rPr>
-                <w:rFonts w:ascii="Calibri" w:hAnsi="Calibri" w:eastAsia="Calibri"/>
+                <w:rFonts w:ascii="PT Sans" w:hAnsi="PT Sans" w:eastAsia="PT Sans" w:cs="PT Sans"/>
                 <w:b w:val="0"/>
                 <w:i w:val="0"/>
                 <w:sz w:val="18"/>
@@ -2489,20 +2514,22 @@
               <w:end w:w="120" w:type="dxa"/>
             </w:tcMar>
             <w:vAlign w:val="center"/>
+            <w:shd w:fill="F5F8FB"/>
           </w:tcPr>
           <w:p>
             <w:pPr>
-              <w:spacing w:before="0" w:after="60" w:line="259" w:lineRule="auto"/>
+              <w:spacing w:before="0" w:after="80" w:line="264" w:lineRule="auto"/>
+              <w:jc w:val="left"/>
             </w:pPr>
             <w:r>
               <w:rPr>
-                <w:rFonts w:ascii="Calibri" w:hAnsi="Calibri" w:eastAsia="Calibri"/>
+                <w:rFonts w:ascii="PT Sans" w:hAnsi="PT Sans" w:eastAsia="PT Sans" w:cs="PT Sans"/>
                 <w:sz w:val="18"/>
               </w:rPr>
             </w:r>
             <w:r>
               <w:rPr>
-                <w:rFonts w:ascii="Calibri" w:hAnsi="Calibri" w:eastAsia="Calibri"/>
+                <w:rFonts w:ascii="PT Sans" w:hAnsi="PT Sans" w:eastAsia="PT Sans" w:cs="PT Sans"/>
                 <w:b w:val="0"/>
                 <w:i w:val="0"/>
                 <w:sz w:val="18"/>
@@ -2521,20 +2548,22 @@
               <w:end w:w="120" w:type="dxa"/>
             </w:tcMar>
             <w:vAlign w:val="center"/>
+            <w:shd w:fill="F5F8FB"/>
           </w:tcPr>
           <w:p>
             <w:pPr>
-              <w:spacing w:before="0" w:after="60" w:line="259" w:lineRule="auto"/>
+              <w:spacing w:before="0" w:after="80" w:line="264" w:lineRule="auto"/>
+              <w:jc w:val="left"/>
             </w:pPr>
             <w:r>
               <w:rPr>
-                <w:rFonts w:ascii="Calibri" w:hAnsi="Calibri" w:eastAsia="Calibri"/>
+                <w:rFonts w:ascii="PT Sans" w:hAnsi="PT Sans" w:eastAsia="PT Sans" w:cs="PT Sans"/>
                 <w:sz w:val="18"/>
               </w:rPr>
             </w:r>
             <w:r>
               <w:rPr>
-                <w:rFonts w:ascii="Calibri" w:hAnsi="Calibri" w:eastAsia="Calibri"/>
+                <w:rFonts w:ascii="PT Sans" w:hAnsi="PT Sans" w:eastAsia="PT Sans" w:cs="PT Sans"/>
                 <w:b w:val="0"/>
                 <w:i w:val="0"/>
                 <w:sz w:val="18"/>
@@ -2553,20 +2582,22 @@
               <w:end w:w="120" w:type="dxa"/>
             </w:tcMar>
             <w:vAlign w:val="center"/>
+            <w:shd w:fill="F5F8FB"/>
           </w:tcPr>
           <w:p>
             <w:pPr>
-              <w:spacing w:before="0" w:after="60" w:line="259" w:lineRule="auto"/>
+              <w:spacing w:before="0" w:after="80" w:line="264" w:lineRule="auto"/>
+              <w:jc w:val="left"/>
             </w:pPr>
             <w:r>
               <w:rPr>
-                <w:rFonts w:ascii="Calibri" w:hAnsi="Calibri" w:eastAsia="Calibri"/>
+                <w:rFonts w:ascii="PT Sans" w:hAnsi="PT Sans" w:eastAsia="PT Sans" w:cs="PT Sans"/>
                 <w:sz w:val="18"/>
               </w:rPr>
             </w:r>
             <w:r>
               <w:rPr>
-                <w:rFonts w:ascii="Calibri" w:hAnsi="Calibri" w:eastAsia="Calibri"/>
+                <w:rFonts w:ascii="PT Sans" w:hAnsi="PT Sans" w:eastAsia="PT Sans" w:cs="PT Sans"/>
                 <w:b w:val="0"/>
                 <w:i w:val="0"/>
                 <w:sz w:val="18"/>
@@ -2577,6 +2608,9 @@
         </w:tc>
       </w:tr>
       <w:tr>
+        <w:trPr>
+          <w:cantSplit/>
+        </w:trPr>
         <w:tc>
           <w:tcPr>
             <w:tcW w:type="dxa" w:w="1900"/>
@@ -2590,17 +2624,18 @@
           </w:tcPr>
           <w:p>
             <w:pPr>
-              <w:spacing w:before="0" w:after="60" w:line="259" w:lineRule="auto"/>
+              <w:spacing w:before="0" w:after="80" w:line="264" w:lineRule="auto"/>
+              <w:jc w:val="left"/>
             </w:pPr>
             <w:r>
               <w:rPr>
-                <w:rFonts w:ascii="Calibri" w:hAnsi="Calibri" w:eastAsia="Calibri"/>
+                <w:rFonts w:ascii="PT Sans" w:hAnsi="PT Sans" w:eastAsia="PT Sans" w:cs="PT Sans"/>
                 <w:sz w:val="18"/>
               </w:rPr>
             </w:r>
             <w:r>
               <w:rPr>
-                <w:rFonts w:ascii="Calibri" w:hAnsi="Calibri" w:eastAsia="Calibri"/>
+                <w:rFonts w:ascii="PT Sans" w:hAnsi="PT Sans" w:eastAsia="PT Sans" w:cs="PT Sans"/>
                 <w:b w:val="0"/>
                 <w:i w:val="0"/>
                 <w:sz w:val="18"/>
@@ -2622,17 +2657,18 @@
           </w:tcPr>
           <w:p>
             <w:pPr>
-              <w:spacing w:before="0" w:after="60" w:line="259" w:lineRule="auto"/>
+              <w:spacing w:before="0" w:after="80" w:line="264" w:lineRule="auto"/>
+              <w:jc w:val="left"/>
             </w:pPr>
             <w:r>
               <w:rPr>
-                <w:rFonts w:ascii="Calibri" w:hAnsi="Calibri" w:eastAsia="Calibri"/>
+                <w:rFonts w:ascii="PT Sans" w:hAnsi="PT Sans" w:eastAsia="PT Sans" w:cs="PT Sans"/>
                 <w:sz w:val="18"/>
               </w:rPr>
             </w:r>
             <w:r>
               <w:rPr>
-                <w:rFonts w:ascii="Calibri" w:hAnsi="Calibri" w:eastAsia="Calibri"/>
+                <w:rFonts w:ascii="PT Sans" w:hAnsi="PT Sans" w:eastAsia="PT Sans" w:cs="PT Sans"/>
                 <w:b w:val="0"/>
                 <w:i w:val="0"/>
                 <w:sz w:val="18"/>
@@ -2654,17 +2690,18 @@
           </w:tcPr>
           <w:p>
             <w:pPr>
-              <w:spacing w:before="0" w:after="60" w:line="259" w:lineRule="auto"/>
+              <w:spacing w:before="0" w:after="80" w:line="264" w:lineRule="auto"/>
+              <w:jc w:val="left"/>
             </w:pPr>
             <w:r>
               <w:rPr>
-                <w:rFonts w:ascii="Calibri" w:hAnsi="Calibri" w:eastAsia="Calibri"/>
+                <w:rFonts w:ascii="PT Sans" w:hAnsi="PT Sans" w:eastAsia="PT Sans" w:cs="PT Sans"/>
                 <w:sz w:val="18"/>
               </w:rPr>
             </w:r>
             <w:r>
               <w:rPr>
-                <w:rFonts w:ascii="Calibri" w:hAnsi="Calibri" w:eastAsia="Calibri"/>
+                <w:rFonts w:ascii="PT Sans" w:hAnsi="PT Sans" w:eastAsia="PT Sans" w:cs="PT Sans"/>
                 <w:b w:val="0"/>
                 <w:i w:val="0"/>
                 <w:sz w:val="18"/>
@@ -2686,17 +2723,18 @@
           </w:tcPr>
           <w:p>
             <w:pPr>
-              <w:spacing w:before="0" w:after="60" w:line="259" w:lineRule="auto"/>
+              <w:spacing w:before="0" w:after="80" w:line="264" w:lineRule="auto"/>
+              <w:jc w:val="left"/>
             </w:pPr>
             <w:r>
               <w:rPr>
-                <w:rFonts w:ascii="Calibri" w:hAnsi="Calibri" w:eastAsia="Calibri"/>
+                <w:rFonts w:ascii="PT Sans" w:hAnsi="PT Sans" w:eastAsia="PT Sans" w:cs="PT Sans"/>
                 <w:sz w:val="18"/>
               </w:rPr>
             </w:r>
             <w:r>
               <w:rPr>
-                <w:rFonts w:ascii="Calibri" w:hAnsi="Calibri" w:eastAsia="Calibri"/>
+                <w:rFonts w:ascii="PT Sans" w:hAnsi="PT Sans" w:eastAsia="PT Sans" w:cs="PT Sans"/>
                 <w:b w:val="0"/>
                 <w:i w:val="0"/>
                 <w:sz w:val="18"/>
@@ -2707,6 +2745,9 @@
         </w:tc>
       </w:tr>
       <w:tr>
+        <w:trPr>
+          <w:cantSplit/>
+        </w:trPr>
         <w:tc>
           <w:tcPr>
             <w:tcW w:type="dxa" w:w="1900"/>
@@ -2717,20 +2758,22 @@
               <w:end w:w="120" w:type="dxa"/>
             </w:tcMar>
             <w:vAlign w:val="center"/>
+            <w:shd w:fill="F5F8FB"/>
           </w:tcPr>
           <w:p>
             <w:pPr>
-              <w:spacing w:before="0" w:after="60" w:line="259" w:lineRule="auto"/>
+              <w:spacing w:before="0" w:after="80" w:line="264" w:lineRule="auto"/>
+              <w:jc w:val="left"/>
             </w:pPr>
             <w:r>
               <w:rPr>
-                <w:rFonts w:ascii="Calibri" w:hAnsi="Calibri" w:eastAsia="Calibri"/>
+                <w:rFonts w:ascii="PT Sans" w:hAnsi="PT Sans" w:eastAsia="PT Sans" w:cs="PT Sans"/>
                 <w:sz w:val="18"/>
               </w:rPr>
             </w:r>
             <w:r>
               <w:rPr>
-                <w:rFonts w:ascii="Calibri" w:hAnsi="Calibri" w:eastAsia="Calibri"/>
+                <w:rFonts w:ascii="PT Sans" w:hAnsi="PT Sans" w:eastAsia="PT Sans" w:cs="PT Sans"/>
                 <w:b w:val="0"/>
                 <w:i w:val="0"/>
                 <w:sz w:val="18"/>
@@ -2749,20 +2792,22 @@
               <w:end w:w="120" w:type="dxa"/>
             </w:tcMar>
             <w:vAlign w:val="center"/>
+            <w:shd w:fill="F5F8FB"/>
           </w:tcPr>
           <w:p>
             <w:pPr>
-              <w:spacing w:before="0" w:after="60" w:line="259" w:lineRule="auto"/>
+              <w:spacing w:before="0" w:after="80" w:line="264" w:lineRule="auto"/>
+              <w:jc w:val="left"/>
             </w:pPr>
             <w:r>
               <w:rPr>
-                <w:rFonts w:ascii="Calibri" w:hAnsi="Calibri" w:eastAsia="Calibri"/>
+                <w:rFonts w:ascii="PT Sans" w:hAnsi="PT Sans" w:eastAsia="PT Sans" w:cs="PT Sans"/>
                 <w:sz w:val="18"/>
               </w:rPr>
             </w:r>
             <w:r>
               <w:rPr>
-                <w:rFonts w:ascii="Calibri" w:hAnsi="Calibri" w:eastAsia="Calibri"/>
+                <w:rFonts w:ascii="PT Sans" w:hAnsi="PT Sans" w:eastAsia="PT Sans" w:cs="PT Sans"/>
                 <w:b w:val="0"/>
                 <w:i w:val="0"/>
                 <w:sz w:val="18"/>
@@ -2781,20 +2826,160 @@
               <w:end w:w="120" w:type="dxa"/>
             </w:tcMar>
             <w:vAlign w:val="center"/>
+            <w:shd w:fill="F5F8FB"/>
           </w:tcPr>
           <w:p>
             <w:pPr>
-              <w:spacing w:before="0" w:after="60" w:line="259" w:lineRule="auto"/>
+              <w:spacing w:before="0" w:after="80" w:line="264" w:lineRule="auto"/>
+              <w:jc w:val="left"/>
             </w:pPr>
             <w:r>
               <w:rPr>
-                <w:rFonts w:ascii="Calibri" w:hAnsi="Calibri" w:eastAsia="Calibri"/>
+                <w:rFonts w:ascii="PT Sans" w:hAnsi="PT Sans" w:eastAsia="PT Sans" w:cs="PT Sans"/>
                 <w:sz w:val="18"/>
               </w:rPr>
             </w:r>
             <w:r>
               <w:rPr>
-                <w:rFonts w:ascii="Calibri" w:hAnsi="Calibri" w:eastAsia="Calibri"/>
+                <w:rFonts w:ascii="PT Sans" w:hAnsi="PT Sans" w:eastAsia="PT Sans" w:cs="PT Sans"/>
+                <w:b w:val="0"/>
+                <w:i w:val="0"/>
+                <w:sz w:val="18"/>
+              </w:rPr>
+              <w:t>rebuild-all 100%</w:t>
+            </w:r>
+          </w:p>
+        </w:tc>
+        <w:tc>
+          <w:tcPr>
+            <w:tcW w:type="dxa" w:w="3627"/>
+            <w:tcMar>
+              <w:top w:w="80" w:type="dxa"/>
+              <w:start w:w="120" w:type="dxa"/>
+              <w:bottom w:w="80" w:type="dxa"/>
+              <w:end w:w="120" w:type="dxa"/>
+            </w:tcMar>
+            <w:vAlign w:val="center"/>
+            <w:shd w:fill="F5F8FB"/>
+          </w:tcPr>
+          <w:p>
+            <w:pPr>
+              <w:spacing w:before="0" w:after="80" w:line="264" w:lineRule="auto"/>
+              <w:jc w:val="left"/>
+            </w:pPr>
+            <w:r>
+              <w:rPr>
+                <w:rFonts w:ascii="PT Sans" w:hAnsi="PT Sans" w:eastAsia="PT Sans" w:cs="PT Sans"/>
+                <w:sz w:val="18"/>
+              </w:rPr>
+            </w:r>
+            <w:r>
+              <w:rPr>
+                <w:rFonts w:ascii="PT Sans" w:hAnsi="PT Sans" w:eastAsia="PT Sans" w:cs="PT Sans"/>
+                <w:b w:val="0"/>
+                <w:i w:val="0"/>
+                <w:sz w:val="18"/>
+              </w:rPr>
+              <w:t>17,64× geometric speedup</w:t>
+            </w:r>
+          </w:p>
+        </w:tc>
+      </w:tr>
+      <w:tr>
+        <w:trPr>
+          <w:cantSplit/>
+        </w:trPr>
+        <w:tc>
+          <w:tcPr>
+            <w:tcW w:type="dxa" w:w="1900"/>
+            <w:tcMar>
+              <w:top w:w="80" w:type="dxa"/>
+              <w:start w:w="120" w:type="dxa"/>
+              <w:bottom w:w="80" w:type="dxa"/>
+              <w:end w:w="120" w:type="dxa"/>
+            </w:tcMar>
+            <w:vAlign w:val="center"/>
+          </w:tcPr>
+          <w:p>
+            <w:pPr>
+              <w:spacing w:before="0" w:after="80" w:line="264" w:lineRule="auto"/>
+              <w:jc w:val="left"/>
+            </w:pPr>
+            <w:r>
+              <w:rPr>
+                <w:rFonts w:ascii="PT Sans" w:hAnsi="PT Sans" w:eastAsia="PT Sans" w:cs="PT Sans"/>
+                <w:sz w:val="18"/>
+              </w:rPr>
+            </w:r>
+            <w:r>
+              <w:rPr>
+                <w:rFonts w:ascii="PT Sans" w:hAnsi="PT Sans" w:eastAsia="PT Sans" w:cs="PT Sans"/>
+                <w:b w:val="0"/>
+                <w:i w:val="0"/>
+                <w:sz w:val="18"/>
+              </w:rPr>
+              <w:t>Written bytes</w:t>
+            </w:r>
+          </w:p>
+        </w:tc>
+        <w:tc>
+          <w:tcPr>
+            <w:tcW w:type="dxa" w:w="1750"/>
+            <w:tcMar>
+              <w:top w:w="80" w:type="dxa"/>
+              <w:start w:w="120" w:type="dxa"/>
+              <w:bottom w:w="80" w:type="dxa"/>
+              <w:end w:w="120" w:type="dxa"/>
+            </w:tcMar>
+            <w:vAlign w:val="center"/>
+          </w:tcPr>
+          <w:p>
+            <w:pPr>
+              <w:spacing w:before="0" w:after="80" w:line="264" w:lineRule="auto"/>
+              <w:jc w:val="left"/>
+            </w:pPr>
+            <w:r>
+              <w:rPr>
+                <w:rFonts w:ascii="PT Sans" w:hAnsi="PT Sans" w:eastAsia="PT Sans" w:cs="PT Sans"/>
+                <w:sz w:val="18"/>
+              </w:rPr>
+            </w:r>
+            <w:r>
+              <w:rPr>
+                <w:rFonts w:ascii="PT Sans" w:hAnsi="PT Sans" w:eastAsia="PT Sans" w:cs="PT Sans"/>
+                <w:b w:val="0"/>
+                <w:i w:val="0"/>
+                <w:sz w:val="18"/>
+              </w:rPr>
+              <w:t>5,38%</w:t>
+            </w:r>
+          </w:p>
+        </w:tc>
+        <w:tc>
+          <w:tcPr>
+            <w:tcW w:type="dxa" w:w="1750"/>
+            <w:tcMar>
+              <w:top w:w="80" w:type="dxa"/>
+              <w:start w:w="120" w:type="dxa"/>
+              <w:bottom w:w="80" w:type="dxa"/>
+              <w:end w:w="120" w:type="dxa"/>
+            </w:tcMar>
+            <w:vAlign w:val="center"/>
+          </w:tcPr>
+          <w:p>
+            <w:pPr>
+              <w:spacing w:before="0" w:after="80" w:line="264" w:lineRule="auto"/>
+              <w:jc w:val="left"/>
+            </w:pPr>
+            <w:r>
+              <w:rPr>
+                <w:rFonts w:ascii="PT Sans" w:hAnsi="PT Sans" w:eastAsia="PT Sans" w:cs="PT Sans"/>
+                <w:sz w:val="18"/>
+              </w:rPr>
+            </w:r>
+            <w:r>
+              <w:rPr>
+                <w:rFonts w:ascii="PT Sans" w:hAnsi="PT Sans" w:eastAsia="PT Sans" w:cs="PT Sans"/>
                 <w:b w:val="0"/>
                 <w:i w:val="0"/>
                 <w:sz w:val="18"/>
@@ -2816,27 +3001,31 @@
           </w:tcPr>
           <w:p>
             <w:pPr>
-              <w:spacing w:before="0" w:after="60" w:line="259" w:lineRule="auto"/>
+              <w:spacing w:before="0" w:after="80" w:line="264" w:lineRule="auto"/>
+              <w:jc w:val="left"/>
             </w:pPr>
             <w:r>
               <w:rPr>
-                <w:rFonts w:ascii="Calibri" w:hAnsi="Calibri" w:eastAsia="Calibri"/>
+                <w:rFonts w:ascii="PT Sans" w:hAnsi="PT Sans" w:eastAsia="PT Sans" w:cs="PT Sans"/>
                 <w:sz w:val="18"/>
               </w:rPr>
             </w:r>
             <w:r>
               <w:rPr>
-                <w:rFonts w:ascii="Calibri" w:hAnsi="Calibri" w:eastAsia="Calibri"/>
+                <w:rFonts w:ascii="PT Sans" w:hAnsi="PT Sans" w:eastAsia="PT Sans" w:cs="PT Sans"/>
                 <w:b w:val="0"/>
                 <w:i w:val="0"/>
                 <w:sz w:val="18"/>
               </w:rPr>
-              <w:t>17,64× geometric speedup</w:t>
+              <w:t>94,62% reduction</w:t>
             </w:r>
           </w:p>
         </w:tc>
       </w:tr>
       <w:tr>
+        <w:trPr>
+          <w:cantSplit/>
+        </w:trPr>
         <w:tc>
           <w:tcPr>
             <w:tcW w:type="dxa" w:w="1900"/>
@@ -2847,150 +3036,22 @@
               <w:end w:w="120" w:type="dxa"/>
             </w:tcMar>
             <w:vAlign w:val="center"/>
+            <w:shd w:fill="F5F8FB"/>
           </w:tcPr>
           <w:p>
             <w:pPr>
-              <w:spacing w:before="0" w:after="60" w:line="259" w:lineRule="auto"/>
+              <w:spacing w:before="0" w:after="80" w:line="264" w:lineRule="auto"/>
+              <w:jc w:val="left"/>
             </w:pPr>
             <w:r>
               <w:rPr>
-                <w:rFonts w:ascii="Calibri" w:hAnsi="Calibri" w:eastAsia="Calibri"/>
+                <w:rFonts w:ascii="PT Sans" w:hAnsi="PT Sans" w:eastAsia="PT Sans" w:cs="PT Sans"/>
                 <w:sz w:val="18"/>
               </w:rPr>
             </w:r>
             <w:r>
               <w:rPr>
-                <w:rFonts w:ascii="Calibri" w:hAnsi="Calibri" w:eastAsia="Calibri"/>
-                <w:b w:val="0"/>
-                <w:i w:val="0"/>
-                <w:sz w:val="18"/>
-              </w:rPr>
-              <w:t>Written bytes</w:t>
-            </w:r>
-          </w:p>
-        </w:tc>
-        <w:tc>
-          <w:tcPr>
-            <w:tcW w:type="dxa" w:w="1750"/>
-            <w:tcMar>
-              <w:top w:w="80" w:type="dxa"/>
-              <w:start w:w="120" w:type="dxa"/>
-              <w:bottom w:w="80" w:type="dxa"/>
-              <w:end w:w="120" w:type="dxa"/>
-            </w:tcMar>
-            <w:vAlign w:val="center"/>
-          </w:tcPr>
-          <w:p>
-            <w:pPr>
-              <w:spacing w:before="0" w:after="60" w:line="259" w:lineRule="auto"/>
-            </w:pPr>
-            <w:r>
-              <w:rPr>
-                <w:rFonts w:ascii="Calibri" w:hAnsi="Calibri" w:eastAsia="Calibri"/>
-                <w:sz w:val="18"/>
-              </w:rPr>
-            </w:r>
-            <w:r>
-              <w:rPr>
-                <w:rFonts w:ascii="Calibri" w:hAnsi="Calibri" w:eastAsia="Calibri"/>
-                <w:b w:val="0"/>
-                <w:i w:val="0"/>
-                <w:sz w:val="18"/>
-              </w:rPr>
-              <w:t>5,38%</w:t>
-            </w:r>
-          </w:p>
-        </w:tc>
-        <w:tc>
-          <w:tcPr>
-            <w:tcW w:type="dxa" w:w="1750"/>
-            <w:tcMar>
-              <w:top w:w="80" w:type="dxa"/>
-              <w:start w:w="120" w:type="dxa"/>
-              <w:bottom w:w="80" w:type="dxa"/>
-              <w:end w:w="120" w:type="dxa"/>
-            </w:tcMar>
-            <w:vAlign w:val="center"/>
-          </w:tcPr>
-          <w:p>
-            <w:pPr>
-              <w:spacing w:before="0" w:after="60" w:line="259" w:lineRule="auto"/>
-            </w:pPr>
-            <w:r>
-              <w:rPr>
-                <w:rFonts w:ascii="Calibri" w:hAnsi="Calibri" w:eastAsia="Calibri"/>
-                <w:sz w:val="18"/>
-              </w:rPr>
-            </w:r>
-            <w:r>
-              <w:rPr>
-                <w:rFonts w:ascii="Calibri" w:hAnsi="Calibri" w:eastAsia="Calibri"/>
-                <w:b w:val="0"/>
-                <w:i w:val="0"/>
-                <w:sz w:val="18"/>
-              </w:rPr>
-              <w:t>rebuild-all 100%</w:t>
-            </w:r>
-          </w:p>
-        </w:tc>
-        <w:tc>
-          <w:tcPr>
-            <w:tcW w:type="dxa" w:w="3627"/>
-            <w:tcMar>
-              <w:top w:w="80" w:type="dxa"/>
-              <w:start w:w="120" w:type="dxa"/>
-              <w:bottom w:w="80" w:type="dxa"/>
-              <w:end w:w="120" w:type="dxa"/>
-            </w:tcMar>
-            <w:vAlign w:val="center"/>
-          </w:tcPr>
-          <w:p>
-            <w:pPr>
-              <w:spacing w:before="0" w:after="60" w:line="259" w:lineRule="auto"/>
-            </w:pPr>
-            <w:r>
-              <w:rPr>
-                <w:rFonts w:ascii="Calibri" w:hAnsi="Calibri" w:eastAsia="Calibri"/>
-                <w:sz w:val="18"/>
-              </w:rPr>
-            </w:r>
-            <w:r>
-              <w:rPr>
-                <w:rFonts w:ascii="Calibri" w:hAnsi="Calibri" w:eastAsia="Calibri"/>
-                <w:b w:val="0"/>
-                <w:i w:val="0"/>
-                <w:sz w:val="18"/>
-              </w:rPr>
-              <w:t>94,62% reduction</w:t>
-            </w:r>
-          </w:p>
-        </w:tc>
-      </w:tr>
-      <w:tr>
-        <w:tc>
-          <w:tcPr>
-            <w:tcW w:type="dxa" w:w="1900"/>
-            <w:tcMar>
-              <w:top w:w="80" w:type="dxa"/>
-              <w:start w:w="120" w:type="dxa"/>
-              <w:bottom w:w="80" w:type="dxa"/>
-              <w:end w:w="120" w:type="dxa"/>
-            </w:tcMar>
-            <w:vAlign w:val="center"/>
-          </w:tcPr>
-          <w:p>
-            <w:pPr>
-              <w:spacing w:before="0" w:after="60" w:line="259" w:lineRule="auto"/>
-            </w:pPr>
-            <w:r>
-              <w:rPr>
-                <w:rFonts w:ascii="Calibri" w:hAnsi="Calibri" w:eastAsia="Calibri"/>
-                <w:sz w:val="18"/>
-              </w:rPr>
-            </w:r>
-            <w:r>
-              <w:rPr>
-                <w:rFonts w:ascii="Calibri" w:hAnsi="Calibri" w:eastAsia="Calibri"/>
+                <w:rFonts w:ascii="PT Sans" w:hAnsi="PT Sans" w:eastAsia="PT Sans" w:cs="PT Sans"/>
                 <w:b w:val="0"/>
                 <w:i w:val="0"/>
                 <w:sz w:val="18"/>
@@ -3009,20 +3070,22 @@
               <w:end w:w="120" w:type="dxa"/>
             </w:tcMar>
             <w:vAlign w:val="center"/>
+            <w:shd w:fill="F5F8FB"/>
           </w:tcPr>
           <w:p>
             <w:pPr>
-              <w:spacing w:before="0" w:after="60" w:line="259" w:lineRule="auto"/>
+              <w:spacing w:before="0" w:after="80" w:line="264" w:lineRule="auto"/>
+              <w:jc w:val="left"/>
             </w:pPr>
             <w:r>
               <w:rPr>
-                <w:rFonts w:ascii="Calibri" w:hAnsi="Calibri" w:eastAsia="Calibri"/>
+                <w:rFonts w:ascii="PT Sans" w:hAnsi="PT Sans" w:eastAsia="PT Sans" w:cs="PT Sans"/>
                 <w:sz w:val="18"/>
               </w:rPr>
             </w:r>
             <w:r>
               <w:rPr>
-                <w:rFonts w:ascii="Calibri" w:hAnsi="Calibri" w:eastAsia="Calibri"/>
+                <w:rFonts w:ascii="PT Sans" w:hAnsi="PT Sans" w:eastAsia="PT Sans" w:cs="PT Sans"/>
                 <w:b w:val="0"/>
                 <w:i w:val="0"/>
                 <w:sz w:val="18"/>
@@ -3041,20 +3104,22 @@
               <w:end w:w="120" w:type="dxa"/>
             </w:tcMar>
             <w:vAlign w:val="center"/>
+            <w:shd w:fill="F5F8FB"/>
           </w:tcPr>
           <w:p>
             <w:pPr>
-              <w:spacing w:before="0" w:after="60" w:line="259" w:lineRule="auto"/>
+              <w:spacing w:before="0" w:after="80" w:line="264" w:lineRule="auto"/>
+              <w:jc w:val="left"/>
             </w:pPr>
             <w:r>
               <w:rPr>
-                <w:rFonts w:ascii="Calibri" w:hAnsi="Calibri" w:eastAsia="Calibri"/>
+                <w:rFonts w:ascii="PT Sans" w:hAnsi="PT Sans" w:eastAsia="PT Sans" w:cs="PT Sans"/>
                 <w:sz w:val="18"/>
               </w:rPr>
             </w:r>
             <w:r>
               <w:rPr>
-                <w:rFonts w:ascii="Calibri" w:hAnsi="Calibri" w:eastAsia="Calibri"/>
+                <w:rFonts w:ascii="PT Sans" w:hAnsi="PT Sans" w:eastAsia="PT Sans" w:cs="PT Sans"/>
                 <w:b w:val="0"/>
                 <w:i w:val="0"/>
                 <w:sz w:val="18"/>
@@ -3073,20 +3138,22 @@
               <w:end w:w="120" w:type="dxa"/>
             </w:tcMar>
             <w:vAlign w:val="center"/>
+            <w:shd w:fill="F5F8FB"/>
           </w:tcPr>
           <w:p>
             <w:pPr>
-              <w:spacing w:before="0" w:after="60" w:line="259" w:lineRule="auto"/>
+              <w:spacing w:before="0" w:after="80" w:line="264" w:lineRule="auto"/>
+              <w:jc w:val="left"/>
             </w:pPr>
             <w:r>
               <w:rPr>
-                <w:rFonts w:ascii="Calibri" w:hAnsi="Calibri" w:eastAsia="Calibri"/>
+                <w:rFonts w:ascii="PT Sans" w:hAnsi="PT Sans" w:eastAsia="PT Sans" w:cs="PT Sans"/>
                 <w:sz w:val="18"/>
               </w:rPr>
             </w:r>
             <w:r>
               <w:rPr>
-                <w:rFonts w:ascii="Calibri" w:hAnsi="Calibri" w:eastAsia="Calibri"/>
+                <w:rFonts w:ascii="PT Sans" w:hAnsi="PT Sans" w:eastAsia="PT Sans" w:cs="PT Sans"/>
                 <w:b w:val="0"/>
                 <w:i w:val="0"/>
                 <w:sz w:val="18"/>
@@ -3097,6 +3164,9 @@
         </w:tc>
       </w:tr>
       <w:tr>
+        <w:trPr>
+          <w:cantSplit/>
+        </w:trPr>
         <w:tc>
           <w:tcPr>
             <w:tcW w:type="dxa" w:w="1900"/>
@@ -3110,17 +3180,18 @@
           </w:tcPr>
           <w:p>
             <w:pPr>
-              <w:spacing w:before="0" w:after="60" w:line="259" w:lineRule="auto"/>
+              <w:spacing w:before="0" w:after="80" w:line="264" w:lineRule="auto"/>
+              <w:jc w:val="left"/>
             </w:pPr>
             <w:r>
               <w:rPr>
-                <w:rFonts w:ascii="Calibri" w:hAnsi="Calibri" w:eastAsia="Calibri"/>
+                <w:rFonts w:ascii="PT Sans" w:hAnsi="PT Sans" w:eastAsia="PT Sans" w:cs="PT Sans"/>
                 <w:sz w:val="18"/>
               </w:rPr>
             </w:r>
             <w:r>
               <w:rPr>
-                <w:rFonts w:ascii="Calibri" w:hAnsi="Calibri" w:eastAsia="Calibri"/>
+                <w:rFonts w:ascii="PT Sans" w:hAnsi="PT Sans" w:eastAsia="PT Sans" w:cs="PT Sans"/>
                 <w:b w:val="0"/>
                 <w:i w:val="0"/>
                 <w:sz w:val="18"/>
@@ -3142,17 +3213,18 @@
           </w:tcPr>
           <w:p>
             <w:pPr>
-              <w:spacing w:before="0" w:after="60" w:line="259" w:lineRule="auto"/>
+              <w:spacing w:before="0" w:after="80" w:line="264" w:lineRule="auto"/>
+              <w:jc w:val="left"/>
             </w:pPr>
             <w:r>
               <w:rPr>
-                <w:rFonts w:ascii="Calibri" w:hAnsi="Calibri" w:eastAsia="Calibri"/>
+                <w:rFonts w:ascii="PT Sans" w:hAnsi="PT Sans" w:eastAsia="PT Sans" w:cs="PT Sans"/>
                 <w:sz w:val="18"/>
               </w:rPr>
             </w:r>
             <w:r>
               <w:rPr>
-                <w:rFonts w:ascii="Calibri" w:hAnsi="Calibri" w:eastAsia="Calibri"/>
+                <w:rFonts w:ascii="PT Sans" w:hAnsi="PT Sans" w:eastAsia="PT Sans" w:cs="PT Sans"/>
                 <w:b w:val="0"/>
                 <w:i w:val="0"/>
                 <w:sz w:val="18"/>
@@ -3174,17 +3246,18 @@
           </w:tcPr>
           <w:p>
             <w:pPr>
-              <w:spacing w:before="0" w:after="60" w:line="259" w:lineRule="auto"/>
+              <w:spacing w:before="0" w:after="80" w:line="264" w:lineRule="auto"/>
+              <w:jc w:val="left"/>
             </w:pPr>
             <w:r>
               <w:rPr>
-                <w:rFonts w:ascii="Calibri" w:hAnsi="Calibri" w:eastAsia="Calibri"/>
+                <w:rFonts w:ascii="PT Sans" w:hAnsi="PT Sans" w:eastAsia="PT Sans" w:cs="PT Sans"/>
                 <w:sz w:val="18"/>
               </w:rPr>
             </w:r>
             <w:r>
               <w:rPr>
-                <w:rFonts w:ascii="Calibri" w:hAnsi="Calibri" w:eastAsia="Calibri"/>
+                <w:rFonts w:ascii="PT Sans" w:hAnsi="PT Sans" w:eastAsia="PT Sans" w:cs="PT Sans"/>
                 <w:b w:val="0"/>
                 <w:i w:val="0"/>
                 <w:sz w:val="18"/>
@@ -3206,17 +3279,18 @@
           </w:tcPr>
           <w:p>
             <w:pPr>
-              <w:spacing w:before="0" w:after="60" w:line="259" w:lineRule="auto"/>
+              <w:spacing w:before="0" w:after="80" w:line="264" w:lineRule="auto"/>
+              <w:jc w:val="left"/>
             </w:pPr>
             <w:r>
               <w:rPr>
-                <w:rFonts w:ascii="Calibri" w:hAnsi="Calibri" w:eastAsia="Calibri"/>
+                <w:rFonts w:ascii="PT Sans" w:hAnsi="PT Sans" w:eastAsia="PT Sans" w:cs="PT Sans"/>
                 <w:sz w:val="18"/>
               </w:rPr>
             </w:r>
             <w:r>
               <w:rPr>
-                <w:rFonts w:ascii="Calibri" w:hAnsi="Calibri" w:eastAsia="Calibri"/>
+                <w:rFonts w:ascii="PT Sans" w:hAnsi="PT Sans" w:eastAsia="PT Sans" w:cs="PT Sans"/>
                 <w:b w:val="0"/>
                 <w:i w:val="0"/>
                 <w:sz w:val="18"/>
@@ -3227,6 +3301,9 @@
         </w:tc>
       </w:tr>
       <w:tr>
+        <w:trPr>
+          <w:cantSplit/>
+        </w:trPr>
         <w:tc>
           <w:tcPr>
             <w:tcW w:type="dxa" w:w="1900"/>
@@ -3237,20 +3314,22 @@
               <w:end w:w="120" w:type="dxa"/>
             </w:tcMar>
             <w:vAlign w:val="center"/>
+            <w:shd w:fill="F5F8FB"/>
           </w:tcPr>
           <w:p>
             <w:pPr>
-              <w:spacing w:before="0" w:after="60" w:line="259" w:lineRule="auto"/>
+              <w:spacing w:before="0" w:after="80" w:line="264" w:lineRule="auto"/>
+              <w:jc w:val="left"/>
             </w:pPr>
             <w:r>
               <w:rPr>
-                <w:rFonts w:ascii="Calibri" w:hAnsi="Calibri" w:eastAsia="Calibri"/>
+                <w:rFonts w:ascii="PT Sans" w:hAnsi="PT Sans" w:eastAsia="PT Sans" w:cs="PT Sans"/>
                 <w:sz w:val="18"/>
               </w:rPr>
             </w:r>
             <w:r>
               <w:rPr>
-                <w:rFonts w:ascii="Calibri" w:hAnsi="Calibri" w:eastAsia="Calibri"/>
+                <w:rFonts w:ascii="PT Sans" w:hAnsi="PT Sans" w:eastAsia="PT Sans" w:cs="PT Sans"/>
                 <w:b w:val="0"/>
                 <w:i w:val="0"/>
                 <w:sz w:val="18"/>
@@ -3269,20 +3348,22 @@
               <w:end w:w="120" w:type="dxa"/>
             </w:tcMar>
             <w:vAlign w:val="center"/>
+            <w:shd w:fill="F5F8FB"/>
           </w:tcPr>
           <w:p>
             <w:pPr>
-              <w:spacing w:before="0" w:after="60" w:line="259" w:lineRule="auto"/>
+              <w:spacing w:before="0" w:after="80" w:line="264" w:lineRule="auto"/>
+              <w:jc w:val="left"/>
             </w:pPr>
             <w:r>
               <w:rPr>
-                <w:rFonts w:ascii="Calibri" w:hAnsi="Calibri" w:eastAsia="Calibri"/>
+                <w:rFonts w:ascii="PT Sans" w:hAnsi="PT Sans" w:eastAsia="PT Sans" w:cs="PT Sans"/>
                 <w:sz w:val="18"/>
               </w:rPr>
             </w:r>
             <w:r>
               <w:rPr>
-                <w:rFonts w:ascii="Calibri" w:hAnsi="Calibri" w:eastAsia="Calibri"/>
+                <w:rFonts w:ascii="PT Sans" w:hAnsi="PT Sans" w:eastAsia="PT Sans" w:cs="PT Sans"/>
                 <w:b w:val="0"/>
                 <w:i w:val="0"/>
                 <w:sz w:val="18"/>
@@ -3301,20 +3382,22 @@
               <w:end w:w="120" w:type="dxa"/>
             </w:tcMar>
             <w:vAlign w:val="center"/>
+            <w:shd w:fill="F5F8FB"/>
           </w:tcPr>
           <w:p>
             <w:pPr>
-              <w:spacing w:before="0" w:after="60" w:line="259" w:lineRule="auto"/>
+              <w:spacing w:before="0" w:after="80" w:line="264" w:lineRule="auto"/>
+              <w:jc w:val="left"/>
             </w:pPr>
             <w:r>
               <w:rPr>
-                <w:rFonts w:ascii="Calibri" w:hAnsi="Calibri" w:eastAsia="Calibri"/>
+                <w:rFonts w:ascii="PT Sans" w:hAnsi="PT Sans" w:eastAsia="PT Sans" w:cs="PT Sans"/>
                 <w:sz w:val="18"/>
               </w:rPr>
             </w:r>
             <w:r>
               <w:rPr>
-                <w:rFonts w:ascii="Calibri" w:hAnsi="Calibri" w:eastAsia="Calibri"/>
+                <w:rFonts w:ascii="PT Sans" w:hAnsi="PT Sans" w:eastAsia="PT Sans" w:cs="PT Sans"/>
                 <w:b w:val="0"/>
                 <w:i w:val="0"/>
                 <w:sz w:val="18"/>
@@ -3333,20 +3416,22 @@
               <w:end w:w="120" w:type="dxa"/>
             </w:tcMar>
             <w:vAlign w:val="center"/>
+            <w:shd w:fill="F5F8FB"/>
           </w:tcPr>
           <w:p>
             <w:pPr>
-              <w:spacing w:before="0" w:after="60" w:line="259" w:lineRule="auto"/>
+              <w:spacing w:before="0" w:after="80" w:line="264" w:lineRule="auto"/>
+              <w:jc w:val="left"/>
             </w:pPr>
             <w:r>
               <w:rPr>
-                <w:rFonts w:ascii="Calibri" w:hAnsi="Calibri" w:eastAsia="Calibri"/>
+                <w:rFonts w:ascii="PT Sans" w:hAnsi="PT Sans" w:eastAsia="PT Sans" w:cs="PT Sans"/>
                 <w:sz w:val="18"/>
               </w:rPr>
             </w:r>
             <w:r>
               <w:rPr>
-                <w:rFonts w:ascii="Calibri" w:hAnsi="Calibri" w:eastAsia="Calibri"/>
+                <w:rFonts w:ascii="PT Sans" w:hAnsi="PT Sans" w:eastAsia="PT Sans" w:cs="PT Sans"/>
                 <w:b w:val="0"/>
                 <w:i w:val="0"/>
                 <w:sz w:val="18"/>
@@ -3368,7 +3453,7 @@
       </w:pPr>
       <w:r>
         <w:rPr>
-          <w:rFonts w:ascii="Calibri" w:hAnsi="Calibri" w:eastAsia="Calibri"/>
+          <w:rFonts w:ascii="PT Serif" w:hAnsi="PT Serif" w:eastAsia="PT Serif" w:cs="PT Serif"/>
           <w:b w:val="0"/>
           <w:i w:val="0"/>
         </w:rPr>
@@ -3389,7 +3474,7 @@
       </w:pPr>
       <w:r>
         <w:rPr>
-          <w:rFonts w:ascii="Calibri" w:hAnsi="Calibri" w:eastAsia="Calibri"/>
+          <w:rFonts w:ascii="PT Serif" w:hAnsi="PT Serif" w:eastAsia="PT Serif" w:cs="PT Serif"/>
           <w:b w:val="0"/>
           <w:i w:val="0"/>
         </w:rPr>
@@ -3402,7 +3487,7 @@
       </w:pPr>
       <w:r>
         <w:rPr>
-          <w:rFonts w:ascii="Calibri" w:hAnsi="Calibri" w:eastAsia="Calibri"/>
+          <w:rFonts w:ascii="PT Serif" w:hAnsi="PT Serif" w:eastAsia="PT Serif" w:cs="PT Serif"/>
           <w:b w:val="0"/>
           <w:i w:val="0"/>
         </w:rPr>
@@ -3410,7 +3495,7 @@
       </w:r>
       <w:r>
         <w:rPr>
-          <w:rFonts w:ascii="Menlo" w:hAnsi="Menlo" w:eastAsia="Menlo"/>
+          <w:rFonts w:ascii="Menlo" w:hAnsi="Menlo" w:eastAsia="Menlo" w:cs="Menlo"/>
           <w:color w:val="173B57"/>
           <w:sz w:val="19"/>
         </w:rPr>
@@ -3418,7 +3503,7 @@
       </w:r>
       <w:r>
         <w:rPr>
-          <w:rFonts w:ascii="Calibri" w:hAnsi="Calibri" w:eastAsia="Calibri"/>
+          <w:rFonts w:ascii="PT Serif" w:hAnsi="PT Serif" w:eastAsia="PT Serif" w:cs="PT Serif"/>
           <w:b w:val="0"/>
           <w:i w:val="0"/>
         </w:rPr>
@@ -3441,7 +3526,7 @@
       <w:r>
         <w:drawing>
           <wp:inline xmlns:a="http://schemas.openxmlformats.org/drawingml/2006/main" xmlns:pic="http://schemas.openxmlformats.org/drawingml/2006/picture">
-            <wp:extent cx="5577840" cy="4679188"/>
+            <wp:extent cx="5577840" cy="4259441"/>
             <wp:docPr id="2" name="Picture 2" descr="Диаграмма: EraSeMap даёт 0 из 75 ложных COMPLETE против 75 из 75 у typed-node; работает в 17,64 раза быстрее rebuild-all и записывает на 94,62 процента меньше байтов; временной этап обнаруживает 30 из 30 рисков без повторов; активное обнаружение использует 7 probes против 13 random и 49 exhaustive." title="Рисунок 2"/>
             <wp:cNvGraphicFramePr>
               <a:graphicFrameLocks noChangeAspect="1"/>
@@ -3462,7 +3547,7 @@
                   <pic:spPr>
                     <a:xfrm>
                       <a:off x="0" y="0"/>
-                      <a:ext cx="5577840" cy="4679188"/>
+                      <a:ext cx="5577840" cy="4259441"/>
                     </a:xfrm>
                     <a:prstGeom prst="rect"/>
                   </pic:spPr>
@@ -3488,7 +3573,7 @@
       </w:pPr>
       <w:r>
         <w:rPr>
-          <w:rFonts w:ascii="Calibri" w:hAnsi="Calibri" w:eastAsia="Calibri"/>
+          <w:rFonts w:ascii="PT Serif" w:hAnsi="PT Serif" w:eastAsia="PT Serif" w:cs="PT Serif"/>
           <w:b w:val="0"/>
           <w:i w:val="0"/>
         </w:rPr>
@@ -3501,7 +3586,7 @@
       </w:pPr>
       <w:r>
         <w:rPr>
-          <w:rFonts w:ascii="Calibri" w:hAnsi="Calibri" w:eastAsia="Calibri"/>
+          <w:rFonts w:ascii="PT Serif" w:hAnsi="PT Serif" w:eastAsia="PT Serif" w:cs="PT Serif"/>
           <w:b w:val="0"/>
           <w:i w:val="0"/>
         </w:rPr>
@@ -3522,7 +3607,7 @@
       </w:pPr>
       <w:r>
         <w:rPr>
-          <w:rFonts w:ascii="Calibri" w:hAnsi="Calibri" w:eastAsia="Calibri"/>
+          <w:rFonts w:ascii="PT Serif" w:hAnsi="PT Serif" w:eastAsia="PT Serif" w:cs="PT Serif"/>
           <w:b w:val="0"/>
           <w:i w:val="0"/>
         </w:rPr>
@@ -3535,7 +3620,7 @@
       </w:pPr>
       <w:r>
         <w:rPr>
-          <w:rFonts w:ascii="Calibri" w:hAnsi="Calibri" w:eastAsia="Calibri"/>
+          <w:rFonts w:ascii="PT Serif" w:hAnsi="PT Serif" w:eastAsia="PT Serif" w:cs="PT Serif"/>
           <w:b w:val="0"/>
           <w:i w:val="0"/>
         </w:rPr>
@@ -3548,7 +3633,7 @@
       </w:pPr>
       <w:r>
         <w:rPr>
-          <w:rFonts w:ascii="Calibri" w:hAnsi="Calibri" w:eastAsia="Calibri"/>
+          <w:rFonts w:ascii="PT Serif" w:hAnsi="PT Serif" w:eastAsia="PT Serif" w:cs="PT Serif"/>
           <w:b w:val="0"/>
           <w:i w:val="0"/>
         </w:rPr>
@@ -3561,7 +3646,7 @@
       </w:pPr>
       <w:r>
         <w:rPr>
-          <w:rFonts w:ascii="Calibri" w:hAnsi="Calibri" w:eastAsia="Calibri"/>
+          <w:rFonts w:ascii="PT Serif" w:hAnsi="PT Serif" w:eastAsia="PT Serif" w:cs="PT Serif"/>
           <w:b w:val="0"/>
           <w:i w:val="0"/>
         </w:rPr>
@@ -3574,7 +3659,7 @@
       </w:pPr>
       <w:r>
         <w:rPr>
-          <w:rFonts w:ascii="Calibri" w:hAnsi="Calibri" w:eastAsia="Calibri"/>
+          <w:rFonts w:ascii="PT Serif" w:hAnsi="PT Serif" w:eastAsia="PT Serif" w:cs="PT Serif"/>
           <w:b w:val="0"/>
           <w:i w:val="0"/>
         </w:rPr>
@@ -3587,7 +3672,7 @@
       </w:pPr>
       <w:r>
         <w:rPr>
-          <w:rFonts w:ascii="Calibri" w:hAnsi="Calibri" w:eastAsia="Calibri"/>
+          <w:rFonts w:ascii="PT Serif" w:hAnsi="PT Serif" w:eastAsia="PT Serif" w:cs="PT Serif"/>
           <w:b w:val="0"/>
           <w:i w:val="0"/>
         </w:rPr>
@@ -3600,7 +3685,7 @@
       </w:pPr>
       <w:r>
         <w:rPr>
-          <w:rFonts w:ascii="Calibri" w:hAnsi="Calibri" w:eastAsia="Calibri"/>
+          <w:rFonts w:ascii="PT Serif" w:hAnsi="PT Serif" w:eastAsia="PT Serif" w:cs="PT Serif"/>
           <w:b w:val="0"/>
           <w:i w:val="0"/>
         </w:rPr>
@@ -3613,7 +3698,7 @@
       </w:pPr>
       <w:r>
         <w:rPr>
-          <w:rFonts w:ascii="Calibri" w:hAnsi="Calibri" w:eastAsia="Calibri"/>
+          <w:rFonts w:ascii="PT Serif" w:hAnsi="PT Serif" w:eastAsia="PT Serif" w:cs="PT Serif"/>
           <w:b w:val="0"/>
           <w:i w:val="0"/>
         </w:rPr>
@@ -3634,7 +3719,7 @@
       </w:pPr>
       <w:r>
         <w:rPr>
-          <w:rFonts w:ascii="Calibri" w:hAnsi="Calibri" w:eastAsia="Calibri"/>
+          <w:rFonts w:ascii="PT Serif" w:hAnsi="PT Serif" w:eastAsia="PT Serif" w:cs="PT Serif"/>
           <w:b w:val="0"/>
           <w:i w:val="0"/>
         </w:rPr>
@@ -3687,7 +3772,7 @@
       </w:pPr>
       <w:r>
         <w:rPr>
-          <w:rFonts w:ascii="Calibri" w:hAnsi="Calibri" w:eastAsia="Calibri"/>
+          <w:rFonts w:ascii="PT Serif" w:hAnsi="PT Serif" w:eastAsia="PT Serif" w:cs="PT Serif"/>
           <w:b w:val="0"/>
           <w:i w:val="0"/>
         </w:rPr>
@@ -3695,7 +3780,7 @@
       </w:r>
       <w:r>
         <w:rPr>
-          <w:rFonts w:ascii="Menlo" w:hAnsi="Menlo" w:eastAsia="Menlo"/>
+          <w:rFonts w:ascii="Menlo" w:hAnsi="Menlo" w:eastAsia="Menlo" w:cs="Menlo"/>
           <w:color w:val="173B57"/>
           <w:sz w:val="19"/>
         </w:rPr>
@@ -3703,7 +3788,7 @@
       </w:r>
       <w:r>
         <w:rPr>
-          <w:rFonts w:ascii="Calibri" w:hAnsi="Calibri" w:eastAsia="Calibri"/>
+          <w:rFonts w:ascii="PT Serif" w:hAnsi="PT Serif" w:eastAsia="PT Serif" w:cs="PT Serif"/>
           <w:b w:val="0"/>
           <w:i w:val="0"/>
         </w:rPr>
@@ -3724,7 +3809,7 @@
       </w:pPr>
       <w:r>
         <w:rPr>
-          <w:rFonts w:ascii="Calibri" w:hAnsi="Calibri" w:eastAsia="Calibri"/>
+          <w:rFonts w:ascii="PT Serif" w:hAnsi="PT Serif" w:eastAsia="PT Serif" w:cs="PT Serif"/>
           <w:b w:val="0"/>
           <w:i w:val="0"/>
         </w:rPr>
@@ -3745,7 +3830,7 @@
       </w:pPr>
       <w:r>
         <w:rPr>
-          <w:rFonts w:ascii="Calibri" w:hAnsi="Calibri" w:eastAsia="Calibri"/>
+          <w:rFonts w:ascii="PT Serif" w:hAnsi="PT Serif" w:eastAsia="PT Serif" w:cs="PT Serif"/>
           <w:b w:val="0"/>
           <w:i w:val="0"/>
         </w:rPr>
@@ -3758,7 +3843,7 @@
       </w:pPr>
       <w:r>
         <w:rPr>
-          <w:rFonts w:ascii="Calibri" w:hAnsi="Calibri" w:eastAsia="Calibri"/>
+          <w:rFonts w:ascii="PT Serif" w:hAnsi="PT Serif" w:eastAsia="PT Serif" w:cs="PT Serif"/>
           <w:b w:val="0"/>
           <w:i w:val="0"/>
         </w:rPr>
@@ -3771,7 +3856,7 @@
       </w:pPr>
       <w:r>
         <w:rPr>
-          <w:rFonts w:ascii="Calibri" w:hAnsi="Calibri" w:eastAsia="Calibri"/>
+          <w:rFonts w:ascii="PT Serif" w:hAnsi="PT Serif" w:eastAsia="PT Serif" w:cs="PT Serif"/>
           <w:b w:val="0"/>
           <w:i w:val="0"/>
         </w:rPr>
@@ -3784,7 +3869,7 @@
       </w:pPr>
       <w:r>
         <w:rPr>
-          <w:rFonts w:ascii="Calibri" w:hAnsi="Calibri" w:eastAsia="Calibri"/>
+          <w:rFonts w:ascii="PT Serif" w:hAnsi="PT Serif" w:eastAsia="PT Serif" w:cs="PT Serif"/>
           <w:b w:val="0"/>
           <w:i w:val="0"/>
         </w:rPr>
@@ -3797,7 +3882,7 @@
       </w:pPr>
       <w:r>
         <w:rPr>
-          <w:rFonts w:ascii="Calibri" w:hAnsi="Calibri" w:eastAsia="Calibri"/>
+          <w:rFonts w:ascii="PT Serif" w:hAnsi="PT Serif" w:eastAsia="PT Serif" w:cs="PT Serif"/>
           <w:b w:val="0"/>
           <w:i w:val="0"/>
         </w:rPr>
@@ -3810,7 +3895,7 @@
       </w:pPr>
       <w:r>
         <w:rPr>
-          <w:rFonts w:ascii="Calibri" w:hAnsi="Calibri" w:eastAsia="Calibri"/>
+          <w:rFonts w:ascii="PT Serif" w:hAnsi="PT Serif" w:eastAsia="PT Serif" w:cs="PT Serif"/>
           <w:b w:val="0"/>
           <w:i w:val="0"/>
         </w:rPr>
@@ -3823,7 +3908,7 @@
       </w:pPr>
       <w:r>
         <w:rPr>
-          <w:rFonts w:ascii="Calibri" w:hAnsi="Calibri" w:eastAsia="Calibri"/>
+          <w:rFonts w:ascii="PT Serif" w:hAnsi="PT Serif" w:eastAsia="PT Serif" w:cs="PT Serif"/>
           <w:b w:val="0"/>
           <w:i w:val="0"/>
         </w:rPr>
@@ -3836,7 +3921,7 @@
       </w:pPr>
       <w:r>
         <w:rPr>
-          <w:rFonts w:ascii="Calibri" w:hAnsi="Calibri" w:eastAsia="Calibri"/>
+          <w:rFonts w:ascii="PT Serif" w:hAnsi="PT Serif" w:eastAsia="PT Serif" w:cs="PT Serif"/>
           <w:b w:val="0"/>
           <w:i w:val="0"/>
         </w:rPr>
@@ -3849,7 +3934,7 @@
       </w:pPr>
       <w:r>
         <w:rPr>
-          <w:rFonts w:ascii="Calibri" w:hAnsi="Calibri" w:eastAsia="Calibri"/>
+          <w:rFonts w:ascii="PT Serif" w:hAnsi="PT Serif" w:eastAsia="PT Serif" w:cs="PT Serif"/>
           <w:b w:val="0"/>
           <w:i w:val="0"/>
         </w:rPr>
@@ -3862,7 +3947,7 @@
       </w:pPr>
       <w:r>
         <w:rPr>
-          <w:rFonts w:ascii="Calibri" w:hAnsi="Calibri" w:eastAsia="Calibri"/>
+          <w:rFonts w:ascii="PT Serif" w:hAnsi="PT Serif" w:eastAsia="PT Serif" w:cs="PT Serif"/>
           <w:b w:val="0"/>
           <w:i w:val="0"/>
         </w:rPr>
@@ -3875,7 +3960,7 @@
       </w:pPr>
       <w:r>
         <w:rPr>
-          <w:rFonts w:ascii="Calibri" w:hAnsi="Calibri" w:eastAsia="Calibri"/>
+          <w:rFonts w:ascii="PT Serif" w:hAnsi="PT Serif" w:eastAsia="PT Serif" w:cs="PT Serif"/>
           <w:b w:val="0"/>
           <w:i w:val="0"/>
         </w:rPr>
@@ -3888,7 +3973,7 @@
       </w:pPr>
       <w:r>
         <w:rPr>
-          <w:rFonts w:ascii="Calibri" w:hAnsi="Calibri" w:eastAsia="Calibri"/>
+          <w:rFonts w:ascii="PT Serif" w:hAnsi="PT Serif" w:eastAsia="PT Serif" w:cs="PT Serif"/>
           <w:b w:val="0"/>
           <w:i w:val="0"/>
         </w:rPr>
@@ -3901,7 +3986,7 @@
       </w:pPr>
       <w:r>
         <w:rPr>
-          <w:rFonts w:ascii="Calibri" w:hAnsi="Calibri" w:eastAsia="Calibri"/>
+          <w:rFonts w:ascii="PT Serif" w:hAnsi="PT Serif" w:eastAsia="PT Serif" w:cs="PT Serif"/>
           <w:b w:val="0"/>
           <w:i w:val="0"/>
         </w:rPr>
@@ -3914,7 +3999,7 @@
       </w:pPr>
       <w:r>
         <w:rPr>
-          <w:rFonts w:ascii="Calibri" w:hAnsi="Calibri" w:eastAsia="Calibri"/>
+          <w:rFonts w:ascii="PT Serif" w:hAnsi="PT Serif" w:eastAsia="PT Serif" w:cs="PT Serif"/>
           <w:b w:val="0"/>
           <w:i w:val="0"/>
         </w:rPr>
@@ -3927,7 +4012,7 @@
       </w:pPr>
       <w:r>
         <w:rPr>
-          <w:rFonts w:ascii="Calibri" w:hAnsi="Calibri" w:eastAsia="Calibri"/>
+          <w:rFonts w:ascii="PT Serif" w:hAnsi="PT Serif" w:eastAsia="PT Serif" w:cs="PT Serif"/>
           <w:b w:val="0"/>
           <w:i w:val="0"/>
         </w:rPr>
@@ -3950,6 +4035,14 @@
         <w:tblLayout w:type="fixed"/>
         <w:tblLook w:firstColumn="1" w:firstRow="1" w:lastColumn="0" w:lastRow="0" w:noHBand="0" w:noVBand="1" w:val="04A0"/>
         <w:tblInd w:w="120" w:type="dxa"/>
+        <w:tblBorders>
+          <w:top w:val="single" w:sz="6" w:space="0" w:color="CBD5E1"/>
+          <w:left w:val="single" w:sz="6" w:space="0" w:color="CBD5E1"/>
+          <w:bottom w:val="single" w:sz="6" w:space="0" w:color="CBD5E1"/>
+          <w:right w:val="single" w:sz="6" w:space="0" w:color="CBD5E1"/>
+          <w:insideH w:val="single" w:sz="6" w:space="0" w:color="CBD5E1"/>
+          <w:insideV w:val="single" w:sz="6" w:space="0" w:color="CBD5E1"/>
+        </w:tblBorders>
       </w:tblPr>
       <w:tblGrid>
         <w:gridCol w:w="3000"/>
@@ -3958,6 +4051,7 @@
       <w:tr>
         <w:trPr>
           <w:tblHeader w:val="true"/>
+          <w:cantSplit/>
         </w:trPr>
         <w:tc>
           <w:tcPr>
@@ -3969,22 +4063,23 @@
               <w:end w:w="120" w:type="dxa"/>
             </w:tcMar>
             <w:vAlign w:val="center"/>
-            <w:shd w:fill="EEF4F8"/>
+            <w:shd w:fill="EAF1F7"/>
           </w:tcPr>
           <w:p>
             <w:pPr>
-              <w:spacing w:before="0" w:after="60" w:line="259" w:lineRule="auto"/>
+              <w:spacing w:before="0" w:after="80" w:line="264" w:lineRule="auto"/>
+              <w:jc w:val="left"/>
             </w:pPr>
             <w:r>
               <w:rPr>
-                <w:rFonts w:ascii="Calibri" w:hAnsi="Calibri" w:eastAsia="Calibri"/>
+                <w:rFonts w:ascii="PT Sans" w:hAnsi="PT Sans" w:eastAsia="PT Sans" w:cs="PT Sans"/>
                 <w:b/>
                 <w:sz w:val="18"/>
               </w:rPr>
             </w:r>
             <w:r>
               <w:rPr>
-                <w:rFonts w:ascii="Calibri" w:hAnsi="Calibri" w:eastAsia="Calibri"/>
+                <w:rFonts w:ascii="PT Sans" w:hAnsi="PT Sans" w:eastAsia="PT Sans" w:cs="PT Sans"/>
                 <w:b/>
                 <w:i w:val="0"/>
                 <w:sz w:val="18"/>
@@ -4003,22 +4098,23 @@
               <w:end w:w="120" w:type="dxa"/>
             </w:tcMar>
             <w:vAlign w:val="center"/>
-            <w:shd w:fill="EEF4F8"/>
+            <w:shd w:fill="EAF1F7"/>
           </w:tcPr>
           <w:p>
             <w:pPr>
-              <w:spacing w:before="0" w:after="60" w:line="259" w:lineRule="auto"/>
+              <w:spacing w:before="0" w:after="80" w:line="264" w:lineRule="auto"/>
+              <w:jc w:val="left"/>
             </w:pPr>
             <w:r>
               <w:rPr>
-                <w:rFonts w:ascii="Calibri" w:hAnsi="Calibri" w:eastAsia="Calibri"/>
+                <w:rFonts w:ascii="PT Sans" w:hAnsi="PT Sans" w:eastAsia="PT Sans" w:cs="PT Sans"/>
                 <w:b/>
                 <w:sz w:val="18"/>
               </w:rPr>
             </w:r>
             <w:r>
               <w:rPr>
-                <w:rFonts w:ascii="Calibri" w:hAnsi="Calibri" w:eastAsia="Calibri"/>
+                <w:rFonts w:ascii="PT Sans" w:hAnsi="PT Sans" w:eastAsia="PT Sans" w:cs="PT Sans"/>
                 <w:b/>
                 <w:i w:val="0"/>
                 <w:sz w:val="18"/>
@@ -4029,6 +4125,9 @@
         </w:tc>
       </w:tr>
       <w:tr>
+        <w:trPr>
+          <w:cantSplit/>
+        </w:trPr>
         <w:tc>
           <w:tcPr>
             <w:tcW w:type="dxa" w:w="3000"/>
@@ -4042,17 +4141,18 @@
           </w:tcPr>
           <w:p>
             <w:pPr>
-              <w:spacing w:before="0" w:after="60" w:line="259" w:lineRule="auto"/>
+              <w:spacing w:before="0" w:after="80" w:line="264" w:lineRule="auto"/>
+              <w:jc w:val="left"/>
             </w:pPr>
             <w:r>
               <w:rPr>
-                <w:rFonts w:ascii="Calibri" w:hAnsi="Calibri" w:eastAsia="Calibri"/>
+                <w:rFonts w:ascii="PT Sans" w:hAnsi="PT Sans" w:eastAsia="PT Sans" w:cs="PT Sans"/>
                 <w:sz w:val="18"/>
               </w:rPr>
             </w:r>
             <w:r>
               <w:rPr>
-                <w:rFonts w:ascii="Calibri" w:hAnsi="Calibri" w:eastAsia="Calibri"/>
+                <w:rFonts w:ascii="PT Sans" w:hAnsi="PT Sans" w:eastAsia="PT Sans" w:cs="PT Sans"/>
                 <w:color w:val="173B57"/>
                 <w:sz w:val="18"/>
               </w:rPr>
@@ -4073,17 +4173,18 @@
           </w:tcPr>
           <w:p>
             <w:pPr>
-              <w:spacing w:before="0" w:after="60" w:line="259" w:lineRule="auto"/>
+              <w:spacing w:before="0" w:after="80" w:line="264" w:lineRule="auto"/>
+              <w:jc w:val="left"/>
             </w:pPr>
             <w:r>
               <w:rPr>
-                <w:rFonts w:ascii="Calibri" w:hAnsi="Calibri" w:eastAsia="Calibri"/>
+                <w:rFonts w:ascii="PT Sans" w:hAnsi="PT Sans" w:eastAsia="PT Sans" w:cs="PT Sans"/>
                 <w:sz w:val="18"/>
               </w:rPr>
             </w:r>
             <w:r>
               <w:rPr>
-                <w:rFonts w:ascii="Calibri" w:hAnsi="Calibri" w:eastAsia="Calibri"/>
+                <w:rFonts w:ascii="PT Sans" w:hAnsi="PT Sans" w:eastAsia="PT Sans" w:cs="PT Sans"/>
                 <w:b w:val="0"/>
                 <w:i w:val="0"/>
                 <w:sz w:val="18"/>
@@ -4094,6 +4195,9 @@
         </w:tc>
       </w:tr>
       <w:tr>
+        <w:trPr>
+          <w:cantSplit/>
+        </w:trPr>
         <w:tc>
           <w:tcPr>
             <w:tcW w:type="dxa" w:w="3000"/>
@@ -4104,20 +4208,22 @@
               <w:end w:w="120" w:type="dxa"/>
             </w:tcMar>
             <w:vAlign w:val="center"/>
+            <w:shd w:fill="F5F8FB"/>
           </w:tcPr>
           <w:p>
             <w:pPr>
-              <w:spacing w:before="0" w:after="60" w:line="259" w:lineRule="auto"/>
+              <w:spacing w:before="0" w:after="80" w:line="264" w:lineRule="auto"/>
+              <w:jc w:val="left"/>
             </w:pPr>
             <w:r>
               <w:rPr>
-                <w:rFonts w:ascii="Calibri" w:hAnsi="Calibri" w:eastAsia="Calibri"/>
+                <w:rFonts w:ascii="PT Sans" w:hAnsi="PT Sans" w:eastAsia="PT Sans" w:cs="PT Sans"/>
                 <w:sz w:val="18"/>
               </w:rPr>
             </w:r>
             <w:r>
               <w:rPr>
-                <w:rFonts w:ascii="Calibri" w:hAnsi="Calibri" w:eastAsia="Calibri"/>
+                <w:rFonts w:ascii="PT Sans" w:hAnsi="PT Sans" w:eastAsia="PT Sans" w:cs="PT Sans"/>
                 <w:color w:val="173B57"/>
                 <w:sz w:val="18"/>
               </w:rPr>
@@ -4135,20 +4241,22 @@
               <w:end w:w="120" w:type="dxa"/>
             </w:tcMar>
             <w:vAlign w:val="center"/>
+            <w:shd w:fill="F5F8FB"/>
           </w:tcPr>
           <w:p>
             <w:pPr>
-              <w:spacing w:before="0" w:after="60" w:line="259" w:lineRule="auto"/>
+              <w:spacing w:before="0" w:after="80" w:line="264" w:lineRule="auto"/>
+              <w:jc w:val="left"/>
             </w:pPr>
             <w:r>
               <w:rPr>
-                <w:rFonts w:ascii="Calibri" w:hAnsi="Calibri" w:eastAsia="Calibri"/>
+                <w:rFonts w:ascii="PT Sans" w:hAnsi="PT Sans" w:eastAsia="PT Sans" w:cs="PT Sans"/>
                 <w:sz w:val="18"/>
               </w:rPr>
             </w:r>
             <w:r>
               <w:rPr>
-                <w:rFonts w:ascii="Calibri" w:hAnsi="Calibri" w:eastAsia="Calibri"/>
+                <w:rFonts w:ascii="PT Sans" w:hAnsi="PT Sans" w:eastAsia="PT Sans" w:cs="PT Sans"/>
                 <w:b w:val="0"/>
                 <w:i w:val="0"/>
                 <w:sz w:val="18"/>
@@ -4159,6 +4267,9 @@
         </w:tc>
       </w:tr>
       <w:tr>
+        <w:trPr>
+          <w:cantSplit/>
+        </w:trPr>
         <w:tc>
           <w:tcPr>
             <w:tcW w:type="dxa" w:w="3000"/>
@@ -4172,17 +4283,18 @@
           </w:tcPr>
           <w:p>
             <w:pPr>
-              <w:spacing w:before="0" w:after="60" w:line="259" w:lineRule="auto"/>
+              <w:spacing w:before="0" w:after="80" w:line="264" w:lineRule="auto"/>
+              <w:jc w:val="left"/>
             </w:pPr>
             <w:r>
               <w:rPr>
-                <w:rFonts w:ascii="Calibri" w:hAnsi="Calibri" w:eastAsia="Calibri"/>
+                <w:rFonts w:ascii="PT Sans" w:hAnsi="PT Sans" w:eastAsia="PT Sans" w:cs="PT Sans"/>
                 <w:sz w:val="18"/>
               </w:rPr>
             </w:r>
             <w:r>
               <w:rPr>
-                <w:rFonts w:ascii="Calibri" w:hAnsi="Calibri" w:eastAsia="Calibri"/>
+                <w:rFonts w:ascii="PT Sans" w:hAnsi="PT Sans" w:eastAsia="PT Sans" w:cs="PT Sans"/>
                 <w:color w:val="173B57"/>
                 <w:sz w:val="18"/>
               </w:rPr>
@@ -4203,17 +4315,18 @@
           </w:tcPr>
           <w:p>
             <w:pPr>
-              <w:spacing w:before="0" w:after="60" w:line="259" w:lineRule="auto"/>
+              <w:spacing w:before="0" w:after="80" w:line="264" w:lineRule="auto"/>
+              <w:jc w:val="left"/>
             </w:pPr>
             <w:r>
               <w:rPr>
-                <w:rFonts w:ascii="Calibri" w:hAnsi="Calibri" w:eastAsia="Calibri"/>
+                <w:rFonts w:ascii="PT Sans" w:hAnsi="PT Sans" w:eastAsia="PT Sans" w:cs="PT Sans"/>
                 <w:sz w:val="18"/>
               </w:rPr>
             </w:r>
             <w:r>
               <w:rPr>
-                <w:rFonts w:ascii="Calibri" w:hAnsi="Calibri" w:eastAsia="Calibri"/>
+                <w:rFonts w:ascii="PT Sans" w:hAnsi="PT Sans" w:eastAsia="PT Sans" w:cs="PT Sans"/>
                 <w:b w:val="0"/>
                 <w:i w:val="0"/>
                 <w:sz w:val="18"/>
@@ -4224,6 +4337,9 @@
         </w:tc>
       </w:tr>
       <w:tr>
+        <w:trPr>
+          <w:cantSplit/>
+        </w:trPr>
         <w:tc>
           <w:tcPr>
             <w:tcW w:type="dxa" w:w="3000"/>
@@ -4234,20 +4350,22 @@
               <w:end w:w="120" w:type="dxa"/>
             </w:tcMar>
             <w:vAlign w:val="center"/>
+            <w:shd w:fill="F5F8FB"/>
           </w:tcPr>
           <w:p>
             <w:pPr>
-              <w:spacing w:before="0" w:after="60" w:line="259" w:lineRule="auto"/>
+              <w:spacing w:before="0" w:after="80" w:line="264" w:lineRule="auto"/>
+              <w:jc w:val="left"/>
             </w:pPr>
             <w:r>
               <w:rPr>
-                <w:rFonts w:ascii="Calibri" w:hAnsi="Calibri" w:eastAsia="Calibri"/>
+                <w:rFonts w:ascii="PT Sans" w:hAnsi="PT Sans" w:eastAsia="PT Sans" w:cs="PT Sans"/>
                 <w:sz w:val="18"/>
               </w:rPr>
             </w:r>
             <w:r>
               <w:rPr>
-                <w:rFonts w:ascii="Calibri" w:hAnsi="Calibri" w:eastAsia="Calibri"/>
+                <w:rFonts w:ascii="PT Sans" w:hAnsi="PT Sans" w:eastAsia="PT Sans" w:cs="PT Sans"/>
                 <w:color w:val="173B57"/>
                 <w:sz w:val="18"/>
               </w:rPr>
@@ -4265,20 +4383,22 @@
               <w:end w:w="120" w:type="dxa"/>
             </w:tcMar>
             <w:vAlign w:val="center"/>
+            <w:shd w:fill="F5F8FB"/>
           </w:tcPr>
           <w:p>
             <w:pPr>
-              <w:spacing w:before="0" w:after="60" w:line="259" w:lineRule="auto"/>
+              <w:spacing w:before="0" w:after="80" w:line="264" w:lineRule="auto"/>
+              <w:jc w:val="left"/>
             </w:pPr>
             <w:r>
               <w:rPr>
-                <w:rFonts w:ascii="Calibri" w:hAnsi="Calibri" w:eastAsia="Calibri"/>
+                <w:rFonts w:ascii="PT Sans" w:hAnsi="PT Sans" w:eastAsia="PT Sans" w:cs="PT Sans"/>
                 <w:sz w:val="18"/>
               </w:rPr>
             </w:r>
             <w:r>
               <w:rPr>
-                <w:rFonts w:ascii="Calibri" w:hAnsi="Calibri" w:eastAsia="Calibri"/>
+                <w:rFonts w:ascii="PT Sans" w:hAnsi="PT Sans" w:eastAsia="PT Sans" w:cs="PT Sans"/>
                 <w:b w:val="0"/>
                 <w:i w:val="0"/>
                 <w:sz w:val="18"/>
@@ -4289,6 +4409,9 @@
         </w:tc>
       </w:tr>
       <w:tr>
+        <w:trPr>
+          <w:cantSplit/>
+        </w:trPr>
         <w:tc>
           <w:tcPr>
             <w:tcW w:type="dxa" w:w="3000"/>
@@ -4302,17 +4425,18 @@
           </w:tcPr>
           <w:p>
             <w:pPr>
-              <w:spacing w:before="0" w:after="60" w:line="259" w:lineRule="auto"/>
+              <w:spacing w:before="0" w:after="80" w:line="264" w:lineRule="auto"/>
+              <w:jc w:val="left"/>
             </w:pPr>
             <w:r>
               <w:rPr>
-                <w:rFonts w:ascii="Calibri" w:hAnsi="Calibri" w:eastAsia="Calibri"/>
+                <w:rFonts w:ascii="PT Sans" w:hAnsi="PT Sans" w:eastAsia="PT Sans" w:cs="PT Sans"/>
                 <w:sz w:val="18"/>
               </w:rPr>
             </w:r>
             <w:r>
               <w:rPr>
-                <w:rFonts w:ascii="Calibri" w:hAnsi="Calibri" w:eastAsia="Calibri"/>
+                <w:rFonts w:ascii="PT Sans" w:hAnsi="PT Sans" w:eastAsia="PT Sans" w:cs="PT Sans"/>
                 <w:color w:val="173B57"/>
                 <w:sz w:val="18"/>
               </w:rPr>
@@ -4333,17 +4457,18 @@
           </w:tcPr>
           <w:p>
             <w:pPr>
-              <w:spacing w:before="0" w:after="60" w:line="259" w:lineRule="auto"/>
+              <w:spacing w:before="0" w:after="80" w:line="264" w:lineRule="auto"/>
+              <w:jc w:val="left"/>
             </w:pPr>
             <w:r>
               <w:rPr>
-                <w:rFonts w:ascii="Calibri" w:hAnsi="Calibri" w:eastAsia="Calibri"/>
+                <w:rFonts w:ascii="PT Sans" w:hAnsi="PT Sans" w:eastAsia="PT Sans" w:cs="PT Sans"/>
                 <w:sz w:val="18"/>
               </w:rPr>
             </w:r>
             <w:r>
               <w:rPr>
-                <w:rFonts w:ascii="Calibri" w:hAnsi="Calibri" w:eastAsia="Calibri"/>
+                <w:rFonts w:ascii="PT Sans" w:hAnsi="PT Sans" w:eastAsia="PT Sans" w:cs="PT Sans"/>
                 <w:b w:val="0"/>
                 <w:i w:val="0"/>
                 <w:sz w:val="18"/>
@@ -4354,6 +4479,9 @@
         </w:tc>
       </w:tr>
       <w:tr>
+        <w:trPr>
+          <w:cantSplit/>
+        </w:trPr>
         <w:tc>
           <w:tcPr>
             <w:tcW w:type="dxa" w:w="3000"/>
@@ -4364,20 +4492,22 @@
               <w:end w:w="120" w:type="dxa"/>
             </w:tcMar>
             <w:vAlign w:val="center"/>
+            <w:shd w:fill="F5F8FB"/>
           </w:tcPr>
           <w:p>
             <w:pPr>
-              <w:spacing w:before="0" w:after="60" w:line="259" w:lineRule="auto"/>
+              <w:spacing w:before="0" w:after="80" w:line="264" w:lineRule="auto"/>
+              <w:jc w:val="left"/>
             </w:pPr>
             <w:r>
               <w:rPr>
-                <w:rFonts w:ascii="Calibri" w:hAnsi="Calibri" w:eastAsia="Calibri"/>
+                <w:rFonts w:ascii="PT Sans" w:hAnsi="PT Sans" w:eastAsia="PT Sans" w:cs="PT Sans"/>
                 <w:sz w:val="18"/>
               </w:rPr>
             </w:r>
             <w:r>
               <w:rPr>
-                <w:rFonts w:ascii="Calibri" w:hAnsi="Calibri" w:eastAsia="Calibri"/>
+                <w:rFonts w:ascii="PT Sans" w:hAnsi="PT Sans" w:eastAsia="PT Sans" w:cs="PT Sans"/>
                 <w:color w:val="173B57"/>
                 <w:sz w:val="18"/>
               </w:rPr>
@@ -4395,20 +4525,22 @@
               <w:end w:w="120" w:type="dxa"/>
             </w:tcMar>
             <w:vAlign w:val="center"/>
+            <w:shd w:fill="F5F8FB"/>
           </w:tcPr>
           <w:p>
             <w:pPr>
-              <w:spacing w:before="0" w:after="60" w:line="259" w:lineRule="auto"/>
+              <w:spacing w:before="0" w:after="80" w:line="264" w:lineRule="auto"/>
+              <w:jc w:val="left"/>
             </w:pPr>
             <w:r>
               <w:rPr>
-                <w:rFonts w:ascii="Calibri" w:hAnsi="Calibri" w:eastAsia="Calibri"/>
+                <w:rFonts w:ascii="PT Sans" w:hAnsi="PT Sans" w:eastAsia="PT Sans" w:cs="PT Sans"/>
                 <w:sz w:val="18"/>
               </w:rPr>
             </w:r>
             <w:r>
               <w:rPr>
-                <w:rFonts w:ascii="Calibri" w:hAnsi="Calibri" w:eastAsia="Calibri"/>
+                <w:rFonts w:ascii="PT Sans" w:hAnsi="PT Sans" w:eastAsia="PT Sans" w:cs="PT Sans"/>
                 <w:b w:val="0"/>
                 <w:i w:val="0"/>
                 <w:sz w:val="18"/>
@@ -4419,6 +4551,9 @@
         </w:tc>
       </w:tr>
       <w:tr>
+        <w:trPr>
+          <w:cantSplit/>
+        </w:trPr>
         <w:tc>
           <w:tcPr>
             <w:tcW w:type="dxa" w:w="3000"/>
@@ -4432,17 +4567,18 @@
           </w:tcPr>
           <w:p>
             <w:pPr>
-              <w:spacing w:before="0" w:after="60" w:line="259" w:lineRule="auto"/>
+              <w:spacing w:before="0" w:after="80" w:line="264" w:lineRule="auto"/>
+              <w:jc w:val="left"/>
             </w:pPr>
             <w:r>
               <w:rPr>
-                <w:rFonts w:ascii="Calibri" w:hAnsi="Calibri" w:eastAsia="Calibri"/>
+                <w:rFonts w:ascii="PT Sans" w:hAnsi="PT Sans" w:eastAsia="PT Sans" w:cs="PT Sans"/>
                 <w:sz w:val="18"/>
               </w:rPr>
             </w:r>
             <w:r>
               <w:rPr>
-                <w:rFonts w:ascii="Calibri" w:hAnsi="Calibri" w:eastAsia="Calibri"/>
+                <w:rFonts w:ascii="PT Sans" w:hAnsi="PT Sans" w:eastAsia="PT Sans" w:cs="PT Sans"/>
                 <w:color w:val="173B57"/>
                 <w:sz w:val="18"/>
               </w:rPr>
@@ -4463,17 +4599,18 @@
           </w:tcPr>
           <w:p>
             <w:pPr>
-              <w:spacing w:before="0" w:after="60" w:line="259" w:lineRule="auto"/>
+              <w:spacing w:before="0" w:after="80" w:line="264" w:lineRule="auto"/>
+              <w:jc w:val="left"/>
             </w:pPr>
             <w:r>
               <w:rPr>
-                <w:rFonts w:ascii="Calibri" w:hAnsi="Calibri" w:eastAsia="Calibri"/>
+                <w:rFonts w:ascii="PT Sans" w:hAnsi="PT Sans" w:eastAsia="PT Sans" w:cs="PT Sans"/>
                 <w:sz w:val="18"/>
               </w:rPr>
             </w:r>
             <w:r>
               <w:rPr>
-                <w:rFonts w:ascii="Calibri" w:hAnsi="Calibri" w:eastAsia="Calibri"/>
+                <w:rFonts w:ascii="PT Sans" w:hAnsi="PT Sans" w:eastAsia="PT Sans" w:cs="PT Sans"/>
                 <w:b w:val="0"/>
                 <w:i w:val="0"/>
                 <w:sz w:val="18"/>
@@ -4484,6 +4621,9 @@
         </w:tc>
       </w:tr>
       <w:tr>
+        <w:trPr>
+          <w:cantSplit/>
+        </w:trPr>
         <w:tc>
           <w:tcPr>
             <w:tcW w:type="dxa" w:w="3000"/>
@@ -4494,20 +4634,22 @@
               <w:end w:w="120" w:type="dxa"/>
             </w:tcMar>
             <w:vAlign w:val="center"/>
+            <w:shd w:fill="F5F8FB"/>
           </w:tcPr>
           <w:p>
             <w:pPr>
-              <w:spacing w:before="0" w:after="60" w:line="259" w:lineRule="auto"/>
+              <w:spacing w:before="0" w:after="80" w:line="264" w:lineRule="auto"/>
+              <w:jc w:val="left"/>
             </w:pPr>
             <w:r>
               <w:rPr>
-                <w:rFonts w:ascii="Calibri" w:hAnsi="Calibri" w:eastAsia="Calibri"/>
+                <w:rFonts w:ascii="PT Sans" w:hAnsi="PT Sans" w:eastAsia="PT Sans" w:cs="PT Sans"/>
                 <w:sz w:val="18"/>
               </w:rPr>
             </w:r>
             <w:r>
               <w:rPr>
-                <w:rFonts w:ascii="Calibri" w:hAnsi="Calibri" w:eastAsia="Calibri"/>
+                <w:rFonts w:ascii="PT Sans" w:hAnsi="PT Sans" w:eastAsia="PT Sans" w:cs="PT Sans"/>
                 <w:color w:val="173B57"/>
                 <w:sz w:val="18"/>
               </w:rPr>
@@ -4525,20 +4667,22 @@
               <w:end w:w="120" w:type="dxa"/>
             </w:tcMar>
             <w:vAlign w:val="center"/>
+            <w:shd w:fill="F5F8FB"/>
           </w:tcPr>
           <w:p>
             <w:pPr>
-              <w:spacing w:before="0" w:after="60" w:line="259" w:lineRule="auto"/>
+              <w:spacing w:before="0" w:after="80" w:line="264" w:lineRule="auto"/>
+              <w:jc w:val="left"/>
             </w:pPr>
             <w:r>
               <w:rPr>
-                <w:rFonts w:ascii="Calibri" w:hAnsi="Calibri" w:eastAsia="Calibri"/>
+                <w:rFonts w:ascii="PT Sans" w:hAnsi="PT Sans" w:eastAsia="PT Sans" w:cs="PT Sans"/>
                 <w:sz w:val="18"/>
               </w:rPr>
             </w:r>
             <w:r>
               <w:rPr>
-                <w:rFonts w:ascii="Calibri" w:hAnsi="Calibri" w:eastAsia="Calibri"/>
+                <w:rFonts w:ascii="PT Sans" w:hAnsi="PT Sans" w:eastAsia="PT Sans" w:cs="PT Sans"/>
                 <w:b w:val="0"/>
                 <w:i w:val="0"/>
                 <w:sz w:val="18"/>
@@ -4549,6 +4693,9 @@
         </w:tc>
       </w:tr>
       <w:tr>
+        <w:trPr>
+          <w:cantSplit/>
+        </w:trPr>
         <w:tc>
           <w:tcPr>
             <w:tcW w:type="dxa" w:w="3000"/>
@@ -4562,17 +4709,18 @@
           </w:tcPr>
           <w:p>
             <w:pPr>
-              <w:spacing w:before="0" w:after="60" w:line="259" w:lineRule="auto"/>
+              <w:spacing w:before="0" w:after="80" w:line="264" w:lineRule="auto"/>
+              <w:jc w:val="left"/>
             </w:pPr>
             <w:r>
               <w:rPr>
-                <w:rFonts w:ascii="Calibri" w:hAnsi="Calibri" w:eastAsia="Calibri"/>
+                <w:rFonts w:ascii="PT Sans" w:hAnsi="PT Sans" w:eastAsia="PT Sans" w:cs="PT Sans"/>
                 <w:sz w:val="18"/>
               </w:rPr>
             </w:r>
             <w:r>
               <w:rPr>
-                <w:rFonts w:ascii="Calibri" w:hAnsi="Calibri" w:eastAsia="Calibri"/>
+                <w:rFonts w:ascii="PT Sans" w:hAnsi="PT Sans" w:eastAsia="PT Sans" w:cs="PT Sans"/>
                 <w:color w:val="173B57"/>
                 <w:sz w:val="18"/>
               </w:rPr>
@@ -4593,17 +4741,18 @@
           </w:tcPr>
           <w:p>
             <w:pPr>
-              <w:spacing w:before="0" w:after="60" w:line="259" w:lineRule="auto"/>
+              <w:spacing w:before="0" w:after="80" w:line="264" w:lineRule="auto"/>
+              <w:jc w:val="left"/>
             </w:pPr>
             <w:r>
               <w:rPr>
-                <w:rFonts w:ascii="Calibri" w:hAnsi="Calibri" w:eastAsia="Calibri"/>
+                <w:rFonts w:ascii="PT Sans" w:hAnsi="PT Sans" w:eastAsia="PT Sans" w:cs="PT Sans"/>
                 <w:sz w:val="18"/>
               </w:rPr>
             </w:r>
             <w:r>
               <w:rPr>
-                <w:rFonts w:ascii="Calibri" w:hAnsi="Calibri" w:eastAsia="Calibri"/>
+                <w:rFonts w:ascii="PT Sans" w:hAnsi="PT Sans" w:eastAsia="PT Sans" w:cs="PT Sans"/>
                 <w:b w:val="0"/>
                 <w:i w:val="0"/>
                 <w:sz w:val="18"/>
@@ -4635,6 +4784,14 @@
         <w:tblLayout w:type="fixed"/>
         <w:tblLook w:firstColumn="1" w:firstRow="1" w:lastColumn="0" w:lastRow="0" w:noHBand="0" w:noVBand="1" w:val="04A0"/>
         <w:tblInd w:w="120" w:type="dxa"/>
+        <w:tblBorders>
+          <w:top w:val="single" w:sz="6" w:space="0" w:color="CBD5E1"/>
+          <w:left w:val="single" w:sz="6" w:space="0" w:color="CBD5E1"/>
+          <w:bottom w:val="single" w:sz="6" w:space="0" w:color="CBD5E1"/>
+          <w:right w:val="single" w:sz="6" w:space="0" w:color="CBD5E1"/>
+          <w:insideH w:val="single" w:sz="6" w:space="0" w:color="CBD5E1"/>
+          <w:insideV w:val="single" w:sz="6" w:space="0" w:color="CBD5E1"/>
+        </w:tblBorders>
       </w:tblPr>
       <w:tblGrid>
         <w:gridCol w:w="2300"/>
@@ -4644,6 +4801,7 @@
       <w:tr>
         <w:trPr>
           <w:tblHeader w:val="true"/>
+          <w:cantSplit/>
         </w:trPr>
         <w:tc>
           <w:tcPr>
@@ -4655,22 +4813,23 @@
               <w:end w:w="120" w:type="dxa"/>
             </w:tcMar>
             <w:vAlign w:val="center"/>
-            <w:shd w:fill="EEF4F8"/>
+            <w:shd w:fill="EAF1F7"/>
           </w:tcPr>
           <w:p>
             <w:pPr>
-              <w:spacing w:before="0" w:after="60" w:line="259" w:lineRule="auto"/>
+              <w:spacing w:before="0" w:after="80" w:line="264" w:lineRule="auto"/>
+              <w:jc w:val="left"/>
             </w:pPr>
             <w:r>
               <w:rPr>
-                <w:rFonts w:ascii="Calibri" w:hAnsi="Calibri" w:eastAsia="Calibri"/>
+                <w:rFonts w:ascii="PT Sans" w:hAnsi="PT Sans" w:eastAsia="PT Sans" w:cs="PT Sans"/>
                 <w:b/>
                 <w:sz w:val="18"/>
               </w:rPr>
             </w:r>
             <w:r>
               <w:rPr>
-                <w:rFonts w:ascii="Calibri" w:hAnsi="Calibri" w:eastAsia="Calibri"/>
+                <w:rFonts w:ascii="PT Sans" w:hAnsi="PT Sans" w:eastAsia="PT Sans" w:cs="PT Sans"/>
                 <w:b/>
                 <w:i w:val="0"/>
                 <w:sz w:val="18"/>
@@ -4689,22 +4848,23 @@
               <w:end w:w="120" w:type="dxa"/>
             </w:tcMar>
             <w:vAlign w:val="center"/>
-            <w:shd w:fill="EEF4F8"/>
+            <w:shd w:fill="EAF1F7"/>
           </w:tcPr>
           <w:p>
             <w:pPr>
-              <w:spacing w:before="0" w:after="60" w:line="259" w:lineRule="auto"/>
+              <w:spacing w:before="0" w:after="80" w:line="264" w:lineRule="auto"/>
+              <w:jc w:val="left"/>
             </w:pPr>
             <w:r>
               <w:rPr>
-                <w:rFonts w:ascii="Calibri" w:hAnsi="Calibri" w:eastAsia="Calibri"/>
+                <w:rFonts w:ascii="PT Sans" w:hAnsi="PT Sans" w:eastAsia="PT Sans" w:cs="PT Sans"/>
                 <w:b/>
                 <w:sz w:val="18"/>
               </w:rPr>
             </w:r>
             <w:r>
               <w:rPr>
-                <w:rFonts w:ascii="Calibri" w:hAnsi="Calibri" w:eastAsia="Calibri"/>
+                <w:rFonts w:ascii="PT Sans" w:hAnsi="PT Sans" w:eastAsia="PT Sans" w:cs="PT Sans"/>
                 <w:b/>
                 <w:i w:val="0"/>
                 <w:sz w:val="18"/>
@@ -4723,22 +4883,23 @@
               <w:end w:w="120" w:type="dxa"/>
             </w:tcMar>
             <w:vAlign w:val="center"/>
-            <w:shd w:fill="EEF4F8"/>
+            <w:shd w:fill="EAF1F7"/>
           </w:tcPr>
           <w:p>
             <w:pPr>
-              <w:spacing w:before="0" w:after="60" w:line="259" w:lineRule="auto"/>
+              <w:spacing w:before="0" w:after="80" w:line="264" w:lineRule="auto"/>
+              <w:jc w:val="left"/>
             </w:pPr>
             <w:r>
               <w:rPr>
-                <w:rFonts w:ascii="Calibri" w:hAnsi="Calibri" w:eastAsia="Calibri"/>
+                <w:rFonts w:ascii="PT Sans" w:hAnsi="PT Sans" w:eastAsia="PT Sans" w:cs="PT Sans"/>
                 <w:b/>
                 <w:sz w:val="18"/>
               </w:rPr>
             </w:r>
             <w:r>
               <w:rPr>
-                <w:rFonts w:ascii="Calibri" w:hAnsi="Calibri" w:eastAsia="Calibri"/>
+                <w:rFonts w:ascii="PT Sans" w:hAnsi="PT Sans" w:eastAsia="PT Sans" w:cs="PT Sans"/>
                 <w:b/>
                 <w:i w:val="0"/>
                 <w:sz w:val="18"/>
@@ -4749,6 +4910,9 @@
         </w:tc>
       </w:tr>
       <w:tr>
+        <w:trPr>
+          <w:cantSplit/>
+        </w:trPr>
         <w:tc>
           <w:tcPr>
             <w:tcW w:type="dxa" w:w="2300"/>
@@ -4762,17 +4926,18 @@
           </w:tcPr>
           <w:p>
             <w:pPr>
-              <w:spacing w:before="0" w:after="60" w:line="259" w:lineRule="auto"/>
+              <w:spacing w:before="0" w:after="80" w:line="264" w:lineRule="auto"/>
+              <w:jc w:val="left"/>
             </w:pPr>
             <w:r>
               <w:rPr>
-                <w:rFonts w:ascii="Calibri" w:hAnsi="Calibri" w:eastAsia="Calibri"/>
+                <w:rFonts w:ascii="PT Sans" w:hAnsi="PT Sans" w:eastAsia="PT Sans" w:cs="PT Sans"/>
                 <w:sz w:val="18"/>
               </w:rPr>
             </w:r>
             <w:r>
               <w:rPr>
-                <w:rFonts w:ascii="Calibri" w:hAnsi="Calibri" w:eastAsia="Calibri"/>
+                <w:rFonts w:ascii="PT Sans" w:hAnsi="PT Sans" w:eastAsia="PT Sans" w:cs="PT Sans"/>
                 <w:b w:val="0"/>
                 <w:i w:val="0"/>
                 <w:sz w:val="18"/>
@@ -4794,17 +4959,18 @@
           </w:tcPr>
           <w:p>
             <w:pPr>
-              <w:spacing w:before="0" w:after="60" w:line="259" w:lineRule="auto"/>
+              <w:spacing w:before="0" w:after="80" w:line="264" w:lineRule="auto"/>
+              <w:jc w:val="left"/>
             </w:pPr>
             <w:r>
               <w:rPr>
-                <w:rFonts w:ascii="Calibri" w:hAnsi="Calibri" w:eastAsia="Calibri"/>
+                <w:rFonts w:ascii="PT Sans" w:hAnsi="PT Sans" w:eastAsia="PT Sans" w:cs="PT Sans"/>
                 <w:sz w:val="18"/>
               </w:rPr>
             </w:r>
             <w:r>
               <w:rPr>
-                <w:rFonts w:ascii="Calibri" w:hAnsi="Calibri" w:eastAsia="Calibri"/>
+                <w:rFonts w:ascii="PT Sans" w:hAnsi="PT Sans" w:eastAsia="PT Sans" w:cs="PT Sans"/>
                 <w:b w:val="0"/>
                 <w:i w:val="0"/>
                 <w:sz w:val="18"/>
@@ -4826,17 +4992,18 @@
           </w:tcPr>
           <w:p>
             <w:pPr>
-              <w:spacing w:before="0" w:after="60" w:line="259" w:lineRule="auto"/>
+              <w:spacing w:before="0" w:after="80" w:line="264" w:lineRule="auto"/>
+              <w:jc w:val="left"/>
             </w:pPr>
             <w:r>
               <w:rPr>
-                <w:rFonts w:ascii="Calibri" w:hAnsi="Calibri" w:eastAsia="Calibri"/>
+                <w:rFonts w:ascii="PT Sans" w:hAnsi="PT Sans" w:eastAsia="PT Sans" w:cs="PT Sans"/>
                 <w:sz w:val="18"/>
               </w:rPr>
             </w:r>
             <w:r>
               <w:rPr>
-                <w:rFonts w:ascii="Calibri" w:hAnsi="Calibri" w:eastAsia="Calibri"/>
+                <w:rFonts w:ascii="PT Sans" w:hAnsi="PT Sans" w:eastAsia="PT Sans" w:cs="PT Sans"/>
                 <w:b w:val="0"/>
                 <w:i w:val="0"/>
                 <w:sz w:val="18"/>
@@ -4847,6 +5014,9 @@
         </w:tc>
       </w:tr>
       <w:tr>
+        <w:trPr>
+          <w:cantSplit/>
+        </w:trPr>
         <w:tc>
           <w:tcPr>
             <w:tcW w:type="dxa" w:w="2300"/>
@@ -4857,20 +5027,22 @@
               <w:end w:w="120" w:type="dxa"/>
             </w:tcMar>
             <w:vAlign w:val="center"/>
+            <w:shd w:fill="F5F8FB"/>
           </w:tcPr>
           <w:p>
             <w:pPr>
-              <w:spacing w:before="0" w:after="60" w:line="259" w:lineRule="auto"/>
+              <w:spacing w:before="0" w:after="80" w:line="264" w:lineRule="auto"/>
+              <w:jc w:val="left"/>
             </w:pPr>
             <w:r>
               <w:rPr>
-                <w:rFonts w:ascii="Calibri" w:hAnsi="Calibri" w:eastAsia="Calibri"/>
+                <w:rFonts w:ascii="PT Sans" w:hAnsi="PT Sans" w:eastAsia="PT Sans" w:cs="PT Sans"/>
                 <w:sz w:val="18"/>
               </w:rPr>
             </w:r>
             <w:r>
               <w:rPr>
-                <w:rFonts w:ascii="Calibri" w:hAnsi="Calibri" w:eastAsia="Calibri"/>
+                <w:rFonts w:ascii="PT Sans" w:hAnsi="PT Sans" w:eastAsia="PT Sans" w:cs="PT Sans"/>
                 <w:b w:val="0"/>
                 <w:i w:val="0"/>
                 <w:sz w:val="18"/>
@@ -4889,20 +5061,22 @@
               <w:end w:w="120" w:type="dxa"/>
             </w:tcMar>
             <w:vAlign w:val="center"/>
+            <w:shd w:fill="F5F8FB"/>
           </w:tcPr>
           <w:p>
             <w:pPr>
-              <w:spacing w:before="0" w:after="60" w:line="259" w:lineRule="auto"/>
+              <w:spacing w:before="0" w:after="80" w:line="264" w:lineRule="auto"/>
+              <w:jc w:val="left"/>
             </w:pPr>
             <w:r>
               <w:rPr>
-                <w:rFonts w:ascii="Calibri" w:hAnsi="Calibri" w:eastAsia="Calibri"/>
+                <w:rFonts w:ascii="PT Sans" w:hAnsi="PT Sans" w:eastAsia="PT Sans" w:cs="PT Sans"/>
                 <w:sz w:val="18"/>
               </w:rPr>
             </w:r>
             <w:r>
               <w:rPr>
-                <w:rFonts w:ascii="Calibri" w:hAnsi="Calibri" w:eastAsia="Calibri"/>
+                <w:rFonts w:ascii="PT Sans" w:hAnsi="PT Sans" w:eastAsia="PT Sans" w:cs="PT Sans"/>
                 <w:b w:val="0"/>
                 <w:i w:val="0"/>
                 <w:sz w:val="18"/>
@@ -4921,20 +5095,22 @@
               <w:end w:w="120" w:type="dxa"/>
             </w:tcMar>
             <w:vAlign w:val="center"/>
+            <w:shd w:fill="F5F8FB"/>
           </w:tcPr>
           <w:p>
             <w:pPr>
-              <w:spacing w:before="0" w:after="60" w:line="259" w:lineRule="auto"/>
+              <w:spacing w:before="0" w:after="80" w:line="264" w:lineRule="auto"/>
+              <w:jc w:val="left"/>
             </w:pPr>
             <w:r>
               <w:rPr>
-                <w:rFonts w:ascii="Calibri" w:hAnsi="Calibri" w:eastAsia="Calibri"/>
+                <w:rFonts w:ascii="PT Sans" w:hAnsi="PT Sans" w:eastAsia="PT Sans" w:cs="PT Sans"/>
                 <w:sz w:val="18"/>
               </w:rPr>
             </w:r>
             <w:r>
               <w:rPr>
-                <w:rFonts w:ascii="Calibri" w:hAnsi="Calibri" w:eastAsia="Calibri"/>
+                <w:rFonts w:ascii="PT Sans" w:hAnsi="PT Sans" w:eastAsia="PT Sans" w:cs="PT Sans"/>
                 <w:b w:val="0"/>
                 <w:i w:val="0"/>
                 <w:sz w:val="18"/>
@@ -4945,6 +5121,9 @@
         </w:tc>
       </w:tr>
       <w:tr>
+        <w:trPr>
+          <w:cantSplit/>
+        </w:trPr>
         <w:tc>
           <w:tcPr>
             <w:tcW w:type="dxa" w:w="2300"/>
@@ -4958,17 +5137,18 @@
           </w:tcPr>
           <w:p>
             <w:pPr>
-              <w:spacing w:before="0" w:after="60" w:line="259" w:lineRule="auto"/>
+              <w:spacing w:before="0" w:after="80" w:line="264" w:lineRule="auto"/>
+              <w:jc w:val="left"/>
             </w:pPr>
             <w:r>
               <w:rPr>
-                <w:rFonts w:ascii="Calibri" w:hAnsi="Calibri" w:eastAsia="Calibri"/>
+                <w:rFonts w:ascii="PT Sans" w:hAnsi="PT Sans" w:eastAsia="PT Sans" w:cs="PT Sans"/>
                 <w:sz w:val="18"/>
               </w:rPr>
             </w:r>
             <w:r>
               <w:rPr>
-                <w:rFonts w:ascii="Calibri" w:hAnsi="Calibri" w:eastAsia="Calibri"/>
+                <w:rFonts w:ascii="PT Sans" w:hAnsi="PT Sans" w:eastAsia="PT Sans" w:cs="PT Sans"/>
                 <w:b w:val="0"/>
                 <w:i w:val="0"/>
                 <w:sz w:val="18"/>
@@ -4990,17 +5170,18 @@
           </w:tcPr>
           <w:p>
             <w:pPr>
-              <w:spacing w:before="0" w:after="60" w:line="259" w:lineRule="auto"/>
+              <w:spacing w:before="0" w:after="80" w:line="264" w:lineRule="auto"/>
+              <w:jc w:val="left"/>
             </w:pPr>
             <w:r>
               <w:rPr>
-                <w:rFonts w:ascii="Calibri" w:hAnsi="Calibri" w:eastAsia="Calibri"/>
+                <w:rFonts w:ascii="PT Sans" w:hAnsi="PT Sans" w:eastAsia="PT Sans" w:cs="PT Sans"/>
                 <w:sz w:val="18"/>
               </w:rPr>
             </w:r>
             <w:r>
               <w:rPr>
-                <w:rFonts w:ascii="Calibri" w:hAnsi="Calibri" w:eastAsia="Calibri"/>
+                <w:rFonts w:ascii="PT Sans" w:hAnsi="PT Sans" w:eastAsia="PT Sans" w:cs="PT Sans"/>
                 <w:b w:val="0"/>
                 <w:i w:val="0"/>
                 <w:sz w:val="18"/>
@@ -5022,17 +5203,18 @@
           </w:tcPr>
           <w:p>
             <w:pPr>
-              <w:spacing w:before="0" w:after="60" w:line="259" w:lineRule="auto"/>
+              <w:spacing w:before="0" w:after="80" w:line="264" w:lineRule="auto"/>
+              <w:jc w:val="left"/>
             </w:pPr>
             <w:r>
               <w:rPr>
-                <w:rFonts w:ascii="Calibri" w:hAnsi="Calibri" w:eastAsia="Calibri"/>
+                <w:rFonts w:ascii="PT Sans" w:hAnsi="PT Sans" w:eastAsia="PT Sans" w:cs="PT Sans"/>
                 <w:sz w:val="18"/>
               </w:rPr>
             </w:r>
             <w:r>
               <w:rPr>
-                <w:rFonts w:ascii="Calibri" w:hAnsi="Calibri" w:eastAsia="Calibri"/>
+                <w:rFonts w:ascii="PT Sans" w:hAnsi="PT Sans" w:eastAsia="PT Sans" w:cs="PT Sans"/>
                 <w:b w:val="0"/>
                 <w:i w:val="0"/>
                 <w:sz w:val="18"/>
@@ -5043,6 +5225,9 @@
         </w:tc>
       </w:tr>
       <w:tr>
+        <w:trPr>
+          <w:cantSplit/>
+        </w:trPr>
         <w:tc>
           <w:tcPr>
             <w:tcW w:type="dxa" w:w="2300"/>
@@ -5053,20 +5238,22 @@
               <w:end w:w="120" w:type="dxa"/>
             </w:tcMar>
             <w:vAlign w:val="center"/>
+            <w:shd w:fill="F5F8FB"/>
           </w:tcPr>
           <w:p>
             <w:pPr>
-              <w:spacing w:before="0" w:after="60" w:line="259" w:lineRule="auto"/>
+              <w:spacing w:before="0" w:after="80" w:line="264" w:lineRule="auto"/>
+              <w:jc w:val="left"/>
             </w:pPr>
             <w:r>
               <w:rPr>
-                <w:rFonts w:ascii="Calibri" w:hAnsi="Calibri" w:eastAsia="Calibri"/>
+                <w:rFonts w:ascii="PT Sans" w:hAnsi="PT Sans" w:eastAsia="PT Sans" w:cs="PT Sans"/>
                 <w:sz w:val="18"/>
               </w:rPr>
             </w:r>
             <w:r>
               <w:rPr>
-                <w:rFonts w:ascii="Calibri" w:hAnsi="Calibri" w:eastAsia="Calibri"/>
+                <w:rFonts w:ascii="PT Sans" w:hAnsi="PT Sans" w:eastAsia="PT Sans" w:cs="PT Sans"/>
                 <w:b w:val="0"/>
                 <w:i w:val="0"/>
                 <w:sz w:val="18"/>
@@ -5085,20 +5272,22 @@
               <w:end w:w="120" w:type="dxa"/>
             </w:tcMar>
             <w:vAlign w:val="center"/>
+            <w:shd w:fill="F5F8FB"/>
           </w:tcPr>
           <w:p>
             <w:pPr>
-              <w:spacing w:before="0" w:after="60" w:line="259" w:lineRule="auto"/>
+              <w:spacing w:before="0" w:after="80" w:line="264" w:lineRule="auto"/>
+              <w:jc w:val="left"/>
             </w:pPr>
             <w:r>
               <w:rPr>
-                <w:rFonts w:ascii="Calibri" w:hAnsi="Calibri" w:eastAsia="Calibri"/>
+                <w:rFonts w:ascii="PT Sans" w:hAnsi="PT Sans" w:eastAsia="PT Sans" w:cs="PT Sans"/>
                 <w:sz w:val="18"/>
               </w:rPr>
             </w:r>
             <w:r>
               <w:rPr>
-                <w:rFonts w:ascii="Calibri" w:hAnsi="Calibri" w:eastAsia="Calibri"/>
+                <w:rFonts w:ascii="PT Sans" w:hAnsi="PT Sans" w:eastAsia="PT Sans" w:cs="PT Sans"/>
                 <w:b w:val="0"/>
                 <w:i w:val="0"/>
                 <w:sz w:val="18"/>
@@ -5117,20 +5306,22 @@
               <w:end w:w="120" w:type="dxa"/>
             </w:tcMar>
             <w:vAlign w:val="center"/>
+            <w:shd w:fill="F5F8FB"/>
           </w:tcPr>
           <w:p>
             <w:pPr>
-              <w:spacing w:before="0" w:after="60" w:line="259" w:lineRule="auto"/>
+              <w:spacing w:before="0" w:after="80" w:line="264" w:lineRule="auto"/>
+              <w:jc w:val="left"/>
             </w:pPr>
             <w:r>
               <w:rPr>
-                <w:rFonts w:ascii="Calibri" w:hAnsi="Calibri" w:eastAsia="Calibri"/>
+                <w:rFonts w:ascii="PT Sans" w:hAnsi="PT Sans" w:eastAsia="PT Sans" w:cs="PT Sans"/>
                 <w:sz w:val="18"/>
               </w:rPr>
             </w:r>
             <w:r>
               <w:rPr>
-                <w:rFonts w:ascii="Calibri" w:hAnsi="Calibri" w:eastAsia="Calibri"/>
+                <w:rFonts w:ascii="PT Sans" w:hAnsi="PT Sans" w:eastAsia="PT Sans" w:cs="PT Sans"/>
                 <w:b w:val="0"/>
                 <w:i w:val="0"/>
                 <w:sz w:val="18"/>
@@ -5141,6 +5332,9 @@
         </w:tc>
       </w:tr>
       <w:tr>
+        <w:trPr>
+          <w:cantSplit/>
+        </w:trPr>
         <w:tc>
           <w:tcPr>
             <w:tcW w:type="dxa" w:w="2300"/>
@@ -5154,17 +5348,18 @@
           </w:tcPr>
           <w:p>
             <w:pPr>
-              <w:spacing w:before="0" w:after="60" w:line="259" w:lineRule="auto"/>
+              <w:spacing w:before="0" w:after="80" w:line="264" w:lineRule="auto"/>
+              <w:jc w:val="left"/>
             </w:pPr>
             <w:r>
               <w:rPr>
-                <w:rFonts w:ascii="Calibri" w:hAnsi="Calibri" w:eastAsia="Calibri"/>
+                <w:rFonts w:ascii="PT Sans" w:hAnsi="PT Sans" w:eastAsia="PT Sans" w:cs="PT Sans"/>
                 <w:sz w:val="18"/>
               </w:rPr>
             </w:r>
             <w:r>
               <w:rPr>
-                <w:rFonts w:ascii="Calibri" w:hAnsi="Calibri" w:eastAsia="Calibri"/>
+                <w:rFonts w:ascii="PT Sans" w:hAnsi="PT Sans" w:eastAsia="PT Sans" w:cs="PT Sans"/>
                 <w:b w:val="0"/>
                 <w:i w:val="0"/>
                 <w:sz w:val="18"/>
@@ -5186,17 +5381,18 @@
           </w:tcPr>
           <w:p>
             <w:pPr>
-              <w:spacing w:before="0" w:after="60" w:line="259" w:lineRule="auto"/>
+              <w:spacing w:before="0" w:after="80" w:line="264" w:lineRule="auto"/>
+              <w:jc w:val="left"/>
             </w:pPr>
             <w:r>
               <w:rPr>
-                <w:rFonts w:ascii="Calibri" w:hAnsi="Calibri" w:eastAsia="Calibri"/>
+                <w:rFonts w:ascii="PT Sans" w:hAnsi="PT Sans" w:eastAsia="PT Sans" w:cs="PT Sans"/>
                 <w:sz w:val="18"/>
               </w:rPr>
             </w:r>
             <w:r>
               <w:rPr>
-                <w:rFonts w:ascii="Calibri" w:hAnsi="Calibri" w:eastAsia="Calibri"/>
+                <w:rFonts w:ascii="PT Sans" w:hAnsi="PT Sans" w:eastAsia="PT Sans" w:cs="PT Sans"/>
                 <w:b w:val="0"/>
                 <w:i w:val="0"/>
                 <w:sz w:val="18"/>
@@ -5218,17 +5414,18 @@
           </w:tcPr>
           <w:p>
             <w:pPr>
-              <w:spacing w:before="0" w:after="60" w:line="259" w:lineRule="auto"/>
+              <w:spacing w:before="0" w:after="80" w:line="264" w:lineRule="auto"/>
+              <w:jc w:val="left"/>
             </w:pPr>
             <w:r>
               <w:rPr>
-                <w:rFonts w:ascii="Calibri" w:hAnsi="Calibri" w:eastAsia="Calibri"/>
+                <w:rFonts w:ascii="PT Sans" w:hAnsi="PT Sans" w:eastAsia="PT Sans" w:cs="PT Sans"/>
                 <w:sz w:val="18"/>
               </w:rPr>
             </w:r>
             <w:r>
               <w:rPr>
-                <w:rFonts w:ascii="Calibri" w:hAnsi="Calibri" w:eastAsia="Calibri"/>
+                <w:rFonts w:ascii="PT Sans" w:hAnsi="PT Sans" w:eastAsia="PT Sans" w:cs="PT Sans"/>
                 <w:b w:val="0"/>
                 <w:i w:val="0"/>
                 <w:sz w:val="18"/>
@@ -5239,6 +5436,9 @@
         </w:tc>
       </w:tr>
       <w:tr>
+        <w:trPr>
+          <w:cantSplit/>
+        </w:trPr>
         <w:tc>
           <w:tcPr>
             <w:tcW w:type="dxa" w:w="2300"/>
@@ -5249,20 +5449,22 @@
               <w:end w:w="120" w:type="dxa"/>
             </w:tcMar>
             <w:vAlign w:val="center"/>
+            <w:shd w:fill="F5F8FB"/>
           </w:tcPr>
           <w:p>
             <w:pPr>
-              <w:spacing w:before="0" w:after="60" w:line="259" w:lineRule="auto"/>
+              <w:spacing w:before="0" w:after="80" w:line="264" w:lineRule="auto"/>
+              <w:jc w:val="left"/>
             </w:pPr>
             <w:r>
               <w:rPr>
-                <w:rFonts w:ascii="Calibri" w:hAnsi="Calibri" w:eastAsia="Calibri"/>
+                <w:rFonts w:ascii="PT Sans" w:hAnsi="PT Sans" w:eastAsia="PT Sans" w:cs="PT Sans"/>
                 <w:sz w:val="18"/>
               </w:rPr>
             </w:r>
             <w:r>
               <w:rPr>
-                <w:rFonts w:ascii="Calibri" w:hAnsi="Calibri" w:eastAsia="Calibri"/>
+                <w:rFonts w:ascii="PT Sans" w:hAnsi="PT Sans" w:eastAsia="PT Sans" w:cs="PT Sans"/>
                 <w:b w:val="0"/>
                 <w:i w:val="0"/>
                 <w:sz w:val="18"/>
@@ -5281,20 +5483,22 @@
               <w:end w:w="120" w:type="dxa"/>
             </w:tcMar>
             <w:vAlign w:val="center"/>
+            <w:shd w:fill="F5F8FB"/>
           </w:tcPr>
           <w:p>
             <w:pPr>
-              <w:spacing w:before="0" w:after="60" w:line="259" w:lineRule="auto"/>
+              <w:spacing w:before="0" w:after="80" w:line="264" w:lineRule="auto"/>
+              <w:jc w:val="left"/>
             </w:pPr>
             <w:r>
               <w:rPr>
-                <w:rFonts w:ascii="Calibri" w:hAnsi="Calibri" w:eastAsia="Calibri"/>
+                <w:rFonts w:ascii="PT Sans" w:hAnsi="PT Sans" w:eastAsia="PT Sans" w:cs="PT Sans"/>
                 <w:sz w:val="18"/>
               </w:rPr>
             </w:r>
             <w:r>
               <w:rPr>
-                <w:rFonts w:ascii="Calibri" w:hAnsi="Calibri" w:eastAsia="Calibri"/>
+                <w:rFonts w:ascii="PT Sans" w:hAnsi="PT Sans" w:eastAsia="PT Sans" w:cs="PT Sans"/>
                 <w:b w:val="0"/>
                 <w:i w:val="0"/>
                 <w:sz w:val="18"/>
@@ -5303,7 +5507,7 @@
             </w:r>
             <w:r>
               <w:rPr>
-                <w:rFonts w:ascii="Calibri" w:hAnsi="Calibri" w:eastAsia="Calibri"/>
+                <w:rFonts w:ascii="PT Sans" w:hAnsi="PT Sans" w:eastAsia="PT Sans" w:cs="PT Sans"/>
                 <w:color w:val="173B57"/>
                 <w:sz w:val="18"/>
               </w:rPr>
@@ -5321,20 +5525,22 @@
               <w:end w:w="120" w:type="dxa"/>
             </w:tcMar>
             <w:vAlign w:val="center"/>
+            <w:shd w:fill="F5F8FB"/>
           </w:tcPr>
           <w:p>
             <w:pPr>
-              <w:spacing w:before="0" w:after="60" w:line="259" w:lineRule="auto"/>
+              <w:spacing w:before="0" w:after="80" w:line="264" w:lineRule="auto"/>
+              <w:jc w:val="left"/>
             </w:pPr>
             <w:r>
               <w:rPr>
-                <w:rFonts w:ascii="Calibri" w:hAnsi="Calibri" w:eastAsia="Calibri"/>
+                <w:rFonts w:ascii="PT Sans" w:hAnsi="PT Sans" w:eastAsia="PT Sans" w:cs="PT Sans"/>
                 <w:sz w:val="18"/>
               </w:rPr>
             </w:r>
             <w:r>
               <w:rPr>
-                <w:rFonts w:ascii="Calibri" w:hAnsi="Calibri" w:eastAsia="Calibri"/>
+                <w:rFonts w:ascii="PT Sans" w:hAnsi="PT Sans" w:eastAsia="PT Sans" w:cs="PT Sans"/>
                 <w:b w:val="0"/>
                 <w:i w:val="0"/>
                 <w:sz w:val="18"/>
@@ -5345,6 +5551,9 @@
         </w:tc>
       </w:tr>
       <w:tr>
+        <w:trPr>
+          <w:cantSplit/>
+        </w:trPr>
         <w:tc>
           <w:tcPr>
             <w:tcW w:type="dxa" w:w="2300"/>
@@ -5358,17 +5567,18 @@
           </w:tcPr>
           <w:p>
             <w:pPr>
-              <w:spacing w:before="0" w:after="60" w:line="259" w:lineRule="auto"/>
+              <w:spacing w:before="0" w:after="80" w:line="264" w:lineRule="auto"/>
+              <w:jc w:val="left"/>
             </w:pPr>
             <w:r>
               <w:rPr>
-                <w:rFonts w:ascii="Calibri" w:hAnsi="Calibri" w:eastAsia="Calibri"/>
+                <w:rFonts w:ascii="PT Sans" w:hAnsi="PT Sans" w:eastAsia="PT Sans" w:cs="PT Sans"/>
                 <w:sz w:val="18"/>
               </w:rPr>
             </w:r>
             <w:r>
               <w:rPr>
-                <w:rFonts w:ascii="Calibri" w:hAnsi="Calibri" w:eastAsia="Calibri"/>
+                <w:rFonts w:ascii="PT Sans" w:hAnsi="PT Sans" w:eastAsia="PT Sans" w:cs="PT Sans"/>
                 <w:b w:val="0"/>
                 <w:i w:val="0"/>
                 <w:sz w:val="18"/>
@@ -5390,17 +5600,18 @@
           </w:tcPr>
           <w:p>
             <w:pPr>
-              <w:spacing w:before="0" w:after="60" w:line="259" w:lineRule="auto"/>
+              <w:spacing w:before="0" w:after="80" w:line="264" w:lineRule="auto"/>
+              <w:jc w:val="left"/>
             </w:pPr>
             <w:r>
               <w:rPr>
-                <w:rFonts w:ascii="Calibri" w:hAnsi="Calibri" w:eastAsia="Calibri"/>
+                <w:rFonts w:ascii="PT Sans" w:hAnsi="PT Sans" w:eastAsia="PT Sans" w:cs="PT Sans"/>
                 <w:sz w:val="18"/>
               </w:rPr>
             </w:r>
             <w:r>
               <w:rPr>
-                <w:rFonts w:ascii="Calibri" w:hAnsi="Calibri" w:eastAsia="Calibri"/>
+                <w:rFonts w:ascii="PT Sans" w:hAnsi="PT Sans" w:eastAsia="PT Sans" w:cs="PT Sans"/>
                 <w:b w:val="0"/>
                 <w:i w:val="0"/>
                 <w:sz w:val="18"/>
@@ -5422,17 +5633,18 @@
           </w:tcPr>
           <w:p>
             <w:pPr>
-              <w:spacing w:before="0" w:after="60" w:line="259" w:lineRule="auto"/>
+              <w:spacing w:before="0" w:after="80" w:line="264" w:lineRule="auto"/>
+              <w:jc w:val="left"/>
             </w:pPr>
             <w:r>
               <w:rPr>
-                <w:rFonts w:ascii="Calibri" w:hAnsi="Calibri" w:eastAsia="Calibri"/>
+                <w:rFonts w:ascii="PT Sans" w:hAnsi="PT Sans" w:eastAsia="PT Sans" w:cs="PT Sans"/>
                 <w:sz w:val="18"/>
               </w:rPr>
             </w:r>
             <w:r>
               <w:rPr>
-                <w:rFonts w:ascii="Calibri" w:hAnsi="Calibri" w:eastAsia="Calibri"/>
+                <w:rFonts w:ascii="PT Sans" w:hAnsi="PT Sans" w:eastAsia="PT Sans" w:cs="PT Sans"/>
                 <w:color w:val="173B57"/>
                 <w:sz w:val="18"/>
               </w:rPr>
@@ -5442,6 +5654,9 @@
         </w:tc>
       </w:tr>
       <w:tr>
+        <w:trPr>
+          <w:cantSplit/>
+        </w:trPr>
         <w:tc>
           <w:tcPr>
             <w:tcW w:type="dxa" w:w="2300"/>
@@ -5452,20 +5667,22 @@
               <w:end w:w="120" w:type="dxa"/>
             </w:tcMar>
             <w:vAlign w:val="center"/>
+            <w:shd w:fill="F5F8FB"/>
           </w:tcPr>
           <w:p>
             <w:pPr>
-              <w:spacing w:before="0" w:after="60" w:line="259" w:lineRule="auto"/>
+              <w:spacing w:before="0" w:after="80" w:line="264" w:lineRule="auto"/>
+              <w:jc w:val="left"/>
             </w:pPr>
             <w:r>
               <w:rPr>
-                <w:rFonts w:ascii="Calibri" w:hAnsi="Calibri" w:eastAsia="Calibri"/>
+                <w:rFonts w:ascii="PT Sans" w:hAnsi="PT Sans" w:eastAsia="PT Sans" w:cs="PT Sans"/>
                 <w:sz w:val="18"/>
               </w:rPr>
             </w:r>
             <w:r>
               <w:rPr>
-                <w:rFonts w:ascii="Calibri" w:hAnsi="Calibri" w:eastAsia="Calibri"/>
+                <w:rFonts w:ascii="PT Sans" w:hAnsi="PT Sans" w:eastAsia="PT Sans" w:cs="PT Sans"/>
                 <w:b w:val="0"/>
                 <w:i w:val="0"/>
                 <w:sz w:val="18"/>
@@ -5484,20 +5701,22 @@
               <w:end w:w="120" w:type="dxa"/>
             </w:tcMar>
             <w:vAlign w:val="center"/>
+            <w:shd w:fill="F5F8FB"/>
           </w:tcPr>
           <w:p>
             <w:pPr>
-              <w:spacing w:before="0" w:after="60" w:line="259" w:lineRule="auto"/>
+              <w:spacing w:before="0" w:after="80" w:line="264" w:lineRule="auto"/>
+              <w:jc w:val="left"/>
             </w:pPr>
             <w:r>
               <w:rPr>
-                <w:rFonts w:ascii="Calibri" w:hAnsi="Calibri" w:eastAsia="Calibri"/>
+                <w:rFonts w:ascii="PT Sans" w:hAnsi="PT Sans" w:eastAsia="PT Sans" w:cs="PT Sans"/>
                 <w:sz w:val="18"/>
               </w:rPr>
             </w:r>
             <w:r>
               <w:rPr>
-                <w:rFonts w:ascii="Calibri" w:hAnsi="Calibri" w:eastAsia="Calibri"/>
+                <w:rFonts w:ascii="PT Sans" w:hAnsi="PT Sans" w:eastAsia="PT Sans" w:cs="PT Sans"/>
                 <w:b w:val="0"/>
                 <w:i w:val="0"/>
                 <w:sz w:val="18"/>
@@ -5516,20 +5735,22 @@
               <w:end w:w="120" w:type="dxa"/>
             </w:tcMar>
             <w:vAlign w:val="center"/>
+            <w:shd w:fill="F5F8FB"/>
           </w:tcPr>
           <w:p>
             <w:pPr>
-              <w:spacing w:before="0" w:after="60" w:line="259" w:lineRule="auto"/>
+              <w:spacing w:before="0" w:after="80" w:line="264" w:lineRule="auto"/>
+              <w:jc w:val="left"/>
             </w:pPr>
             <w:r>
               <w:rPr>
-                <w:rFonts w:ascii="Calibri" w:hAnsi="Calibri" w:eastAsia="Calibri"/>
+                <w:rFonts w:ascii="PT Sans" w:hAnsi="PT Sans" w:eastAsia="PT Sans" w:cs="PT Sans"/>
                 <w:sz w:val="18"/>
               </w:rPr>
             </w:r>
             <w:r>
               <w:rPr>
-                <w:rFonts w:ascii="Calibri" w:hAnsi="Calibri" w:eastAsia="Calibri"/>
+                <w:rFonts w:ascii="PT Sans" w:hAnsi="PT Sans" w:eastAsia="PT Sans" w:cs="PT Sans"/>
                 <w:b w:val="0"/>
                 <w:i w:val="0"/>
                 <w:sz w:val="18"/>
@@ -5567,8 +5788,8 @@
     </w:pPr>
     <w:r>
       <w:rPr>
-        <w:rFonts w:ascii="Calibri" w:hAnsi="Calibri" w:eastAsia="Calibri"/>
-        <w:color w:val="5D6D7E"/>
+        <w:rFonts w:ascii="PT Sans" w:hAnsi="PT Sans" w:eastAsia="PT Sans" w:cs="PT Sans"/>
+        <w:color w:val="64748B"/>
         <w:sz w:val="18"/>
       </w:rPr>
       <w:fldChar w:fldCharType="begin"/>
@@ -5588,9 +5809,9 @@
     </w:pPr>
     <w:r>
       <w:rPr>
-        <w:rFonts w:ascii="Calibri" w:hAnsi="Calibri" w:eastAsia="Calibri"/>
-        <w:b/>
-        <w:color w:val="5D6D7E"/>
+        <w:rFonts w:ascii="PT Sans" w:hAnsi="PT Sans" w:eastAsia="PT Sans" w:cs="PT Sans"/>
+        <w:b/>
+        <w:color w:val="64748B"/>
         <w:sz w:val="18"/>
       </w:rPr>
       <w:t>EraSeMap | Научная работа</w:t>
@@ -5963,12 +6184,12 @@
     <w:qFormat/>
     <w:rsid w:val="00FC693F"/>
     <w:pPr>
-      <w:spacing w:before="0" w:after="160" w:line="320" w:lineRule="auto"/>
-      <w:jc w:val="both"/>
+      <w:spacing w:before="0" w:after="140" w:line="295" w:lineRule="auto"/>
+      <w:jc w:val="left"/>
     </w:pPr>
     <w:rPr>
-      <w:rFonts w:ascii="Calibri" w:hAnsi="Calibri" w:eastAsia="Calibri"/>
-      <w:color w:val="17202A"/>
+      <w:rFonts w:ascii="PT Serif" w:hAnsi="PT Serif" w:eastAsia="PT Serif" w:cs="PT Serif"/>
+      <w:color w:val="1F2933"/>
       <w:sz w:val="22"/>
     </w:rPr>
   </w:style>
@@ -6031,7 +6252,7 @@
       <w:outlineLvl w:val="0"/>
     </w:pPr>
     <w:rPr>
-      <w:rFonts w:asciiTheme="majorHAnsi" w:eastAsiaTheme="majorEastAsia" w:hAnsiTheme="majorHAnsi" w:cstheme="majorBidi" w:ascii="Calibri" w:hAnsi="Calibri" w:eastAsia="Calibri"/>
+      <w:rFonts w:asciiTheme="majorHAnsi" w:eastAsiaTheme="majorEastAsia" w:hAnsiTheme="majorHAnsi" w:cstheme="majorBidi" w:ascii="PT Sans" w:hAnsi="PT Sans" w:eastAsia="PT Sans" w:cs="PT Sans"/>
       <w:b/>
       <w:bCs/>
       <w:color w:val="173B57"/>
@@ -6055,7 +6276,7 @@
       <w:outlineLvl w:val="1"/>
     </w:pPr>
     <w:rPr>
-      <w:rFonts w:asciiTheme="majorHAnsi" w:eastAsiaTheme="majorEastAsia" w:hAnsiTheme="majorHAnsi" w:cstheme="majorBidi" w:ascii="Calibri" w:hAnsi="Calibri" w:eastAsia="Calibri"/>
+      <w:rFonts w:asciiTheme="majorHAnsi" w:eastAsiaTheme="majorEastAsia" w:hAnsiTheme="majorHAnsi" w:cstheme="majorBidi" w:ascii="PT Sans" w:hAnsi="PT Sans" w:eastAsia="PT Sans" w:cs="PT Sans"/>
       <w:b/>
       <w:bCs/>
       <w:color w:val="2E6388"/>
@@ -6079,7 +6300,7 @@
       <w:outlineLvl w:val="2"/>
     </w:pPr>
     <w:rPr>
-      <w:rFonts w:asciiTheme="majorHAnsi" w:eastAsiaTheme="majorEastAsia" w:hAnsiTheme="majorHAnsi" w:cstheme="majorBidi" w:ascii="Calibri" w:hAnsi="Calibri" w:eastAsia="Calibri"/>
+      <w:rFonts w:asciiTheme="majorHAnsi" w:eastAsiaTheme="majorEastAsia" w:hAnsiTheme="majorHAnsi" w:cstheme="majorBidi" w:ascii="PT Sans" w:hAnsi="PT Sans" w:eastAsia="PT Sans" w:cs="PT Sans"/>
       <w:b/>
       <w:bCs/>
       <w:color w:val="173B57"/>
@@ -6504,7 +6725,7 @@
       <w:contextualSpacing/>
     </w:pPr>
     <w:rPr>
-      <w:rFonts w:ascii="Calibri" w:hAnsi="Calibri"/>
+      <w:rFonts w:ascii="PT Serif" w:hAnsi="PT Serif" w:eastAsia="PT Serif" w:cs="PT Serif"/>
       <w:sz w:val="22"/>
     </w:rPr>
   </w:style>
@@ -6549,7 +6770,7 @@
       <w:contextualSpacing/>
     </w:pPr>
     <w:rPr>
-      <w:rFonts w:ascii="Calibri" w:hAnsi="Calibri"/>
+      <w:rFonts w:ascii="PT Serif" w:hAnsi="PT Serif" w:eastAsia="PT Serif" w:cs="PT Serif"/>
       <w:sz w:val="22"/>
     </w:rPr>
   </w:style>
@@ -17686,20 +17907,20 @@
       <w:jc w:val="center"/>
     </w:pPr>
     <w:rPr>
-      <w:rFonts w:ascii="Calibri" w:hAnsi="Calibri"/>
+      <w:rFonts w:ascii="PT Sans" w:hAnsi="PT Sans" w:eastAsia="PT Sans" w:cs="PT Sans"/>
       <w:i/>
-      <w:color w:val="5D6D7E"/>
-      <w:sz w:val="19"/>
+      <w:color w:val="64748B"/>
+      <w:sz w:val="18"/>
     </w:rPr>
   </w:style>
   <w:style w:type="paragraph" w:customStyle="1" w:styleId="Callout">
     <w:name w:val="Callout"/>
     <w:pPr>
-      <w:spacing w:before="120" w:after="200"/>
+      <w:spacing w:before="120" w:after="200" w:line="283" w:lineRule="auto"/>
       <w:ind w:left="360" w:right="360"/>
     </w:pPr>
     <w:rPr>
-      <w:rFonts w:ascii="Calibri" w:hAnsi="Calibri"/>
+      <w:rFonts w:ascii="PT Serif" w:hAnsi="PT Serif" w:eastAsia="PT Serif" w:cs="PT Serif"/>
       <w:i/>
       <w:color w:val="173B57"/>
       <w:sz w:val="22"/>
@@ -17723,7 +17944,7 @@
       <w:ind w:left="540" w:hanging="279"/>
     </w:pPr>
     <w:rPr>
-      <w:rFonts w:ascii="Calibri" w:hAnsi="Calibri"/>
+      <w:rFonts w:ascii="PT Serif" w:hAnsi="PT Serif" w:eastAsia="PT Serif" w:cs="PT Serif"/>
       <w:sz w:val="22"/>
     </w:rPr>
   </w:style>

--- a/competition/paper/EraSeMap_scientific_paper_RU.docx
+++ b/competition/paper/EraSeMap_scientific_paper_RU.docx
@@ -751,7 +751,7 @@
           <w:b w:val="0"/>
           <w:i w:val="0"/>
         </w:rPr>
-        <w:t>Команда удаления основной записи не гарантирует, что персональные данные перестали использоваться. Копии могут сохраняться в кэше, индексе, реплике, экспорте или backup; производные — в биометрическом шаблоне и векторе; влияние — в обученной модели. Более того, удалённый объект может появиться снова после restore, sync, rebuild или повторного развёртывания модели.</w:t>
+        <w:t>Команда удаления основной записи не гарантирует, что персональные данные перестали использоваться. Копии могут сохраняться в кэше, индексе, реплике, экспорте или резервной копии; производные — в биометрическом шаблоне и векторе; влияние — в обученной модели. Более того, удалённый объект может появиться снова после восстановления, синхронизации, пересборки или повторного развёртывания модели.</w:t>
       </w:r>
     </w:p>
     <w:p>
@@ -764,7 +764,7 @@
           <w:b w:val="0"/>
           <w:i w:val="0"/>
         </w:rPr>
-        <w:t xml:space="preserve">В работе представлен EraSeMap — один алгоритм из трёх стадий: </w:t>
+        <w:t xml:space="preserve">Я разработал и проверил EraSeMap — один алгоритм из трёх стадий: </w:t>
       </w:r>
       <w:r>
         <w:rPr>
@@ -780,7 +780,7 @@
           <w:b w:val="0"/>
           <w:i w:val="0"/>
         </w:rPr>
-        <w:t xml:space="preserve"> находит зарегистрированные и ограниченно скрытые пути; </w:t>
+        <w:t xml:space="preserve"> находит известные и ограниченно неочевидные пути; </w:t>
       </w:r>
       <w:r>
         <w:rPr>
@@ -796,7 +796,7 @@
           <w:b w:val="0"/>
           <w:i w:val="0"/>
         </w:rPr>
-        <w:t xml:space="preserve"> выбирает минимальный достаточный набор физических действий и machine unlearning; </w:t>
+        <w:t xml:space="preserve"> выбирает минимальный достаточный набор физических действий и удаление влияния из модели (machine unlearning); </w:t>
       </w:r>
       <w:r>
         <w:rPr>
@@ -812,7 +812,7 @@
           <w:b w:val="0"/>
           <w:i w:val="0"/>
         </w:rPr>
-        <w:t xml:space="preserve"> выполняет temporal replay и разрешает сертификат только после прохождения всех обязательных каналов. Алгоритм возвращает </w:t>
+        <w:t xml:space="preserve"> повторяет будущие операции и разрешает сертификат только после прохождения всех обязательных проверок. Алгоритм возвращает </w:t>
       </w:r>
       <w:r>
         <w:rPr>
@@ -873,7 +873,7 @@
           <w:b w:val="0"/>
           <w:i w:val="0"/>
         </w:rPr>
-        <w:t xml:space="preserve">В frozen transfer на 60 случаях EraSeMap дал 0 ложных </w:t>
+        <w:t xml:space="preserve">В заранее зафиксированной проверке переноса на 60 случаях EraSeMap дал 0 ложных </w:t>
       </w:r>
       <w:r>
         <w:rPr>
@@ -889,7 +889,7 @@
           <w:b w:val="0"/>
           <w:i w:val="0"/>
         </w:rPr>
-        <w:t xml:space="preserve"> против 5 у полного typed-аудита и 45 у native service status. Активный поиск bounded recovery-графа потребовал 7 проб против 13 у frozen random и 49 у exhaustive; greedy получил те же 7. В 20 парных опытах с реальными локальными процессами targeted plan был геометрически в 17,64 раза быстрее rebuild-all и записал на 94,62% меньше байтов. Temporal проверка обнаружила 30/30 латентных рисков и после controls дала 0/30 возвратов. Exact solvers совпали с exhaustive oracles в 3072/3072 и 16 384/16 384 конфигурациях. Быстрые unlearning-кандидаты на Qwen2.5-1.5B не прошли все frozen gates, поэтому exact retraining сохранён как безопасный fallback. Результаты относятся к зарегистрированным topology и transition envelopes; production FaceID/eGov и независимый hidden challenge не заявляются.</w:t>
+        <w:t xml:space="preserve"> против 5 у полного аудита узлов и 45 у обычного статуса сервиса. Активный поиск ограниченного графа восстановления потребовал 7 проб против 13 у случайной стратегии и 49 у полного перебора; жадная стратегия получила те же 7. В 20 парных опытах с реальными локальными процессами выбранный план был в среднем в 17,64 раза быстрее полной пересборки и записал на 94,62% меньше байтов. Временная проверка обнаружила 30/30 скрытых рисков и после контрольных действий дала 0/30 возвратов. Точные решатели совпали с полным перебором в 3072/3072 и 16 384/16 384 конфигурациях. Быстрые методы удаления влияния из Qwen2.5-1.5B не прошли все заранее заданные пороги, поэтому полное переобучение с нуля оставлено безопасным запасным вариантом. Результаты относятся к зарегистрированной топологии и описанным переходам; внедрение в FaceID/eGov и независимая скрытая проверка не заявляются.</w:t>
       </w:r>
     </w:p>
     <w:p>
@@ -910,7 +910,7 @@
           <w:b w:val="0"/>
           <w:i w:val="0"/>
         </w:rPr>
-        <w:t xml:space="preserve"> проверяемое удаление, machine unlearning, data lineage, temporal replay, биометрия, fail-closed, сертификат удаления.</w:t>
+        <w:t xml:space="preserve"> проверяемое удаление, удаление влияния из модели, происхождение данных, временная проверка, биометрия, отказобезопасность, сертификат удаления.</w:t>
       </w:r>
     </w:p>
     <w:p>
@@ -944,7 +944,7 @@
           <w:b w:val="0"/>
           <w:i w:val="0"/>
         </w:rPr>
-        <w:t xml:space="preserve">This work presents EraSeMap, one algorithm with three stages. </w:t>
+        <w:t xml:space="preserve">I developed and tested EraSeMap as one algorithm with three stages. </w:t>
       </w:r>
       <w:r>
         <w:rPr>
@@ -960,7 +960,7 @@
           <w:b w:val="0"/>
           <w:i w:val="0"/>
         </w:rPr>
-        <w:t xml:space="preserve"> locates registered and bounded-hidden paths. </w:t>
+        <w:t xml:space="preserve"> locates known and bounded, non-obvious paths. </w:t>
       </w:r>
       <w:r>
         <w:rPr>
@@ -976,7 +976,7 @@
           <w:b w:val="0"/>
           <w:i w:val="0"/>
         </w:rPr>
-        <w:t xml:space="preserve"> selects a minimum sufficient set of physical actions and machine unlearning. </w:t>
+        <w:t xml:space="preserve"> selects a minimum sufficient set of physical actions and removes learned influence from the model (machine unlearning). </w:t>
       </w:r>
       <w:r>
         <w:rPr>
@@ -992,7 +992,7 @@
           <w:b w:val="0"/>
           <w:i w:val="0"/>
         </w:rPr>
-        <w:t xml:space="preserve"> performs temporal replay and permits a certificate only after every mandatory channel passes. The algorithm returns </w:t>
+        <w:t xml:space="preserve"> repeats future operations and permits a certificate only after every required check passes. The algorithm returns </w:t>
       </w:r>
       <w:r>
         <w:rPr>
@@ -1053,7 +1053,7 @@
           <w:b w:val="0"/>
           <w:i w:val="0"/>
         </w:rPr>
-        <w:t xml:space="preserve">In a frozen 60-case transfer, EraSeMap produced 0 false </w:t>
+        <w:t xml:space="preserve">In a pre-registered 60-case transfer, EraSeMap produced 0 false </w:t>
       </w:r>
       <w:r>
         <w:rPr>
@@ -1069,7 +1069,7 @@
           <w:b w:val="0"/>
           <w:i w:val="0"/>
         </w:rPr>
-        <w:t xml:space="preserve"> decisions versus 5 for full typed audit and 45 for native service status. Active recovery-graph search used 7 probes versus 13 for frozen random and 49 for exhaustive testing. In 20 paired real-process trials, targeted erasure was 17.64 times faster and wrote 94.62% fewer bytes than rebuild-all. Temporal verification detected 30/30 latent risks and produced 0/30 post-control recurrences. Exact solvers matched exhaustive oracles in 3,072/3,072 and 16,384/16,384 configurations. Fast unlearning candidates on Qwen2.5-1.5B failed the complete frozen gates, so exact retraining remains the safe fallback. Results are bounded to registered topology and transition envelopes; production deployment and an independent hidden result are not claimed.</w:t>
+        <w:t xml:space="preserve"> decisions versus 5 for a full node audit and 45 for the service's ordinary status. Active recovery-graph search used 7 probes versus 13 for random testing and 49 for exhaustive testing. In 20 paired real-process trials, the selected plan was 17.64 times faster and wrote 94.62% fewer bytes than rebuild-all. Temporal verification detected 30/30 latent risks and produced 0/30 post-control recurrences. Exact solvers matched exhaustive oracles in 3,072/3,072 and 16,384/16,384 configurations. Fast unlearning candidates on Qwen2.5-1.5B failed all required thresholds together, so full retraining from scratch remains the safe fallback. Results are limited to registered topology and listed transitions; production deployment and an independent hidden result are not claimed.</w:t>
       </w:r>
     </w:p>
     <w:p>
@@ -1111,7 +1111,7 @@
           <w:b w:val="0"/>
           <w:i w:val="0"/>
         </w:rPr>
-        <w:t>Право на удаление и внутренние политики организаций требуют устранить данные одного человека. На практике одно событие порождает цепочку артефактов: исходную запись, нормализованный профиль, биометрический template, поисковый vector, cache, журнал, export, backup и параметры модели. Каждый компонент может вернуть успешную локальную квитанцию, хотя система в целом продолжает использовать человека.</w:t>
+        <w:t>Право на удаление и внутренние политики организаций требуют устранить данные одного человека. На практике одно событие порождает цепочку артефактов: исходную запись, нормализованный профиль, биометрический шаблон, поисковый вектор, кэш, журнал, экспорт, резервную копию и параметры модели. Каждый компонент может вернуть успешную локальную квитанцию, хотя система в целом продолжает использовать человека.</w:t>
       </w:r>
     </w:p>
     <w:p>
@@ -1124,7 +1124,7 @@
           <w:b w:val="0"/>
           <w:i w:val="0"/>
         </w:rPr>
-        <w:t>Существующие направления решают части задачи. Data lineage описывает происхождение данных [9]. Machine unlearning уменьшает влияние обучающих примеров [1, 2], а verification-of-unlearning оценивает доказательность результата [3–8]. Политики удаления и патенты рассматривают lineage, backup и receipts [10–12, 16, 18]. Однако локальное доказательство одной части нельзя автоматически перенести на физические производные, модель и будущую регенерацию одновременно.</w:t>
+        <w:t>Существующие направления решают части задачи. Data lineage описывает происхождение данных [9]. Machine unlearning уменьшает влияние обучающих примеров [1, 2], а методы проверки unlearning оценивают результат [3–8]. Политики удаления и патенты рассматривают происхождение данных, резервные копии и квитанции [10–12, 16, 18]. Однако локальное доказательство одной части нельзя автоматически перенести на физические производные, модель и будущую регенерацию одновременно.</w:t>
       </w:r>
     </w:p>
     <w:p>
@@ -1137,7 +1137,7 @@
           <w:b w:val="0"/>
           <w:i w:val="0"/>
         </w:rPr>
-        <w:t>Исследовательский вопрос работы:</w:t>
+        <w:t>Вопрос, который я проверял:</w:t>
       </w:r>
     </w:p>
     <w:p>
@@ -1150,7 +1150,7 @@
           <w:b w:val="0"/>
           <w:i w:val="0"/>
         </w:rPr>
-        <w:t>Как выдать один проверяемый subject-level вердикт удаления, который одновременно учитывает физические копии, производные, влияние в модели и зарегистрированные будущие пути восстановления?</w:t>
+        <w:t>Как выдать один проверяемый вердикт удаления для конкретного человека, который одновременно учитывает физические копии, производные, влияние в модели и зарегистрированные будущие пути восстановления?</w:t>
       </w:r>
     </w:p>
     <w:p>
@@ -1163,7 +1163,7 @@
           <w:b w:val="0"/>
           <w:i w:val="0"/>
         </w:rPr>
-        <w:t>Вклад работы:</w:t>
+        <w:t>Что сделано в работе:</w:t>
       </w:r>
     </w:p>
     <w:p>
@@ -1182,7 +1182,7 @@
           <w:b w:val="0"/>
           <w:i w:val="0"/>
         </w:rPr>
-        <w:t>единый трёхстадийный fail-closed алгоритм FIND–ERASE–PROVE;</w:t>
+        <w:t>один трёхстадийный алгоритм FIND–ERASE–PROVE, который не объявляет удаление завершённым без доказательств;</w:t>
       </w:r>
     </w:p>
     <w:p>
@@ -1201,7 +1201,7 @@
           <w:b w:val="0"/>
           <w:i w:val="0"/>
         </w:rPr>
-        <w:t>формальная типизированная модель физического, производного и model-channel evidence;</w:t>
+        <w:t>формальная типизированная модель физических копий, производных и влияния в модели;</w:t>
       </w:r>
     </w:p>
     <w:p>
@@ -1220,7 +1220,7 @@
           <w:b w:val="0"/>
           <w:i w:val="0"/>
         </w:rPr>
-        <w:t>exact minimum-cost selection с контрпримером при невозможности удаления;</w:t>
+        <w:t>точный выбор плана минимальной стоимости с контрпримером при невозможности удаления;</w:t>
       </w:r>
     </w:p>
     <w:p>
@@ -1239,7 +1239,7 @@
           <w:b w:val="0"/>
           <w:i w:val="0"/>
         </w:rPr>
-        <w:t>temporal replay, запрещающий сертификат при возможной регенерации;</w:t>
+        <w:t>временная проверка, запрещающая сертификат при возможном возврате данных;</w:t>
       </w:r>
     </w:p>
     <w:p>
@@ -1258,7 +1258,7 @@
           <w:b w:val="0"/>
           <w:i w:val="0"/>
         </w:rPr>
-        <w:t>обязательное сравнение machine unlearning с exact retraining и сохранение отрицательных результатов;</w:t>
+        <w:t>обязательное сравнение machine unlearning с полным переобучением и сохранение отрицательных результатов;</w:t>
       </w:r>
     </w:p>
     <w:p>
@@ -1277,7 +1277,7 @@
           <w:b w:val="0"/>
           <w:i w:val="0"/>
         </w:rPr>
-        <w:t>воспроизводимая многоуровневая оценка на bounded graphs, реальных локальных процессах, stock services, face data и открытой модели Qwen2.5-1.5B.</w:t>
+        <w:t>воспроизводимая оценка на ограниченных графах, реальных локальных процессах, готовых сервисах, данных лиц и открытой модели Qwen2.5-1.5B.</w:t>
       </w:r>
     </w:p>
     <w:p>
@@ -1347,7 +1347,7 @@
           <w:b w:val="0"/>
           <w:i w:val="0"/>
         </w:rPr>
-        <w:t>EraSeMap не заявляет изобретение lineage graphs, set cover, active testing, temporal model checking, machine unlearning или цифровой подписи. Новизна формулируется уже и проверяемее: это композиция всех обязательств в одном subject-level decision rule, где ни одна локальная квитанция не может самостоятельно создать положительный verdict.</w:t>
+        <w:t>Я не заявляю, что изобрёл графы происхождения, задачу покрытия, активное тестирование, временную проверку моделей, machine unlearning или цифровую подпись. Результат работы уже: эти части соединены в одном правиле решения для конкретного человека, где ни одна локальная квитанция не может самостоятельно объявить удаление завершённым.</w:t>
       </w:r>
     </w:p>
     <w:p>
@@ -1360,7 +1360,7 @@
           <w:b w:val="0"/>
           <w:i w:val="0"/>
         </w:rPr>
-        <w:t xml:space="preserve">В отличие от обычного lineage-аудита, важен не только тип узла, но и пригодный путь от субъекта к активному артефакту. В отличие от model-only unlearning, удаление влияния в модели не закрывает backup, cache или vector index. В отличие от snapshot testing, текущая пустота не доказывает, что restore не вернёт объект. В отличие от универсального обещания, </w:t>
+        <w:t xml:space="preserve">В отличие от обычного аудита происхождения данных, важен не только тип узла, но и пригодный путь от человека к активному артефакту. Удаление влияния в модели не очищает резервную копию, кэш или векторный индекс. Пустой снимок текущего состояния не доказывает, что восстановление не вернёт объект. Вердикт </w:t>
       </w:r>
       <w:r>
         <w:rPr>
@@ -1490,7 +1490,7 @@
           <w:b w:val="0"/>
           <w:i w:val="0"/>
         </w:rPr>
-        <w:t xml:space="preserve"> — subject binding. Для субъекта </w:t>
+        <w:t xml:space="preserve"> — привязка к человеку. Для субъекта </w:t>
       </w:r>
       <w:r>
         <w:rPr>
@@ -1609,7 +1609,7 @@
           <w:b w:val="0"/>
           <w:i w:val="0"/>
         </w:rPr>
-        <w:t>: templates, embeddings, indexes и exports;</w:t>
+        <w:t>: шаблоны, векторные представления, индексы и экспорты;</w:t>
       </w:r>
     </w:p>
     <w:p>
@@ -1651,7 +1651,7 @@
           <w:b w:val="0"/>
           <w:i w:val="0"/>
         </w:rPr>
-        <w:t>: заранее объявленные privacy-proxy проверки;</w:t>
+        <w:t>: заранее объявленные косвенные проверки приватности;</w:t>
       </w:r>
     </w:p>
     <w:p>
@@ -1672,7 +1672,7 @@
           <w:b w:val="0"/>
           <w:i w:val="0"/>
         </w:rPr>
-        <w:t>: качество для retained subjects/tasks;</w:t>
+        <w:t>: качество для оставшихся пользователей и задач;</w:t>
       </w:r>
     </w:p>
     <w:p>
@@ -1714,7 +1714,7 @@
           <w:b w:val="0"/>
           <w:i w:val="0"/>
         </w:rPr>
-        <w:t>: достаточность зарегистрированной instrumentation.</w:t>
+        <w:t>: достаточность зарегистрированных средств наблюдения.</w:t>
       </w:r>
     </w:p>
     <w:p>
@@ -1727,7 +1727,7 @@
           <w:b w:val="0"/>
           <w:i w:val="0"/>
         </w:rPr>
-        <w:t xml:space="preserve">Каждый verifier возвращает </w:t>
+        <w:t xml:space="preserve">Каждая локальная проверка возвращает </w:t>
       </w:r>
       <w:r>
         <w:rPr>
@@ -1807,7 +1807,7 @@
         <w:pStyle w:val="CodeBlock"/>
       </w:pPr>
       <w:r>
-        <w:t xml:space="preserve">    discovery evidence валиден, temporal replay безопасен.</w:t>
+        <w:t xml:space="preserve">    данные поиска действительны, временная проверка безопасна.</w:t>
       </w:r>
     </w:p>
     <w:p>
@@ -1851,7 +1851,7 @@
         <w:pStyle w:val="CodeBlock"/>
       </w:pPr>
       <w:r>
-        <w:t xml:space="preserve">    ни остаток, ни полное удаление нельзя доказать доступным evidence.</w:t>
+        <w:t xml:space="preserve">    доступных данных недостаточно, чтобы доказать остаток или полное удаление.</w:t>
       </w:r>
     </w:p>
     <w:p>
@@ -1864,7 +1864,7 @@
           <w:b w:val="0"/>
           <w:i w:val="0"/>
         </w:rPr>
-        <w:t>Трёхзначность не является интерфейсной деталью: она исключает превращение отсутствующего evidence в ложный успех.</w:t>
+        <w:t>Три результата нужны не только для интерфейса: они не дают превратить отсутствие доказательств в ложный успех.</w:t>
       </w:r>
     </w:p>
     <w:p>
@@ -1893,7 +1893,7 @@
           <w:b w:val="0"/>
           <w:i w:val="0"/>
         </w:rPr>
-        <w:t xml:space="preserve">FIND сначала replay-проверяет зарегистрированный граф. Если карта может быть неполной, adapter выполняет безопасные синтетические пробы: разрешает определённые recovery-операции и наблюдает, какой тестовый субъект, где и когда появился. После каждой пробы остаются только графы, совместимые с trace. Стадия возвращает единственный граф, полный observable path class, </w:t>
+        <w:t xml:space="preserve">FIND сначала повторно проверяет зарегистрированный граф. Если карта может быть неполной, адаптер выполняет безопасные синтетические пробы: разрешает определённые операции восстановления и наблюдает, какой тестовый субъект, где и когда появился. После каждой пробы остаются только графы, совместимые с наблюдением. Стадия возвращает единственный граф, полный наблюдаемый класс путей, </w:t>
       </w:r>
       <w:r>
         <w:rPr>
@@ -1954,7 +1954,7 @@
           <w:b w:val="0"/>
           <w:i w:val="0"/>
         </w:rPr>
-        <w:t xml:space="preserve"> — конечный version space графов, а </w:t>
+        <w:t xml:space="preserve"> — конечное множество возможных графов, а </w:t>
       </w:r>
       <w:r>
         <w:rPr>
@@ -1970,7 +1970,7 @@
           <w:b w:val="0"/>
           <w:i w:val="0"/>
         </w:rPr>
-        <w:t xml:space="preserve"> — trace эксперимента </w:t>
+        <w:t xml:space="preserve"> — наблюдение эксперимента </w:t>
       </w:r>
       <w:r>
         <w:rPr>
@@ -2039,7 +2039,7 @@
           <w:b w:val="0"/>
           <w:i w:val="0"/>
         </w:rPr>
-        <w:t>Exact one-step minimax выбирает допустимую пробу, минимизирующую размер худшего следующего класса с детерминированным tie-break. Это локальная гарантия, а не оптимальность всего adaptive tree.</w:t>
+        <w:t>Точный одноступенчатый minimax выбирает допустимую пробу, которая уменьшает худший следующий класс гипотез; при равенстве используется фиксированное правило. Это гарантия для следующей пробы, а не обещание оптимальности всего дерева.</w:t>
       </w:r>
     </w:p>
     <w:p>
@@ -2124,7 +2124,7 @@
           <w:b w:val="0"/>
           <w:i w:val="0"/>
         </w:rPr>
-        <w:t>. План допустим, если все действия разрешены и replay закрывает каждый активный path и обязательный channel. Выбирается</w:t>
+        <w:t>. План допустим, если все действия разрешены и повторная проверка закрывает каждый активный путь и обязательный канал. Выбирается</w:t>
       </w:r>
     </w:p>
     <w:p>
@@ -2148,7 +2148,7 @@
         <w:pStyle w:val="CodeBlock"/>
       </w:pPr>
       <w:r>
-        <w:t xml:space="preserve">     subject to Feasible(B) = true.</w:t>
+        <w:t xml:space="preserve">     при условии Feasible(B) = true.</w:t>
       </w:r>
     </w:p>
     <w:p>
@@ -2161,7 +2161,7 @@
           <w:b w:val="0"/>
           <w:i w:val="0"/>
         </w:rPr>
-        <w:t xml:space="preserve">При равенстве используется стабильный lexicographic tie-break. Если полного permitted plan нет, выдаётся </w:t>
+        <w:t xml:space="preserve">При равенстве используется стабильный лексикографический порядок. Если полного разрешённого плана нет, выдаётся </w:t>
       </w:r>
       <w:r>
         <w:rPr>
@@ -2206,7 +2206,7 @@
           <w:b w:val="0"/>
           <w:i w:val="0"/>
         </w:rPr>
-        <w:t>Model branch находится внутри ERASE. Candidate unlearning сравнивается с exact retraining по forgetting, retained utility, privacy proxy, deletion-matched distance и recurrence after reload. Общий model pass равен конъюнкции frozen gates. Провал одного gate означает fallback к exact retraining либо незавершённый model channel.</w:t>
+        <w:t>Ветка модели входит в ERASE. Быстрый метод сравнивается с полным переобучением по забыванию удалённых примеров, качеству для оставшихся пользователей, privacy-proxy, расстоянию до переобученной модели и повторному появлению влияния после загрузки. Модель считается прошедшей только при одновременном выполнении всех заранее заданных порогов. Провал одного порога означает переход к полному переобучению или незавершённый модельный канал.</w:t>
       </w:r>
     </w:p>
     <w:p>
@@ -2259,7 +2259,7 @@
           <w:b w:val="0"/>
           <w:i w:val="0"/>
         </w:rPr>
-        <w:t xml:space="preserve"> — зарегистрированные будущие переходы. Требуется, чтобы ни одно достижимое состояние не содержало пригодный residual:</w:t>
+        <w:t xml:space="preserve"> — зарегистрированные будущие переходы. Требуется, чтобы ни одно достижимое состояние не содержало пригодный остаток:</w:t>
       </w:r>
     </w:p>
     <w:p>
@@ -2280,7 +2280,7 @@
           <w:b w:val="0"/>
           <w:i w:val="0"/>
         </w:rPr>
-        <w:t xml:space="preserve">Если replay находит recurrence witness, PROVE возвращает </w:t>
+        <w:t xml:space="preserve">Если повтор операций находит свидетельство возврата, PROVE возвращает </w:t>
       </w:r>
       <w:r>
         <w:rPr>
@@ -2296,7 +2296,7 @@
           <w:b w:val="0"/>
           <w:i w:val="0"/>
         </w:rPr>
-        <w:t xml:space="preserve"> и кратчайший контрпример. Если transition coverage неизвестен, результат </w:t>
+        <w:t xml:space="preserve"> и краткий контрпример. Если полнота переходов неизвестна, результат </w:t>
       </w:r>
       <w:r>
         <w:rPr>
@@ -2312,7 +2312,7 @@
           <w:b w:val="0"/>
           <w:i w:val="0"/>
         </w:rPr>
-        <w:t>. Только безопасный replay разрешает certificate-ready status.</w:t>
+        <w:t>. Сертификат можно выдать только после успешной временной проверки.</w:t>
       </w:r>
     </w:p>
     <w:p>
@@ -2349,7 +2349,7 @@
           <w:b w:val="0"/>
           <w:i w:val="0"/>
         </w:rPr>
-        <w:t xml:space="preserve"> — закрытие physical/model paths, </w:t>
+        <w:t xml:space="preserve"> — закрытие физических и модельных путей, </w:t>
       </w:r>
       <w:r>
         <w:rPr>
@@ -2365,7 +2365,7 @@
           <w:b w:val="0"/>
           <w:i w:val="0"/>
         </w:rPr>
-        <w:t xml:space="preserve"> — валидное discovery evidence, </w:t>
+        <w:t xml:space="preserve"> — действительные данные поиска, </w:t>
       </w:r>
       <w:r>
         <w:rPr>
@@ -2381,7 +2381,7 @@
           <w:b w:val="0"/>
           <w:i w:val="0"/>
         </w:rPr>
-        <w:t xml:space="preserve"> — temporal safety:</w:t>
+        <w:t xml:space="preserve"> — безопасность во времени:</w:t>
       </w:r>
     </w:p>
     <w:p>
@@ -2445,7 +2445,7 @@
           <w:b w:val="0"/>
           <w:i w:val="0"/>
         </w:rPr>
-        <w:t>replayed completion исключает представленные residual paths при полноте topology и sound local verifiers;</w:t>
+        <w:t>завершённая повторная проверка исключает представленные остаточные пути при полноте топологии и корректности локальных проверок;</w:t>
       </w:r>
     </w:p>
     <w:p>
@@ -2464,7 +2464,7 @@
           <w:b w:val="0"/>
           <w:i w:val="0"/>
         </w:rPr>
-        <w:t>exact finite selector выбирает feasible plan не дороже любого другого listed feasible plan;</w:t>
+        <w:t>точный конечный решатель выбирает допустимый план не дороже любого другого перечисленного плана;</w:t>
       </w:r>
     </w:p>
     <w:p>
@@ -2483,7 +2483,7 @@
           <w:b w:val="0"/>
           <w:i w:val="0"/>
         </w:rPr>
-        <w:t>observed transition coverage переносит snapshot absence на все reachable registered states;</w:t>
+        <w:t>наблюдаемые переходы позволяют распространить отсутствие данных на все достижимые зарегистрированные состояния;</w:t>
       </w:r>
     </w:p>
     <w:p>
@@ -2502,7 +2502,7 @@
           <w:b w:val="0"/>
           <w:i w:val="0"/>
         </w:rPr>
-        <w:t>exact temporal selector безопасен и минимален при явной feasibility-soundness obligation.</w:t>
+        <w:t>точный временной решатель безопасен и минимален при явно указанном условии корректности.</w:t>
       </w:r>
     </w:p>
     <w:p>
@@ -2515,28 +2515,44 @@
           <w:b w:val="0"/>
           <w:i w:val="0"/>
         </w:rPr>
-        <w:t>Отдельные checked counterexamples показывают, что скрытый residual возможен без topology coverage и что passed channel бессмыслен без soundness. Python implementation отдельно сравнивается с exhaustive oracles; Lean не доказывает Python semantics, adapters или реальную полноту организации.</w:t>
+        <w:t xml:space="preserve">Отдельные проверенные контрпримеры показывают, что без полной карты может остаться скрытый путь, а статус </w:t>
       </w:r>
-    </w:p>
-    <w:p>
-      <w:pPr>
-        <w:pStyle w:val="Heading1"/>
-      </w:pPr>
       <w:r>
-        <w:t>6. Реализация</w:t>
+        <w:rPr>
+          <w:rFonts w:ascii="Menlo" w:hAnsi="Menlo" w:eastAsia="Menlo" w:cs="Menlo"/>
+          <w:color w:val="173B57"/>
+          <w:sz w:val="19"/>
+        </w:rPr>
+        <w:t>PASS</w:t>
       </w:r>
-    </w:p>
-    <w:p>
-      <w:pPr>
-        <w:widowControl/>
-      </w:pPr>
       <w:r>
         <w:rPr>
           <w:rFonts w:ascii="PT Serif" w:hAnsi="PT Serif" w:eastAsia="PT Serif" w:cs="PT Serif"/>
           <w:b w:val="0"/>
           <w:i w:val="0"/>
         </w:rPr>
-        <w:t xml:space="preserve">Публичный Python entry point </w:t>
+        <w:t xml:space="preserve"> не имеет смысла без корректной локальной проверки. Реализация на Python отдельно сравнивается с полным перебором; Lean не доказывает семантику Python, адаптеры или реальную полноту инфраструктуры организации.</w:t>
+      </w:r>
+    </w:p>
+    <w:p>
+      <w:pPr>
+        <w:pStyle w:val="Heading1"/>
+      </w:pPr>
+      <w:r>
+        <w:t>6. Реализация</w:t>
+      </w:r>
+    </w:p>
+    <w:p>
+      <w:pPr>
+        <w:widowControl/>
+      </w:pPr>
+      <w:r>
+        <w:rPr>
+          <w:rFonts w:ascii="PT Serif" w:hAnsi="PT Serif" w:eastAsia="PT Serif" w:cs="PT Serif"/>
+          <w:b w:val="0"/>
+          <w:i w:val="0"/>
+        </w:rPr>
+        <w:t xml:space="preserve">Публичная функция Python </w:t>
       </w:r>
       <w:r>
         <w:rPr>
@@ -2552,7 +2568,7 @@
           <w:b w:val="0"/>
           <w:i w:val="0"/>
         </w:rPr>
-        <w:t xml:space="preserve"> возвращает три stage results и общий verdict. Service adapters отделены от pure verifier, поэтому алгоритм не выполняет неразрешённые network или destructive calls. Evidence bundles связываются hashes и, где предусмотрено протоколом, Ed25519 signatures. CLI создаёт offline-verifiable showcase и отчёты.</w:t>
+        <w:t xml:space="preserve"> возвращает результаты трёх шагов и общий вердикт. Адаптеры сервисов отделены от чистой проверяющей части, поэтому алгоритм не выполняет неразрешённые сетевые или разрушающие операции. Пакеты доказательств связываются хешами и, где это предусмотрено протоколом, подписями Ed25519. Командная строка создаёт офлайн-демонстрацию и отчёты, которые можно проверить.</w:t>
       </w:r>
     </w:p>
     <w:p>
@@ -2565,7 +2581,7 @@
           <w:b w:val="0"/>
           <w:i w:val="0"/>
         </w:rPr>
-        <w:t>Внутренние названия PCUG, GhostGraph, CDC, RSE и MSC используются только для трассировки evidence и formal namespaces. Они не образуют пять конкурирующих пользовательских алгоритмов.</w:t>
+        <w:t>Названия PCUG, GhostGraph, CDC, RSE и MSC нужны только внутри отчётов и формальной части. Для пользователя это не пять разных алгоритмов, а внутренние обозначения отдельных проверок одного EraSeMap.</w:t>
       </w:r>
     </w:p>
     <w:p>
@@ -2573,7 +2589,7 @@
         <w:pStyle w:val="Heading1"/>
       </w:pPr>
       <w:r>
-        <w:t>7. Методика экспериментов</w:t>
+        <w:t>7. Как проводилась проверка</w:t>
       </w:r>
     </w:p>
     <w:p>
@@ -2594,36 +2610,52 @@
           <w:b w:val="0"/>
           <w:i w:val="0"/>
         </w:rPr>
-        <w:t>Критический риск — false-complete rate:</w:t>
+        <w:t>Критический риск — доля ложных завершений (</w:t>
       </w:r>
-    </w:p>
-    <w:p>
-      <w:pPr>
-        <w:pStyle w:val="CodeBlock"/>
-      </w:pPr>
       <w:r>
-        <w:t>FCR = false COMPLETE / фактически незавершённые случаи.</w:t>
+        <w:rPr>
+          <w:rFonts w:ascii="Menlo" w:hAnsi="Menlo" w:eastAsia="Menlo" w:cs="Menlo"/>
+          <w:color w:val="173B57"/>
+          <w:sz w:val="19"/>
+        </w:rPr>
+        <w:t>false-complete rate</w:t>
       </w:r>
-    </w:p>
-    <w:p>
-      <w:pPr>
-        <w:widowControl/>
-      </w:pPr>
       <w:r>
         <w:rPr>
           <w:rFonts w:ascii="PT Serif" w:hAnsi="PT Serif" w:eastAsia="PT Serif" w:cs="PT Serif"/>
           <w:b w:val="0"/>
           <w:i w:val="0"/>
         </w:rPr>
-        <w:t>Дополнительные метрики: probes, action cost, wall time, bytes written, retained loss, recurrence, oracle mismatches, forgetting, utility и privacy advantage.</w:t>
+        <w:t>):</w:t>
       </w:r>
     </w:p>
     <w:p>
       <w:pPr>
+        <w:pStyle w:val="CodeBlock"/>
+      </w:pPr>
+      <w:r>
+        <w:t>FCR = ложные COMPLETE / фактически незавершённые случаи.</w:t>
+      </w:r>
+    </w:p>
+    <w:p>
+      <w:pPr>
+        <w:widowControl/>
+      </w:pPr>
+      <w:r>
+        <w:rPr>
+          <w:rFonts w:ascii="PT Serif" w:hAnsi="PT Serif" w:eastAsia="PT Serif" w:cs="PT Serif"/>
+          <w:b w:val="0"/>
+          <w:i w:val="0"/>
+        </w:rPr>
+        <w:t>Дополнительные метрики: число проб, стоимость действий, время выполнения, записанные байты, потеря данных остальных пользователей, возвраты, расхождения с полным перебором, забывание, качество и privacy advantage.</w:t>
+      </w:r>
+    </w:p>
+    <w:p>
+      <w:pPr>
         <w:pStyle w:val="Heading2"/>
       </w:pPr>
       <w:r>
-        <w:t>7.2 Evidence layers</w:t>
+        <w:t>7.2 Уровни проверки</w:t>
       </w:r>
     </w:p>
     <w:p>
@@ -2642,7 +2674,7 @@
           <w:b w:val="0"/>
           <w:i w:val="0"/>
         </w:rPr>
-        <w:t>Mechanism stress проверяет различие typed-node и channel-aware path semantics.</w:t>
+        <w:t>Тест механизмов проверяет разницу между аудитом только узлов и проверкой пригодного пути.</w:t>
       </w:r>
     </w:p>
     <w:p>
@@ -2661,7 +2693,7 @@
           <w:b w:val="0"/>
           <w:i w:val="0"/>
         </w:rPr>
-        <w:t>Stock-service transfer использует digest-pinned Keycloak, MLflow и Qdrant на 60 frozen cases.</w:t>
+        <w:t>Перенос на готовые сервисы использует зафиксированные версии Keycloak, MLflow и Qdrant в 60 случаях.</w:t>
       </w:r>
     </w:p>
     <w:p>
@@ -2680,7 +2712,7 @@
           <w:b w:val="0"/>
           <w:i w:val="0"/>
         </w:rPr>
-        <w:t>Bounded hidden graphs сравнивают active minimax, greedy, random и exhaustive FIND.</w:t>
+        <w:t>На ограниченном наборе скрытых графов сравниваются активный поиск, жадная, случайная стратегии и полный перебор.</w:t>
       </w:r>
     </w:p>
     <w:p>
@@ -2699,7 +2731,7 @@
           <w:b w:val="0"/>
           <w:i w:val="0"/>
         </w:rPr>
-        <w:t>Measured multi-service experiment сравнивает targeted ERASE и rebuild-all на real PostgreSQL, Redis, Qdrant, encrypted backup и ridge model.</w:t>
+        <w:t>В опыте с несколькими сервисами сравниваются выбранный ERASE и полная пересборка на PostgreSQL, Redis, зашифрованной резервной копии и ridge-модели.</w:t>
       </w:r>
     </w:p>
     <w:p>
@@ -2718,7 +2750,7 @@
           <w:b w:val="0"/>
           <w:i w:val="0"/>
         </w:rPr>
-        <w:t>Temporal lab проверяет delayed restore, sync, cache/index rebuild и coverage faults.</w:t>
+        <w:t>Временная лаборатория проверяет отложенное восстановление, синхронизацию, пересборку кэша и индекса, а также ошибки неполной регистрации.</w:t>
       </w:r>
     </w:p>
     <w:p>
@@ -2737,7 +2769,7 @@
           <w:b w:val="0"/>
           <w:i w:val="0"/>
         </w:rPr>
-        <w:t>Face experiments проверяют bounded unlearning и retained-user privacy.</w:t>
+        <w:t>Опыты с лицами проверяют ограниченное удаление влияния и качество для оставшихся пользователей.</w:t>
       </w:r>
     </w:p>
     <w:p>
@@ -2756,7 +2788,7 @@
           <w:b w:val="0"/>
           <w:i w:val="0"/>
         </w:rPr>
-        <w:t>Qwen–TOFU проверяет adapter-level learned influence на реальной открытой 1.5B model.</w:t>
+        <w:t>Qwen–TOFU проверяет влияние обучающих примеров на реально доступной модели 1.5B.</w:t>
       </w:r>
     </w:p>
     <w:p>
@@ -2769,7 +2801,7 @@
           <w:b w:val="0"/>
           <w:i w:val="0"/>
         </w:rPr>
-        <w:t>Протоколы, seeds, gates и source hashes фиксировались до соответствующих confirmation runs. Failed results не удаляются и не переписываются.</w:t>
+        <w:t>Протоколы, начальные значения, пороги и хеши исходников фиксировались до подтверждающих запусков. Неудачные результаты сохранены и не переписывались.</w:t>
       </w:r>
     </w:p>
     <w:p>
@@ -2982,7 +3014,7 @@
                 <w:i w:val="0"/>
                 <w:sz w:val="18"/>
               </w:rPr>
-              <w:t xml:space="preserve">Stock-service false </w:t>
+              <w:t xml:space="preserve">Ложный </w:t>
             </w:r>
             <w:r>
               <w:rPr>
@@ -2991,6 +3023,15 @@
                 <w:sz w:val="18"/>
               </w:rPr>
               <w:t>COMPLETE</w:t>
+            </w:r>
+            <w:r>
+              <w:rPr>
+                <w:rFonts w:ascii="PT Sans" w:hAnsi="PT Sans" w:eastAsia="PT Sans" w:cs="PT Sans"/>
+                <w:b w:val="0"/>
+                <w:i w:val="0"/>
+                <w:sz w:val="18"/>
+              </w:rPr>
+              <w:t xml:space="preserve"> на сервисах</w:t>
             </w:r>
           </w:p>
         </w:tc>
@@ -3056,7 +3097,7 @@
                 <w:i w:val="0"/>
                 <w:sz w:val="18"/>
               </w:rPr>
-              <w:t>typed 5/60; native 45/60</w:t>
+              <w:t>аудит узлов 5/60; обычный статус 45/60</w:t>
             </w:r>
           </w:p>
         </w:tc>
@@ -3089,7 +3130,7 @@
                 <w:i w:val="0"/>
                 <w:sz w:val="18"/>
               </w:rPr>
-              <w:t>FIND/coverage предотвращает локальную квитанцию</w:t>
+              <w:t>проверяется путь, а не только ответ команды</w:t>
             </w:r>
           </w:p>
         </w:tc>
@@ -3128,7 +3169,7 @@
                 <w:i w:val="0"/>
                 <w:sz w:val="18"/>
               </w:rPr>
-              <w:t>Hidden-graph probe budget</w:t>
+              <w:t>Число проб для скрытого графа</w:t>
             </w:r>
           </w:p>
         </w:tc>
@@ -3196,7 +3237,7 @@
                 <w:i w:val="0"/>
                 <w:sz w:val="18"/>
               </w:rPr>
-              <w:t>greedy 7; random 13; exhaustive 49</w:t>
+              <w:t>жадная 7; случайная 13; полный перебор 49</w:t>
             </w:r>
           </w:p>
         </w:tc>
@@ -3230,7 +3271,7 @@
                 <w:i w:val="0"/>
                 <w:sz w:val="18"/>
               </w:rPr>
-              <w:t>выигрыш против random/exhaustive, ничья с greedy</w:t>
+              <w:t>выигрыш против случайной и полного перебора; с жадной — ничья</w:t>
             </w:r>
           </w:p>
         </w:tc>
@@ -3268,7 +3309,7 @@
                 <w:i w:val="0"/>
                 <w:sz w:val="18"/>
               </w:rPr>
-              <w:t>Exact action conformance</w:t>
+              <w:t>Совпадение решателя действий</w:t>
             </w:r>
           </w:p>
         </w:tc>
@@ -3334,7 +3375,7 @@
                 <w:i w:val="0"/>
                 <w:sz w:val="18"/>
               </w:rPr>
-              <w:t>exhaustive oracle</w:t>
+              <w:t>полный перебор</w:t>
             </w:r>
           </w:p>
         </w:tc>
@@ -3367,7 +3408,7 @@
                 <w:i w:val="0"/>
                 <w:sz w:val="18"/>
               </w:rPr>
-              <w:t>0 mismatches в bounded domain</w:t>
+              <w:t>расхождений в ограниченной задаче нет</w:t>
             </w:r>
           </w:p>
         </w:tc>
@@ -3406,7 +3447,7 @@
                 <w:i w:val="0"/>
                 <w:sz w:val="18"/>
               </w:rPr>
-              <w:t>Targeted execution time</w:t>
+              <w:t>Время выполнения плана</w:t>
             </w:r>
           </w:p>
         </w:tc>
@@ -3474,7 +3515,7 @@
                 <w:i w:val="0"/>
                 <w:sz w:val="18"/>
               </w:rPr>
-              <w:t>rebuild-all 100%</w:t>
+              <w:t>полная пересборка 100%</w:t>
             </w:r>
           </w:p>
         </w:tc>
@@ -3508,7 +3549,7 @@
                 <w:i w:val="0"/>
                 <w:sz w:val="18"/>
               </w:rPr>
-              <w:t>17,64× geometric speedup</w:t>
+              <w:t>план в 17,64 раза быстрее</w:t>
             </w:r>
           </w:p>
         </w:tc>
@@ -3546,7 +3587,7 @@
                 <w:i w:val="0"/>
                 <w:sz w:val="18"/>
               </w:rPr>
-              <w:t>Written bytes</w:t>
+              <w:t>Записанные байты</w:t>
             </w:r>
           </w:p>
         </w:tc>
@@ -3612,7 +3653,7 @@
                 <w:i w:val="0"/>
                 <w:sz w:val="18"/>
               </w:rPr>
-              <w:t>rebuild-all 100%</w:t>
+              <w:t>полная пересборка 100%</w:t>
             </w:r>
           </w:p>
         </w:tc>
@@ -3645,7 +3686,7 @@
                 <w:i w:val="0"/>
                 <w:sz w:val="18"/>
               </w:rPr>
-              <w:t>94,62% reduction</w:t>
+              <w:t>на 94,62% меньше</w:t>
             </w:r>
           </w:p>
         </w:tc>
@@ -3684,7 +3725,7 @@
                 <w:i w:val="0"/>
                 <w:sz w:val="18"/>
               </w:rPr>
-              <w:t>Temporal risk detection</w:t>
+              <w:t>Поиск временных рисков</w:t>
             </w:r>
           </w:p>
         </w:tc>
@@ -3752,7 +3793,7 @@
                 <w:i w:val="0"/>
                 <w:sz w:val="18"/>
               </w:rPr>
-              <w:t>snapshot 0/30</w:t>
+              <w:t>снимок состояния 0/30</w:t>
             </w:r>
           </w:p>
         </w:tc>
@@ -3786,7 +3827,7 @@
                 <w:i w:val="0"/>
                 <w:sz w:val="18"/>
               </w:rPr>
-              <w:t>PROVE проверяет более сильный future claim</w:t>
+              <w:t>найдены будущие возвраты</w:t>
             </w:r>
           </w:p>
         </w:tc>
@@ -3824,7 +3865,7 @@
                 <w:i w:val="0"/>
                 <w:sz w:val="18"/>
               </w:rPr>
-              <w:t>Post-control recurrence</w:t>
+              <w:t>Возврат после контроля</w:t>
             </w:r>
           </w:p>
         </w:tc>
@@ -3890,7 +3931,7 @@
                 <w:i w:val="0"/>
                 <w:sz w:val="18"/>
               </w:rPr>
-              <w:t>no control 30/30</w:t>
+              <w:t>без контроля 30/30</w:t>
             </w:r>
           </w:p>
         </w:tc>
@@ -3923,7 +3964,7 @@
                 <w:i w:val="0"/>
                 <w:sz w:val="18"/>
               </w:rPr>
-              <w:t>registered controls закрыли frozen risks</w:t>
+              <w:t>проверенные действия закрыли эти риски</w:t>
             </w:r>
           </w:p>
         </w:tc>
@@ -3962,7 +4003,7 @@
                 <w:i w:val="0"/>
                 <w:sz w:val="18"/>
               </w:rPr>
-              <w:t>Exact temporal conformance</w:t>
+              <w:t>Совпадение временного решателя</w:t>
             </w:r>
           </w:p>
         </w:tc>
@@ -4030,7 +4071,7 @@
                 <w:i w:val="0"/>
                 <w:sz w:val="18"/>
               </w:rPr>
-              <w:t>exhaustive oracle</w:t>
+              <w:t>полный перебор</w:t>
             </w:r>
           </w:p>
         </w:tc>
@@ -4064,7 +4105,7 @@
                 <w:i w:val="0"/>
                 <w:sz w:val="18"/>
               </w:rPr>
-              <w:t>0 mismatches в bounded domain</w:t>
+              <w:t>расхождений в ограниченной задаче нет</w:t>
             </w:r>
           </w:p>
         </w:tc>
@@ -4085,7 +4126,7 @@
           <w:b w:val="0"/>
           <w:i w:val="0"/>
         </w:rPr>
-        <w:t>Все 20 paired real-process cases сохранили completion и retained data. Frozen transfer также дал 0 retained loss и 0 post-control recurrence.</w:t>
+        <w:t>Во всех 20 парных опытах локальные процессы завершились, а данные остальных пользователей сохранились. В проверке переноса также не было потери retained-данных и возвратов после контроля.</w:t>
       </w:r>
     </w:p>
     <w:p>
@@ -4093,7 +4134,7 @@
         <w:pStyle w:val="Heading2"/>
       </w:pPr>
       <w:r>
-        <w:t>8.1 Model channel</w:t>
+        <w:t>8.1 Проверка модели</w:t>
       </w:r>
     </w:p>
     <w:p>
@@ -4106,7 +4147,7 @@
           <w:b w:val="0"/>
           <w:i w:val="0"/>
         </w:rPr>
-        <w:t>Bounded face experiments дали положительное project-authored evidence, включая preregistered sequential retained-user privacy gates. Однако это не certified privacy.</w:t>
+        <w:t>В опытах с лицами получены положительные результаты на данных, подготовленных проектом, включая последовательную проверку качества для оставшихся пользователей. Это не сертифицированное доказательство конфиденциальности.</w:t>
       </w:r>
     </w:p>
     <w:p>
@@ -4119,7 +4160,7 @@
           <w:b w:val="0"/>
           <w:i w:val="0"/>
         </w:rPr>
-        <w:t xml:space="preserve">Qwen v1 проверил три seeds и завершился </w:t>
+        <w:t xml:space="preserve">Qwen v1 проверил три начальных значения и завершился </w:t>
       </w:r>
       <w:r>
         <w:rPr>
@@ -4135,7 +4176,23 @@
           <w:b w:val="0"/>
           <w:i w:val="0"/>
         </w:rPr>
-        <w:t>: candidate приблизился к exact по части метрик, но не выполнил одновременно forgetting и world-utility требования. Qwen v2 использовал author-disjoint development selection и пять untouched confirmation seeds; candidate был быстрее минимум в 30,48 раза и имел нулевую recurrence after reload, но overscrubbing и несколько exact-matching/utility gates провалились. Итоговый model verdict для fast candidates остаётся incomplete; exact adapter retraining является reference fallback. Это не ухудшает логику EraSeMap, а демонстрирует её отказоустойчивость.</w:t>
+        <w:t xml:space="preserve">: кандидат приблизился к полному переобучению по части метрик, но одновременно не выполнил требования по забыванию и качеству для остальных задач. В Qwen v2 выбор параметров отделён от подтверждения пятью новыми начальными значениями; кандидат был минимум в 30,48 раза быстрее и не вернул влияние после загрузки, но чрезмерно затронул другие примеры и провалил несколько проверок совпадения и качества. Поэтому быстрый кандидат получил </w:t>
+      </w:r>
+      <w:r>
+        <w:rPr>
+          <w:rFonts w:ascii="Menlo" w:hAnsi="Menlo" w:eastAsia="Menlo" w:cs="Menlo"/>
+          <w:color w:val="173B57"/>
+          <w:sz w:val="19"/>
+        </w:rPr>
+        <w:t>FAIL</w:t>
+      </w:r>
+      <w:r>
+        <w:rPr>
+          <w:rFonts w:ascii="PT Serif" w:hAnsi="PT Serif" w:eastAsia="PT Serif" w:cs="PT Serif"/>
+          <w:b w:val="0"/>
+          <w:i w:val="0"/>
+        </w:rPr>
+        <w:t>, а полное переобучение адаптера осталось запасным вариантом. Так и должна работать защитная проверка.</w:t>
       </w:r>
     </w:p>
     <w:p>
@@ -4205,7 +4262,7 @@
           <w:b w:val="0"/>
           <w:i w:val="0"/>
         </w:rPr>
-        <w:t>Главный результат — не универсальное превосходство одного численного метода. EraSeMap связывает разные evidence types так, чтобы слабая локальная метрика не могла закрыть весь deletion request. Например, низкий membership score не доказывает удаление backup, а пустой snapshot не доказывает отсутствие future restore.</w:t>
+        <w:t>Главный результат — не обещание превосходства над любым численным методом. EraSeMap связывает разные виды свидетельств, поэтому слабая локальная метрика не закрывает весь запрос на удаление. Например, низкий показатель membership-атаки не доказывает удаление резервной копии, а пустой снимок не доказывает, что будущее восстановление невозможно.</w:t>
       </w:r>
     </w:p>
     <w:p>
@@ -4218,7 +4275,7 @@
           <w:b w:val="0"/>
           <w:i w:val="0"/>
         </w:rPr>
-        <w:t>Active FIND уменьшает число диагностических проб, но strong greedy baseline получил ничью на frozen catalogue; эта ничья сохраняется. Targeted ERASE показывает большой systems saving против rebuild-all, однако на одной локальной машине. PROVE расширяет утверждение во времени, но только при transition coverage. Таким образом, каждая сильная цифра сопровождается собственной границей.</w:t>
+        <w:t>Активный FIND уменьшает число диагностических проб, но жадная базовая стратегия дала такую же цифру на зафиксированном наборе; это не скрывается. Выбранный ERASE экономит время по сравнению с полной пересборкой, но измерение сделано на одной локальной машине. PROVE проверяет будущее только там, где переходы зарегистрированы. Поэтому у каждой цифры есть своя граница.</w:t>
       </w:r>
     </w:p>
     <w:p>
@@ -4239,7 +4296,7 @@
           <w:b w:val="0"/>
           <w:i w:val="0"/>
         </w:rPr>
-        <w:t>Hidden graphs, mappings, faults и execution созданы проектом; accepted external run отсутствует.</w:t>
+        <w:t>Скрытые графы, соответствия, ошибки и запуск созданы проектом; внешнего принятого запуска нет.</w:t>
       </w:r>
     </w:p>
     <w:p>
@@ -4252,7 +4309,7 @@
           <w:b w:val="0"/>
           <w:i w:val="0"/>
         </w:rPr>
-        <w:t>Stock services реальны, но subjects синтетические или публичные, а не customer records.</w:t>
+        <w:t>Сервисы настоящие, но субъекты синтетические или публичные, а не записи клиентов.</w:t>
       </w:r>
     </w:p>
     <w:p>
@@ -4265,7 +4322,7 @@
           <w:b w:val="0"/>
           <w:i w:val="0"/>
         </w:rPr>
-        <w:t>Bounded catalogue не покрывает произвольную секретную инфраструктуру.</w:t>
+        <w:t>Ограниченный список не покрывает произвольную секретную инфраструктуру.</w:t>
       </w:r>
     </w:p>
     <w:p>
@@ -4278,7 +4335,7 @@
           <w:b w:val="0"/>
           <w:i w:val="0"/>
         </w:rPr>
-        <w:t>Local verifier может быть неверным; signature защищает целостность, но не истинность измерения.</w:t>
+        <w:t>Локальный проверяющий код может содержать ошибку; подпись защищает файл от подмены, но не доказывает правильность самого измерения.</w:t>
       </w:r>
     </w:p>
     <w:p>
@@ -4291,7 +4348,7 @@
           <w:b w:val="0"/>
           <w:i w:val="0"/>
         </w:rPr>
-        <w:t>Performance измерен на одной локальной конфигурации.</w:t>
+        <w:t>Скорость измерена на одной локальной конфигурации.</w:t>
       </w:r>
     </w:p>
     <w:p>
@@ -4304,7 +4361,7 @@
           <w:b w:val="0"/>
           <w:i w:val="0"/>
         </w:rPr>
-        <w:t>Face privacy experiment не является certified privacy.</w:t>
+        <w:t>Опыт с приватностью лиц не является сертификацией приватности.</w:t>
       </w:r>
     </w:p>
     <w:p>
@@ -4317,7 +4374,7 @@
           <w:b w:val="0"/>
           <w:i w:val="0"/>
         </w:rPr>
-        <w:t>Qwen experiments относятся к adapter influence, а не к удалению из pretraining Qwen.</w:t>
+        <w:t>Опыты Qwen относятся к влиянию адаптера, а не к удалению из исходного предобучения Qwen.</w:t>
       </w:r>
     </w:p>
     <w:p>
@@ -4330,7 +4387,7 @@
           <w:b w:val="0"/>
           <w:i w:val="0"/>
         </w:rPr>
-        <w:t>Production FaceID, eGov, KYC, bank или government deployment не проводился.</w:t>
+        <w:t>Внедрение в FaceID, eGov, KYC, банк или государственную систему не проводилось.</w:t>
       </w:r>
     </w:p>
     <w:p>
@@ -4351,7 +4408,7 @@
           <w:b w:val="0"/>
           <w:i w:val="0"/>
         </w:rPr>
-        <w:t>Публичные демонстрации используют synthetic identities или открытые datasets. Active probes должны быть разрешены владельцем системы, изолированы и не затрагивать retained users. EraSeMap нельзя использовать для ложного compliance: scope сертификата, UNKNOWN channels и instrumentation gaps должны оставаться видимыми.</w:t>
+        <w:t>Публичные демонстрации используют синтетические личности или открытые наборы данных. Тестовые пробы нужно заранее согласовать с владельцем системы, проводить изолированно и не направлять на данные оставшихся пользователей. EraSeMap нельзя использовать для формального отчёта «для галочки»: в нём должны быть видны граница сертификата, неизвестные каналы и пробелы в регистрации.</w:t>
       </w:r>
     </w:p>
     <w:p>
@@ -4404,7 +4461,7 @@
           <w:b w:val="0"/>
           <w:i w:val="0"/>
         </w:rPr>
-        <w:t xml:space="preserve">Release gate включает Ruff, strict mypy, pytest с coverage не ниже 90%, build, frozen evidence verifiers, oracle comparisons и Lean. External hidden challenge имеет отдельный blind handoff; текущий результат </w:t>
+        <w:t xml:space="preserve">Проверка релиза включает Ruff, strict mypy, pytest с покрытием не ниже 90%, сборку, проверяющие скрипты для зафиксированных данных, сравнение с полным перебором и Lean. Для внешней скрытой проверки подготовлен отдельный пакет; результат пока </w:t>
       </w:r>
       <w:r>
         <w:rPr>
@@ -4441,7 +4498,7 @@
           <w:b w:val="0"/>
           <w:i w:val="0"/>
         </w:rPr>
-        <w:t>EraSeMap превращает удаление данных из локальной команды в один проверяемый процесс. FIND находит зарегистрированные и bounded hidden paths; ERASE закрывает физические и model branches минимальным достаточным планом; PROVE проверяет future regeneration и разрешает scoped certificate. Формальные свойства условны и явно ограничены assumptions; реальные отрицательные ML results сохранены. Такой дизайн лучше поддерживает честное решение в FaceID/eGov/KYC-подобных системах, но production и независимость остаются следующими этапами, а не готовыми claims.</w:t>
+        <w:t>EraSeMap превращает удаление данных из одной команды в последовательную проверку. FIND находит зарегистрированные и ограниченно скрытые пути; ERASE закрывает физические и модельные ветви самым дешёвым достаточным планом; PROVE проверяет возможность будущего восстановления и выдаёт сертификат только в оговорённых пределах. Формальные свойства зависят от явно указанных предположений, а отрицательные результаты по ML сохранены. Внедрение в FaceID/eGov-подобные системы и независимая проверка остаются следующими шагами, а не готовыми результатами.</w:t>
       </w:r>
     </w:p>
     <w:p>
@@ -4817,7 +4874,7 @@
                 <w:i w:val="0"/>
                 <w:sz w:val="18"/>
               </w:rPr>
-              <w:t>зарегистрированный typed erasure graph</w:t>
+              <w:t>зарегистрированный типизированный граф удаления</w:t>
             </w:r>
           </w:p>
         </w:tc>
@@ -4889,7 +4946,7 @@
                 <w:i w:val="0"/>
                 <w:sz w:val="18"/>
               </w:rPr>
-              <w:t>субъект одного deletion request</w:t>
+              <w:t>человек, к которому относится запрос на удаление</w:t>
             </w:r>
           </w:p>
         </w:tc>
@@ -5031,7 +5088,7 @@
                 <w:i w:val="0"/>
                 <w:sz w:val="18"/>
               </w:rPr>
-              <w:t>обязательные verifier channels</w:t>
+              <w:t>обязательные каналы проверки</w:t>
             </w:r>
           </w:p>
         </w:tc>
@@ -5101,7 +5158,7 @@
                 <w:i w:val="0"/>
                 <w:sz w:val="18"/>
               </w:rPr>
-              <w:t>конечный каталог candidate actions</w:t>
+              <w:t>конечный каталог возможных действий</w:t>
             </w:r>
           </w:p>
         </w:tc>
@@ -5173,7 +5230,7 @@
                 <w:i w:val="0"/>
                 <w:sz w:val="18"/>
               </w:rPr>
-              <w:t>минимальный feasible action set</w:t>
+              <w:t>минимальный допустимый набор действий</w:t>
             </w:r>
           </w:p>
         </w:tc>
@@ -5243,7 +5300,7 @@
                 <w:i w:val="0"/>
                 <w:sz w:val="18"/>
               </w:rPr>
-              <w:t>bounded version space recovery graphs</w:t>
+              <w:t>ограниченное множество возможных графов восстановления</w:t>
             </w:r>
           </w:p>
         </w:tc>
@@ -5385,7 +5442,7 @@
                 <w:i w:val="0"/>
                 <w:sz w:val="18"/>
               </w:rPr>
-              <w:t>false-complete rate</w:t>
+              <w:t>доля ложных завершений</w:t>
             </w:r>
           </w:p>
         </w:tc>
@@ -5401,7 +5458,7 @@
         <w:pStyle w:val="Heading1"/>
       </w:pPr>
       <w:r>
-        <w:t>Приложение B. Claim–evidence map</w:t>
+        <w:t>Приложение B. Связь утверждений и результатов</w:t>
       </w:r>
     </w:p>
     <w:tbl>
@@ -5462,7 +5519,7 @@
                 <w:i w:val="0"/>
                 <w:sz w:val="18"/>
               </w:rPr>
-              <w:t>Claim</w:t>
+              <w:t>Утверждение</w:t>
             </w:r>
           </w:p>
         </w:tc>
@@ -5497,7 +5554,7 @@
                 <w:i w:val="0"/>
                 <w:sz w:val="18"/>
               </w:rPr>
-              <w:t>Evidence</w:t>
+              <w:t>Результат</w:t>
             </w:r>
           </w:p>
         </w:tc>
@@ -5570,7 +5627,7 @@
                 <w:i w:val="0"/>
                 <w:sz w:val="18"/>
               </w:rPr>
-              <w:t>Replayed completion условно sound</w:t>
+              <w:t>Повторная проверка условно корректна</w:t>
             </w:r>
           </w:p>
         </w:tc>
@@ -5603,7 +5660,7 @@
                 <w:i w:val="0"/>
                 <w:sz w:val="18"/>
               </w:rPr>
-              <w:t>Lean theorem и counterexamples</w:t>
+              <w:t>теорема Lean и контрпримеры</w:t>
             </w:r>
           </w:p>
         </w:tc>
@@ -5636,7 +5693,7 @@
                 <w:i w:val="0"/>
                 <w:sz w:val="18"/>
               </w:rPr>
-              <w:t>зависит от topology/verifier assumptions</w:t>
+              <w:t>зависит от полноты топологии и корректности проверок</w:t>
             </w:r>
           </w:p>
         </w:tc>
@@ -5675,7 +5732,7 @@
                 <w:i w:val="0"/>
                 <w:sz w:val="18"/>
               </w:rPr>
-              <w:t>Exact ERASE минимален</w:t>
+              <w:t>ERASE выбирает минимальный план</w:t>
             </w:r>
           </w:p>
         </w:tc>
@@ -5709,7 +5766,7 @@
                 <w:i w:val="0"/>
                 <w:sz w:val="18"/>
               </w:rPr>
-              <w:t>Lean + 3072/3072 oracle matches</w:t>
+              <w:t>Lean и 3072/3072 совпадений с полным перебором</w:t>
             </w:r>
           </w:p>
         </w:tc>
@@ -5743,7 +5800,7 @@
                 <w:i w:val="0"/>
                 <w:sz w:val="18"/>
               </w:rPr>
-              <w:t>finite registered catalogue</w:t>
+              <w:t>конечный зарегистрированный каталог</w:t>
             </w:r>
           </w:p>
         </w:tc>
@@ -5781,7 +5838,7 @@
                 <w:i w:val="0"/>
                 <w:sz w:val="18"/>
               </w:rPr>
-              <w:t>PROVE temporal-safe</w:t>
+              <w:t>PROVE безопасен во времени</w:t>
             </w:r>
           </w:p>
         </w:tc>
@@ -5814,7 +5871,7 @@
                 <w:i w:val="0"/>
                 <w:sz w:val="18"/>
               </w:rPr>
-              <w:t>Lean + 16 384/16 384 oracle matches</w:t>
+              <w:t>Lean и 16 384/16 384 совпадений с полным перебором</w:t>
             </w:r>
           </w:p>
         </w:tc>
@@ -5847,7 +5904,7 @@
                 <w:i w:val="0"/>
                 <w:sz w:val="18"/>
               </w:rPr>
-              <w:t>registered transition coverage</w:t>
+              <w:t>только зарегистрированные переходы</w:t>
             </w:r>
           </w:p>
         </w:tc>
@@ -5886,7 +5943,7 @@
                 <w:i w:val="0"/>
                 <w:sz w:val="18"/>
               </w:rPr>
-              <w:t>FIND уменьшает probe budget</w:t>
+              <w:t>FIND уменьшает число проб</w:t>
             </w:r>
           </w:p>
         </w:tc>
@@ -5920,7 +5977,7 @@
                 <w:i w:val="0"/>
                 <w:sz w:val="18"/>
               </w:rPr>
-              <w:t>7 vs 13 random vs 49 exhaustive</w:t>
+              <w:t>7 против 13 у случайной стратегии и 49 у полного перебора</w:t>
             </w:r>
           </w:p>
         </w:tc>
@@ -5954,7 +6011,7 @@
                 <w:i w:val="0"/>
                 <w:sz w:val="18"/>
               </w:rPr>
-              <w:t>finite project-authored catalogue; greedy tie</w:t>
+              <w:t>конечный набор проекта; с жадной стратегией ничья</w:t>
             </w:r>
           </w:p>
         </w:tc>
@@ -5992,7 +6049,7 @@
                 <w:i w:val="0"/>
                 <w:sz w:val="18"/>
               </w:rPr>
-              <w:t>Targeted ERASE дешевле rebuild-all</w:t>
+              <w:t>Выбранный ERASE дешевле полной пересборки</w:t>
             </w:r>
           </w:p>
         </w:tc>
@@ -6025,7 +6082,7 @@
                 <w:i w:val="0"/>
                 <w:sz w:val="18"/>
               </w:rPr>
-              <w:t>17,64× и −94,62% bytes</w:t>
+              <w:t>ускорение 17,64× и на 94,62% меньше байтов</w:t>
             </w:r>
           </w:p>
         </w:tc>
@@ -6058,7 +6115,7 @@
                 <w:i w:val="0"/>
                 <w:sz w:val="18"/>
               </w:rPr>
-              <w:t>одна local system, synthetic identities</w:t>
+              <w:t>одна локальная система, синтетические личности</w:t>
             </w:r>
           </w:p>
         </w:tc>
@@ -6097,7 +6154,7 @@
                 <w:i w:val="0"/>
                 <w:sz w:val="18"/>
               </w:rPr>
-              <w:t>Fast Qwen unlearning успешен</w:t>
+              <w:t>Быстрое удаление влияния из Qwen успешно</w:t>
             </w:r>
           </w:p>
         </w:tc>
@@ -6173,7 +6230,7 @@
                 <w:i w:val="0"/>
                 <w:sz w:val="18"/>
               </w:rPr>
-              <w:t>exact retraining остаётся fallback</w:t>
+              <w:t>полное переобучение остаётся запасным вариантом</w:t>
             </w:r>
           </w:p>
         </w:tc>
@@ -6211,7 +6268,7 @@
                 <w:i w:val="0"/>
                 <w:sz w:val="18"/>
               </w:rPr>
-              <w:t>External hidden generalization</w:t>
+              <w:t>Перенос на независимый скрытый набор</w:t>
             </w:r>
           </w:p>
         </w:tc>
@@ -6244,7 +6301,7 @@
                 <w:i w:val="0"/>
                 <w:sz w:val="18"/>
               </w:rPr>
-              <w:t>protocol ready</w:t>
+              <w:t>протокол готов</w:t>
             </w:r>
           </w:p>
         </w:tc>
@@ -6315,7 +6372,7 @@
                 <w:i w:val="0"/>
                 <w:sz w:val="18"/>
               </w:rPr>
-              <w:t>Production FaceID/eGov</w:t>
+              <w:t>Внедрение в FaceID/eGov</w:t>
             </w:r>
           </w:p>
         </w:tc>
@@ -6349,7 +6406,7 @@
                 <w:i w:val="0"/>
                 <w:sz w:val="18"/>
               </w:rPr>
-              <w:t>pilot protocol only</w:t>
+              <w:t>есть только протокол пилота</w:t>
             </w:r>
           </w:p>
         </w:tc>

--- a/competition/paper/EraSeMap_scientific_paper_RU.docx
+++ b/competition/paper/EraSeMap_scientific_paper_RU.docx
@@ -36,7 +36,7 @@
         <w:rPr>
           <w:rFonts w:ascii="PT Sans" w:hAnsi="PT Sans" w:eastAsia="PT Sans" w:cs="PT Sans"/>
           <w:b/>
-          <w:color w:val="2E6388"/>
+          <w:color w:val="2C6F63"/>
           <w:sz w:val="22"/>
         </w:rPr>
         <w:t>НАУЧНО-ИССЛЕДОВАТЕЛЬСКАЯ РАБОТА</w:t>
@@ -51,7 +51,7 @@
         <w:rPr>
           <w:rFonts w:ascii="PT Sans" w:hAnsi="PT Sans" w:eastAsia="PT Sans" w:cs="PT Sans"/>
           <w:b/>
-          <w:color w:val="173B57"/>
+          <w:color w:val="173F38"/>
           <w:sz w:val="54"/>
         </w:rPr>
         <w:t>EraSeMap: проверяемое удаление персональных данных из распределённых систем и моделей машинного обучения</w:t>
@@ -66,7 +66,7 @@
         <w:rPr>
           <w:rFonts w:ascii="PT Sans" w:hAnsi="PT Sans" w:eastAsia="PT Sans" w:cs="PT Sans"/>
           <w:i/>
-          <w:color w:val="64748B"/>
+          <w:color w:val="5B7069"/>
           <w:sz w:val="28"/>
         </w:rPr>
         <w:t>Единый алгоритм FIND–ERASE–PROVE</w:t>
@@ -116,7 +116,7 @@
               <w:rPr>
                 <w:rFonts w:ascii="PT Sans" w:hAnsi="PT Sans" w:eastAsia="PT Sans" w:cs="PT Sans"/>
                 <w:b/>
-                <w:color w:val="64748B"/>
+                <w:color w:val="5B7069"/>
                 <w:sz w:val="22"/>
               </w:rPr>
               <w:t>Автор</w:t>
@@ -143,7 +143,7 @@
               <w:rPr>
                 <w:rFonts w:ascii="PT Sans" w:hAnsi="PT Sans" w:eastAsia="PT Sans" w:cs="PT Sans"/>
                 <w:b w:val="0"/>
-                <w:color w:val="1F2933"/>
+                <w:color w:val="173F38"/>
                 <w:sz w:val="22"/>
               </w:rPr>
               <w:t>Нұрланұлы Дулат, 9 «Б» класс</w:t>
@@ -172,7 +172,7 @@
               <w:rPr>
                 <w:rFonts w:ascii="PT Sans" w:hAnsi="PT Sans" w:eastAsia="PT Sans" w:cs="PT Sans"/>
                 <w:b/>
-                <w:color w:val="64748B"/>
+                <w:color w:val="5B7069"/>
                 <w:sz w:val="22"/>
               </w:rPr>
               <w:t>Организация</w:t>
@@ -199,7 +199,7 @@
               <w:rPr>
                 <w:rFonts w:ascii="PT Sans" w:hAnsi="PT Sans" w:eastAsia="PT Sans" w:cs="PT Sans"/>
                 <w:b w:val="0"/>
-                <w:color w:val="1F2933"/>
+                <w:color w:val="173F38"/>
                 <w:sz w:val="22"/>
               </w:rPr>
               <w:t>КГУ «Специализированный лицей-интернат „Білім-инновация“» Управления образования города Алматы</w:t>
@@ -228,7 +228,7 @@
               <w:rPr>
                 <w:rFonts w:ascii="PT Sans" w:hAnsi="PT Sans" w:eastAsia="PT Sans" w:cs="PT Sans"/>
                 <w:b/>
-                <w:color w:val="64748B"/>
+                <w:color w:val="5B7069"/>
                 <w:sz w:val="22"/>
               </w:rPr>
               <w:t>Направление</w:t>
@@ -255,7 +255,7 @@
               <w:rPr>
                 <w:rFonts w:ascii="PT Sans" w:hAnsi="PT Sans" w:eastAsia="PT Sans" w:cs="PT Sans"/>
                 <w:b w:val="0"/>
-                <w:color w:val="1F2933"/>
+                <w:color w:val="173F38"/>
                 <w:sz w:val="22"/>
               </w:rPr>
               <w:t>Направление II — математическое моделирование экономических и социальных процессов</w:t>
@@ -284,7 +284,7 @@
               <w:rPr>
                 <w:rFonts w:ascii="PT Sans" w:hAnsi="PT Sans" w:eastAsia="PT Sans" w:cs="PT Sans"/>
                 <w:b/>
-                <w:color w:val="64748B"/>
+                <w:color w:val="5B7069"/>
                 <w:sz w:val="22"/>
               </w:rPr>
               <w:t>Секция</w:t>
@@ -311,7 +311,7 @@
               <w:rPr>
                 <w:rFonts w:ascii="PT Sans" w:hAnsi="PT Sans" w:eastAsia="PT Sans" w:cs="PT Sans"/>
                 <w:b w:val="0"/>
-                <w:color w:val="1F2933"/>
+                <w:color w:val="173F38"/>
                 <w:sz w:val="22"/>
               </w:rPr>
               <w:t>Секция: информатика</w:t>
@@ -340,7 +340,7 @@
               <w:rPr>
                 <w:rFonts w:ascii="PT Sans" w:hAnsi="PT Sans" w:eastAsia="PT Sans" w:cs="PT Sans"/>
                 <w:b/>
-                <w:color w:val="64748B"/>
+                <w:color w:val="5B7069"/>
                 <w:sz w:val="22"/>
               </w:rPr>
               <w:t>Научный руководитель</w:t>
@@ -367,7 +367,7 @@
               <w:rPr>
                 <w:rFonts w:ascii="PT Sans" w:hAnsi="PT Sans" w:eastAsia="PT Sans" w:cs="PT Sans"/>
                 <w:b w:val="0"/>
-                <w:color w:val="1F2933"/>
+                <w:color w:val="173F38"/>
                 <w:sz w:val="22"/>
               </w:rPr>
               <w:t>Смағұл Ерзат Айдынұлы, учитель информатики</w:t>
@@ -385,7 +385,7 @@
         <w:rPr>
           <w:rFonts w:ascii="PT Sans" w:hAnsi="PT Sans" w:eastAsia="PT Sans" w:cs="PT Sans"/>
           <w:b/>
-          <w:color w:val="64748B"/>
+          <w:color w:val="5B7069"/>
           <w:sz w:val="22"/>
         </w:rPr>
         <w:t>Алматы, 2026</w:t>
@@ -416,7 +416,7 @@
       <w:r>
         <w:rPr>
           <w:rFonts w:ascii="PT Sans" w:hAnsi="PT Sans" w:eastAsia="PT Sans" w:cs="PT Sans"/>
-          <w:color w:val="1F2933"/>
+          <w:color w:val="173F38"/>
           <w:sz w:val="21"/>
         </w:rPr>
         <w:t>Аннотация</w:t>
@@ -435,7 +435,7 @@
       <w:r>
         <w:rPr>
           <w:rFonts w:ascii="PT Sans" w:hAnsi="PT Sans" w:eastAsia="PT Sans" w:cs="PT Sans"/>
-          <w:color w:val="1F2933"/>
+          <w:color w:val="173F38"/>
           <w:sz w:val="21"/>
         </w:rPr>
         <w:t>Abstract</w:t>
@@ -454,7 +454,7 @@
       <w:r>
         <w:rPr>
           <w:rFonts w:ascii="PT Sans" w:hAnsi="PT Sans" w:eastAsia="PT Sans" w:cs="PT Sans"/>
-          <w:color w:val="1F2933"/>
+          <w:color w:val="173F38"/>
           <w:sz w:val="21"/>
         </w:rPr>
         <w:t>1. Введение</w:t>
@@ -473,7 +473,7 @@
       <w:r>
         <w:rPr>
           <w:rFonts w:ascii="PT Sans" w:hAnsi="PT Sans" w:eastAsia="PT Sans" w:cs="PT Sans"/>
-          <w:color w:val="1F2933"/>
+          <w:color w:val="173F38"/>
           <w:sz w:val="21"/>
         </w:rPr>
         <w:t>2. Предшествующие работы и граница новизны</w:t>
@@ -492,7 +492,7 @@
       <w:r>
         <w:rPr>
           <w:rFonts w:ascii="PT Sans" w:hAnsi="PT Sans" w:eastAsia="PT Sans" w:cs="PT Sans"/>
-          <w:color w:val="1F2933"/>
+          <w:color w:val="173F38"/>
           <w:sz w:val="21"/>
         </w:rPr>
         <w:t>3. Модель системы</w:t>
@@ -511,7 +511,7 @@
       <w:r>
         <w:rPr>
           <w:rFonts w:ascii="PT Sans" w:hAnsi="PT Sans" w:eastAsia="PT Sans" w:cs="PT Sans"/>
-          <w:color w:val="1F2933"/>
+          <w:color w:val="173F38"/>
           <w:sz w:val="21"/>
         </w:rPr>
         <w:t>4. Единый алгоритм EraSeMap</w:t>
@@ -530,7 +530,7 @@
       <w:r>
         <w:rPr>
           <w:rFonts w:ascii="PT Sans" w:hAnsi="PT Sans" w:eastAsia="PT Sans" w:cs="PT Sans"/>
-          <w:color w:val="1F2933"/>
+          <w:color w:val="173F38"/>
           <w:sz w:val="21"/>
         </w:rPr>
         <w:t>5. Формальные свойства</w:t>
@@ -549,7 +549,7 @@
       <w:r>
         <w:rPr>
           <w:rFonts w:ascii="PT Sans" w:hAnsi="PT Sans" w:eastAsia="PT Sans" w:cs="PT Sans"/>
-          <w:color w:val="1F2933"/>
+          <w:color w:val="173F38"/>
           <w:sz w:val="21"/>
         </w:rPr>
         <w:t>6. Реализация</w:t>
@@ -568,7 +568,7 @@
       <w:r>
         <w:rPr>
           <w:rFonts w:ascii="PT Sans" w:hAnsi="PT Sans" w:eastAsia="PT Sans" w:cs="PT Sans"/>
-          <w:color w:val="1F2933"/>
+          <w:color w:val="173F38"/>
           <w:sz w:val="21"/>
         </w:rPr>
         <w:t>7. Методика экспериментов</w:t>
@@ -587,7 +587,7 @@
       <w:r>
         <w:rPr>
           <w:rFonts w:ascii="PT Sans" w:hAnsi="PT Sans" w:eastAsia="PT Sans" w:cs="PT Sans"/>
-          <w:color w:val="1F2933"/>
+          <w:color w:val="173F38"/>
           <w:sz w:val="21"/>
         </w:rPr>
         <w:t>8. Результаты</w:t>
@@ -606,7 +606,7 @@
       <w:r>
         <w:rPr>
           <w:rFonts w:ascii="PT Sans" w:hAnsi="PT Sans" w:eastAsia="PT Sans" w:cs="PT Sans"/>
-          <w:color w:val="1F2933"/>
+          <w:color w:val="173F38"/>
           <w:sz w:val="21"/>
         </w:rPr>
         <w:t>9. Обсуждение</w:t>
@@ -625,7 +625,7 @@
       <w:r>
         <w:rPr>
           <w:rFonts w:ascii="PT Sans" w:hAnsi="PT Sans" w:eastAsia="PT Sans" w:cs="PT Sans"/>
-          <w:color w:val="1F2933"/>
+          <w:color w:val="173F38"/>
           <w:sz w:val="21"/>
         </w:rPr>
         <w:t>10. Ограничения и угрозы валидности</w:t>
@@ -644,7 +644,7 @@
       <w:r>
         <w:rPr>
           <w:rFonts w:ascii="PT Sans" w:hAnsi="PT Sans" w:eastAsia="PT Sans" w:cs="PT Sans"/>
-          <w:color w:val="1F2933"/>
+          <w:color w:val="173F38"/>
           <w:sz w:val="21"/>
         </w:rPr>
         <w:t>11. Этика и ответственное применение</w:t>
@@ -663,7 +663,7 @@
       <w:r>
         <w:rPr>
           <w:rFonts w:ascii="PT Sans" w:hAnsi="PT Sans" w:eastAsia="PT Sans" w:cs="PT Sans"/>
-          <w:color w:val="1F2933"/>
+          <w:color w:val="173F38"/>
           <w:sz w:val="21"/>
         </w:rPr>
         <w:t>12. Воспроизводимость</w:t>
@@ -682,7 +682,7 @@
       <w:r>
         <w:rPr>
           <w:rFonts w:ascii="PT Sans" w:hAnsi="PT Sans" w:eastAsia="PT Sans" w:cs="PT Sans"/>
-          <w:color w:val="1F2933"/>
+          <w:color w:val="173F38"/>
           <w:sz w:val="21"/>
         </w:rPr>
         <w:t>13. Заключение</w:t>
@@ -701,7 +701,7 @@
       <w:r>
         <w:rPr>
           <w:rFonts w:ascii="PT Sans" w:hAnsi="PT Sans" w:eastAsia="PT Sans" w:cs="PT Sans"/>
-          <w:color w:val="1F2933"/>
+          <w:color w:val="173F38"/>
           <w:sz w:val="21"/>
         </w:rPr>
         <w:t>Список литературы</w:t>
@@ -720,7 +720,7 @@
       <w:r>
         <w:rPr>
           <w:rFonts w:ascii="PT Sans" w:hAnsi="PT Sans" w:eastAsia="PT Sans" w:cs="PT Sans"/>
-          <w:color w:val="1F2933"/>
+          <w:color w:val="173F38"/>
           <w:sz w:val="21"/>
         </w:rPr>
         <w:t>Приложения</w:t>
@@ -817,7 +817,7 @@
       <w:r>
         <w:rPr>
           <w:rFonts w:ascii="Menlo" w:hAnsi="Menlo" w:eastAsia="Menlo" w:cs="Menlo"/>
-          <w:color w:val="173B57"/>
+          <w:color w:val="173F38"/>
           <w:sz w:val="19"/>
         </w:rPr>
         <w:t>COMPLETE_WITHIN_ENVELOPE</w:t>
@@ -833,7 +833,7 @@
       <w:r>
         <w:rPr>
           <w:rFonts w:ascii="Menlo" w:hAnsi="Menlo" w:eastAsia="Menlo" w:cs="Menlo"/>
-          <w:color w:val="173B57"/>
+          <w:color w:val="173F38"/>
           <w:sz w:val="19"/>
         </w:rPr>
         <w:t>INCOMPLETE</w:t>
@@ -849,7 +849,7 @@
       <w:r>
         <w:rPr>
           <w:rFonts w:ascii="Menlo" w:hAnsi="Menlo" w:eastAsia="Menlo" w:cs="Menlo"/>
-          <w:color w:val="173B57"/>
+          <w:color w:val="173F38"/>
           <w:sz w:val="19"/>
         </w:rPr>
         <w:t>UNVERIFIED</w:t>
@@ -878,7 +878,7 @@
       <w:r>
         <w:rPr>
           <w:rFonts w:ascii="Menlo" w:hAnsi="Menlo" w:eastAsia="Menlo" w:cs="Menlo"/>
-          <w:color w:val="173B57"/>
+          <w:color w:val="173F38"/>
           <w:sz w:val="19"/>
         </w:rPr>
         <w:t>COMPLETE</w:t>
@@ -997,7 +997,7 @@
       <w:r>
         <w:rPr>
           <w:rFonts w:ascii="Menlo" w:hAnsi="Menlo" w:eastAsia="Menlo" w:cs="Menlo"/>
-          <w:color w:val="173B57"/>
+          <w:color w:val="173F38"/>
           <w:sz w:val="19"/>
         </w:rPr>
         <w:t>COMPLETE_WITHIN_ENVELOPE</w:t>
@@ -1013,7 +1013,7 @@
       <w:r>
         <w:rPr>
           <w:rFonts w:ascii="Menlo" w:hAnsi="Menlo" w:eastAsia="Menlo" w:cs="Menlo"/>
-          <w:color w:val="173B57"/>
+          <w:color w:val="173F38"/>
           <w:sz w:val="19"/>
         </w:rPr>
         <w:t>INCOMPLETE</w:t>
@@ -1029,7 +1029,7 @@
       <w:r>
         <w:rPr>
           <w:rFonts w:ascii="Menlo" w:hAnsi="Menlo" w:eastAsia="Menlo" w:cs="Menlo"/>
-          <w:color w:val="173B57"/>
+          <w:color w:val="173F38"/>
           <w:sz w:val="19"/>
         </w:rPr>
         <w:t>UNVERIFIED</w:t>
@@ -1058,7 +1058,7 @@
       <w:r>
         <w:rPr>
           <w:rFonts w:ascii="Menlo" w:hAnsi="Menlo" w:eastAsia="Menlo" w:cs="Menlo"/>
-          <w:color w:val="173B57"/>
+          <w:color w:val="173F38"/>
           <w:sz w:val="19"/>
         </w:rPr>
         <w:t>COMPLETE</w:t>
@@ -1365,7 +1365,7 @@
       <w:r>
         <w:rPr>
           <w:rFonts w:ascii="Menlo" w:hAnsi="Menlo" w:eastAsia="Menlo" w:cs="Menlo"/>
-          <w:color w:val="173B57"/>
+          <w:color w:val="173F38"/>
           <w:sz w:val="19"/>
         </w:rPr>
         <w:t>COMPLETE_WITHIN_ENVELOPE</w:t>
@@ -1431,7 +1431,7 @@
       <w:r>
         <w:rPr>
           <w:rFonts w:ascii="Menlo" w:hAnsi="Menlo" w:eastAsia="Menlo" w:cs="Menlo"/>
-          <w:color w:val="173B57"/>
+          <w:color w:val="173F38"/>
           <w:sz w:val="19"/>
         </w:rPr>
         <w:t>V</w:t>
@@ -1447,7 +1447,7 @@
       <w:r>
         <w:rPr>
           <w:rFonts w:ascii="Menlo" w:hAnsi="Menlo" w:eastAsia="Menlo" w:cs="Menlo"/>
-          <w:color w:val="173B57"/>
+          <w:color w:val="173F38"/>
           <w:sz w:val="19"/>
         </w:rPr>
         <w:t>E</w:t>
@@ -1463,7 +1463,7 @@
       <w:r>
         <w:rPr>
           <w:rFonts w:ascii="Menlo" w:hAnsi="Menlo" w:eastAsia="Menlo" w:cs="Menlo"/>
-          <w:color w:val="173B57"/>
+          <w:color w:val="173F38"/>
           <w:sz w:val="19"/>
         </w:rPr>
         <w:t>τ</w:t>
@@ -1479,7 +1479,7 @@
       <w:r>
         <w:rPr>
           <w:rFonts w:ascii="Menlo" w:hAnsi="Menlo" w:eastAsia="Menlo" w:cs="Menlo"/>
-          <w:color w:val="173B57"/>
+          <w:color w:val="173F38"/>
           <w:sz w:val="19"/>
         </w:rPr>
         <w:t>s</w:t>
@@ -1495,7 +1495,7 @@
       <w:r>
         <w:rPr>
           <w:rFonts w:ascii="Menlo" w:hAnsi="Menlo" w:eastAsia="Menlo" w:cs="Menlo"/>
-          <w:color w:val="173B57"/>
+          <w:color w:val="173F38"/>
           <w:sz w:val="19"/>
         </w:rPr>
         <w:t>u</w:t>
@@ -1511,7 +1511,7 @@
       <w:r>
         <w:rPr>
           <w:rFonts w:ascii="Menlo" w:hAnsi="Menlo" w:eastAsia="Menlo" w:cs="Menlo"/>
-          <w:color w:val="173B57"/>
+          <w:color w:val="173F38"/>
           <w:sz w:val="19"/>
         </w:rPr>
         <w:t>Rᵤ(G)</w:t>
@@ -1527,7 +1527,7 @@
       <w:r>
         <w:rPr>
           <w:rFonts w:ascii="Menlo" w:hAnsi="Menlo" w:eastAsia="Menlo" w:cs="Menlo"/>
-          <w:color w:val="173B57"/>
+          <w:color w:val="173F38"/>
           <w:sz w:val="19"/>
         </w:rPr>
         <w:t>u</w:t>
@@ -1556,7 +1556,7 @@
       <w:r>
         <w:rPr>
           <w:rFonts w:ascii="Menlo" w:hAnsi="Menlo" w:eastAsia="Menlo" w:cs="Menlo"/>
-          <w:color w:val="173B57"/>
+          <w:color w:val="173F38"/>
           <w:sz w:val="19"/>
         </w:rPr>
         <w:t>Cᵤ</w:t>
@@ -1577,7 +1577,7 @@
       <w:r>
         <w:rPr>
           <w:rFonts w:ascii="Menlo" w:hAnsi="Menlo" w:eastAsia="Menlo" w:cs="Menlo"/>
-          <w:color w:val="173B57"/>
+          <w:color w:val="173F38"/>
           <w:sz w:val="19"/>
         </w:rPr>
         <w:t>physical</w:t>
@@ -1598,7 +1598,7 @@
       <w:r>
         <w:rPr>
           <w:rFonts w:ascii="Menlo" w:hAnsi="Menlo" w:eastAsia="Menlo" w:cs="Menlo"/>
-          <w:color w:val="173B57"/>
+          <w:color w:val="173F38"/>
           <w:sz w:val="19"/>
         </w:rPr>
         <w:t>derivative</w:t>
@@ -1619,7 +1619,7 @@
       <w:r>
         <w:rPr>
           <w:rFonts w:ascii="Menlo" w:hAnsi="Menlo" w:eastAsia="Menlo" w:cs="Menlo"/>
-          <w:color w:val="173B57"/>
+          <w:color w:val="173F38"/>
           <w:sz w:val="19"/>
         </w:rPr>
         <w:t>model</w:t>
@@ -1640,7 +1640,7 @@
       <w:r>
         <w:rPr>
           <w:rFonts w:ascii="Menlo" w:hAnsi="Menlo" w:eastAsia="Menlo" w:cs="Menlo"/>
-          <w:color w:val="173B57"/>
+          <w:color w:val="173F38"/>
           <w:sz w:val="19"/>
         </w:rPr>
         <w:t>privacy</w:t>
@@ -1661,7 +1661,7 @@
       <w:r>
         <w:rPr>
           <w:rFonts w:ascii="Menlo" w:hAnsi="Menlo" w:eastAsia="Menlo" w:cs="Menlo"/>
-          <w:color w:val="173B57"/>
+          <w:color w:val="173F38"/>
           <w:sz w:val="19"/>
         </w:rPr>
         <w:t>utility</w:t>
@@ -1682,7 +1682,7 @@
       <w:r>
         <w:rPr>
           <w:rFonts w:ascii="Menlo" w:hAnsi="Menlo" w:eastAsia="Menlo" w:cs="Menlo"/>
-          <w:color w:val="173B57"/>
+          <w:color w:val="173F38"/>
           <w:sz w:val="19"/>
         </w:rPr>
         <w:t>temporal</w:t>
@@ -1703,7 +1703,7 @@
       <w:r>
         <w:rPr>
           <w:rFonts w:ascii="Menlo" w:hAnsi="Menlo" w:eastAsia="Menlo" w:cs="Menlo"/>
-          <w:color w:val="173B57"/>
+          <w:color w:val="173F38"/>
           <w:sz w:val="19"/>
         </w:rPr>
         <w:t>coverage</w:t>
@@ -1732,7 +1732,7 @@
       <w:r>
         <w:rPr>
           <w:rFonts w:ascii="Menlo" w:hAnsi="Menlo" w:eastAsia="Menlo" w:cs="Menlo"/>
-          <w:color w:val="173B57"/>
+          <w:color w:val="173F38"/>
           <w:sz w:val="19"/>
         </w:rPr>
         <w:t>PASS</w:t>
@@ -1748,7 +1748,7 @@
       <w:r>
         <w:rPr>
           <w:rFonts w:ascii="Menlo" w:hAnsi="Menlo" w:eastAsia="Menlo" w:cs="Menlo"/>
-          <w:color w:val="173B57"/>
+          <w:color w:val="173F38"/>
           <w:sz w:val="19"/>
         </w:rPr>
         <w:t>FAIL</w:t>
@@ -1764,7 +1764,7 @@
       <w:r>
         <w:rPr>
           <w:rFonts w:ascii="Menlo" w:hAnsi="Menlo" w:eastAsia="Menlo" w:cs="Menlo"/>
-          <w:color w:val="173B57"/>
+          <w:color w:val="173F38"/>
           <w:sz w:val="19"/>
         </w:rPr>
         <w:t>UNKNOWN</w:t>
@@ -1898,7 +1898,7 @@
       <w:r>
         <w:rPr>
           <w:rFonts w:ascii="Menlo" w:hAnsi="Menlo" w:eastAsia="Menlo" w:cs="Menlo"/>
-          <w:color w:val="173B57"/>
+          <w:color w:val="173F38"/>
           <w:sz w:val="19"/>
         </w:rPr>
         <w:t>OUT_OF_HYPOTHESIS</w:t>
@@ -1914,7 +1914,7 @@
       <w:r>
         <w:rPr>
           <w:rFonts w:ascii="Menlo" w:hAnsi="Menlo" w:eastAsia="Menlo" w:cs="Menlo"/>
-          <w:color w:val="173B57"/>
+          <w:color w:val="173F38"/>
           <w:sz w:val="19"/>
         </w:rPr>
         <w:t>UNVERIFIED</w:t>
@@ -1943,7 +1943,7 @@
       <w:r>
         <w:rPr>
           <w:rFonts w:ascii="Menlo" w:hAnsi="Menlo" w:eastAsia="Menlo" w:cs="Menlo"/>
-          <w:color w:val="173B57"/>
+          <w:color w:val="173F38"/>
           <w:sz w:val="19"/>
         </w:rPr>
         <w:t>H</w:t>
@@ -1959,7 +1959,7 @@
       <w:r>
         <w:rPr>
           <w:rFonts w:ascii="Menlo" w:hAnsi="Menlo" w:eastAsia="Menlo" w:cs="Menlo"/>
-          <w:color w:val="173B57"/>
+          <w:color w:val="173F38"/>
           <w:sz w:val="19"/>
         </w:rPr>
         <w:t>Obs(q,h)</w:t>
@@ -1975,7 +1975,7 @@
       <w:r>
         <w:rPr>
           <w:rFonts w:ascii="Menlo" w:hAnsi="Menlo" w:eastAsia="Menlo" w:cs="Menlo"/>
-          <w:color w:val="173B57"/>
+          <w:color w:val="173F38"/>
           <w:sz w:val="19"/>
         </w:rPr>
         <w:t>q</w:t>
@@ -1991,7 +1991,7 @@
       <w:r>
         <w:rPr>
           <w:rFonts w:ascii="Menlo" w:hAnsi="Menlo" w:eastAsia="Menlo" w:cs="Menlo"/>
-          <w:color w:val="173B57"/>
+          <w:color w:val="173F38"/>
           <w:sz w:val="19"/>
         </w:rPr>
         <w:t>h</w:t>
@@ -2007,7 +2007,7 @@
       <w:r>
         <w:rPr>
           <w:rFonts w:ascii="Menlo" w:hAnsi="Menlo" w:eastAsia="Menlo" w:cs="Menlo"/>
-          <w:color w:val="173B57"/>
+          <w:color w:val="173F38"/>
           <w:sz w:val="19"/>
         </w:rPr>
         <w:t>o</w:t>
@@ -2065,7 +2065,7 @@
       <w:r>
         <w:rPr>
           <w:rFonts w:ascii="Menlo" w:hAnsi="Menlo" w:eastAsia="Menlo" w:cs="Menlo"/>
-          <w:color w:val="173B57"/>
+          <w:color w:val="173F38"/>
           <w:sz w:val="19"/>
         </w:rPr>
         <w:t>A</w:t>
@@ -2081,7 +2081,7 @@
       <w:r>
         <w:rPr>
           <w:rFonts w:ascii="Menlo" w:hAnsi="Menlo" w:eastAsia="Menlo" w:cs="Menlo"/>
-          <w:color w:val="173B57"/>
+          <w:color w:val="173F38"/>
           <w:sz w:val="19"/>
         </w:rPr>
         <w:t>c(a) ≥ 0</w:t>
@@ -2097,7 +2097,7 @@
       <w:r>
         <w:rPr>
           <w:rFonts w:ascii="Menlo" w:hAnsi="Menlo" w:eastAsia="Menlo" w:cs="Menlo"/>
-          <w:color w:val="173B57"/>
+          <w:color w:val="173F38"/>
           <w:sz w:val="19"/>
         </w:rPr>
         <w:t>Apply(G,B)</w:t>
@@ -2113,7 +2113,7 @@
       <w:r>
         <w:rPr>
           <w:rFonts w:ascii="Menlo" w:hAnsi="Menlo" w:eastAsia="Menlo" w:cs="Menlo"/>
-          <w:color w:val="173B57"/>
+          <w:color w:val="173F38"/>
           <w:sz w:val="19"/>
         </w:rPr>
         <w:t>B ⊆ A</w:t>
@@ -2166,7 +2166,7 @@
       <w:r>
         <w:rPr>
           <w:rFonts w:ascii="Menlo" w:hAnsi="Menlo" w:eastAsia="Menlo" w:cs="Menlo"/>
-          <w:color w:val="173B57"/>
+          <w:color w:val="173F38"/>
           <w:sz w:val="19"/>
         </w:rPr>
         <w:t>INCOMPLETE</w:t>
@@ -2182,7 +2182,7 @@
       <w:r>
         <w:rPr>
           <w:rFonts w:ascii="Menlo" w:hAnsi="Menlo" w:eastAsia="Menlo" w:cs="Menlo"/>
-          <w:color w:val="173B57"/>
+          <w:color w:val="173F38"/>
           <w:sz w:val="19"/>
         </w:rPr>
         <w:t>UNVERIFIED</w:t>
@@ -2232,7 +2232,7 @@
       <w:r>
         <w:rPr>
           <w:rFonts w:ascii="Menlo" w:hAnsi="Menlo" w:eastAsia="Menlo" w:cs="Menlo"/>
-          <w:color w:val="173B57"/>
+          <w:color w:val="173F38"/>
           <w:sz w:val="19"/>
         </w:rPr>
         <w:t>q₀</w:t>
@@ -2248,7 +2248,7 @@
       <w:r>
         <w:rPr>
           <w:rFonts w:ascii="Menlo" w:hAnsi="Menlo" w:eastAsia="Menlo" w:cs="Menlo"/>
-          <w:color w:val="173B57"/>
+          <w:color w:val="173F38"/>
           <w:sz w:val="19"/>
         </w:rPr>
         <w:t>δ</w:t>
@@ -2285,7 +2285,7 @@
       <w:r>
         <w:rPr>
           <w:rFonts w:ascii="Menlo" w:hAnsi="Menlo" w:eastAsia="Menlo" w:cs="Menlo"/>
-          <w:color w:val="173B57"/>
+          <w:color w:val="173F38"/>
           <w:sz w:val="19"/>
         </w:rPr>
         <w:t>INCOMPLETE</w:t>
@@ -2301,7 +2301,7 @@
       <w:r>
         <w:rPr>
           <w:rFonts w:ascii="Menlo" w:hAnsi="Menlo" w:eastAsia="Menlo" w:cs="Menlo"/>
-          <w:color w:val="173B57"/>
+          <w:color w:val="173F38"/>
           <w:sz w:val="19"/>
         </w:rPr>
         <w:t>UNVERIFIED</w:t>
@@ -2338,7 +2338,7 @@
       <w:r>
         <w:rPr>
           <w:rFonts w:ascii="Menlo" w:hAnsi="Menlo" w:eastAsia="Menlo" w:cs="Menlo"/>
-          <w:color w:val="173B57"/>
+          <w:color w:val="173F38"/>
           <w:sz w:val="19"/>
         </w:rPr>
         <w:t>P</w:t>
@@ -2354,7 +2354,7 @@
       <w:r>
         <w:rPr>
           <w:rFonts w:ascii="Menlo" w:hAnsi="Menlo" w:eastAsia="Menlo" w:cs="Menlo"/>
-          <w:color w:val="173B57"/>
+          <w:color w:val="173F38"/>
           <w:sz w:val="19"/>
         </w:rPr>
         <w:t>D</w:t>
@@ -2370,7 +2370,7 @@
       <w:r>
         <w:rPr>
           <w:rFonts w:ascii="Menlo" w:hAnsi="Menlo" w:eastAsia="Menlo" w:cs="Menlo"/>
-          <w:color w:val="173B57"/>
+          <w:color w:val="173F38"/>
           <w:sz w:val="19"/>
         </w:rPr>
         <w:t>T</w:t>
@@ -2415,7 +2415,7 @@
       <w:r>
         <w:rPr>
           <w:rFonts w:ascii="Menlo" w:hAnsi="Menlo" w:eastAsia="Menlo" w:cs="Menlo"/>
-          <w:color w:val="173B57"/>
+          <w:color w:val="173F38"/>
           <w:sz w:val="19"/>
         </w:rPr>
         <w:t>sorryAx</w:t>
@@ -2520,7 +2520,7 @@
       <w:r>
         <w:rPr>
           <w:rFonts w:ascii="Menlo" w:hAnsi="Menlo" w:eastAsia="Menlo" w:cs="Menlo"/>
-          <w:color w:val="173B57"/>
+          <w:color w:val="173F38"/>
           <w:sz w:val="19"/>
         </w:rPr>
         <w:t>PASS</w:t>
@@ -2557,7 +2557,7 @@
       <w:r>
         <w:rPr>
           <w:rFonts w:ascii="Menlo" w:hAnsi="Menlo" w:eastAsia="Menlo" w:cs="Menlo"/>
-          <w:color w:val="173B57"/>
+          <w:color w:val="173F38"/>
           <w:sz w:val="19"/>
         </w:rPr>
         <w:t>run_erasemap</w:t>
@@ -2615,7 +2615,7 @@
       <w:r>
         <w:rPr>
           <w:rFonts w:ascii="Menlo" w:hAnsi="Menlo" w:eastAsia="Menlo" w:cs="Menlo"/>
-          <w:color w:val="173B57"/>
+          <w:color w:val="173F38"/>
           <w:sz w:val="19"/>
         </w:rPr>
         <w:t>false-complete rate</w:t>
@@ -2821,12 +2821,12 @@
         <w:tblLook w:firstColumn="1" w:firstRow="1" w:lastColumn="0" w:lastRow="0" w:noHBand="0" w:noVBand="1" w:val="04A0"/>
         <w:tblInd w:w="120" w:type="dxa"/>
         <w:tblBorders>
-          <w:top w:val="single" w:sz="6" w:space="0" w:color="CBD5E1"/>
-          <w:left w:val="single" w:sz="6" w:space="0" w:color="CBD5E1"/>
-          <w:bottom w:val="single" w:sz="6" w:space="0" w:color="CBD5E1"/>
-          <w:right w:val="single" w:sz="6" w:space="0" w:color="CBD5E1"/>
-          <w:insideH w:val="single" w:sz="6" w:space="0" w:color="CBD5E1"/>
-          <w:insideV w:val="single" w:sz="6" w:space="0" w:color="CBD5E1"/>
+          <w:top w:val="single" w:sz="6" w:space="0" w:color="CBDAD3"/>
+          <w:left w:val="single" w:sz="6" w:space="0" w:color="CBDAD3"/>
+          <w:bottom w:val="single" w:sz="6" w:space="0" w:color="CBDAD3"/>
+          <w:right w:val="single" w:sz="6" w:space="0" w:color="CBDAD3"/>
+          <w:insideH w:val="single" w:sz="6" w:space="0" w:color="CBDAD3"/>
+          <w:insideV w:val="single" w:sz="6" w:space="0" w:color="CBDAD3"/>
         </w:tblBorders>
       </w:tblPr>
       <w:tblGrid>
@@ -2850,7 +2850,7 @@
               <w:end w:w="120" w:type="dxa"/>
             </w:tcMar>
             <w:vAlign w:val="center"/>
-            <w:shd w:fill="EAF1F7"/>
+            <w:shd w:fill="E8F2ED"/>
           </w:tcPr>
           <w:p>
             <w:pPr>
@@ -2885,7 +2885,7 @@
               <w:end w:w="120" w:type="dxa"/>
             </w:tcMar>
             <w:vAlign w:val="center"/>
-            <w:shd w:fill="EAF1F7"/>
+            <w:shd w:fill="E8F2ED"/>
           </w:tcPr>
           <w:p>
             <w:pPr>
@@ -2920,7 +2920,7 @@
               <w:end w:w="120" w:type="dxa"/>
             </w:tcMar>
             <w:vAlign w:val="center"/>
-            <w:shd w:fill="EAF1F7"/>
+            <w:shd w:fill="E8F2ED"/>
           </w:tcPr>
           <w:p>
             <w:pPr>
@@ -2955,7 +2955,7 @@
               <w:end w:w="120" w:type="dxa"/>
             </w:tcMar>
             <w:vAlign w:val="center"/>
-            <w:shd w:fill="EAF1F7"/>
+            <w:shd w:fill="E8F2ED"/>
           </w:tcPr>
           <w:p>
             <w:pPr>
@@ -3019,7 +3019,7 @@
             <w:r>
               <w:rPr>
                 <w:rFonts w:ascii="PT Sans" w:hAnsi="PT Sans" w:eastAsia="PT Sans" w:cs="PT Sans"/>
-                <w:color w:val="173B57"/>
+                <w:color w:val="173F38"/>
                 <w:sz w:val="18"/>
               </w:rPr>
               <w:t>COMPLETE</w:t>
@@ -3149,7 +3149,7 @@
               <w:end w:w="120" w:type="dxa"/>
             </w:tcMar>
             <w:vAlign w:val="center"/>
-            <w:shd w:fill="F5F8FB"/>
+            <w:shd w:fill="F4F8F6"/>
           </w:tcPr>
           <w:p>
             <w:pPr>
@@ -3183,7 +3183,7 @@
               <w:end w:w="120" w:type="dxa"/>
             </w:tcMar>
             <w:vAlign w:val="center"/>
-            <w:shd w:fill="F5F8FB"/>
+            <w:shd w:fill="F4F8F6"/>
           </w:tcPr>
           <w:p>
             <w:pPr>
@@ -3217,7 +3217,7 @@
               <w:end w:w="120" w:type="dxa"/>
             </w:tcMar>
             <w:vAlign w:val="center"/>
-            <w:shd w:fill="F5F8FB"/>
+            <w:shd w:fill="F4F8F6"/>
           </w:tcPr>
           <w:p>
             <w:pPr>
@@ -3251,7 +3251,7 @@
               <w:end w:w="120" w:type="dxa"/>
             </w:tcMar>
             <w:vAlign w:val="center"/>
-            <w:shd w:fill="F5F8FB"/>
+            <w:shd w:fill="F4F8F6"/>
           </w:tcPr>
           <w:p>
             <w:pPr>
@@ -3427,7 +3427,7 @@
               <w:end w:w="120" w:type="dxa"/>
             </w:tcMar>
             <w:vAlign w:val="center"/>
-            <w:shd w:fill="F5F8FB"/>
+            <w:shd w:fill="F4F8F6"/>
           </w:tcPr>
           <w:p>
             <w:pPr>
@@ -3461,7 +3461,7 @@
               <w:end w:w="120" w:type="dxa"/>
             </w:tcMar>
             <w:vAlign w:val="center"/>
-            <w:shd w:fill="F5F8FB"/>
+            <w:shd w:fill="F4F8F6"/>
           </w:tcPr>
           <w:p>
             <w:pPr>
@@ -3495,7 +3495,7 @@
               <w:end w:w="120" w:type="dxa"/>
             </w:tcMar>
             <w:vAlign w:val="center"/>
-            <w:shd w:fill="F5F8FB"/>
+            <w:shd w:fill="F4F8F6"/>
           </w:tcPr>
           <w:p>
             <w:pPr>
@@ -3529,7 +3529,7 @@
               <w:end w:w="120" w:type="dxa"/>
             </w:tcMar>
             <w:vAlign w:val="center"/>
-            <w:shd w:fill="F5F8FB"/>
+            <w:shd w:fill="F4F8F6"/>
           </w:tcPr>
           <w:p>
             <w:pPr>
@@ -3705,7 +3705,7 @@
               <w:end w:w="120" w:type="dxa"/>
             </w:tcMar>
             <w:vAlign w:val="center"/>
-            <w:shd w:fill="F5F8FB"/>
+            <w:shd w:fill="F4F8F6"/>
           </w:tcPr>
           <w:p>
             <w:pPr>
@@ -3739,7 +3739,7 @@
               <w:end w:w="120" w:type="dxa"/>
             </w:tcMar>
             <w:vAlign w:val="center"/>
-            <w:shd w:fill="F5F8FB"/>
+            <w:shd w:fill="F4F8F6"/>
           </w:tcPr>
           <w:p>
             <w:pPr>
@@ -3773,7 +3773,7 @@
               <w:end w:w="120" w:type="dxa"/>
             </w:tcMar>
             <w:vAlign w:val="center"/>
-            <w:shd w:fill="F5F8FB"/>
+            <w:shd w:fill="F4F8F6"/>
           </w:tcPr>
           <w:p>
             <w:pPr>
@@ -3807,7 +3807,7 @@
               <w:end w:w="120" w:type="dxa"/>
             </w:tcMar>
             <w:vAlign w:val="center"/>
-            <w:shd w:fill="F5F8FB"/>
+            <w:shd w:fill="F4F8F6"/>
           </w:tcPr>
           <w:p>
             <w:pPr>
@@ -3983,7 +3983,7 @@
               <w:end w:w="120" w:type="dxa"/>
             </w:tcMar>
             <w:vAlign w:val="center"/>
-            <w:shd w:fill="F5F8FB"/>
+            <w:shd w:fill="F4F8F6"/>
           </w:tcPr>
           <w:p>
             <w:pPr>
@@ -4017,7 +4017,7 @@
               <w:end w:w="120" w:type="dxa"/>
             </w:tcMar>
             <w:vAlign w:val="center"/>
-            <w:shd w:fill="F5F8FB"/>
+            <w:shd w:fill="F4F8F6"/>
           </w:tcPr>
           <w:p>
             <w:pPr>
@@ -4051,7 +4051,7 @@
               <w:end w:w="120" w:type="dxa"/>
             </w:tcMar>
             <w:vAlign w:val="center"/>
-            <w:shd w:fill="F5F8FB"/>
+            <w:shd w:fill="F4F8F6"/>
           </w:tcPr>
           <w:p>
             <w:pPr>
@@ -4085,7 +4085,7 @@
               <w:end w:w="120" w:type="dxa"/>
             </w:tcMar>
             <w:vAlign w:val="center"/>
-            <w:shd w:fill="F5F8FB"/>
+            <w:shd w:fill="F4F8F6"/>
           </w:tcPr>
           <w:p>
             <w:pPr>
@@ -4165,7 +4165,7 @@
       <w:r>
         <w:rPr>
           <w:rFonts w:ascii="Menlo" w:hAnsi="Menlo" w:eastAsia="Menlo" w:cs="Menlo"/>
-          <w:color w:val="173B57"/>
+          <w:color w:val="173F38"/>
           <w:sz w:val="19"/>
         </w:rPr>
         <w:t>FAIL</w:t>
@@ -4181,7 +4181,7 @@
       <w:r>
         <w:rPr>
           <w:rFonts w:ascii="Menlo" w:hAnsi="Menlo" w:eastAsia="Menlo" w:cs="Menlo"/>
-          <w:color w:val="173B57"/>
+          <w:color w:val="173F38"/>
           <w:sz w:val="19"/>
         </w:rPr>
         <w:t>FAIL</w:t>
@@ -4466,7 +4466,7 @@
       <w:r>
         <w:rPr>
           <w:rFonts w:ascii="Menlo" w:hAnsi="Menlo" w:eastAsia="Menlo" w:cs="Menlo"/>
-          <w:color w:val="173B57"/>
+          <w:color w:val="173F38"/>
           <w:sz w:val="19"/>
         </w:rPr>
         <w:t>NOT_COLLECTED</w:t>
@@ -4721,12 +4721,12 @@
         <w:tblLook w:firstColumn="1" w:firstRow="1" w:lastColumn="0" w:lastRow="0" w:noHBand="0" w:noVBand="1" w:val="04A0"/>
         <w:tblInd w:w="120" w:type="dxa"/>
         <w:tblBorders>
-          <w:top w:val="single" w:sz="6" w:space="0" w:color="CBD5E1"/>
-          <w:left w:val="single" w:sz="6" w:space="0" w:color="CBD5E1"/>
-          <w:bottom w:val="single" w:sz="6" w:space="0" w:color="CBD5E1"/>
-          <w:right w:val="single" w:sz="6" w:space="0" w:color="CBD5E1"/>
-          <w:insideH w:val="single" w:sz="6" w:space="0" w:color="CBD5E1"/>
-          <w:insideV w:val="single" w:sz="6" w:space="0" w:color="CBD5E1"/>
+          <w:top w:val="single" w:sz="6" w:space="0" w:color="CBDAD3"/>
+          <w:left w:val="single" w:sz="6" w:space="0" w:color="CBDAD3"/>
+          <w:bottom w:val="single" w:sz="6" w:space="0" w:color="CBDAD3"/>
+          <w:right w:val="single" w:sz="6" w:space="0" w:color="CBDAD3"/>
+          <w:insideH w:val="single" w:sz="6" w:space="0" w:color="CBDAD3"/>
+          <w:insideV w:val="single" w:sz="6" w:space="0" w:color="CBDAD3"/>
         </w:tblBorders>
       </w:tblPr>
       <w:tblGrid>
@@ -4748,7 +4748,7 @@
               <w:end w:w="120" w:type="dxa"/>
             </w:tcMar>
             <w:vAlign w:val="center"/>
-            <w:shd w:fill="EAF1F7"/>
+            <w:shd w:fill="E8F2ED"/>
           </w:tcPr>
           <w:p>
             <w:pPr>
@@ -4783,7 +4783,7 @@
               <w:end w:w="120" w:type="dxa"/>
             </w:tcMar>
             <w:vAlign w:val="center"/>
-            <w:shd w:fill="EAF1F7"/>
+            <w:shd w:fill="E8F2ED"/>
           </w:tcPr>
           <w:p>
             <w:pPr>
@@ -4838,7 +4838,7 @@
             <w:r>
               <w:rPr>
                 <w:rFonts w:ascii="PT Sans" w:hAnsi="PT Sans" w:eastAsia="PT Sans" w:cs="PT Sans"/>
-                <w:color w:val="173B57"/>
+                <w:color w:val="173F38"/>
                 <w:sz w:val="18"/>
               </w:rPr>
               <w:t>G=(V,E,τ,s)</w:t>
@@ -4893,7 +4893,7 @@
               <w:end w:w="120" w:type="dxa"/>
             </w:tcMar>
             <w:vAlign w:val="center"/>
-            <w:shd w:fill="F5F8FB"/>
+            <w:shd w:fill="F4F8F6"/>
           </w:tcPr>
           <w:p>
             <w:pPr>
@@ -4909,7 +4909,7 @@
             <w:r>
               <w:rPr>
                 <w:rFonts w:ascii="PT Sans" w:hAnsi="PT Sans" w:eastAsia="PT Sans" w:cs="PT Sans"/>
-                <w:color w:val="173B57"/>
+                <w:color w:val="173F38"/>
                 <w:sz w:val="18"/>
               </w:rPr>
               <w:t>u</w:t>
@@ -4926,7 +4926,7 @@
               <w:end w:w="120" w:type="dxa"/>
             </w:tcMar>
             <w:vAlign w:val="center"/>
-            <w:shd w:fill="F5F8FB"/>
+            <w:shd w:fill="F4F8F6"/>
           </w:tcPr>
           <w:p>
             <w:pPr>
@@ -4980,7 +4980,7 @@
             <w:r>
               <w:rPr>
                 <w:rFonts w:ascii="PT Sans" w:hAnsi="PT Sans" w:eastAsia="PT Sans" w:cs="PT Sans"/>
-                <w:color w:val="173B57"/>
+                <w:color w:val="173F38"/>
                 <w:sz w:val="18"/>
               </w:rPr>
               <w:t>Rᵤ(G)</w:t>
@@ -5035,7 +5035,7 @@
               <w:end w:w="120" w:type="dxa"/>
             </w:tcMar>
             <w:vAlign w:val="center"/>
-            <w:shd w:fill="F5F8FB"/>
+            <w:shd w:fill="F4F8F6"/>
           </w:tcPr>
           <w:p>
             <w:pPr>
@@ -5051,7 +5051,7 @@
             <w:r>
               <w:rPr>
                 <w:rFonts w:ascii="PT Sans" w:hAnsi="PT Sans" w:eastAsia="PT Sans" w:cs="PT Sans"/>
-                <w:color w:val="173B57"/>
+                <w:color w:val="173F38"/>
                 <w:sz w:val="18"/>
               </w:rPr>
               <w:t>Cᵤ</w:t>
@@ -5068,7 +5068,7 @@
               <w:end w:w="120" w:type="dxa"/>
             </w:tcMar>
             <w:vAlign w:val="center"/>
-            <w:shd w:fill="F5F8FB"/>
+            <w:shd w:fill="F4F8F6"/>
           </w:tcPr>
           <w:p>
             <w:pPr>
@@ -5122,7 +5122,7 @@
             <w:r>
               <w:rPr>
                 <w:rFonts w:ascii="PT Sans" w:hAnsi="PT Sans" w:eastAsia="PT Sans" w:cs="PT Sans"/>
-                <w:color w:val="173B57"/>
+                <w:color w:val="173F38"/>
                 <w:sz w:val="18"/>
               </w:rPr>
               <w:t>A</w:t>
@@ -5177,7 +5177,7 @@
               <w:end w:w="120" w:type="dxa"/>
             </w:tcMar>
             <w:vAlign w:val="center"/>
-            <w:shd w:fill="F5F8FB"/>
+            <w:shd w:fill="F4F8F6"/>
           </w:tcPr>
           <w:p>
             <w:pPr>
@@ -5193,7 +5193,7 @@
             <w:r>
               <w:rPr>
                 <w:rFonts w:ascii="PT Sans" w:hAnsi="PT Sans" w:eastAsia="PT Sans" w:cs="PT Sans"/>
-                <w:color w:val="173B57"/>
+                <w:color w:val="173F38"/>
                 <w:sz w:val="18"/>
               </w:rPr>
               <w:t>B*</w:t>
@@ -5210,7 +5210,7 @@
               <w:end w:w="120" w:type="dxa"/>
             </w:tcMar>
             <w:vAlign w:val="center"/>
-            <w:shd w:fill="F5F8FB"/>
+            <w:shd w:fill="F4F8F6"/>
           </w:tcPr>
           <w:p>
             <w:pPr>
@@ -5264,7 +5264,7 @@
             <w:r>
               <w:rPr>
                 <w:rFonts w:ascii="PT Sans" w:hAnsi="PT Sans" w:eastAsia="PT Sans" w:cs="PT Sans"/>
-                <w:color w:val="173B57"/>
+                <w:color w:val="173F38"/>
                 <w:sz w:val="18"/>
               </w:rPr>
               <w:t>H</w:t>
@@ -5319,7 +5319,7 @@
               <w:end w:w="120" w:type="dxa"/>
             </w:tcMar>
             <w:vAlign w:val="center"/>
-            <w:shd w:fill="F5F8FB"/>
+            <w:shd w:fill="F4F8F6"/>
           </w:tcPr>
           <w:p>
             <w:pPr>
@@ -5335,7 +5335,7 @@
             <w:r>
               <w:rPr>
                 <w:rFonts w:ascii="PT Sans" w:hAnsi="PT Sans" w:eastAsia="PT Sans" w:cs="PT Sans"/>
-                <w:color w:val="173B57"/>
+                <w:color w:val="173F38"/>
                 <w:sz w:val="18"/>
               </w:rPr>
               <w:t>δ</w:t>
@@ -5352,7 +5352,7 @@
               <w:end w:w="120" w:type="dxa"/>
             </w:tcMar>
             <w:vAlign w:val="center"/>
-            <w:shd w:fill="F5F8FB"/>
+            <w:shd w:fill="F4F8F6"/>
           </w:tcPr>
           <w:p>
             <w:pPr>
@@ -5406,7 +5406,7 @@
             <w:r>
               <w:rPr>
                 <w:rFonts w:ascii="PT Sans" w:hAnsi="PT Sans" w:eastAsia="PT Sans" w:cs="PT Sans"/>
-                <w:color w:val="173B57"/>
+                <w:color w:val="173F38"/>
                 <w:sz w:val="18"/>
               </w:rPr>
               <w:t>FCR</w:t>
@@ -5470,12 +5470,12 @@
         <w:tblLook w:firstColumn="1" w:firstRow="1" w:lastColumn="0" w:lastRow="0" w:noHBand="0" w:noVBand="1" w:val="04A0"/>
         <w:tblInd w:w="120" w:type="dxa"/>
         <w:tblBorders>
-          <w:top w:val="single" w:sz="6" w:space="0" w:color="CBD5E1"/>
-          <w:left w:val="single" w:sz="6" w:space="0" w:color="CBD5E1"/>
-          <w:bottom w:val="single" w:sz="6" w:space="0" w:color="CBD5E1"/>
-          <w:right w:val="single" w:sz="6" w:space="0" w:color="CBD5E1"/>
-          <w:insideH w:val="single" w:sz="6" w:space="0" w:color="CBD5E1"/>
-          <w:insideV w:val="single" w:sz="6" w:space="0" w:color="CBD5E1"/>
+          <w:top w:val="single" w:sz="6" w:space="0" w:color="CBDAD3"/>
+          <w:left w:val="single" w:sz="6" w:space="0" w:color="CBDAD3"/>
+          <w:bottom w:val="single" w:sz="6" w:space="0" w:color="CBDAD3"/>
+          <w:right w:val="single" w:sz="6" w:space="0" w:color="CBDAD3"/>
+          <w:insideH w:val="single" w:sz="6" w:space="0" w:color="CBDAD3"/>
+          <w:insideV w:val="single" w:sz="6" w:space="0" w:color="CBDAD3"/>
         </w:tblBorders>
       </w:tblPr>
       <w:tblGrid>
@@ -5498,7 +5498,7 @@
               <w:end w:w="120" w:type="dxa"/>
             </w:tcMar>
             <w:vAlign w:val="center"/>
-            <w:shd w:fill="EAF1F7"/>
+            <w:shd w:fill="E8F2ED"/>
           </w:tcPr>
           <w:p>
             <w:pPr>
@@ -5533,7 +5533,7 @@
               <w:end w:w="120" w:type="dxa"/>
             </w:tcMar>
             <w:vAlign w:val="center"/>
-            <w:shd w:fill="EAF1F7"/>
+            <w:shd w:fill="E8F2ED"/>
           </w:tcPr>
           <w:p>
             <w:pPr>
@@ -5568,7 +5568,7 @@
               <w:end w:w="120" w:type="dxa"/>
             </w:tcMar>
             <w:vAlign w:val="center"/>
-            <w:shd w:fill="EAF1F7"/>
+            <w:shd w:fill="E8F2ED"/>
           </w:tcPr>
           <w:p>
             <w:pPr>
@@ -5712,7 +5712,7 @@
               <w:end w:w="120" w:type="dxa"/>
             </w:tcMar>
             <w:vAlign w:val="center"/>
-            <w:shd w:fill="F5F8FB"/>
+            <w:shd w:fill="F4F8F6"/>
           </w:tcPr>
           <w:p>
             <w:pPr>
@@ -5746,7 +5746,7 @@
               <w:end w:w="120" w:type="dxa"/>
             </w:tcMar>
             <w:vAlign w:val="center"/>
-            <w:shd w:fill="F5F8FB"/>
+            <w:shd w:fill="F4F8F6"/>
           </w:tcPr>
           <w:p>
             <w:pPr>
@@ -5780,7 +5780,7 @@
               <w:end w:w="120" w:type="dxa"/>
             </w:tcMar>
             <w:vAlign w:val="center"/>
-            <w:shd w:fill="F5F8FB"/>
+            <w:shd w:fill="F4F8F6"/>
           </w:tcPr>
           <w:p>
             <w:pPr>
@@ -5923,7 +5923,7 @@
               <w:end w:w="120" w:type="dxa"/>
             </w:tcMar>
             <w:vAlign w:val="center"/>
-            <w:shd w:fill="F5F8FB"/>
+            <w:shd w:fill="F4F8F6"/>
           </w:tcPr>
           <w:p>
             <w:pPr>
@@ -5957,7 +5957,7 @@
               <w:end w:w="120" w:type="dxa"/>
             </w:tcMar>
             <w:vAlign w:val="center"/>
-            <w:shd w:fill="F5F8FB"/>
+            <w:shd w:fill="F4F8F6"/>
           </w:tcPr>
           <w:p>
             <w:pPr>
@@ -5991,7 +5991,7 @@
               <w:end w:w="120" w:type="dxa"/>
             </w:tcMar>
             <w:vAlign w:val="center"/>
-            <w:shd w:fill="F5F8FB"/>
+            <w:shd w:fill="F4F8F6"/>
           </w:tcPr>
           <w:p>
             <w:pPr>
@@ -6134,7 +6134,7 @@
               <w:end w:w="120" w:type="dxa"/>
             </w:tcMar>
             <w:vAlign w:val="center"/>
-            <w:shd w:fill="F5F8FB"/>
+            <w:shd w:fill="F4F8F6"/>
           </w:tcPr>
           <w:p>
             <w:pPr>
@@ -6168,7 +6168,7 @@
               <w:end w:w="120" w:type="dxa"/>
             </w:tcMar>
             <w:vAlign w:val="center"/>
-            <w:shd w:fill="F5F8FB"/>
+            <w:shd w:fill="F4F8F6"/>
           </w:tcPr>
           <w:p>
             <w:pPr>
@@ -6193,7 +6193,7 @@
             <w:r>
               <w:rPr>
                 <w:rFonts w:ascii="PT Sans" w:hAnsi="PT Sans" w:eastAsia="PT Sans" w:cs="PT Sans"/>
-                <w:color w:val="173B57"/>
+                <w:color w:val="173F38"/>
                 <w:sz w:val="18"/>
               </w:rPr>
               <w:t>FAIL</w:t>
@@ -6210,7 +6210,7 @@
               <w:end w:w="120" w:type="dxa"/>
             </w:tcMar>
             <w:vAlign w:val="center"/>
-            <w:shd w:fill="F5F8FB"/>
+            <w:shd w:fill="F4F8F6"/>
           </w:tcPr>
           <w:p>
             <w:pPr>
@@ -6330,7 +6330,7 @@
             <w:r>
               <w:rPr>
                 <w:rFonts w:ascii="PT Sans" w:hAnsi="PT Sans" w:eastAsia="PT Sans" w:cs="PT Sans"/>
-                <w:color w:val="173B57"/>
+                <w:color w:val="173F38"/>
                 <w:sz w:val="18"/>
               </w:rPr>
               <w:t>NOT_COLLECTED</w:t>
@@ -6352,7 +6352,7 @@
               <w:end w:w="120" w:type="dxa"/>
             </w:tcMar>
             <w:vAlign w:val="center"/>
-            <w:shd w:fill="F5F8FB"/>
+            <w:shd w:fill="F4F8F6"/>
           </w:tcPr>
           <w:p>
             <w:pPr>
@@ -6386,7 +6386,7 @@
               <w:end w:w="120" w:type="dxa"/>
             </w:tcMar>
             <w:vAlign w:val="center"/>
-            <w:shd w:fill="F5F8FB"/>
+            <w:shd w:fill="F4F8F6"/>
           </w:tcPr>
           <w:p>
             <w:pPr>
@@ -6420,7 +6420,7 @@
               <w:end w:w="120" w:type="dxa"/>
             </w:tcMar>
             <w:vAlign w:val="center"/>
-            <w:shd w:fill="F5F8FB"/>
+            <w:shd w:fill="F4F8F6"/>
           </w:tcPr>
           <w:p>
             <w:pPr>
@@ -6474,7 +6474,7 @@
     <w:r>
       <w:rPr>
         <w:rFonts w:ascii="PT Sans" w:hAnsi="PT Sans" w:eastAsia="PT Sans" w:cs="PT Sans"/>
-        <w:color w:val="64748B"/>
+        <w:color w:val="5B7069"/>
         <w:sz w:val="18"/>
       </w:rPr>
       <w:fldChar w:fldCharType="begin"/>
@@ -6496,7 +6496,7 @@
       <w:rPr>
         <w:rFonts w:ascii="PT Sans" w:hAnsi="PT Sans" w:eastAsia="PT Sans" w:cs="PT Sans"/>
         <w:b/>
-        <w:color w:val="64748B"/>
+        <w:color w:val="5B7069"/>
         <w:sz w:val="18"/>
       </w:rPr>
       <w:t>EraSeMap | Научная работа</w:t>
@@ -6874,7 +6874,7 @@
     </w:pPr>
     <w:rPr>
       <w:rFonts w:ascii="PT Serif" w:hAnsi="PT Serif" w:eastAsia="PT Serif" w:cs="PT Serif"/>
-      <w:color w:val="1F2933"/>
+      <w:color w:val="173F38"/>
       <w:sz w:val="22"/>
     </w:rPr>
   </w:style>
@@ -6940,7 +6940,7 @@
       <w:rFonts w:asciiTheme="majorHAnsi" w:eastAsiaTheme="majorEastAsia" w:hAnsiTheme="majorHAnsi" w:cstheme="majorBidi" w:ascii="PT Sans" w:hAnsi="PT Sans" w:eastAsia="PT Sans" w:cs="PT Sans"/>
       <w:b/>
       <w:bCs/>
-      <w:color w:val="173B57"/>
+      <w:color w:val="173F38"/>
       <w:sz w:val="32"/>
       <w:szCs w:val="28"/>
     </w:rPr>
@@ -6964,7 +6964,7 @@
       <w:rFonts w:asciiTheme="majorHAnsi" w:eastAsiaTheme="majorEastAsia" w:hAnsiTheme="majorHAnsi" w:cstheme="majorBidi" w:ascii="PT Sans" w:hAnsi="PT Sans" w:eastAsia="PT Sans" w:cs="PT Sans"/>
       <w:b/>
       <w:bCs/>
-      <w:color w:val="2E6388"/>
+      <w:color w:val="2C6F63"/>
       <w:sz w:val="26"/>
       <w:szCs w:val="26"/>
     </w:rPr>
@@ -6988,7 +6988,7 @@
       <w:rFonts w:asciiTheme="majorHAnsi" w:eastAsiaTheme="majorEastAsia" w:hAnsiTheme="majorHAnsi" w:cstheme="majorBidi" w:ascii="PT Sans" w:hAnsi="PT Sans" w:eastAsia="PT Sans" w:cs="PT Sans"/>
       <w:b/>
       <w:bCs/>
-      <w:color w:val="173B57"/>
+      <w:color w:val="173F38"/>
       <w:sz w:val="24"/>
     </w:rPr>
   </w:style>
@@ -18594,7 +18594,7 @@
     <w:rPr>
       <w:rFonts w:ascii="PT Sans" w:hAnsi="PT Sans" w:eastAsia="PT Sans" w:cs="PT Sans"/>
       <w:i/>
-      <w:color w:val="64748B"/>
+      <w:color w:val="5B7069"/>
       <w:sz w:val="18"/>
     </w:rPr>
   </w:style>
@@ -18607,7 +18607,7 @@
     <w:rPr>
       <w:rFonts w:ascii="PT Serif" w:hAnsi="PT Serif" w:eastAsia="PT Serif" w:cs="PT Serif"/>
       <w:i/>
-      <w:color w:val="173B57"/>
+      <w:color w:val="173F38"/>
       <w:sz w:val="22"/>
     </w:rPr>
   </w:style>
